--- a/lab_1/Mishutin_1.docx
+++ b/lab_1/Mishutin_1.docx
@@ -4150,6 +4150,7 @@
         </w:rPr>
         <w:t>(по координате). При этом реализовать три схемы: явную, неявную и Кранка-</w:t>
       </w:r>
+      <w:proofErr w:type="spellStart"/>
       <w:r>
         <w:rPr>
           <w:rFonts w:ascii="Times New Roman" w:eastAsiaTheme="minorEastAsia" w:hAnsi="Times New Roman" w:cs="Times New Roman"/>
@@ -4174,6 +4175,7 @@
         </w:rPr>
         <w:t>сона</w:t>
       </w:r>
+      <w:proofErr w:type="spellEnd"/>
       <w:r>
         <w:rPr>
           <w:rFonts w:ascii="Times New Roman" w:eastAsiaTheme="minorEastAsia" w:hAnsi="Times New Roman" w:cs="Times New Roman"/>
@@ -4904,22 +4906,250 @@
         </w:rPr>
         <w:t xml:space="preserve">2.1 </w:t>
       </w:r>
+      <w:bookmarkEnd w:id="7"/>
       <w:r>
         <w:rPr>
           <w:rFonts w:eastAsiaTheme="minorEastAsia"/>
         </w:rPr>
-        <w:t xml:space="preserve">Отладка </w:t>
-      </w:r>
-      <w:r>
-        <w:t>метода</w:t>
-      </w:r>
-      <w:r>
-        <w:rPr>
-          <w:rFonts w:eastAsiaTheme="minorEastAsia"/>
-        </w:rPr>
-        <w:t xml:space="preserve"> с использованием модельных данных</w:t>
-      </w:r>
-      <w:bookmarkEnd w:id="7"/>
+        <w:t>Аппроксимация производных</w:t>
+      </w:r>
+    </w:p>
+    <w:p>
+      <w:pPr>
+        <w:keepNext/>
+      </w:pPr>
+      <w:r>
+        <w:rPr>
+          <w:rFonts w:ascii="Times New Roman" w:hAnsi="Times New Roman" w:cs="Times New Roman"/>
+          <w:sz w:val="28"/>
+          <w:szCs w:val="28"/>
+        </w:rPr>
+        <w:tab/>
+      </w:r>
+      <w:r>
+        <w:rPr>
+          <w:noProof/>
+          <w:sz w:val="28"/>
+          <w:szCs w:val="28"/>
+        </w:rPr>
+        <w:drawing>
+          <wp:inline distT="0" distB="0" distL="0" distR="0" wp14:anchorId="199948AB" wp14:editId="2922959D">
+            <wp:extent cx="5940425" cy="3665855"/>
+            <wp:effectExtent l="0" t="0" r="3175" b="0"/>
+            <wp:docPr id="1" name="Рисунок 1"/>
+            <wp:cNvGraphicFramePr>
+              <a:graphicFrameLocks xmlns:a="http://schemas.openxmlformats.org/drawingml/2006/main" noChangeAspect="1"/>
+            </wp:cNvGraphicFramePr>
+            <a:graphic xmlns:a="http://schemas.openxmlformats.org/drawingml/2006/main">
+              <a:graphicData uri="http://schemas.openxmlformats.org/drawingml/2006/picture">
+                <pic:pic xmlns:pic="http://schemas.openxmlformats.org/drawingml/2006/picture">
+                  <pic:nvPicPr>
+                    <pic:cNvPr id="0" name="Picture 1"/>
+                    <pic:cNvPicPr>
+                      <a:picLocks noChangeAspect="1" noChangeArrowheads="1"/>
+                    </pic:cNvPicPr>
+                  </pic:nvPicPr>
+                  <pic:blipFill>
+                    <a:blip r:embed="rId8" cstate="print">
+                      <a:extLst>
+                        <a:ext uri="{28A0092B-C50C-407E-A947-70E740481C1C}">
+                          <a14:useLocalDpi xmlns:a14="http://schemas.microsoft.com/office/drawing/2010/main" val="0"/>
+                        </a:ext>
+                      </a:extLst>
+                    </a:blip>
+                    <a:srcRect/>
+                    <a:stretch>
+                      <a:fillRect/>
+                    </a:stretch>
+                  </pic:blipFill>
+                  <pic:spPr bwMode="auto">
+                    <a:xfrm>
+                      <a:off x="0" y="0"/>
+                      <a:ext cx="5940425" cy="3665855"/>
+                    </a:xfrm>
+                    <a:prstGeom prst="rect">
+                      <a:avLst/>
+                    </a:prstGeom>
+                    <a:noFill/>
+                    <a:ln>
+                      <a:noFill/>
+                    </a:ln>
+                  </pic:spPr>
+                </pic:pic>
+              </a:graphicData>
+            </a:graphic>
+          </wp:inline>
+        </w:drawing>
+      </w:r>
+    </w:p>
+    <w:p>
+      <w:pPr>
+        <w:pStyle w:val="af1"/>
+      </w:pPr>
+      <w:r>
+        <w:t xml:space="preserve">Рисунок </w:t>
+      </w:r>
+      <w:fldSimple w:instr=" SEQ Рисунок \* ARABIC ">
+        <w:r>
+          <w:rPr>
+            <w:noProof/>
+          </w:rPr>
+          <w:t>1</w:t>
+        </w:r>
+      </w:fldSimple>
+      <w:r>
+        <w:t xml:space="preserve"> </w:t>
+      </w:r>
+      <w:r>
+        <w:t xml:space="preserve">Зависимость абсолютных ошибок от шага для </w:t>
+      </w:r>
+      <w:r>
+        <w:rPr>
+          <w:lang w:val="en-US"/>
+        </w:rPr>
+        <w:t>u</w:t>
+      </w:r>
+      <w:r>
+        <w:t>(</w:t>
+      </w:r>
+      <w:r>
+        <w:rPr>
+          <w:lang w:val="en-US"/>
+        </w:rPr>
+        <w:t>x</w:t>
+      </w:r>
+      <w:r>
+        <w:t>)=</w:t>
+      </w:r>
+      <w:r>
+        <w:rPr>
+          <w:lang w:val="en-US"/>
+        </w:rPr>
+        <w:t>sin</w:t>
+      </w:r>
+      <w:r>
+        <w:t>(</w:t>
+      </w:r>
+      <w:r>
+        <w:rPr>
+          <w:lang w:val="en-US"/>
+        </w:rPr>
+        <w:t>x</w:t>
+      </w:r>
+      <w:r>
+        <w:t>)</w:t>
+      </w:r>
+    </w:p>
+    <w:p>
+      <w:pPr>
+        <w:keepNext/>
+      </w:pPr>
+      <w:r>
+        <w:rPr>
+          <w:noProof/>
+        </w:rPr>
+        <w:lastRenderedPageBreak/>
+        <w:drawing>
+          <wp:inline distT="0" distB="0" distL="0" distR="0" wp14:anchorId="256DF325" wp14:editId="5BDFF0EE">
+            <wp:extent cx="5940425" cy="3686810"/>
+            <wp:effectExtent l="0" t="0" r="3175" b="0"/>
+            <wp:docPr id="2" name="Рисунок 2"/>
+            <wp:cNvGraphicFramePr>
+              <a:graphicFrameLocks xmlns:a="http://schemas.openxmlformats.org/drawingml/2006/main" noChangeAspect="1"/>
+            </wp:cNvGraphicFramePr>
+            <a:graphic xmlns:a="http://schemas.openxmlformats.org/drawingml/2006/main">
+              <a:graphicData uri="http://schemas.openxmlformats.org/drawingml/2006/picture">
+                <pic:pic xmlns:pic="http://schemas.openxmlformats.org/drawingml/2006/picture">
+                  <pic:nvPicPr>
+                    <pic:cNvPr id="0" name="Picture 3"/>
+                    <pic:cNvPicPr>
+                      <a:picLocks noChangeAspect="1" noChangeArrowheads="1"/>
+                    </pic:cNvPicPr>
+                  </pic:nvPicPr>
+                  <pic:blipFill>
+                    <a:blip r:embed="rId9" cstate="print">
+                      <a:extLst>
+                        <a:ext uri="{28A0092B-C50C-407E-A947-70E740481C1C}">
+                          <a14:useLocalDpi xmlns:a14="http://schemas.microsoft.com/office/drawing/2010/main" val="0"/>
+                        </a:ext>
+                      </a:extLst>
+                    </a:blip>
+                    <a:srcRect/>
+                    <a:stretch>
+                      <a:fillRect/>
+                    </a:stretch>
+                  </pic:blipFill>
+                  <pic:spPr bwMode="auto">
+                    <a:xfrm>
+                      <a:off x="0" y="0"/>
+                      <a:ext cx="5940425" cy="3686810"/>
+                    </a:xfrm>
+                    <a:prstGeom prst="rect">
+                      <a:avLst/>
+                    </a:prstGeom>
+                    <a:noFill/>
+                    <a:ln>
+                      <a:noFill/>
+                    </a:ln>
+                  </pic:spPr>
+                </pic:pic>
+              </a:graphicData>
+            </a:graphic>
+          </wp:inline>
+        </w:drawing>
+      </w:r>
+    </w:p>
+    <w:p>
+      <w:pPr>
+        <w:pStyle w:val="af1"/>
+      </w:pPr>
+      <w:r>
+        <w:t xml:space="preserve">Рисунок </w:t>
+      </w:r>
+      <w:fldSimple w:instr=" SEQ Рисунок \* ARABIC ">
+        <w:r>
+          <w:rPr>
+            <w:noProof/>
+          </w:rPr>
+          <w:t>2</w:t>
+        </w:r>
+      </w:fldSimple>
+      <w:r>
+        <w:t xml:space="preserve"> </w:t>
+      </w:r>
+      <w:r>
+        <w:t xml:space="preserve">Зависимость абсолютных ошибок от шага для </w:t>
+      </w:r>
+      <w:r>
+        <w:rPr>
+          <w:lang w:val="en-US"/>
+        </w:rPr>
+        <w:t>u</w:t>
+      </w:r>
+      <w:r>
+        <w:t>(</w:t>
+      </w:r>
+      <w:r>
+        <w:rPr>
+          <w:lang w:val="en-US"/>
+        </w:rPr>
+        <w:t>x</w:t>
+      </w:r>
+      <w:r>
+        <w:t>)=</w:t>
+      </w:r>
+      <w:r>
+        <w:t xml:space="preserve"> </w:t>
+      </w:r>
+      <w:r>
+        <w:rPr>
+          <w:lang w:val="en-US"/>
+        </w:rPr>
+        <w:t>x</w:t>
+      </w:r>
+      <w:r>
+        <w:t>^2</w:t>
+      </w:r>
     </w:p>
     <w:p>
       <w:pPr>
@@ -4954,6 +5184,7 @@
         </w:rPr>
         <w:t xml:space="preserve">Была использована среда </w:t>
       </w:r>
+      <w:proofErr w:type="spellStart"/>
       <w:r>
         <w:rPr>
           <w:rFonts w:ascii="Times New Roman" w:hAnsi="Times New Roman" w:cs="Times New Roman"/>
@@ -4965,6 +5196,7 @@
         </w:rPr>
         <w:t>IPython</w:t>
       </w:r>
+      <w:proofErr w:type="spellEnd"/>
       <w:r>
         <w:rPr>
           <w:rFonts w:ascii="Times New Roman" w:hAnsi="Times New Roman" w:cs="Times New Roman"/>
@@ -5023,6 +5255,7 @@
         </w:rPr>
         <w:t xml:space="preserve">): модули </w:t>
       </w:r>
+      <w:proofErr w:type="spellStart"/>
       <w:r>
         <w:rPr>
           <w:rFonts w:ascii="Times New Roman" w:hAnsi="Times New Roman" w:cs="Times New Roman"/>
@@ -5034,6 +5267,7 @@
         </w:rPr>
         <w:t>numpy</w:t>
       </w:r>
+      <w:proofErr w:type="spellEnd"/>
       <w:r>
         <w:rPr>
           <w:rFonts w:ascii="Times New Roman" w:hAnsi="Times New Roman" w:cs="Times New Roman"/>
@@ -5087,6 +5321,7 @@
         </w:rPr>
         <w:t xml:space="preserve"> </w:t>
       </w:r>
+      <w:proofErr w:type="spellStart"/>
       <w:r>
         <w:rPr>
           <w:rFonts w:ascii="Times New Roman" w:hAnsi="Times New Roman" w:cs="Times New Roman"/>
@@ -5096,7 +5331,7 @@
           <w:szCs w:val="28"/>
           <w:lang w:val="en-US"/>
         </w:rPr>
-        <w:t>matplotlib</w:t>
+        <w:t>py</w:t>
       </w:r>
       <w:r>
         <w:rPr>
@@ -5105,217 +5340,159 @@
           <w:iCs/>
           <w:sz w:val="28"/>
           <w:szCs w:val="28"/>
-        </w:rPr>
-        <w:t>.</w:t>
-      </w:r>
+          <w:lang w:val="en-US"/>
+        </w:rPr>
+        <w:t>lab</w:t>
+      </w:r>
+      <w:proofErr w:type="spellEnd"/>
       <w:r>
         <w:rPr>
           <w:rFonts w:ascii="Times New Roman" w:hAnsi="Times New Roman" w:cs="Times New Roman"/>
+          <w:sz w:val="28"/>
+          <w:szCs w:val="28"/>
+        </w:rPr>
+        <w:t xml:space="preserve"> </w:t>
+      </w:r>
+      <w:r>
+        <w:rPr>
+          <w:rFonts w:ascii="Times New Roman" w:hAnsi="Times New Roman" w:cs="Times New Roman"/>
+          <w:sz w:val="28"/>
+          <w:szCs w:val="28"/>
+        </w:rPr>
+        <w:t>–</w:t>
+      </w:r>
+      <w:r>
+        <w:rPr>
+          <w:rFonts w:ascii="Times New Roman" w:hAnsi="Times New Roman" w:cs="Times New Roman"/>
+          <w:sz w:val="28"/>
+          <w:szCs w:val="28"/>
+        </w:rPr>
+        <w:t xml:space="preserve"> </w:t>
+      </w:r>
+      <w:r>
+        <w:rPr>
+          <w:rFonts w:ascii="Times New Roman" w:hAnsi="Times New Roman" w:cs="Times New Roman"/>
+          <w:sz w:val="28"/>
+          <w:szCs w:val="28"/>
+        </w:rPr>
+        <w:t>для построения графиков</w:t>
+      </w:r>
+      <w:r>
+        <w:rPr>
+          <w:rFonts w:ascii="Times New Roman" w:hAnsi="Times New Roman" w:cs="Times New Roman"/>
+          <w:sz w:val="28"/>
+          <w:szCs w:val="28"/>
+        </w:rPr>
+        <w:t>;</w:t>
+      </w:r>
+      <w:r>
+        <w:rPr>
+          <w:rFonts w:ascii="Times New Roman" w:hAnsi="Times New Roman" w:cs="Times New Roman"/>
+          <w:sz w:val="28"/>
+          <w:szCs w:val="28"/>
+        </w:rPr>
+        <w:t xml:space="preserve"> </w:t>
+      </w:r>
+      <w:r>
+        <w:rPr>
+          <w:rFonts w:ascii="Times New Roman" w:hAnsi="Times New Roman" w:cs="Times New Roman"/>
+          <w:sz w:val="28"/>
+          <w:szCs w:val="28"/>
+        </w:rPr>
+        <w:t>функция</w:t>
+      </w:r>
+      <w:r>
+        <w:rPr>
+          <w:rFonts w:ascii="Times New Roman" w:eastAsiaTheme="minorEastAsia" w:hAnsi="Times New Roman" w:cs="Times New Roman"/>
+          <w:sz w:val="28"/>
+          <w:szCs w:val="28"/>
+        </w:rPr>
+        <w:t xml:space="preserve"> </w:t>
+      </w:r>
+      <w:r>
+        <w:rPr>
+          <w:rFonts w:ascii="Times New Roman" w:eastAsiaTheme="minorEastAsia" w:hAnsi="Times New Roman" w:cs="Times New Roman"/>
           <w:i/>
           <w:iCs/>
           <w:sz w:val="28"/>
           <w:szCs w:val="28"/>
           <w:lang w:val="en-US"/>
         </w:rPr>
-        <w:t>pyplot</w:t>
-      </w:r>
-      <w:r>
-        <w:rPr>
-          <w:rFonts w:ascii="Times New Roman" w:hAnsi="Times New Roman" w:cs="Times New Roman"/>
-          <w:sz w:val="28"/>
-          <w:szCs w:val="28"/>
-        </w:rPr>
-        <w:t xml:space="preserve"> </w:t>
-      </w:r>
-      <w:r>
-        <w:rPr>
-          <w:rFonts w:ascii="Times New Roman" w:hAnsi="Times New Roman" w:cs="Times New Roman"/>
-          <w:sz w:val="28"/>
-          <w:szCs w:val="28"/>
-        </w:rPr>
-        <w:t>–</w:t>
-      </w:r>
-      <w:r>
-        <w:rPr>
-          <w:rFonts w:ascii="Times New Roman" w:hAnsi="Times New Roman" w:cs="Times New Roman"/>
-          <w:sz w:val="28"/>
-          <w:szCs w:val="28"/>
-        </w:rPr>
-        <w:t xml:space="preserve"> </w:t>
-      </w:r>
-      <w:r>
-        <w:rPr>
-          <w:rFonts w:ascii="Times New Roman" w:hAnsi="Times New Roman" w:cs="Times New Roman"/>
-          <w:sz w:val="28"/>
-          <w:szCs w:val="28"/>
-        </w:rPr>
-        <w:t>для построения графиков</w:t>
-      </w:r>
-      <w:r>
-        <w:rPr>
-          <w:rFonts w:ascii="Times New Roman" w:hAnsi="Times New Roman" w:cs="Times New Roman"/>
-          <w:sz w:val="28"/>
-          <w:szCs w:val="28"/>
-        </w:rPr>
-        <w:t>;</w:t>
-      </w:r>
-      <w:r>
-        <w:rPr>
-          <w:rFonts w:ascii="Times New Roman" w:hAnsi="Times New Roman" w:cs="Times New Roman"/>
-          <w:sz w:val="28"/>
-          <w:szCs w:val="28"/>
-        </w:rPr>
-        <w:t xml:space="preserve"> </w:t>
-      </w:r>
-      <w:r>
-        <w:rPr>
-          <w:rFonts w:ascii="Times New Roman" w:hAnsi="Times New Roman" w:cs="Times New Roman"/>
+        <w:t>display</w:t>
+      </w:r>
+      <w:r>
+        <w:rPr>
+          <w:rFonts w:ascii="Times New Roman" w:eastAsiaTheme="minorEastAsia" w:hAnsi="Times New Roman" w:cs="Times New Roman"/>
+          <w:sz w:val="28"/>
+          <w:szCs w:val="28"/>
+        </w:rPr>
+        <w:t xml:space="preserve"> из модуля </w:t>
+      </w:r>
+      <w:proofErr w:type="spellStart"/>
+      <w:r>
+        <w:rPr>
+          <w:rFonts w:ascii="Times New Roman" w:eastAsiaTheme="minorEastAsia" w:hAnsi="Times New Roman" w:cs="Times New Roman"/>
           <w:i/>
           <w:iCs/>
           <w:sz w:val="28"/>
           <w:szCs w:val="28"/>
           <w:lang w:val="en-US"/>
         </w:rPr>
-        <w:t>PCA</w:t>
-      </w:r>
-      <w:r>
-        <w:rPr>
-          <w:rFonts w:ascii="Times New Roman" w:hAnsi="Times New Roman" w:cs="Times New Roman"/>
-          <w:sz w:val="28"/>
-          <w:szCs w:val="28"/>
-        </w:rPr>
-        <w:t xml:space="preserve"> </w:t>
-      </w:r>
-      <w:r>
-        <w:rPr>
-          <w:rFonts w:ascii="Times New Roman" w:hAnsi="Times New Roman" w:cs="Times New Roman"/>
-          <w:sz w:val="28"/>
-          <w:szCs w:val="28"/>
-        </w:rPr>
-        <w:t xml:space="preserve">из модуля </w:t>
-      </w:r>
-      <w:r>
-        <w:rPr>
-          <w:rFonts w:ascii="Times New Roman" w:hAnsi="Times New Roman" w:cs="Times New Roman"/>
+        <w:t>IPython</w:t>
+      </w:r>
+      <w:proofErr w:type="spellEnd"/>
+      <w:r>
+        <w:rPr>
+          <w:rFonts w:ascii="Times New Roman" w:eastAsiaTheme="minorEastAsia" w:hAnsi="Times New Roman" w:cs="Times New Roman"/>
           <w:i/>
           <w:iCs/>
           <w:sz w:val="28"/>
           <w:szCs w:val="28"/>
-          <w:lang w:val="en-US"/>
-        </w:rPr>
-        <w:t>sklearn</w:t>
-      </w:r>
-      <w:r>
-        <w:rPr>
-          <w:rFonts w:ascii="Times New Roman" w:hAnsi="Times New Roman" w:cs="Times New Roman"/>
+        </w:rPr>
+        <w:t>.</w:t>
+      </w:r>
+      <w:r>
+        <w:rPr>
+          <w:rFonts w:ascii="Times New Roman" w:eastAsiaTheme="minorEastAsia" w:hAnsi="Times New Roman" w:cs="Times New Roman"/>
           <w:i/>
           <w:iCs/>
           <w:sz w:val="28"/>
           <w:szCs w:val="28"/>
-        </w:rPr>
-        <w:t>.</w:t>
-      </w:r>
-      <w:r>
-        <w:rPr>
-          <w:rFonts w:ascii="Times New Roman" w:hAnsi="Times New Roman" w:cs="Times New Roman"/>
-          <w:i/>
-          <w:iCs/>
-          <w:sz w:val="28"/>
-          <w:szCs w:val="28"/>
           <w:lang w:val="en-US"/>
         </w:rPr>
-        <w:t>decomposition</w:t>
-      </w:r>
-      <w:r>
-        <w:rPr>
-          <w:rFonts w:ascii="Times New Roman" w:hAnsi="Times New Roman" w:cs="Times New Roman"/>
-          <w:sz w:val="28"/>
-          <w:szCs w:val="28"/>
-        </w:rPr>
-        <w:t xml:space="preserve"> </w:t>
-      </w:r>
-      <w:r>
-        <w:rPr>
-          <w:rFonts w:ascii="Times New Roman" w:hAnsi="Times New Roman" w:cs="Times New Roman"/>
-          <w:sz w:val="28"/>
-          <w:szCs w:val="28"/>
-        </w:rPr>
-        <w:t>для стандартизации матрицы наблюдений</w:t>
-      </w:r>
-      <w:r>
-        <w:rPr>
-          <w:rFonts w:ascii="Times New Roman" w:eastAsiaTheme="minorEastAsia" w:hAnsi="Times New Roman" w:cs="Times New Roman"/>
-          <w:sz w:val="28"/>
-          <w:szCs w:val="28"/>
-        </w:rPr>
-        <w:t xml:space="preserve"> и </w:t>
-      </w:r>
-      <w:r>
-        <w:rPr>
-          <w:rFonts w:ascii="Times New Roman" w:eastAsiaTheme="minorEastAsia" w:hAnsi="Times New Roman" w:cs="Times New Roman"/>
-          <w:i/>
-          <w:iCs/>
+        <w:t>display</w:t>
+      </w:r>
+      <w:r>
+        <w:rPr>
+          <w:rFonts w:ascii="Times New Roman" w:eastAsiaTheme="minorEastAsia" w:hAnsi="Times New Roman" w:cs="Times New Roman"/>
+          <w:sz w:val="28"/>
+          <w:szCs w:val="28"/>
+        </w:rPr>
+        <w:t xml:space="preserve"> для </w:t>
+      </w:r>
+      <w:r>
+        <w:rPr>
+          <w:rFonts w:ascii="Times New Roman" w:eastAsiaTheme="minorEastAsia" w:hAnsi="Times New Roman" w:cs="Times New Roman"/>
+          <w:sz w:val="28"/>
+          <w:szCs w:val="28"/>
+        </w:rPr>
+        <w:t xml:space="preserve">форматированного </w:t>
+      </w:r>
+      <w:r>
+        <w:rPr>
+          <w:rFonts w:ascii="Times New Roman" w:eastAsiaTheme="minorEastAsia" w:hAnsi="Times New Roman" w:cs="Times New Roman"/>
+          <w:sz w:val="28"/>
+          <w:szCs w:val="28"/>
+        </w:rPr>
+        <w:t xml:space="preserve">отображения </w:t>
+      </w:r>
+      <w:r>
+        <w:rPr>
+          <w:rFonts w:ascii="Times New Roman" w:eastAsiaTheme="minorEastAsia" w:hAnsi="Times New Roman" w:cs="Times New Roman"/>
           <w:sz w:val="28"/>
           <w:szCs w:val="28"/>
           <w:lang w:val="en-US"/>
         </w:rPr>
-        <w:t>display</w:t>
-      </w:r>
-      <w:r>
-        <w:rPr>
-          <w:rFonts w:ascii="Times New Roman" w:eastAsiaTheme="minorEastAsia" w:hAnsi="Times New Roman" w:cs="Times New Roman"/>
-          <w:sz w:val="28"/>
-          <w:szCs w:val="28"/>
-        </w:rPr>
-        <w:t xml:space="preserve"> из модуля </w:t>
-      </w:r>
-      <w:r>
-        <w:rPr>
-          <w:rFonts w:ascii="Times New Roman" w:eastAsiaTheme="minorEastAsia" w:hAnsi="Times New Roman" w:cs="Times New Roman"/>
-          <w:i/>
-          <w:iCs/>
-          <w:sz w:val="28"/>
-          <w:szCs w:val="28"/>
-          <w:lang w:val="en-US"/>
-        </w:rPr>
-        <w:t>IPython</w:t>
-      </w:r>
-      <w:r>
-        <w:rPr>
-          <w:rFonts w:ascii="Times New Roman" w:eastAsiaTheme="minorEastAsia" w:hAnsi="Times New Roman" w:cs="Times New Roman"/>
-          <w:i/>
-          <w:iCs/>
-          <w:sz w:val="28"/>
-          <w:szCs w:val="28"/>
-        </w:rPr>
-        <w:t>.</w:t>
-      </w:r>
-      <w:r>
-        <w:rPr>
-          <w:rFonts w:ascii="Times New Roman" w:eastAsiaTheme="minorEastAsia" w:hAnsi="Times New Roman" w:cs="Times New Roman"/>
-          <w:i/>
-          <w:iCs/>
-          <w:sz w:val="28"/>
-          <w:szCs w:val="28"/>
-          <w:lang w:val="en-US"/>
-        </w:rPr>
-        <w:t>display</w:t>
-      </w:r>
-      <w:r>
-        <w:rPr>
-          <w:rFonts w:ascii="Times New Roman" w:eastAsiaTheme="minorEastAsia" w:hAnsi="Times New Roman" w:cs="Times New Roman"/>
-          <w:sz w:val="28"/>
-          <w:szCs w:val="28"/>
-        </w:rPr>
-        <w:t xml:space="preserve"> для отображения </w:t>
-      </w:r>
-      <w:r>
-        <w:rPr>
-          <w:rFonts w:ascii="Times New Roman" w:eastAsiaTheme="minorEastAsia" w:hAnsi="Times New Roman" w:cs="Times New Roman"/>
-          <w:sz w:val="28"/>
-          <w:szCs w:val="28"/>
-          <w:lang w:val="en-US"/>
-        </w:rPr>
         <w:t>pandas</w:t>
       </w:r>
       <w:r>
@@ -5324,7 +5501,25 @@
           <w:sz w:val="28"/>
           <w:szCs w:val="28"/>
         </w:rPr>
-        <w:t>’ских таблиц в браузере</w:t>
+        <w:t>’</w:t>
+      </w:r>
+      <w:proofErr w:type="spellStart"/>
+      <w:r>
+        <w:rPr>
+          <w:rFonts w:ascii="Times New Roman" w:eastAsiaTheme="minorEastAsia" w:hAnsi="Times New Roman" w:cs="Times New Roman"/>
+          <w:sz w:val="28"/>
+          <w:szCs w:val="28"/>
+        </w:rPr>
+        <w:t>ских</w:t>
+      </w:r>
+      <w:proofErr w:type="spellEnd"/>
+      <w:r>
+        <w:rPr>
+          <w:rFonts w:ascii="Times New Roman" w:eastAsiaTheme="minorEastAsia" w:hAnsi="Times New Roman" w:cs="Times New Roman"/>
+          <w:sz w:val="28"/>
+          <w:szCs w:val="28"/>
+        </w:rPr>
+        <w:t xml:space="preserve"> таблиц в браузере</w:t>
       </w:r>
       <w:r>
         <w:rPr>
@@ -5439,7 +5634,7 @@
         </w:rPr>
         <w:tab/>
       </w:r>
-      <w:hyperlink r:id="rId8" w:history="1">
+      <w:hyperlink r:id="rId10" w:history="1">
         <w:r>
           <w:rPr>
             <w:rStyle w:val="ae"/>
@@ -5449,6 +5644,7 @@
           </w:rPr>
           <w:t xml:space="preserve">Основы работы с </w:t>
         </w:r>
+        <w:proofErr w:type="spellStart"/>
         <w:r>
           <w:rPr>
             <w:rStyle w:val="ae"/>
@@ -5461,6 +5657,7 @@
           </w:rPr>
           <w:t>numpy</w:t>
         </w:r>
+        <w:proofErr w:type="spellEnd"/>
         <w:r>
           <w:rPr>
             <w:rStyle w:val="ae"/>
@@ -5600,7 +5797,6 @@
       </w:pPr>
       <w:bookmarkStart w:id="11" w:name="_Toc57994409"/>
       <w:r>
-        <w:lastRenderedPageBreak/>
         <w:t>6</w:t>
       </w:r>
       <w:r>
@@ -5617,7 +5813,7 @@
         </w:rPr>
         <w:tab/>
       </w:r>
-      <w:hyperlink r:id="rId9" w:history="1">
+      <w:hyperlink r:id="rId11" w:history="1">
         <w:r>
           <w:rPr>
             <w:rStyle w:val="ae"/>
@@ -5676,12 +5872,12 @@
       </w:hyperlink>
     </w:p>
     <w:sectPr>
-      <w:headerReference w:type="even" r:id="rId10"/>
-      <w:headerReference w:type="default" r:id="rId11"/>
-      <w:footerReference w:type="even" r:id="rId12"/>
-      <w:footerReference w:type="default" r:id="rId13"/>
-      <w:headerReference w:type="first" r:id="rId14"/>
-      <w:footerReference w:type="first" r:id="rId15"/>
+      <w:headerReference w:type="even" r:id="rId12"/>
+      <w:headerReference w:type="default" r:id="rId13"/>
+      <w:footerReference w:type="even" r:id="rId14"/>
+      <w:footerReference w:type="default" r:id="rId15"/>
+      <w:headerReference w:type="first" r:id="rId16"/>
+      <w:footerReference w:type="first" r:id="rId17"/>
       <w:pgSz w:w="11906" w:h="16838"/>
       <w:pgMar w:top="1134" w:right="850" w:bottom="1134" w:left="1701" w:header="708" w:footer="708" w:gutter="0"/>
       <w:cols w:space="708"/>

--- a/lab_1/Mishutin_1.docx
+++ b/lab_1/Mishutin_1.docx
@@ -441,7 +441,7 @@
           <w:r>
             <w:fldChar w:fldCharType="separate"/>
           </w:r>
-          <w:hyperlink w:anchor="_Toc57994399" w:history="1">
+          <w:hyperlink w:anchor="_Toc58179048" w:history="1">
             <w:r>
               <w:rPr>
                 <w:rStyle w:val="ae"/>
@@ -468,7 +468,7 @@
                 <w:noProof/>
                 <w:webHidden/>
               </w:rPr>
-              <w:instrText xml:space="preserve"> PAGEREF _Toc57994399 \h </w:instrText>
+              <w:instrText xml:space="preserve"> PAGEREF _Toc58179048 \h </w:instrText>
             </w:r>
             <w:r>
               <w:rPr>
@@ -511,7 +511,7 @@
               <w:noProof/>
             </w:rPr>
           </w:pPr>
-          <w:hyperlink w:anchor="_Toc57994400" w:history="1">
+          <w:hyperlink w:anchor="_Toc58179049" w:history="1">
             <w:r>
               <w:rPr>
                 <w:rStyle w:val="ae"/>
@@ -553,7 +553,7 @@
                 <w:noProof/>
                 <w:webHidden/>
               </w:rPr>
-              <w:instrText xml:space="preserve"> PAGEREF _Toc57994400 \h </w:instrText>
+              <w:instrText xml:space="preserve"> PAGEREF _Toc58179049 \h </w:instrText>
             </w:r>
             <w:r>
               <w:rPr>
@@ -595,7 +595,7 @@
               <w:noProof/>
             </w:rPr>
           </w:pPr>
-          <w:hyperlink w:anchor="_Toc57994401" w:history="1">
+          <w:hyperlink w:anchor="_Toc58179050" w:history="1">
             <w:r>
               <w:rPr>
                 <w:rStyle w:val="ae"/>
@@ -622,7 +622,7 @@
                 <w:noProof/>
                 <w:webHidden/>
               </w:rPr>
-              <w:instrText xml:space="preserve"> PAGEREF _Toc57994401 \h </w:instrText>
+              <w:instrText xml:space="preserve"> PAGEREF _Toc58179050 \h </w:instrText>
             </w:r>
             <w:r>
               <w:rPr>
@@ -664,7 +664,7 @@
               <w:noProof/>
             </w:rPr>
           </w:pPr>
-          <w:hyperlink w:anchor="_Toc57994402" w:history="1">
+          <w:hyperlink w:anchor="_Toc58179051" w:history="1">
             <w:r>
               <w:rPr>
                 <w:rStyle w:val="ae"/>
@@ -691,7 +691,7 @@
                 <w:noProof/>
                 <w:webHidden/>
               </w:rPr>
-              <w:instrText xml:space="preserve"> PAGEREF _Toc57994402 \h </w:instrText>
+              <w:instrText xml:space="preserve"> PAGEREF _Toc58179051 \h </w:instrText>
             </w:r>
             <w:r>
               <w:rPr>
@@ -733,7 +733,7 @@
               <w:noProof/>
             </w:rPr>
           </w:pPr>
-          <w:hyperlink w:anchor="_Toc57994403" w:history="1">
+          <w:hyperlink w:anchor="_Toc58179052" w:history="1">
             <w:r>
               <w:rPr>
                 <w:rStyle w:val="ae"/>
@@ -760,7 +760,7 @@
                 <w:noProof/>
                 <w:webHidden/>
               </w:rPr>
-              <w:instrText xml:space="preserve"> PAGEREF _Toc57994403 \h </w:instrText>
+              <w:instrText xml:space="preserve"> PAGEREF _Toc58179052 \h </w:instrText>
             </w:r>
             <w:r>
               <w:rPr>
@@ -802,7 +802,7 @@
               <w:noProof/>
             </w:rPr>
           </w:pPr>
-          <w:hyperlink w:anchor="_Toc57994404" w:history="1">
+          <w:hyperlink w:anchor="_Toc58179053" w:history="1">
             <w:r>
               <w:rPr>
                 <w:rStyle w:val="ae"/>
@@ -829,7 +829,7 @@
                 <w:noProof/>
                 <w:webHidden/>
               </w:rPr>
-              <w:instrText xml:space="preserve"> PAGEREF _Toc57994404 \h </w:instrText>
+              <w:instrText xml:space="preserve"> PAGEREF _Toc58179053 \h </w:instrText>
             </w:r>
             <w:r>
               <w:rPr>
@@ -849,7 +849,7 @@
                 <w:noProof/>
                 <w:webHidden/>
               </w:rPr>
-              <w:t>4</w:t>
+              <w:t>5</w:t>
             </w:r>
             <w:r>
               <w:rPr>
@@ -871,13 +871,13 @@
               <w:noProof/>
             </w:rPr>
           </w:pPr>
-          <w:hyperlink w:anchor="_Toc57994405" w:history="1">
+          <w:hyperlink w:anchor="_Toc58179054" w:history="1">
             <w:r>
               <w:rPr>
                 <w:rStyle w:val="ae"/>
                 <w:noProof/>
               </w:rPr>
-              <w:t>2.1 Отладка метода с использованием модельных данных</w:t>
+              <w:t>2.1 Аппроксимация производных</w:t>
             </w:r>
             <w:r>
               <w:rPr>
@@ -898,7 +898,7 @@
                 <w:noProof/>
                 <w:webHidden/>
               </w:rPr>
-              <w:instrText xml:space="preserve"> PAGEREF _Toc57994405 \h </w:instrText>
+              <w:instrText xml:space="preserve"> PAGEREF _Toc58179054 \h </w:instrText>
             </w:r>
             <w:r>
               <w:rPr>
@@ -918,7 +918,7 @@
                 <w:noProof/>
                 <w:webHidden/>
               </w:rPr>
-              <w:t>4</w:t>
+              <w:t>5</w:t>
             </w:r>
             <w:r>
               <w:rPr>
@@ -940,7 +940,7 @@
               <w:noProof/>
             </w:rPr>
           </w:pPr>
-          <w:hyperlink w:anchor="_Toc57994406" w:history="1">
+          <w:hyperlink w:anchor="_Toc58179055" w:history="1">
             <w:r>
               <w:rPr>
                 <w:rStyle w:val="ae"/>
@@ -967,7 +967,7 @@
                 <w:noProof/>
                 <w:webHidden/>
               </w:rPr>
-              <w:instrText xml:space="preserve"> PAGEREF _Toc57994406 \h </w:instrText>
+              <w:instrText xml:space="preserve"> PAGEREF _Toc58179055 \h </w:instrText>
             </w:r>
             <w:r>
               <w:rPr>
@@ -987,7 +987,7 @@
                 <w:noProof/>
                 <w:webHidden/>
               </w:rPr>
-              <w:t>4</w:t>
+              <w:t>8</w:t>
             </w:r>
             <w:r>
               <w:rPr>
@@ -1009,7 +1009,7 @@
               <w:noProof/>
             </w:rPr>
           </w:pPr>
-          <w:hyperlink w:anchor="_Toc57994407" w:history="1">
+          <w:hyperlink w:anchor="_Toc58179056" w:history="1">
             <w:r>
               <w:rPr>
                 <w:rStyle w:val="ae"/>
@@ -1036,7 +1036,7 @@
                 <w:noProof/>
                 <w:webHidden/>
               </w:rPr>
-              <w:instrText xml:space="preserve"> PAGEREF _Toc57994407 \h </w:instrText>
+              <w:instrText xml:space="preserve"> PAGEREF _Toc58179056 \h </w:instrText>
             </w:r>
             <w:r>
               <w:rPr>
@@ -1056,7 +1056,7 @@
                 <w:noProof/>
                 <w:webHidden/>
               </w:rPr>
-              <w:t>4</w:t>
+              <w:t>8</w:t>
             </w:r>
             <w:r>
               <w:rPr>
@@ -1078,7 +1078,7 @@
               <w:noProof/>
             </w:rPr>
           </w:pPr>
-          <w:hyperlink w:anchor="_Toc57994408" w:history="1">
+          <w:hyperlink w:anchor="_Toc58179057" w:history="1">
             <w:r>
               <w:rPr>
                 <w:rStyle w:val="ae"/>
@@ -1105,7 +1105,7 @@
                 <w:noProof/>
                 <w:webHidden/>
               </w:rPr>
-              <w:instrText xml:space="preserve"> PAGEREF _Toc57994408 \h </w:instrText>
+              <w:instrText xml:space="preserve"> PAGEREF _Toc58179057 \h </w:instrText>
             </w:r>
             <w:r>
               <w:rPr>
@@ -1125,7 +1125,7 @@
                 <w:noProof/>
                 <w:webHidden/>
               </w:rPr>
-              <w:t>4</w:t>
+              <w:t>9</w:t>
             </w:r>
             <w:r>
               <w:rPr>
@@ -1147,7 +1147,7 @@
               <w:noProof/>
             </w:rPr>
           </w:pPr>
-          <w:hyperlink w:anchor="_Toc57994409" w:history="1">
+          <w:hyperlink w:anchor="_Toc58179058" w:history="1">
             <w:r>
               <w:rPr>
                 <w:rStyle w:val="ae"/>
@@ -1174,7 +1174,7 @@
                 <w:noProof/>
                 <w:webHidden/>
               </w:rPr>
-              <w:instrText xml:space="preserve"> PAGEREF _Toc57994409 \h </w:instrText>
+              <w:instrText xml:space="preserve"> PAGEREF _Toc58179058 \h </w:instrText>
             </w:r>
             <w:r>
               <w:rPr>
@@ -1194,7 +1194,7 @@
                 <w:noProof/>
                 <w:webHidden/>
               </w:rPr>
-              <w:t>4</w:t>
+              <w:t>9</w:t>
             </w:r>
             <w:r>
               <w:rPr>
@@ -1244,7 +1244,7 @@
       <w:pPr>
         <w:pStyle w:val="1"/>
       </w:pPr>
-      <w:bookmarkStart w:id="1" w:name="_Toc57994399"/>
+      <w:bookmarkStart w:id="1" w:name="_Toc58179048"/>
       <w:r>
         <w:lastRenderedPageBreak/>
         <w:t>1 Постановка задачи</w:t>
@@ -1263,7 +1263,7 @@
           <w:lang w:val="en-US"/>
         </w:rPr>
       </w:pPr>
-      <w:bookmarkStart w:id="2" w:name="_Toc57994400"/>
+      <w:bookmarkStart w:id="2" w:name="_Toc58179049"/>
       <w:r>
         <w:rPr>
           <w:rFonts w:eastAsiaTheme="minorEastAsia"/>
@@ -2960,7 +2960,7 @@
       <w:pPr>
         <w:pStyle w:val="2"/>
       </w:pPr>
-      <w:bookmarkStart w:id="3" w:name="_Toc57994401"/>
+      <w:bookmarkStart w:id="3" w:name="_Toc58179050"/>
       <w:r>
         <w:t xml:space="preserve">1.2 </w:t>
       </w:r>
@@ -3557,7 +3557,7 @@
           <w:rFonts w:eastAsiaTheme="minorEastAsia"/>
         </w:rPr>
       </w:pPr>
-      <w:bookmarkStart w:id="4" w:name="_Toc57994402"/>
+      <w:bookmarkStart w:id="4" w:name="_Toc58179051"/>
       <w:r>
         <w:rPr>
           <w:rFonts w:eastAsiaTheme="minorEastAsia"/>
@@ -4150,32 +4150,14 @@
         </w:rPr>
         <w:t>(по координате). При этом реализовать три схемы: явную, неявную и Кранка-</w:t>
       </w:r>
-      <w:proofErr w:type="spellStart"/>
       <w:r>
         <w:rPr>
           <w:rFonts w:ascii="Times New Roman" w:eastAsiaTheme="minorEastAsia" w:hAnsi="Times New Roman" w:cs="Times New Roman"/>
           <w:sz w:val="28"/>
           <w:szCs w:val="28"/>
         </w:rPr>
-        <w:t>Никол</w:t>
-      </w:r>
-      <w:r>
-        <w:rPr>
-          <w:rFonts w:ascii="Times New Roman" w:eastAsiaTheme="minorEastAsia" w:hAnsi="Times New Roman" w:cs="Times New Roman"/>
-          <w:sz w:val="28"/>
-          <w:szCs w:val="28"/>
-        </w:rPr>
-        <w:t>ь</w:t>
-      </w:r>
-      <w:r>
-        <w:rPr>
-          <w:rFonts w:ascii="Times New Roman" w:eastAsiaTheme="minorEastAsia" w:hAnsi="Times New Roman" w:cs="Times New Roman"/>
-          <w:sz w:val="28"/>
-          <w:szCs w:val="28"/>
-        </w:rPr>
-        <w:t>сона</w:t>
-      </w:r>
-      <w:proofErr w:type="spellEnd"/>
+        <w:t>Николсона</w:t>
+      </w:r>
       <w:r>
         <w:rPr>
           <w:rFonts w:ascii="Times New Roman" w:eastAsiaTheme="minorEastAsia" w:hAnsi="Times New Roman" w:cs="Times New Roman"/>
@@ -4192,7 +4174,7 @@
           <w:rFonts w:eastAsiaTheme="minorEastAsia"/>
         </w:rPr>
       </w:pPr>
-      <w:bookmarkStart w:id="5" w:name="_Toc57994403"/>
+      <w:bookmarkStart w:id="5" w:name="_Toc58179052"/>
       <w:r>
         <w:rPr>
           <w:rFonts w:eastAsiaTheme="minorEastAsia"/>
@@ -4668,16 +4650,7 @@
               <w:sz w:val="28"/>
               <w:szCs w:val="28"/>
             </w:rPr>
-            <m:t xml:space="preserve">=0 при </m:t>
-          </m:r>
-          <m:r>
-            <w:rPr>
-              <w:rFonts w:ascii="Cambria Math" w:eastAsiaTheme="minorEastAsia" w:hAnsi="Cambria Math"/>
-              <w:sz w:val="28"/>
-              <w:szCs w:val="28"/>
-              <w:lang w:val="en-US"/>
-            </w:rPr>
-            <m:t>∀t</m:t>
+            <m:t>=0</m:t>
           </m:r>
         </m:oMath>
       </m:oMathPara>
@@ -4873,7 +4846,7 @@
           <w:bCs w:val="0"/>
         </w:rPr>
       </w:pPr>
-      <w:bookmarkStart w:id="6" w:name="_Toc57994404"/>
+      <w:bookmarkStart w:id="6" w:name="_Toc58179053"/>
       <w:r>
         <w:rPr>
           <w:rStyle w:val="a7"/>
@@ -4895,37 +4868,269 @@
     <w:p>
       <w:pPr>
         <w:pStyle w:val="2"/>
-        <w:rPr>
-          <w:rFonts w:eastAsiaTheme="minorEastAsia"/>
-        </w:rPr>
-      </w:pPr>
-      <w:bookmarkStart w:id="7" w:name="_Toc57994405"/>
-      <w:r>
-        <w:rPr>
-          <w:rFonts w:eastAsiaTheme="minorEastAsia"/>
-        </w:rPr>
+      </w:pPr>
+      <w:bookmarkStart w:id="7" w:name="_Toc58179054"/>
+      <w:r>
         <w:t xml:space="preserve">2.1 </w:t>
       </w:r>
+      <w:r>
+        <w:t>Аппроксимация производных</w:t>
+      </w:r>
       <w:bookmarkEnd w:id="7"/>
-      <w:r>
-        <w:rPr>
-          <w:rFonts w:eastAsiaTheme="minorEastAsia"/>
-        </w:rPr>
-        <w:t>Аппроксимация производных</w:t>
-      </w:r>
     </w:p>
     <w:p>
       <w:pPr>
+        <w:ind w:firstLine="708"/>
+        <w:rPr>
+          <w:rFonts w:ascii="Times New Roman" w:eastAsiaTheme="minorEastAsia" w:hAnsi="Times New Roman" w:cs="Times New Roman"/>
+          <w:sz w:val="28"/>
+          <w:szCs w:val="28"/>
+        </w:rPr>
+      </w:pPr>
+      <w:r>
+        <w:rPr>
+          <w:rFonts w:ascii="Times New Roman" w:hAnsi="Times New Roman" w:cs="Times New Roman"/>
+          <w:sz w:val="28"/>
+          <w:szCs w:val="28"/>
+        </w:rPr>
+        <w:t>Как видно из графиков и таблиц</w:t>
+      </w:r>
+      <w:r>
+        <w:rPr>
+          <w:rFonts w:ascii="Times New Roman" w:hAnsi="Times New Roman" w:cs="Times New Roman"/>
+          <w:sz w:val="28"/>
+          <w:szCs w:val="28"/>
+        </w:rPr>
+        <w:t xml:space="preserve">, </w:t>
+      </w:r>
+      <w:r>
+        <w:rPr>
+          <w:rFonts w:ascii="Times New Roman" w:hAnsi="Times New Roman" w:cs="Times New Roman"/>
+          <w:sz w:val="28"/>
+          <w:szCs w:val="28"/>
+        </w:rPr>
+        <w:t xml:space="preserve">приведённых ниже, разностные схемы дают лучший результат примерно в середине отрезка </w:t>
+      </w:r>
+      <m:oMath>
+        <m:d>
+          <m:dPr>
+            <m:begChr m:val="["/>
+            <m:endChr m:val="]"/>
+            <m:ctrlPr>
+              <w:rPr>
+                <w:rFonts w:ascii="Cambria Math" w:hAnsi="Cambria Math" w:cs="Times New Roman"/>
+                <w:i/>
+                <w:sz w:val="28"/>
+                <w:szCs w:val="28"/>
+              </w:rPr>
+            </m:ctrlPr>
+          </m:dPr>
+          <m:e>
+            <m:sSup>
+              <m:sSupPr>
+                <m:ctrlPr>
+                  <w:rPr>
+                    <w:rFonts w:ascii="Cambria Math" w:hAnsi="Cambria Math" w:cs="Times New Roman"/>
+                    <w:i/>
+                    <w:sz w:val="28"/>
+                    <w:szCs w:val="28"/>
+                  </w:rPr>
+                </m:ctrlPr>
+              </m:sSupPr>
+              <m:e>
+                <m:r>
+                  <w:rPr>
+                    <w:rFonts w:ascii="Cambria Math" w:hAnsi="Cambria Math" w:cs="Times New Roman"/>
+                    <w:sz w:val="28"/>
+                    <w:szCs w:val="28"/>
+                  </w:rPr>
+                  <m:t>10</m:t>
+                </m:r>
+              </m:e>
+              <m:sup>
+                <m:r>
+                  <w:rPr>
+                    <w:rFonts w:ascii="Cambria Math" w:hAnsi="Cambria Math" w:cs="Times New Roman"/>
+                    <w:sz w:val="28"/>
+                    <w:szCs w:val="28"/>
+                  </w:rPr>
+                  <m:t>-16</m:t>
+                </m:r>
+              </m:sup>
+            </m:sSup>
+            <m:r>
+              <w:rPr>
+                <w:rFonts w:ascii="Cambria Math" w:hAnsi="Cambria Math" w:cs="Times New Roman"/>
+                <w:sz w:val="28"/>
+                <w:szCs w:val="28"/>
+              </w:rPr>
+              <m:t>,1</m:t>
+            </m:r>
+          </m:e>
+        </m:d>
+      </m:oMath>
+      <w:r>
+        <w:rPr>
+          <w:rFonts w:ascii="Times New Roman" w:eastAsiaTheme="minorEastAsia" w:hAnsi="Times New Roman" w:cs="Times New Roman"/>
+          <w:sz w:val="28"/>
+          <w:szCs w:val="28"/>
+        </w:rPr>
+        <w:t>. Такой результат обусловлен как свойствами самой функции, так и ошибкой компьютерных вычислений.</w:t>
+      </w:r>
+    </w:p>
+    <w:p>
+      <w:pPr>
+        <w:ind w:firstLine="708"/>
+        <w:rPr>
+          <w:rFonts w:ascii="Times New Roman" w:eastAsiaTheme="minorEastAsia" w:hAnsi="Times New Roman" w:cs="Times New Roman"/>
+          <w:iCs/>
+          <w:sz w:val="28"/>
+          <w:szCs w:val="28"/>
+          <w:lang w:val="en-US"/>
+        </w:rPr>
+      </w:pPr>
+      <w:r>
+        <w:rPr>
+          <w:rFonts w:ascii="Times New Roman" w:eastAsiaTheme="minorEastAsia" w:hAnsi="Times New Roman" w:cs="Times New Roman"/>
+          <w:sz w:val="28"/>
+          <w:szCs w:val="28"/>
+        </w:rPr>
+        <w:t xml:space="preserve">Таким образом, с одной стороны, при росте </w:t>
+      </w:r>
+      <m:oMath>
+        <m:r>
+          <w:rPr>
+            <w:rFonts w:ascii="Cambria Math" w:eastAsiaTheme="minorEastAsia" w:hAnsi="Cambria Math" w:cs="Times New Roman"/>
+            <w:sz w:val="28"/>
+            <w:szCs w:val="28"/>
+          </w:rPr>
+          <m:t>h</m:t>
+        </m:r>
+      </m:oMath>
+      <w:r>
+        <w:rPr>
+          <w:rFonts w:ascii="Times New Roman" w:eastAsiaTheme="minorEastAsia" w:hAnsi="Times New Roman" w:cs="Times New Roman"/>
+          <w:sz w:val="28"/>
+          <w:szCs w:val="28"/>
+        </w:rPr>
+        <w:t xml:space="preserve"> должна возрастать ошибка, что и наблюдается при </w:t>
+      </w:r>
+      <m:oMath>
+        <m:r>
+          <w:rPr>
+            <w:rFonts w:ascii="Cambria Math" w:eastAsiaTheme="minorEastAsia" w:hAnsi="Cambria Math" w:cs="Times New Roman"/>
+            <w:sz w:val="28"/>
+            <w:szCs w:val="28"/>
+          </w:rPr>
+          <m:t>h≥1e-9</m:t>
+        </m:r>
+      </m:oMath>
+      <w:r>
+        <w:rPr>
+          <w:rFonts w:ascii="Times New Roman" w:eastAsiaTheme="minorEastAsia" w:hAnsi="Times New Roman" w:cs="Times New Roman"/>
+          <w:sz w:val="28"/>
+          <w:szCs w:val="28"/>
+        </w:rPr>
+        <w:t xml:space="preserve">. </w:t>
+      </w:r>
+      <w:r>
+        <w:rPr>
+          <w:rFonts w:ascii="Times New Roman" w:eastAsiaTheme="minorEastAsia" w:hAnsi="Times New Roman" w:cs="Times New Roman"/>
+          <w:sz w:val="28"/>
+          <w:szCs w:val="28"/>
+        </w:rPr>
+        <w:t>С другой, при оперировании с достаточно близкими числами так же возникают ошибки, что и происходит при остальных значениях шага (</w:t>
+      </w:r>
+      <m:oMath>
+        <m:r>
+          <w:rPr>
+            <w:rFonts w:ascii="Cambria Math" w:eastAsiaTheme="minorEastAsia" w:hAnsi="Cambria Math" w:cs="Times New Roman"/>
+            <w:sz w:val="28"/>
+            <w:szCs w:val="28"/>
+          </w:rPr>
+          <m:t>h</m:t>
+        </m:r>
+        <m:r>
+          <w:rPr>
+            <w:rFonts w:ascii="Cambria Math" w:eastAsiaTheme="minorEastAsia" w:hAnsi="Cambria Math" w:cs="Times New Roman"/>
+            <w:sz w:val="28"/>
+            <w:szCs w:val="28"/>
+          </w:rPr>
+          <m:t>&lt;</m:t>
+        </m:r>
+        <m:r>
+          <w:rPr>
+            <w:rFonts w:ascii="Cambria Math" w:eastAsiaTheme="minorEastAsia" w:hAnsi="Cambria Math" w:cs="Times New Roman"/>
+            <w:sz w:val="28"/>
+            <w:szCs w:val="28"/>
+          </w:rPr>
+          <m:t>1e-9</m:t>
+        </m:r>
+      </m:oMath>
+      <w:r>
+        <w:rPr>
+          <w:rFonts w:ascii="Times New Roman" w:eastAsiaTheme="minorEastAsia" w:hAnsi="Times New Roman" w:cs="Times New Roman"/>
+          <w:sz w:val="28"/>
+          <w:szCs w:val="28"/>
+        </w:rPr>
+        <w:t>).</w:t>
+      </w:r>
+    </w:p>
+    <w:p>
+      <w:pPr>
+        <w:pStyle w:val="af1"/>
         <w:keepNext/>
       </w:pPr>
       <w:r>
-        <w:rPr>
-          <w:rFonts w:ascii="Times New Roman" w:hAnsi="Times New Roman" w:cs="Times New Roman"/>
-          <w:sz w:val="28"/>
-          <w:szCs w:val="28"/>
-        </w:rPr>
-        <w:tab/>
-      </w:r>
+        <w:lastRenderedPageBreak/>
+        <w:t xml:space="preserve">Рисунок </w:t>
+      </w:r>
+      <w:r>
+        <w:fldChar w:fldCharType="begin"/>
+      </w:r>
+      <w:r>
+        <w:instrText xml:space="preserve"> SEQ Рисунок \* ARABIC </w:instrText>
+      </w:r>
+      <w:r>
+        <w:fldChar w:fldCharType="separate"/>
+      </w:r>
+      <w:r>
+        <w:rPr>
+          <w:noProof/>
+        </w:rPr>
+        <w:t>1</w:t>
+      </w:r>
+      <w:r>
+        <w:rPr>
+          <w:noProof/>
+        </w:rPr>
+        <w:fldChar w:fldCharType="end"/>
+      </w:r>
+      <w:r>
+        <w:t xml:space="preserve"> </w:t>
+      </w:r>
+      <w:r>
+        <w:t>Зависимость абсолютных ошибок</w:t>
+      </w:r>
+      <w:r>
+        <w:t xml:space="preserve"> в конкретной точке</w:t>
+      </w:r>
+      <w:r>
+        <w:t xml:space="preserve"> от шага для u(x)=</w:t>
+      </w:r>
+      <w:proofErr w:type="spellStart"/>
+      <w:r>
+        <w:t>sin</w:t>
+      </w:r>
+      <w:proofErr w:type="spellEnd"/>
+      <w:r>
+        <w:t>(x)</w:t>
+      </w:r>
+    </w:p>
+    <w:p>
+      <w:pPr>
+        <w:keepNext/>
+      </w:pPr>
       <w:r>
         <w:rPr>
           <w:noProof/>
@@ -4985,23 +5190,37 @@
     <w:p>
       <w:pPr>
         <w:pStyle w:val="af1"/>
-      </w:pPr>
-      <w:r>
-        <w:t xml:space="preserve">Рисунок </w:t>
-      </w:r>
-      <w:fldSimple w:instr=" SEQ Рисунок \* ARABIC ">
-        <w:r>
-          <w:rPr>
-            <w:noProof/>
-          </w:rPr>
-          <w:t>1</w:t>
-        </w:r>
-      </w:fldSimple>
+        <w:keepNext/>
+      </w:pPr>
+      <w:r>
+        <w:t xml:space="preserve">Таблица </w:t>
+      </w:r>
+      <w:r>
+        <w:fldChar w:fldCharType="begin"/>
+      </w:r>
+      <w:r>
+        <w:instrText xml:space="preserve"> SEQ Таблица \* ARABIC </w:instrText>
+      </w:r>
+      <w:r>
+        <w:fldChar w:fldCharType="separate"/>
+      </w:r>
+      <w:r>
+        <w:rPr>
+          <w:noProof/>
+        </w:rPr>
+        <w:t>1</w:t>
+      </w:r>
+      <w:r>
+        <w:rPr>
+          <w:noProof/>
+        </w:rPr>
+        <w:fldChar w:fldCharType="end"/>
+      </w:r>
       <w:r>
         <w:t xml:space="preserve"> </w:t>
       </w:r>
       <w:r>
-        <w:t xml:space="preserve">Зависимость абсолютных ошибок от шага для </w:t>
+        <w:t xml:space="preserve">Правая первая производная для </w:t>
       </w:r>
       <w:r>
         <w:rPr>
@@ -5039,16 +5258,2603 @@
       <w:r>
         <w:t>)</w:t>
       </w:r>
+    </w:p>
+    <w:tbl>
+      <w:tblPr>
+        <w:tblStyle w:val="af2"/>
+        <w:tblW w:w="0" w:type="auto"/>
+        <w:tblLook w:val="04A0" w:firstRow="1" w:lastRow="0" w:firstColumn="1" w:lastColumn="0" w:noHBand="0" w:noVBand="1"/>
+      </w:tblPr>
+      <w:tblGrid>
+        <w:gridCol w:w="846"/>
+        <w:gridCol w:w="2410"/>
+      </w:tblGrid>
+      <w:tr>
+        <w:tc>
+          <w:tcPr>
+            <w:tcW w:w="846" w:type="dxa"/>
+            <w:vAlign w:val="center"/>
+          </w:tcPr>
+          <w:p>
+            <w:pPr>
+              <w:rPr>
+                <w:rFonts w:ascii="Times New Roman" w:hAnsi="Times New Roman" w:cs="Times New Roman"/>
+                <w:sz w:val="28"/>
+                <w:szCs w:val="28"/>
+                <w:lang w:val="en-US"/>
+              </w:rPr>
+            </w:pPr>
+            <w:r>
+              <w:rPr>
+                <w:rFonts w:ascii="Helvetica" w:hAnsi="Helvetica"/>
+                <w:b/>
+                <w:bCs/>
+                <w:color w:val="000000"/>
+                <w:sz w:val="21"/>
+                <w:szCs w:val="21"/>
+              </w:rPr>
+              <w:t>h</w:t>
+            </w:r>
+          </w:p>
+        </w:tc>
+        <w:tc>
+          <w:tcPr>
+            <w:tcW w:w="2410" w:type="dxa"/>
+            <w:vAlign w:val="center"/>
+          </w:tcPr>
+          <w:p>
+            <w:pPr>
+              <w:rPr>
+                <w:rFonts w:ascii="Times New Roman" w:hAnsi="Times New Roman" w:cs="Times New Roman"/>
+                <w:sz w:val="28"/>
+                <w:szCs w:val="28"/>
+                <w:lang w:val="en-US"/>
+              </w:rPr>
+            </w:pPr>
+            <w:r>
+              <w:rPr>
+                <w:rFonts w:ascii="Helvetica" w:hAnsi="Helvetica"/>
+                <w:b/>
+                <w:bCs/>
+                <w:color w:val="000000"/>
+                <w:sz w:val="21"/>
+                <w:szCs w:val="21"/>
+              </w:rPr>
+              <w:t>Абсолютная ошибка</w:t>
+            </w:r>
+          </w:p>
+        </w:tc>
+      </w:tr>
+      <w:tr>
+        <w:tc>
+          <w:tcPr>
+            <w:tcW w:w="846" w:type="dxa"/>
+            <w:vAlign w:val="center"/>
+          </w:tcPr>
+          <w:p>
+            <w:pPr>
+              <w:rPr>
+                <w:rFonts w:ascii="Times New Roman" w:hAnsi="Times New Roman" w:cs="Times New Roman"/>
+                <w:sz w:val="28"/>
+                <w:szCs w:val="28"/>
+                <w:lang w:val="en-US"/>
+              </w:rPr>
+            </w:pPr>
+            <w:r>
+              <w:rPr>
+                <w:rFonts w:ascii="Helvetica" w:hAnsi="Helvetica"/>
+                <w:b/>
+                <w:bCs/>
+                <w:color w:val="000000"/>
+                <w:sz w:val="21"/>
+                <w:szCs w:val="21"/>
+              </w:rPr>
+              <w:t>1e-16</w:t>
+            </w:r>
+          </w:p>
+        </w:tc>
+        <w:tc>
+          <w:tcPr>
+            <w:tcW w:w="2410" w:type="dxa"/>
+            <w:vAlign w:val="center"/>
+          </w:tcPr>
+          <w:p>
+            <w:pPr>
+              <w:rPr>
+                <w:rFonts w:ascii="Times New Roman" w:hAnsi="Times New Roman" w:cs="Times New Roman"/>
+                <w:sz w:val="28"/>
+                <w:szCs w:val="28"/>
+                <w:lang w:val="en-US"/>
+              </w:rPr>
+            </w:pPr>
+            <w:r>
+              <w:rPr>
+                <w:rFonts w:ascii="Helvetica" w:hAnsi="Helvetica"/>
+                <w:color w:val="000000"/>
+                <w:sz w:val="21"/>
+                <w:szCs w:val="21"/>
+              </w:rPr>
+              <w:t>4.135163e-01</w:t>
+            </w:r>
+          </w:p>
+        </w:tc>
+      </w:tr>
+      <w:tr>
+        <w:tc>
+          <w:tcPr>
+            <w:tcW w:w="846" w:type="dxa"/>
+            <w:vAlign w:val="center"/>
+          </w:tcPr>
+          <w:p>
+            <w:pPr>
+              <w:rPr>
+                <w:rFonts w:ascii="Times New Roman" w:hAnsi="Times New Roman" w:cs="Times New Roman"/>
+                <w:sz w:val="28"/>
+                <w:szCs w:val="28"/>
+                <w:lang w:val="en-US"/>
+              </w:rPr>
+            </w:pPr>
+            <w:r>
+              <w:rPr>
+                <w:rFonts w:ascii="Helvetica" w:hAnsi="Helvetica"/>
+                <w:b/>
+                <w:bCs/>
+                <w:color w:val="000000"/>
+                <w:sz w:val="21"/>
+                <w:szCs w:val="21"/>
+              </w:rPr>
+              <w:t>1e-15</w:t>
+            </w:r>
+          </w:p>
+        </w:tc>
+        <w:tc>
+          <w:tcPr>
+            <w:tcW w:w="2410" w:type="dxa"/>
+            <w:vAlign w:val="center"/>
+          </w:tcPr>
+          <w:p>
+            <w:pPr>
+              <w:rPr>
+                <w:rFonts w:ascii="Times New Roman" w:hAnsi="Times New Roman" w:cs="Times New Roman"/>
+                <w:sz w:val="28"/>
+                <w:szCs w:val="28"/>
+                <w:lang w:val="en-US"/>
+              </w:rPr>
+            </w:pPr>
+            <w:r>
+              <w:rPr>
+                <w:rFonts w:ascii="Helvetica" w:hAnsi="Helvetica"/>
+                <w:color w:val="000000"/>
+                <w:sz w:val="21"/>
+                <w:szCs w:val="21"/>
+              </w:rPr>
+              <w:t>3.057289e-02</w:t>
+            </w:r>
+          </w:p>
+        </w:tc>
+      </w:tr>
+      <w:tr>
+        <w:tc>
+          <w:tcPr>
+            <w:tcW w:w="846" w:type="dxa"/>
+            <w:vAlign w:val="center"/>
+          </w:tcPr>
+          <w:p>
+            <w:pPr>
+              <w:rPr>
+                <w:rFonts w:ascii="Times New Roman" w:hAnsi="Times New Roman" w:cs="Times New Roman"/>
+                <w:sz w:val="28"/>
+                <w:szCs w:val="28"/>
+                <w:lang w:val="en-US"/>
+              </w:rPr>
+            </w:pPr>
+            <w:r>
+              <w:rPr>
+                <w:rFonts w:ascii="Helvetica" w:hAnsi="Helvetica"/>
+                <w:b/>
+                <w:bCs/>
+                <w:color w:val="000000"/>
+                <w:sz w:val="21"/>
+                <w:szCs w:val="21"/>
+              </w:rPr>
+              <w:t>1e-14</w:t>
+            </w:r>
+          </w:p>
+        </w:tc>
+        <w:tc>
+          <w:tcPr>
+            <w:tcW w:w="2410" w:type="dxa"/>
+            <w:vAlign w:val="center"/>
+          </w:tcPr>
+          <w:p>
+            <w:pPr>
+              <w:rPr>
+                <w:rFonts w:ascii="Times New Roman" w:hAnsi="Times New Roman" w:cs="Times New Roman"/>
+                <w:sz w:val="28"/>
+                <w:szCs w:val="28"/>
+                <w:lang w:val="en-US"/>
+              </w:rPr>
+            </w:pPr>
+            <w:r>
+              <w:rPr>
+                <w:rFonts w:ascii="Helvetica" w:hAnsi="Helvetica"/>
+                <w:color w:val="000000"/>
+                <w:sz w:val="21"/>
+                <w:szCs w:val="21"/>
+              </w:rPr>
+              <w:t>2.733796e-03</w:t>
+            </w:r>
+          </w:p>
+        </w:tc>
+      </w:tr>
+      <w:tr>
+        <w:tc>
+          <w:tcPr>
+            <w:tcW w:w="846" w:type="dxa"/>
+            <w:vAlign w:val="center"/>
+          </w:tcPr>
+          <w:p>
+            <w:pPr>
+              <w:rPr>
+                <w:rFonts w:ascii="Times New Roman" w:hAnsi="Times New Roman" w:cs="Times New Roman"/>
+                <w:sz w:val="28"/>
+                <w:szCs w:val="28"/>
+                <w:lang w:val="en-US"/>
+              </w:rPr>
+            </w:pPr>
+            <w:r>
+              <w:rPr>
+                <w:rFonts w:ascii="Helvetica" w:hAnsi="Helvetica"/>
+                <w:b/>
+                <w:bCs/>
+                <w:color w:val="000000"/>
+                <w:sz w:val="21"/>
+                <w:szCs w:val="21"/>
+              </w:rPr>
+              <w:t>1e-13</w:t>
+            </w:r>
+          </w:p>
+        </w:tc>
+        <w:tc>
+          <w:tcPr>
+            <w:tcW w:w="2410" w:type="dxa"/>
+            <w:vAlign w:val="center"/>
+          </w:tcPr>
+          <w:p>
+            <w:pPr>
+              <w:rPr>
+                <w:rFonts w:ascii="Times New Roman" w:hAnsi="Times New Roman" w:cs="Times New Roman"/>
+                <w:sz w:val="28"/>
+                <w:szCs w:val="28"/>
+                <w:lang w:val="en-US"/>
+              </w:rPr>
+            </w:pPr>
+            <w:r>
+              <w:rPr>
+                <w:rFonts w:ascii="Helvetica" w:hAnsi="Helvetica"/>
+                <w:color w:val="000000"/>
+                <w:sz w:val="21"/>
+                <w:szCs w:val="21"/>
+              </w:rPr>
+              <w:t>5.133501e-04</w:t>
+            </w:r>
+          </w:p>
+        </w:tc>
+      </w:tr>
+      <w:tr>
+        <w:tc>
+          <w:tcPr>
+            <w:tcW w:w="846" w:type="dxa"/>
+            <w:vAlign w:val="center"/>
+          </w:tcPr>
+          <w:p>
+            <w:pPr>
+              <w:rPr>
+                <w:rFonts w:ascii="Times New Roman" w:hAnsi="Times New Roman" w:cs="Times New Roman"/>
+                <w:sz w:val="28"/>
+                <w:szCs w:val="28"/>
+                <w:lang w:val="en-US"/>
+              </w:rPr>
+            </w:pPr>
+            <w:r>
+              <w:rPr>
+                <w:rFonts w:ascii="Helvetica" w:hAnsi="Helvetica"/>
+                <w:b/>
+                <w:bCs/>
+                <w:color w:val="000000"/>
+                <w:sz w:val="21"/>
+                <w:szCs w:val="21"/>
+              </w:rPr>
+              <w:t>1e-12</w:t>
+            </w:r>
+          </w:p>
+        </w:tc>
+        <w:tc>
+          <w:tcPr>
+            <w:tcW w:w="2410" w:type="dxa"/>
+            <w:vAlign w:val="center"/>
+          </w:tcPr>
+          <w:p>
+            <w:pPr>
+              <w:rPr>
+                <w:rFonts w:ascii="Times New Roman" w:hAnsi="Times New Roman" w:cs="Times New Roman"/>
+                <w:sz w:val="28"/>
+                <w:szCs w:val="28"/>
+                <w:lang w:val="en-US"/>
+              </w:rPr>
+            </w:pPr>
+            <w:r>
+              <w:rPr>
+                <w:rFonts w:ascii="Helvetica" w:hAnsi="Helvetica"/>
+                <w:color w:val="000000"/>
+                <w:sz w:val="21"/>
+                <w:szCs w:val="21"/>
+              </w:rPr>
+              <w:t>4.176139e-05</w:t>
+            </w:r>
+          </w:p>
+        </w:tc>
+      </w:tr>
+      <w:tr>
+        <w:tc>
+          <w:tcPr>
+            <w:tcW w:w="846" w:type="dxa"/>
+            <w:vAlign w:val="center"/>
+          </w:tcPr>
+          <w:p>
+            <w:pPr>
+              <w:rPr>
+                <w:rFonts w:ascii="Times New Roman" w:hAnsi="Times New Roman" w:cs="Times New Roman"/>
+                <w:sz w:val="28"/>
+                <w:szCs w:val="28"/>
+                <w:lang w:val="en-US"/>
+              </w:rPr>
+            </w:pPr>
+            <w:r>
+              <w:rPr>
+                <w:rFonts w:ascii="Helvetica" w:hAnsi="Helvetica"/>
+                <w:b/>
+                <w:bCs/>
+                <w:color w:val="000000"/>
+                <w:sz w:val="21"/>
+                <w:szCs w:val="21"/>
+              </w:rPr>
+              <w:t>1e-11</w:t>
+            </w:r>
+          </w:p>
+        </w:tc>
+        <w:tc>
+          <w:tcPr>
+            <w:tcW w:w="2410" w:type="dxa"/>
+            <w:vAlign w:val="center"/>
+          </w:tcPr>
+          <w:p>
+            <w:pPr>
+              <w:rPr>
+                <w:rFonts w:ascii="Times New Roman" w:hAnsi="Times New Roman" w:cs="Times New Roman"/>
+                <w:sz w:val="28"/>
+                <w:szCs w:val="28"/>
+                <w:lang w:val="en-US"/>
+              </w:rPr>
+            </w:pPr>
+            <w:r>
+              <w:rPr>
+                <w:rFonts w:ascii="Helvetica" w:hAnsi="Helvetica"/>
+                <w:color w:val="000000"/>
+                <w:sz w:val="21"/>
+                <w:szCs w:val="21"/>
+              </w:rPr>
+              <w:t>2.647526e-06</w:t>
+            </w:r>
+          </w:p>
+        </w:tc>
+      </w:tr>
+      <w:tr>
+        <w:tc>
+          <w:tcPr>
+            <w:tcW w:w="846" w:type="dxa"/>
+            <w:vAlign w:val="center"/>
+          </w:tcPr>
+          <w:p>
+            <w:pPr>
+              <w:rPr>
+                <w:rFonts w:ascii="Times New Roman" w:hAnsi="Times New Roman" w:cs="Times New Roman"/>
+                <w:sz w:val="28"/>
+                <w:szCs w:val="28"/>
+                <w:lang w:val="en-US"/>
+              </w:rPr>
+            </w:pPr>
+            <w:r>
+              <w:rPr>
+                <w:rFonts w:ascii="Helvetica" w:hAnsi="Helvetica"/>
+                <w:b/>
+                <w:bCs/>
+                <w:color w:val="000000"/>
+                <w:sz w:val="21"/>
+                <w:szCs w:val="21"/>
+              </w:rPr>
+              <w:t>1e-10</w:t>
+            </w:r>
+          </w:p>
+        </w:tc>
+        <w:tc>
+          <w:tcPr>
+            <w:tcW w:w="2410" w:type="dxa"/>
+            <w:vAlign w:val="center"/>
+          </w:tcPr>
+          <w:p>
+            <w:pPr>
+              <w:rPr>
+                <w:rFonts w:ascii="Times New Roman" w:hAnsi="Times New Roman" w:cs="Times New Roman"/>
+                <w:sz w:val="28"/>
+                <w:szCs w:val="28"/>
+                <w:lang w:val="en-US"/>
+              </w:rPr>
+            </w:pPr>
+            <w:r>
+              <w:rPr>
+                <w:rFonts w:ascii="Helvetica" w:hAnsi="Helvetica"/>
+                <w:color w:val="000000"/>
+                <w:sz w:val="21"/>
+                <w:szCs w:val="21"/>
+              </w:rPr>
+              <w:t>4.270801e-07</w:t>
+            </w:r>
+          </w:p>
+        </w:tc>
+      </w:tr>
+      <w:tr>
+        <w:tc>
+          <w:tcPr>
+            <w:tcW w:w="846" w:type="dxa"/>
+            <w:vAlign w:val="center"/>
+          </w:tcPr>
+          <w:p>
+            <w:pPr>
+              <w:rPr>
+                <w:rFonts w:ascii="Times New Roman" w:hAnsi="Times New Roman" w:cs="Times New Roman"/>
+                <w:sz w:val="28"/>
+                <w:szCs w:val="28"/>
+                <w:lang w:val="en-US"/>
+              </w:rPr>
+            </w:pPr>
+            <w:r>
+              <w:rPr>
+                <w:rFonts w:ascii="Helvetica" w:hAnsi="Helvetica"/>
+                <w:b/>
+                <w:bCs/>
+                <w:color w:val="000000"/>
+                <w:sz w:val="21"/>
+                <w:szCs w:val="21"/>
+              </w:rPr>
+              <w:t>1e-9</w:t>
+            </w:r>
+          </w:p>
+        </w:tc>
+        <w:tc>
+          <w:tcPr>
+            <w:tcW w:w="2410" w:type="dxa"/>
+            <w:vAlign w:val="center"/>
+          </w:tcPr>
+          <w:p>
+            <w:pPr>
+              <w:rPr>
+                <w:rFonts w:ascii="Times New Roman" w:hAnsi="Times New Roman" w:cs="Times New Roman"/>
+                <w:sz w:val="28"/>
+                <w:szCs w:val="28"/>
+                <w:lang w:val="en-US"/>
+              </w:rPr>
+            </w:pPr>
+            <w:r>
+              <w:rPr>
+                <w:rFonts w:ascii="Helvetica" w:hAnsi="Helvetica"/>
+                <w:color w:val="000000"/>
+                <w:sz w:val="21"/>
+                <w:szCs w:val="21"/>
+              </w:rPr>
+              <w:t>1.700915e-08</w:t>
+            </w:r>
+          </w:p>
+        </w:tc>
+      </w:tr>
+      <w:tr>
+        <w:tc>
+          <w:tcPr>
+            <w:tcW w:w="846" w:type="dxa"/>
+            <w:vAlign w:val="center"/>
+          </w:tcPr>
+          <w:p>
+            <w:pPr>
+              <w:rPr>
+                <w:rFonts w:ascii="Times New Roman" w:hAnsi="Times New Roman" w:cs="Times New Roman"/>
+                <w:sz w:val="28"/>
+                <w:szCs w:val="28"/>
+                <w:lang w:val="en-US"/>
+              </w:rPr>
+            </w:pPr>
+            <w:r>
+              <w:rPr>
+                <w:rFonts w:ascii="Helvetica" w:hAnsi="Helvetica"/>
+                <w:b/>
+                <w:bCs/>
+                <w:color w:val="000000"/>
+                <w:sz w:val="21"/>
+                <w:szCs w:val="21"/>
+              </w:rPr>
+              <w:t>1e-8</w:t>
+            </w:r>
+          </w:p>
+        </w:tc>
+        <w:tc>
+          <w:tcPr>
+            <w:tcW w:w="2410" w:type="dxa"/>
+            <w:vAlign w:val="center"/>
+          </w:tcPr>
+          <w:p>
+            <w:pPr>
+              <w:rPr>
+                <w:rFonts w:ascii="Times New Roman" w:hAnsi="Times New Roman" w:cs="Times New Roman"/>
+                <w:sz w:val="28"/>
+                <w:szCs w:val="28"/>
+                <w:lang w:val="en-US"/>
+              </w:rPr>
+            </w:pPr>
+            <w:r>
+              <w:rPr>
+                <w:rFonts w:ascii="Helvetica" w:hAnsi="Helvetica"/>
+                <w:color w:val="000000"/>
+                <w:sz w:val="21"/>
+                <w:szCs w:val="21"/>
+              </w:rPr>
+              <w:t>5.195307e-09</w:t>
+            </w:r>
+          </w:p>
+        </w:tc>
+      </w:tr>
+      <w:tr>
+        <w:tc>
+          <w:tcPr>
+            <w:tcW w:w="846" w:type="dxa"/>
+            <w:vAlign w:val="center"/>
+          </w:tcPr>
+          <w:p>
+            <w:pPr>
+              <w:rPr>
+                <w:rFonts w:ascii="Times New Roman" w:hAnsi="Times New Roman" w:cs="Times New Roman"/>
+                <w:sz w:val="28"/>
+                <w:szCs w:val="28"/>
+                <w:lang w:val="en-US"/>
+              </w:rPr>
+            </w:pPr>
+            <w:r>
+              <w:rPr>
+                <w:rFonts w:ascii="Helvetica" w:hAnsi="Helvetica"/>
+                <w:b/>
+                <w:bCs/>
+                <w:color w:val="000000"/>
+                <w:sz w:val="21"/>
+                <w:szCs w:val="21"/>
+              </w:rPr>
+              <w:t>1e-7</w:t>
+            </w:r>
+          </w:p>
+        </w:tc>
+        <w:tc>
+          <w:tcPr>
+            <w:tcW w:w="2410" w:type="dxa"/>
+            <w:vAlign w:val="center"/>
+          </w:tcPr>
+          <w:p>
+            <w:pPr>
+              <w:rPr>
+                <w:rFonts w:ascii="Times New Roman" w:hAnsi="Times New Roman" w:cs="Times New Roman"/>
+                <w:sz w:val="28"/>
+                <w:szCs w:val="28"/>
+                <w:lang w:val="en-US"/>
+              </w:rPr>
+            </w:pPr>
+            <w:r>
+              <w:rPr>
+                <w:rFonts w:ascii="Helvetica" w:hAnsi="Helvetica"/>
+                <w:color w:val="000000"/>
+                <w:sz w:val="21"/>
+                <w:szCs w:val="21"/>
+              </w:rPr>
+              <w:t>3.588295e-08</w:t>
+            </w:r>
+          </w:p>
+        </w:tc>
+      </w:tr>
+      <w:tr>
+        <w:tc>
+          <w:tcPr>
+            <w:tcW w:w="846" w:type="dxa"/>
+            <w:vAlign w:val="center"/>
+          </w:tcPr>
+          <w:p>
+            <w:pPr>
+              <w:rPr>
+                <w:rFonts w:ascii="Times New Roman" w:hAnsi="Times New Roman" w:cs="Times New Roman"/>
+                <w:sz w:val="28"/>
+                <w:szCs w:val="28"/>
+                <w:lang w:val="en-US"/>
+              </w:rPr>
+            </w:pPr>
+            <w:r>
+              <w:rPr>
+                <w:rFonts w:ascii="Helvetica" w:hAnsi="Helvetica"/>
+                <w:b/>
+                <w:bCs/>
+                <w:color w:val="000000"/>
+                <w:sz w:val="21"/>
+                <w:szCs w:val="21"/>
+              </w:rPr>
+              <w:t>1e-6</w:t>
+            </w:r>
+          </w:p>
+        </w:tc>
+        <w:tc>
+          <w:tcPr>
+            <w:tcW w:w="2410" w:type="dxa"/>
+            <w:vAlign w:val="center"/>
+          </w:tcPr>
+          <w:p>
+            <w:pPr>
+              <w:rPr>
+                <w:rFonts w:ascii="Times New Roman" w:hAnsi="Times New Roman" w:cs="Times New Roman"/>
+                <w:sz w:val="28"/>
+                <w:szCs w:val="28"/>
+                <w:lang w:val="en-US"/>
+              </w:rPr>
+            </w:pPr>
+            <w:r>
+              <w:rPr>
+                <w:rFonts w:ascii="Helvetica" w:hAnsi="Helvetica"/>
+                <w:color w:val="000000"/>
+                <w:sz w:val="21"/>
+                <w:szCs w:val="21"/>
+              </w:rPr>
+              <w:t>3.586248e-07</w:t>
+            </w:r>
+          </w:p>
+        </w:tc>
+      </w:tr>
+      <w:tr>
+        <w:tc>
+          <w:tcPr>
+            <w:tcW w:w="846" w:type="dxa"/>
+            <w:vAlign w:val="center"/>
+          </w:tcPr>
+          <w:p>
+            <w:pPr>
+              <w:rPr>
+                <w:rFonts w:ascii="Times New Roman" w:hAnsi="Times New Roman" w:cs="Times New Roman"/>
+                <w:sz w:val="28"/>
+                <w:szCs w:val="28"/>
+                <w:lang w:val="en-US"/>
+              </w:rPr>
+            </w:pPr>
+            <w:r>
+              <w:rPr>
+                <w:rFonts w:ascii="Helvetica" w:hAnsi="Helvetica"/>
+                <w:b/>
+                <w:bCs/>
+                <w:color w:val="000000"/>
+                <w:sz w:val="21"/>
+                <w:szCs w:val="21"/>
+              </w:rPr>
+              <w:t>1e-5</w:t>
+            </w:r>
+          </w:p>
+        </w:tc>
+        <w:tc>
+          <w:tcPr>
+            <w:tcW w:w="2410" w:type="dxa"/>
+            <w:vAlign w:val="center"/>
+          </w:tcPr>
+          <w:p>
+            <w:pPr>
+              <w:rPr>
+                <w:rFonts w:ascii="Times New Roman" w:hAnsi="Times New Roman" w:cs="Times New Roman"/>
+                <w:sz w:val="28"/>
+                <w:szCs w:val="28"/>
+                <w:lang w:val="en-US"/>
+              </w:rPr>
+            </w:pPr>
+            <w:r>
+              <w:rPr>
+                <w:rFonts w:ascii="Helvetica" w:hAnsi="Helvetica"/>
+                <w:color w:val="000000"/>
+                <w:sz w:val="21"/>
+                <w:szCs w:val="21"/>
+              </w:rPr>
+              <w:t>3.586798e-06</w:t>
+            </w:r>
+          </w:p>
+        </w:tc>
+      </w:tr>
+      <w:tr>
+        <w:tc>
+          <w:tcPr>
+            <w:tcW w:w="846" w:type="dxa"/>
+            <w:vAlign w:val="center"/>
+          </w:tcPr>
+          <w:p>
+            <w:pPr>
+              <w:rPr>
+                <w:rFonts w:ascii="Times New Roman" w:hAnsi="Times New Roman" w:cs="Times New Roman"/>
+                <w:sz w:val="28"/>
+                <w:szCs w:val="28"/>
+                <w:lang w:val="en-US"/>
+              </w:rPr>
+            </w:pPr>
+            <w:r>
+              <w:rPr>
+                <w:rFonts w:ascii="Helvetica" w:hAnsi="Helvetica"/>
+                <w:b/>
+                <w:bCs/>
+                <w:color w:val="000000"/>
+                <w:sz w:val="21"/>
+                <w:szCs w:val="21"/>
+              </w:rPr>
+              <w:t>1e-4</w:t>
+            </w:r>
+          </w:p>
+        </w:tc>
+        <w:tc>
+          <w:tcPr>
+            <w:tcW w:w="2410" w:type="dxa"/>
+            <w:vAlign w:val="center"/>
+          </w:tcPr>
+          <w:p>
+            <w:pPr>
+              <w:rPr>
+                <w:rFonts w:ascii="Times New Roman" w:hAnsi="Times New Roman" w:cs="Times New Roman"/>
+                <w:sz w:val="28"/>
+                <w:szCs w:val="28"/>
+                <w:lang w:val="en-US"/>
+              </w:rPr>
+            </w:pPr>
+            <w:r>
+              <w:rPr>
+                <w:rFonts w:ascii="Helvetica" w:hAnsi="Helvetica"/>
+                <w:color w:val="000000"/>
+                <w:sz w:val="21"/>
+                <w:szCs w:val="21"/>
+              </w:rPr>
+              <w:t>3.586897e-05</w:t>
+            </w:r>
+          </w:p>
+        </w:tc>
+      </w:tr>
+      <w:tr>
+        <w:tc>
+          <w:tcPr>
+            <w:tcW w:w="846" w:type="dxa"/>
+            <w:vAlign w:val="center"/>
+          </w:tcPr>
+          <w:p>
+            <w:pPr>
+              <w:rPr>
+                <w:rFonts w:ascii="Times New Roman" w:hAnsi="Times New Roman" w:cs="Times New Roman"/>
+                <w:sz w:val="28"/>
+                <w:szCs w:val="28"/>
+                <w:lang w:val="en-US"/>
+              </w:rPr>
+            </w:pPr>
+            <w:r>
+              <w:rPr>
+                <w:rFonts w:ascii="Helvetica" w:hAnsi="Helvetica"/>
+                <w:b/>
+                <w:bCs/>
+                <w:color w:val="000000"/>
+                <w:sz w:val="21"/>
+                <w:szCs w:val="21"/>
+              </w:rPr>
+              <w:t>1e-3</w:t>
+            </w:r>
+          </w:p>
+        </w:tc>
+        <w:tc>
+          <w:tcPr>
+            <w:tcW w:w="2410" w:type="dxa"/>
+            <w:vAlign w:val="center"/>
+          </w:tcPr>
+          <w:p>
+            <w:pPr>
+              <w:rPr>
+                <w:rFonts w:ascii="Times New Roman" w:hAnsi="Times New Roman" w:cs="Times New Roman"/>
+                <w:sz w:val="28"/>
+                <w:szCs w:val="28"/>
+                <w:lang w:val="en-US"/>
+              </w:rPr>
+            </w:pPr>
+            <w:r>
+              <w:rPr>
+                <w:rFonts w:ascii="Helvetica" w:hAnsi="Helvetica"/>
+                <w:color w:val="000000"/>
+                <w:sz w:val="21"/>
+                <w:szCs w:val="21"/>
+              </w:rPr>
+              <w:t>3.587941e-04</w:t>
+            </w:r>
+          </w:p>
+        </w:tc>
+      </w:tr>
+      <w:tr>
+        <w:tc>
+          <w:tcPr>
+            <w:tcW w:w="846" w:type="dxa"/>
+            <w:vAlign w:val="center"/>
+          </w:tcPr>
+          <w:p>
+            <w:pPr>
+              <w:rPr>
+                <w:rFonts w:ascii="Times New Roman" w:hAnsi="Times New Roman" w:cs="Times New Roman"/>
+                <w:sz w:val="28"/>
+                <w:szCs w:val="28"/>
+                <w:lang w:val="en-US"/>
+              </w:rPr>
+            </w:pPr>
+            <w:r>
+              <w:rPr>
+                <w:rFonts w:ascii="Helvetica" w:hAnsi="Helvetica"/>
+                <w:b/>
+                <w:bCs/>
+                <w:color w:val="000000"/>
+                <w:sz w:val="21"/>
+                <w:szCs w:val="21"/>
+              </w:rPr>
+              <w:t>1e-2</w:t>
+            </w:r>
+          </w:p>
+        </w:tc>
+        <w:tc>
+          <w:tcPr>
+            <w:tcW w:w="2410" w:type="dxa"/>
+            <w:vAlign w:val="center"/>
+          </w:tcPr>
+          <w:p>
+            <w:pPr>
+              <w:rPr>
+                <w:rFonts w:ascii="Times New Roman" w:hAnsi="Times New Roman" w:cs="Times New Roman"/>
+                <w:sz w:val="28"/>
+                <w:szCs w:val="28"/>
+                <w:lang w:val="en-US"/>
+              </w:rPr>
+            </w:pPr>
+            <w:r>
+              <w:rPr>
+                <w:rFonts w:ascii="Helvetica" w:hAnsi="Helvetica"/>
+                <w:color w:val="000000"/>
+                <w:sz w:val="21"/>
+                <w:szCs w:val="21"/>
+              </w:rPr>
+              <w:t>3.598362e-03</w:t>
+            </w:r>
+          </w:p>
+        </w:tc>
+      </w:tr>
+      <w:tr>
+        <w:tc>
+          <w:tcPr>
+            <w:tcW w:w="846" w:type="dxa"/>
+            <w:vAlign w:val="center"/>
+          </w:tcPr>
+          <w:p>
+            <w:pPr>
+              <w:rPr>
+                <w:rFonts w:ascii="Times New Roman" w:hAnsi="Times New Roman" w:cs="Times New Roman"/>
+                <w:sz w:val="28"/>
+                <w:szCs w:val="28"/>
+                <w:lang w:val="en-US"/>
+              </w:rPr>
+            </w:pPr>
+            <w:r>
+              <w:rPr>
+                <w:rFonts w:ascii="Helvetica" w:hAnsi="Helvetica"/>
+                <w:b/>
+                <w:bCs/>
+                <w:color w:val="000000"/>
+                <w:sz w:val="21"/>
+                <w:szCs w:val="21"/>
+              </w:rPr>
+              <w:t>1e-1</w:t>
+            </w:r>
+          </w:p>
+        </w:tc>
+        <w:tc>
+          <w:tcPr>
+            <w:tcW w:w="2410" w:type="dxa"/>
+            <w:vAlign w:val="center"/>
+          </w:tcPr>
+          <w:p>
+            <w:pPr>
+              <w:rPr>
+                <w:rFonts w:ascii="Times New Roman" w:hAnsi="Times New Roman" w:cs="Times New Roman"/>
+                <w:sz w:val="28"/>
+                <w:szCs w:val="28"/>
+                <w:lang w:val="en-US"/>
+              </w:rPr>
+            </w:pPr>
+            <w:r>
+              <w:rPr>
+                <w:rFonts w:ascii="Helvetica" w:hAnsi="Helvetica"/>
+                <w:color w:val="000000"/>
+                <w:sz w:val="21"/>
+                <w:szCs w:val="21"/>
+              </w:rPr>
+              <w:t>3.699852e-02</w:t>
+            </w:r>
+          </w:p>
+        </w:tc>
+      </w:tr>
+      <w:tr>
+        <w:tc>
+          <w:tcPr>
+            <w:tcW w:w="846" w:type="dxa"/>
+            <w:vAlign w:val="center"/>
+          </w:tcPr>
+          <w:p>
+            <w:pPr>
+              <w:rPr>
+                <w:rFonts w:ascii="Times New Roman" w:hAnsi="Times New Roman" w:cs="Times New Roman"/>
+                <w:sz w:val="28"/>
+                <w:szCs w:val="28"/>
+                <w:lang w:val="en-US"/>
+              </w:rPr>
+            </w:pPr>
+            <w:r>
+              <w:rPr>
+                <w:rFonts w:ascii="Helvetica" w:hAnsi="Helvetica"/>
+                <w:b/>
+                <w:bCs/>
+                <w:color w:val="000000"/>
+                <w:sz w:val="21"/>
+                <w:szCs w:val="21"/>
+              </w:rPr>
+              <w:t>1</w:t>
+            </w:r>
+          </w:p>
+        </w:tc>
+        <w:tc>
+          <w:tcPr>
+            <w:tcW w:w="2410" w:type="dxa"/>
+            <w:vAlign w:val="center"/>
+          </w:tcPr>
+          <w:p>
+            <w:pPr>
+              <w:rPr>
+                <w:rFonts w:ascii="Times New Roman" w:hAnsi="Times New Roman" w:cs="Times New Roman"/>
+                <w:sz w:val="28"/>
+                <w:szCs w:val="28"/>
+                <w:lang w:val="en-US"/>
+              </w:rPr>
+            </w:pPr>
+            <w:r>
+              <w:rPr>
+                <w:rFonts w:ascii="Helvetica" w:hAnsi="Helvetica"/>
+                <w:color w:val="000000"/>
+                <w:sz w:val="21"/>
+                <w:szCs w:val="21"/>
+              </w:rPr>
+              <w:t>4.402152e-01</w:t>
+            </w:r>
+          </w:p>
+        </w:tc>
+      </w:tr>
+    </w:tbl>
+    <w:p/>
+    <w:p>
+      <w:pPr>
+        <w:pStyle w:val="af1"/>
+        <w:keepNext/>
+      </w:pPr>
+      <w:r>
+        <w:t xml:space="preserve">Таблица </w:t>
+      </w:r>
+      <w:r>
+        <w:fldChar w:fldCharType="begin"/>
+      </w:r>
+      <w:r>
+        <w:instrText xml:space="preserve"> SEQ Таблица \* ARABIC </w:instrText>
+      </w:r>
+      <w:r>
+        <w:fldChar w:fldCharType="separate"/>
+      </w:r>
+      <w:r>
+        <w:rPr>
+          <w:noProof/>
+        </w:rPr>
+        <w:t>2</w:t>
+      </w:r>
+      <w:r>
+        <w:rPr>
+          <w:noProof/>
+        </w:rPr>
+        <w:fldChar w:fldCharType="end"/>
+      </w:r>
+      <w:r>
+        <w:t xml:space="preserve"> Центральная первая производная для </w:t>
+      </w:r>
+      <w:r>
+        <w:rPr>
+          <w:lang w:val="en-US"/>
+        </w:rPr>
+        <w:t>u</w:t>
+      </w:r>
+      <w:r>
+        <w:t>(</w:t>
+      </w:r>
+      <w:r>
+        <w:rPr>
+          <w:lang w:val="en-US"/>
+        </w:rPr>
+        <w:t>x</w:t>
+      </w:r>
+      <w:r>
+        <w:t>)=</w:t>
+      </w:r>
+      <w:r>
+        <w:rPr>
+          <w:lang w:val="en-US"/>
+        </w:rPr>
+        <w:t>sin</w:t>
+      </w:r>
+      <w:r>
+        <w:t>(</w:t>
+      </w:r>
+      <w:r>
+        <w:rPr>
+          <w:lang w:val="en-US"/>
+        </w:rPr>
+        <w:t>x</w:t>
+      </w:r>
+      <w:r>
+        <w:t>)</w:t>
+      </w:r>
+    </w:p>
+    <w:tbl>
+      <w:tblPr>
+        <w:tblStyle w:val="af2"/>
+        <w:tblW w:w="0" w:type="auto"/>
+        <w:tblLook w:val="04A0" w:firstRow="1" w:lastRow="0" w:firstColumn="1" w:lastColumn="0" w:noHBand="0" w:noVBand="1"/>
+      </w:tblPr>
+      <w:tblGrid>
+        <w:gridCol w:w="846"/>
+        <w:gridCol w:w="2410"/>
+      </w:tblGrid>
+      <w:tr>
+        <w:tc>
+          <w:tcPr>
+            <w:tcW w:w="846" w:type="dxa"/>
+            <w:vAlign w:val="center"/>
+          </w:tcPr>
+          <w:p>
+            <w:r>
+              <w:rPr>
+                <w:rFonts w:ascii="Helvetica" w:hAnsi="Helvetica" w:cs="Helvetica"/>
+                <w:b/>
+                <w:bCs/>
+                <w:color w:val="000000"/>
+                <w:sz w:val="21"/>
+                <w:szCs w:val="21"/>
+              </w:rPr>
+              <w:t>h</w:t>
+            </w:r>
+          </w:p>
+        </w:tc>
+        <w:tc>
+          <w:tcPr>
+            <w:tcW w:w="2410" w:type="dxa"/>
+            <w:vAlign w:val="center"/>
+          </w:tcPr>
+          <w:p>
+            <w:r>
+              <w:rPr>
+                <w:rFonts w:ascii="Helvetica" w:hAnsi="Helvetica" w:cs="Helvetica"/>
+                <w:b/>
+                <w:bCs/>
+                <w:color w:val="000000"/>
+                <w:sz w:val="21"/>
+                <w:szCs w:val="21"/>
+              </w:rPr>
+              <w:t>Абсолютная ошибка</w:t>
+            </w:r>
+          </w:p>
+        </w:tc>
+      </w:tr>
+      <w:tr>
+        <w:tc>
+          <w:tcPr>
+            <w:tcW w:w="846" w:type="dxa"/>
+            <w:vAlign w:val="center"/>
+          </w:tcPr>
+          <w:p>
+            <w:r>
+              <w:rPr>
+                <w:rFonts w:ascii="Helvetica" w:hAnsi="Helvetica" w:cs="Helvetica"/>
+                <w:b/>
+                <w:bCs/>
+                <w:color w:val="000000"/>
+                <w:sz w:val="21"/>
+                <w:szCs w:val="21"/>
+              </w:rPr>
+              <w:t>1e-16</w:t>
+            </w:r>
+          </w:p>
+        </w:tc>
+        <w:tc>
+          <w:tcPr>
+            <w:tcW w:w="2410" w:type="dxa"/>
+            <w:vAlign w:val="center"/>
+          </w:tcPr>
+          <w:p>
+            <w:r>
+              <w:rPr>
+                <w:rFonts w:ascii="Helvetica" w:hAnsi="Helvetica" w:cs="Helvetica"/>
+                <w:color w:val="000000"/>
+                <w:sz w:val="21"/>
+                <w:szCs w:val="21"/>
+              </w:rPr>
+              <w:t>4.135163e-01</w:t>
+            </w:r>
+          </w:p>
+        </w:tc>
+      </w:tr>
+      <w:tr>
+        <w:tc>
+          <w:tcPr>
+            <w:tcW w:w="846" w:type="dxa"/>
+            <w:vAlign w:val="center"/>
+          </w:tcPr>
+          <w:p>
+            <w:r>
+              <w:rPr>
+                <w:rFonts w:ascii="Helvetica" w:hAnsi="Helvetica" w:cs="Helvetica"/>
+                <w:b/>
+                <w:bCs/>
+                <w:color w:val="000000"/>
+                <w:sz w:val="21"/>
+                <w:szCs w:val="21"/>
+              </w:rPr>
+              <w:t>1e-15</w:t>
+            </w:r>
+          </w:p>
+        </w:tc>
+        <w:tc>
+          <w:tcPr>
+            <w:tcW w:w="2410" w:type="dxa"/>
+            <w:vAlign w:val="center"/>
+          </w:tcPr>
+          <w:p>
+            <w:r>
+              <w:rPr>
+                <w:rFonts w:ascii="Helvetica" w:hAnsi="Helvetica" w:cs="Helvetica"/>
+                <w:color w:val="000000"/>
+                <w:sz w:val="21"/>
+                <w:szCs w:val="21"/>
+              </w:rPr>
+              <w:t>3.057289e-02</w:t>
+            </w:r>
+          </w:p>
+        </w:tc>
+      </w:tr>
+      <w:tr>
+        <w:tc>
+          <w:tcPr>
+            <w:tcW w:w="846" w:type="dxa"/>
+            <w:vAlign w:val="center"/>
+          </w:tcPr>
+          <w:p>
+            <w:r>
+              <w:rPr>
+                <w:rFonts w:ascii="Helvetica" w:hAnsi="Helvetica" w:cs="Helvetica"/>
+                <w:b/>
+                <w:bCs/>
+                <w:color w:val="000000"/>
+                <w:sz w:val="21"/>
+                <w:szCs w:val="21"/>
+              </w:rPr>
+              <w:t>1e-14</w:t>
+            </w:r>
+          </w:p>
+        </w:tc>
+        <w:tc>
+          <w:tcPr>
+            <w:tcW w:w="2410" w:type="dxa"/>
+            <w:vAlign w:val="center"/>
+          </w:tcPr>
+          <w:p>
+            <w:r>
+              <w:rPr>
+                <w:rFonts w:ascii="Helvetica" w:hAnsi="Helvetica" w:cs="Helvetica"/>
+                <w:color w:val="000000"/>
+                <w:sz w:val="21"/>
+                <w:szCs w:val="21"/>
+              </w:rPr>
+              <w:t>2.733796e-03</w:t>
+            </w:r>
+          </w:p>
+        </w:tc>
+      </w:tr>
+      <w:tr>
+        <w:tc>
+          <w:tcPr>
+            <w:tcW w:w="846" w:type="dxa"/>
+            <w:vAlign w:val="center"/>
+          </w:tcPr>
+          <w:p>
+            <w:r>
+              <w:rPr>
+                <w:rFonts w:ascii="Helvetica" w:hAnsi="Helvetica" w:cs="Helvetica"/>
+                <w:b/>
+                <w:bCs/>
+                <w:color w:val="000000"/>
+                <w:sz w:val="21"/>
+                <w:szCs w:val="21"/>
+              </w:rPr>
+              <w:t>1e-13</w:t>
+            </w:r>
+          </w:p>
+        </w:tc>
+        <w:tc>
+          <w:tcPr>
+            <w:tcW w:w="2410" w:type="dxa"/>
+            <w:vAlign w:val="center"/>
+          </w:tcPr>
+          <w:p>
+            <w:r>
+              <w:rPr>
+                <w:rFonts w:ascii="Helvetica" w:hAnsi="Helvetica" w:cs="Helvetica"/>
+                <w:color w:val="000000"/>
+                <w:sz w:val="21"/>
+                <w:szCs w:val="21"/>
+              </w:rPr>
+              <w:t>5.133501e-04</w:t>
+            </w:r>
+          </w:p>
+        </w:tc>
+      </w:tr>
+      <w:tr>
+        <w:tc>
+          <w:tcPr>
+            <w:tcW w:w="846" w:type="dxa"/>
+            <w:vAlign w:val="center"/>
+          </w:tcPr>
+          <w:p>
+            <w:r>
+              <w:rPr>
+                <w:rFonts w:ascii="Helvetica" w:hAnsi="Helvetica" w:cs="Helvetica"/>
+                <w:b/>
+                <w:bCs/>
+                <w:color w:val="000000"/>
+                <w:sz w:val="21"/>
+                <w:szCs w:val="21"/>
+              </w:rPr>
+              <w:t>1e-12</w:t>
+            </w:r>
+          </w:p>
+        </w:tc>
+        <w:tc>
+          <w:tcPr>
+            <w:tcW w:w="2410" w:type="dxa"/>
+            <w:vAlign w:val="center"/>
+          </w:tcPr>
+          <w:p>
+            <w:r>
+              <w:rPr>
+                <w:rFonts w:ascii="Helvetica" w:hAnsi="Helvetica" w:cs="Helvetica"/>
+                <w:color w:val="000000"/>
+                <w:sz w:val="21"/>
+                <w:szCs w:val="21"/>
+              </w:rPr>
+              <w:t>4.176139e-05</w:t>
+            </w:r>
+          </w:p>
+        </w:tc>
+      </w:tr>
+      <w:tr>
+        <w:tc>
+          <w:tcPr>
+            <w:tcW w:w="846" w:type="dxa"/>
+            <w:vAlign w:val="center"/>
+          </w:tcPr>
+          <w:p>
+            <w:r>
+              <w:rPr>
+                <w:rFonts w:ascii="Helvetica" w:hAnsi="Helvetica" w:cs="Helvetica"/>
+                <w:b/>
+                <w:bCs/>
+                <w:color w:val="000000"/>
+                <w:sz w:val="21"/>
+                <w:szCs w:val="21"/>
+              </w:rPr>
+              <w:t>1e-11</w:t>
+            </w:r>
+          </w:p>
+        </w:tc>
+        <w:tc>
+          <w:tcPr>
+            <w:tcW w:w="2410" w:type="dxa"/>
+            <w:vAlign w:val="center"/>
+          </w:tcPr>
+          <w:p>
+            <w:r>
+              <w:rPr>
+                <w:rFonts w:ascii="Helvetica" w:hAnsi="Helvetica" w:cs="Helvetica"/>
+                <w:color w:val="000000"/>
+                <w:sz w:val="21"/>
+                <w:szCs w:val="21"/>
+              </w:rPr>
+              <w:t>2.647526e-06</w:t>
+            </w:r>
+          </w:p>
+        </w:tc>
+      </w:tr>
+      <w:tr>
+        <w:tc>
+          <w:tcPr>
+            <w:tcW w:w="846" w:type="dxa"/>
+            <w:vAlign w:val="center"/>
+          </w:tcPr>
+          <w:p>
+            <w:r>
+              <w:rPr>
+                <w:rFonts w:ascii="Helvetica" w:hAnsi="Helvetica" w:cs="Helvetica"/>
+                <w:b/>
+                <w:bCs/>
+                <w:color w:val="000000"/>
+                <w:sz w:val="21"/>
+                <w:szCs w:val="21"/>
+              </w:rPr>
+              <w:t>1e-10</w:t>
+            </w:r>
+          </w:p>
+        </w:tc>
+        <w:tc>
+          <w:tcPr>
+            <w:tcW w:w="2410" w:type="dxa"/>
+            <w:vAlign w:val="center"/>
+          </w:tcPr>
+          <w:p>
+            <w:r>
+              <w:rPr>
+                <w:rFonts w:ascii="Helvetica" w:hAnsi="Helvetica" w:cs="Helvetica"/>
+                <w:color w:val="000000"/>
+                <w:sz w:val="21"/>
+                <w:szCs w:val="21"/>
+              </w:rPr>
+              <w:t>4.270801e-07</w:t>
+            </w:r>
+          </w:p>
+        </w:tc>
+      </w:tr>
+      <w:tr>
+        <w:tc>
+          <w:tcPr>
+            <w:tcW w:w="846" w:type="dxa"/>
+            <w:vAlign w:val="center"/>
+          </w:tcPr>
+          <w:p>
+            <w:r>
+              <w:rPr>
+                <w:rFonts w:ascii="Helvetica" w:hAnsi="Helvetica" w:cs="Helvetica"/>
+                <w:b/>
+                <w:bCs/>
+                <w:color w:val="000000"/>
+                <w:sz w:val="21"/>
+                <w:szCs w:val="21"/>
+              </w:rPr>
+              <w:lastRenderedPageBreak/>
+              <w:t>1e-9</w:t>
+            </w:r>
+          </w:p>
+        </w:tc>
+        <w:tc>
+          <w:tcPr>
+            <w:tcW w:w="2410" w:type="dxa"/>
+            <w:vAlign w:val="center"/>
+          </w:tcPr>
+          <w:p>
+            <w:r>
+              <w:rPr>
+                <w:rFonts w:ascii="Helvetica" w:hAnsi="Helvetica" w:cs="Helvetica"/>
+                <w:color w:val="000000"/>
+                <w:sz w:val="21"/>
+                <w:szCs w:val="21"/>
+              </w:rPr>
+              <w:t>1.700915e-08</w:t>
+            </w:r>
+          </w:p>
+        </w:tc>
+      </w:tr>
+      <w:tr>
+        <w:tc>
+          <w:tcPr>
+            <w:tcW w:w="846" w:type="dxa"/>
+            <w:vAlign w:val="center"/>
+          </w:tcPr>
+          <w:p>
+            <w:r>
+              <w:rPr>
+                <w:rFonts w:ascii="Helvetica" w:hAnsi="Helvetica" w:cs="Helvetica"/>
+                <w:b/>
+                <w:bCs/>
+                <w:color w:val="000000"/>
+                <w:sz w:val="21"/>
+                <w:szCs w:val="21"/>
+              </w:rPr>
+              <w:t>1e-8</w:t>
+            </w:r>
+          </w:p>
+        </w:tc>
+        <w:tc>
+          <w:tcPr>
+            <w:tcW w:w="2410" w:type="dxa"/>
+            <w:vAlign w:val="center"/>
+          </w:tcPr>
+          <w:p>
+            <w:r>
+              <w:rPr>
+                <w:rFonts w:ascii="Helvetica" w:hAnsi="Helvetica" w:cs="Helvetica"/>
+                <w:color w:val="000000"/>
+                <w:sz w:val="21"/>
+                <w:szCs w:val="21"/>
+              </w:rPr>
+              <w:t>5.195307e-09</w:t>
+            </w:r>
+          </w:p>
+        </w:tc>
+      </w:tr>
+      <w:tr>
+        <w:tc>
+          <w:tcPr>
+            <w:tcW w:w="846" w:type="dxa"/>
+            <w:vAlign w:val="center"/>
+          </w:tcPr>
+          <w:p>
+            <w:r>
+              <w:rPr>
+                <w:rFonts w:ascii="Helvetica" w:hAnsi="Helvetica" w:cs="Helvetica"/>
+                <w:b/>
+                <w:bCs/>
+                <w:color w:val="000000"/>
+                <w:sz w:val="21"/>
+                <w:szCs w:val="21"/>
+              </w:rPr>
+              <w:t>1e-7</w:t>
+            </w:r>
+          </w:p>
+        </w:tc>
+        <w:tc>
+          <w:tcPr>
+            <w:tcW w:w="2410" w:type="dxa"/>
+            <w:vAlign w:val="center"/>
+          </w:tcPr>
+          <w:p>
+            <w:r>
+              <w:rPr>
+                <w:rFonts w:ascii="Helvetica" w:hAnsi="Helvetica" w:cs="Helvetica"/>
+                <w:color w:val="000000"/>
+                <w:sz w:val="21"/>
+                <w:szCs w:val="21"/>
+              </w:rPr>
+              <w:t>3.558084e-10</w:t>
+            </w:r>
+          </w:p>
+        </w:tc>
+      </w:tr>
+      <w:tr>
+        <w:tc>
+          <w:tcPr>
+            <w:tcW w:w="846" w:type="dxa"/>
+            <w:vAlign w:val="center"/>
+          </w:tcPr>
+          <w:p>
+            <w:r>
+              <w:rPr>
+                <w:rFonts w:ascii="Helvetica" w:hAnsi="Helvetica" w:cs="Helvetica"/>
+                <w:b/>
+                <w:bCs/>
+                <w:color w:val="000000"/>
+                <w:sz w:val="21"/>
+                <w:szCs w:val="21"/>
+              </w:rPr>
+              <w:t>1e-6</w:t>
+            </w:r>
+          </w:p>
+        </w:tc>
+        <w:tc>
+          <w:tcPr>
+            <w:tcW w:w="2410" w:type="dxa"/>
+            <w:vAlign w:val="center"/>
+          </w:tcPr>
+          <w:p>
+            <w:r>
+              <w:rPr>
+                <w:rFonts w:ascii="Helvetica" w:hAnsi="Helvetica" w:cs="Helvetica"/>
+                <w:color w:val="000000"/>
+                <w:sz w:val="21"/>
+                <w:szCs w:val="21"/>
+              </w:rPr>
+              <w:t>3.276968e-11</w:t>
+            </w:r>
+          </w:p>
+        </w:tc>
+      </w:tr>
+      <w:tr>
+        <w:tc>
+          <w:tcPr>
+            <w:tcW w:w="846" w:type="dxa"/>
+            <w:vAlign w:val="center"/>
+          </w:tcPr>
+          <w:p>
+            <w:r>
+              <w:rPr>
+                <w:rFonts w:ascii="Helvetica" w:hAnsi="Helvetica" w:cs="Helvetica"/>
+                <w:b/>
+                <w:bCs/>
+                <w:color w:val="000000"/>
+                <w:sz w:val="21"/>
+                <w:szCs w:val="21"/>
+              </w:rPr>
+              <w:t>1e-5</w:t>
+            </w:r>
+          </w:p>
+        </w:tc>
+        <w:tc>
+          <w:tcPr>
+            <w:tcW w:w="2410" w:type="dxa"/>
+            <w:vAlign w:val="center"/>
+          </w:tcPr>
+          <w:p>
+            <w:r>
+              <w:rPr>
+                <w:rFonts w:ascii="Helvetica" w:hAnsi="Helvetica" w:cs="Helvetica"/>
+                <w:color w:val="000000"/>
+                <w:sz w:val="21"/>
+                <w:szCs w:val="21"/>
+              </w:rPr>
+              <w:t>1.719047e-11</w:t>
+            </w:r>
+          </w:p>
+        </w:tc>
+      </w:tr>
+      <w:tr>
+        <w:tc>
+          <w:tcPr>
+            <w:tcW w:w="846" w:type="dxa"/>
+            <w:vAlign w:val="center"/>
+          </w:tcPr>
+          <w:p>
+            <w:r>
+              <w:rPr>
+                <w:rFonts w:ascii="Helvetica" w:hAnsi="Helvetica" w:cs="Helvetica"/>
+                <w:b/>
+                <w:bCs/>
+                <w:color w:val="000000"/>
+                <w:sz w:val="21"/>
+                <w:szCs w:val="21"/>
+              </w:rPr>
+              <w:t>1e-4</w:t>
+            </w:r>
+          </w:p>
+        </w:tc>
+        <w:tc>
+          <w:tcPr>
+            <w:tcW w:w="2410" w:type="dxa"/>
+            <w:vAlign w:val="center"/>
+          </w:tcPr>
+          <w:p>
+            <w:r>
+              <w:rPr>
+                <w:rFonts w:ascii="Helvetica" w:hAnsi="Helvetica" w:cs="Helvetica"/>
+                <w:color w:val="000000"/>
+                <w:sz w:val="21"/>
+                <w:szCs w:val="21"/>
+              </w:rPr>
+              <w:t>1.161275e-09</w:t>
+            </w:r>
+          </w:p>
+        </w:tc>
+      </w:tr>
+      <w:tr>
+        <w:tc>
+          <w:tcPr>
+            <w:tcW w:w="846" w:type="dxa"/>
+            <w:vAlign w:val="center"/>
+          </w:tcPr>
+          <w:p>
+            <w:r>
+              <w:rPr>
+                <w:rFonts w:ascii="Helvetica" w:hAnsi="Helvetica" w:cs="Helvetica"/>
+                <w:b/>
+                <w:bCs/>
+                <w:color w:val="000000"/>
+                <w:sz w:val="21"/>
+                <w:szCs w:val="21"/>
+              </w:rPr>
+              <w:t>1e-3</w:t>
+            </w:r>
+          </w:p>
+        </w:tc>
+        <w:tc>
+          <w:tcPr>
+            <w:tcW w:w="2410" w:type="dxa"/>
+            <w:vAlign w:val="center"/>
+          </w:tcPr>
+          <w:p>
+            <w:r>
+              <w:rPr>
+                <w:rFonts w:ascii="Helvetica" w:hAnsi="Helvetica" w:cs="Helvetica"/>
+                <w:color w:val="000000"/>
+                <w:sz w:val="21"/>
+                <w:szCs w:val="21"/>
+              </w:rPr>
+              <w:t>1.161178e-07</w:t>
+            </w:r>
+          </w:p>
+        </w:tc>
+      </w:tr>
+      <w:tr>
+        <w:tc>
+          <w:tcPr>
+            <w:tcW w:w="846" w:type="dxa"/>
+            <w:vAlign w:val="center"/>
+          </w:tcPr>
+          <w:p>
+            <w:r>
+              <w:rPr>
+                <w:rFonts w:ascii="Helvetica" w:hAnsi="Helvetica" w:cs="Helvetica"/>
+                <w:b/>
+                <w:bCs/>
+                <w:color w:val="000000"/>
+                <w:sz w:val="21"/>
+                <w:szCs w:val="21"/>
+              </w:rPr>
+              <w:t>1e-2</w:t>
+            </w:r>
+          </w:p>
+        </w:tc>
+        <w:tc>
+          <w:tcPr>
+            <w:tcW w:w="2410" w:type="dxa"/>
+            <w:vAlign w:val="center"/>
+          </w:tcPr>
+          <w:p>
+            <w:r>
+              <w:rPr>
+                <w:rFonts w:ascii="Helvetica" w:hAnsi="Helvetica" w:cs="Helvetica"/>
+                <w:color w:val="000000"/>
+                <w:sz w:val="21"/>
+                <w:szCs w:val="21"/>
+              </w:rPr>
+              <w:t>1.161172e-05</w:t>
+            </w:r>
+          </w:p>
+        </w:tc>
+      </w:tr>
+      <w:tr>
+        <w:tc>
+          <w:tcPr>
+            <w:tcW w:w="846" w:type="dxa"/>
+            <w:vAlign w:val="center"/>
+          </w:tcPr>
+          <w:p>
+            <w:r>
+              <w:rPr>
+                <w:rFonts w:ascii="Helvetica" w:hAnsi="Helvetica" w:cs="Helvetica"/>
+                <w:b/>
+                <w:bCs/>
+                <w:color w:val="000000"/>
+                <w:sz w:val="21"/>
+                <w:szCs w:val="21"/>
+              </w:rPr>
+              <w:t>1e-1</w:t>
+            </w:r>
+          </w:p>
+        </w:tc>
+        <w:tc>
+          <w:tcPr>
+            <w:tcW w:w="2410" w:type="dxa"/>
+            <w:vAlign w:val="center"/>
+          </w:tcPr>
+          <w:p>
+            <w:r>
+              <w:rPr>
+                <w:rFonts w:ascii="Helvetica" w:hAnsi="Helvetica" w:cs="Helvetica"/>
+                <w:color w:val="000000"/>
+                <w:sz w:val="21"/>
+                <w:szCs w:val="21"/>
+              </w:rPr>
+              <w:t>1.160597e-03</w:t>
+            </w:r>
+          </w:p>
+        </w:tc>
+      </w:tr>
+      <w:tr>
+        <w:tc>
+          <w:tcPr>
+            <w:tcW w:w="846" w:type="dxa"/>
+            <w:vAlign w:val="center"/>
+          </w:tcPr>
+          <w:p>
+            <w:r>
+              <w:rPr>
+                <w:rFonts w:ascii="Helvetica" w:hAnsi="Helvetica" w:cs="Helvetica"/>
+                <w:b/>
+                <w:bCs/>
+                <w:color w:val="000000"/>
+                <w:sz w:val="21"/>
+                <w:szCs w:val="21"/>
+              </w:rPr>
+              <w:t>1</w:t>
+            </w:r>
+          </w:p>
+        </w:tc>
+        <w:tc>
+          <w:tcPr>
+            <w:tcW w:w="2410" w:type="dxa"/>
+            <w:vAlign w:val="center"/>
+          </w:tcPr>
+          <w:p>
+            <w:r>
+              <w:rPr>
+                <w:rFonts w:ascii="Helvetica" w:hAnsi="Helvetica" w:cs="Helvetica"/>
+                <w:color w:val="000000"/>
+                <w:sz w:val="21"/>
+                <w:szCs w:val="21"/>
+              </w:rPr>
+              <w:t>1.104482e-01</w:t>
+            </w:r>
+          </w:p>
+        </w:tc>
+      </w:tr>
+    </w:tbl>
+    <w:p/>
+    <w:p>
+      <w:pPr>
+        <w:pStyle w:val="af1"/>
+        <w:keepNext/>
+      </w:pPr>
+      <w:r>
+        <w:t xml:space="preserve">Таблица </w:t>
+      </w:r>
+      <w:r>
+        <w:fldChar w:fldCharType="begin"/>
+      </w:r>
+      <w:r>
+        <w:instrText xml:space="preserve"> SEQ Таблица \* ARABIC </w:instrText>
+      </w:r>
+      <w:r>
+        <w:fldChar w:fldCharType="separate"/>
+      </w:r>
+      <w:r>
+        <w:rPr>
+          <w:noProof/>
+        </w:rPr>
+        <w:t>3</w:t>
+      </w:r>
+      <w:r>
+        <w:rPr>
+          <w:noProof/>
+        </w:rPr>
+        <w:fldChar w:fldCharType="end"/>
+      </w:r>
+      <w:r>
+        <w:t xml:space="preserve"> </w:t>
+      </w:r>
+      <w:r>
+        <w:t>Вторая</w:t>
+      </w:r>
+      <w:r>
+        <w:t xml:space="preserve"> производная для </w:t>
+      </w:r>
+      <w:r>
+        <w:rPr>
+          <w:lang w:val="en-US"/>
+        </w:rPr>
+        <w:t>u</w:t>
+      </w:r>
+      <w:r>
+        <w:t>(</w:t>
+      </w:r>
+      <w:r>
+        <w:rPr>
+          <w:lang w:val="en-US"/>
+        </w:rPr>
+        <w:t>x</w:t>
+      </w:r>
+      <w:r>
+        <w:t>)=</w:t>
+      </w:r>
+      <w:r>
+        <w:rPr>
+          <w:lang w:val="en-US"/>
+        </w:rPr>
+        <w:t>sin</w:t>
+      </w:r>
+      <w:r>
+        <w:t>(</w:t>
+      </w:r>
+      <w:r>
+        <w:rPr>
+          <w:lang w:val="en-US"/>
+        </w:rPr>
+        <w:t>x</w:t>
+      </w:r>
+      <w:r>
+        <w:t>)</w:t>
+      </w:r>
+    </w:p>
+    <w:tbl>
+      <w:tblPr>
+        <w:tblStyle w:val="af2"/>
+        <w:tblW w:w="0" w:type="auto"/>
+        <w:tblLook w:val="04A0" w:firstRow="1" w:lastRow="0" w:firstColumn="1" w:lastColumn="0" w:noHBand="0" w:noVBand="1"/>
+      </w:tblPr>
+      <w:tblGrid>
+        <w:gridCol w:w="846"/>
+        <w:gridCol w:w="2410"/>
+      </w:tblGrid>
+      <w:tr>
+        <w:tc>
+          <w:tcPr>
+            <w:tcW w:w="846" w:type="dxa"/>
+            <w:vAlign w:val="center"/>
+          </w:tcPr>
+          <w:p>
+            <w:r>
+              <w:rPr>
+                <w:rFonts w:ascii="Helvetica" w:hAnsi="Helvetica" w:cs="Helvetica"/>
+                <w:b/>
+                <w:bCs/>
+                <w:color w:val="000000"/>
+                <w:sz w:val="21"/>
+                <w:szCs w:val="21"/>
+              </w:rPr>
+              <w:t>h</w:t>
+            </w:r>
+          </w:p>
+        </w:tc>
+        <w:tc>
+          <w:tcPr>
+            <w:tcW w:w="2410" w:type="dxa"/>
+            <w:vAlign w:val="center"/>
+          </w:tcPr>
+          <w:p>
+            <w:r>
+              <w:rPr>
+                <w:rFonts w:ascii="Helvetica" w:hAnsi="Helvetica" w:cs="Helvetica"/>
+                <w:b/>
+                <w:bCs/>
+                <w:color w:val="000000"/>
+                <w:sz w:val="21"/>
+                <w:szCs w:val="21"/>
+              </w:rPr>
+              <w:t>Абсолютная ошибка</w:t>
+            </w:r>
+          </w:p>
+        </w:tc>
+      </w:tr>
+      <w:tr>
+        <w:tc>
+          <w:tcPr>
+            <w:tcW w:w="846" w:type="dxa"/>
+            <w:vAlign w:val="center"/>
+          </w:tcPr>
+          <w:p>
+            <w:r>
+              <w:rPr>
+                <w:rFonts w:ascii="Helvetica" w:hAnsi="Helvetica" w:cs="Helvetica"/>
+                <w:b/>
+                <w:bCs/>
+                <w:color w:val="000000"/>
+                <w:sz w:val="21"/>
+                <w:szCs w:val="21"/>
+              </w:rPr>
+              <w:t>1e-16</w:t>
+            </w:r>
+          </w:p>
+        </w:tc>
+        <w:tc>
+          <w:tcPr>
+            <w:tcW w:w="2410" w:type="dxa"/>
+            <w:vAlign w:val="center"/>
+          </w:tcPr>
+          <w:p>
+            <w:r>
+              <w:rPr>
+                <w:rFonts w:ascii="Helvetica" w:hAnsi="Helvetica" w:cs="Helvetica"/>
+                <w:color w:val="000000"/>
+                <w:sz w:val="21"/>
+                <w:szCs w:val="21"/>
+              </w:rPr>
+              <w:t>7.173561e-01</w:t>
+            </w:r>
+          </w:p>
+        </w:tc>
+      </w:tr>
+      <w:tr>
+        <w:tc>
+          <w:tcPr>
+            <w:tcW w:w="846" w:type="dxa"/>
+            <w:vAlign w:val="center"/>
+          </w:tcPr>
+          <w:p>
+            <w:r>
+              <w:rPr>
+                <w:rFonts w:ascii="Helvetica" w:hAnsi="Helvetica" w:cs="Helvetica"/>
+                <w:b/>
+                <w:bCs/>
+                <w:color w:val="000000"/>
+                <w:sz w:val="21"/>
+                <w:szCs w:val="21"/>
+              </w:rPr>
+              <w:t>1e-15</w:t>
+            </w:r>
+          </w:p>
+        </w:tc>
+        <w:tc>
+          <w:tcPr>
+            <w:tcW w:w="2410" w:type="dxa"/>
+            <w:vAlign w:val="center"/>
+          </w:tcPr>
+          <w:p>
+            <w:r>
+              <w:rPr>
+                <w:rFonts w:ascii="Helvetica" w:hAnsi="Helvetica" w:cs="Helvetica"/>
+                <w:color w:val="000000"/>
+                <w:sz w:val="21"/>
+                <w:szCs w:val="21"/>
+              </w:rPr>
+              <w:t>7.173561e-01</w:t>
+            </w:r>
+          </w:p>
+        </w:tc>
+      </w:tr>
+      <w:tr>
+        <w:tc>
+          <w:tcPr>
+            <w:tcW w:w="846" w:type="dxa"/>
+            <w:vAlign w:val="center"/>
+          </w:tcPr>
+          <w:p>
+            <w:r>
+              <w:rPr>
+                <w:rFonts w:ascii="Helvetica" w:hAnsi="Helvetica" w:cs="Helvetica"/>
+                <w:b/>
+                <w:bCs/>
+                <w:color w:val="000000"/>
+                <w:sz w:val="21"/>
+                <w:szCs w:val="21"/>
+              </w:rPr>
+              <w:t>1e-14</w:t>
+            </w:r>
+          </w:p>
+        </w:tc>
+        <w:tc>
+          <w:tcPr>
+            <w:tcW w:w="2410" w:type="dxa"/>
+            <w:vAlign w:val="center"/>
+          </w:tcPr>
+          <w:p>
+            <w:r>
+              <w:rPr>
+                <w:rFonts w:ascii="Helvetica" w:hAnsi="Helvetica" w:cs="Helvetica"/>
+                <w:color w:val="000000"/>
+                <w:sz w:val="21"/>
+                <w:szCs w:val="21"/>
+              </w:rPr>
+              <w:t>7.173561e-01</w:t>
+            </w:r>
+          </w:p>
+        </w:tc>
+      </w:tr>
+      <w:tr>
+        <w:tc>
+          <w:tcPr>
+            <w:tcW w:w="846" w:type="dxa"/>
+            <w:vAlign w:val="center"/>
+          </w:tcPr>
+          <w:p>
+            <w:r>
+              <w:rPr>
+                <w:rFonts w:ascii="Helvetica" w:hAnsi="Helvetica" w:cs="Helvetica"/>
+                <w:b/>
+                <w:bCs/>
+                <w:color w:val="000000"/>
+                <w:sz w:val="21"/>
+                <w:szCs w:val="21"/>
+              </w:rPr>
+              <w:t>1e-13</w:t>
+            </w:r>
+          </w:p>
+        </w:tc>
+        <w:tc>
+          <w:tcPr>
+            <w:tcW w:w="2410" w:type="dxa"/>
+            <w:vAlign w:val="center"/>
+          </w:tcPr>
+          <w:p>
+            <w:r>
+              <w:rPr>
+                <w:rFonts w:ascii="Helvetica" w:hAnsi="Helvetica" w:cs="Helvetica"/>
+                <w:color w:val="000000"/>
+                <w:sz w:val="21"/>
+                <w:szCs w:val="21"/>
+              </w:rPr>
+              <w:t>7.173561e-01</w:t>
+            </w:r>
+          </w:p>
+        </w:tc>
+      </w:tr>
+      <w:tr>
+        <w:tc>
+          <w:tcPr>
+            <w:tcW w:w="846" w:type="dxa"/>
+            <w:vAlign w:val="center"/>
+          </w:tcPr>
+          <w:p>
+            <w:r>
+              <w:rPr>
+                <w:rFonts w:ascii="Helvetica" w:hAnsi="Helvetica" w:cs="Helvetica"/>
+                <w:b/>
+                <w:bCs/>
+                <w:color w:val="000000"/>
+                <w:sz w:val="21"/>
+                <w:szCs w:val="21"/>
+              </w:rPr>
+              <w:t>1e-12</w:t>
+            </w:r>
+          </w:p>
+        </w:tc>
+        <w:tc>
+          <w:tcPr>
+            <w:tcW w:w="2410" w:type="dxa"/>
+            <w:vAlign w:val="center"/>
+          </w:tcPr>
+          <w:p>
+            <w:r>
+              <w:rPr>
+                <w:rFonts w:ascii="Helvetica" w:hAnsi="Helvetica" w:cs="Helvetica"/>
+                <w:color w:val="000000"/>
+                <w:sz w:val="21"/>
+                <w:szCs w:val="21"/>
+              </w:rPr>
+              <w:t>7.173561e-01</w:t>
+            </w:r>
+          </w:p>
+        </w:tc>
+      </w:tr>
+      <w:tr>
+        <w:tc>
+          <w:tcPr>
+            <w:tcW w:w="846" w:type="dxa"/>
+            <w:vAlign w:val="center"/>
+          </w:tcPr>
+          <w:p>
+            <w:r>
+              <w:rPr>
+                <w:rFonts w:ascii="Helvetica" w:hAnsi="Helvetica" w:cs="Helvetica"/>
+                <w:b/>
+                <w:bCs/>
+                <w:color w:val="000000"/>
+                <w:sz w:val="21"/>
+                <w:szCs w:val="21"/>
+              </w:rPr>
+              <w:t>1e-11</w:t>
+            </w:r>
+          </w:p>
+        </w:tc>
+        <w:tc>
+          <w:tcPr>
+            <w:tcW w:w="2410" w:type="dxa"/>
+            <w:vAlign w:val="center"/>
+          </w:tcPr>
+          <w:p>
+            <w:r>
+              <w:rPr>
+                <w:rFonts w:ascii="Helvetica" w:hAnsi="Helvetica" w:cs="Helvetica"/>
+                <w:color w:val="000000"/>
+                <w:sz w:val="21"/>
+                <w:szCs w:val="21"/>
+              </w:rPr>
+              <w:t>7.173561e-01</w:t>
+            </w:r>
+          </w:p>
+        </w:tc>
+      </w:tr>
+      <w:tr>
+        <w:tc>
+          <w:tcPr>
+            <w:tcW w:w="846" w:type="dxa"/>
+            <w:vAlign w:val="center"/>
+          </w:tcPr>
+          <w:p>
+            <w:r>
+              <w:rPr>
+                <w:rFonts w:ascii="Helvetica" w:hAnsi="Helvetica" w:cs="Helvetica"/>
+                <w:b/>
+                <w:bCs/>
+                <w:color w:val="000000"/>
+                <w:sz w:val="21"/>
+                <w:szCs w:val="21"/>
+              </w:rPr>
+              <w:t>1e-10</w:t>
+            </w:r>
+          </w:p>
+        </w:tc>
+        <w:tc>
+          <w:tcPr>
+            <w:tcW w:w="2410" w:type="dxa"/>
+            <w:vAlign w:val="center"/>
+          </w:tcPr>
+          <w:p>
+            <w:r>
+              <w:rPr>
+                <w:rFonts w:ascii="Helvetica" w:hAnsi="Helvetica" w:cs="Helvetica"/>
+                <w:color w:val="000000"/>
+                <w:sz w:val="21"/>
+                <w:szCs w:val="21"/>
+              </w:rPr>
+              <w:t>7.173561e-01</w:t>
+            </w:r>
+          </w:p>
+        </w:tc>
+      </w:tr>
+      <w:tr>
+        <w:tc>
+          <w:tcPr>
+            <w:tcW w:w="846" w:type="dxa"/>
+            <w:vAlign w:val="center"/>
+          </w:tcPr>
+          <w:p>
+            <w:r>
+              <w:rPr>
+                <w:rFonts w:ascii="Helvetica" w:hAnsi="Helvetica" w:cs="Helvetica"/>
+                <w:b/>
+                <w:bCs/>
+                <w:color w:val="000000"/>
+                <w:sz w:val="21"/>
+                <w:szCs w:val="21"/>
+              </w:rPr>
+              <w:t>1e-9</w:t>
+            </w:r>
+          </w:p>
+        </w:tc>
+        <w:tc>
+          <w:tcPr>
+            <w:tcW w:w="2410" w:type="dxa"/>
+            <w:vAlign w:val="center"/>
+          </w:tcPr>
+          <w:p>
+            <w:r>
+              <w:rPr>
+                <w:rFonts w:ascii="Helvetica" w:hAnsi="Helvetica" w:cs="Helvetica"/>
+                <w:color w:val="000000"/>
+                <w:sz w:val="21"/>
+                <w:szCs w:val="21"/>
+              </w:rPr>
+              <w:t>7.173561e-01</w:t>
+            </w:r>
+          </w:p>
+        </w:tc>
+      </w:tr>
+      <w:tr>
+        <w:tc>
+          <w:tcPr>
+            <w:tcW w:w="846" w:type="dxa"/>
+            <w:vAlign w:val="center"/>
+          </w:tcPr>
+          <w:p>
+            <w:r>
+              <w:rPr>
+                <w:rFonts w:ascii="Helvetica" w:hAnsi="Helvetica" w:cs="Helvetica"/>
+                <w:b/>
+                <w:bCs/>
+                <w:color w:val="000000"/>
+                <w:sz w:val="21"/>
+                <w:szCs w:val="21"/>
+              </w:rPr>
+              <w:t>1e-8</w:t>
+            </w:r>
+          </w:p>
+        </w:tc>
+        <w:tc>
+          <w:tcPr>
+            <w:tcW w:w="2410" w:type="dxa"/>
+            <w:vAlign w:val="center"/>
+          </w:tcPr>
+          <w:p>
+            <w:r>
+              <w:rPr>
+                <w:rFonts w:ascii="Helvetica" w:hAnsi="Helvetica" w:cs="Helvetica"/>
+                <w:color w:val="000000"/>
+                <w:sz w:val="21"/>
+                <w:szCs w:val="21"/>
+              </w:rPr>
+              <w:t>7.173561e-01</w:t>
+            </w:r>
+          </w:p>
+        </w:tc>
+      </w:tr>
+      <w:tr>
+        <w:tc>
+          <w:tcPr>
+            <w:tcW w:w="846" w:type="dxa"/>
+            <w:vAlign w:val="center"/>
+          </w:tcPr>
+          <w:p>
+            <w:r>
+              <w:rPr>
+                <w:rFonts w:ascii="Helvetica" w:hAnsi="Helvetica" w:cs="Helvetica"/>
+                <w:b/>
+                <w:bCs/>
+                <w:color w:val="000000"/>
+                <w:sz w:val="21"/>
+                <w:szCs w:val="21"/>
+              </w:rPr>
+              <w:t>1e-7</w:t>
+            </w:r>
+          </w:p>
+        </w:tc>
+        <w:tc>
+          <w:tcPr>
+            <w:tcW w:w="2410" w:type="dxa"/>
+            <w:vAlign w:val="center"/>
+          </w:tcPr>
+          <w:p>
+            <w:r>
+              <w:rPr>
+                <w:rFonts w:ascii="Helvetica" w:hAnsi="Helvetica" w:cs="Helvetica"/>
+                <w:color w:val="000000"/>
+                <w:sz w:val="21"/>
+                <w:szCs w:val="21"/>
+              </w:rPr>
+              <w:t>6.813355e-03</w:t>
+            </w:r>
+          </w:p>
+        </w:tc>
+      </w:tr>
+      <w:tr>
+        <w:tc>
+          <w:tcPr>
+            <w:tcW w:w="846" w:type="dxa"/>
+            <w:vAlign w:val="center"/>
+          </w:tcPr>
+          <w:p>
+            <w:r>
+              <w:rPr>
+                <w:rFonts w:ascii="Helvetica" w:hAnsi="Helvetica" w:cs="Helvetica"/>
+                <w:b/>
+                <w:bCs/>
+                <w:color w:val="000000"/>
+                <w:sz w:val="21"/>
+                <w:szCs w:val="21"/>
+              </w:rPr>
+              <w:t>1e-6</w:t>
+            </w:r>
+          </w:p>
+        </w:tc>
+        <w:tc>
+          <w:tcPr>
+            <w:tcW w:w="2410" w:type="dxa"/>
+            <w:vAlign w:val="center"/>
+          </w:tcPr>
+          <w:p>
+            <w:r>
+              <w:rPr>
+                <w:rFonts w:ascii="Helvetica" w:hAnsi="Helvetica" w:cs="Helvetica"/>
+                <w:color w:val="000000"/>
+                <w:sz w:val="21"/>
+                <w:szCs w:val="21"/>
+              </w:rPr>
+              <w:t>4.099469e-05</w:t>
+            </w:r>
+          </w:p>
+        </w:tc>
+      </w:tr>
+      <w:tr>
+        <w:tc>
+          <w:tcPr>
+            <w:tcW w:w="846" w:type="dxa"/>
+            <w:vAlign w:val="center"/>
+          </w:tcPr>
+          <w:p>
+            <w:r>
+              <w:rPr>
+                <w:rFonts w:ascii="Helvetica" w:hAnsi="Helvetica" w:cs="Helvetica"/>
+                <w:b/>
+                <w:bCs/>
+                <w:color w:val="000000"/>
+                <w:sz w:val="21"/>
+                <w:szCs w:val="21"/>
+              </w:rPr>
+              <w:t>1e-5</w:t>
+            </w:r>
+          </w:p>
+        </w:tc>
+        <w:tc>
+          <w:tcPr>
+            <w:tcW w:w="2410" w:type="dxa"/>
+            <w:vAlign w:val="center"/>
+          </w:tcPr>
+          <w:p>
+            <w:r>
+              <w:rPr>
+                <w:rFonts w:ascii="Helvetica" w:hAnsi="Helvetica" w:cs="Helvetica"/>
+                <w:color w:val="000000"/>
+                <w:sz w:val="21"/>
+                <w:szCs w:val="21"/>
+              </w:rPr>
+              <w:t>8.356270e-08</w:t>
+            </w:r>
+          </w:p>
+        </w:tc>
+      </w:tr>
+      <w:tr>
+        <w:tc>
+          <w:tcPr>
+            <w:tcW w:w="846" w:type="dxa"/>
+            <w:vAlign w:val="center"/>
+          </w:tcPr>
+          <w:p>
+            <w:r>
+              <w:rPr>
+                <w:rFonts w:ascii="Helvetica" w:hAnsi="Helvetica" w:cs="Helvetica"/>
+                <w:b/>
+                <w:bCs/>
+                <w:color w:val="000000"/>
+                <w:sz w:val="21"/>
+                <w:szCs w:val="21"/>
+              </w:rPr>
+              <w:t>1e-4</w:t>
+            </w:r>
+          </w:p>
+        </w:tc>
+        <w:tc>
+          <w:tcPr>
+            <w:tcW w:w="2410" w:type="dxa"/>
+            <w:vAlign w:val="center"/>
+          </w:tcPr>
+          <w:p>
+            <w:r>
+              <w:rPr>
+                <w:rFonts w:ascii="Helvetica" w:hAnsi="Helvetica" w:cs="Helvetica"/>
+                <w:color w:val="000000"/>
+                <w:sz w:val="21"/>
+                <w:szCs w:val="21"/>
+              </w:rPr>
+              <w:t>5.847090e-09</w:t>
+            </w:r>
+          </w:p>
+        </w:tc>
+      </w:tr>
+      <w:tr>
+        <w:tc>
+          <w:tcPr>
+            <w:tcW w:w="846" w:type="dxa"/>
+            <w:vAlign w:val="center"/>
+          </w:tcPr>
+          <w:p>
+            <w:r>
+              <w:rPr>
+                <w:rFonts w:ascii="Helvetica" w:hAnsi="Helvetica" w:cs="Helvetica"/>
+                <w:b/>
+                <w:bCs/>
+                <w:color w:val="000000"/>
+                <w:sz w:val="21"/>
+                <w:szCs w:val="21"/>
+              </w:rPr>
+              <w:t>1e-3</w:t>
+            </w:r>
+          </w:p>
+        </w:tc>
+        <w:tc>
+          <w:tcPr>
+            <w:tcW w:w="2410" w:type="dxa"/>
+            <w:vAlign w:val="center"/>
+          </w:tcPr>
+          <w:p>
+            <w:r>
+              <w:rPr>
+                <w:rFonts w:ascii="Helvetica" w:hAnsi="Helvetica" w:cs="Helvetica"/>
+                <w:color w:val="000000"/>
+                <w:sz w:val="21"/>
+                <w:szCs w:val="21"/>
+              </w:rPr>
+              <w:t>5.976709e-08</w:t>
+            </w:r>
+          </w:p>
+        </w:tc>
+      </w:tr>
+      <w:tr>
+        <w:tc>
+          <w:tcPr>
+            <w:tcW w:w="846" w:type="dxa"/>
+            <w:vAlign w:val="center"/>
+          </w:tcPr>
+          <w:p>
+            <w:r>
+              <w:rPr>
+                <w:rFonts w:ascii="Helvetica" w:hAnsi="Helvetica" w:cs="Helvetica"/>
+                <w:b/>
+                <w:bCs/>
+                <w:color w:val="000000"/>
+                <w:sz w:val="21"/>
+                <w:szCs w:val="21"/>
+              </w:rPr>
+              <w:t>1e-2</w:t>
+            </w:r>
+          </w:p>
+        </w:tc>
+        <w:tc>
+          <w:tcPr>
+            <w:tcW w:w="2410" w:type="dxa"/>
+            <w:vAlign w:val="center"/>
+          </w:tcPr>
+          <w:p>
+            <w:r>
+              <w:rPr>
+                <w:rFonts w:ascii="Helvetica" w:hAnsi="Helvetica" w:cs="Helvetica"/>
+                <w:color w:val="000000"/>
+                <w:sz w:val="21"/>
+                <w:szCs w:val="21"/>
+              </w:rPr>
+              <w:t>5.977947e-06</w:t>
+            </w:r>
+          </w:p>
+        </w:tc>
+      </w:tr>
+      <w:tr>
+        <w:tc>
+          <w:tcPr>
+            <w:tcW w:w="846" w:type="dxa"/>
+            <w:vAlign w:val="center"/>
+          </w:tcPr>
+          <w:p>
+            <w:r>
+              <w:rPr>
+                <w:rFonts w:ascii="Helvetica" w:hAnsi="Helvetica" w:cs="Helvetica"/>
+                <w:b/>
+                <w:bCs/>
+                <w:color w:val="000000"/>
+                <w:sz w:val="21"/>
+                <w:szCs w:val="21"/>
+              </w:rPr>
+              <w:t>1e-1</w:t>
+            </w:r>
+          </w:p>
+        </w:tc>
+        <w:tc>
+          <w:tcPr>
+            <w:tcW w:w="2410" w:type="dxa"/>
+            <w:vAlign w:val="center"/>
+          </w:tcPr>
+          <w:p>
+            <w:r>
+              <w:rPr>
+                <w:rFonts w:ascii="Helvetica" w:hAnsi="Helvetica" w:cs="Helvetica"/>
+                <w:color w:val="000000"/>
+                <w:sz w:val="21"/>
+                <w:szCs w:val="21"/>
+              </w:rPr>
+              <w:t>5.975975e-04</w:t>
+            </w:r>
+          </w:p>
+        </w:tc>
+      </w:tr>
+      <w:tr>
+        <w:tc>
+          <w:tcPr>
+            <w:tcW w:w="846" w:type="dxa"/>
+            <w:vAlign w:val="center"/>
+          </w:tcPr>
+          <w:p>
+            <w:r>
+              <w:rPr>
+                <w:rFonts w:ascii="Helvetica" w:hAnsi="Helvetica" w:cs="Helvetica"/>
+                <w:b/>
+                <w:bCs/>
+                <w:color w:val="000000"/>
+                <w:sz w:val="21"/>
+                <w:szCs w:val="21"/>
+              </w:rPr>
+              <w:t>1</w:t>
+            </w:r>
+          </w:p>
+        </w:tc>
+        <w:tc>
+          <w:tcPr>
+            <w:tcW w:w="2410" w:type="dxa"/>
+            <w:vAlign w:val="center"/>
+          </w:tcPr>
+          <w:p>
+            <w:r>
+              <w:rPr>
+                <w:rFonts w:ascii="Helvetica" w:hAnsi="Helvetica" w:cs="Helvetica"/>
+                <w:color w:val="000000"/>
+                <w:sz w:val="21"/>
+                <w:szCs w:val="21"/>
+              </w:rPr>
+              <w:t>5.782221e-02</w:t>
+            </w:r>
+          </w:p>
+        </w:tc>
+      </w:tr>
+    </w:tbl>
+    <w:p>
+      <w:pPr>
+        <w:rPr>
+          <w:lang w:val="en-US"/>
+        </w:rPr>
+      </w:pPr>
     </w:p>
     <w:p>
       <w:pPr>
+        <w:pStyle w:val="af1"/>
         <w:keepNext/>
       </w:pPr>
       <w:r>
+        <w:lastRenderedPageBreak/>
+        <w:t xml:space="preserve">Рисунок </w:t>
+      </w:r>
+      <w:r>
+        <w:fldChar w:fldCharType="begin"/>
+      </w:r>
+      <w:r>
+        <w:instrText xml:space="preserve"> SEQ Рисунок \* ARABIC </w:instrText>
+      </w:r>
+      <w:r>
+        <w:fldChar w:fldCharType="separate"/>
+      </w:r>
+      <w:r>
         <w:rPr>
           <w:noProof/>
         </w:rPr>
-        <w:lastRenderedPageBreak/>
+        <w:t>2</w:t>
+      </w:r>
+      <w:r>
+        <w:rPr>
+          <w:noProof/>
+        </w:rPr>
+        <w:fldChar w:fldCharType="end"/>
+      </w:r>
+      <w:r>
+        <w:t xml:space="preserve"> </w:t>
+      </w:r>
+      <w:r>
+        <w:t>Зависимость абсолютных ошибок</w:t>
+      </w:r>
+      <w:r>
+        <w:t xml:space="preserve"> </w:t>
+      </w:r>
+      <w:r>
+        <w:t>в конкретной точке</w:t>
+      </w:r>
+      <w:r>
+        <w:t xml:space="preserve"> от шага для u(x)=</w:t>
+      </w:r>
+      <w:r>
+        <w:rPr>
+          <w:lang w:val="en-US"/>
+        </w:rPr>
+        <w:t>x</w:t>
+      </w:r>
+      <w:r>
+        <w:t>^2</w:t>
+      </w:r>
+    </w:p>
+    <w:p>
+      <w:pPr>
+        <w:keepNext/>
+      </w:pPr>
+      <w:r>
+        <w:rPr>
+          <w:noProof/>
+        </w:rPr>
         <w:drawing>
           <wp:inline distT="0" distB="0" distL="0" distR="0" wp14:anchorId="256DF325" wp14:editId="5BDFF0EE">
             <wp:extent cx="5940425" cy="3686810"/>
@@ -5102,23 +7908,34 @@
     <w:p>
       <w:pPr>
         <w:pStyle w:val="af1"/>
-      </w:pPr>
-      <w:r>
-        <w:t xml:space="preserve">Рисунок </w:t>
-      </w:r>
-      <w:fldSimple w:instr=" SEQ Рисунок \* ARABIC ">
-        <w:r>
-          <w:rPr>
-            <w:noProof/>
-          </w:rPr>
-          <w:t>2</w:t>
-        </w:r>
-      </w:fldSimple>
-      <w:r>
-        <w:t xml:space="preserve"> </w:t>
-      </w:r>
-      <w:r>
-        <w:t xml:space="preserve">Зависимость абсолютных ошибок от шага для </w:t>
+        <w:keepNext/>
+      </w:pPr>
+      <w:r>
+        <w:t xml:space="preserve">Таблица </w:t>
+      </w:r>
+      <w:r>
+        <w:fldChar w:fldCharType="begin"/>
+      </w:r>
+      <w:r>
+        <w:instrText xml:space="preserve"> SEQ Таблица \* ARABIC </w:instrText>
+      </w:r>
+      <w:r>
+        <w:fldChar w:fldCharType="separate"/>
+      </w:r>
+      <w:r>
+        <w:rPr>
+          <w:noProof/>
+        </w:rPr>
+        <w:t>4</w:t>
+      </w:r>
+      <w:r>
+        <w:rPr>
+          <w:noProof/>
+        </w:rPr>
+        <w:fldChar w:fldCharType="end"/>
+      </w:r>
+      <w:r>
+        <w:t xml:space="preserve"> Правая первая производная для </w:t>
       </w:r>
       <w:r>
         <w:rPr>
@@ -5139,9 +7956,6 @@
         <w:t>)=</w:t>
       </w:r>
       <w:r>
-        <w:t xml:space="preserve"> </w:t>
-      </w:r>
-      <w:r>
         <w:rPr>
           <w:lang w:val="en-US"/>
         </w:rPr>
@@ -5150,12 +7964,2598 @@
       <w:r>
         <w:t>^2</w:t>
       </w:r>
+    </w:p>
+    <w:tbl>
+      <w:tblPr>
+        <w:tblStyle w:val="af2"/>
+        <w:tblW w:w="0" w:type="auto"/>
+        <w:tblLook w:val="04A0" w:firstRow="1" w:lastRow="0" w:firstColumn="1" w:lastColumn="0" w:noHBand="0" w:noVBand="1"/>
+      </w:tblPr>
+      <w:tblGrid>
+        <w:gridCol w:w="846"/>
+        <w:gridCol w:w="2410"/>
+      </w:tblGrid>
+      <w:tr>
+        <w:tc>
+          <w:tcPr>
+            <w:tcW w:w="846" w:type="dxa"/>
+            <w:vAlign w:val="center"/>
+          </w:tcPr>
+          <w:p>
+            <w:pPr>
+              <w:keepNext/>
+            </w:pPr>
+            <w:r>
+              <w:rPr>
+                <w:rFonts w:ascii="Helvetica" w:hAnsi="Helvetica" w:cs="Helvetica"/>
+                <w:b/>
+                <w:bCs/>
+                <w:color w:val="000000"/>
+                <w:sz w:val="21"/>
+                <w:szCs w:val="21"/>
+              </w:rPr>
+              <w:t>h</w:t>
+            </w:r>
+          </w:p>
+        </w:tc>
+        <w:tc>
+          <w:tcPr>
+            <w:tcW w:w="2410" w:type="dxa"/>
+            <w:vAlign w:val="center"/>
+          </w:tcPr>
+          <w:p>
+            <w:pPr>
+              <w:keepNext/>
+            </w:pPr>
+            <w:r>
+              <w:rPr>
+                <w:rFonts w:ascii="Helvetica" w:hAnsi="Helvetica" w:cs="Helvetica"/>
+                <w:b/>
+                <w:bCs/>
+                <w:color w:val="000000"/>
+                <w:sz w:val="21"/>
+                <w:szCs w:val="21"/>
+              </w:rPr>
+              <w:t>Абсолютная ошибка</w:t>
+            </w:r>
+          </w:p>
+        </w:tc>
+      </w:tr>
+      <w:tr>
+        <w:tc>
+          <w:tcPr>
+            <w:tcW w:w="846" w:type="dxa"/>
+            <w:vAlign w:val="center"/>
+          </w:tcPr>
+          <w:p>
+            <w:pPr>
+              <w:keepNext/>
+            </w:pPr>
+            <w:r>
+              <w:rPr>
+                <w:rFonts w:ascii="Helvetica" w:hAnsi="Helvetica" w:cs="Helvetica"/>
+                <w:b/>
+                <w:bCs/>
+                <w:color w:val="000000"/>
+                <w:sz w:val="21"/>
+                <w:szCs w:val="21"/>
+              </w:rPr>
+              <w:t>1e-16</w:t>
+            </w:r>
+          </w:p>
+        </w:tc>
+        <w:tc>
+          <w:tcPr>
+            <w:tcW w:w="2410" w:type="dxa"/>
+            <w:vAlign w:val="center"/>
+          </w:tcPr>
+          <w:p>
+            <w:pPr>
+              <w:keepNext/>
+            </w:pPr>
+            <w:r>
+              <w:rPr>
+                <w:rFonts w:ascii="Helvetica" w:hAnsi="Helvetica" w:cs="Helvetica"/>
+                <w:color w:val="000000"/>
+                <w:sz w:val="21"/>
+                <w:szCs w:val="21"/>
+              </w:rPr>
+              <w:t>4.897770e-01</w:t>
+            </w:r>
+          </w:p>
+        </w:tc>
+      </w:tr>
+      <w:tr>
+        <w:tc>
+          <w:tcPr>
+            <w:tcW w:w="846" w:type="dxa"/>
+            <w:vAlign w:val="center"/>
+          </w:tcPr>
+          <w:p>
+            <w:pPr>
+              <w:keepNext/>
+            </w:pPr>
+            <w:r>
+              <w:rPr>
+                <w:rFonts w:ascii="Helvetica" w:hAnsi="Helvetica" w:cs="Helvetica"/>
+                <w:b/>
+                <w:bCs/>
+                <w:color w:val="000000"/>
+                <w:sz w:val="21"/>
+                <w:szCs w:val="21"/>
+              </w:rPr>
+              <w:t>1e-15</w:t>
+            </w:r>
+          </w:p>
+        </w:tc>
+        <w:tc>
+          <w:tcPr>
+            <w:tcW w:w="2410" w:type="dxa"/>
+            <w:vAlign w:val="center"/>
+          </w:tcPr>
+          <w:p>
+            <w:pPr>
+              <w:keepNext/>
+            </w:pPr>
+            <w:r>
+              <w:rPr>
+                <w:rFonts w:ascii="Helvetica" w:hAnsi="Helvetica" w:cs="Helvetica"/>
+                <w:color w:val="000000"/>
+                <w:sz w:val="21"/>
+                <w:szCs w:val="21"/>
+              </w:rPr>
+              <w:t>4.568777e-02</w:t>
+            </w:r>
+          </w:p>
+        </w:tc>
+      </w:tr>
+      <w:tr>
+        <w:tc>
+          <w:tcPr>
+            <w:tcW w:w="846" w:type="dxa"/>
+            <w:vAlign w:val="center"/>
+          </w:tcPr>
+          <w:p>
+            <w:pPr>
+              <w:keepNext/>
+            </w:pPr>
+            <w:r>
+              <w:rPr>
+                <w:rFonts w:ascii="Helvetica" w:hAnsi="Helvetica" w:cs="Helvetica"/>
+                <w:b/>
+                <w:bCs/>
+                <w:color w:val="000000"/>
+                <w:sz w:val="21"/>
+                <w:szCs w:val="21"/>
+              </w:rPr>
+              <w:t>1e-14</w:t>
+            </w:r>
+          </w:p>
+        </w:tc>
+        <w:tc>
+          <w:tcPr>
+            <w:tcW w:w="2410" w:type="dxa"/>
+            <w:vAlign w:val="center"/>
+          </w:tcPr>
+          <w:p>
+            <w:pPr>
+              <w:keepNext/>
+            </w:pPr>
+            <w:r>
+              <w:rPr>
+                <w:rFonts w:ascii="Helvetica" w:hAnsi="Helvetica" w:cs="Helvetica"/>
+                <w:color w:val="000000"/>
+                <w:sz w:val="21"/>
+                <w:szCs w:val="21"/>
+              </w:rPr>
+              <w:t>1.278845e-03</w:t>
+            </w:r>
+          </w:p>
+        </w:tc>
+      </w:tr>
+      <w:tr>
+        <w:tc>
+          <w:tcPr>
+            <w:tcW w:w="846" w:type="dxa"/>
+            <w:vAlign w:val="center"/>
+          </w:tcPr>
+          <w:p>
+            <w:pPr>
+              <w:keepNext/>
+            </w:pPr>
+            <w:r>
+              <w:rPr>
+                <w:rFonts w:ascii="Helvetica" w:hAnsi="Helvetica" w:cs="Helvetica"/>
+                <w:b/>
+                <w:bCs/>
+                <w:color w:val="000000"/>
+                <w:sz w:val="21"/>
+                <w:szCs w:val="21"/>
+              </w:rPr>
+              <w:t>1e-13</w:t>
+            </w:r>
+          </w:p>
+        </w:tc>
+        <w:tc>
+          <w:tcPr>
+            <w:tcW w:w="2410" w:type="dxa"/>
+            <w:vAlign w:val="center"/>
+          </w:tcPr>
+          <w:p>
+            <w:pPr>
+              <w:keepNext/>
+            </w:pPr>
+            <w:r>
+              <w:rPr>
+                <w:rFonts w:ascii="Helvetica" w:hAnsi="Helvetica" w:cs="Helvetica"/>
+                <w:color w:val="000000"/>
+                <w:sz w:val="21"/>
+                <w:szCs w:val="21"/>
+              </w:rPr>
+              <w:t>1.686215e-04</w:t>
+            </w:r>
+          </w:p>
+        </w:tc>
+      </w:tr>
+      <w:tr>
+        <w:tc>
+          <w:tcPr>
+            <w:tcW w:w="846" w:type="dxa"/>
+            <w:vAlign w:val="center"/>
+          </w:tcPr>
+          <w:p>
+            <w:pPr>
+              <w:keepNext/>
+            </w:pPr>
+            <w:r>
+              <w:rPr>
+                <w:rFonts w:ascii="Helvetica" w:hAnsi="Helvetica" w:cs="Helvetica"/>
+                <w:b/>
+                <w:bCs/>
+                <w:color w:val="000000"/>
+                <w:sz w:val="21"/>
+                <w:szCs w:val="21"/>
+              </w:rPr>
+              <w:t>1e-12</w:t>
+            </w:r>
+          </w:p>
+        </w:tc>
+        <w:tc>
+          <w:tcPr>
+            <w:tcW w:w="2410" w:type="dxa"/>
+            <w:vAlign w:val="center"/>
+          </w:tcPr>
+          <w:p>
+            <w:pPr>
+              <w:keepNext/>
+            </w:pPr>
+            <w:r>
+              <w:rPr>
+                <w:rFonts w:ascii="Helvetica" w:hAnsi="Helvetica" w:cs="Helvetica"/>
+                <w:color w:val="000000"/>
+                <w:sz w:val="21"/>
+                <w:szCs w:val="21"/>
+              </w:rPr>
+              <w:t>5.759921e-05</w:t>
+            </w:r>
+          </w:p>
+        </w:tc>
+      </w:tr>
+      <w:tr>
+        <w:tc>
+          <w:tcPr>
+            <w:tcW w:w="846" w:type="dxa"/>
+            <w:vAlign w:val="center"/>
+          </w:tcPr>
+          <w:p>
+            <w:pPr>
+              <w:keepNext/>
+            </w:pPr>
+            <w:r>
+              <w:rPr>
+                <w:rFonts w:ascii="Helvetica" w:hAnsi="Helvetica" w:cs="Helvetica"/>
+                <w:b/>
+                <w:bCs/>
+                <w:color w:val="000000"/>
+                <w:sz w:val="21"/>
+                <w:szCs w:val="21"/>
+              </w:rPr>
+              <w:t>1e-11</w:t>
+            </w:r>
+          </w:p>
+        </w:tc>
+        <w:tc>
+          <w:tcPr>
+            <w:tcW w:w="2410" w:type="dxa"/>
+            <w:vAlign w:val="center"/>
+          </w:tcPr>
+          <w:p>
+            <w:pPr>
+              <w:keepNext/>
+            </w:pPr>
+            <w:r>
+              <w:rPr>
+                <w:rFonts w:ascii="Helvetica" w:hAnsi="Helvetica" w:cs="Helvetica"/>
+                <w:color w:val="000000"/>
+                <w:sz w:val="21"/>
+                <w:szCs w:val="21"/>
+              </w:rPr>
+              <w:t>2.088061e-06</w:t>
+            </w:r>
+          </w:p>
+        </w:tc>
+      </w:tr>
+      <w:tr>
+        <w:tc>
+          <w:tcPr>
+            <w:tcW w:w="846" w:type="dxa"/>
+            <w:vAlign w:val="center"/>
+          </w:tcPr>
+          <w:p>
+            <w:pPr>
+              <w:keepNext/>
+            </w:pPr>
+            <w:r>
+              <w:rPr>
+                <w:rFonts w:ascii="Helvetica" w:hAnsi="Helvetica" w:cs="Helvetica"/>
+                <w:b/>
+                <w:bCs/>
+                <w:color w:val="000000"/>
+                <w:sz w:val="21"/>
+                <w:szCs w:val="21"/>
+              </w:rPr>
+              <w:t>1e-10</w:t>
+            </w:r>
+          </w:p>
+        </w:tc>
+        <w:tc>
+          <w:tcPr>
+            <w:tcW w:w="2410" w:type="dxa"/>
+            <w:vAlign w:val="center"/>
+          </w:tcPr>
+          <w:p>
+            <w:pPr>
+              <w:keepNext/>
+            </w:pPr>
+            <w:r>
+              <w:rPr>
+                <w:rFonts w:ascii="Helvetica" w:hAnsi="Helvetica" w:cs="Helvetica"/>
+                <w:color w:val="000000"/>
+                <w:sz w:val="21"/>
+                <w:szCs w:val="21"/>
+              </w:rPr>
+              <w:t>1.323846e-07</w:t>
+            </w:r>
+          </w:p>
+        </w:tc>
+      </w:tr>
+      <w:tr>
+        <w:tc>
+          <w:tcPr>
+            <w:tcW w:w="846" w:type="dxa"/>
+            <w:vAlign w:val="center"/>
+          </w:tcPr>
+          <w:p>
+            <w:pPr>
+              <w:keepNext/>
+            </w:pPr>
+            <w:r>
+              <w:rPr>
+                <w:rFonts w:ascii="Helvetica" w:hAnsi="Helvetica" w:cs="Helvetica"/>
+                <w:b/>
+                <w:bCs/>
+                <w:color w:val="000000"/>
+                <w:sz w:val="21"/>
+                <w:szCs w:val="21"/>
+              </w:rPr>
+              <w:t>1e-9</w:t>
+            </w:r>
+          </w:p>
+        </w:tc>
+        <w:tc>
+          <w:tcPr>
+            <w:tcW w:w="2410" w:type="dxa"/>
+            <w:vAlign w:val="center"/>
+          </w:tcPr>
+          <w:p>
+            <w:pPr>
+              <w:keepNext/>
+            </w:pPr>
+            <w:r>
+              <w:rPr>
+                <w:rFonts w:ascii="Helvetica" w:hAnsi="Helvetica" w:cs="Helvetica"/>
+                <w:color w:val="000000"/>
+                <w:sz w:val="21"/>
+                <w:szCs w:val="21"/>
+              </w:rPr>
+              <w:t>8.966001e-08</w:t>
+            </w:r>
+          </w:p>
+        </w:tc>
+      </w:tr>
+      <w:tr>
+        <w:tc>
+          <w:tcPr>
+            <w:tcW w:w="846" w:type="dxa"/>
+            <w:vAlign w:val="center"/>
+          </w:tcPr>
+          <w:p>
+            <w:pPr>
+              <w:keepNext/>
+            </w:pPr>
+            <w:r>
+              <w:rPr>
+                <w:rFonts w:ascii="Helvetica" w:hAnsi="Helvetica" w:cs="Helvetica"/>
+                <w:b/>
+                <w:bCs/>
+                <w:color w:val="000000"/>
+                <w:sz w:val="21"/>
+                <w:szCs w:val="21"/>
+              </w:rPr>
+              <w:t>1e-8</w:t>
+            </w:r>
+          </w:p>
+        </w:tc>
+        <w:tc>
+          <w:tcPr>
+            <w:tcW w:w="2410" w:type="dxa"/>
+            <w:vAlign w:val="center"/>
+          </w:tcPr>
+          <w:p>
+            <w:pPr>
+              <w:keepNext/>
+            </w:pPr>
+            <w:r>
+              <w:rPr>
+                <w:rFonts w:ascii="Helvetica" w:hAnsi="Helvetica" w:cs="Helvetica"/>
+                <w:color w:val="000000"/>
+                <w:sz w:val="21"/>
+                <w:szCs w:val="21"/>
+              </w:rPr>
+              <w:t>1.026006e-08</w:t>
+            </w:r>
+          </w:p>
+        </w:tc>
+      </w:tr>
+      <w:tr>
+        <w:tc>
+          <w:tcPr>
+            <w:tcW w:w="846" w:type="dxa"/>
+            <w:vAlign w:val="center"/>
+          </w:tcPr>
+          <w:p>
+            <w:pPr>
+              <w:keepNext/>
+            </w:pPr>
+            <w:r>
+              <w:rPr>
+                <w:rFonts w:ascii="Helvetica" w:hAnsi="Helvetica" w:cs="Helvetica"/>
+                <w:b/>
+                <w:bCs/>
+                <w:color w:val="000000"/>
+                <w:sz w:val="21"/>
+                <w:szCs w:val="21"/>
+              </w:rPr>
+              <w:t>1e-7</w:t>
+            </w:r>
+          </w:p>
+        </w:tc>
+        <w:tc>
+          <w:tcPr>
+            <w:tcW w:w="2410" w:type="dxa"/>
+            <w:vAlign w:val="center"/>
+          </w:tcPr>
+          <w:p>
+            <w:pPr>
+              <w:keepNext/>
+            </w:pPr>
+            <w:r>
+              <w:rPr>
+                <w:rFonts w:ascii="Helvetica" w:hAnsi="Helvetica" w:cs="Helvetica"/>
+                <w:color w:val="000000"/>
+                <w:sz w:val="21"/>
+                <w:szCs w:val="21"/>
+              </w:rPr>
+              <w:t>9.907790e-08</w:t>
+            </w:r>
+          </w:p>
+        </w:tc>
+      </w:tr>
+      <w:tr>
+        <w:tc>
+          <w:tcPr>
+            <w:tcW w:w="846" w:type="dxa"/>
+            <w:vAlign w:val="center"/>
+          </w:tcPr>
+          <w:p>
+            <w:pPr>
+              <w:keepNext/>
+            </w:pPr>
+            <w:r>
+              <w:rPr>
+                <w:rFonts w:ascii="Helvetica" w:hAnsi="Helvetica" w:cs="Helvetica"/>
+                <w:b/>
+                <w:bCs/>
+                <w:color w:val="000000"/>
+                <w:sz w:val="21"/>
+                <w:szCs w:val="21"/>
+              </w:rPr>
+              <w:t>1e-6</w:t>
+            </w:r>
+          </w:p>
+        </w:tc>
+        <w:tc>
+          <w:tcPr>
+            <w:tcW w:w="2410" w:type="dxa"/>
+            <w:vAlign w:val="center"/>
+          </w:tcPr>
+          <w:p>
+            <w:pPr>
+              <w:keepNext/>
+            </w:pPr>
+            <w:r>
+              <w:rPr>
+                <w:rFonts w:ascii="Helvetica" w:hAnsi="Helvetica" w:cs="Helvetica"/>
+                <w:color w:val="000000"/>
+                <w:sz w:val="21"/>
+                <w:szCs w:val="21"/>
+              </w:rPr>
+              <w:t>1.000024e-06</w:t>
+            </w:r>
+          </w:p>
+        </w:tc>
+      </w:tr>
+      <w:tr>
+        <w:tc>
+          <w:tcPr>
+            <w:tcW w:w="846" w:type="dxa"/>
+            <w:vAlign w:val="center"/>
+          </w:tcPr>
+          <w:p>
+            <w:pPr>
+              <w:keepNext/>
+            </w:pPr>
+            <w:r>
+              <w:rPr>
+                <w:rFonts w:ascii="Helvetica" w:hAnsi="Helvetica" w:cs="Helvetica"/>
+                <w:b/>
+                <w:bCs/>
+                <w:color w:val="000000"/>
+                <w:sz w:val="21"/>
+                <w:szCs w:val="21"/>
+              </w:rPr>
+              <w:t>1e-5</w:t>
+            </w:r>
+          </w:p>
+        </w:tc>
+        <w:tc>
+          <w:tcPr>
+            <w:tcW w:w="2410" w:type="dxa"/>
+            <w:vAlign w:val="center"/>
+          </w:tcPr>
+          <w:p>
+            <w:pPr>
+              <w:keepNext/>
+            </w:pPr>
+            <w:r>
+              <w:rPr>
+                <w:rFonts w:ascii="Helvetica" w:hAnsi="Helvetica" w:cs="Helvetica"/>
+                <w:color w:val="000000"/>
+                <w:sz w:val="21"/>
+                <w:szCs w:val="21"/>
+              </w:rPr>
+              <w:t>9.999991e-06</w:t>
+            </w:r>
+          </w:p>
+        </w:tc>
+      </w:tr>
+      <w:tr>
+        <w:tc>
+          <w:tcPr>
+            <w:tcW w:w="846" w:type="dxa"/>
+            <w:vAlign w:val="center"/>
+          </w:tcPr>
+          <w:p>
+            <w:pPr>
+              <w:keepNext/>
+            </w:pPr>
+            <w:r>
+              <w:rPr>
+                <w:rFonts w:ascii="Helvetica" w:hAnsi="Helvetica" w:cs="Helvetica"/>
+                <w:b/>
+                <w:bCs/>
+                <w:color w:val="000000"/>
+                <w:sz w:val="21"/>
+                <w:szCs w:val="21"/>
+              </w:rPr>
+              <w:t>1e-4</w:t>
+            </w:r>
+          </w:p>
+        </w:tc>
+        <w:tc>
+          <w:tcPr>
+            <w:tcW w:w="2410" w:type="dxa"/>
+            <w:vAlign w:val="center"/>
+          </w:tcPr>
+          <w:p>
+            <w:pPr>
+              <w:keepNext/>
+            </w:pPr>
+            <w:r>
+              <w:rPr>
+                <w:rFonts w:ascii="Helvetica" w:hAnsi="Helvetica" w:cs="Helvetica"/>
+                <w:color w:val="000000"/>
+                <w:sz w:val="21"/>
+                <w:szCs w:val="21"/>
+              </w:rPr>
+              <w:t>1.000000e-04</w:t>
+            </w:r>
+          </w:p>
+        </w:tc>
+      </w:tr>
+      <w:tr>
+        <w:tc>
+          <w:tcPr>
+            <w:tcW w:w="846" w:type="dxa"/>
+            <w:vAlign w:val="center"/>
+          </w:tcPr>
+          <w:p>
+            <w:pPr>
+              <w:keepNext/>
+            </w:pPr>
+            <w:r>
+              <w:rPr>
+                <w:rFonts w:ascii="Helvetica" w:hAnsi="Helvetica" w:cs="Helvetica"/>
+                <w:b/>
+                <w:bCs/>
+                <w:color w:val="000000"/>
+                <w:sz w:val="21"/>
+                <w:szCs w:val="21"/>
+              </w:rPr>
+              <w:t>1e-3</w:t>
+            </w:r>
+          </w:p>
+        </w:tc>
+        <w:tc>
+          <w:tcPr>
+            <w:tcW w:w="2410" w:type="dxa"/>
+            <w:vAlign w:val="center"/>
+          </w:tcPr>
+          <w:p>
+            <w:pPr>
+              <w:keepNext/>
+            </w:pPr>
+            <w:r>
+              <w:rPr>
+                <w:rFonts w:ascii="Helvetica" w:hAnsi="Helvetica" w:cs="Helvetica"/>
+                <w:color w:val="000000"/>
+                <w:sz w:val="21"/>
+                <w:szCs w:val="21"/>
+              </w:rPr>
+              <w:t>1.000000e-03</w:t>
+            </w:r>
+          </w:p>
+        </w:tc>
+      </w:tr>
+      <w:tr>
+        <w:tc>
+          <w:tcPr>
+            <w:tcW w:w="846" w:type="dxa"/>
+            <w:vAlign w:val="center"/>
+          </w:tcPr>
+          <w:p>
+            <w:pPr>
+              <w:keepNext/>
+            </w:pPr>
+            <w:r>
+              <w:rPr>
+                <w:rFonts w:ascii="Helvetica" w:hAnsi="Helvetica" w:cs="Helvetica"/>
+                <w:b/>
+                <w:bCs/>
+                <w:color w:val="000000"/>
+                <w:sz w:val="21"/>
+                <w:szCs w:val="21"/>
+              </w:rPr>
+              <w:t>1e-2</w:t>
+            </w:r>
+          </w:p>
+        </w:tc>
+        <w:tc>
+          <w:tcPr>
+            <w:tcW w:w="2410" w:type="dxa"/>
+            <w:vAlign w:val="center"/>
+          </w:tcPr>
+          <w:p>
+            <w:pPr>
+              <w:keepNext/>
+            </w:pPr>
+            <w:r>
+              <w:rPr>
+                <w:rFonts w:ascii="Helvetica" w:hAnsi="Helvetica" w:cs="Helvetica"/>
+                <w:color w:val="000000"/>
+                <w:sz w:val="21"/>
+                <w:szCs w:val="21"/>
+              </w:rPr>
+              <w:t>1.000000e-02</w:t>
+            </w:r>
+          </w:p>
+        </w:tc>
+      </w:tr>
+      <w:tr>
+        <w:tc>
+          <w:tcPr>
+            <w:tcW w:w="846" w:type="dxa"/>
+            <w:vAlign w:val="center"/>
+          </w:tcPr>
+          <w:p>
+            <w:pPr>
+              <w:keepNext/>
+            </w:pPr>
+            <w:r>
+              <w:rPr>
+                <w:rFonts w:ascii="Helvetica" w:hAnsi="Helvetica" w:cs="Helvetica"/>
+                <w:b/>
+                <w:bCs/>
+                <w:color w:val="000000"/>
+                <w:sz w:val="21"/>
+                <w:szCs w:val="21"/>
+              </w:rPr>
+              <w:t>1e-1</w:t>
+            </w:r>
+          </w:p>
+        </w:tc>
+        <w:tc>
+          <w:tcPr>
+            <w:tcW w:w="2410" w:type="dxa"/>
+            <w:vAlign w:val="center"/>
+          </w:tcPr>
+          <w:p>
+            <w:pPr>
+              <w:keepNext/>
+            </w:pPr>
+            <w:r>
+              <w:rPr>
+                <w:rFonts w:ascii="Helvetica" w:hAnsi="Helvetica" w:cs="Helvetica"/>
+                <w:color w:val="000000"/>
+                <w:sz w:val="21"/>
+                <w:szCs w:val="21"/>
+              </w:rPr>
+              <w:t>1.000000e-01</w:t>
+            </w:r>
+          </w:p>
+        </w:tc>
+      </w:tr>
+      <w:tr>
+        <w:tc>
+          <w:tcPr>
+            <w:tcW w:w="846" w:type="dxa"/>
+            <w:vAlign w:val="center"/>
+          </w:tcPr>
+          <w:p>
+            <w:pPr>
+              <w:keepNext/>
+            </w:pPr>
+            <w:r>
+              <w:rPr>
+                <w:rFonts w:ascii="Helvetica" w:hAnsi="Helvetica" w:cs="Helvetica"/>
+                <w:b/>
+                <w:bCs/>
+                <w:color w:val="000000"/>
+                <w:sz w:val="21"/>
+                <w:szCs w:val="21"/>
+              </w:rPr>
+              <w:t>1</w:t>
+            </w:r>
+          </w:p>
+        </w:tc>
+        <w:tc>
+          <w:tcPr>
+            <w:tcW w:w="2410" w:type="dxa"/>
+            <w:vAlign w:val="center"/>
+          </w:tcPr>
+          <w:p>
+            <w:pPr>
+              <w:keepNext/>
+            </w:pPr>
+            <w:r>
+              <w:rPr>
+                <w:rFonts w:ascii="Helvetica" w:hAnsi="Helvetica" w:cs="Helvetica"/>
+                <w:color w:val="000000"/>
+                <w:sz w:val="21"/>
+                <w:szCs w:val="21"/>
+              </w:rPr>
+              <w:t>1.000000e+00</w:t>
+            </w:r>
+          </w:p>
+        </w:tc>
+      </w:tr>
+    </w:tbl>
+    <w:p>
+      <w:pPr>
+        <w:keepNext/>
+      </w:pPr>
     </w:p>
     <w:p>
       <w:pPr>
+        <w:pStyle w:val="af1"/>
+        <w:keepNext/>
+      </w:pPr>
+      <w:r>
+        <w:t xml:space="preserve">Таблица </w:t>
+      </w:r>
+      <w:r>
+        <w:fldChar w:fldCharType="begin"/>
+      </w:r>
+      <w:r>
+        <w:instrText xml:space="preserve"> SEQ Таблица \* ARABIC </w:instrText>
+      </w:r>
+      <w:r>
+        <w:fldChar w:fldCharType="separate"/>
+      </w:r>
+      <w:r>
+        <w:rPr>
+          <w:noProof/>
+        </w:rPr>
+        <w:t>5</w:t>
+      </w:r>
+      <w:r>
+        <w:rPr>
+          <w:noProof/>
+        </w:rPr>
+        <w:fldChar w:fldCharType="end"/>
+      </w:r>
+      <w:r>
+        <w:t xml:space="preserve"> </w:t>
+      </w:r>
+      <w:r>
+        <w:t>Центральная</w:t>
+      </w:r>
+      <w:r>
+        <w:t xml:space="preserve"> первая производная для </w:t>
+      </w:r>
+      <w:r>
+        <w:rPr>
+          <w:lang w:val="en-US"/>
+        </w:rPr>
+        <w:t>u</w:t>
+      </w:r>
+      <w:r>
+        <w:t>(</w:t>
+      </w:r>
+      <w:r>
+        <w:rPr>
+          <w:lang w:val="en-US"/>
+        </w:rPr>
+        <w:t>x</w:t>
+      </w:r>
+      <w:r>
+        <w:t>)=</w:t>
+      </w:r>
+      <w:r>
+        <w:rPr>
+          <w:lang w:val="en-US"/>
+        </w:rPr>
+        <w:t>x</w:t>
+      </w:r>
+      <w:r>
+        <w:t>^2</w:t>
+      </w:r>
+    </w:p>
+    <w:tbl>
+      <w:tblPr>
+        <w:tblStyle w:val="af2"/>
+        <w:tblW w:w="0" w:type="auto"/>
+        <w:tblLook w:val="04A0" w:firstRow="1" w:lastRow="0" w:firstColumn="1" w:lastColumn="0" w:noHBand="0" w:noVBand="1"/>
+      </w:tblPr>
+      <w:tblGrid>
+        <w:gridCol w:w="846"/>
+        <w:gridCol w:w="2410"/>
+      </w:tblGrid>
+      <w:tr>
+        <w:tc>
+          <w:tcPr>
+            <w:tcW w:w="846" w:type="dxa"/>
+            <w:vAlign w:val="center"/>
+          </w:tcPr>
+          <w:p>
+            <w:pPr>
+              <w:keepNext/>
+            </w:pPr>
+            <w:r>
+              <w:rPr>
+                <w:rFonts w:ascii="Helvetica" w:hAnsi="Helvetica" w:cs="Helvetica"/>
+                <w:b/>
+                <w:bCs/>
+                <w:color w:val="000000"/>
+                <w:sz w:val="21"/>
+                <w:szCs w:val="21"/>
+              </w:rPr>
+              <w:lastRenderedPageBreak/>
+              <w:t>h</w:t>
+            </w:r>
+          </w:p>
+        </w:tc>
+        <w:tc>
+          <w:tcPr>
+            <w:tcW w:w="2410" w:type="dxa"/>
+            <w:vAlign w:val="center"/>
+          </w:tcPr>
+          <w:p>
+            <w:pPr>
+              <w:keepNext/>
+            </w:pPr>
+            <w:r>
+              <w:rPr>
+                <w:rFonts w:ascii="Helvetica" w:hAnsi="Helvetica" w:cs="Helvetica"/>
+                <w:b/>
+                <w:bCs/>
+                <w:color w:val="000000"/>
+                <w:sz w:val="21"/>
+                <w:szCs w:val="21"/>
+              </w:rPr>
+              <w:t>Абсолютная ошибка</w:t>
+            </w:r>
+          </w:p>
+        </w:tc>
+      </w:tr>
+      <w:tr>
+        <w:tc>
+          <w:tcPr>
+            <w:tcW w:w="846" w:type="dxa"/>
+            <w:vAlign w:val="center"/>
+          </w:tcPr>
+          <w:p>
+            <w:pPr>
+              <w:keepNext/>
+            </w:pPr>
+            <w:r>
+              <w:rPr>
+                <w:rFonts w:ascii="Helvetica" w:hAnsi="Helvetica" w:cs="Helvetica"/>
+                <w:b/>
+                <w:bCs/>
+                <w:color w:val="000000"/>
+                <w:sz w:val="21"/>
+                <w:szCs w:val="21"/>
+              </w:rPr>
+              <w:t>1e-16</w:t>
+            </w:r>
+          </w:p>
+        </w:tc>
+        <w:tc>
+          <w:tcPr>
+            <w:tcW w:w="2410" w:type="dxa"/>
+            <w:vAlign w:val="center"/>
+          </w:tcPr>
+          <w:p>
+            <w:pPr>
+              <w:keepNext/>
+            </w:pPr>
+            <w:r>
+              <w:rPr>
+                <w:rFonts w:ascii="Helvetica" w:hAnsi="Helvetica" w:cs="Helvetica"/>
+                <w:color w:val="000000"/>
+                <w:sz w:val="21"/>
+                <w:szCs w:val="21"/>
+              </w:rPr>
+              <w:t>6.533454e-02</w:t>
+            </w:r>
+          </w:p>
+        </w:tc>
+      </w:tr>
+      <w:tr>
+        <w:tc>
+          <w:tcPr>
+            <w:tcW w:w="846" w:type="dxa"/>
+            <w:vAlign w:val="center"/>
+          </w:tcPr>
+          <w:p>
+            <w:pPr>
+              <w:keepNext/>
+            </w:pPr>
+            <w:r>
+              <w:rPr>
+                <w:rFonts w:ascii="Helvetica" w:hAnsi="Helvetica" w:cs="Helvetica"/>
+                <w:b/>
+                <w:bCs/>
+                <w:color w:val="000000"/>
+                <w:sz w:val="21"/>
+                <w:szCs w:val="21"/>
+              </w:rPr>
+              <w:t>1e-15</w:t>
+            </w:r>
+          </w:p>
+        </w:tc>
+        <w:tc>
+          <w:tcPr>
+            <w:tcW w:w="2410" w:type="dxa"/>
+            <w:vAlign w:val="center"/>
+          </w:tcPr>
+          <w:p>
+            <w:pPr>
+              <w:keepNext/>
+            </w:pPr>
+            <w:r>
+              <w:rPr>
+                <w:rFonts w:ascii="Helvetica" w:hAnsi="Helvetica" w:cs="Helvetica"/>
+                <w:color w:val="000000"/>
+                <w:sz w:val="21"/>
+                <w:szCs w:val="21"/>
+              </w:rPr>
+              <w:t>9.823386e-03</w:t>
+            </w:r>
+          </w:p>
+        </w:tc>
+      </w:tr>
+      <w:tr>
+        <w:tc>
+          <w:tcPr>
+            <w:tcW w:w="846" w:type="dxa"/>
+            <w:vAlign w:val="center"/>
+          </w:tcPr>
+          <w:p>
+            <w:pPr>
+              <w:keepNext/>
+            </w:pPr>
+            <w:r>
+              <w:rPr>
+                <w:rFonts w:ascii="Helvetica" w:hAnsi="Helvetica" w:cs="Helvetica"/>
+                <w:b/>
+                <w:bCs/>
+                <w:color w:val="000000"/>
+                <w:sz w:val="21"/>
+                <w:szCs w:val="21"/>
+              </w:rPr>
+              <w:t>1e-14</w:t>
+            </w:r>
+          </w:p>
+        </w:tc>
+        <w:tc>
+          <w:tcPr>
+            <w:tcW w:w="2410" w:type="dxa"/>
+            <w:vAlign w:val="center"/>
+          </w:tcPr>
+          <w:p>
+            <w:pPr>
+              <w:keepNext/>
+            </w:pPr>
+            <w:r>
+              <w:rPr>
+                <w:rFonts w:ascii="Helvetica" w:hAnsi="Helvetica" w:cs="Helvetica"/>
+                <w:color w:val="000000"/>
+                <w:sz w:val="21"/>
+                <w:szCs w:val="21"/>
+              </w:rPr>
+              <w:t>1.278845e-03</w:t>
+            </w:r>
+          </w:p>
+        </w:tc>
+      </w:tr>
+      <w:tr>
+        <w:tc>
+          <w:tcPr>
+            <w:tcW w:w="846" w:type="dxa"/>
+            <w:vAlign w:val="center"/>
+          </w:tcPr>
+          <w:p>
+            <w:pPr>
+              <w:keepNext/>
+            </w:pPr>
+            <w:r>
+              <w:rPr>
+                <w:rFonts w:ascii="Helvetica" w:hAnsi="Helvetica" w:cs="Helvetica"/>
+                <w:b/>
+                <w:bCs/>
+                <w:color w:val="000000"/>
+                <w:sz w:val="21"/>
+                <w:szCs w:val="21"/>
+              </w:rPr>
+              <w:t>1e-13</w:t>
+            </w:r>
+          </w:p>
+        </w:tc>
+        <w:tc>
+          <w:tcPr>
+            <w:tcW w:w="2410" w:type="dxa"/>
+            <w:vAlign w:val="center"/>
+          </w:tcPr>
+          <w:p>
+            <w:pPr>
+              <w:keepNext/>
+            </w:pPr>
+            <w:r>
+              <w:rPr>
+                <w:rFonts w:ascii="Helvetica" w:hAnsi="Helvetica" w:cs="Helvetica"/>
+                <w:color w:val="000000"/>
+                <w:sz w:val="21"/>
+                <w:szCs w:val="21"/>
+              </w:rPr>
+              <w:t>3.864900e-04</w:t>
+            </w:r>
+          </w:p>
+        </w:tc>
+      </w:tr>
+      <w:tr>
+        <w:tc>
+          <w:tcPr>
+            <w:tcW w:w="846" w:type="dxa"/>
+            <w:vAlign w:val="center"/>
+          </w:tcPr>
+          <w:p>
+            <w:pPr>
+              <w:keepNext/>
+            </w:pPr>
+            <w:r>
+              <w:rPr>
+                <w:rFonts w:ascii="Helvetica" w:hAnsi="Helvetica" w:cs="Helvetica"/>
+                <w:b/>
+                <w:bCs/>
+                <w:color w:val="000000"/>
+                <w:sz w:val="21"/>
+                <w:szCs w:val="21"/>
+              </w:rPr>
+              <w:t>1e-12</w:t>
+            </w:r>
+          </w:p>
+        </w:tc>
+        <w:tc>
+          <w:tcPr>
+            <w:tcW w:w="2410" w:type="dxa"/>
+            <w:vAlign w:val="center"/>
+          </w:tcPr>
+          <w:p>
+            <w:pPr>
+              <w:keepNext/>
+            </w:pPr>
+            <w:r>
+              <w:rPr>
+                <w:rFonts w:ascii="Helvetica" w:hAnsi="Helvetica" w:cs="Helvetica"/>
+                <w:color w:val="000000"/>
+                <w:sz w:val="21"/>
+                <w:szCs w:val="21"/>
+              </w:rPr>
+              <w:t>2.088061e-06</w:t>
+            </w:r>
+          </w:p>
+        </w:tc>
+      </w:tr>
+      <w:tr>
+        <w:tc>
+          <w:tcPr>
+            <w:tcW w:w="846" w:type="dxa"/>
+            <w:vAlign w:val="center"/>
+          </w:tcPr>
+          <w:p>
+            <w:pPr>
+              <w:keepNext/>
+            </w:pPr>
+            <w:r>
+              <w:rPr>
+                <w:rFonts w:ascii="Helvetica" w:hAnsi="Helvetica" w:cs="Helvetica"/>
+                <w:b/>
+                <w:bCs/>
+                <w:color w:val="000000"/>
+                <w:sz w:val="21"/>
+                <w:szCs w:val="21"/>
+              </w:rPr>
+              <w:t>1e-11</w:t>
+            </w:r>
+          </w:p>
+        </w:tc>
+        <w:tc>
+          <w:tcPr>
+            <w:tcW w:w="2410" w:type="dxa"/>
+            <w:vAlign w:val="center"/>
+          </w:tcPr>
+          <w:p>
+            <w:pPr>
+              <w:keepNext/>
+            </w:pPr>
+            <w:r>
+              <w:rPr>
+                <w:rFonts w:ascii="Helvetica" w:hAnsi="Helvetica" w:cs="Helvetica"/>
+                <w:color w:val="000000"/>
+                <w:sz w:val="21"/>
+                <w:szCs w:val="21"/>
+              </w:rPr>
+              <w:t>3.463054e-06</w:t>
+            </w:r>
+          </w:p>
+        </w:tc>
+      </w:tr>
+      <w:tr>
+        <w:tc>
+          <w:tcPr>
+            <w:tcW w:w="846" w:type="dxa"/>
+            <w:vAlign w:val="center"/>
+          </w:tcPr>
+          <w:p>
+            <w:pPr>
+              <w:keepNext/>
+            </w:pPr>
+            <w:r>
+              <w:rPr>
+                <w:rFonts w:ascii="Helvetica" w:hAnsi="Helvetica" w:cs="Helvetica"/>
+                <w:b/>
+                <w:bCs/>
+                <w:color w:val="000000"/>
+                <w:sz w:val="21"/>
+                <w:szCs w:val="21"/>
+              </w:rPr>
+              <w:t>1e-10</w:t>
+            </w:r>
+          </w:p>
+        </w:tc>
+        <w:tc>
+          <w:tcPr>
+            <w:tcW w:w="2410" w:type="dxa"/>
+            <w:vAlign w:val="center"/>
+          </w:tcPr>
+          <w:p>
+            <w:pPr>
+              <w:keepNext/>
+            </w:pPr>
+            <w:r>
+              <w:rPr>
+                <w:rFonts w:ascii="Helvetica" w:hAnsi="Helvetica" w:cs="Helvetica"/>
+                <w:color w:val="000000"/>
+                <w:sz w:val="21"/>
+                <w:szCs w:val="21"/>
+              </w:rPr>
+              <w:t>1.323846e-07</w:t>
+            </w:r>
+          </w:p>
+        </w:tc>
+      </w:tr>
+      <w:tr>
+        <w:tc>
+          <w:tcPr>
+            <w:tcW w:w="846" w:type="dxa"/>
+            <w:vAlign w:val="center"/>
+          </w:tcPr>
+          <w:p>
+            <w:pPr>
+              <w:keepNext/>
+            </w:pPr>
+            <w:r>
+              <w:rPr>
+                <w:rFonts w:ascii="Helvetica" w:hAnsi="Helvetica" w:cs="Helvetica"/>
+                <w:b/>
+                <w:bCs/>
+                <w:color w:val="000000"/>
+                <w:sz w:val="21"/>
+                <w:szCs w:val="21"/>
+              </w:rPr>
+              <w:t>1e-9</w:t>
+            </w:r>
+          </w:p>
+        </w:tc>
+        <w:tc>
+          <w:tcPr>
+            <w:tcW w:w="2410" w:type="dxa"/>
+            <w:vAlign w:val="center"/>
+          </w:tcPr>
+          <w:p>
+            <w:pPr>
+              <w:keepNext/>
+            </w:pPr>
+            <w:r>
+              <w:rPr>
+                <w:rFonts w:ascii="Helvetica" w:hAnsi="Helvetica" w:cs="Helvetica"/>
+                <w:color w:val="000000"/>
+                <w:sz w:val="21"/>
+                <w:szCs w:val="21"/>
+              </w:rPr>
+              <w:t>3.414886e-08</w:t>
+            </w:r>
+          </w:p>
+        </w:tc>
+      </w:tr>
+      <w:tr>
+        <w:tc>
+          <w:tcPr>
+            <w:tcW w:w="846" w:type="dxa"/>
+            <w:vAlign w:val="center"/>
+          </w:tcPr>
+          <w:p>
+            <w:pPr>
+              <w:keepNext/>
+            </w:pPr>
+            <w:r>
+              <w:rPr>
+                <w:rFonts w:ascii="Helvetica" w:hAnsi="Helvetica" w:cs="Helvetica"/>
+                <w:b/>
+                <w:bCs/>
+                <w:color w:val="000000"/>
+                <w:sz w:val="21"/>
+                <w:szCs w:val="21"/>
+              </w:rPr>
+              <w:t>1e-8</w:t>
+            </w:r>
+          </w:p>
+        </w:tc>
+        <w:tc>
+          <w:tcPr>
+            <w:tcW w:w="2410" w:type="dxa"/>
+            <w:vAlign w:val="center"/>
+          </w:tcPr>
+          <w:p>
+            <w:pPr>
+              <w:keepNext/>
+            </w:pPr>
+            <w:r>
+              <w:rPr>
+                <w:rFonts w:ascii="Helvetica" w:hAnsi="Helvetica" w:cs="Helvetica"/>
+                <w:color w:val="000000"/>
+                <w:sz w:val="21"/>
+                <w:szCs w:val="21"/>
+              </w:rPr>
+              <w:t>4.708946e-09</w:t>
+            </w:r>
+          </w:p>
+        </w:tc>
+      </w:tr>
+      <w:tr>
+        <w:tc>
+          <w:tcPr>
+            <w:tcW w:w="846" w:type="dxa"/>
+            <w:vAlign w:val="center"/>
+          </w:tcPr>
+          <w:p>
+            <w:pPr>
+              <w:keepNext/>
+            </w:pPr>
+            <w:r>
+              <w:rPr>
+                <w:rFonts w:ascii="Helvetica" w:hAnsi="Helvetica" w:cs="Helvetica"/>
+                <w:b/>
+                <w:bCs/>
+                <w:color w:val="000000"/>
+                <w:sz w:val="21"/>
+                <w:szCs w:val="21"/>
+              </w:rPr>
+              <w:t>1e-7</w:t>
+            </w:r>
+          </w:p>
+        </w:tc>
+        <w:tc>
+          <w:tcPr>
+            <w:tcW w:w="2410" w:type="dxa"/>
+            <w:vAlign w:val="center"/>
+          </w:tcPr>
+          <w:p>
+            <w:pPr>
+              <w:keepNext/>
+            </w:pPr>
+            <w:r>
+              <w:rPr>
+                <w:rFonts w:ascii="Helvetica" w:hAnsi="Helvetica" w:cs="Helvetica"/>
+                <w:color w:val="000000"/>
+                <w:sz w:val="21"/>
+                <w:szCs w:val="21"/>
+              </w:rPr>
+              <w:t>8.421694e-10</w:t>
+            </w:r>
+          </w:p>
+        </w:tc>
+      </w:tr>
+      <w:tr>
+        <w:tc>
+          <w:tcPr>
+            <w:tcW w:w="846" w:type="dxa"/>
+            <w:vAlign w:val="center"/>
+          </w:tcPr>
+          <w:p>
+            <w:pPr>
+              <w:keepNext/>
+            </w:pPr>
+            <w:r>
+              <w:rPr>
+                <w:rFonts w:ascii="Helvetica" w:hAnsi="Helvetica" w:cs="Helvetica"/>
+                <w:b/>
+                <w:bCs/>
+                <w:color w:val="000000"/>
+                <w:sz w:val="21"/>
+                <w:szCs w:val="21"/>
+              </w:rPr>
+              <w:t>1e-6</w:t>
+            </w:r>
+          </w:p>
+        </w:tc>
+        <w:tc>
+          <w:tcPr>
+            <w:tcW w:w="2410" w:type="dxa"/>
+            <w:vAlign w:val="center"/>
+          </w:tcPr>
+          <w:p>
+            <w:pPr>
+              <w:keepNext/>
+            </w:pPr>
+            <w:r>
+              <w:rPr>
+                <w:rFonts w:ascii="Helvetica" w:hAnsi="Helvetica" w:cs="Helvetica"/>
+                <w:color w:val="000000"/>
+                <w:sz w:val="21"/>
+                <w:szCs w:val="21"/>
+              </w:rPr>
+              <w:t>4.600897e-11</w:t>
+            </w:r>
+          </w:p>
+        </w:tc>
+      </w:tr>
+      <w:tr>
+        <w:tc>
+          <w:tcPr>
+            <w:tcW w:w="846" w:type="dxa"/>
+            <w:vAlign w:val="center"/>
+          </w:tcPr>
+          <w:p>
+            <w:pPr>
+              <w:keepNext/>
+            </w:pPr>
+            <w:r>
+              <w:rPr>
+                <w:rFonts w:ascii="Helvetica" w:hAnsi="Helvetica" w:cs="Helvetica"/>
+                <w:b/>
+                <w:bCs/>
+                <w:color w:val="000000"/>
+                <w:sz w:val="21"/>
+                <w:szCs w:val="21"/>
+              </w:rPr>
+              <w:t>1e-5</w:t>
+            </w:r>
+          </w:p>
+        </w:tc>
+        <w:tc>
+          <w:tcPr>
+            <w:tcW w:w="2410" w:type="dxa"/>
+            <w:vAlign w:val="center"/>
+          </w:tcPr>
+          <w:p>
+            <w:pPr>
+              <w:keepNext/>
+            </w:pPr>
+            <w:r>
+              <w:rPr>
+                <w:rFonts w:ascii="Helvetica" w:hAnsi="Helvetica" w:cs="Helvetica"/>
+                <w:color w:val="000000"/>
+                <w:sz w:val="21"/>
+                <w:szCs w:val="21"/>
+              </w:rPr>
+              <w:t>3.951284e-12</w:t>
+            </w:r>
+          </w:p>
+        </w:tc>
+      </w:tr>
+      <w:tr>
+        <w:tc>
+          <w:tcPr>
+            <w:tcW w:w="846" w:type="dxa"/>
+            <w:vAlign w:val="center"/>
+          </w:tcPr>
+          <w:p>
+            <w:pPr>
+              <w:keepNext/>
+            </w:pPr>
+            <w:r>
+              <w:rPr>
+                <w:rFonts w:ascii="Helvetica" w:hAnsi="Helvetica" w:cs="Helvetica"/>
+                <w:b/>
+                <w:bCs/>
+                <w:color w:val="000000"/>
+                <w:sz w:val="21"/>
+                <w:szCs w:val="21"/>
+              </w:rPr>
+              <w:t>1e-4</w:t>
+            </w:r>
+          </w:p>
+        </w:tc>
+        <w:tc>
+          <w:tcPr>
+            <w:tcW w:w="2410" w:type="dxa"/>
+            <w:vAlign w:val="center"/>
+          </w:tcPr>
+          <w:p>
+            <w:pPr>
+              <w:keepNext/>
+            </w:pPr>
+            <w:r>
+              <w:rPr>
+                <w:rFonts w:ascii="Helvetica" w:hAnsi="Helvetica" w:cs="Helvetica"/>
+                <w:color w:val="000000"/>
+                <w:sz w:val="21"/>
+                <w:szCs w:val="21"/>
+              </w:rPr>
+              <w:t>6.203926e-13</w:t>
+            </w:r>
+          </w:p>
+        </w:tc>
+      </w:tr>
+      <w:tr>
+        <w:tc>
+          <w:tcPr>
+            <w:tcW w:w="846" w:type="dxa"/>
+            <w:vAlign w:val="center"/>
+          </w:tcPr>
+          <w:p>
+            <w:pPr>
+              <w:keepNext/>
+            </w:pPr>
+            <w:r>
+              <w:rPr>
+                <w:rFonts w:ascii="Helvetica" w:hAnsi="Helvetica" w:cs="Helvetica"/>
+                <w:b/>
+                <w:bCs/>
+                <w:color w:val="000000"/>
+                <w:sz w:val="21"/>
+                <w:szCs w:val="21"/>
+              </w:rPr>
+              <w:t>1e-3</w:t>
+            </w:r>
+          </w:p>
+        </w:tc>
+        <w:tc>
+          <w:tcPr>
+            <w:tcW w:w="2410" w:type="dxa"/>
+            <w:vAlign w:val="center"/>
+          </w:tcPr>
+          <w:p>
+            <w:pPr>
+              <w:keepNext/>
+            </w:pPr>
+            <w:r>
+              <w:rPr>
+                <w:rFonts w:ascii="Helvetica" w:hAnsi="Helvetica" w:cs="Helvetica"/>
+                <w:color w:val="000000"/>
+                <w:sz w:val="21"/>
+                <w:szCs w:val="21"/>
+              </w:rPr>
+              <w:t>9.769963e-15</w:t>
+            </w:r>
+          </w:p>
+        </w:tc>
+      </w:tr>
+      <w:tr>
+        <w:tc>
+          <w:tcPr>
+            <w:tcW w:w="846" w:type="dxa"/>
+            <w:vAlign w:val="center"/>
+          </w:tcPr>
+          <w:p>
+            <w:pPr>
+              <w:keepNext/>
+            </w:pPr>
+            <w:r>
+              <w:rPr>
+                <w:rFonts w:ascii="Helvetica" w:hAnsi="Helvetica" w:cs="Helvetica"/>
+                <w:b/>
+                <w:bCs/>
+                <w:color w:val="000000"/>
+                <w:sz w:val="21"/>
+                <w:szCs w:val="21"/>
+              </w:rPr>
+              <w:t>1e-2</w:t>
+            </w:r>
+          </w:p>
+        </w:tc>
+        <w:tc>
+          <w:tcPr>
+            <w:tcW w:w="2410" w:type="dxa"/>
+            <w:vAlign w:val="center"/>
+          </w:tcPr>
+          <w:p>
+            <w:pPr>
+              <w:keepNext/>
+            </w:pPr>
+            <w:r>
+              <w:rPr>
+                <w:rFonts w:ascii="Helvetica" w:hAnsi="Helvetica" w:cs="Helvetica"/>
+                <w:color w:val="000000"/>
+                <w:sz w:val="21"/>
+                <w:szCs w:val="21"/>
+              </w:rPr>
+              <w:t>1.332268e-15</w:t>
+            </w:r>
+          </w:p>
+        </w:tc>
+      </w:tr>
+      <w:tr>
+        <w:tc>
+          <w:tcPr>
+            <w:tcW w:w="846" w:type="dxa"/>
+            <w:vAlign w:val="center"/>
+          </w:tcPr>
+          <w:p>
+            <w:pPr>
+              <w:keepNext/>
+            </w:pPr>
+            <w:r>
+              <w:rPr>
+                <w:rFonts w:ascii="Helvetica" w:hAnsi="Helvetica" w:cs="Helvetica"/>
+                <w:b/>
+                <w:bCs/>
+                <w:color w:val="000000"/>
+                <w:sz w:val="21"/>
+                <w:szCs w:val="21"/>
+              </w:rPr>
+              <w:t>1e-1</w:t>
+            </w:r>
+          </w:p>
+        </w:tc>
+        <w:tc>
+          <w:tcPr>
+            <w:tcW w:w="2410" w:type="dxa"/>
+            <w:vAlign w:val="center"/>
+          </w:tcPr>
+          <w:p>
+            <w:pPr>
+              <w:keepNext/>
+            </w:pPr>
+            <w:r>
+              <w:rPr>
+                <w:rFonts w:ascii="Helvetica" w:hAnsi="Helvetica" w:cs="Helvetica"/>
+                <w:color w:val="000000"/>
+                <w:sz w:val="21"/>
+                <w:szCs w:val="21"/>
+              </w:rPr>
+              <w:t>4.440892e-16</w:t>
+            </w:r>
+          </w:p>
+        </w:tc>
+      </w:tr>
+      <w:tr>
+        <w:tc>
+          <w:tcPr>
+            <w:tcW w:w="846" w:type="dxa"/>
+            <w:vAlign w:val="center"/>
+          </w:tcPr>
+          <w:p>
+            <w:pPr>
+              <w:keepNext/>
+            </w:pPr>
+            <w:r>
+              <w:rPr>
+                <w:rFonts w:ascii="Helvetica" w:hAnsi="Helvetica" w:cs="Helvetica"/>
+                <w:b/>
+                <w:bCs/>
+                <w:color w:val="000000"/>
+                <w:sz w:val="21"/>
+                <w:szCs w:val="21"/>
+              </w:rPr>
+              <w:t>1</w:t>
+            </w:r>
+          </w:p>
+        </w:tc>
+        <w:tc>
+          <w:tcPr>
+            <w:tcW w:w="2410" w:type="dxa"/>
+            <w:vAlign w:val="center"/>
+          </w:tcPr>
+          <w:p>
+            <w:pPr>
+              <w:keepNext/>
+            </w:pPr>
+            <w:r>
+              <w:rPr>
+                <w:rFonts w:ascii="Helvetica" w:hAnsi="Helvetica" w:cs="Helvetica"/>
+                <w:color w:val="000000"/>
+                <w:sz w:val="21"/>
+                <w:szCs w:val="21"/>
+              </w:rPr>
+              <w:t>0.000000e+00</w:t>
+            </w:r>
+          </w:p>
+        </w:tc>
+      </w:tr>
+    </w:tbl>
+    <w:p>
+      <w:pPr>
+        <w:keepNext/>
+      </w:pPr>
+    </w:p>
+    <w:p>
+      <w:pPr>
+        <w:pStyle w:val="af1"/>
+        <w:keepNext/>
+      </w:pPr>
+      <w:r>
+        <w:t xml:space="preserve">Таблица </w:t>
+      </w:r>
+      <w:r>
+        <w:fldChar w:fldCharType="begin"/>
+      </w:r>
+      <w:r>
+        <w:instrText xml:space="preserve"> SEQ Таблица \* ARABIC </w:instrText>
+      </w:r>
+      <w:r>
+        <w:fldChar w:fldCharType="separate"/>
+      </w:r>
+      <w:r>
+        <w:rPr>
+          <w:noProof/>
+        </w:rPr>
+        <w:t>6</w:t>
+      </w:r>
+      <w:r>
+        <w:rPr>
+          <w:noProof/>
+        </w:rPr>
+        <w:fldChar w:fldCharType="end"/>
+      </w:r>
+      <w:r>
+        <w:t xml:space="preserve"> Вторая </w:t>
+      </w:r>
+      <w:r>
+        <w:t>производная для u(x)=x^2</w:t>
+      </w:r>
+    </w:p>
+    <w:tbl>
+      <w:tblPr>
+        <w:tblStyle w:val="af2"/>
+        <w:tblW w:w="0" w:type="auto"/>
+        <w:tblLook w:val="04A0" w:firstRow="1" w:lastRow="0" w:firstColumn="1" w:lastColumn="0" w:noHBand="0" w:noVBand="1"/>
+      </w:tblPr>
+      <w:tblGrid>
+        <w:gridCol w:w="846"/>
+        <w:gridCol w:w="2410"/>
+      </w:tblGrid>
+      <w:tr>
+        <w:tc>
+          <w:tcPr>
+            <w:tcW w:w="846" w:type="dxa"/>
+            <w:vAlign w:val="center"/>
+          </w:tcPr>
+          <w:p>
+            <w:pPr>
+              <w:keepNext/>
+            </w:pPr>
+            <w:r>
+              <w:rPr>
+                <w:rFonts w:ascii="Helvetica" w:hAnsi="Helvetica" w:cs="Helvetica"/>
+                <w:b/>
+                <w:bCs/>
+                <w:color w:val="000000"/>
+                <w:sz w:val="21"/>
+                <w:szCs w:val="21"/>
+              </w:rPr>
+              <w:t>h</w:t>
+            </w:r>
+          </w:p>
+        </w:tc>
+        <w:tc>
+          <w:tcPr>
+            <w:tcW w:w="2410" w:type="dxa"/>
+            <w:vAlign w:val="center"/>
+          </w:tcPr>
+          <w:p>
+            <w:pPr>
+              <w:keepNext/>
+            </w:pPr>
+            <w:r>
+              <w:rPr>
+                <w:rFonts w:ascii="Helvetica" w:hAnsi="Helvetica" w:cs="Helvetica"/>
+                <w:b/>
+                <w:bCs/>
+                <w:color w:val="000000"/>
+                <w:sz w:val="21"/>
+                <w:szCs w:val="21"/>
+              </w:rPr>
+              <w:t>Абсолютная ошибка</w:t>
+            </w:r>
+          </w:p>
+        </w:tc>
+      </w:tr>
+      <w:tr>
+        <w:tc>
+          <w:tcPr>
+            <w:tcW w:w="846" w:type="dxa"/>
+            <w:vAlign w:val="center"/>
+          </w:tcPr>
+          <w:p>
+            <w:pPr>
+              <w:keepNext/>
+            </w:pPr>
+            <w:r>
+              <w:rPr>
+                <w:rFonts w:ascii="Helvetica" w:hAnsi="Helvetica" w:cs="Helvetica"/>
+                <w:b/>
+                <w:bCs/>
+                <w:color w:val="000000"/>
+                <w:sz w:val="21"/>
+                <w:szCs w:val="21"/>
+              </w:rPr>
+              <w:t>1e-16</w:t>
+            </w:r>
+          </w:p>
+        </w:tc>
+        <w:tc>
+          <w:tcPr>
+            <w:tcW w:w="2410" w:type="dxa"/>
+            <w:vAlign w:val="center"/>
+          </w:tcPr>
+          <w:p>
+            <w:pPr>
+              <w:keepNext/>
+            </w:pPr>
+            <w:r>
+              <w:rPr>
+                <w:rFonts w:ascii="Helvetica" w:hAnsi="Helvetica" w:cs="Helvetica"/>
+                <w:color w:val="000000"/>
+                <w:sz w:val="21"/>
+                <w:szCs w:val="21"/>
+              </w:rPr>
+              <w:t>1.110223e+16</w:t>
+            </w:r>
+          </w:p>
+        </w:tc>
+      </w:tr>
+      <w:tr>
+        <w:tc>
+          <w:tcPr>
+            <w:tcW w:w="846" w:type="dxa"/>
+            <w:vAlign w:val="center"/>
+          </w:tcPr>
+          <w:p>
+            <w:pPr>
+              <w:keepNext/>
+            </w:pPr>
+            <w:r>
+              <w:rPr>
+                <w:rFonts w:ascii="Helvetica" w:hAnsi="Helvetica" w:cs="Helvetica"/>
+                <w:b/>
+                <w:bCs/>
+                <w:color w:val="000000"/>
+                <w:sz w:val="21"/>
+                <w:szCs w:val="21"/>
+              </w:rPr>
+              <w:t>1e-15</w:t>
+            </w:r>
+          </w:p>
+        </w:tc>
+        <w:tc>
+          <w:tcPr>
+            <w:tcW w:w="2410" w:type="dxa"/>
+            <w:vAlign w:val="center"/>
+          </w:tcPr>
+          <w:p>
+            <w:pPr>
+              <w:keepNext/>
+            </w:pPr>
+            <w:r>
+              <w:rPr>
+                <w:rFonts w:ascii="Helvetica" w:hAnsi="Helvetica" w:cs="Helvetica"/>
+                <w:color w:val="000000"/>
+                <w:sz w:val="21"/>
+                <w:szCs w:val="21"/>
+              </w:rPr>
+              <w:t>1.110223e+14</w:t>
+            </w:r>
+          </w:p>
+        </w:tc>
+      </w:tr>
+      <w:tr>
+        <w:tc>
+          <w:tcPr>
+            <w:tcW w:w="846" w:type="dxa"/>
+            <w:vAlign w:val="center"/>
+          </w:tcPr>
+          <w:p>
+            <w:pPr>
+              <w:keepNext/>
+            </w:pPr>
+            <w:r>
+              <w:rPr>
+                <w:rFonts w:ascii="Helvetica" w:hAnsi="Helvetica" w:cs="Helvetica"/>
+                <w:b/>
+                <w:bCs/>
+                <w:color w:val="000000"/>
+                <w:sz w:val="21"/>
+                <w:szCs w:val="21"/>
+              </w:rPr>
+              <w:t>1e-14</w:t>
+            </w:r>
+          </w:p>
+        </w:tc>
+        <w:tc>
+          <w:tcPr>
+            <w:tcW w:w="2410" w:type="dxa"/>
+            <w:vAlign w:val="center"/>
+          </w:tcPr>
+          <w:p>
+            <w:pPr>
+              <w:keepNext/>
+            </w:pPr>
+            <w:r>
+              <w:rPr>
+                <w:rFonts w:ascii="Helvetica" w:hAnsi="Helvetica" w:cs="Helvetica"/>
+                <w:color w:val="000000"/>
+                <w:sz w:val="21"/>
+                <w:szCs w:val="21"/>
+              </w:rPr>
+              <w:t>2.000000e+00</w:t>
+            </w:r>
+          </w:p>
+        </w:tc>
+      </w:tr>
+      <w:tr>
+        <w:tc>
+          <w:tcPr>
+            <w:tcW w:w="846" w:type="dxa"/>
+            <w:vAlign w:val="center"/>
+          </w:tcPr>
+          <w:p>
+            <w:pPr>
+              <w:keepNext/>
+            </w:pPr>
+            <w:r>
+              <w:rPr>
+                <w:rFonts w:ascii="Helvetica" w:hAnsi="Helvetica" w:cs="Helvetica"/>
+                <w:b/>
+                <w:bCs/>
+                <w:color w:val="000000"/>
+                <w:sz w:val="21"/>
+                <w:szCs w:val="21"/>
+              </w:rPr>
+              <w:t>1e-13</w:t>
+            </w:r>
+          </w:p>
+        </w:tc>
+        <w:tc>
+          <w:tcPr>
+            <w:tcW w:w="2410" w:type="dxa"/>
+            <w:vAlign w:val="center"/>
+          </w:tcPr>
+          <w:p>
+            <w:pPr>
+              <w:keepNext/>
+            </w:pPr>
+            <w:r>
+              <w:rPr>
+                <w:rFonts w:ascii="Helvetica" w:hAnsi="Helvetica" w:cs="Helvetica"/>
+                <w:color w:val="000000"/>
+                <w:sz w:val="21"/>
+                <w:szCs w:val="21"/>
+              </w:rPr>
+              <w:t>1.110223e+10</w:t>
+            </w:r>
+          </w:p>
+        </w:tc>
+      </w:tr>
+      <w:tr>
+        <w:tc>
+          <w:tcPr>
+            <w:tcW w:w="846" w:type="dxa"/>
+            <w:vAlign w:val="center"/>
+          </w:tcPr>
+          <w:p>
+            <w:pPr>
+              <w:keepNext/>
+            </w:pPr>
+            <w:r>
+              <w:rPr>
+                <w:rFonts w:ascii="Helvetica" w:hAnsi="Helvetica" w:cs="Helvetica"/>
+                <w:b/>
+                <w:bCs/>
+                <w:color w:val="000000"/>
+                <w:sz w:val="21"/>
+                <w:szCs w:val="21"/>
+              </w:rPr>
+              <w:t>1e-12</w:t>
+            </w:r>
+          </w:p>
+        </w:tc>
+        <w:tc>
+          <w:tcPr>
+            <w:tcW w:w="2410" w:type="dxa"/>
+            <w:vAlign w:val="center"/>
+          </w:tcPr>
+          <w:p>
+            <w:pPr>
+              <w:keepNext/>
+            </w:pPr>
+            <w:r>
+              <w:rPr>
+                <w:rFonts w:ascii="Helvetica" w:hAnsi="Helvetica" w:cs="Helvetica"/>
+                <w:color w:val="000000"/>
+                <w:sz w:val="21"/>
+                <w:szCs w:val="21"/>
+              </w:rPr>
+              <w:t>1.110223e+08</w:t>
+            </w:r>
+          </w:p>
+        </w:tc>
+      </w:tr>
+      <w:tr>
+        <w:tc>
+          <w:tcPr>
+            <w:tcW w:w="846" w:type="dxa"/>
+            <w:vAlign w:val="center"/>
+          </w:tcPr>
+          <w:p>
+            <w:pPr>
+              <w:keepNext/>
+            </w:pPr>
+            <w:r>
+              <w:rPr>
+                <w:rFonts w:ascii="Helvetica" w:hAnsi="Helvetica" w:cs="Helvetica"/>
+                <w:b/>
+                <w:bCs/>
+                <w:color w:val="000000"/>
+                <w:sz w:val="21"/>
+                <w:szCs w:val="21"/>
+              </w:rPr>
+              <w:t>1e-11</w:t>
+            </w:r>
+          </w:p>
+        </w:tc>
+        <w:tc>
+          <w:tcPr>
+            <w:tcW w:w="2410" w:type="dxa"/>
+            <w:vAlign w:val="center"/>
+          </w:tcPr>
+          <w:p>
+            <w:pPr>
+              <w:keepNext/>
+            </w:pPr>
+            <w:r>
+              <w:rPr>
+                <w:rFonts w:ascii="Helvetica" w:hAnsi="Helvetica" w:cs="Helvetica"/>
+                <w:color w:val="000000"/>
+                <w:sz w:val="21"/>
+                <w:szCs w:val="21"/>
+              </w:rPr>
+              <w:t>1.110225e+06</w:t>
+            </w:r>
+          </w:p>
+        </w:tc>
+      </w:tr>
+      <w:tr>
+        <w:tc>
+          <w:tcPr>
+            <w:tcW w:w="846" w:type="dxa"/>
+            <w:vAlign w:val="center"/>
+          </w:tcPr>
+          <w:p>
+            <w:pPr>
+              <w:keepNext/>
+            </w:pPr>
+            <w:r>
+              <w:rPr>
+                <w:rFonts w:ascii="Helvetica" w:hAnsi="Helvetica" w:cs="Helvetica"/>
+                <w:b/>
+                <w:bCs/>
+                <w:color w:val="000000"/>
+                <w:sz w:val="21"/>
+                <w:szCs w:val="21"/>
+              </w:rPr>
+              <w:t>1e-10</w:t>
+            </w:r>
+          </w:p>
+        </w:tc>
+        <w:tc>
+          <w:tcPr>
+            <w:tcW w:w="2410" w:type="dxa"/>
+            <w:vAlign w:val="center"/>
+          </w:tcPr>
+          <w:p>
+            <w:pPr>
+              <w:keepNext/>
+            </w:pPr>
+            <w:r>
+              <w:rPr>
+                <w:rFonts w:ascii="Helvetica" w:hAnsi="Helvetica" w:cs="Helvetica"/>
+                <w:color w:val="000000"/>
+                <w:sz w:val="21"/>
+                <w:szCs w:val="21"/>
+              </w:rPr>
+              <w:t>2.000000e+00</w:t>
+            </w:r>
+          </w:p>
+        </w:tc>
+      </w:tr>
+      <w:tr>
+        <w:tc>
+          <w:tcPr>
+            <w:tcW w:w="846" w:type="dxa"/>
+            <w:vAlign w:val="center"/>
+          </w:tcPr>
+          <w:p>
+            <w:pPr>
+              <w:keepNext/>
+            </w:pPr>
+            <w:r>
+              <w:rPr>
+                <w:rFonts w:ascii="Helvetica" w:hAnsi="Helvetica" w:cs="Helvetica"/>
+                <w:b/>
+                <w:bCs/>
+                <w:color w:val="000000"/>
+                <w:sz w:val="21"/>
+                <w:szCs w:val="21"/>
+              </w:rPr>
+              <w:t>1e-9</w:t>
+            </w:r>
+          </w:p>
+        </w:tc>
+        <w:tc>
+          <w:tcPr>
+            <w:tcW w:w="2410" w:type="dxa"/>
+            <w:vAlign w:val="center"/>
+          </w:tcPr>
+          <w:p>
+            <w:pPr>
+              <w:keepNext/>
+            </w:pPr>
+            <w:r>
+              <w:rPr>
+                <w:rFonts w:ascii="Helvetica" w:hAnsi="Helvetica" w:cs="Helvetica"/>
+                <w:color w:val="000000"/>
+                <w:sz w:val="21"/>
+                <w:szCs w:val="21"/>
+              </w:rPr>
+              <w:t>1.130223e+02</w:t>
+            </w:r>
+          </w:p>
+        </w:tc>
+      </w:tr>
+      <w:tr>
+        <w:tc>
+          <w:tcPr>
+            <w:tcW w:w="846" w:type="dxa"/>
+            <w:vAlign w:val="center"/>
+          </w:tcPr>
+          <w:p>
+            <w:pPr>
+              <w:keepNext/>
+            </w:pPr>
+            <w:r>
+              <w:rPr>
+                <w:rFonts w:ascii="Helvetica" w:hAnsi="Helvetica" w:cs="Helvetica"/>
+                <w:b/>
+                <w:bCs/>
+                <w:color w:val="000000"/>
+                <w:sz w:val="21"/>
+                <w:szCs w:val="21"/>
+              </w:rPr>
+              <w:t>1e-8</w:t>
+            </w:r>
+          </w:p>
+        </w:tc>
+        <w:tc>
+          <w:tcPr>
+            <w:tcW w:w="2410" w:type="dxa"/>
+            <w:vAlign w:val="center"/>
+          </w:tcPr>
+          <w:p>
+            <w:pPr>
+              <w:keepNext/>
+            </w:pPr>
+            <w:r>
+              <w:rPr>
+                <w:rFonts w:ascii="Helvetica" w:hAnsi="Helvetica" w:cs="Helvetica"/>
+                <w:color w:val="000000"/>
+                <w:sz w:val="21"/>
+                <w:szCs w:val="21"/>
+              </w:rPr>
+              <w:t>8.897770e-01</w:t>
+            </w:r>
+          </w:p>
+        </w:tc>
+      </w:tr>
+      <w:tr>
+        <w:tc>
+          <w:tcPr>
+            <w:tcW w:w="846" w:type="dxa"/>
+            <w:vAlign w:val="center"/>
+          </w:tcPr>
+          <w:p>
+            <w:pPr>
+              <w:keepNext/>
+            </w:pPr>
+            <w:r>
+              <w:rPr>
+                <w:rFonts w:ascii="Helvetica" w:hAnsi="Helvetica" w:cs="Helvetica"/>
+                <w:b/>
+                <w:bCs/>
+                <w:color w:val="000000"/>
+                <w:sz w:val="21"/>
+                <w:szCs w:val="21"/>
+              </w:rPr>
+              <w:t>1e-7</w:t>
+            </w:r>
+          </w:p>
+        </w:tc>
+        <w:tc>
+          <w:tcPr>
+            <w:tcW w:w="2410" w:type="dxa"/>
+            <w:vAlign w:val="center"/>
+          </w:tcPr>
+          <w:p>
+            <w:pPr>
+              <w:keepNext/>
+            </w:pPr>
+            <w:r>
+              <w:rPr>
+                <w:rFonts w:ascii="Helvetica" w:hAnsi="Helvetica" w:cs="Helvetica"/>
+                <w:color w:val="000000"/>
+                <w:sz w:val="21"/>
+                <w:szCs w:val="21"/>
+              </w:rPr>
+              <w:t>1.598556e-03</w:t>
+            </w:r>
+          </w:p>
+        </w:tc>
+      </w:tr>
+      <w:tr>
+        <w:tc>
+          <w:tcPr>
+            <w:tcW w:w="846" w:type="dxa"/>
+            <w:vAlign w:val="center"/>
+          </w:tcPr>
+          <w:p>
+            <w:pPr>
+              <w:keepNext/>
+            </w:pPr>
+            <w:r>
+              <w:rPr>
+                <w:rFonts w:ascii="Helvetica" w:hAnsi="Helvetica" w:cs="Helvetica"/>
+                <w:b/>
+                <w:bCs/>
+                <w:color w:val="000000"/>
+                <w:sz w:val="21"/>
+                <w:szCs w:val="21"/>
+              </w:rPr>
+              <w:t>1e-6</w:t>
+            </w:r>
+          </w:p>
+        </w:tc>
+        <w:tc>
+          <w:tcPr>
+            <w:tcW w:w="2410" w:type="dxa"/>
+            <w:vAlign w:val="center"/>
+          </w:tcPr>
+          <w:p>
+            <w:pPr>
+              <w:keepNext/>
+            </w:pPr>
+            <w:r>
+              <w:rPr>
+                <w:rFonts w:ascii="Helvetica" w:hAnsi="Helvetica" w:cs="Helvetica"/>
+                <w:color w:val="000000"/>
+                <w:sz w:val="21"/>
+                <w:szCs w:val="21"/>
+              </w:rPr>
+              <w:t>4.424344e-05</w:t>
+            </w:r>
+          </w:p>
+        </w:tc>
+      </w:tr>
+      <w:tr>
+        <w:tc>
+          <w:tcPr>
+            <w:tcW w:w="846" w:type="dxa"/>
+            <w:vAlign w:val="center"/>
+          </w:tcPr>
+          <w:p>
+            <w:pPr>
+              <w:keepNext/>
+            </w:pPr>
+            <w:r>
+              <w:rPr>
+                <w:rFonts w:ascii="Helvetica" w:hAnsi="Helvetica" w:cs="Helvetica"/>
+                <w:b/>
+                <w:bCs/>
+                <w:color w:val="000000"/>
+                <w:sz w:val="21"/>
+                <w:szCs w:val="21"/>
+              </w:rPr>
+              <w:t>1e-5</w:t>
+            </w:r>
+          </w:p>
+        </w:tc>
+        <w:tc>
+          <w:tcPr>
+            <w:tcW w:w="2410" w:type="dxa"/>
+            <w:vAlign w:val="center"/>
+          </w:tcPr>
+          <w:p>
+            <w:pPr>
+              <w:keepNext/>
+            </w:pPr>
+            <w:r>
+              <w:rPr>
+                <w:rFonts w:ascii="Helvetica" w:hAnsi="Helvetica" w:cs="Helvetica"/>
+                <w:color w:val="000000"/>
+                <w:sz w:val="21"/>
+                <w:szCs w:val="21"/>
+              </w:rPr>
+              <w:t>9.447423e-07</w:t>
+            </w:r>
+          </w:p>
+        </w:tc>
+      </w:tr>
+      <w:tr>
+        <w:tc>
+          <w:tcPr>
+            <w:tcW w:w="846" w:type="dxa"/>
+            <w:vAlign w:val="center"/>
+          </w:tcPr>
+          <w:p>
+            <w:pPr>
+              <w:keepNext/>
+            </w:pPr>
+            <w:r>
+              <w:rPr>
+                <w:rFonts w:ascii="Helvetica" w:hAnsi="Helvetica" w:cs="Helvetica"/>
+                <w:b/>
+                <w:bCs/>
+                <w:color w:val="000000"/>
+                <w:sz w:val="21"/>
+                <w:szCs w:val="21"/>
+              </w:rPr>
+              <w:t>1e-4</w:t>
+            </w:r>
+          </w:p>
+        </w:tc>
+        <w:tc>
+          <w:tcPr>
+            <w:tcW w:w="2410" w:type="dxa"/>
+            <w:vAlign w:val="center"/>
+          </w:tcPr>
+          <w:p>
+            <w:pPr>
+              <w:keepNext/>
+            </w:pPr>
+            <w:r>
+              <w:rPr>
+                <w:rFonts w:ascii="Helvetica" w:hAnsi="Helvetica" w:cs="Helvetica"/>
+                <w:color w:val="000000"/>
+                <w:sz w:val="21"/>
+                <w:szCs w:val="21"/>
+              </w:rPr>
+              <w:t>1.215494e-08</w:t>
+            </w:r>
+          </w:p>
+        </w:tc>
+      </w:tr>
+      <w:tr>
+        <w:tc>
+          <w:tcPr>
+            <w:tcW w:w="846" w:type="dxa"/>
+            <w:vAlign w:val="center"/>
+          </w:tcPr>
+          <w:p>
+            <w:pPr>
+              <w:keepNext/>
+            </w:pPr>
+            <w:r>
+              <w:rPr>
+                <w:rFonts w:ascii="Helvetica" w:hAnsi="Helvetica" w:cs="Helvetica"/>
+                <w:b/>
+                <w:bCs/>
+                <w:color w:val="000000"/>
+                <w:sz w:val="21"/>
+                <w:szCs w:val="21"/>
+              </w:rPr>
+              <w:t>1e-3</w:t>
+            </w:r>
+          </w:p>
+        </w:tc>
+        <w:tc>
+          <w:tcPr>
+            <w:tcW w:w="2410" w:type="dxa"/>
+            <w:vAlign w:val="center"/>
+          </w:tcPr>
+          <w:p>
+            <w:pPr>
+              <w:keepNext/>
+            </w:pPr>
+            <w:r>
+              <w:rPr>
+                <w:rFonts w:ascii="Helvetica" w:hAnsi="Helvetica" w:cs="Helvetica"/>
+                <w:color w:val="000000"/>
+                <w:sz w:val="21"/>
+                <w:szCs w:val="21"/>
+              </w:rPr>
+              <w:t>5.351097e-11</w:t>
+            </w:r>
+          </w:p>
+        </w:tc>
+      </w:tr>
+      <w:tr>
+        <w:tc>
+          <w:tcPr>
+            <w:tcW w:w="846" w:type="dxa"/>
+            <w:vAlign w:val="center"/>
+          </w:tcPr>
+          <w:p>
+            <w:pPr>
+              <w:keepNext/>
+            </w:pPr>
+            <w:r>
+              <w:rPr>
+                <w:rFonts w:ascii="Helvetica" w:hAnsi="Helvetica" w:cs="Helvetica"/>
+                <w:b/>
+                <w:bCs/>
+                <w:color w:val="000000"/>
+                <w:sz w:val="21"/>
+                <w:szCs w:val="21"/>
+              </w:rPr>
+              <w:t>1e-2</w:t>
+            </w:r>
+          </w:p>
+        </w:tc>
+        <w:tc>
+          <w:tcPr>
+            <w:tcW w:w="2410" w:type="dxa"/>
+            <w:vAlign w:val="center"/>
+          </w:tcPr>
+          <w:p>
+            <w:pPr>
+              <w:keepNext/>
+            </w:pPr>
+            <w:r>
+              <w:rPr>
+                <w:rFonts w:ascii="Helvetica" w:hAnsi="Helvetica" w:cs="Helvetica"/>
+                <w:color w:val="000000"/>
+                <w:sz w:val="21"/>
+                <w:szCs w:val="21"/>
+              </w:rPr>
+              <w:t>2.202682e-13</w:t>
+            </w:r>
+          </w:p>
+        </w:tc>
+      </w:tr>
+      <w:tr>
+        <w:tc>
+          <w:tcPr>
+            <w:tcW w:w="846" w:type="dxa"/>
+            <w:vAlign w:val="center"/>
+          </w:tcPr>
+          <w:p>
+            <w:pPr>
+              <w:keepNext/>
+            </w:pPr>
+            <w:r>
+              <w:rPr>
+                <w:rFonts w:ascii="Helvetica" w:hAnsi="Helvetica" w:cs="Helvetica"/>
+                <w:b/>
+                <w:bCs/>
+                <w:color w:val="000000"/>
+                <w:sz w:val="21"/>
+                <w:szCs w:val="21"/>
+              </w:rPr>
+              <w:t>1e-1</w:t>
+            </w:r>
+          </w:p>
+        </w:tc>
+        <w:tc>
+          <w:tcPr>
+            <w:tcW w:w="2410" w:type="dxa"/>
+            <w:vAlign w:val="center"/>
+          </w:tcPr>
+          <w:p>
+            <w:pPr>
+              <w:keepNext/>
+            </w:pPr>
+            <w:r>
+              <w:rPr>
+                <w:rFonts w:ascii="Helvetica" w:hAnsi="Helvetica" w:cs="Helvetica"/>
+                <w:color w:val="000000"/>
+                <w:sz w:val="21"/>
+                <w:szCs w:val="21"/>
+              </w:rPr>
+              <w:t>9.769963e-15</w:t>
+            </w:r>
+          </w:p>
+        </w:tc>
+      </w:tr>
+      <w:tr>
+        <w:tc>
+          <w:tcPr>
+            <w:tcW w:w="846" w:type="dxa"/>
+            <w:vAlign w:val="center"/>
+          </w:tcPr>
+          <w:p>
+            <w:pPr>
+              <w:keepNext/>
+            </w:pPr>
+            <w:r>
+              <w:rPr>
+                <w:rFonts w:ascii="Helvetica" w:hAnsi="Helvetica" w:cs="Helvetica"/>
+                <w:b/>
+                <w:bCs/>
+                <w:color w:val="000000"/>
+                <w:sz w:val="21"/>
+                <w:szCs w:val="21"/>
+              </w:rPr>
+              <w:t>1</w:t>
+            </w:r>
+          </w:p>
+        </w:tc>
+        <w:tc>
+          <w:tcPr>
+            <w:tcW w:w="2410" w:type="dxa"/>
+            <w:vAlign w:val="center"/>
+          </w:tcPr>
+          <w:p>
+            <w:pPr>
+              <w:keepNext/>
+            </w:pPr>
+            <w:r>
+              <w:rPr>
+                <w:rFonts w:ascii="Helvetica" w:hAnsi="Helvetica" w:cs="Helvetica"/>
+                <w:color w:val="000000"/>
+                <w:sz w:val="21"/>
+                <w:szCs w:val="21"/>
+              </w:rPr>
+              <w:t>0.000000e+00</w:t>
+            </w:r>
+          </w:p>
+        </w:tc>
+      </w:tr>
+    </w:tbl>
+    <w:p>
+      <w:pPr>
+        <w:keepNext/>
+      </w:pPr>
+    </w:p>
+    <w:p>
+      <w:pPr>
+        <w:pStyle w:val="2"/>
+      </w:pPr>
+      <w:r>
+        <w:rPr>
+          <w:lang w:val="en-US"/>
+        </w:rPr>
+        <w:t xml:space="preserve">2.2 </w:t>
+      </w:r>
+      <w:r>
+        <w:t>МКР для ОДУ</w:t>
+      </w:r>
+    </w:p>
+    <w:p>
+      <w:pPr>
+        <w:rPr>
+          <w:rFonts w:ascii="Times New Roman" w:hAnsi="Times New Roman" w:cs="Times New Roman"/>
+          <w:sz w:val="28"/>
+          <w:szCs w:val="28"/>
+          <w:lang w:val="en-US"/>
+        </w:rPr>
+      </w:pPr>
+      <w:r>
+        <w:rPr>
+          <w:rFonts w:ascii="Times New Roman" w:hAnsi="Times New Roman" w:cs="Times New Roman"/>
+          <w:sz w:val="28"/>
+          <w:szCs w:val="28"/>
+        </w:rPr>
+        <w:tab/>
+      </w:r>
+      <w:proofErr w:type="spellStart"/>
+      <w:r>
+        <w:rPr>
+          <w:rFonts w:ascii="Times New Roman" w:hAnsi="Times New Roman" w:cs="Times New Roman"/>
+          <w:sz w:val="28"/>
+          <w:szCs w:val="28"/>
+          <w:lang w:val="en-US"/>
+        </w:rPr>
+        <w:t>asd</w:t>
+      </w:r>
+      <w:proofErr w:type="spellEnd"/>
+    </w:p>
+    <w:p>
+      <w:pPr>
+        <w:rPr>
+          <w:rFonts w:ascii="Times New Roman" w:hAnsi="Times New Roman" w:cs="Times New Roman"/>
+          <w:sz w:val="28"/>
+          <w:szCs w:val="28"/>
+          <w:lang w:val="en-US"/>
+        </w:rPr>
+      </w:pPr>
+    </w:p>
+    <w:p>
+      <w:pPr>
         <w:pStyle w:val="1"/>
       </w:pPr>
-      <w:bookmarkStart w:id="8" w:name="_Toc57994406"/>
+      <w:bookmarkStart w:id="8" w:name="_Toc58179055"/>
       <w:r>
         <w:t>3</w:t>
       </w:r>
@@ -5527,6 +10927,98 @@
           <w:sz w:val="28"/>
           <w:szCs w:val="28"/>
         </w:rPr>
+        <w:t xml:space="preserve"> и</w:t>
+      </w:r>
+      <w:r>
+        <w:rPr>
+          <w:rFonts w:ascii="Times New Roman" w:eastAsiaTheme="minorEastAsia" w:hAnsi="Times New Roman" w:cs="Times New Roman"/>
+          <w:sz w:val="28"/>
+          <w:szCs w:val="28"/>
+        </w:rPr>
+        <w:t xml:space="preserve"> </w:t>
+      </w:r>
+      <w:r>
+        <w:rPr>
+          <w:rFonts w:ascii="Times New Roman" w:eastAsiaTheme="minorEastAsia" w:hAnsi="Times New Roman" w:cs="Times New Roman"/>
+          <w:sz w:val="28"/>
+          <w:szCs w:val="28"/>
+        </w:rPr>
+        <w:t>функция</w:t>
+      </w:r>
+      <w:r>
+        <w:rPr>
+          <w:rFonts w:ascii="Times New Roman" w:eastAsiaTheme="minorEastAsia" w:hAnsi="Times New Roman" w:cs="Times New Roman"/>
+          <w:sz w:val="28"/>
+          <w:szCs w:val="28"/>
+        </w:rPr>
+        <w:t xml:space="preserve"> </w:t>
+      </w:r>
+      <w:proofErr w:type="spellStart"/>
+      <w:r>
+        <w:rPr>
+          <w:rFonts w:ascii="Times New Roman" w:eastAsiaTheme="minorEastAsia" w:hAnsi="Times New Roman" w:cs="Times New Roman"/>
+          <w:i/>
+          <w:iCs/>
+          <w:sz w:val="28"/>
+          <w:szCs w:val="28"/>
+          <w:lang w:val="en-US"/>
+        </w:rPr>
+        <w:t>deepcopy</w:t>
+      </w:r>
+      <w:proofErr w:type="spellEnd"/>
+      <w:r>
+        <w:rPr>
+          <w:rFonts w:ascii="Times New Roman" w:eastAsiaTheme="minorEastAsia" w:hAnsi="Times New Roman" w:cs="Times New Roman"/>
+          <w:i/>
+          <w:iCs/>
+          <w:sz w:val="28"/>
+          <w:szCs w:val="28"/>
+        </w:rPr>
+        <w:t xml:space="preserve"> </w:t>
+      </w:r>
+      <w:r>
+        <w:rPr>
+          <w:rFonts w:ascii="Times New Roman" w:eastAsiaTheme="minorEastAsia" w:hAnsi="Times New Roman" w:cs="Times New Roman"/>
+          <w:sz w:val="28"/>
+          <w:szCs w:val="28"/>
+        </w:rPr>
+        <w:t xml:space="preserve">из модуля </w:t>
+      </w:r>
+      <w:r>
+        <w:rPr>
+          <w:rFonts w:ascii="Times New Roman" w:eastAsiaTheme="minorEastAsia" w:hAnsi="Times New Roman" w:cs="Times New Roman"/>
+          <w:i/>
+          <w:iCs/>
+          <w:sz w:val="28"/>
+          <w:szCs w:val="28"/>
+          <w:lang w:val="en-US"/>
+        </w:rPr>
+        <w:t>copy</w:t>
+      </w:r>
+      <w:r>
+        <w:rPr>
+          <w:rFonts w:ascii="Times New Roman" w:eastAsiaTheme="minorEastAsia" w:hAnsi="Times New Roman" w:cs="Times New Roman"/>
+          <w:i/>
+          <w:iCs/>
+          <w:sz w:val="28"/>
+          <w:szCs w:val="28"/>
+        </w:rPr>
+        <w:t xml:space="preserve"> </w:t>
+      </w:r>
+      <w:r>
+        <w:rPr>
+          <w:rFonts w:ascii="Times New Roman" w:eastAsiaTheme="minorEastAsia" w:hAnsi="Times New Roman" w:cs="Times New Roman"/>
+          <w:sz w:val="28"/>
+          <w:szCs w:val="28"/>
+        </w:rPr>
+        <w:t>для корректного копирования массивов</w:t>
+      </w:r>
+      <w:r>
+        <w:rPr>
+          <w:rFonts w:ascii="Times New Roman" w:eastAsiaTheme="minorEastAsia" w:hAnsi="Times New Roman" w:cs="Times New Roman"/>
+          <w:sz w:val="28"/>
+          <w:szCs w:val="28"/>
+        </w:rPr>
         <w:t>.</w:t>
       </w:r>
     </w:p>
@@ -5534,8 +11026,9 @@
       <w:pPr>
         <w:pStyle w:val="1"/>
       </w:pPr>
-      <w:bookmarkStart w:id="9" w:name="_Toc57994407"/>
-      <w:r>
+      <w:bookmarkStart w:id="9" w:name="_Toc58179056"/>
+      <w:r>
+        <w:lastRenderedPageBreak/>
         <w:t xml:space="preserve">4 </w:t>
       </w:r>
       <w:r>
@@ -5608,7 +11101,7 @@
       <w:pPr>
         <w:pStyle w:val="1"/>
       </w:pPr>
-      <w:bookmarkStart w:id="10" w:name="_Toc57994408"/>
+      <w:bookmarkStart w:id="10" w:name="_Toc58179057"/>
       <w:r>
         <w:t>5</w:t>
       </w:r>
@@ -5795,7 +11288,7 @@
       <w:pPr>
         <w:pStyle w:val="1"/>
       </w:pPr>
-      <w:bookmarkStart w:id="11" w:name="_Toc57994409"/>
+      <w:bookmarkStart w:id="11" w:name="_Toc58179058"/>
       <w:r>
         <w:t>6</w:t>
       </w:r>

--- a/lab_1/Mishutin_1.docx
+++ b/lab_1/Mishutin_1.docx
@@ -3205,15 +3205,15 @@
           </w:rPr>
           <m:t>B</m:t>
         </m:r>
-        <m:r>
-          <w:rPr>
-            <w:rFonts w:ascii="Cambria Math" w:eastAsiaTheme="minorEastAsia" w:hAnsi="Cambria Math" w:cs="Times New Roman"/>
-            <w:sz w:val="28"/>
-            <w:szCs w:val="28"/>
-          </w:rPr>
-          <m:t>.</m:t>
-        </m:r>
       </m:oMath>
+      <w:r>
+        <w:rPr>
+          <w:rFonts w:ascii="Times New Roman" w:eastAsiaTheme="minorEastAsia" w:hAnsi="Times New Roman" w:cs="Times New Roman"/>
+          <w:sz w:val="28"/>
+          <w:szCs w:val="28"/>
+        </w:rPr>
+        <w:t>.</w:t>
+      </w:r>
       <w:r>
         <w:rPr>
           <w:rFonts w:ascii="Times New Roman" w:eastAsiaTheme="minorEastAsia" w:hAnsi="Times New Roman" w:cs="Times New Roman"/>
@@ -4986,7 +4986,6 @@
           <w:iCs/>
           <w:sz w:val="28"/>
           <w:szCs w:val="28"/>
-          <w:lang w:val="en-US"/>
         </w:rPr>
       </w:pPr>
       <w:r>
@@ -5013,7 +5012,188 @@
           <w:sz w:val="28"/>
           <w:szCs w:val="28"/>
         </w:rPr>
-        <w:t xml:space="preserve"> должна возрастать ошибка, что и наблюдается при </w:t>
+        <w:t xml:space="preserve"> должна возрастать ошибка</w:t>
+      </w:r>
+      <w:r>
+        <w:rPr>
+          <w:rFonts w:ascii="Times New Roman" w:eastAsiaTheme="minorEastAsia" w:hAnsi="Times New Roman" w:cs="Times New Roman"/>
+          <w:sz w:val="28"/>
+          <w:szCs w:val="28"/>
+        </w:rPr>
+        <w:t xml:space="preserve"> (</w:t>
+      </w:r>
+      <m:oMath>
+        <m:r>
+          <w:rPr>
+            <w:rFonts w:ascii="Cambria Math" w:eastAsiaTheme="minorEastAsia" w:hAnsi="Cambria Math" w:cs="Times New Roman"/>
+            <w:sz w:val="28"/>
+            <w:szCs w:val="28"/>
+          </w:rPr>
+          <m:t xml:space="preserve">скорость </m:t>
+        </m:r>
+        <m:r>
+          <w:rPr>
+            <w:rFonts w:ascii="Cambria Math" w:eastAsiaTheme="minorEastAsia" w:hAnsi="Cambria Math" w:cs="Times New Roman"/>
+            <w:sz w:val="28"/>
+            <w:szCs w:val="28"/>
+          </w:rPr>
+          <m:t>рост</m:t>
+        </m:r>
+        <m:r>
+          <w:rPr>
+            <w:rFonts w:ascii="Cambria Math" w:eastAsiaTheme="minorEastAsia" w:hAnsi="Cambria Math" w:cs="Times New Roman"/>
+            <w:sz w:val="28"/>
+            <w:szCs w:val="28"/>
+          </w:rPr>
+          <m:t>а</m:t>
+        </m:r>
+        <m:r>
+          <w:rPr>
+            <w:rFonts w:ascii="Cambria Math" w:eastAsiaTheme="minorEastAsia" w:hAnsi="Cambria Math" w:cs="Times New Roman"/>
+            <w:sz w:val="28"/>
+            <w:szCs w:val="28"/>
+          </w:rPr>
+          <m:t xml:space="preserve"> </m:t>
+        </m:r>
+        <m:r>
+          <w:rPr>
+            <w:rFonts w:ascii="Cambria Math" w:eastAsiaTheme="minorEastAsia" w:hAnsi="Cambria Math" w:cs="Times New Roman"/>
+            <w:sz w:val="28"/>
+            <w:szCs w:val="28"/>
+          </w:rPr>
+          <m:t xml:space="preserve">порядка </m:t>
+        </m:r>
+        <m:r>
+          <w:rPr>
+            <w:rFonts w:ascii="Cambria Math" w:eastAsiaTheme="minorEastAsia" w:hAnsi="Cambria Math" w:cs="Times New Roman"/>
+            <w:sz w:val="28"/>
+            <w:szCs w:val="28"/>
+          </w:rPr>
+          <m:t>~h</m:t>
+        </m:r>
+      </m:oMath>
+      <w:r>
+        <w:rPr>
+          <w:rFonts w:ascii="Times New Roman" w:eastAsiaTheme="minorEastAsia" w:hAnsi="Times New Roman" w:cs="Times New Roman"/>
+          <w:sz w:val="28"/>
+          <w:szCs w:val="28"/>
+        </w:rPr>
+        <w:t xml:space="preserve"> при аппроксимации первой производной по правой и левой разностным схемам</w:t>
+      </w:r>
+      <w:r>
+        <w:rPr>
+          <w:rFonts w:ascii="Times New Roman" w:eastAsiaTheme="minorEastAsia" w:hAnsi="Times New Roman" w:cs="Times New Roman"/>
+          <w:sz w:val="28"/>
+          <w:szCs w:val="28"/>
+        </w:rPr>
+        <w:t xml:space="preserve"> и </w:t>
+      </w:r>
+      <m:oMath>
+        <m:r>
+          <w:rPr>
+            <w:rFonts w:ascii="Cambria Math" w:eastAsiaTheme="minorEastAsia" w:hAnsi="Cambria Math" w:cs="Times New Roman"/>
+            <w:sz w:val="28"/>
+            <w:szCs w:val="28"/>
+          </w:rPr>
+          <m:t>~</m:t>
+        </m:r>
+        <m:sSup>
+          <m:sSupPr>
+            <m:ctrlPr>
+              <w:rPr>
+                <w:rFonts w:ascii="Cambria Math" w:eastAsiaTheme="minorEastAsia" w:hAnsi="Cambria Math" w:cs="Times New Roman"/>
+                <w:i/>
+                <w:sz w:val="28"/>
+                <w:szCs w:val="28"/>
+                <w:lang w:val="en-US"/>
+              </w:rPr>
+            </m:ctrlPr>
+          </m:sSupPr>
+          <m:e>
+            <m:r>
+              <w:rPr>
+                <w:rFonts w:ascii="Cambria Math" w:eastAsiaTheme="minorEastAsia" w:hAnsi="Cambria Math" w:cs="Times New Roman"/>
+                <w:sz w:val="28"/>
+                <w:szCs w:val="28"/>
+              </w:rPr>
+              <m:t>h</m:t>
+            </m:r>
+          </m:e>
+          <m:sup>
+            <m:r>
+              <w:rPr>
+                <w:rFonts w:ascii="Cambria Math" w:eastAsiaTheme="minorEastAsia" w:hAnsi="Cambria Math" w:cs="Times New Roman"/>
+                <w:sz w:val="28"/>
+                <w:szCs w:val="28"/>
+              </w:rPr>
+              <m:t>2</m:t>
+            </m:r>
+          </m:sup>
+        </m:sSup>
+      </m:oMath>
+      <w:r>
+        <w:rPr>
+          <w:rFonts w:ascii="Times New Roman" w:eastAsiaTheme="minorEastAsia" w:hAnsi="Times New Roman" w:cs="Times New Roman"/>
+          <w:sz w:val="28"/>
+          <w:szCs w:val="28"/>
+        </w:rPr>
+        <w:t xml:space="preserve"> </w:t>
+      </w:r>
+      <w:r>
+        <w:rPr>
+          <w:rFonts w:ascii="Times New Roman" w:eastAsiaTheme="minorEastAsia" w:hAnsi="Times New Roman" w:cs="Times New Roman"/>
+          <w:sz w:val="28"/>
+          <w:szCs w:val="28"/>
+        </w:rPr>
+        <w:t xml:space="preserve">при </w:t>
+      </w:r>
+      <w:r>
+        <w:rPr>
+          <w:rFonts w:ascii="Times New Roman" w:eastAsiaTheme="minorEastAsia" w:hAnsi="Times New Roman" w:cs="Times New Roman"/>
+          <w:sz w:val="28"/>
+          <w:szCs w:val="28"/>
+        </w:rPr>
+        <w:t xml:space="preserve">аппроксимации </w:t>
+      </w:r>
+      <w:r>
+        <w:rPr>
+          <w:rFonts w:ascii="Times New Roman" w:eastAsiaTheme="minorEastAsia" w:hAnsi="Times New Roman" w:cs="Times New Roman"/>
+          <w:sz w:val="28"/>
+          <w:szCs w:val="28"/>
+        </w:rPr>
+        <w:t xml:space="preserve">первой </w:t>
+      </w:r>
+      <w:r>
+        <w:rPr>
+          <w:rFonts w:ascii="Times New Roman" w:eastAsiaTheme="minorEastAsia" w:hAnsi="Times New Roman" w:cs="Times New Roman"/>
+          <w:sz w:val="28"/>
+          <w:szCs w:val="28"/>
+        </w:rPr>
+        <w:t xml:space="preserve">(центральная разностная схема) </w:t>
+      </w:r>
+      <w:r>
+        <w:rPr>
+          <w:rFonts w:ascii="Times New Roman" w:eastAsiaTheme="minorEastAsia" w:hAnsi="Times New Roman" w:cs="Times New Roman"/>
+          <w:sz w:val="28"/>
+          <w:szCs w:val="28"/>
+        </w:rPr>
+        <w:t>и второй производных</w:t>
+      </w:r>
+      <w:r>
+        <w:rPr>
+          <w:rFonts w:ascii="Times New Roman" w:eastAsiaTheme="minorEastAsia" w:hAnsi="Times New Roman" w:cs="Times New Roman"/>
+          <w:sz w:val="28"/>
+          <w:szCs w:val="28"/>
+        </w:rPr>
+        <w:t>)</w:t>
+      </w:r>
+      <w:r>
+        <w:rPr>
+          <w:rFonts w:ascii="Times New Roman" w:eastAsiaTheme="minorEastAsia" w:hAnsi="Times New Roman" w:cs="Times New Roman"/>
+          <w:sz w:val="28"/>
+          <w:szCs w:val="28"/>
+        </w:rPr>
+        <w:t xml:space="preserve">, что и наблюдается при </w:t>
       </w:r>
       <m:oMath>
         <m:r>
@@ -5039,7 +5219,23 @@
           <w:sz w:val="28"/>
           <w:szCs w:val="28"/>
         </w:rPr>
-        <w:t>С другой, при оперировании с достаточно близкими числами так же возникают ошибки, что и происходит при остальных значениях шага (</w:t>
+        <w:t>С другой</w:t>
+      </w:r>
+      <w:r>
+        <w:rPr>
+          <w:rFonts w:ascii="Times New Roman" w:eastAsiaTheme="minorEastAsia" w:hAnsi="Times New Roman" w:cs="Times New Roman"/>
+          <w:sz w:val="28"/>
+          <w:szCs w:val="28"/>
+        </w:rPr>
+        <w:t xml:space="preserve"> стороны</w:t>
+      </w:r>
+      <w:r>
+        <w:rPr>
+          <w:rFonts w:ascii="Times New Roman" w:eastAsiaTheme="minorEastAsia" w:hAnsi="Times New Roman" w:cs="Times New Roman"/>
+          <w:sz w:val="28"/>
+          <w:szCs w:val="28"/>
+        </w:rPr>
+        <w:t>, при оперировании с достаточно близкими числами так же возникают ошибки, что и происходит при остальных значениях шага (</w:t>
       </w:r>
       <m:oMath>
         <m:r>
@@ -5048,23 +5244,7 @@
             <w:sz w:val="28"/>
             <w:szCs w:val="28"/>
           </w:rPr>
-          <m:t>h</m:t>
-        </m:r>
-        <m:r>
-          <w:rPr>
-            <w:rFonts w:ascii="Cambria Math" w:eastAsiaTheme="minorEastAsia" w:hAnsi="Cambria Math" w:cs="Times New Roman"/>
-            <w:sz w:val="28"/>
-            <w:szCs w:val="28"/>
-          </w:rPr>
-          <m:t>&lt;</m:t>
-        </m:r>
-        <m:r>
-          <w:rPr>
-            <w:rFonts w:ascii="Cambria Math" w:eastAsiaTheme="minorEastAsia" w:hAnsi="Cambria Math" w:cs="Times New Roman"/>
-            <w:sz w:val="28"/>
-            <w:szCs w:val="28"/>
-          </w:rPr>
-          <m:t>1e-9</m:t>
+          <m:t>h&lt;1e-9</m:t>
         </m:r>
       </m:oMath>
       <w:r>
@@ -5085,27 +5265,14 @@
         <w:lastRenderedPageBreak/>
         <w:t xml:space="preserve">Рисунок </w:t>
       </w:r>
-      <w:r>
-        <w:fldChar w:fldCharType="begin"/>
-      </w:r>
-      <w:r>
-        <w:instrText xml:space="preserve"> SEQ Рисунок \* ARABIC </w:instrText>
-      </w:r>
-      <w:r>
-        <w:fldChar w:fldCharType="separate"/>
-      </w:r>
-      <w:r>
-        <w:rPr>
-          <w:noProof/>
-        </w:rPr>
-        <w:t>1</w:t>
-      </w:r>
-      <w:r>
-        <w:rPr>
-          <w:noProof/>
-        </w:rPr>
-        <w:fldChar w:fldCharType="end"/>
-      </w:r>
+      <w:fldSimple w:instr=" SEQ Рисунок \* ARABIC ">
+        <w:r>
+          <w:rPr>
+            <w:noProof/>
+          </w:rPr>
+          <w:t>1</w:t>
+        </w:r>
+      </w:fldSimple>
       <w:r>
         <w:t xml:space="preserve"> </w:t>
       </w:r>
@@ -5116,15 +5283,7 @@
         <w:t xml:space="preserve"> в конкретной точке</w:t>
       </w:r>
       <w:r>
-        <w:t xml:space="preserve"> от шага для u(x)=</w:t>
-      </w:r>
-      <w:proofErr w:type="spellStart"/>
-      <w:r>
-        <w:t>sin</w:t>
-      </w:r>
-      <w:proofErr w:type="spellEnd"/>
-      <w:r>
-        <w:t>(x)</w:t>
+        <w:t xml:space="preserve"> от шага для u(x)=sin(x)</w:t>
       </w:r>
     </w:p>
     <w:p>
@@ -5195,27 +5354,14 @@
       <w:r>
         <w:t xml:space="preserve">Таблица </w:t>
       </w:r>
-      <w:r>
-        <w:fldChar w:fldCharType="begin"/>
-      </w:r>
-      <w:r>
-        <w:instrText xml:space="preserve"> SEQ Таблица \* ARABIC </w:instrText>
-      </w:r>
-      <w:r>
-        <w:fldChar w:fldCharType="separate"/>
-      </w:r>
-      <w:r>
-        <w:rPr>
-          <w:noProof/>
-        </w:rPr>
-        <w:t>1</w:t>
-      </w:r>
-      <w:r>
-        <w:rPr>
-          <w:noProof/>
-        </w:rPr>
-        <w:fldChar w:fldCharType="end"/>
-      </w:r>
+      <w:fldSimple w:instr=" SEQ Таблица \* ARABIC ">
+        <w:r>
+          <w:rPr>
+            <w:noProof/>
+          </w:rPr>
+          <w:t>1</w:t>
+        </w:r>
+      </w:fldSimple>
       <w:r>
         <w:t xml:space="preserve"> </w:t>
       </w:r>
@@ -6253,27 +6399,14 @@
       <w:r>
         <w:t xml:space="preserve">Таблица </w:t>
       </w:r>
-      <w:r>
-        <w:fldChar w:fldCharType="begin"/>
-      </w:r>
-      <w:r>
-        <w:instrText xml:space="preserve"> SEQ Таблица \* ARABIC </w:instrText>
-      </w:r>
-      <w:r>
-        <w:fldChar w:fldCharType="separate"/>
-      </w:r>
-      <w:r>
-        <w:rPr>
-          <w:noProof/>
-        </w:rPr>
-        <w:t>2</w:t>
-      </w:r>
-      <w:r>
-        <w:rPr>
-          <w:noProof/>
-        </w:rPr>
-        <w:fldChar w:fldCharType="end"/>
-      </w:r>
+      <w:fldSimple w:instr=" SEQ Таблица \* ARABIC ">
+        <w:r>
+          <w:rPr>
+            <w:noProof/>
+          </w:rPr>
+          <w:t>2</w:t>
+        </w:r>
+      </w:fldSimple>
       <w:r>
         <w:t xml:space="preserve"> Центральная первая производная для </w:t>
       </w:r>
@@ -7021,27 +7154,14 @@
       <w:r>
         <w:t xml:space="preserve">Таблица </w:t>
       </w:r>
-      <w:r>
-        <w:fldChar w:fldCharType="begin"/>
-      </w:r>
-      <w:r>
-        <w:instrText xml:space="preserve"> SEQ Таблица \* ARABIC </w:instrText>
-      </w:r>
-      <w:r>
-        <w:fldChar w:fldCharType="separate"/>
-      </w:r>
-      <w:r>
-        <w:rPr>
-          <w:noProof/>
-        </w:rPr>
-        <w:t>3</w:t>
-      </w:r>
-      <w:r>
-        <w:rPr>
-          <w:noProof/>
-        </w:rPr>
-        <w:fldChar w:fldCharType="end"/>
-      </w:r>
+      <w:fldSimple w:instr=" SEQ Таблица \* ARABIC ">
+        <w:r>
+          <w:rPr>
+            <w:noProof/>
+          </w:rPr>
+          <w:t>3</w:t>
+        </w:r>
+      </w:fldSimple>
       <w:r>
         <w:t xml:space="preserve"> </w:t>
       </w:r>
@@ -7801,27 +7921,14 @@
         <w:lastRenderedPageBreak/>
         <w:t xml:space="preserve">Рисунок </w:t>
       </w:r>
-      <w:r>
-        <w:fldChar w:fldCharType="begin"/>
-      </w:r>
-      <w:r>
-        <w:instrText xml:space="preserve"> SEQ Рисунок \* ARABIC </w:instrText>
-      </w:r>
-      <w:r>
-        <w:fldChar w:fldCharType="separate"/>
-      </w:r>
-      <w:r>
-        <w:rPr>
-          <w:noProof/>
-        </w:rPr>
-        <w:t>2</w:t>
-      </w:r>
-      <w:r>
-        <w:rPr>
-          <w:noProof/>
-        </w:rPr>
-        <w:fldChar w:fldCharType="end"/>
-      </w:r>
+      <w:fldSimple w:instr=" SEQ Рисунок \* ARABIC ">
+        <w:r>
+          <w:rPr>
+            <w:noProof/>
+          </w:rPr>
+          <w:t>2</w:t>
+        </w:r>
+      </w:fldSimple>
       <w:r>
         <w:t xml:space="preserve"> </w:t>
       </w:r>
@@ -7913,27 +8020,14 @@
       <w:r>
         <w:t xml:space="preserve">Таблица </w:t>
       </w:r>
-      <w:r>
-        <w:fldChar w:fldCharType="begin"/>
-      </w:r>
-      <w:r>
-        <w:instrText xml:space="preserve"> SEQ Таблица \* ARABIC </w:instrText>
-      </w:r>
-      <w:r>
-        <w:fldChar w:fldCharType="separate"/>
-      </w:r>
-      <w:r>
-        <w:rPr>
-          <w:noProof/>
-        </w:rPr>
-        <w:t>4</w:t>
-      </w:r>
-      <w:r>
-        <w:rPr>
-          <w:noProof/>
-        </w:rPr>
-        <w:fldChar w:fldCharType="end"/>
-      </w:r>
+      <w:fldSimple w:instr=" SEQ Таблица \* ARABIC ">
+        <w:r>
+          <w:rPr>
+            <w:noProof/>
+          </w:rPr>
+          <w:t>4</w:t>
+        </w:r>
+      </w:fldSimple>
       <w:r>
         <w:t xml:space="preserve"> Правая первая производная для </w:t>
       </w:r>
@@ -8783,27 +8877,14 @@
       <w:r>
         <w:t xml:space="preserve">Таблица </w:t>
       </w:r>
-      <w:r>
-        <w:fldChar w:fldCharType="begin"/>
-      </w:r>
-      <w:r>
-        <w:instrText xml:space="preserve"> SEQ Таблица \* ARABIC </w:instrText>
-      </w:r>
-      <w:r>
-        <w:fldChar w:fldCharType="separate"/>
-      </w:r>
-      <w:r>
-        <w:rPr>
-          <w:noProof/>
-        </w:rPr>
-        <w:t>5</w:t>
-      </w:r>
-      <w:r>
-        <w:rPr>
-          <w:noProof/>
-        </w:rPr>
-        <w:fldChar w:fldCharType="end"/>
-      </w:r>
+      <w:fldSimple w:instr=" SEQ Таблица \* ARABIC ">
+        <w:r>
+          <w:rPr>
+            <w:noProof/>
+          </w:rPr>
+          <w:t>5</w:t>
+        </w:r>
+      </w:fldSimple>
       <w:r>
         <w:t xml:space="preserve"> </w:t>
       </w:r>
@@ -9660,27 +9741,14 @@
       <w:r>
         <w:t xml:space="preserve">Таблица </w:t>
       </w:r>
-      <w:r>
-        <w:fldChar w:fldCharType="begin"/>
-      </w:r>
-      <w:r>
-        <w:instrText xml:space="preserve"> SEQ Таблица \* ARABIC </w:instrText>
-      </w:r>
-      <w:r>
-        <w:fldChar w:fldCharType="separate"/>
-      </w:r>
-      <w:r>
-        <w:rPr>
-          <w:noProof/>
-        </w:rPr>
-        <w:t>6</w:t>
-      </w:r>
-      <w:r>
-        <w:rPr>
-          <w:noProof/>
-        </w:rPr>
-        <w:fldChar w:fldCharType="end"/>
-      </w:r>
+      <w:fldSimple w:instr=" SEQ Таблица \* ARABIC ">
+        <w:r>
+          <w:rPr>
+            <w:noProof/>
+          </w:rPr>
+          <w:t>6</w:t>
+        </w:r>
+      </w:fldSimple>
       <w:r>
         <w:t xml:space="preserve"> Вторая </w:t>
       </w:r>
@@ -10518,7 +10586,6 @@
           <w:rFonts w:ascii="Times New Roman" w:hAnsi="Times New Roman" w:cs="Times New Roman"/>
           <w:sz w:val="28"/>
           <w:szCs w:val="28"/>
-          <w:lang w:val="en-US"/>
         </w:rPr>
       </w:pPr>
       <w:r>
@@ -10529,20 +10596,223 @@
         </w:rPr>
         <w:tab/>
       </w:r>
-      <w:proofErr w:type="spellStart"/>
       <w:r>
         <w:rPr>
           <w:rFonts w:ascii="Times New Roman" w:hAnsi="Times New Roman" w:cs="Times New Roman"/>
           <w:sz w:val="28"/>
           <w:szCs w:val="28"/>
-          <w:lang w:val="en-US"/>
-        </w:rPr>
-        <w:t>asd</w:t>
-      </w:r>
-      <w:proofErr w:type="spellEnd"/>
+        </w:rPr>
+        <w:t>Для данно</w:t>
+      </w:r>
+      <w:r>
+        <w:rPr>
+          <w:rFonts w:ascii="Times New Roman" w:hAnsi="Times New Roman" w:cs="Times New Roman"/>
+          <w:sz w:val="28"/>
+          <w:szCs w:val="28"/>
+        </w:rPr>
+        <w:t xml:space="preserve">го уравнения </w:t>
+      </w:r>
+      <w:r>
+        <w:rPr>
+          <w:rFonts w:ascii="Times New Roman" w:eastAsiaTheme="minorEastAsia" w:hAnsi="Times New Roman" w:cs="Times New Roman"/>
+          <w:sz w:val="28"/>
+          <w:szCs w:val="28"/>
+        </w:rPr>
+        <w:t>метод конечных разностей</w:t>
+      </w:r>
+      <w:r>
+        <w:rPr>
+          <w:rFonts w:ascii="Times New Roman" w:hAnsi="Times New Roman" w:cs="Times New Roman"/>
+          <w:sz w:val="28"/>
+          <w:szCs w:val="28"/>
+        </w:rPr>
+        <w:t xml:space="preserve"> показал хорошую точность, пропорциональную квадрату размера шага по </w:t>
+      </w:r>
+      <m:oMath>
+        <m:r>
+          <w:rPr>
+            <w:rFonts w:ascii="Cambria Math" w:hAnsi="Cambria Math" w:cs="Times New Roman"/>
+            <w:sz w:val="28"/>
+            <w:szCs w:val="28"/>
+          </w:rPr>
+          <m:t>x</m:t>
+        </m:r>
+      </m:oMath>
+      <w:r>
+        <w:rPr>
+          <w:rFonts w:ascii="Times New Roman" w:eastAsiaTheme="minorEastAsia" w:hAnsi="Times New Roman" w:cs="Times New Roman"/>
+          <w:sz w:val="28"/>
+          <w:szCs w:val="28"/>
+        </w:rPr>
+        <w:t xml:space="preserve"> </w:t>
+      </w:r>
+      <w:r>
+        <w:rPr>
+          <w:rFonts w:ascii="Times New Roman" w:eastAsiaTheme="minorEastAsia" w:hAnsi="Times New Roman" w:cs="Times New Roman"/>
+          <w:sz w:val="28"/>
+          <w:szCs w:val="28"/>
+        </w:rPr>
+        <w:t>–</w:t>
+      </w:r>
+      <w:r>
+        <w:rPr>
+          <w:rFonts w:ascii="Times New Roman" w:eastAsiaTheme="minorEastAsia" w:hAnsi="Times New Roman" w:cs="Times New Roman"/>
+          <w:sz w:val="28"/>
+          <w:szCs w:val="28"/>
+        </w:rPr>
+        <w:t xml:space="preserve"> </w:t>
+      </w:r>
+      <m:oMath>
+        <m:r>
+          <w:rPr>
+            <w:rFonts w:ascii="Cambria Math" w:eastAsiaTheme="minorEastAsia" w:hAnsi="Cambria Math" w:cs="Times New Roman"/>
+            <w:sz w:val="28"/>
+            <w:szCs w:val="28"/>
+          </w:rPr>
+          <m:t>O</m:t>
+        </m:r>
+        <m:d>
+          <m:dPr>
+            <m:ctrlPr>
+              <w:rPr>
+                <w:rFonts w:ascii="Cambria Math" w:eastAsiaTheme="minorEastAsia" w:hAnsi="Cambria Math" w:cs="Times New Roman"/>
+                <w:i/>
+                <w:sz w:val="28"/>
+                <w:szCs w:val="28"/>
+              </w:rPr>
+            </m:ctrlPr>
+          </m:dPr>
+          <m:e>
+            <m:sSup>
+              <m:sSupPr>
+                <m:ctrlPr>
+                  <w:rPr>
+                    <w:rFonts w:ascii="Cambria Math" w:eastAsiaTheme="minorEastAsia" w:hAnsi="Cambria Math" w:cs="Times New Roman"/>
+                    <w:i/>
+                    <w:sz w:val="28"/>
+                    <w:szCs w:val="28"/>
+                  </w:rPr>
+                </m:ctrlPr>
+              </m:sSupPr>
+              <m:e>
+                <m:r>
+                  <w:rPr>
+                    <w:rFonts w:ascii="Cambria Math" w:eastAsiaTheme="minorEastAsia" w:hAnsi="Cambria Math" w:cs="Times New Roman"/>
+                    <w:sz w:val="28"/>
+                    <w:szCs w:val="28"/>
+                  </w:rPr>
+                  <m:t>h</m:t>
+                </m:r>
+              </m:e>
+              <m:sup>
+                <m:r>
+                  <w:rPr>
+                    <w:rFonts w:ascii="Cambria Math" w:eastAsiaTheme="minorEastAsia" w:hAnsi="Cambria Math" w:cs="Times New Roman"/>
+                    <w:sz w:val="28"/>
+                    <w:szCs w:val="28"/>
+                  </w:rPr>
+                  <m:t>2</m:t>
+                </m:r>
+              </m:sup>
+            </m:sSup>
+          </m:e>
+        </m:d>
+      </m:oMath>
+      <w:r>
+        <w:rPr>
+          <w:rFonts w:ascii="Times New Roman" w:hAnsi="Times New Roman" w:cs="Times New Roman"/>
+          <w:sz w:val="28"/>
+          <w:szCs w:val="28"/>
+        </w:rPr>
+        <w:t xml:space="preserve"> уже при </w:t>
+      </w:r>
+      <m:oMath>
+        <m:r>
+          <w:rPr>
+            <w:rFonts w:ascii="Cambria Math" w:hAnsi="Cambria Math" w:cs="Times New Roman"/>
+            <w:sz w:val="28"/>
+            <w:szCs w:val="28"/>
+          </w:rPr>
+          <m:t>h=1e-1</m:t>
+        </m:r>
+      </m:oMath>
+      <w:r>
+        <w:rPr>
+          <w:rFonts w:ascii="Times New Roman" w:eastAsiaTheme="minorEastAsia" w:hAnsi="Times New Roman" w:cs="Times New Roman"/>
+          <w:sz w:val="28"/>
+          <w:szCs w:val="28"/>
+        </w:rPr>
+        <w:t>.</w:t>
+      </w:r>
     </w:p>
     <w:p>
       <w:pPr>
+        <w:pStyle w:val="af1"/>
+        <w:keepNext/>
+      </w:pPr>
+      <w:r>
+        <w:lastRenderedPageBreak/>
+        <w:t xml:space="preserve">Рисунок </w:t>
+      </w:r>
+      <w:fldSimple w:instr=" SEQ Рисунок \* ARABIC ">
+        <w:r>
+          <w:rPr>
+            <w:noProof/>
+          </w:rPr>
+          <w:t>3</w:t>
+        </w:r>
+      </w:fldSimple>
+      <w:r>
+        <w:t xml:space="preserve"> </w:t>
+      </w:r>
+      <w:r>
+        <w:t>И</w:t>
+      </w:r>
+      <w:r>
+        <w:t>ском</w:t>
+      </w:r>
+      <w:r>
+        <w:t>ая</w:t>
+      </w:r>
+      <w:r>
+        <w:t xml:space="preserve"> функци</w:t>
+      </w:r>
+      <w:r>
+        <w:t>я</w:t>
+      </w:r>
+      <w:r>
+        <w:t xml:space="preserve"> </w:t>
+      </w:r>
+      <w:r>
+        <w:rPr>
+          <w:lang w:val="en-US"/>
+        </w:rPr>
+        <w:t>u</w:t>
+      </w:r>
+      <w:r>
+        <w:t>(</w:t>
+      </w:r>
+      <w:r>
+        <w:rPr>
+          <w:lang w:val="en-US"/>
+        </w:rPr>
+        <w:t>x</w:t>
+      </w:r>
+      <w:r>
+        <w:t xml:space="preserve">) </w:t>
+      </w:r>
+      <w:r>
+        <w:t>и решени</w:t>
+      </w:r>
+      <w:r>
+        <w:t>е</w:t>
+      </w:r>
+      <w:r>
+        <w:t xml:space="preserve"> через МКР</w:t>
+      </w:r>
+    </w:p>
+    <w:p>
+      <w:pPr>
         <w:rPr>
           <w:rFonts w:ascii="Times New Roman" w:hAnsi="Times New Roman" w:cs="Times New Roman"/>
           <w:sz w:val="28"/>
@@ -10550,6 +10820,678 @@
           <w:lang w:val="en-US"/>
         </w:rPr>
       </w:pPr>
+      <w:r>
+        <w:rPr>
+          <w:noProof/>
+          <w:sz w:val="28"/>
+          <w:szCs w:val="28"/>
+          <w:lang w:val="en-US"/>
+        </w:rPr>
+        <w:drawing>
+          <wp:inline distT="0" distB="0" distL="0" distR="0" wp14:anchorId="2258AF35" wp14:editId="62D8E37D">
+            <wp:extent cx="5940425" cy="3716655"/>
+            <wp:effectExtent l="0" t="0" r="3175" b="0"/>
+            <wp:docPr id="3" name="Рисунок 3"/>
+            <wp:cNvGraphicFramePr>
+              <a:graphicFrameLocks xmlns:a="http://schemas.openxmlformats.org/drawingml/2006/main" noChangeAspect="1"/>
+            </wp:cNvGraphicFramePr>
+            <a:graphic xmlns:a="http://schemas.openxmlformats.org/drawingml/2006/main">
+              <a:graphicData uri="http://schemas.openxmlformats.org/drawingml/2006/picture">
+                <pic:pic xmlns:pic="http://schemas.openxmlformats.org/drawingml/2006/picture">
+                  <pic:nvPicPr>
+                    <pic:cNvPr id="0" name="Picture 1"/>
+                    <pic:cNvPicPr>
+                      <a:picLocks noChangeAspect="1" noChangeArrowheads="1"/>
+                    </pic:cNvPicPr>
+                  </pic:nvPicPr>
+                  <pic:blipFill>
+                    <a:blip r:embed="rId10" cstate="print">
+                      <a:extLst>
+                        <a:ext uri="{28A0092B-C50C-407E-A947-70E740481C1C}">
+                          <a14:useLocalDpi xmlns:a14="http://schemas.microsoft.com/office/drawing/2010/main" val="0"/>
+                        </a:ext>
+                      </a:extLst>
+                    </a:blip>
+                    <a:srcRect/>
+                    <a:stretch>
+                      <a:fillRect/>
+                    </a:stretch>
+                  </pic:blipFill>
+                  <pic:spPr bwMode="auto">
+                    <a:xfrm>
+                      <a:off x="0" y="0"/>
+                      <a:ext cx="5940425" cy="3716655"/>
+                    </a:xfrm>
+                    <a:prstGeom prst="rect">
+                      <a:avLst/>
+                    </a:prstGeom>
+                    <a:noFill/>
+                    <a:ln>
+                      <a:noFill/>
+                    </a:ln>
+                  </pic:spPr>
+                </pic:pic>
+              </a:graphicData>
+            </a:graphic>
+          </wp:inline>
+        </w:drawing>
+      </w:r>
+    </w:p>
+    <w:p>
+      <w:pPr>
+        <w:pStyle w:val="af1"/>
+        <w:keepNext/>
+      </w:pPr>
+      <w:r>
+        <w:t xml:space="preserve">Рисунок </w:t>
+      </w:r>
+      <w:fldSimple w:instr=" SEQ Рисунок \* ARABIC ">
+        <w:r>
+          <w:rPr>
+            <w:noProof/>
+          </w:rPr>
+          <w:t>4</w:t>
+        </w:r>
+      </w:fldSimple>
+      <w:r>
+        <w:t xml:space="preserve"> </w:t>
+      </w:r>
+      <w:r>
+        <w:t>Зависимость м</w:t>
+      </w:r>
+      <w:r>
+        <w:t>аксимальн</w:t>
+      </w:r>
+      <w:r>
+        <w:t>ой</w:t>
+      </w:r>
+      <w:r>
+        <w:t xml:space="preserve"> абсолютн</w:t>
+      </w:r>
+      <w:r>
+        <w:t>ой</w:t>
+      </w:r>
+      <w:r>
+        <w:t xml:space="preserve"> погрешност</w:t>
+      </w:r>
+      <w:r>
+        <w:t>и</w:t>
+      </w:r>
+      <w:r>
+        <w:t xml:space="preserve"> </w:t>
+      </w:r>
+      <w:r>
+        <w:t>от шага</w:t>
+      </w:r>
+    </w:p>
+    <w:p>
+      <w:pPr>
+        <w:rPr>
+          <w:rFonts w:ascii="Times New Roman" w:hAnsi="Times New Roman" w:cs="Times New Roman"/>
+          <w:sz w:val="28"/>
+          <w:szCs w:val="28"/>
+          <w:lang w:val="en-US"/>
+        </w:rPr>
+      </w:pPr>
+      <w:r>
+        <w:rPr>
+          <w:noProof/>
+          <w:sz w:val="28"/>
+          <w:szCs w:val="28"/>
+          <w:lang w:val="en-US"/>
+        </w:rPr>
+        <w:drawing>
+          <wp:inline distT="0" distB="0" distL="0" distR="0" wp14:anchorId="30B8FDBF" wp14:editId="7D368425">
+            <wp:extent cx="5940425" cy="3672205"/>
+            <wp:effectExtent l="0" t="0" r="3175" b="0"/>
+            <wp:docPr id="4" name="Рисунок 4"/>
+            <wp:cNvGraphicFramePr>
+              <a:graphicFrameLocks xmlns:a="http://schemas.openxmlformats.org/drawingml/2006/main" noChangeAspect="1"/>
+            </wp:cNvGraphicFramePr>
+            <a:graphic xmlns:a="http://schemas.openxmlformats.org/drawingml/2006/main">
+              <a:graphicData uri="http://schemas.openxmlformats.org/drawingml/2006/picture">
+                <pic:pic xmlns:pic="http://schemas.openxmlformats.org/drawingml/2006/picture">
+                  <pic:nvPicPr>
+                    <pic:cNvPr id="0" name="Picture 3"/>
+                    <pic:cNvPicPr>
+                      <a:picLocks noChangeAspect="1" noChangeArrowheads="1"/>
+                    </pic:cNvPicPr>
+                  </pic:nvPicPr>
+                  <pic:blipFill>
+                    <a:blip r:embed="rId11" cstate="print">
+                      <a:extLst>
+                        <a:ext uri="{28A0092B-C50C-407E-A947-70E740481C1C}">
+                          <a14:useLocalDpi xmlns:a14="http://schemas.microsoft.com/office/drawing/2010/main" val="0"/>
+                        </a:ext>
+                      </a:extLst>
+                    </a:blip>
+                    <a:srcRect/>
+                    <a:stretch>
+                      <a:fillRect/>
+                    </a:stretch>
+                  </pic:blipFill>
+                  <pic:spPr bwMode="auto">
+                    <a:xfrm>
+                      <a:off x="0" y="0"/>
+                      <a:ext cx="5940425" cy="3672205"/>
+                    </a:xfrm>
+                    <a:prstGeom prst="rect">
+                      <a:avLst/>
+                    </a:prstGeom>
+                    <a:noFill/>
+                    <a:ln>
+                      <a:noFill/>
+                    </a:ln>
+                  </pic:spPr>
+                </pic:pic>
+              </a:graphicData>
+            </a:graphic>
+          </wp:inline>
+        </w:drawing>
+      </w:r>
+    </w:p>
+    <w:p>
+      <w:pPr>
+        <w:pStyle w:val="af1"/>
+        <w:keepNext/>
+      </w:pPr>
+      <w:r>
+        <w:t xml:space="preserve">Таблица </w:t>
+      </w:r>
+      <w:fldSimple w:instr=" SEQ Таблица \* ARABIC ">
+        <w:r>
+          <w:rPr>
+            <w:noProof/>
+          </w:rPr>
+          <w:t>7</w:t>
+        </w:r>
+      </w:fldSimple>
+      <w:r>
+        <w:t xml:space="preserve"> </w:t>
+      </w:r>
+      <w:r>
+        <w:t xml:space="preserve">Максимальная абсолютная погрешность для </w:t>
+      </w:r>
+      <w:r>
+        <w:rPr>
+          <w:lang w:val="en-US"/>
+        </w:rPr>
+        <w:t>u</w:t>
+      </w:r>
+      <w:r>
+        <w:t>(</w:t>
+      </w:r>
+      <w:r>
+        <w:rPr>
+          <w:lang w:val="en-US"/>
+        </w:rPr>
+        <w:t>x</w:t>
+      </w:r>
+      <w:r>
+        <w:t>)=</w:t>
+      </w:r>
+      <w:r>
+        <w:rPr>
+          <w:lang w:val="en-US"/>
+        </w:rPr>
+        <w:t>sin</w:t>
+      </w:r>
+      <w:r>
+        <w:t>(</w:t>
+      </w:r>
+      <w:r>
+        <w:rPr>
+          <w:lang w:val="en-US"/>
+        </w:rPr>
+        <w:t>x</w:t>
+      </w:r>
+      <w:r>
+        <w:t>)</w:t>
+      </w:r>
+      <w:r>
+        <w:rPr>
+          <w:noProof/>
+        </w:rPr>
+        <w:t>*</w:t>
+      </w:r>
+      <w:r>
+        <w:rPr>
+          <w:noProof/>
+          <w:lang w:val="en-US"/>
+        </w:rPr>
+        <w:t>e</w:t>
+      </w:r>
+      <w:r>
+        <w:rPr>
+          <w:noProof/>
+        </w:rPr>
+        <w:t>^</w:t>
+      </w:r>
+      <w:r>
+        <w:rPr>
+          <w:noProof/>
+          <w:lang w:val="en-US"/>
+        </w:rPr>
+        <w:t>x</w:t>
+      </w:r>
+    </w:p>
+    <w:tbl>
+      <w:tblPr>
+        <w:tblStyle w:val="af2"/>
+        <w:tblW w:w="0" w:type="auto"/>
+        <w:tblLook w:val="04A0" w:firstRow="1" w:lastRow="0" w:firstColumn="1" w:lastColumn="0" w:noHBand="0" w:noVBand="1"/>
+      </w:tblPr>
+      <w:tblGrid>
+        <w:gridCol w:w="704"/>
+        <w:gridCol w:w="4536"/>
+      </w:tblGrid>
+      <w:tr>
+        <w:tc>
+          <w:tcPr>
+            <w:tcW w:w="704" w:type="dxa"/>
+            <w:vAlign w:val="center"/>
+          </w:tcPr>
+          <w:p>
+            <w:pPr>
+              <w:rPr>
+                <w:rFonts w:ascii="Times New Roman" w:hAnsi="Times New Roman" w:cs="Times New Roman"/>
+                <w:sz w:val="28"/>
+                <w:szCs w:val="28"/>
+                <w:lang w:val="en-US"/>
+              </w:rPr>
+            </w:pPr>
+            <w:r>
+              <w:rPr>
+                <w:rFonts w:ascii="Helvetica" w:hAnsi="Helvetica" w:cs="Helvetica"/>
+                <w:b/>
+                <w:bCs/>
+                <w:color w:val="000000"/>
+                <w:sz w:val="21"/>
+                <w:szCs w:val="21"/>
+              </w:rPr>
+              <w:t>h</w:t>
+            </w:r>
+          </w:p>
+        </w:tc>
+        <w:tc>
+          <w:tcPr>
+            <w:tcW w:w="4536" w:type="dxa"/>
+            <w:vAlign w:val="center"/>
+          </w:tcPr>
+          <w:p>
+            <w:pPr>
+              <w:rPr>
+                <w:rFonts w:ascii="Times New Roman" w:hAnsi="Times New Roman" w:cs="Times New Roman"/>
+                <w:sz w:val="28"/>
+                <w:szCs w:val="28"/>
+                <w:lang w:val="en-US"/>
+              </w:rPr>
+            </w:pPr>
+            <w:r>
+              <w:rPr>
+                <w:rFonts w:ascii="Helvetica" w:hAnsi="Helvetica" w:cs="Helvetica"/>
+                <w:b/>
+                <w:bCs/>
+                <w:color w:val="000000"/>
+                <w:sz w:val="21"/>
+                <w:szCs w:val="21"/>
+              </w:rPr>
+              <w:t>Максимальная абсолютная погрешность</w:t>
+            </w:r>
+          </w:p>
+        </w:tc>
+      </w:tr>
+      <w:tr>
+        <w:tc>
+          <w:tcPr>
+            <w:tcW w:w="704" w:type="dxa"/>
+            <w:vAlign w:val="center"/>
+          </w:tcPr>
+          <w:p>
+            <w:pPr>
+              <w:rPr>
+                <w:rFonts w:ascii="Times New Roman" w:hAnsi="Times New Roman" w:cs="Times New Roman"/>
+                <w:sz w:val="28"/>
+                <w:szCs w:val="28"/>
+                <w:lang w:val="en-US"/>
+              </w:rPr>
+            </w:pPr>
+            <w:r>
+              <w:rPr>
+                <w:rFonts w:ascii="Helvetica" w:hAnsi="Helvetica" w:cs="Helvetica"/>
+                <w:b/>
+                <w:bCs/>
+                <w:color w:val="000000"/>
+                <w:sz w:val="21"/>
+                <w:szCs w:val="21"/>
+              </w:rPr>
+              <w:t>1e-6</w:t>
+            </w:r>
+          </w:p>
+        </w:tc>
+        <w:tc>
+          <w:tcPr>
+            <w:tcW w:w="4536" w:type="dxa"/>
+            <w:vAlign w:val="center"/>
+          </w:tcPr>
+          <w:p>
+            <w:pPr>
+              <w:rPr>
+                <w:rFonts w:ascii="Times New Roman" w:hAnsi="Times New Roman" w:cs="Times New Roman"/>
+                <w:sz w:val="28"/>
+                <w:szCs w:val="28"/>
+                <w:lang w:val="en-US"/>
+              </w:rPr>
+            </w:pPr>
+            <w:r>
+              <w:rPr>
+                <w:rFonts w:ascii="Helvetica" w:hAnsi="Helvetica" w:cs="Helvetica"/>
+                <w:color w:val="000000"/>
+                <w:sz w:val="21"/>
+                <w:szCs w:val="21"/>
+              </w:rPr>
+              <w:t>2.577621e-07</w:t>
+            </w:r>
+          </w:p>
+        </w:tc>
+      </w:tr>
+      <w:tr>
+        <w:tc>
+          <w:tcPr>
+            <w:tcW w:w="704" w:type="dxa"/>
+            <w:vAlign w:val="center"/>
+          </w:tcPr>
+          <w:p>
+            <w:pPr>
+              <w:rPr>
+                <w:rFonts w:ascii="Times New Roman" w:hAnsi="Times New Roman" w:cs="Times New Roman"/>
+                <w:sz w:val="28"/>
+                <w:szCs w:val="28"/>
+                <w:lang w:val="en-US"/>
+              </w:rPr>
+            </w:pPr>
+            <w:r>
+              <w:rPr>
+                <w:rFonts w:ascii="Helvetica" w:hAnsi="Helvetica" w:cs="Helvetica"/>
+                <w:b/>
+                <w:bCs/>
+                <w:color w:val="000000"/>
+                <w:sz w:val="21"/>
+                <w:szCs w:val="21"/>
+              </w:rPr>
+              <w:t>1e-5</w:t>
+            </w:r>
+          </w:p>
+        </w:tc>
+        <w:tc>
+          <w:tcPr>
+            <w:tcW w:w="4536" w:type="dxa"/>
+            <w:vAlign w:val="center"/>
+          </w:tcPr>
+          <w:p>
+            <w:pPr>
+              <w:rPr>
+                <w:rFonts w:ascii="Times New Roman" w:hAnsi="Times New Roman" w:cs="Times New Roman"/>
+                <w:sz w:val="28"/>
+                <w:szCs w:val="28"/>
+                <w:lang w:val="en-US"/>
+              </w:rPr>
+            </w:pPr>
+            <w:r>
+              <w:rPr>
+                <w:rFonts w:ascii="Helvetica" w:hAnsi="Helvetica" w:cs="Helvetica"/>
+                <w:color w:val="000000"/>
+                <w:sz w:val="21"/>
+                <w:szCs w:val="21"/>
+              </w:rPr>
+              <w:t>3.756035e-05</w:t>
+            </w:r>
+          </w:p>
+        </w:tc>
+      </w:tr>
+      <w:tr>
+        <w:tc>
+          <w:tcPr>
+            <w:tcW w:w="704" w:type="dxa"/>
+            <w:vAlign w:val="center"/>
+          </w:tcPr>
+          <w:p>
+            <w:pPr>
+              <w:rPr>
+                <w:rFonts w:ascii="Times New Roman" w:hAnsi="Times New Roman" w:cs="Times New Roman"/>
+                <w:sz w:val="28"/>
+                <w:szCs w:val="28"/>
+                <w:lang w:val="en-US"/>
+              </w:rPr>
+            </w:pPr>
+            <w:r>
+              <w:rPr>
+                <w:rFonts w:ascii="Helvetica" w:hAnsi="Helvetica" w:cs="Helvetica"/>
+                <w:b/>
+                <w:bCs/>
+                <w:color w:val="000000"/>
+                <w:sz w:val="21"/>
+                <w:szCs w:val="21"/>
+              </w:rPr>
+              <w:t>1e-4</w:t>
+            </w:r>
+          </w:p>
+        </w:tc>
+        <w:tc>
+          <w:tcPr>
+            <w:tcW w:w="4536" w:type="dxa"/>
+            <w:vAlign w:val="center"/>
+          </w:tcPr>
+          <w:p>
+            <w:pPr>
+              <w:rPr>
+                <w:rFonts w:ascii="Times New Roman" w:hAnsi="Times New Roman" w:cs="Times New Roman"/>
+                <w:sz w:val="28"/>
+                <w:szCs w:val="28"/>
+                <w:lang w:val="en-US"/>
+              </w:rPr>
+            </w:pPr>
+            <w:r>
+              <w:rPr>
+                <w:rFonts w:ascii="Helvetica" w:hAnsi="Helvetica" w:cs="Helvetica"/>
+                <w:color w:val="000000"/>
+                <w:sz w:val="21"/>
+                <w:szCs w:val="21"/>
+              </w:rPr>
+              <w:t>1.474183e-05</w:t>
+            </w:r>
+          </w:p>
+        </w:tc>
+      </w:tr>
+      <w:tr>
+        <w:tc>
+          <w:tcPr>
+            <w:tcW w:w="704" w:type="dxa"/>
+            <w:vAlign w:val="center"/>
+          </w:tcPr>
+          <w:p>
+            <w:pPr>
+              <w:rPr>
+                <w:rFonts w:ascii="Times New Roman" w:hAnsi="Times New Roman" w:cs="Times New Roman"/>
+                <w:sz w:val="28"/>
+                <w:szCs w:val="28"/>
+                <w:lang w:val="en-US"/>
+              </w:rPr>
+            </w:pPr>
+            <w:r>
+              <w:rPr>
+                <w:rFonts w:ascii="Helvetica" w:hAnsi="Helvetica" w:cs="Helvetica"/>
+                <w:b/>
+                <w:bCs/>
+                <w:color w:val="000000"/>
+                <w:sz w:val="21"/>
+                <w:szCs w:val="21"/>
+              </w:rPr>
+              <w:lastRenderedPageBreak/>
+              <w:t>1e-3</w:t>
+            </w:r>
+          </w:p>
+        </w:tc>
+        <w:tc>
+          <w:tcPr>
+            <w:tcW w:w="4536" w:type="dxa"/>
+            <w:vAlign w:val="center"/>
+          </w:tcPr>
+          <w:p>
+            <w:pPr>
+              <w:rPr>
+                <w:rFonts w:ascii="Times New Roman" w:hAnsi="Times New Roman" w:cs="Times New Roman"/>
+                <w:sz w:val="28"/>
+                <w:szCs w:val="28"/>
+                <w:lang w:val="en-US"/>
+              </w:rPr>
+            </w:pPr>
+            <w:r>
+              <w:rPr>
+                <w:rFonts w:ascii="Helvetica" w:hAnsi="Helvetica" w:cs="Helvetica"/>
+                <w:color w:val="000000"/>
+                <w:sz w:val="21"/>
+                <w:szCs w:val="21"/>
+              </w:rPr>
+              <w:t>1.472772e-04</w:t>
+            </w:r>
+          </w:p>
+        </w:tc>
+      </w:tr>
+      <w:tr>
+        <w:tc>
+          <w:tcPr>
+            <w:tcW w:w="704" w:type="dxa"/>
+            <w:vAlign w:val="center"/>
+          </w:tcPr>
+          <w:p>
+            <w:pPr>
+              <w:rPr>
+                <w:rFonts w:ascii="Times New Roman" w:hAnsi="Times New Roman" w:cs="Times New Roman"/>
+                <w:sz w:val="28"/>
+                <w:szCs w:val="28"/>
+                <w:lang w:val="en-US"/>
+              </w:rPr>
+            </w:pPr>
+            <w:r>
+              <w:rPr>
+                <w:rFonts w:ascii="Helvetica" w:hAnsi="Helvetica" w:cs="Helvetica"/>
+                <w:b/>
+                <w:bCs/>
+                <w:color w:val="000000"/>
+                <w:sz w:val="21"/>
+                <w:szCs w:val="21"/>
+              </w:rPr>
+              <w:t>1e-2</w:t>
+            </w:r>
+          </w:p>
+        </w:tc>
+        <w:tc>
+          <w:tcPr>
+            <w:tcW w:w="4536" w:type="dxa"/>
+            <w:vAlign w:val="center"/>
+          </w:tcPr>
+          <w:p>
+            <w:pPr>
+              <w:rPr>
+                <w:rFonts w:ascii="Times New Roman" w:hAnsi="Times New Roman" w:cs="Times New Roman"/>
+                <w:sz w:val="28"/>
+                <w:szCs w:val="28"/>
+                <w:lang w:val="en-US"/>
+              </w:rPr>
+            </w:pPr>
+            <w:r>
+              <w:rPr>
+                <w:rFonts w:ascii="Helvetica" w:hAnsi="Helvetica" w:cs="Helvetica"/>
+                <w:color w:val="000000"/>
+                <w:sz w:val="21"/>
+                <w:szCs w:val="21"/>
+              </w:rPr>
+              <w:t>1.458507e-03</w:t>
+            </w:r>
+          </w:p>
+        </w:tc>
+      </w:tr>
+      <w:tr>
+        <w:tc>
+          <w:tcPr>
+            <w:tcW w:w="704" w:type="dxa"/>
+            <w:vAlign w:val="center"/>
+          </w:tcPr>
+          <w:p>
+            <w:pPr>
+              <w:rPr>
+                <w:rFonts w:ascii="Times New Roman" w:hAnsi="Times New Roman" w:cs="Times New Roman"/>
+                <w:sz w:val="28"/>
+                <w:szCs w:val="28"/>
+                <w:lang w:val="en-US"/>
+              </w:rPr>
+            </w:pPr>
+            <w:r>
+              <w:rPr>
+                <w:rFonts w:ascii="Helvetica" w:hAnsi="Helvetica" w:cs="Helvetica"/>
+                <w:b/>
+                <w:bCs/>
+                <w:color w:val="000000"/>
+                <w:sz w:val="21"/>
+                <w:szCs w:val="21"/>
+              </w:rPr>
+              <w:t>1e-1</w:t>
+            </w:r>
+          </w:p>
+        </w:tc>
+        <w:tc>
+          <w:tcPr>
+            <w:tcW w:w="4536" w:type="dxa"/>
+            <w:vAlign w:val="center"/>
+          </w:tcPr>
+          <w:p>
+            <w:pPr>
+              <w:rPr>
+                <w:rFonts w:ascii="Times New Roman" w:hAnsi="Times New Roman" w:cs="Times New Roman"/>
+                <w:sz w:val="28"/>
+                <w:szCs w:val="28"/>
+                <w:lang w:val="en-US"/>
+              </w:rPr>
+            </w:pPr>
+            <w:r>
+              <w:rPr>
+                <w:rFonts w:ascii="Helvetica" w:hAnsi="Helvetica" w:cs="Helvetica"/>
+                <w:color w:val="000000"/>
+                <w:sz w:val="21"/>
+                <w:szCs w:val="21"/>
+              </w:rPr>
+              <w:t>1.309925e-02</w:t>
+            </w:r>
+          </w:p>
+        </w:tc>
+      </w:tr>
+    </w:tbl>
+    <w:p>
+      <w:pPr>
+        <w:pStyle w:val="2"/>
+      </w:pPr>
+      <w:r>
+        <w:t>2.3 МКР для параболического УЧР</w:t>
+      </w:r>
+    </w:p>
+    <w:p>
+      <w:pPr>
+        <w:rPr>
+          <w:rFonts w:ascii="Times New Roman" w:hAnsi="Times New Roman" w:cs="Times New Roman"/>
+          <w:sz w:val="28"/>
+          <w:szCs w:val="28"/>
+        </w:rPr>
+      </w:pPr>
+      <w:r>
+        <w:rPr>
+          <w:rFonts w:ascii="Times New Roman" w:hAnsi="Times New Roman" w:cs="Times New Roman"/>
+          <w:sz w:val="28"/>
+          <w:szCs w:val="28"/>
+        </w:rPr>
+        <w:tab/>
+        <w:t>И</w:t>
+      </w:r>
     </w:p>
     <w:p>
       <w:pPr>
@@ -10584,7 +11526,6 @@
         </w:rPr>
         <w:t xml:space="preserve">Была использована среда </w:t>
       </w:r>
-      <w:proofErr w:type="spellStart"/>
       <w:r>
         <w:rPr>
           <w:rFonts w:ascii="Times New Roman" w:hAnsi="Times New Roman" w:cs="Times New Roman"/>
@@ -10596,7 +11537,6 @@
         </w:rPr>
         <w:t>IPython</w:t>
       </w:r>
-      <w:proofErr w:type="spellEnd"/>
       <w:r>
         <w:rPr>
           <w:rFonts w:ascii="Times New Roman" w:hAnsi="Times New Roman" w:cs="Times New Roman"/>
@@ -10655,7 +11595,6 @@
         </w:rPr>
         <w:t xml:space="preserve">): модули </w:t>
       </w:r>
-      <w:proofErr w:type="spellStart"/>
       <w:r>
         <w:rPr>
           <w:rFonts w:ascii="Times New Roman" w:hAnsi="Times New Roman" w:cs="Times New Roman"/>
@@ -10667,7 +11606,6 @@
         </w:rPr>
         <w:t>numpy</w:t>
       </w:r>
-      <w:proofErr w:type="spellEnd"/>
       <w:r>
         <w:rPr>
           <w:rFonts w:ascii="Times New Roman" w:hAnsi="Times New Roman" w:cs="Times New Roman"/>
@@ -10721,7 +11659,6 @@
         </w:rPr>
         <w:t xml:space="preserve"> </w:t>
       </w:r>
-      <w:proofErr w:type="spellStart"/>
       <w:r>
         <w:rPr>
           <w:rFonts w:ascii="Times New Roman" w:hAnsi="Times New Roman" w:cs="Times New Roman"/>
@@ -10744,7 +11681,6 @@
         </w:rPr>
         <w:t>lab</w:t>
       </w:r>
-      <w:proofErr w:type="spellEnd"/>
       <w:r>
         <w:rPr>
           <w:rFonts w:ascii="Times New Roman" w:hAnsi="Times New Roman" w:cs="Times New Roman"/>
@@ -10828,7 +11764,6 @@
         </w:rPr>
         <w:t xml:space="preserve"> из модуля </w:t>
       </w:r>
-      <w:proofErr w:type="spellStart"/>
       <w:r>
         <w:rPr>
           <w:rFonts w:ascii="Times New Roman" w:eastAsiaTheme="minorEastAsia" w:hAnsi="Times New Roman" w:cs="Times New Roman"/>
@@ -10840,7 +11775,6 @@
         </w:rPr>
         <w:t>IPython</w:t>
       </w:r>
-      <w:proofErr w:type="spellEnd"/>
       <w:r>
         <w:rPr>
           <w:rFonts w:ascii="Times New Roman" w:eastAsiaTheme="minorEastAsia" w:hAnsi="Times New Roman" w:cs="Times New Roman"/>
@@ -10901,25 +11835,23 @@
           <w:sz w:val="28"/>
           <w:szCs w:val="28"/>
         </w:rPr>
-        <w:t>’</w:t>
-      </w:r>
-      <w:proofErr w:type="spellStart"/>
+        <w:t>’ских таблиц в браузере</w:t>
+      </w:r>
       <w:r>
         <w:rPr>
           <w:rFonts w:ascii="Times New Roman" w:eastAsiaTheme="minorEastAsia" w:hAnsi="Times New Roman" w:cs="Times New Roman"/>
           <w:sz w:val="28"/>
           <w:szCs w:val="28"/>
         </w:rPr>
-        <w:t>ских</w:t>
-      </w:r>
-      <w:proofErr w:type="spellEnd"/>
+        <w:t xml:space="preserve"> и</w:t>
+      </w:r>
       <w:r>
         <w:rPr>
           <w:rFonts w:ascii="Times New Roman" w:eastAsiaTheme="minorEastAsia" w:hAnsi="Times New Roman" w:cs="Times New Roman"/>
           <w:sz w:val="28"/>
           <w:szCs w:val="28"/>
         </w:rPr>
-        <w:t xml:space="preserve"> таблиц в браузере</w:t>
+        <w:t xml:space="preserve"> </w:t>
       </w:r>
       <w:r>
         <w:rPr>
@@ -10927,7 +11859,7 @@
           <w:sz w:val="28"/>
           <w:szCs w:val="28"/>
         </w:rPr>
-        <w:t xml:space="preserve"> и</w:t>
+        <w:t>функция</w:t>
       </w:r>
       <w:r>
         <w:rPr>
@@ -10937,23 +11869,6 @@
         </w:rPr>
         <w:t xml:space="preserve"> </w:t>
       </w:r>
-      <w:r>
-        <w:rPr>
-          <w:rFonts w:ascii="Times New Roman" w:eastAsiaTheme="minorEastAsia" w:hAnsi="Times New Roman" w:cs="Times New Roman"/>
-          <w:sz w:val="28"/>
-          <w:szCs w:val="28"/>
-        </w:rPr>
-        <w:t>функция</w:t>
-      </w:r>
-      <w:r>
-        <w:rPr>
-          <w:rFonts w:ascii="Times New Roman" w:eastAsiaTheme="minorEastAsia" w:hAnsi="Times New Roman" w:cs="Times New Roman"/>
-          <w:sz w:val="28"/>
-          <w:szCs w:val="28"/>
-        </w:rPr>
-        <w:t xml:space="preserve"> </w:t>
-      </w:r>
-      <w:proofErr w:type="spellStart"/>
       <w:r>
         <w:rPr>
           <w:rFonts w:ascii="Times New Roman" w:eastAsiaTheme="minorEastAsia" w:hAnsi="Times New Roman" w:cs="Times New Roman"/>
@@ -10965,7 +11880,6 @@
         </w:rPr>
         <w:t>deepcopy</w:t>
       </w:r>
-      <w:proofErr w:type="spellEnd"/>
       <w:r>
         <w:rPr>
           <w:rFonts w:ascii="Times New Roman" w:eastAsiaTheme="minorEastAsia" w:hAnsi="Times New Roman" w:cs="Times New Roman"/>
@@ -11028,7 +11942,6 @@
       </w:pPr>
       <w:bookmarkStart w:id="9" w:name="_Toc58179056"/>
       <w:r>
-        <w:lastRenderedPageBreak/>
         <w:t xml:space="preserve">4 </w:t>
       </w:r>
       <w:r>
@@ -11127,7 +12040,7 @@
         </w:rPr>
         <w:tab/>
       </w:r>
-      <w:hyperlink r:id="rId10" w:history="1">
+      <w:hyperlink r:id="rId12" w:history="1">
         <w:r>
           <w:rPr>
             <w:rStyle w:val="ae"/>
@@ -11137,7 +12050,6 @@
           </w:rPr>
           <w:t xml:space="preserve">Основы работы с </w:t>
         </w:r>
-        <w:proofErr w:type="spellStart"/>
         <w:r>
           <w:rPr>
             <w:rStyle w:val="ae"/>
@@ -11150,7 +12062,6 @@
           </w:rPr>
           <w:t>numpy</w:t>
         </w:r>
-        <w:proofErr w:type="spellEnd"/>
         <w:r>
           <w:rPr>
             <w:rStyle w:val="ae"/>
@@ -11306,7 +12217,7 @@
         </w:rPr>
         <w:tab/>
       </w:r>
-      <w:hyperlink r:id="rId11" w:history="1">
+      <w:hyperlink r:id="rId13" w:history="1">
         <w:r>
           <w:rPr>
             <w:rStyle w:val="ae"/>
@@ -11365,12 +12276,12 @@
       </w:hyperlink>
     </w:p>
     <w:sectPr>
-      <w:headerReference w:type="even" r:id="rId12"/>
-      <w:headerReference w:type="default" r:id="rId13"/>
-      <w:footerReference w:type="even" r:id="rId14"/>
-      <w:footerReference w:type="default" r:id="rId15"/>
-      <w:headerReference w:type="first" r:id="rId16"/>
-      <w:footerReference w:type="first" r:id="rId17"/>
+      <w:headerReference w:type="even" r:id="rId14"/>
+      <w:headerReference w:type="default" r:id="rId15"/>
+      <w:footerReference w:type="even" r:id="rId16"/>
+      <w:footerReference w:type="default" r:id="rId17"/>
+      <w:headerReference w:type="first" r:id="rId18"/>
+      <w:footerReference w:type="first" r:id="rId19"/>
       <w:pgSz w:w="11906" w:h="16838"/>
       <w:pgMar w:top="1134" w:right="850" w:bottom="1134" w:left="1701" w:header="708" w:footer="708" w:gutter="0"/>
       <w:cols w:space="708"/>

--- a/lab_1/Mishutin_1.docx
+++ b/lab_1/Mishutin_1.docx
@@ -5053,15 +5053,7 @@
             <w:sz w:val="28"/>
             <w:szCs w:val="28"/>
           </w:rPr>
-          <m:t xml:space="preserve"> </m:t>
-        </m:r>
-        <m:r>
-          <w:rPr>
-            <w:rFonts w:ascii="Cambria Math" w:eastAsiaTheme="minorEastAsia" w:hAnsi="Cambria Math" w:cs="Times New Roman"/>
-            <w:sz w:val="28"/>
-            <w:szCs w:val="28"/>
-          </w:rPr>
-          <m:t xml:space="preserve">порядка </m:t>
+          <m:t xml:space="preserve"> порядка </m:t>
         </m:r>
         <m:r>
           <w:rPr>
@@ -5283,7 +5275,15 @@
         <w:t xml:space="preserve"> в конкретной точке</w:t>
       </w:r>
       <w:r>
-        <w:t xml:space="preserve"> от шага для u(x)=sin(x)</w:t>
+        <w:t xml:space="preserve"> от шага для u(x)=</w:t>
+      </w:r>
+      <w:proofErr w:type="spellStart"/>
+      <w:r>
+        <w:t>sin</w:t>
+      </w:r>
+      <w:proofErr w:type="spellEnd"/>
+      <w:r>
+        <w:t>(x)</w:t>
       </w:r>
     </w:p>
     <w:p>
@@ -6408,7 +6408,10 @@
         </w:r>
       </w:fldSimple>
       <w:r>
-        <w:t xml:space="preserve"> Центральная первая производная для </w:t>
+        <w:t xml:space="preserve"> </w:t>
+      </w:r>
+      <w:r>
+        <w:t xml:space="preserve">Левая первая производная для </w:t>
       </w:r>
       <w:r>
         <w:rPr>
@@ -6873,7 +6876,7 @@
                 <w:sz w:val="21"/>
                 <w:szCs w:val="21"/>
               </w:rPr>
-              <w:t>3.558084e-10</w:t>
+              <w:t>3.517133e-08</w:t>
             </w:r>
           </w:p>
         </w:tc>
@@ -6911,7 +6914,7 @@
                 <w:sz w:val="21"/>
                 <w:szCs w:val="21"/>
               </w:rPr>
-              <w:t>3.276968e-11</w:t>
+              <w:t>3.586903e-07</w:t>
             </w:r>
           </w:p>
         </w:tc>
@@ -6949,7 +6952,7 @@
                 <w:sz w:val="21"/>
                 <w:szCs w:val="21"/>
               </w:rPr>
-              <w:t>1.719047e-11</w:t>
+              <w:t>3.586764e-06</w:t>
             </w:r>
           </w:p>
         </w:tc>
@@ -6987,7 +6990,7 @@
                 <w:sz w:val="21"/>
                 <w:szCs w:val="21"/>
               </w:rPr>
-              <w:t>1.161275e-09</w:t>
+              <w:t>3.586664e-05</w:t>
             </w:r>
           </w:p>
         </w:tc>
@@ -7025,7 +7028,7 @@
                 <w:sz w:val="21"/>
                 <w:szCs w:val="21"/>
               </w:rPr>
-              <w:t>1.161178e-07</w:t>
+              <w:t>3.585619e-04</w:t>
             </w:r>
           </w:p>
         </w:tc>
@@ -7063,7 +7066,7 @@
                 <w:sz w:val="21"/>
                 <w:szCs w:val="21"/>
               </w:rPr>
-              <w:t>1.161172e-05</w:t>
+              <w:t>3.575139e-03</w:t>
             </w:r>
           </w:p>
         </w:tc>
@@ -7101,7 +7104,7 @@
                 <w:sz w:val="21"/>
                 <w:szCs w:val="21"/>
               </w:rPr>
-              <w:t>1.160597e-03</w:t>
+              <w:t>3.467733e-02</w:t>
             </w:r>
           </w:p>
         </w:tc>
@@ -7139,13 +7142,18 @@
                 <w:sz w:val="21"/>
                 <w:szCs w:val="21"/>
               </w:rPr>
-              <w:t>1.104482e-01</w:t>
+              <w:t>2.193187e-01</w:t>
             </w:r>
           </w:p>
         </w:tc>
       </w:tr>
     </w:tbl>
-    <w:p/>
+    <w:p>
+      <w:pPr>
+        <w:pStyle w:val="af1"/>
+        <w:keepNext/>
+      </w:pPr>
+    </w:p>
     <w:p>
       <w:pPr>
         <w:pStyle w:val="af1"/>
@@ -7160,6 +7168,760 @@
             <w:noProof/>
           </w:rPr>
           <w:t>3</w:t>
+        </w:r>
+      </w:fldSimple>
+      <w:r>
+        <w:t xml:space="preserve"> Центральная первая производная для </w:t>
+      </w:r>
+      <w:r>
+        <w:rPr>
+          <w:lang w:val="en-US"/>
+        </w:rPr>
+        <w:t>u</w:t>
+      </w:r>
+      <w:r>
+        <w:t>(</w:t>
+      </w:r>
+      <w:r>
+        <w:rPr>
+          <w:lang w:val="en-US"/>
+        </w:rPr>
+        <w:t>x</w:t>
+      </w:r>
+      <w:r>
+        <w:t>)=</w:t>
+      </w:r>
+      <w:r>
+        <w:rPr>
+          <w:lang w:val="en-US"/>
+        </w:rPr>
+        <w:t>sin</w:t>
+      </w:r>
+      <w:r>
+        <w:t>(</w:t>
+      </w:r>
+      <w:r>
+        <w:rPr>
+          <w:lang w:val="en-US"/>
+        </w:rPr>
+        <w:t>x</w:t>
+      </w:r>
+      <w:r>
+        <w:t>)</w:t>
+      </w:r>
+    </w:p>
+    <w:tbl>
+      <w:tblPr>
+        <w:tblStyle w:val="af2"/>
+        <w:tblW w:w="0" w:type="auto"/>
+        <w:tblLook w:val="04A0" w:firstRow="1" w:lastRow="0" w:firstColumn="1" w:lastColumn="0" w:noHBand="0" w:noVBand="1"/>
+      </w:tblPr>
+      <w:tblGrid>
+        <w:gridCol w:w="846"/>
+        <w:gridCol w:w="2410"/>
+      </w:tblGrid>
+      <w:tr>
+        <w:tc>
+          <w:tcPr>
+            <w:tcW w:w="846" w:type="dxa"/>
+            <w:vAlign w:val="center"/>
+          </w:tcPr>
+          <w:p>
+            <w:r>
+              <w:rPr>
+                <w:rFonts w:ascii="Helvetica" w:hAnsi="Helvetica" w:cs="Helvetica"/>
+                <w:b/>
+                <w:bCs/>
+                <w:color w:val="000000"/>
+                <w:sz w:val="21"/>
+                <w:szCs w:val="21"/>
+              </w:rPr>
+              <w:t>h</w:t>
+            </w:r>
+          </w:p>
+        </w:tc>
+        <w:tc>
+          <w:tcPr>
+            <w:tcW w:w="2410" w:type="dxa"/>
+            <w:vAlign w:val="center"/>
+          </w:tcPr>
+          <w:p>
+            <w:r>
+              <w:rPr>
+                <w:rFonts w:ascii="Helvetica" w:hAnsi="Helvetica" w:cs="Helvetica"/>
+                <w:b/>
+                <w:bCs/>
+                <w:color w:val="000000"/>
+                <w:sz w:val="21"/>
+                <w:szCs w:val="21"/>
+              </w:rPr>
+              <w:t>Абсолютная ошибка</w:t>
+            </w:r>
+          </w:p>
+        </w:tc>
+      </w:tr>
+      <w:tr>
+        <w:tc>
+          <w:tcPr>
+            <w:tcW w:w="846" w:type="dxa"/>
+            <w:vAlign w:val="center"/>
+          </w:tcPr>
+          <w:p>
+            <w:r>
+              <w:rPr>
+                <w:rFonts w:ascii="Helvetica" w:hAnsi="Helvetica" w:cs="Helvetica"/>
+                <w:b/>
+                <w:bCs/>
+                <w:color w:val="000000"/>
+                <w:sz w:val="21"/>
+                <w:szCs w:val="21"/>
+              </w:rPr>
+              <w:t>1e-16</w:t>
+            </w:r>
+          </w:p>
+        </w:tc>
+        <w:tc>
+          <w:tcPr>
+            <w:tcW w:w="2410" w:type="dxa"/>
+            <w:vAlign w:val="center"/>
+          </w:tcPr>
+          <w:p>
+            <w:r>
+              <w:rPr>
+                <w:rFonts w:ascii="Helvetica" w:hAnsi="Helvetica" w:cs="Helvetica"/>
+                <w:color w:val="000000"/>
+                <w:sz w:val="21"/>
+                <w:szCs w:val="21"/>
+              </w:rPr>
+              <w:t>4.135163e-01</w:t>
+            </w:r>
+          </w:p>
+        </w:tc>
+      </w:tr>
+      <w:tr>
+        <w:tc>
+          <w:tcPr>
+            <w:tcW w:w="846" w:type="dxa"/>
+            <w:vAlign w:val="center"/>
+          </w:tcPr>
+          <w:p>
+            <w:r>
+              <w:rPr>
+                <w:rFonts w:ascii="Helvetica" w:hAnsi="Helvetica" w:cs="Helvetica"/>
+                <w:b/>
+                <w:bCs/>
+                <w:color w:val="000000"/>
+                <w:sz w:val="21"/>
+                <w:szCs w:val="21"/>
+              </w:rPr>
+              <w:t>1e-15</w:t>
+            </w:r>
+          </w:p>
+        </w:tc>
+        <w:tc>
+          <w:tcPr>
+            <w:tcW w:w="2410" w:type="dxa"/>
+            <w:vAlign w:val="center"/>
+          </w:tcPr>
+          <w:p>
+            <w:r>
+              <w:rPr>
+                <w:rFonts w:ascii="Helvetica" w:hAnsi="Helvetica" w:cs="Helvetica"/>
+                <w:color w:val="000000"/>
+                <w:sz w:val="21"/>
+                <w:szCs w:val="21"/>
+              </w:rPr>
+              <w:t>3.057289e-02</w:t>
+            </w:r>
+          </w:p>
+        </w:tc>
+      </w:tr>
+      <w:tr>
+        <w:tc>
+          <w:tcPr>
+            <w:tcW w:w="846" w:type="dxa"/>
+            <w:vAlign w:val="center"/>
+          </w:tcPr>
+          <w:p>
+            <w:r>
+              <w:rPr>
+                <w:rFonts w:ascii="Helvetica" w:hAnsi="Helvetica" w:cs="Helvetica"/>
+                <w:b/>
+                <w:bCs/>
+                <w:color w:val="000000"/>
+                <w:sz w:val="21"/>
+                <w:szCs w:val="21"/>
+              </w:rPr>
+              <w:t>1e-14</w:t>
+            </w:r>
+          </w:p>
+        </w:tc>
+        <w:tc>
+          <w:tcPr>
+            <w:tcW w:w="2410" w:type="dxa"/>
+            <w:vAlign w:val="center"/>
+          </w:tcPr>
+          <w:p>
+            <w:r>
+              <w:rPr>
+                <w:rFonts w:ascii="Helvetica" w:hAnsi="Helvetica" w:cs="Helvetica"/>
+                <w:color w:val="000000"/>
+                <w:sz w:val="21"/>
+                <w:szCs w:val="21"/>
+              </w:rPr>
+              <w:t>2.733796e-03</w:t>
+            </w:r>
+          </w:p>
+        </w:tc>
+      </w:tr>
+      <w:tr>
+        <w:tc>
+          <w:tcPr>
+            <w:tcW w:w="846" w:type="dxa"/>
+            <w:vAlign w:val="center"/>
+          </w:tcPr>
+          <w:p>
+            <w:r>
+              <w:rPr>
+                <w:rFonts w:ascii="Helvetica" w:hAnsi="Helvetica" w:cs="Helvetica"/>
+                <w:b/>
+                <w:bCs/>
+                <w:color w:val="000000"/>
+                <w:sz w:val="21"/>
+                <w:szCs w:val="21"/>
+              </w:rPr>
+              <w:t>1e-13</w:t>
+            </w:r>
+          </w:p>
+        </w:tc>
+        <w:tc>
+          <w:tcPr>
+            <w:tcW w:w="2410" w:type="dxa"/>
+            <w:vAlign w:val="center"/>
+          </w:tcPr>
+          <w:p>
+            <w:r>
+              <w:rPr>
+                <w:rFonts w:ascii="Helvetica" w:hAnsi="Helvetica" w:cs="Helvetica"/>
+                <w:color w:val="000000"/>
+                <w:sz w:val="21"/>
+                <w:szCs w:val="21"/>
+              </w:rPr>
+              <w:t>5.133501e-04</w:t>
+            </w:r>
+          </w:p>
+        </w:tc>
+      </w:tr>
+      <w:tr>
+        <w:tc>
+          <w:tcPr>
+            <w:tcW w:w="846" w:type="dxa"/>
+            <w:vAlign w:val="center"/>
+          </w:tcPr>
+          <w:p>
+            <w:r>
+              <w:rPr>
+                <w:rFonts w:ascii="Helvetica" w:hAnsi="Helvetica" w:cs="Helvetica"/>
+                <w:b/>
+                <w:bCs/>
+                <w:color w:val="000000"/>
+                <w:sz w:val="21"/>
+                <w:szCs w:val="21"/>
+              </w:rPr>
+              <w:t>1e-12</w:t>
+            </w:r>
+          </w:p>
+        </w:tc>
+        <w:tc>
+          <w:tcPr>
+            <w:tcW w:w="2410" w:type="dxa"/>
+            <w:vAlign w:val="center"/>
+          </w:tcPr>
+          <w:p>
+            <w:r>
+              <w:rPr>
+                <w:rFonts w:ascii="Helvetica" w:hAnsi="Helvetica" w:cs="Helvetica"/>
+                <w:color w:val="000000"/>
+                <w:sz w:val="21"/>
+                <w:szCs w:val="21"/>
+              </w:rPr>
+              <w:t>4.176139e-05</w:t>
+            </w:r>
+          </w:p>
+        </w:tc>
+      </w:tr>
+      <w:tr>
+        <w:tc>
+          <w:tcPr>
+            <w:tcW w:w="846" w:type="dxa"/>
+            <w:vAlign w:val="center"/>
+          </w:tcPr>
+          <w:p>
+            <w:r>
+              <w:rPr>
+                <w:rFonts w:ascii="Helvetica" w:hAnsi="Helvetica" w:cs="Helvetica"/>
+                <w:b/>
+                <w:bCs/>
+                <w:color w:val="000000"/>
+                <w:sz w:val="21"/>
+                <w:szCs w:val="21"/>
+              </w:rPr>
+              <w:t>1e-11</w:t>
+            </w:r>
+          </w:p>
+        </w:tc>
+        <w:tc>
+          <w:tcPr>
+            <w:tcW w:w="2410" w:type="dxa"/>
+            <w:vAlign w:val="center"/>
+          </w:tcPr>
+          <w:p>
+            <w:r>
+              <w:rPr>
+                <w:rFonts w:ascii="Helvetica" w:hAnsi="Helvetica" w:cs="Helvetica"/>
+                <w:color w:val="000000"/>
+                <w:sz w:val="21"/>
+                <w:szCs w:val="21"/>
+              </w:rPr>
+              <w:t>2.647526e-06</w:t>
+            </w:r>
+          </w:p>
+        </w:tc>
+      </w:tr>
+      <w:tr>
+        <w:tc>
+          <w:tcPr>
+            <w:tcW w:w="846" w:type="dxa"/>
+            <w:vAlign w:val="center"/>
+          </w:tcPr>
+          <w:p>
+            <w:r>
+              <w:rPr>
+                <w:rFonts w:ascii="Helvetica" w:hAnsi="Helvetica" w:cs="Helvetica"/>
+                <w:b/>
+                <w:bCs/>
+                <w:color w:val="000000"/>
+                <w:sz w:val="21"/>
+                <w:szCs w:val="21"/>
+              </w:rPr>
+              <w:t>1e-10</w:t>
+            </w:r>
+          </w:p>
+        </w:tc>
+        <w:tc>
+          <w:tcPr>
+            <w:tcW w:w="2410" w:type="dxa"/>
+            <w:vAlign w:val="center"/>
+          </w:tcPr>
+          <w:p>
+            <w:r>
+              <w:rPr>
+                <w:rFonts w:ascii="Helvetica" w:hAnsi="Helvetica" w:cs="Helvetica"/>
+                <w:color w:val="000000"/>
+                <w:sz w:val="21"/>
+                <w:szCs w:val="21"/>
+              </w:rPr>
+              <w:t>4.270801e-07</w:t>
+            </w:r>
+          </w:p>
+        </w:tc>
+      </w:tr>
+      <w:tr>
+        <w:tc>
+          <w:tcPr>
+            <w:tcW w:w="846" w:type="dxa"/>
+            <w:vAlign w:val="center"/>
+          </w:tcPr>
+          <w:p>
+            <w:r>
+              <w:rPr>
+                <w:rFonts w:ascii="Helvetica" w:hAnsi="Helvetica" w:cs="Helvetica"/>
+                <w:b/>
+                <w:bCs/>
+                <w:color w:val="000000"/>
+                <w:sz w:val="21"/>
+                <w:szCs w:val="21"/>
+              </w:rPr>
+              <w:t>1e-9</w:t>
+            </w:r>
+          </w:p>
+        </w:tc>
+        <w:tc>
+          <w:tcPr>
+            <w:tcW w:w="2410" w:type="dxa"/>
+            <w:vAlign w:val="center"/>
+          </w:tcPr>
+          <w:p>
+            <w:r>
+              <w:rPr>
+                <w:rFonts w:ascii="Helvetica" w:hAnsi="Helvetica" w:cs="Helvetica"/>
+                <w:color w:val="000000"/>
+                <w:sz w:val="21"/>
+                <w:szCs w:val="21"/>
+              </w:rPr>
+              <w:t>1.700915e-08</w:t>
+            </w:r>
+          </w:p>
+        </w:tc>
+      </w:tr>
+      <w:tr>
+        <w:tc>
+          <w:tcPr>
+            <w:tcW w:w="846" w:type="dxa"/>
+            <w:vAlign w:val="center"/>
+          </w:tcPr>
+          <w:p>
+            <w:r>
+              <w:rPr>
+                <w:rFonts w:ascii="Helvetica" w:hAnsi="Helvetica" w:cs="Helvetica"/>
+                <w:b/>
+                <w:bCs/>
+                <w:color w:val="000000"/>
+                <w:sz w:val="21"/>
+                <w:szCs w:val="21"/>
+              </w:rPr>
+              <w:t>1e-8</w:t>
+            </w:r>
+          </w:p>
+        </w:tc>
+        <w:tc>
+          <w:tcPr>
+            <w:tcW w:w="2410" w:type="dxa"/>
+            <w:vAlign w:val="center"/>
+          </w:tcPr>
+          <w:p>
+            <w:r>
+              <w:rPr>
+                <w:rFonts w:ascii="Helvetica" w:hAnsi="Helvetica" w:cs="Helvetica"/>
+                <w:color w:val="000000"/>
+                <w:sz w:val="21"/>
+                <w:szCs w:val="21"/>
+              </w:rPr>
+              <w:t>5.195307e-09</w:t>
+            </w:r>
+          </w:p>
+        </w:tc>
+      </w:tr>
+      <w:tr>
+        <w:tc>
+          <w:tcPr>
+            <w:tcW w:w="846" w:type="dxa"/>
+            <w:vAlign w:val="center"/>
+          </w:tcPr>
+          <w:p>
+            <w:r>
+              <w:rPr>
+                <w:rFonts w:ascii="Helvetica" w:hAnsi="Helvetica" w:cs="Helvetica"/>
+                <w:b/>
+                <w:bCs/>
+                <w:color w:val="000000"/>
+                <w:sz w:val="21"/>
+                <w:szCs w:val="21"/>
+              </w:rPr>
+              <w:t>1e-7</w:t>
+            </w:r>
+          </w:p>
+        </w:tc>
+        <w:tc>
+          <w:tcPr>
+            <w:tcW w:w="2410" w:type="dxa"/>
+            <w:vAlign w:val="center"/>
+          </w:tcPr>
+          <w:p>
+            <w:r>
+              <w:rPr>
+                <w:rFonts w:ascii="Helvetica" w:hAnsi="Helvetica" w:cs="Helvetica"/>
+                <w:color w:val="000000"/>
+                <w:sz w:val="21"/>
+                <w:szCs w:val="21"/>
+              </w:rPr>
+              <w:t>3.558084e-10</w:t>
+            </w:r>
+          </w:p>
+        </w:tc>
+      </w:tr>
+      <w:tr>
+        <w:tc>
+          <w:tcPr>
+            <w:tcW w:w="846" w:type="dxa"/>
+            <w:vAlign w:val="center"/>
+          </w:tcPr>
+          <w:p>
+            <w:r>
+              <w:rPr>
+                <w:rFonts w:ascii="Helvetica" w:hAnsi="Helvetica" w:cs="Helvetica"/>
+                <w:b/>
+                <w:bCs/>
+                <w:color w:val="000000"/>
+                <w:sz w:val="21"/>
+                <w:szCs w:val="21"/>
+              </w:rPr>
+              <w:t>1e-6</w:t>
+            </w:r>
+          </w:p>
+        </w:tc>
+        <w:tc>
+          <w:tcPr>
+            <w:tcW w:w="2410" w:type="dxa"/>
+            <w:vAlign w:val="center"/>
+          </w:tcPr>
+          <w:p>
+            <w:r>
+              <w:rPr>
+                <w:rFonts w:ascii="Helvetica" w:hAnsi="Helvetica" w:cs="Helvetica"/>
+                <w:color w:val="000000"/>
+                <w:sz w:val="21"/>
+                <w:szCs w:val="21"/>
+              </w:rPr>
+              <w:t>3.276968e-11</w:t>
+            </w:r>
+          </w:p>
+        </w:tc>
+      </w:tr>
+      <w:tr>
+        <w:tc>
+          <w:tcPr>
+            <w:tcW w:w="846" w:type="dxa"/>
+            <w:vAlign w:val="center"/>
+          </w:tcPr>
+          <w:p>
+            <w:r>
+              <w:rPr>
+                <w:rFonts w:ascii="Helvetica" w:hAnsi="Helvetica" w:cs="Helvetica"/>
+                <w:b/>
+                <w:bCs/>
+                <w:color w:val="000000"/>
+                <w:sz w:val="21"/>
+                <w:szCs w:val="21"/>
+              </w:rPr>
+              <w:t>1e-5</w:t>
+            </w:r>
+          </w:p>
+        </w:tc>
+        <w:tc>
+          <w:tcPr>
+            <w:tcW w:w="2410" w:type="dxa"/>
+            <w:vAlign w:val="center"/>
+          </w:tcPr>
+          <w:p>
+            <w:r>
+              <w:rPr>
+                <w:rFonts w:ascii="Helvetica" w:hAnsi="Helvetica" w:cs="Helvetica"/>
+                <w:color w:val="000000"/>
+                <w:sz w:val="21"/>
+                <w:szCs w:val="21"/>
+              </w:rPr>
+              <w:t>1.719047e-11</w:t>
+            </w:r>
+          </w:p>
+        </w:tc>
+      </w:tr>
+      <w:tr>
+        <w:tc>
+          <w:tcPr>
+            <w:tcW w:w="846" w:type="dxa"/>
+            <w:vAlign w:val="center"/>
+          </w:tcPr>
+          <w:p>
+            <w:r>
+              <w:rPr>
+                <w:rFonts w:ascii="Helvetica" w:hAnsi="Helvetica" w:cs="Helvetica"/>
+                <w:b/>
+                <w:bCs/>
+                <w:color w:val="000000"/>
+                <w:sz w:val="21"/>
+                <w:szCs w:val="21"/>
+              </w:rPr>
+              <w:t>1e-4</w:t>
+            </w:r>
+          </w:p>
+        </w:tc>
+        <w:tc>
+          <w:tcPr>
+            <w:tcW w:w="2410" w:type="dxa"/>
+            <w:vAlign w:val="center"/>
+          </w:tcPr>
+          <w:p>
+            <w:r>
+              <w:rPr>
+                <w:rFonts w:ascii="Helvetica" w:hAnsi="Helvetica" w:cs="Helvetica"/>
+                <w:color w:val="000000"/>
+                <w:sz w:val="21"/>
+                <w:szCs w:val="21"/>
+              </w:rPr>
+              <w:t>1.161275e-09</w:t>
+            </w:r>
+          </w:p>
+        </w:tc>
+      </w:tr>
+      <w:tr>
+        <w:tc>
+          <w:tcPr>
+            <w:tcW w:w="846" w:type="dxa"/>
+            <w:vAlign w:val="center"/>
+          </w:tcPr>
+          <w:p>
+            <w:r>
+              <w:rPr>
+                <w:rFonts w:ascii="Helvetica" w:hAnsi="Helvetica" w:cs="Helvetica"/>
+                <w:b/>
+                <w:bCs/>
+                <w:color w:val="000000"/>
+                <w:sz w:val="21"/>
+                <w:szCs w:val="21"/>
+              </w:rPr>
+              <w:t>1e-3</w:t>
+            </w:r>
+          </w:p>
+        </w:tc>
+        <w:tc>
+          <w:tcPr>
+            <w:tcW w:w="2410" w:type="dxa"/>
+            <w:vAlign w:val="center"/>
+          </w:tcPr>
+          <w:p>
+            <w:r>
+              <w:rPr>
+                <w:rFonts w:ascii="Helvetica" w:hAnsi="Helvetica" w:cs="Helvetica"/>
+                <w:color w:val="000000"/>
+                <w:sz w:val="21"/>
+                <w:szCs w:val="21"/>
+              </w:rPr>
+              <w:t>1.161178e-07</w:t>
+            </w:r>
+          </w:p>
+        </w:tc>
+      </w:tr>
+      <w:tr>
+        <w:tc>
+          <w:tcPr>
+            <w:tcW w:w="846" w:type="dxa"/>
+            <w:vAlign w:val="center"/>
+          </w:tcPr>
+          <w:p>
+            <w:r>
+              <w:rPr>
+                <w:rFonts w:ascii="Helvetica" w:hAnsi="Helvetica" w:cs="Helvetica"/>
+                <w:b/>
+                <w:bCs/>
+                <w:color w:val="000000"/>
+                <w:sz w:val="21"/>
+                <w:szCs w:val="21"/>
+              </w:rPr>
+              <w:t>1e-2</w:t>
+            </w:r>
+          </w:p>
+        </w:tc>
+        <w:tc>
+          <w:tcPr>
+            <w:tcW w:w="2410" w:type="dxa"/>
+            <w:vAlign w:val="center"/>
+          </w:tcPr>
+          <w:p>
+            <w:r>
+              <w:rPr>
+                <w:rFonts w:ascii="Helvetica" w:hAnsi="Helvetica" w:cs="Helvetica"/>
+                <w:color w:val="000000"/>
+                <w:sz w:val="21"/>
+                <w:szCs w:val="21"/>
+              </w:rPr>
+              <w:t>1.161172e-05</w:t>
+            </w:r>
+          </w:p>
+        </w:tc>
+      </w:tr>
+      <w:tr>
+        <w:tc>
+          <w:tcPr>
+            <w:tcW w:w="846" w:type="dxa"/>
+            <w:vAlign w:val="center"/>
+          </w:tcPr>
+          <w:p>
+            <w:r>
+              <w:rPr>
+                <w:rFonts w:ascii="Helvetica" w:hAnsi="Helvetica" w:cs="Helvetica"/>
+                <w:b/>
+                <w:bCs/>
+                <w:color w:val="000000"/>
+                <w:sz w:val="21"/>
+                <w:szCs w:val="21"/>
+              </w:rPr>
+              <w:t>1e-1</w:t>
+            </w:r>
+          </w:p>
+        </w:tc>
+        <w:tc>
+          <w:tcPr>
+            <w:tcW w:w="2410" w:type="dxa"/>
+            <w:vAlign w:val="center"/>
+          </w:tcPr>
+          <w:p>
+            <w:r>
+              <w:rPr>
+                <w:rFonts w:ascii="Helvetica" w:hAnsi="Helvetica" w:cs="Helvetica"/>
+                <w:color w:val="000000"/>
+                <w:sz w:val="21"/>
+                <w:szCs w:val="21"/>
+              </w:rPr>
+              <w:t>1.160597e-03</w:t>
+            </w:r>
+          </w:p>
+        </w:tc>
+      </w:tr>
+      <w:tr>
+        <w:tc>
+          <w:tcPr>
+            <w:tcW w:w="846" w:type="dxa"/>
+            <w:vAlign w:val="center"/>
+          </w:tcPr>
+          <w:p>
+            <w:r>
+              <w:rPr>
+                <w:rFonts w:ascii="Helvetica" w:hAnsi="Helvetica" w:cs="Helvetica"/>
+                <w:b/>
+                <w:bCs/>
+                <w:color w:val="000000"/>
+                <w:sz w:val="21"/>
+                <w:szCs w:val="21"/>
+              </w:rPr>
+              <w:t>1</w:t>
+            </w:r>
+          </w:p>
+        </w:tc>
+        <w:tc>
+          <w:tcPr>
+            <w:tcW w:w="2410" w:type="dxa"/>
+            <w:vAlign w:val="center"/>
+          </w:tcPr>
+          <w:p>
+            <w:r>
+              <w:rPr>
+                <w:rFonts w:ascii="Helvetica" w:hAnsi="Helvetica" w:cs="Helvetica"/>
+                <w:color w:val="000000"/>
+                <w:sz w:val="21"/>
+                <w:szCs w:val="21"/>
+              </w:rPr>
+              <w:t>1.104482e-01</w:t>
+            </w:r>
+          </w:p>
+        </w:tc>
+      </w:tr>
+    </w:tbl>
+    <w:p/>
+    <w:p>
+      <w:pPr>
+        <w:pStyle w:val="af1"/>
+        <w:keepNext/>
+      </w:pPr>
+      <w:r>
+        <w:t xml:space="preserve">Таблица </w:t>
+      </w:r>
+      <w:fldSimple w:instr=" SEQ Таблица \* ARABIC ">
+        <w:r>
+          <w:rPr>
+            <w:noProof/>
+          </w:rPr>
+          <w:t>4</w:t>
         </w:r>
       </w:fldSimple>
       <w:r>
@@ -8025,7 +8787,7 @@
           <w:rPr>
             <w:noProof/>
           </w:rPr>
-          <w:t>4</w:t>
+          <w:t>5</w:t>
         </w:r>
       </w:fldSimple>
       <w:r>
@@ -8882,7 +9644,7 @@
           <w:rPr>
             <w:noProof/>
           </w:rPr>
-          <w:t>5</w:t>
+          <w:t>6</w:t>
         </w:r>
       </w:fldSimple>
       <w:r>
@@ -9746,7 +10508,7 @@
           <w:rPr>
             <w:noProof/>
           </w:rPr>
-          <w:t>6</w:t>
+          <w:t>7</w:t>
         </w:r>
       </w:fldSimple>
       <w:r>
@@ -10586,6 +11348,7 @@
           <w:rFonts w:ascii="Times New Roman" w:hAnsi="Times New Roman" w:cs="Times New Roman"/>
           <w:sz w:val="28"/>
           <w:szCs w:val="28"/>
+          <w:lang w:val="en-US"/>
         </w:rPr>
       </w:pPr>
       <w:r>
@@ -10626,7 +11389,41 @@
           <w:sz w:val="28"/>
           <w:szCs w:val="28"/>
         </w:rPr>
-        <w:t xml:space="preserve"> показал хорошую точность, пропорциональную квадрату размера шага по </w:t>
+        <w:t xml:space="preserve"> </w:t>
+      </w:r>
+      <w:r>
+        <w:rPr>
+          <w:rFonts w:ascii="Times New Roman" w:hAnsi="Times New Roman" w:cs="Times New Roman"/>
+          <w:sz w:val="28"/>
+          <w:szCs w:val="28"/>
+        </w:rPr>
+        <w:t xml:space="preserve">уже при </w:t>
+      </w:r>
+      <m:oMath>
+        <m:r>
+          <w:rPr>
+            <w:rFonts w:ascii="Cambria Math" w:hAnsi="Cambria Math" w:cs="Times New Roman"/>
+            <w:sz w:val="28"/>
+            <w:szCs w:val="28"/>
+          </w:rPr>
+          <m:t>h=1e-1</m:t>
+        </m:r>
+      </m:oMath>
+      <w:r>
+        <w:rPr>
+          <w:rFonts w:ascii="Times New Roman" w:eastAsiaTheme="minorEastAsia" w:hAnsi="Times New Roman" w:cs="Times New Roman"/>
+          <w:sz w:val="28"/>
+          <w:szCs w:val="28"/>
+        </w:rPr>
+        <w:t xml:space="preserve"> </w:t>
+      </w:r>
+      <w:r>
+        <w:rPr>
+          <w:rFonts w:ascii="Times New Roman" w:hAnsi="Times New Roman" w:cs="Times New Roman"/>
+          <w:sz w:val="28"/>
+          <w:szCs w:val="28"/>
+        </w:rPr>
+        <w:t xml:space="preserve">показал хорошую точность, пропорциональную квадрату размера шага по </w:t>
       </w:r>
       <m:oMath>
         <m:r>
@@ -10720,29 +11517,27 @@
       </m:oMath>
       <w:r>
         <w:rPr>
-          <w:rFonts w:ascii="Times New Roman" w:hAnsi="Times New Roman" w:cs="Times New Roman"/>
-          <w:sz w:val="28"/>
-          <w:szCs w:val="28"/>
-        </w:rPr>
-        <w:t xml:space="preserve"> уже при </w:t>
-      </w:r>
-      <m:oMath>
-        <m:r>
-          <w:rPr>
-            <w:rFonts w:ascii="Cambria Math" w:hAnsi="Cambria Math" w:cs="Times New Roman"/>
-            <w:sz w:val="28"/>
-            <w:szCs w:val="28"/>
-          </w:rPr>
-          <m:t>h=1e-1</m:t>
-        </m:r>
-      </m:oMath>
-      <w:r>
-        <w:rPr>
           <w:rFonts w:ascii="Times New Roman" w:eastAsiaTheme="minorEastAsia" w:hAnsi="Times New Roman" w:cs="Times New Roman"/>
           <w:sz w:val="28"/>
           <w:szCs w:val="28"/>
         </w:rPr>
         <w:t>.</w:t>
+      </w:r>
+      <w:r>
+        <w:rPr>
+          <w:rFonts w:ascii="Times New Roman" w:eastAsiaTheme="minorEastAsia" w:hAnsi="Times New Roman" w:cs="Times New Roman"/>
+          <w:sz w:val="28"/>
+          <w:szCs w:val="28"/>
+        </w:rPr>
+        <w:t xml:space="preserve"> </w:t>
+      </w:r>
+      <w:r>
+        <w:rPr>
+          <w:rFonts w:ascii="Times New Roman" w:eastAsiaTheme="minorEastAsia" w:hAnsi="Times New Roman" w:cs="Times New Roman"/>
+          <w:sz w:val="28"/>
+          <w:szCs w:val="28"/>
+        </w:rPr>
+        <w:t>Как и в предыдущем пункте, наилучший результат находится по середине отрезка.</w:t>
       </w:r>
     </w:p>
     <w:p>
@@ -10763,25 +11558,7 @@
         </w:r>
       </w:fldSimple>
       <w:r>
-        <w:t xml:space="preserve"> </w:t>
-      </w:r>
-      <w:r>
-        <w:t>И</w:t>
-      </w:r>
-      <w:r>
-        <w:t>ском</w:t>
-      </w:r>
-      <w:r>
-        <w:t>ая</w:t>
-      </w:r>
-      <w:r>
-        <w:t xml:space="preserve"> функци</w:t>
-      </w:r>
-      <w:r>
-        <w:t>я</w:t>
-      </w:r>
-      <w:r>
-        <w:t xml:space="preserve"> </w:t>
+        <w:t xml:space="preserve"> Искомая функция </w:t>
       </w:r>
       <w:r>
         <w:rPr>
@@ -10799,16 +11576,7 @@
         <w:t>x</w:t>
       </w:r>
       <w:r>
-        <w:t xml:space="preserve">) </w:t>
-      </w:r>
-      <w:r>
-        <w:t>и решени</w:t>
-      </w:r>
-      <w:r>
-        <w:t>е</w:t>
-      </w:r>
-      <w:r>
-        <w:t xml:space="preserve"> через МКР</w:t>
+        <w:t>) и решение через МКР</w:t>
       </w:r>
     </w:p>
     <w:p>
@@ -10828,10 +11596,10 @@
           <w:lang w:val="en-US"/>
         </w:rPr>
         <w:drawing>
-          <wp:inline distT="0" distB="0" distL="0" distR="0" wp14:anchorId="2258AF35" wp14:editId="62D8E37D">
-            <wp:extent cx="5940425" cy="3716655"/>
+          <wp:inline distT="0" distB="0" distL="0" distR="0" wp14:anchorId="51AA867A" wp14:editId="0DC968DF">
+            <wp:extent cx="5940425" cy="3721100"/>
             <wp:effectExtent l="0" t="0" r="3175" b="0"/>
-            <wp:docPr id="3" name="Рисунок 3"/>
+            <wp:docPr id="5" name="Рисунок 5"/>
             <wp:cNvGraphicFramePr>
               <a:graphicFrameLocks xmlns:a="http://schemas.openxmlformats.org/drawingml/2006/main" noChangeAspect="1"/>
             </wp:cNvGraphicFramePr>
@@ -10839,7 +11607,7 @@
               <a:graphicData uri="http://schemas.openxmlformats.org/drawingml/2006/picture">
                 <pic:pic xmlns:pic="http://schemas.openxmlformats.org/drawingml/2006/picture">
                   <pic:nvPicPr>
-                    <pic:cNvPr id="0" name="Picture 1"/>
+                    <pic:cNvPr id="0" name="Picture 5"/>
                     <pic:cNvPicPr>
                       <a:picLocks noChangeAspect="1" noChangeArrowheads="1"/>
                     </pic:cNvPicPr>
@@ -10860,7 +11628,7 @@
                   <pic:spPr bwMode="auto">
                     <a:xfrm>
                       <a:off x="0" y="0"/>
-                      <a:ext cx="5940425" cy="3716655"/>
+                      <a:ext cx="5940425" cy="3721100"/>
                     </a:xfrm>
                     <a:prstGeom prst="rect">
                       <a:avLst/>
@@ -10894,34 +11662,13 @@
         </w:r>
       </w:fldSimple>
       <w:r>
-        <w:t xml:space="preserve"> </w:t>
-      </w:r>
-      <w:r>
-        <w:t>Зависимость м</w:t>
-      </w:r>
-      <w:r>
-        <w:t>аксимальн</w:t>
-      </w:r>
-      <w:r>
-        <w:t>ой</w:t>
-      </w:r>
-      <w:r>
-        <w:t xml:space="preserve"> абсолютн</w:t>
-      </w:r>
-      <w:r>
-        <w:t>ой</w:t>
-      </w:r>
-      <w:r>
-        <w:t xml:space="preserve"> погрешност</w:t>
-      </w:r>
-      <w:r>
-        <w:t>и</w:t>
-      </w:r>
-      <w:r>
-        <w:t xml:space="preserve"> </w:t>
-      </w:r>
-      <w:r>
-        <w:t>от шага</w:t>
+        <w:t xml:space="preserve"> Зависимость максимальной абсолютной погрешности от шаг</w:t>
+      </w:r>
+      <w:r>
+        <w:rPr>
+          <w:noProof/>
+        </w:rPr>
+        <w:t>а</w:t>
       </w:r>
     </w:p>
     <w:p>
@@ -10941,10 +11688,10 @@
           <w:lang w:val="en-US"/>
         </w:rPr>
         <w:drawing>
-          <wp:inline distT="0" distB="0" distL="0" distR="0" wp14:anchorId="30B8FDBF" wp14:editId="7D368425">
-            <wp:extent cx="5940425" cy="3672205"/>
+          <wp:inline distT="0" distB="0" distL="0" distR="0" wp14:anchorId="66429401" wp14:editId="09CB6C4B">
+            <wp:extent cx="5940425" cy="3674110"/>
             <wp:effectExtent l="0" t="0" r="3175" b="0"/>
-            <wp:docPr id="4" name="Рисунок 4"/>
+            <wp:docPr id="6" name="Рисунок 6"/>
             <wp:cNvGraphicFramePr>
               <a:graphicFrameLocks xmlns:a="http://schemas.openxmlformats.org/drawingml/2006/main" noChangeAspect="1"/>
             </wp:cNvGraphicFramePr>
@@ -10952,7 +11699,7 @@
               <a:graphicData uri="http://schemas.openxmlformats.org/drawingml/2006/picture">
                 <pic:pic xmlns:pic="http://schemas.openxmlformats.org/drawingml/2006/picture">
                   <pic:nvPicPr>
-                    <pic:cNvPr id="0" name="Picture 3"/>
+                    <pic:cNvPr id="0" name="Picture 7"/>
                     <pic:cNvPicPr>
                       <a:picLocks noChangeAspect="1" noChangeArrowheads="1"/>
                     </pic:cNvPicPr>
@@ -10973,7 +11720,7 @@
                   <pic:spPr bwMode="auto">
                     <a:xfrm>
                       <a:off x="0" y="0"/>
-                      <a:ext cx="5940425" cy="3672205"/>
+                      <a:ext cx="5940425" cy="3674110"/>
                     </a:xfrm>
                     <a:prstGeom prst="rect">
                       <a:avLst/>
@@ -11003,7 +11750,7 @@
           <w:rPr>
             <w:noProof/>
           </w:rPr>
-          <w:t>7</w:t>
+          <w:t>8</w:t>
         </w:r>
       </w:fldSimple>
       <w:r>
@@ -11190,7 +11937,7 @@
                 <w:sz w:val="21"/>
                 <w:szCs w:val="21"/>
               </w:rPr>
-              <w:t>2.577621e-07</w:t>
+              <w:t>4.042109e-07</w:t>
             </w:r>
           </w:p>
         </w:tc>
@@ -11298,7 +12045,7 @@
                 <w:sz w:val="21"/>
                 <w:szCs w:val="21"/>
               </w:rPr>
-              <w:t>1.474183e-05</w:t>
+              <w:t>3.593867e-10</w:t>
             </w:r>
           </w:p>
         </w:tc>
@@ -11353,7 +12100,7 @@
                 <w:sz w:val="21"/>
                 <w:szCs w:val="21"/>
               </w:rPr>
-              <w:t>1.472772e-04</w:t>
+              <w:t>3.710884e-08</w:t>
             </w:r>
           </w:p>
         </w:tc>
@@ -11407,7 +12154,7 @@
                 <w:sz w:val="21"/>
                 <w:szCs w:val="21"/>
               </w:rPr>
-              <w:t>1.458507e-03</w:t>
+              <w:t>3.710662e-06</w:t>
             </w:r>
           </w:p>
         </w:tc>
@@ -11461,7 +12208,7 @@
                 <w:sz w:val="21"/>
                 <w:szCs w:val="21"/>
               </w:rPr>
-              <w:t>1.309925e-02</w:t>
+              <w:t>3.704991e-04</w:t>
             </w:r>
           </w:p>
         </w:tc>
@@ -11478,20 +12225,1898 @@
     <w:p>
       <w:pPr>
         <w:rPr>
-          <w:rFonts w:ascii="Times New Roman" w:hAnsi="Times New Roman" w:cs="Times New Roman"/>
-          <w:sz w:val="28"/>
-          <w:szCs w:val="28"/>
-        </w:rPr>
-      </w:pPr>
-      <w:r>
-        <w:rPr>
-          <w:rFonts w:ascii="Times New Roman" w:hAnsi="Times New Roman" w:cs="Times New Roman"/>
-          <w:sz w:val="28"/>
-          <w:szCs w:val="28"/>
-        </w:rPr>
-        <w:tab/>
-        <w:t>И</w:t>
-      </w:r>
+          <w:rFonts w:ascii="Times New Roman" w:eastAsiaTheme="minorEastAsia" w:hAnsi="Times New Roman" w:cs="Times New Roman"/>
+          <w:i/>
+          <w:sz w:val="28"/>
+          <w:szCs w:val="28"/>
+        </w:rPr>
+      </w:pPr>
+      <m:oMathPara>
+        <m:oMath>
+          <m:sSub>
+            <m:sSubPr>
+              <m:ctrlPr>
+                <w:rPr>
+                  <w:rFonts w:ascii="Cambria Math" w:hAnsi="Cambria Math" w:cs="Times New Roman"/>
+                  <w:i/>
+                  <w:sz w:val="28"/>
+                  <w:szCs w:val="28"/>
+                </w:rPr>
+              </m:ctrlPr>
+            </m:sSubPr>
+            <m:e>
+              <m:r>
+                <w:rPr>
+                  <w:rFonts w:ascii="Cambria Math" w:hAnsi="Cambria Math" w:cs="Times New Roman"/>
+                  <w:sz w:val="28"/>
+                  <w:szCs w:val="28"/>
+                </w:rPr>
+                <m:t>a</m:t>
+              </m:r>
+            </m:e>
+            <m:sub>
+              <m:r>
+                <w:rPr>
+                  <w:rFonts w:ascii="Cambria Math" w:hAnsi="Cambria Math" w:cs="Times New Roman"/>
+                  <w:sz w:val="28"/>
+                  <w:szCs w:val="28"/>
+                </w:rPr>
+                <m:t>i</m:t>
+              </m:r>
+              <m:r>
+                <w:rPr>
+                  <w:rFonts w:ascii="Cambria Math" w:hAnsi="Cambria Math" w:cs="Times New Roman"/>
+                  <w:sz w:val="28"/>
+                  <w:szCs w:val="28"/>
+                </w:rPr>
+                <m:t>-1</m:t>
+              </m:r>
+            </m:sub>
+          </m:sSub>
+          <m:r>
+            <w:rPr>
+              <w:rFonts w:ascii="Cambria Math" w:hAnsi="Cambria Math" w:cs="Times New Roman"/>
+              <w:sz w:val="28"/>
+              <w:szCs w:val="28"/>
+            </w:rPr>
+            <m:t>∙</m:t>
+          </m:r>
+          <m:sSubSup>
+            <m:sSubSupPr>
+              <m:ctrlPr>
+                <w:rPr>
+                  <w:rFonts w:ascii="Cambria Math" w:hAnsi="Cambria Math" w:cs="Times New Roman"/>
+                  <w:i/>
+                  <w:sz w:val="28"/>
+                  <w:szCs w:val="28"/>
+                </w:rPr>
+              </m:ctrlPr>
+            </m:sSubSupPr>
+            <m:e>
+              <m:r>
+                <w:rPr>
+                  <w:rFonts w:ascii="Cambria Math" w:hAnsi="Cambria Math" w:cs="Times New Roman"/>
+                  <w:sz w:val="28"/>
+                  <w:szCs w:val="28"/>
+                </w:rPr>
+                <m:t>y</m:t>
+              </m:r>
+            </m:e>
+            <m:sub>
+              <m:r>
+                <w:rPr>
+                  <w:rFonts w:ascii="Cambria Math" w:hAnsi="Cambria Math" w:cs="Times New Roman"/>
+                  <w:sz w:val="28"/>
+                  <w:szCs w:val="28"/>
+                </w:rPr>
+                <m:t>i-1</m:t>
+              </m:r>
+            </m:sub>
+            <m:sup>
+              <m:r>
+                <w:rPr>
+                  <w:rFonts w:ascii="Cambria Math" w:hAnsi="Cambria Math" w:cs="Times New Roman"/>
+                  <w:sz w:val="28"/>
+                  <w:szCs w:val="28"/>
+                </w:rPr>
+                <m:t>j+1</m:t>
+              </m:r>
+            </m:sup>
+          </m:sSubSup>
+          <m:r>
+            <w:rPr>
+              <w:rFonts w:ascii="Cambria Math" w:hAnsi="Cambria Math" w:cs="Times New Roman"/>
+              <w:sz w:val="28"/>
+              <w:szCs w:val="28"/>
+            </w:rPr>
+            <m:t>+</m:t>
+          </m:r>
+          <m:sSub>
+            <m:sSubPr>
+              <m:ctrlPr>
+                <w:rPr>
+                  <w:rFonts w:ascii="Cambria Math" w:hAnsi="Cambria Math" w:cs="Times New Roman"/>
+                  <w:i/>
+                  <w:sz w:val="28"/>
+                  <w:szCs w:val="28"/>
+                </w:rPr>
+              </m:ctrlPr>
+            </m:sSubPr>
+            <m:e>
+              <m:r>
+                <w:rPr>
+                  <w:rFonts w:ascii="Cambria Math" w:hAnsi="Cambria Math" w:cs="Times New Roman"/>
+                  <w:sz w:val="28"/>
+                  <w:szCs w:val="28"/>
+                </w:rPr>
+                <m:t>b</m:t>
+              </m:r>
+            </m:e>
+            <m:sub>
+              <m:r>
+                <w:rPr>
+                  <w:rFonts w:ascii="Cambria Math" w:hAnsi="Cambria Math" w:cs="Times New Roman"/>
+                  <w:sz w:val="28"/>
+                  <w:szCs w:val="28"/>
+                </w:rPr>
+                <m:t>i</m:t>
+              </m:r>
+              <m:r>
+                <w:rPr>
+                  <w:rFonts w:ascii="Cambria Math" w:hAnsi="Cambria Math" w:cs="Times New Roman"/>
+                  <w:sz w:val="28"/>
+                  <w:szCs w:val="28"/>
+                </w:rPr>
+                <m:t>-1</m:t>
+              </m:r>
+            </m:sub>
+          </m:sSub>
+          <m:r>
+            <w:rPr>
+              <w:rFonts w:ascii="Cambria Math" w:hAnsi="Cambria Math" w:cs="Times New Roman"/>
+              <w:sz w:val="28"/>
+              <w:szCs w:val="28"/>
+            </w:rPr>
+            <m:t>∙</m:t>
+          </m:r>
+          <m:sSubSup>
+            <m:sSubSupPr>
+              <m:ctrlPr>
+                <w:rPr>
+                  <w:rFonts w:ascii="Cambria Math" w:hAnsi="Cambria Math" w:cs="Times New Roman"/>
+                  <w:i/>
+                  <w:sz w:val="28"/>
+                  <w:szCs w:val="28"/>
+                </w:rPr>
+              </m:ctrlPr>
+            </m:sSubSupPr>
+            <m:e>
+              <m:r>
+                <w:rPr>
+                  <w:rFonts w:ascii="Cambria Math" w:hAnsi="Cambria Math" w:cs="Times New Roman"/>
+                  <w:sz w:val="28"/>
+                  <w:szCs w:val="28"/>
+                </w:rPr>
+                <m:t>y</m:t>
+              </m:r>
+            </m:e>
+            <m:sub>
+              <m:r>
+                <w:rPr>
+                  <w:rFonts w:ascii="Cambria Math" w:hAnsi="Cambria Math" w:cs="Times New Roman"/>
+                  <w:sz w:val="28"/>
+                  <w:szCs w:val="28"/>
+                </w:rPr>
+                <m:t>i</m:t>
+              </m:r>
+            </m:sub>
+            <m:sup>
+              <m:r>
+                <w:rPr>
+                  <w:rFonts w:ascii="Cambria Math" w:hAnsi="Cambria Math" w:cs="Times New Roman"/>
+                  <w:sz w:val="28"/>
+                  <w:szCs w:val="28"/>
+                </w:rPr>
+                <m:t>j+1</m:t>
+              </m:r>
+            </m:sup>
+          </m:sSubSup>
+          <m:r>
+            <w:rPr>
+              <w:rFonts w:ascii="Cambria Math" w:hAnsi="Cambria Math" w:cs="Times New Roman"/>
+              <w:sz w:val="28"/>
+              <w:szCs w:val="28"/>
+            </w:rPr>
+            <m:t>+</m:t>
+          </m:r>
+          <m:sSub>
+            <m:sSubPr>
+              <m:ctrlPr>
+                <w:rPr>
+                  <w:rFonts w:ascii="Cambria Math" w:hAnsi="Cambria Math" w:cs="Times New Roman"/>
+                  <w:i/>
+                  <w:sz w:val="28"/>
+                  <w:szCs w:val="28"/>
+                </w:rPr>
+              </m:ctrlPr>
+            </m:sSubPr>
+            <m:e>
+              <m:r>
+                <w:rPr>
+                  <w:rFonts w:ascii="Cambria Math" w:hAnsi="Cambria Math" w:cs="Times New Roman"/>
+                  <w:sz w:val="28"/>
+                  <w:szCs w:val="28"/>
+                </w:rPr>
+                <m:t>c</m:t>
+              </m:r>
+            </m:e>
+            <m:sub>
+              <m:r>
+                <w:rPr>
+                  <w:rFonts w:ascii="Cambria Math" w:hAnsi="Cambria Math" w:cs="Times New Roman"/>
+                  <w:sz w:val="28"/>
+                  <w:szCs w:val="28"/>
+                </w:rPr>
+                <m:t>i</m:t>
+              </m:r>
+              <m:r>
+                <w:rPr>
+                  <w:rFonts w:ascii="Cambria Math" w:hAnsi="Cambria Math" w:cs="Times New Roman"/>
+                  <w:sz w:val="28"/>
+                  <w:szCs w:val="28"/>
+                </w:rPr>
+                <m:t>-1</m:t>
+              </m:r>
+            </m:sub>
+          </m:sSub>
+          <m:r>
+            <w:rPr>
+              <w:rFonts w:ascii="Cambria Math" w:hAnsi="Cambria Math" w:cs="Times New Roman"/>
+              <w:sz w:val="28"/>
+              <w:szCs w:val="28"/>
+            </w:rPr>
+            <m:t>∙</m:t>
+          </m:r>
+          <m:sSubSup>
+            <m:sSubSupPr>
+              <m:ctrlPr>
+                <w:rPr>
+                  <w:rFonts w:ascii="Cambria Math" w:hAnsi="Cambria Math" w:cs="Times New Roman"/>
+                  <w:i/>
+                  <w:sz w:val="28"/>
+                  <w:szCs w:val="28"/>
+                </w:rPr>
+              </m:ctrlPr>
+            </m:sSubSupPr>
+            <m:e>
+              <m:r>
+                <w:rPr>
+                  <w:rFonts w:ascii="Cambria Math" w:hAnsi="Cambria Math" w:cs="Times New Roman"/>
+                  <w:sz w:val="28"/>
+                  <w:szCs w:val="28"/>
+                </w:rPr>
+                <m:t>y</m:t>
+              </m:r>
+            </m:e>
+            <m:sub>
+              <m:r>
+                <w:rPr>
+                  <w:rFonts w:ascii="Cambria Math" w:hAnsi="Cambria Math" w:cs="Times New Roman"/>
+                  <w:sz w:val="28"/>
+                  <w:szCs w:val="28"/>
+                </w:rPr>
+                <m:t>i+1</m:t>
+              </m:r>
+            </m:sub>
+            <m:sup>
+              <m:r>
+                <w:rPr>
+                  <w:rFonts w:ascii="Cambria Math" w:hAnsi="Cambria Math" w:cs="Times New Roman"/>
+                  <w:sz w:val="28"/>
+                  <w:szCs w:val="28"/>
+                </w:rPr>
+                <m:t>j+1</m:t>
+              </m:r>
+            </m:sup>
+          </m:sSubSup>
+          <m:r>
+            <w:rPr>
+              <w:rFonts w:ascii="Cambria Math" w:hAnsi="Cambria Math" w:cs="Times New Roman"/>
+              <w:sz w:val="28"/>
+              <w:szCs w:val="28"/>
+            </w:rPr>
+            <m:t>=</m:t>
+          </m:r>
+          <m:sSubSup>
+            <m:sSubSupPr>
+              <m:ctrlPr>
+                <w:rPr>
+                  <w:rFonts w:ascii="Cambria Math" w:hAnsi="Cambria Math" w:cs="Times New Roman"/>
+                  <w:i/>
+                  <w:sz w:val="28"/>
+                  <w:szCs w:val="28"/>
+                </w:rPr>
+              </m:ctrlPr>
+            </m:sSubSupPr>
+            <m:e>
+              <m:r>
+                <w:rPr>
+                  <w:rFonts w:ascii="Cambria Math" w:hAnsi="Cambria Math" w:cs="Times New Roman"/>
+                  <w:sz w:val="28"/>
+                  <w:szCs w:val="28"/>
+                </w:rPr>
+                <m:t>d</m:t>
+              </m:r>
+            </m:e>
+            <m:sub>
+              <m:r>
+                <w:rPr>
+                  <w:rFonts w:ascii="Cambria Math" w:hAnsi="Cambria Math" w:cs="Times New Roman"/>
+                  <w:sz w:val="28"/>
+                  <w:szCs w:val="28"/>
+                </w:rPr>
+                <m:t>i</m:t>
+              </m:r>
+              <m:r>
+                <w:rPr>
+                  <w:rFonts w:ascii="Cambria Math" w:hAnsi="Cambria Math" w:cs="Times New Roman"/>
+                  <w:sz w:val="28"/>
+                  <w:szCs w:val="28"/>
+                </w:rPr>
+                <m:t>-1</m:t>
+              </m:r>
+            </m:sub>
+            <m:sup>
+              <m:r>
+                <w:rPr>
+                  <w:rFonts w:ascii="Cambria Math" w:hAnsi="Cambria Math" w:cs="Times New Roman"/>
+                  <w:sz w:val="28"/>
+                  <w:szCs w:val="28"/>
+                </w:rPr>
+                <m:t>j</m:t>
+              </m:r>
+            </m:sup>
+          </m:sSubSup>
+          <m:r>
+            <w:rPr>
+              <w:rFonts w:ascii="Cambria Math" w:eastAsiaTheme="minorEastAsia" w:hAnsi="Cambria Math" w:cs="Times New Roman"/>
+              <w:sz w:val="28"/>
+              <w:szCs w:val="28"/>
+            </w:rPr>
+            <m:t>,</m:t>
+          </m:r>
+          <m:r>
+            <w:rPr>
+              <w:rFonts w:ascii="Cambria Math" w:eastAsiaTheme="minorEastAsia" w:hAnsi="Cambria Math" w:cs="Times New Roman"/>
+              <w:sz w:val="28"/>
+              <w:szCs w:val="28"/>
+            </w:rPr>
+            <m:t>i=</m:t>
+          </m:r>
+          <m:acc>
+            <m:accPr>
+              <m:chr m:val="̅"/>
+              <m:ctrlPr>
+                <w:rPr>
+                  <w:rFonts w:ascii="Cambria Math" w:eastAsiaTheme="minorEastAsia" w:hAnsi="Cambria Math" w:cs="Times New Roman"/>
+                  <w:i/>
+                  <w:sz w:val="28"/>
+                  <w:szCs w:val="28"/>
+                </w:rPr>
+              </m:ctrlPr>
+            </m:accPr>
+            <m:e>
+              <m:r>
+                <w:rPr>
+                  <w:rFonts w:ascii="Cambria Math" w:eastAsiaTheme="minorEastAsia" w:hAnsi="Cambria Math" w:cs="Times New Roman"/>
+                  <w:sz w:val="28"/>
+                  <w:szCs w:val="28"/>
+                </w:rPr>
+                <m:t>1,n-2</m:t>
+              </m:r>
+            </m:e>
+          </m:acc>
+          <m:r>
+            <w:rPr>
+              <w:rFonts w:ascii="Cambria Math" w:eastAsiaTheme="minorEastAsia" w:hAnsi="Cambria Math" w:cs="Times New Roman"/>
+              <w:sz w:val="28"/>
+              <w:szCs w:val="28"/>
+            </w:rPr>
+            <m:t>,j=</m:t>
+          </m:r>
+          <m:acc>
+            <m:accPr>
+              <m:chr m:val="̅"/>
+              <m:ctrlPr>
+                <w:rPr>
+                  <w:rFonts w:ascii="Cambria Math" w:eastAsiaTheme="minorEastAsia" w:hAnsi="Cambria Math" w:cs="Times New Roman"/>
+                  <w:i/>
+                  <w:sz w:val="28"/>
+                  <w:szCs w:val="28"/>
+                </w:rPr>
+              </m:ctrlPr>
+            </m:accPr>
+            <m:e>
+              <m:r>
+                <w:rPr>
+                  <w:rFonts w:ascii="Cambria Math" w:eastAsiaTheme="minorEastAsia" w:hAnsi="Cambria Math" w:cs="Times New Roman"/>
+                  <w:sz w:val="28"/>
+                  <w:szCs w:val="28"/>
+                </w:rPr>
+                <m:t>0,m-2</m:t>
+              </m:r>
+            </m:e>
+          </m:acc>
+        </m:oMath>
+      </m:oMathPara>
+    </w:p>
+    <w:p>
+      <w:pPr>
+        <w:rPr>
+          <w:rFonts w:ascii="Times New Roman" w:eastAsiaTheme="minorEastAsia" w:hAnsi="Times New Roman" w:cs="Times New Roman"/>
+          <w:i/>
+          <w:sz w:val="28"/>
+          <w:szCs w:val="28"/>
+        </w:rPr>
+      </w:pPr>
+      <m:oMathPara>
+        <m:oMath>
+          <m:r>
+            <w:rPr>
+              <w:rFonts w:ascii="Cambria Math" w:eastAsiaTheme="minorEastAsia" w:hAnsi="Cambria Math" w:cs="Times New Roman"/>
+              <w:sz w:val="28"/>
+              <w:szCs w:val="28"/>
+            </w:rPr>
+            <m:t>m=</m:t>
+          </m:r>
+          <m:d>
+            <m:dPr>
+              <m:begChr m:val="⌊"/>
+              <m:endChr m:val="⌋"/>
+              <m:ctrlPr>
+                <w:rPr>
+                  <w:rFonts w:ascii="Cambria Math" w:eastAsiaTheme="minorEastAsia" w:hAnsi="Cambria Math" w:cs="Times New Roman"/>
+                  <w:i/>
+                  <w:sz w:val="28"/>
+                  <w:szCs w:val="28"/>
+                </w:rPr>
+              </m:ctrlPr>
+            </m:dPr>
+            <m:e>
+              <m:f>
+                <m:fPr>
+                  <m:ctrlPr>
+                    <w:rPr>
+                      <w:rFonts w:ascii="Cambria Math" w:eastAsiaTheme="minorEastAsia" w:hAnsi="Cambria Math" w:cs="Times New Roman"/>
+                      <w:i/>
+                      <w:sz w:val="28"/>
+                      <w:szCs w:val="28"/>
+                    </w:rPr>
+                  </m:ctrlPr>
+                </m:fPr>
+                <m:num>
+                  <m:r>
+                    <w:rPr>
+                      <w:rFonts w:ascii="Cambria Math" w:eastAsiaTheme="minorEastAsia" w:hAnsi="Cambria Math" w:cs="Times New Roman"/>
+                      <w:sz w:val="28"/>
+                      <w:szCs w:val="28"/>
+                    </w:rPr>
+                    <m:t>T</m:t>
+                  </m:r>
+                </m:num>
+                <m:den>
+                  <m:r>
+                    <w:rPr>
+                      <w:rFonts w:ascii="Cambria Math" w:eastAsiaTheme="minorEastAsia" w:hAnsi="Cambria Math" w:cs="Times New Roman"/>
+                      <w:sz w:val="28"/>
+                      <w:szCs w:val="28"/>
+                    </w:rPr>
+                    <m:t>τ</m:t>
+                  </m:r>
+                </m:den>
+              </m:f>
+            </m:e>
+          </m:d>
+          <m:r>
+            <w:rPr>
+              <w:rFonts w:ascii="Cambria Math" w:eastAsiaTheme="minorEastAsia" w:hAnsi="Cambria Math" w:cs="Times New Roman"/>
+              <w:sz w:val="28"/>
+              <w:szCs w:val="28"/>
+            </w:rPr>
+            <m:t>+1</m:t>
+          </m:r>
+        </m:oMath>
+      </m:oMathPara>
+    </w:p>
+    <w:p>
+      <w:pPr>
+        <w:rPr>
+          <w:rFonts w:ascii="Times New Roman" w:eastAsiaTheme="minorEastAsia" w:hAnsi="Times New Roman" w:cs="Times New Roman"/>
+          <w:i/>
+          <w:sz w:val="28"/>
+          <w:szCs w:val="28"/>
+        </w:rPr>
+      </w:pPr>
+      <m:oMathPara>
+        <m:oMath>
+          <m:r>
+            <w:rPr>
+              <w:rFonts w:ascii="Cambria Math" w:eastAsiaTheme="minorEastAsia" w:hAnsi="Cambria Math" w:cs="Times New Roman"/>
+              <w:sz w:val="28"/>
+              <w:szCs w:val="28"/>
+            </w:rPr>
+            <m:t>n=</m:t>
+          </m:r>
+          <m:d>
+            <m:dPr>
+              <m:begChr m:val="⌊"/>
+              <m:endChr m:val="⌋"/>
+              <m:ctrlPr>
+                <w:rPr>
+                  <w:rFonts w:ascii="Cambria Math" w:eastAsiaTheme="minorEastAsia" w:hAnsi="Cambria Math" w:cs="Times New Roman"/>
+                  <w:i/>
+                  <w:sz w:val="28"/>
+                  <w:szCs w:val="28"/>
+                </w:rPr>
+              </m:ctrlPr>
+            </m:dPr>
+            <m:e>
+              <m:f>
+                <m:fPr>
+                  <m:ctrlPr>
+                    <w:rPr>
+                      <w:rFonts w:ascii="Cambria Math" w:eastAsiaTheme="minorEastAsia" w:hAnsi="Cambria Math" w:cs="Times New Roman"/>
+                      <w:i/>
+                      <w:sz w:val="28"/>
+                      <w:szCs w:val="28"/>
+                    </w:rPr>
+                  </m:ctrlPr>
+                </m:fPr>
+                <m:num>
+                  <m:r>
+                    <w:rPr>
+                      <w:rFonts w:ascii="Cambria Math" w:eastAsiaTheme="minorEastAsia" w:hAnsi="Cambria Math" w:cs="Times New Roman"/>
+                      <w:sz w:val="28"/>
+                      <w:szCs w:val="28"/>
+                    </w:rPr>
+                    <m:t>b-a</m:t>
+                  </m:r>
+                </m:num>
+                <m:den>
+                  <m:r>
+                    <w:rPr>
+                      <w:rFonts w:ascii="Cambria Math" w:eastAsiaTheme="minorEastAsia" w:hAnsi="Cambria Math" w:cs="Times New Roman"/>
+                      <w:sz w:val="28"/>
+                      <w:szCs w:val="28"/>
+                    </w:rPr>
+                    <m:t>h</m:t>
+                  </m:r>
+                </m:den>
+              </m:f>
+            </m:e>
+          </m:d>
+          <m:r>
+            <w:rPr>
+              <w:rFonts w:ascii="Cambria Math" w:eastAsiaTheme="minorEastAsia" w:hAnsi="Cambria Math" w:cs="Times New Roman"/>
+              <w:sz w:val="28"/>
+              <w:szCs w:val="28"/>
+            </w:rPr>
+            <m:t>+1</m:t>
+          </m:r>
+        </m:oMath>
+      </m:oMathPara>
+    </w:p>
+    <w:p>
+      <w:pPr>
+        <w:rPr>
+          <w:rFonts w:ascii="Times New Roman" w:eastAsiaTheme="minorEastAsia" w:hAnsi="Times New Roman" w:cs="Times New Roman"/>
+          <w:i/>
+          <w:sz w:val="28"/>
+          <w:szCs w:val="28"/>
+        </w:rPr>
+      </w:pPr>
+      <m:oMathPara>
+        <m:oMath>
+          <m:sSub>
+            <m:sSubPr>
+              <m:ctrlPr>
+                <w:rPr>
+                  <w:rFonts w:ascii="Cambria Math" w:hAnsi="Cambria Math" w:cs="Times New Roman"/>
+                  <w:i/>
+                  <w:sz w:val="28"/>
+                  <w:szCs w:val="28"/>
+                </w:rPr>
+              </m:ctrlPr>
+            </m:sSubPr>
+            <m:e>
+              <m:r>
+                <w:rPr>
+                  <w:rFonts w:ascii="Cambria Math" w:hAnsi="Cambria Math" w:cs="Times New Roman"/>
+                  <w:sz w:val="28"/>
+                  <w:szCs w:val="28"/>
+                </w:rPr>
+                <m:t>a</m:t>
+              </m:r>
+            </m:e>
+            <m:sub>
+              <m:r>
+                <w:rPr>
+                  <w:rFonts w:ascii="Cambria Math" w:hAnsi="Cambria Math" w:cs="Times New Roman"/>
+                  <w:sz w:val="28"/>
+                  <w:szCs w:val="28"/>
+                </w:rPr>
+                <m:t>i</m:t>
+              </m:r>
+            </m:sub>
+          </m:sSub>
+          <m:r>
+            <w:rPr>
+              <w:rFonts w:ascii="Cambria Math" w:hAnsi="Cambria Math" w:cs="Times New Roman"/>
+              <w:sz w:val="28"/>
+              <w:szCs w:val="28"/>
+            </w:rPr>
+            <m:t>=</m:t>
+          </m:r>
+          <m:d>
+            <m:dPr>
+              <m:begChr m:val="{"/>
+              <m:endChr m:val=""/>
+              <m:ctrlPr>
+                <w:rPr>
+                  <w:rFonts w:ascii="Cambria Math" w:eastAsiaTheme="minorEastAsia" w:hAnsi="Cambria Math" w:cs="Times New Roman"/>
+                  <w:i/>
+                  <w:sz w:val="28"/>
+                  <w:szCs w:val="28"/>
+                </w:rPr>
+              </m:ctrlPr>
+            </m:dPr>
+            <m:e>
+              <m:eqArr>
+                <m:eqArrPr>
+                  <m:ctrlPr>
+                    <w:rPr>
+                      <w:rFonts w:ascii="Cambria Math" w:eastAsiaTheme="minorEastAsia" w:hAnsi="Cambria Math" w:cs="Times New Roman"/>
+                      <w:i/>
+                      <w:sz w:val="28"/>
+                      <w:szCs w:val="28"/>
+                    </w:rPr>
+                  </m:ctrlPr>
+                </m:eqArrPr>
+                <m:e>
+                  <m:r>
+                    <w:rPr>
+                      <w:rFonts w:ascii="Cambria Math" w:hAnsi="Cambria Math" w:cs="Times New Roman"/>
+                      <w:sz w:val="28"/>
+                      <w:szCs w:val="28"/>
+                    </w:rPr>
+                    <m:t>0</m:t>
+                  </m:r>
+                  <m:r>
+                    <w:rPr>
+                      <w:rFonts w:ascii="Cambria Math" w:hAnsi="Cambria Math" w:cs="Times New Roman"/>
+                      <w:sz w:val="28"/>
+                      <w:szCs w:val="28"/>
+                    </w:rPr>
+                    <m:t>,  &amp;</m:t>
+                  </m:r>
+                  <m:r>
+                    <w:rPr>
+                      <w:rFonts w:ascii="Cambria Math" w:hAnsi="Cambria Math" w:cs="Times New Roman"/>
+                      <w:sz w:val="28"/>
+                      <w:szCs w:val="28"/>
+                    </w:rPr>
+                    <m:t>i=0</m:t>
+                  </m:r>
+                </m:e>
+                <m:e>
+                  <m:r>
+                    <w:rPr>
+                      <w:rFonts w:ascii="Cambria Math" w:hAnsi="Cambria Math" w:cs="Times New Roman"/>
+                      <w:sz w:val="28"/>
+                      <w:szCs w:val="28"/>
+                    </w:rPr>
+                    <m:t>-</m:t>
+                  </m:r>
+                  <m:f>
+                    <m:fPr>
+                      <m:ctrlPr>
+                        <w:rPr>
+                          <w:rFonts w:ascii="Cambria Math" w:hAnsi="Cambria Math" w:cs="Times New Roman"/>
+                          <w:i/>
+                          <w:sz w:val="28"/>
+                          <w:szCs w:val="28"/>
+                        </w:rPr>
+                      </m:ctrlPr>
+                    </m:fPr>
+                    <m:num>
+                      <m:r>
+                        <w:rPr>
+                          <w:rFonts w:ascii="Cambria Math" w:hAnsi="Cambria Math" w:cs="Times New Roman"/>
+                          <w:sz w:val="28"/>
+                          <w:szCs w:val="28"/>
+                        </w:rPr>
+                        <m:t>στ</m:t>
+                      </m:r>
+                    </m:num>
+                    <m:den>
+                      <m:sSup>
+                        <m:sSupPr>
+                          <m:ctrlPr>
+                            <w:rPr>
+                              <w:rFonts w:ascii="Cambria Math" w:hAnsi="Cambria Math" w:cs="Times New Roman"/>
+                              <w:i/>
+                              <w:sz w:val="28"/>
+                              <w:szCs w:val="28"/>
+                            </w:rPr>
+                          </m:ctrlPr>
+                        </m:sSupPr>
+                        <m:e>
+                          <m:r>
+                            <w:rPr>
+                              <w:rFonts w:ascii="Cambria Math" w:hAnsi="Cambria Math" w:cs="Times New Roman"/>
+                              <w:sz w:val="28"/>
+                              <w:szCs w:val="28"/>
+                            </w:rPr>
+                            <m:t>h</m:t>
+                          </m:r>
+                        </m:e>
+                        <m:sup>
+                          <m:r>
+                            <w:rPr>
+                              <w:rFonts w:ascii="Cambria Math" w:hAnsi="Cambria Math" w:cs="Times New Roman"/>
+                              <w:sz w:val="28"/>
+                              <w:szCs w:val="28"/>
+                            </w:rPr>
+                            <m:t>2</m:t>
+                          </m:r>
+                        </m:sup>
+                      </m:sSup>
+                    </m:den>
+                  </m:f>
+                  <m:r>
+                    <w:rPr>
+                      <w:rFonts w:ascii="Cambria Math" w:hAnsi="Cambria Math" w:cs="Times New Roman"/>
+                      <w:sz w:val="28"/>
+                      <w:szCs w:val="28"/>
+                    </w:rPr>
+                    <m:t>,  &amp;</m:t>
+                  </m:r>
+                  <m:r>
+                    <w:rPr>
+                      <w:rFonts w:ascii="Cambria Math" w:eastAsiaTheme="minorEastAsia" w:hAnsi="Cambria Math" w:cs="Times New Roman"/>
+                      <w:sz w:val="28"/>
+                      <w:szCs w:val="28"/>
+                    </w:rPr>
+                    <m:t>i=</m:t>
+                  </m:r>
+                  <m:acc>
+                    <m:accPr>
+                      <m:chr m:val="̅"/>
+                      <m:ctrlPr>
+                        <w:rPr>
+                          <w:rFonts w:ascii="Cambria Math" w:eastAsiaTheme="minorEastAsia" w:hAnsi="Cambria Math" w:cs="Times New Roman"/>
+                          <w:i/>
+                          <w:sz w:val="28"/>
+                          <w:szCs w:val="28"/>
+                        </w:rPr>
+                      </m:ctrlPr>
+                    </m:accPr>
+                    <m:e>
+                      <m:r>
+                        <w:rPr>
+                          <w:rFonts w:ascii="Cambria Math" w:eastAsiaTheme="minorEastAsia" w:hAnsi="Cambria Math" w:cs="Times New Roman"/>
+                          <w:sz w:val="28"/>
+                          <w:szCs w:val="28"/>
+                        </w:rPr>
+                        <m:t>1,n-3</m:t>
+                      </m:r>
+                    </m:e>
+                  </m:acc>
+                </m:e>
+              </m:eqArr>
+            </m:e>
+          </m:d>
+        </m:oMath>
+      </m:oMathPara>
+    </w:p>
+    <w:p>
+      <w:pPr>
+        <w:rPr>
+          <w:rFonts w:ascii="Times New Roman" w:eastAsiaTheme="minorEastAsia" w:hAnsi="Times New Roman" w:cs="Times New Roman"/>
+          <w:i/>
+          <w:sz w:val="28"/>
+          <w:szCs w:val="28"/>
+        </w:rPr>
+      </w:pPr>
+      <m:oMathPara>
+        <m:oMath>
+          <m:sSub>
+            <m:sSubPr>
+              <m:ctrlPr>
+                <w:rPr>
+                  <w:rFonts w:ascii="Cambria Math" w:hAnsi="Cambria Math" w:cs="Times New Roman"/>
+                  <w:i/>
+                  <w:sz w:val="28"/>
+                  <w:szCs w:val="28"/>
+                </w:rPr>
+              </m:ctrlPr>
+            </m:sSubPr>
+            <m:e>
+              <m:r>
+                <w:rPr>
+                  <w:rFonts w:ascii="Cambria Math" w:hAnsi="Cambria Math" w:cs="Times New Roman"/>
+                  <w:sz w:val="28"/>
+                  <w:szCs w:val="28"/>
+                </w:rPr>
+                <m:t>a</m:t>
+              </m:r>
+            </m:e>
+            <m:sub>
+              <m:r>
+                <w:rPr>
+                  <w:rFonts w:ascii="Cambria Math" w:hAnsi="Cambria Math" w:cs="Times New Roman"/>
+                  <w:sz w:val="28"/>
+                  <w:szCs w:val="28"/>
+                </w:rPr>
+                <m:t>i</m:t>
+              </m:r>
+            </m:sub>
+          </m:sSub>
+          <m:r>
+            <w:rPr>
+              <w:rFonts w:ascii="Cambria Math" w:hAnsi="Cambria Math" w:cs="Times New Roman"/>
+              <w:sz w:val="28"/>
+              <w:szCs w:val="28"/>
+            </w:rPr>
+            <m:t>=</m:t>
+          </m:r>
+          <m:d>
+            <m:dPr>
+              <m:begChr m:val="{"/>
+              <m:endChr m:val=""/>
+              <m:ctrlPr>
+                <w:rPr>
+                  <w:rFonts w:ascii="Cambria Math" w:eastAsiaTheme="minorEastAsia" w:hAnsi="Cambria Math" w:cs="Times New Roman"/>
+                  <w:i/>
+                  <w:sz w:val="28"/>
+                  <w:szCs w:val="28"/>
+                </w:rPr>
+              </m:ctrlPr>
+            </m:dPr>
+            <m:e>
+              <m:eqArr>
+                <m:eqArrPr>
+                  <m:ctrlPr>
+                    <w:rPr>
+                      <w:rFonts w:ascii="Cambria Math" w:eastAsiaTheme="minorEastAsia" w:hAnsi="Cambria Math" w:cs="Times New Roman"/>
+                      <w:i/>
+                      <w:sz w:val="28"/>
+                      <w:szCs w:val="28"/>
+                    </w:rPr>
+                  </m:ctrlPr>
+                </m:eqArrPr>
+                <m:e>
+                  <m:r>
+                    <w:rPr>
+                      <w:rFonts w:ascii="Cambria Math" w:hAnsi="Cambria Math" w:cs="Times New Roman"/>
+                      <w:sz w:val="28"/>
+                      <w:szCs w:val="28"/>
+                    </w:rPr>
+                    <m:t>-</m:t>
+                  </m:r>
+                  <m:f>
+                    <m:fPr>
+                      <m:ctrlPr>
+                        <w:rPr>
+                          <w:rFonts w:ascii="Cambria Math" w:hAnsi="Cambria Math" w:cs="Times New Roman"/>
+                          <w:i/>
+                          <w:sz w:val="28"/>
+                          <w:szCs w:val="28"/>
+                        </w:rPr>
+                      </m:ctrlPr>
+                    </m:fPr>
+                    <m:num>
+                      <m:r>
+                        <w:rPr>
+                          <w:rFonts w:ascii="Cambria Math" w:hAnsi="Cambria Math" w:cs="Times New Roman"/>
+                          <w:sz w:val="28"/>
+                          <w:szCs w:val="28"/>
+                        </w:rPr>
+                        <m:t>στ</m:t>
+                      </m:r>
+                    </m:num>
+                    <m:den>
+                      <m:sSup>
+                        <m:sSupPr>
+                          <m:ctrlPr>
+                            <w:rPr>
+                              <w:rFonts w:ascii="Cambria Math" w:hAnsi="Cambria Math" w:cs="Times New Roman"/>
+                              <w:i/>
+                              <w:sz w:val="28"/>
+                              <w:szCs w:val="28"/>
+                            </w:rPr>
+                          </m:ctrlPr>
+                        </m:sSupPr>
+                        <m:e>
+                          <m:r>
+                            <w:rPr>
+                              <w:rFonts w:ascii="Cambria Math" w:hAnsi="Cambria Math" w:cs="Times New Roman"/>
+                              <w:sz w:val="28"/>
+                              <w:szCs w:val="28"/>
+                            </w:rPr>
+                            <m:t>h</m:t>
+                          </m:r>
+                        </m:e>
+                        <m:sup>
+                          <m:r>
+                            <w:rPr>
+                              <w:rFonts w:ascii="Cambria Math" w:hAnsi="Cambria Math" w:cs="Times New Roman"/>
+                              <w:sz w:val="28"/>
+                              <w:szCs w:val="28"/>
+                            </w:rPr>
+                            <m:t>2</m:t>
+                          </m:r>
+                        </m:sup>
+                      </m:sSup>
+                    </m:den>
+                  </m:f>
+                  <m:r>
+                    <w:rPr>
+                      <w:rFonts w:ascii="Cambria Math" w:hAnsi="Cambria Math" w:cs="Times New Roman"/>
+                      <w:sz w:val="28"/>
+                      <w:szCs w:val="28"/>
+                    </w:rPr>
+                    <m:t>,  &amp;</m:t>
+                  </m:r>
+                  <m:r>
+                    <w:rPr>
+                      <w:rFonts w:ascii="Cambria Math" w:hAnsi="Cambria Math" w:cs="Times New Roman"/>
+                      <w:sz w:val="28"/>
+                      <w:szCs w:val="28"/>
+                    </w:rPr>
+                    <m:t>i=</m:t>
+                  </m:r>
+                  <m:acc>
+                    <m:accPr>
+                      <m:chr m:val="̅"/>
+                      <m:ctrlPr>
+                        <w:rPr>
+                          <w:rFonts w:ascii="Cambria Math" w:eastAsiaTheme="minorEastAsia" w:hAnsi="Cambria Math" w:cs="Times New Roman"/>
+                          <w:i/>
+                          <w:sz w:val="28"/>
+                          <w:szCs w:val="28"/>
+                        </w:rPr>
+                      </m:ctrlPr>
+                    </m:accPr>
+                    <m:e>
+                      <m:r>
+                        <w:rPr>
+                          <w:rFonts w:ascii="Cambria Math" w:eastAsiaTheme="minorEastAsia" w:hAnsi="Cambria Math" w:cs="Times New Roman"/>
+                          <w:sz w:val="28"/>
+                          <w:szCs w:val="28"/>
+                        </w:rPr>
+                        <m:t>0</m:t>
+                      </m:r>
+                      <m:r>
+                        <w:rPr>
+                          <w:rFonts w:ascii="Cambria Math" w:eastAsiaTheme="minorEastAsia" w:hAnsi="Cambria Math" w:cs="Times New Roman"/>
+                          <w:sz w:val="28"/>
+                          <w:szCs w:val="28"/>
+                        </w:rPr>
+                        <m:t>,n-</m:t>
+                      </m:r>
+                      <m:r>
+                        <w:rPr>
+                          <w:rFonts w:ascii="Cambria Math" w:eastAsiaTheme="minorEastAsia" w:hAnsi="Cambria Math" w:cs="Times New Roman"/>
+                          <w:sz w:val="28"/>
+                          <w:szCs w:val="28"/>
+                        </w:rPr>
+                        <m:t>4</m:t>
+                      </m:r>
+                    </m:e>
+                  </m:acc>
+                </m:e>
+                <m:e>
+                  <m:r>
+                    <w:rPr>
+                      <w:rFonts w:ascii="Cambria Math" w:eastAsiaTheme="minorEastAsia" w:hAnsi="Cambria Math" w:cs="Times New Roman"/>
+                      <w:sz w:val="28"/>
+                      <w:szCs w:val="28"/>
+                    </w:rPr>
+                    <m:t>0</m:t>
+                  </m:r>
+                  <m:r>
+                    <w:rPr>
+                      <w:rFonts w:ascii="Cambria Math" w:hAnsi="Cambria Math" w:cs="Times New Roman"/>
+                      <w:sz w:val="28"/>
+                      <w:szCs w:val="28"/>
+                    </w:rPr>
+                    <m:t>,  &amp;</m:t>
+                  </m:r>
+                  <m:r>
+                    <w:rPr>
+                      <w:rFonts w:ascii="Cambria Math" w:eastAsiaTheme="minorEastAsia" w:hAnsi="Cambria Math" w:cs="Times New Roman"/>
+                      <w:sz w:val="28"/>
+                      <w:szCs w:val="28"/>
+                    </w:rPr>
+                    <m:t>i=</m:t>
+                  </m:r>
+                  <m:r>
+                    <w:rPr>
+                      <w:rFonts w:ascii="Cambria Math" w:eastAsiaTheme="minorEastAsia" w:hAnsi="Cambria Math" w:cs="Times New Roman"/>
+                      <w:sz w:val="28"/>
+                      <w:szCs w:val="28"/>
+                    </w:rPr>
+                    <m:t>n-3</m:t>
+                  </m:r>
+                </m:e>
+              </m:eqArr>
+            </m:e>
+          </m:d>
+        </m:oMath>
+      </m:oMathPara>
+    </w:p>
+    <w:p>
+      <w:pPr>
+        <w:rPr>
+          <w:rFonts w:ascii="Times New Roman" w:eastAsiaTheme="minorEastAsia" w:hAnsi="Times New Roman" w:cs="Times New Roman"/>
+          <w:i/>
+          <w:sz w:val="28"/>
+          <w:szCs w:val="28"/>
+        </w:rPr>
+      </w:pPr>
+      <m:oMathPara>
+        <m:oMath>
+          <m:sSubSup>
+            <m:sSubSupPr>
+              <m:ctrlPr>
+                <w:rPr>
+                  <w:rFonts w:ascii="Cambria Math" w:eastAsiaTheme="minorEastAsia" w:hAnsi="Cambria Math" w:cs="Times New Roman"/>
+                  <w:i/>
+                  <w:sz w:val="28"/>
+                  <w:szCs w:val="28"/>
+                </w:rPr>
+              </m:ctrlPr>
+            </m:sSubSupPr>
+            <m:e>
+              <m:r>
+                <w:rPr>
+                  <w:rFonts w:ascii="Cambria Math" w:eastAsiaTheme="minorEastAsia" w:hAnsi="Cambria Math" w:cs="Times New Roman"/>
+                  <w:sz w:val="28"/>
+                  <w:szCs w:val="28"/>
+                </w:rPr>
+                <m:t>d</m:t>
+              </m:r>
+            </m:e>
+            <m:sub>
+              <m:r>
+                <w:rPr>
+                  <w:rFonts w:ascii="Cambria Math" w:eastAsiaTheme="minorEastAsia" w:hAnsi="Cambria Math" w:cs="Times New Roman"/>
+                  <w:sz w:val="28"/>
+                  <w:szCs w:val="28"/>
+                </w:rPr>
+                <m:t>i</m:t>
+              </m:r>
+            </m:sub>
+            <m:sup>
+              <m:r>
+                <w:rPr>
+                  <w:rFonts w:ascii="Cambria Math" w:eastAsiaTheme="minorEastAsia" w:hAnsi="Cambria Math" w:cs="Times New Roman"/>
+                  <w:sz w:val="28"/>
+                  <w:szCs w:val="28"/>
+                </w:rPr>
+                <m:t>j</m:t>
+              </m:r>
+            </m:sup>
+          </m:sSubSup>
+          <m:r>
+            <w:rPr>
+              <w:rFonts w:ascii="Cambria Math" w:eastAsiaTheme="minorEastAsia" w:hAnsi="Cambria Math" w:cs="Times New Roman"/>
+              <w:sz w:val="28"/>
+              <w:szCs w:val="28"/>
+            </w:rPr>
+            <m:t>=</m:t>
+          </m:r>
+          <m:sSubSup>
+            <m:sSubSupPr>
+              <m:ctrlPr>
+                <w:rPr>
+                  <w:rFonts w:ascii="Cambria Math" w:eastAsiaTheme="minorEastAsia" w:hAnsi="Cambria Math" w:cs="Times New Roman"/>
+                  <w:i/>
+                  <w:sz w:val="28"/>
+                  <w:szCs w:val="28"/>
+                </w:rPr>
+              </m:ctrlPr>
+            </m:sSubSupPr>
+            <m:e>
+              <m:r>
+                <w:rPr>
+                  <w:rFonts w:ascii="Cambria Math" w:eastAsiaTheme="minorEastAsia" w:hAnsi="Cambria Math" w:cs="Times New Roman"/>
+                  <w:sz w:val="28"/>
+                  <w:szCs w:val="28"/>
+                </w:rPr>
+                <m:t>y</m:t>
+              </m:r>
+            </m:e>
+            <m:sub>
+              <m:r>
+                <w:rPr>
+                  <w:rFonts w:ascii="Cambria Math" w:eastAsiaTheme="minorEastAsia" w:hAnsi="Cambria Math" w:cs="Times New Roman"/>
+                  <w:sz w:val="28"/>
+                  <w:szCs w:val="28"/>
+                </w:rPr>
+                <m:t>i</m:t>
+              </m:r>
+            </m:sub>
+            <m:sup>
+              <m:r>
+                <w:rPr>
+                  <w:rFonts w:ascii="Cambria Math" w:eastAsiaTheme="minorEastAsia" w:hAnsi="Cambria Math" w:cs="Times New Roman"/>
+                  <w:sz w:val="28"/>
+                  <w:szCs w:val="28"/>
+                </w:rPr>
+                <m:t>j</m:t>
+              </m:r>
+            </m:sup>
+          </m:sSubSup>
+          <m:r>
+            <w:rPr>
+              <w:rFonts w:ascii="Cambria Math" w:eastAsiaTheme="minorEastAsia" w:hAnsi="Cambria Math" w:cs="Times New Roman"/>
+              <w:sz w:val="28"/>
+              <w:szCs w:val="28"/>
+            </w:rPr>
+            <m:t>+τ</m:t>
+          </m:r>
+          <m:d>
+            <m:dPr>
+              <m:ctrlPr>
+                <w:rPr>
+                  <w:rFonts w:ascii="Cambria Math" w:eastAsiaTheme="minorEastAsia" w:hAnsi="Cambria Math" w:cs="Times New Roman"/>
+                  <w:i/>
+                  <w:sz w:val="28"/>
+                  <w:szCs w:val="28"/>
+                </w:rPr>
+              </m:ctrlPr>
+            </m:dPr>
+            <m:e>
+              <m:d>
+                <m:dPr>
+                  <m:ctrlPr>
+                    <w:rPr>
+                      <w:rFonts w:ascii="Cambria Math" w:eastAsiaTheme="minorEastAsia" w:hAnsi="Cambria Math" w:cs="Times New Roman"/>
+                      <w:i/>
+                      <w:sz w:val="28"/>
+                      <w:szCs w:val="28"/>
+                    </w:rPr>
+                  </m:ctrlPr>
+                </m:dPr>
+                <m:e>
+                  <m:r>
+                    <w:rPr>
+                      <w:rFonts w:ascii="Cambria Math" w:eastAsiaTheme="minorEastAsia" w:hAnsi="Cambria Math" w:cs="Times New Roman"/>
+                      <w:sz w:val="28"/>
+                      <w:szCs w:val="28"/>
+                    </w:rPr>
+                    <m:t>1-σ</m:t>
+                  </m:r>
+                </m:e>
+              </m:d>
+              <m:f>
+                <m:fPr>
+                  <m:ctrlPr>
+                    <w:rPr>
+                      <w:rFonts w:ascii="Cambria Math" w:eastAsiaTheme="minorEastAsia" w:hAnsi="Cambria Math" w:cs="Times New Roman"/>
+                      <w:i/>
+                      <w:sz w:val="28"/>
+                      <w:szCs w:val="28"/>
+                    </w:rPr>
+                  </m:ctrlPr>
+                </m:fPr>
+                <m:num>
+                  <m:sSubSup>
+                    <m:sSubSupPr>
+                      <m:ctrlPr>
+                        <w:rPr>
+                          <w:rFonts w:ascii="Cambria Math" w:eastAsiaTheme="minorEastAsia" w:hAnsi="Cambria Math" w:cs="Times New Roman"/>
+                          <w:i/>
+                          <w:sz w:val="28"/>
+                          <w:szCs w:val="28"/>
+                        </w:rPr>
+                      </m:ctrlPr>
+                    </m:sSubSupPr>
+                    <m:e>
+                      <m:r>
+                        <w:rPr>
+                          <w:rFonts w:ascii="Cambria Math" w:eastAsiaTheme="minorEastAsia" w:hAnsi="Cambria Math" w:cs="Times New Roman"/>
+                          <w:sz w:val="28"/>
+                          <w:szCs w:val="28"/>
+                        </w:rPr>
+                        <m:t>y</m:t>
+                      </m:r>
+                    </m:e>
+                    <m:sub>
+                      <m:r>
+                        <w:rPr>
+                          <w:rFonts w:ascii="Cambria Math" w:eastAsiaTheme="minorEastAsia" w:hAnsi="Cambria Math" w:cs="Times New Roman"/>
+                          <w:sz w:val="28"/>
+                          <w:szCs w:val="28"/>
+                        </w:rPr>
+                        <m:t>i-1</m:t>
+                      </m:r>
+                    </m:sub>
+                    <m:sup>
+                      <m:r>
+                        <w:rPr>
+                          <w:rFonts w:ascii="Cambria Math" w:eastAsiaTheme="minorEastAsia" w:hAnsi="Cambria Math" w:cs="Times New Roman"/>
+                          <w:sz w:val="28"/>
+                          <w:szCs w:val="28"/>
+                        </w:rPr>
+                        <m:t>j</m:t>
+                      </m:r>
+                    </m:sup>
+                  </m:sSubSup>
+                  <m:r>
+                    <w:rPr>
+                      <w:rFonts w:ascii="Cambria Math" w:eastAsiaTheme="minorEastAsia" w:hAnsi="Cambria Math" w:cs="Times New Roman"/>
+                      <w:sz w:val="28"/>
+                      <w:szCs w:val="28"/>
+                    </w:rPr>
+                    <m:t>-2</m:t>
+                  </m:r>
+                  <m:sSubSup>
+                    <m:sSubSupPr>
+                      <m:ctrlPr>
+                        <w:rPr>
+                          <w:rFonts w:ascii="Cambria Math" w:eastAsiaTheme="minorEastAsia" w:hAnsi="Cambria Math" w:cs="Times New Roman"/>
+                          <w:i/>
+                          <w:sz w:val="28"/>
+                          <w:szCs w:val="28"/>
+                        </w:rPr>
+                      </m:ctrlPr>
+                    </m:sSubSupPr>
+                    <m:e>
+                      <m:r>
+                        <w:rPr>
+                          <w:rFonts w:ascii="Cambria Math" w:eastAsiaTheme="minorEastAsia" w:hAnsi="Cambria Math" w:cs="Times New Roman"/>
+                          <w:sz w:val="28"/>
+                          <w:szCs w:val="28"/>
+                        </w:rPr>
+                        <m:t>y</m:t>
+                      </m:r>
+                    </m:e>
+                    <m:sub>
+                      <m:r>
+                        <w:rPr>
+                          <w:rFonts w:ascii="Cambria Math" w:eastAsiaTheme="minorEastAsia" w:hAnsi="Cambria Math" w:cs="Times New Roman"/>
+                          <w:sz w:val="28"/>
+                          <w:szCs w:val="28"/>
+                        </w:rPr>
+                        <m:t>i</m:t>
+                      </m:r>
+                    </m:sub>
+                    <m:sup>
+                      <m:r>
+                        <w:rPr>
+                          <w:rFonts w:ascii="Cambria Math" w:eastAsiaTheme="minorEastAsia" w:hAnsi="Cambria Math" w:cs="Times New Roman"/>
+                          <w:sz w:val="28"/>
+                          <w:szCs w:val="28"/>
+                        </w:rPr>
+                        <m:t>j</m:t>
+                      </m:r>
+                    </m:sup>
+                  </m:sSubSup>
+                  <m:r>
+                    <w:rPr>
+                      <w:rFonts w:ascii="Cambria Math" w:eastAsiaTheme="minorEastAsia" w:hAnsi="Cambria Math" w:cs="Times New Roman"/>
+                      <w:sz w:val="28"/>
+                      <w:szCs w:val="28"/>
+                    </w:rPr>
+                    <m:t>+</m:t>
+                  </m:r>
+                  <m:sSubSup>
+                    <m:sSubSupPr>
+                      <m:ctrlPr>
+                        <w:rPr>
+                          <w:rFonts w:ascii="Cambria Math" w:eastAsiaTheme="minorEastAsia" w:hAnsi="Cambria Math" w:cs="Times New Roman"/>
+                          <w:i/>
+                          <w:sz w:val="28"/>
+                          <w:szCs w:val="28"/>
+                        </w:rPr>
+                      </m:ctrlPr>
+                    </m:sSubSupPr>
+                    <m:e>
+                      <m:r>
+                        <w:rPr>
+                          <w:rFonts w:ascii="Cambria Math" w:eastAsiaTheme="minorEastAsia" w:hAnsi="Cambria Math" w:cs="Times New Roman"/>
+                          <w:sz w:val="28"/>
+                          <w:szCs w:val="28"/>
+                        </w:rPr>
+                        <m:t>y</m:t>
+                      </m:r>
+                    </m:e>
+                    <m:sub>
+                      <m:r>
+                        <w:rPr>
+                          <w:rFonts w:ascii="Cambria Math" w:eastAsiaTheme="minorEastAsia" w:hAnsi="Cambria Math" w:cs="Times New Roman"/>
+                          <w:sz w:val="28"/>
+                          <w:szCs w:val="28"/>
+                        </w:rPr>
+                        <m:t>i+1</m:t>
+                      </m:r>
+                    </m:sub>
+                    <m:sup>
+                      <m:r>
+                        <w:rPr>
+                          <w:rFonts w:ascii="Cambria Math" w:eastAsiaTheme="minorEastAsia" w:hAnsi="Cambria Math" w:cs="Times New Roman"/>
+                          <w:sz w:val="28"/>
+                          <w:szCs w:val="28"/>
+                        </w:rPr>
+                        <m:t>j</m:t>
+                      </m:r>
+                    </m:sup>
+                  </m:sSubSup>
+                </m:num>
+                <m:den>
+                  <m:sSup>
+                    <m:sSupPr>
+                      <m:ctrlPr>
+                        <w:rPr>
+                          <w:rFonts w:ascii="Cambria Math" w:eastAsiaTheme="minorEastAsia" w:hAnsi="Cambria Math" w:cs="Times New Roman"/>
+                          <w:i/>
+                          <w:sz w:val="28"/>
+                          <w:szCs w:val="28"/>
+                        </w:rPr>
+                      </m:ctrlPr>
+                    </m:sSupPr>
+                    <m:e>
+                      <m:r>
+                        <w:rPr>
+                          <w:rFonts w:ascii="Cambria Math" w:eastAsiaTheme="minorEastAsia" w:hAnsi="Cambria Math" w:cs="Times New Roman"/>
+                          <w:sz w:val="28"/>
+                          <w:szCs w:val="28"/>
+                        </w:rPr>
+                        <m:t>h</m:t>
+                      </m:r>
+                    </m:e>
+                    <m:sup>
+                      <m:r>
+                        <w:rPr>
+                          <w:rFonts w:ascii="Cambria Math" w:eastAsiaTheme="minorEastAsia" w:hAnsi="Cambria Math" w:cs="Times New Roman"/>
+                          <w:sz w:val="28"/>
+                          <w:szCs w:val="28"/>
+                        </w:rPr>
+                        <m:t>2</m:t>
+                      </m:r>
+                    </m:sup>
+                  </m:sSup>
+                </m:den>
+              </m:f>
+              <m:r>
+                <w:rPr>
+                  <w:rFonts w:ascii="Cambria Math" w:eastAsiaTheme="minorEastAsia" w:hAnsi="Cambria Math" w:cs="Times New Roman"/>
+                  <w:sz w:val="28"/>
+                  <w:szCs w:val="28"/>
+                </w:rPr>
+                <m:t>+f</m:t>
+              </m:r>
+              <m:d>
+                <m:dPr>
+                  <m:ctrlPr>
+                    <w:rPr>
+                      <w:rFonts w:ascii="Cambria Math" w:eastAsiaTheme="minorEastAsia" w:hAnsi="Cambria Math" w:cs="Times New Roman"/>
+                      <w:i/>
+                      <w:sz w:val="28"/>
+                      <w:szCs w:val="28"/>
+                    </w:rPr>
+                  </m:ctrlPr>
+                </m:dPr>
+                <m:e>
+                  <m:sSub>
+                    <m:sSubPr>
+                      <m:ctrlPr>
+                        <w:rPr>
+                          <w:rFonts w:ascii="Cambria Math" w:eastAsiaTheme="minorEastAsia" w:hAnsi="Cambria Math" w:cs="Times New Roman"/>
+                          <w:i/>
+                          <w:sz w:val="28"/>
+                          <w:szCs w:val="28"/>
+                        </w:rPr>
+                      </m:ctrlPr>
+                    </m:sSubPr>
+                    <m:e>
+                      <m:r>
+                        <w:rPr>
+                          <w:rFonts w:ascii="Cambria Math" w:eastAsiaTheme="minorEastAsia" w:hAnsi="Cambria Math" w:cs="Times New Roman"/>
+                          <w:sz w:val="28"/>
+                          <w:szCs w:val="28"/>
+                        </w:rPr>
+                        <m:t>x</m:t>
+                      </m:r>
+                    </m:e>
+                    <m:sub>
+                      <m:r>
+                        <w:rPr>
+                          <w:rFonts w:ascii="Cambria Math" w:eastAsiaTheme="minorEastAsia" w:hAnsi="Cambria Math" w:cs="Times New Roman"/>
+                          <w:sz w:val="28"/>
+                          <w:szCs w:val="28"/>
+                        </w:rPr>
+                        <m:t>i</m:t>
+                      </m:r>
+                    </m:sub>
+                  </m:sSub>
+                  <m:r>
+                    <w:rPr>
+                      <w:rFonts w:ascii="Cambria Math" w:eastAsiaTheme="minorEastAsia" w:hAnsi="Cambria Math" w:cs="Times New Roman"/>
+                      <w:sz w:val="28"/>
+                      <w:szCs w:val="28"/>
+                    </w:rPr>
+                    <m:t>,</m:t>
+                  </m:r>
+                  <m:sSub>
+                    <m:sSubPr>
+                      <m:ctrlPr>
+                        <w:rPr>
+                          <w:rFonts w:ascii="Cambria Math" w:eastAsiaTheme="minorEastAsia" w:hAnsi="Cambria Math" w:cs="Times New Roman"/>
+                          <w:i/>
+                          <w:sz w:val="28"/>
+                          <w:szCs w:val="28"/>
+                        </w:rPr>
+                      </m:ctrlPr>
+                    </m:sSubPr>
+                    <m:e>
+                      <m:r>
+                        <w:rPr>
+                          <w:rFonts w:ascii="Cambria Math" w:eastAsiaTheme="minorEastAsia" w:hAnsi="Cambria Math" w:cs="Times New Roman"/>
+                          <w:sz w:val="28"/>
+                          <w:szCs w:val="28"/>
+                        </w:rPr>
+                        <m:t>t</m:t>
+                      </m:r>
+                    </m:e>
+                    <m:sub>
+                      <m:r>
+                        <w:rPr>
+                          <w:rFonts w:ascii="Cambria Math" w:eastAsiaTheme="minorEastAsia" w:hAnsi="Cambria Math" w:cs="Times New Roman"/>
+                          <w:sz w:val="28"/>
+                          <w:szCs w:val="28"/>
+                        </w:rPr>
+                        <m:t>j</m:t>
+                      </m:r>
+                    </m:sub>
+                  </m:sSub>
+                  <m:d>
+                    <m:dPr>
+                      <m:ctrlPr>
+                        <w:rPr>
+                          <w:rFonts w:ascii="Cambria Math" w:eastAsiaTheme="minorEastAsia" w:hAnsi="Cambria Math" w:cs="Times New Roman"/>
+                          <w:i/>
+                          <w:sz w:val="28"/>
+                          <w:szCs w:val="28"/>
+                        </w:rPr>
+                      </m:ctrlPr>
+                    </m:dPr>
+                    <m:e>
+                      <m:r>
+                        <w:rPr>
+                          <w:rFonts w:ascii="Cambria Math" w:eastAsiaTheme="minorEastAsia" w:hAnsi="Cambria Math" w:cs="Times New Roman"/>
+                          <w:sz w:val="28"/>
+                          <w:szCs w:val="28"/>
+                        </w:rPr>
+                        <m:t>σ</m:t>
+                      </m:r>
+                    </m:e>
+                  </m:d>
+                </m:e>
+              </m:d>
+            </m:e>
+          </m:d>
+        </m:oMath>
+      </m:oMathPara>
+    </w:p>
+    <w:p>
+      <w:pPr>
+        <w:rPr>
+          <w:rFonts w:ascii="Times New Roman" w:eastAsiaTheme="minorEastAsia" w:hAnsi="Times New Roman" w:cs="Times New Roman"/>
+          <w:i/>
+          <w:sz w:val="28"/>
+          <w:szCs w:val="28"/>
+        </w:rPr>
+      </w:pPr>
+      <m:oMathPara>
+        <m:oMath>
+          <m:sSub>
+            <m:sSubPr>
+              <m:ctrlPr>
+                <w:rPr>
+                  <w:rFonts w:ascii="Cambria Math" w:eastAsiaTheme="minorEastAsia" w:hAnsi="Cambria Math" w:cs="Times New Roman"/>
+                  <w:i/>
+                  <w:sz w:val="28"/>
+                  <w:szCs w:val="28"/>
+                </w:rPr>
+              </m:ctrlPr>
+            </m:sSubPr>
+            <m:e>
+              <m:r>
+                <w:rPr>
+                  <w:rFonts w:ascii="Cambria Math" w:eastAsiaTheme="minorEastAsia" w:hAnsi="Cambria Math" w:cs="Times New Roman"/>
+                  <w:sz w:val="28"/>
+                  <w:szCs w:val="28"/>
+                </w:rPr>
+                <m:t>t</m:t>
+              </m:r>
+            </m:e>
+            <m:sub>
+              <m:r>
+                <w:rPr>
+                  <w:rFonts w:ascii="Cambria Math" w:eastAsiaTheme="minorEastAsia" w:hAnsi="Cambria Math" w:cs="Times New Roman"/>
+                  <w:sz w:val="28"/>
+                  <w:szCs w:val="28"/>
+                </w:rPr>
+                <m:t>j</m:t>
+              </m:r>
+            </m:sub>
+          </m:sSub>
+          <m:d>
+            <m:dPr>
+              <m:ctrlPr>
+                <w:rPr>
+                  <w:rFonts w:ascii="Cambria Math" w:eastAsiaTheme="minorEastAsia" w:hAnsi="Cambria Math" w:cs="Times New Roman"/>
+                  <w:i/>
+                  <w:sz w:val="28"/>
+                  <w:szCs w:val="28"/>
+                </w:rPr>
+              </m:ctrlPr>
+            </m:dPr>
+            <m:e>
+              <m:r>
+                <w:rPr>
+                  <w:rFonts w:ascii="Cambria Math" w:eastAsiaTheme="minorEastAsia" w:hAnsi="Cambria Math" w:cs="Times New Roman"/>
+                  <w:sz w:val="28"/>
+                  <w:szCs w:val="28"/>
+                </w:rPr>
+                <m:t>σ</m:t>
+              </m:r>
+            </m:e>
+          </m:d>
+          <m:r>
+            <w:rPr>
+              <w:rFonts w:ascii="Cambria Math" w:hAnsi="Cambria Math" w:cs="Times New Roman"/>
+              <w:sz w:val="28"/>
+              <w:szCs w:val="28"/>
+            </w:rPr>
+            <m:t>=</m:t>
+          </m:r>
+          <m:d>
+            <m:dPr>
+              <m:begChr m:val="{"/>
+              <m:endChr m:val=""/>
+              <m:ctrlPr>
+                <w:rPr>
+                  <w:rFonts w:ascii="Cambria Math" w:eastAsiaTheme="minorEastAsia" w:hAnsi="Cambria Math" w:cs="Times New Roman"/>
+                  <w:i/>
+                  <w:sz w:val="28"/>
+                  <w:szCs w:val="28"/>
+                </w:rPr>
+              </m:ctrlPr>
+            </m:dPr>
+            <m:e>
+              <m:eqArr>
+                <m:eqArrPr>
+                  <m:ctrlPr>
+                    <w:rPr>
+                      <w:rFonts w:ascii="Cambria Math" w:eastAsiaTheme="minorEastAsia" w:hAnsi="Cambria Math" w:cs="Times New Roman"/>
+                      <w:i/>
+                      <w:sz w:val="28"/>
+                      <w:szCs w:val="28"/>
+                    </w:rPr>
+                  </m:ctrlPr>
+                </m:eqArrPr>
+                <m:e>
+                  <m:sSub>
+                    <m:sSubPr>
+                      <m:ctrlPr>
+                        <w:rPr>
+                          <w:rFonts w:ascii="Cambria Math" w:hAnsi="Cambria Math" w:cs="Times New Roman"/>
+                          <w:i/>
+                          <w:sz w:val="28"/>
+                          <w:szCs w:val="28"/>
+                        </w:rPr>
+                      </m:ctrlPr>
+                    </m:sSubPr>
+                    <m:e>
+                      <m:r>
+                        <w:rPr>
+                          <w:rFonts w:ascii="Cambria Math" w:hAnsi="Cambria Math" w:cs="Times New Roman"/>
+                          <w:sz w:val="28"/>
+                          <w:szCs w:val="28"/>
+                        </w:rPr>
+                        <m:t>t</m:t>
+                      </m:r>
+                    </m:e>
+                    <m:sub>
+                      <m:r>
+                        <w:rPr>
+                          <w:rFonts w:ascii="Cambria Math" w:hAnsi="Cambria Math" w:cs="Times New Roman"/>
+                          <w:sz w:val="28"/>
+                          <w:szCs w:val="28"/>
+                        </w:rPr>
+                        <m:t>j</m:t>
+                      </m:r>
+                    </m:sub>
+                  </m:sSub>
+                  <m:r>
+                    <w:rPr>
+                      <w:rFonts w:ascii="Cambria Math" w:hAnsi="Cambria Math" w:cs="Times New Roman"/>
+                      <w:sz w:val="28"/>
+                      <w:szCs w:val="28"/>
+                    </w:rPr>
+                    <m:t>+</m:t>
+                  </m:r>
+                  <m:f>
+                    <m:fPr>
+                      <m:ctrlPr>
+                        <w:rPr>
+                          <w:rFonts w:ascii="Cambria Math" w:hAnsi="Cambria Math" w:cs="Times New Roman"/>
+                          <w:i/>
+                          <w:sz w:val="28"/>
+                          <w:szCs w:val="28"/>
+                        </w:rPr>
+                      </m:ctrlPr>
+                    </m:fPr>
+                    <m:num>
+                      <m:r>
+                        <w:rPr>
+                          <w:rFonts w:ascii="Cambria Math" w:hAnsi="Cambria Math" w:cs="Times New Roman"/>
+                          <w:sz w:val="28"/>
+                          <w:szCs w:val="28"/>
+                        </w:rPr>
+                        <m:t>τ</m:t>
+                      </m:r>
+                    </m:num>
+                    <m:den>
+                      <m:r>
+                        <w:rPr>
+                          <w:rFonts w:ascii="Cambria Math" w:hAnsi="Cambria Math" w:cs="Times New Roman"/>
+                          <w:sz w:val="28"/>
+                          <w:szCs w:val="28"/>
+                        </w:rPr>
+                        <m:t>2</m:t>
+                      </m:r>
+                    </m:den>
+                  </m:f>
+                  <m:r>
+                    <w:rPr>
+                      <w:rFonts w:ascii="Cambria Math" w:hAnsi="Cambria Math" w:cs="Times New Roman"/>
+                      <w:sz w:val="28"/>
+                      <w:szCs w:val="28"/>
+                    </w:rPr>
+                    <m:t>,  &amp;</m:t>
+                  </m:r>
+                  <m:r>
+                    <w:rPr>
+                      <w:rFonts w:ascii="Cambria Math" w:hAnsi="Cambria Math" w:cs="Times New Roman"/>
+                      <w:sz w:val="28"/>
+                      <w:szCs w:val="28"/>
+                    </w:rPr>
+                    <m:t>σ=</m:t>
+                  </m:r>
+                  <m:f>
+                    <m:fPr>
+                      <m:ctrlPr>
+                        <w:rPr>
+                          <w:rFonts w:ascii="Cambria Math" w:hAnsi="Cambria Math" w:cs="Times New Roman"/>
+                          <w:i/>
+                          <w:sz w:val="28"/>
+                          <w:szCs w:val="28"/>
+                        </w:rPr>
+                      </m:ctrlPr>
+                    </m:fPr>
+                    <m:num>
+                      <m:r>
+                        <w:rPr>
+                          <w:rFonts w:ascii="Cambria Math" w:hAnsi="Cambria Math" w:cs="Times New Roman"/>
+                          <w:sz w:val="28"/>
+                          <w:szCs w:val="28"/>
+                        </w:rPr>
+                        <m:t>1</m:t>
+                      </m:r>
+                    </m:num>
+                    <m:den>
+                      <m:r>
+                        <w:rPr>
+                          <w:rFonts w:ascii="Cambria Math" w:hAnsi="Cambria Math" w:cs="Times New Roman"/>
+                          <w:sz w:val="28"/>
+                          <w:szCs w:val="28"/>
+                        </w:rPr>
+                        <m:t>2</m:t>
+                      </m:r>
+                    </m:den>
+                  </m:f>
+                </m:e>
+                <m:e>
+                  <m:m>
+                    <m:mPr>
+                      <m:mcs>
+                        <m:mc>
+                          <m:mcPr>
+                            <m:count m:val="1"/>
+                            <m:mcJc m:val="center"/>
+                          </m:mcPr>
+                        </m:mc>
+                      </m:mcs>
+                      <m:ctrlPr>
+                        <w:rPr>
+                          <w:rFonts w:ascii="Cambria Math" w:eastAsiaTheme="minorEastAsia" w:hAnsi="Cambria Math" w:cs="Times New Roman"/>
+                          <w:i/>
+                          <w:sz w:val="28"/>
+                          <w:szCs w:val="28"/>
+                        </w:rPr>
+                      </m:ctrlPr>
+                    </m:mPr>
+                    <m:mr>
+                      <m:e>
+                        <m:sSub>
+                          <m:sSubPr>
+                            <m:ctrlPr>
+                              <w:rPr>
+                                <w:rFonts w:ascii="Cambria Math" w:hAnsi="Cambria Math" w:cs="Times New Roman"/>
+                                <w:i/>
+                                <w:sz w:val="28"/>
+                                <w:szCs w:val="28"/>
+                              </w:rPr>
+                            </m:ctrlPr>
+                          </m:sSubPr>
+                          <m:e>
+                            <m:r>
+                              <w:rPr>
+                                <w:rFonts w:ascii="Cambria Math" w:hAnsi="Cambria Math" w:cs="Times New Roman"/>
+                                <w:sz w:val="28"/>
+                                <w:szCs w:val="28"/>
+                              </w:rPr>
+                              <m:t>t</m:t>
+                            </m:r>
+                          </m:e>
+                          <m:sub>
+                            <m:r>
+                              <w:rPr>
+                                <w:rFonts w:ascii="Cambria Math" w:hAnsi="Cambria Math" w:cs="Times New Roman"/>
+                                <w:sz w:val="28"/>
+                                <w:szCs w:val="28"/>
+                              </w:rPr>
+                              <m:t>j+1</m:t>
+                            </m:r>
+                          </m:sub>
+                        </m:sSub>
+                        <m:r>
+                          <w:rPr>
+                            <w:rFonts w:ascii="Cambria Math" w:hAnsi="Cambria Math" w:cs="Times New Roman"/>
+                            <w:sz w:val="28"/>
+                            <w:szCs w:val="28"/>
+                          </w:rPr>
+                          <m:t xml:space="preserve">,  </m:t>
+                        </m:r>
+                        <m:r>
+                          <w:rPr>
+                            <w:rFonts w:ascii="Cambria Math" w:hAnsi="Cambria Math" w:cs="Times New Roman"/>
+                            <w:sz w:val="28"/>
+                            <w:szCs w:val="28"/>
+                          </w:rPr>
+                          <m:t>σ=1</m:t>
+                        </m:r>
+                      </m:e>
+                    </m:mr>
+                    <m:mr>
+                      <m:e>
+                        <m:sSub>
+                          <m:sSubPr>
+                            <m:ctrlPr>
+                              <w:rPr>
+                                <w:rFonts w:ascii="Cambria Math" w:hAnsi="Cambria Math" w:cs="Times New Roman"/>
+                                <w:i/>
+                                <w:sz w:val="28"/>
+                                <w:szCs w:val="28"/>
+                              </w:rPr>
+                            </m:ctrlPr>
+                          </m:sSubPr>
+                          <m:e>
+                            <m:r>
+                              <w:rPr>
+                                <w:rFonts w:ascii="Cambria Math" w:hAnsi="Cambria Math" w:cs="Times New Roman"/>
+                                <w:sz w:val="28"/>
+                                <w:szCs w:val="28"/>
+                              </w:rPr>
+                              <m:t>t</m:t>
+                            </m:r>
+                          </m:e>
+                          <m:sub>
+                            <m:r>
+                              <w:rPr>
+                                <w:rFonts w:ascii="Cambria Math" w:hAnsi="Cambria Math" w:cs="Times New Roman"/>
+                                <w:sz w:val="28"/>
+                                <w:szCs w:val="28"/>
+                              </w:rPr>
+                              <m:t>j</m:t>
+                            </m:r>
+                          </m:sub>
+                        </m:sSub>
+                        <m:r>
+                          <w:rPr>
+                            <w:rFonts w:ascii="Cambria Math" w:hAnsi="Cambria Math" w:cs="Times New Roman"/>
+                            <w:sz w:val="28"/>
+                            <w:szCs w:val="28"/>
+                          </w:rPr>
+                          <m:t xml:space="preserve">,  </m:t>
+                        </m:r>
+                        <m:r>
+                          <w:rPr>
+                            <w:rFonts w:ascii="Cambria Math" w:hAnsi="Cambria Math" w:cs="Times New Roman"/>
+                            <w:sz w:val="28"/>
+                            <w:szCs w:val="28"/>
+                          </w:rPr>
+                          <m:t>σ∈</m:t>
+                        </m:r>
+                        <m:d>
+                          <m:dPr>
+                            <m:ctrlPr>
+                              <w:rPr>
+                                <w:rFonts w:ascii="Cambria Math" w:hAnsi="Cambria Math" w:cs="Times New Roman"/>
+                                <w:i/>
+                                <w:sz w:val="28"/>
+                                <w:szCs w:val="28"/>
+                              </w:rPr>
+                            </m:ctrlPr>
+                          </m:dPr>
+                          <m:e>
+                            <m:f>
+                              <m:fPr>
+                                <m:ctrlPr>
+                                  <w:rPr>
+                                    <w:rFonts w:ascii="Cambria Math" w:hAnsi="Cambria Math" w:cs="Times New Roman"/>
+                                    <w:i/>
+                                    <w:sz w:val="28"/>
+                                    <w:szCs w:val="28"/>
+                                  </w:rPr>
+                                </m:ctrlPr>
+                              </m:fPr>
+                              <m:num>
+                                <m:r>
+                                  <w:rPr>
+                                    <w:rFonts w:ascii="Cambria Math" w:hAnsi="Cambria Math" w:cs="Times New Roman"/>
+                                    <w:sz w:val="28"/>
+                                    <w:szCs w:val="28"/>
+                                  </w:rPr>
+                                  <m:t>1</m:t>
+                                </m:r>
+                              </m:num>
+                              <m:den>
+                                <m:r>
+                                  <w:rPr>
+                                    <w:rFonts w:ascii="Cambria Math" w:hAnsi="Cambria Math" w:cs="Times New Roman"/>
+                                    <w:sz w:val="28"/>
+                                    <w:szCs w:val="28"/>
+                                  </w:rPr>
+                                  <m:t>2</m:t>
+                                </m:r>
+                              </m:den>
+                            </m:f>
+                            <m:r>
+                              <w:rPr>
+                                <w:rFonts w:ascii="Cambria Math" w:hAnsi="Cambria Math" w:cs="Times New Roman"/>
+                                <w:sz w:val="28"/>
+                                <w:szCs w:val="28"/>
+                              </w:rPr>
+                              <m:t>,1</m:t>
+                            </m:r>
+                          </m:e>
+                        </m:d>
+                      </m:e>
+                    </m:mr>
+                  </m:m>
+                </m:e>
+              </m:eqArr>
+            </m:e>
+          </m:d>
+        </m:oMath>
+      </m:oMathPara>
     </w:p>
     <w:p>
       <w:pPr>
@@ -11526,6 +14151,7 @@
         </w:rPr>
         <w:t xml:space="preserve">Была использована среда </w:t>
       </w:r>
+      <w:proofErr w:type="spellStart"/>
       <w:r>
         <w:rPr>
           <w:rFonts w:ascii="Times New Roman" w:hAnsi="Times New Roman" w:cs="Times New Roman"/>
@@ -11537,6 +14163,7 @@
         </w:rPr>
         <w:t>IPython</w:t>
       </w:r>
+      <w:proofErr w:type="spellEnd"/>
       <w:r>
         <w:rPr>
           <w:rFonts w:ascii="Times New Roman" w:hAnsi="Times New Roman" w:cs="Times New Roman"/>
@@ -11595,6 +14222,7 @@
         </w:rPr>
         <w:t xml:space="preserve">): модули </w:t>
       </w:r>
+      <w:proofErr w:type="spellStart"/>
       <w:r>
         <w:rPr>
           <w:rFonts w:ascii="Times New Roman" w:hAnsi="Times New Roman" w:cs="Times New Roman"/>
@@ -11606,6 +14234,7 @@
         </w:rPr>
         <w:t>numpy</w:t>
       </w:r>
+      <w:proofErr w:type="spellEnd"/>
       <w:r>
         <w:rPr>
           <w:rFonts w:ascii="Times New Roman" w:hAnsi="Times New Roman" w:cs="Times New Roman"/>
@@ -11659,6 +14288,7 @@
         </w:rPr>
         <w:t xml:space="preserve"> </w:t>
       </w:r>
+      <w:proofErr w:type="spellStart"/>
       <w:r>
         <w:rPr>
           <w:rFonts w:ascii="Times New Roman" w:hAnsi="Times New Roman" w:cs="Times New Roman"/>
@@ -11681,6 +14311,7 @@
         </w:rPr>
         <w:t>lab</w:t>
       </w:r>
+      <w:proofErr w:type="spellEnd"/>
       <w:r>
         <w:rPr>
           <w:rFonts w:ascii="Times New Roman" w:hAnsi="Times New Roman" w:cs="Times New Roman"/>
@@ -11764,6 +14395,7 @@
         </w:rPr>
         <w:t xml:space="preserve"> из модуля </w:t>
       </w:r>
+      <w:proofErr w:type="spellStart"/>
       <w:r>
         <w:rPr>
           <w:rFonts w:ascii="Times New Roman" w:eastAsiaTheme="minorEastAsia" w:hAnsi="Times New Roman" w:cs="Times New Roman"/>
@@ -11775,6 +14407,7 @@
         </w:rPr>
         <w:t>IPython</w:t>
       </w:r>
+      <w:proofErr w:type="spellEnd"/>
       <w:r>
         <w:rPr>
           <w:rFonts w:ascii="Times New Roman" w:eastAsiaTheme="minorEastAsia" w:hAnsi="Times New Roman" w:cs="Times New Roman"/>
@@ -11835,14 +14468,32 @@
           <w:sz w:val="28"/>
           <w:szCs w:val="28"/>
         </w:rPr>
-        <w:t>’ских таблиц в браузере</w:t>
-      </w:r>
+        <w:t>’</w:t>
+      </w:r>
+      <w:proofErr w:type="spellStart"/>
       <w:r>
         <w:rPr>
           <w:rFonts w:ascii="Times New Roman" w:eastAsiaTheme="minorEastAsia" w:hAnsi="Times New Roman" w:cs="Times New Roman"/>
           <w:sz w:val="28"/>
           <w:szCs w:val="28"/>
         </w:rPr>
+        <w:t>ских</w:t>
+      </w:r>
+      <w:proofErr w:type="spellEnd"/>
+      <w:r>
+        <w:rPr>
+          <w:rFonts w:ascii="Times New Roman" w:eastAsiaTheme="minorEastAsia" w:hAnsi="Times New Roman" w:cs="Times New Roman"/>
+          <w:sz w:val="28"/>
+          <w:szCs w:val="28"/>
+        </w:rPr>
+        <w:t xml:space="preserve"> таблиц в браузере</w:t>
+      </w:r>
+      <w:r>
+        <w:rPr>
+          <w:rFonts w:ascii="Times New Roman" w:eastAsiaTheme="minorEastAsia" w:hAnsi="Times New Roman" w:cs="Times New Roman"/>
+          <w:sz w:val="28"/>
+          <w:szCs w:val="28"/>
+        </w:rPr>
         <w:t xml:space="preserve"> и</w:t>
       </w:r>
       <w:r>
@@ -11869,6 +14520,7 @@
         </w:rPr>
         <w:t xml:space="preserve"> </w:t>
       </w:r>
+      <w:proofErr w:type="spellStart"/>
       <w:r>
         <w:rPr>
           <w:rFonts w:ascii="Times New Roman" w:eastAsiaTheme="minorEastAsia" w:hAnsi="Times New Roman" w:cs="Times New Roman"/>
@@ -11880,6 +14532,7 @@
         </w:rPr>
         <w:t>deepcopy</w:t>
       </w:r>
+      <w:proofErr w:type="spellEnd"/>
       <w:r>
         <w:rPr>
           <w:rFonts w:ascii="Times New Roman" w:eastAsiaTheme="minorEastAsia" w:hAnsi="Times New Roman" w:cs="Times New Roman"/>
@@ -12050,6 +14703,7 @@
           </w:rPr>
           <w:t xml:space="preserve">Основы работы с </w:t>
         </w:r>
+        <w:proofErr w:type="spellStart"/>
         <w:r>
           <w:rPr>
             <w:rStyle w:val="ae"/>
@@ -12062,6 +14716,7 @@
           </w:rPr>
           <w:t>numpy</w:t>
         </w:r>
+        <w:proofErr w:type="spellEnd"/>
         <w:r>
           <w:rPr>
             <w:rStyle w:val="ae"/>
@@ -12088,6 +14743,7 @@
           <w:sz w:val="28"/>
           <w:szCs w:val="28"/>
         </w:rPr>
+        <w:lastRenderedPageBreak/>
         <w:t>Лекции по</w:t>
       </w:r>
       <w:r>
@@ -12336,7 +14992,6 @@
         <w:docPartUnique/>
       </w:docPartObj>
     </w:sdtPr>
-    <w:sdtEndPr/>
     <w:sdtContent>
       <w:p>
         <w:pPr>

--- a/lab_1/Mishutin_1.docx
+++ b/lab_1/Mishutin_1.docx
@@ -5029,39 +5029,7 @@
             <w:sz w:val="28"/>
             <w:szCs w:val="28"/>
           </w:rPr>
-          <m:t xml:space="preserve">скорость </m:t>
-        </m:r>
-        <m:r>
-          <w:rPr>
-            <w:rFonts w:ascii="Cambria Math" w:eastAsiaTheme="minorEastAsia" w:hAnsi="Cambria Math" w:cs="Times New Roman"/>
-            <w:sz w:val="28"/>
-            <w:szCs w:val="28"/>
-          </w:rPr>
-          <m:t>рост</m:t>
-        </m:r>
-        <m:r>
-          <w:rPr>
-            <w:rFonts w:ascii="Cambria Math" w:eastAsiaTheme="minorEastAsia" w:hAnsi="Cambria Math" w:cs="Times New Roman"/>
-            <w:sz w:val="28"/>
-            <w:szCs w:val="28"/>
-          </w:rPr>
-          <m:t>а</m:t>
-        </m:r>
-        <m:r>
-          <w:rPr>
-            <w:rFonts w:ascii="Cambria Math" w:eastAsiaTheme="minorEastAsia" w:hAnsi="Cambria Math" w:cs="Times New Roman"/>
-            <w:sz w:val="28"/>
-            <w:szCs w:val="28"/>
-          </w:rPr>
-          <m:t xml:space="preserve"> порядка </m:t>
-        </m:r>
-        <m:r>
-          <w:rPr>
-            <w:rFonts w:ascii="Cambria Math" w:eastAsiaTheme="minorEastAsia" w:hAnsi="Cambria Math" w:cs="Times New Roman"/>
-            <w:sz w:val="28"/>
-            <w:szCs w:val="28"/>
-          </w:rPr>
-          <m:t>~h</m:t>
+          <m:t>скорость роста порядка ~h</m:t>
         </m:r>
       </m:oMath>
       <w:r>
@@ -5257,14 +5225,27 @@
         <w:lastRenderedPageBreak/>
         <w:t xml:space="preserve">Рисунок </w:t>
       </w:r>
-      <w:fldSimple w:instr=" SEQ Рисунок \* ARABIC ">
-        <w:r>
-          <w:rPr>
-            <w:noProof/>
-          </w:rPr>
-          <w:t>1</w:t>
-        </w:r>
-      </w:fldSimple>
+      <w:r>
+        <w:fldChar w:fldCharType="begin"/>
+      </w:r>
+      <w:r>
+        <w:instrText xml:space="preserve"> SEQ Рисунок \* ARABIC </w:instrText>
+      </w:r>
+      <w:r>
+        <w:fldChar w:fldCharType="separate"/>
+      </w:r>
+      <w:r>
+        <w:rPr>
+          <w:noProof/>
+        </w:rPr>
+        <w:t>1</w:t>
+      </w:r>
+      <w:r>
+        <w:rPr>
+          <w:noProof/>
+        </w:rPr>
+        <w:fldChar w:fldCharType="end"/>
+      </w:r>
       <w:r>
         <w:t xml:space="preserve"> </w:t>
       </w:r>
@@ -5275,15 +5256,7 @@
         <w:t xml:space="preserve"> в конкретной точке</w:t>
       </w:r>
       <w:r>
-        <w:t xml:space="preserve"> от шага для u(x)=</w:t>
-      </w:r>
-      <w:proofErr w:type="spellStart"/>
-      <w:r>
-        <w:t>sin</w:t>
-      </w:r>
-      <w:proofErr w:type="spellEnd"/>
-      <w:r>
-        <w:t>(x)</w:t>
+        <w:t xml:space="preserve"> от шага для u(x)=sin(x)</w:t>
       </w:r>
     </w:p>
     <w:p>
@@ -5354,14 +5327,27 @@
       <w:r>
         <w:t xml:space="preserve">Таблица </w:t>
       </w:r>
-      <w:fldSimple w:instr=" SEQ Таблица \* ARABIC ">
-        <w:r>
-          <w:rPr>
-            <w:noProof/>
-          </w:rPr>
-          <w:t>1</w:t>
-        </w:r>
-      </w:fldSimple>
+      <w:r>
+        <w:fldChar w:fldCharType="begin"/>
+      </w:r>
+      <w:r>
+        <w:instrText xml:space="preserve"> SEQ Таблица \* ARABIC </w:instrText>
+      </w:r>
+      <w:r>
+        <w:fldChar w:fldCharType="separate"/>
+      </w:r>
+      <w:r>
+        <w:rPr>
+          <w:noProof/>
+        </w:rPr>
+        <w:t>1</w:t>
+      </w:r>
+      <w:r>
+        <w:rPr>
+          <w:noProof/>
+        </w:rPr>
+        <w:fldChar w:fldCharType="end"/>
+      </w:r>
       <w:r>
         <w:t xml:space="preserve"> </w:t>
       </w:r>
@@ -6399,14 +6385,27 @@
       <w:r>
         <w:t xml:space="preserve">Таблица </w:t>
       </w:r>
-      <w:fldSimple w:instr=" SEQ Таблица \* ARABIC ">
-        <w:r>
-          <w:rPr>
-            <w:noProof/>
-          </w:rPr>
-          <w:t>2</w:t>
-        </w:r>
-      </w:fldSimple>
+      <w:r>
+        <w:fldChar w:fldCharType="begin"/>
+      </w:r>
+      <w:r>
+        <w:instrText xml:space="preserve"> SEQ Таблица \* ARABIC </w:instrText>
+      </w:r>
+      <w:r>
+        <w:fldChar w:fldCharType="separate"/>
+      </w:r>
+      <w:r>
+        <w:rPr>
+          <w:noProof/>
+        </w:rPr>
+        <w:t>2</w:t>
+      </w:r>
+      <w:r>
+        <w:rPr>
+          <w:noProof/>
+        </w:rPr>
+        <w:fldChar w:fldCharType="end"/>
+      </w:r>
       <w:r>
         <w:t xml:space="preserve"> </w:t>
       </w:r>
@@ -7162,14 +7161,27 @@
       <w:r>
         <w:t xml:space="preserve">Таблица </w:t>
       </w:r>
-      <w:fldSimple w:instr=" SEQ Таблица \* ARABIC ">
-        <w:r>
-          <w:rPr>
-            <w:noProof/>
-          </w:rPr>
-          <w:t>3</w:t>
-        </w:r>
-      </w:fldSimple>
+      <w:r>
+        <w:fldChar w:fldCharType="begin"/>
+      </w:r>
+      <w:r>
+        <w:instrText xml:space="preserve"> SEQ Таблица \* ARABIC </w:instrText>
+      </w:r>
+      <w:r>
+        <w:fldChar w:fldCharType="separate"/>
+      </w:r>
+      <w:r>
+        <w:rPr>
+          <w:noProof/>
+        </w:rPr>
+        <w:t>3</w:t>
+      </w:r>
+      <w:r>
+        <w:rPr>
+          <w:noProof/>
+        </w:rPr>
+        <w:fldChar w:fldCharType="end"/>
+      </w:r>
       <w:r>
         <w:t xml:space="preserve"> Центральная первая производная для </w:t>
       </w:r>
@@ -7916,14 +7928,27 @@
       <w:r>
         <w:t xml:space="preserve">Таблица </w:t>
       </w:r>
-      <w:fldSimple w:instr=" SEQ Таблица \* ARABIC ">
-        <w:r>
-          <w:rPr>
-            <w:noProof/>
-          </w:rPr>
-          <w:t>4</w:t>
-        </w:r>
-      </w:fldSimple>
+      <w:r>
+        <w:fldChar w:fldCharType="begin"/>
+      </w:r>
+      <w:r>
+        <w:instrText xml:space="preserve"> SEQ Таблица \* ARABIC </w:instrText>
+      </w:r>
+      <w:r>
+        <w:fldChar w:fldCharType="separate"/>
+      </w:r>
+      <w:r>
+        <w:rPr>
+          <w:noProof/>
+        </w:rPr>
+        <w:t>4</w:t>
+      </w:r>
+      <w:r>
+        <w:rPr>
+          <w:noProof/>
+        </w:rPr>
+        <w:fldChar w:fldCharType="end"/>
+      </w:r>
       <w:r>
         <w:t xml:space="preserve"> </w:t>
       </w:r>
@@ -8683,14 +8708,27 @@
         <w:lastRenderedPageBreak/>
         <w:t xml:space="preserve">Рисунок </w:t>
       </w:r>
-      <w:fldSimple w:instr=" SEQ Рисунок \* ARABIC ">
-        <w:r>
-          <w:rPr>
-            <w:noProof/>
-          </w:rPr>
-          <w:t>2</w:t>
-        </w:r>
-      </w:fldSimple>
+      <w:r>
+        <w:fldChar w:fldCharType="begin"/>
+      </w:r>
+      <w:r>
+        <w:instrText xml:space="preserve"> SEQ Рисунок \* ARABIC </w:instrText>
+      </w:r>
+      <w:r>
+        <w:fldChar w:fldCharType="separate"/>
+      </w:r>
+      <w:r>
+        <w:rPr>
+          <w:noProof/>
+        </w:rPr>
+        <w:t>2</w:t>
+      </w:r>
+      <w:r>
+        <w:rPr>
+          <w:noProof/>
+        </w:rPr>
+        <w:fldChar w:fldCharType="end"/>
+      </w:r>
       <w:r>
         <w:t xml:space="preserve"> </w:t>
       </w:r>
@@ -8782,14 +8820,27 @@
       <w:r>
         <w:t xml:space="preserve">Таблица </w:t>
       </w:r>
-      <w:fldSimple w:instr=" SEQ Таблица \* ARABIC ">
-        <w:r>
-          <w:rPr>
-            <w:noProof/>
-          </w:rPr>
-          <w:t>5</w:t>
-        </w:r>
-      </w:fldSimple>
+      <w:r>
+        <w:fldChar w:fldCharType="begin"/>
+      </w:r>
+      <w:r>
+        <w:instrText xml:space="preserve"> SEQ Таблица \* ARABIC </w:instrText>
+      </w:r>
+      <w:r>
+        <w:fldChar w:fldCharType="separate"/>
+      </w:r>
+      <w:r>
+        <w:rPr>
+          <w:noProof/>
+        </w:rPr>
+        <w:t>5</w:t>
+      </w:r>
+      <w:r>
+        <w:rPr>
+          <w:noProof/>
+        </w:rPr>
+        <w:fldChar w:fldCharType="end"/>
+      </w:r>
       <w:r>
         <w:t xml:space="preserve"> Правая первая производная для </w:t>
       </w:r>
@@ -9639,14 +9690,27 @@
       <w:r>
         <w:t xml:space="preserve">Таблица </w:t>
       </w:r>
-      <w:fldSimple w:instr=" SEQ Таблица \* ARABIC ">
-        <w:r>
-          <w:rPr>
-            <w:noProof/>
-          </w:rPr>
-          <w:t>6</w:t>
-        </w:r>
-      </w:fldSimple>
+      <w:r>
+        <w:fldChar w:fldCharType="begin"/>
+      </w:r>
+      <w:r>
+        <w:instrText xml:space="preserve"> SEQ Таблица \* ARABIC </w:instrText>
+      </w:r>
+      <w:r>
+        <w:fldChar w:fldCharType="separate"/>
+      </w:r>
+      <w:r>
+        <w:rPr>
+          <w:noProof/>
+        </w:rPr>
+        <w:t>6</w:t>
+      </w:r>
+      <w:r>
+        <w:rPr>
+          <w:noProof/>
+        </w:rPr>
+        <w:fldChar w:fldCharType="end"/>
+      </w:r>
       <w:r>
         <w:t xml:space="preserve"> </w:t>
       </w:r>
@@ -10503,14 +10567,27 @@
       <w:r>
         <w:t xml:space="preserve">Таблица </w:t>
       </w:r>
-      <w:fldSimple w:instr=" SEQ Таблица \* ARABIC ">
-        <w:r>
-          <w:rPr>
-            <w:noProof/>
-          </w:rPr>
-          <w:t>7</w:t>
-        </w:r>
-      </w:fldSimple>
+      <w:r>
+        <w:fldChar w:fldCharType="begin"/>
+      </w:r>
+      <w:r>
+        <w:instrText xml:space="preserve"> SEQ Таблица \* ARABIC </w:instrText>
+      </w:r>
+      <w:r>
+        <w:fldChar w:fldCharType="separate"/>
+      </w:r>
+      <w:r>
+        <w:rPr>
+          <w:noProof/>
+        </w:rPr>
+        <w:t>7</w:t>
+      </w:r>
+      <w:r>
+        <w:rPr>
+          <w:noProof/>
+        </w:rPr>
+        <w:fldChar w:fldCharType="end"/>
+      </w:r>
       <w:r>
         <w:t xml:space="preserve"> Вторая </w:t>
       </w:r>
@@ -11348,7 +11425,6 @@
           <w:rFonts w:ascii="Times New Roman" w:hAnsi="Times New Roman" w:cs="Times New Roman"/>
           <w:sz w:val="28"/>
           <w:szCs w:val="28"/>
-          <w:lang w:val="en-US"/>
         </w:rPr>
       </w:pPr>
       <w:r>
@@ -11549,14 +11625,27 @@
         <w:lastRenderedPageBreak/>
         <w:t xml:space="preserve">Рисунок </w:t>
       </w:r>
-      <w:fldSimple w:instr=" SEQ Рисунок \* ARABIC ">
-        <w:r>
-          <w:rPr>
-            <w:noProof/>
-          </w:rPr>
-          <w:t>3</w:t>
-        </w:r>
-      </w:fldSimple>
+      <w:r>
+        <w:fldChar w:fldCharType="begin"/>
+      </w:r>
+      <w:r>
+        <w:instrText xml:space="preserve"> SEQ Рисунок \* ARABIC </w:instrText>
+      </w:r>
+      <w:r>
+        <w:fldChar w:fldCharType="separate"/>
+      </w:r>
+      <w:r>
+        <w:rPr>
+          <w:noProof/>
+        </w:rPr>
+        <w:t>3</w:t>
+      </w:r>
+      <w:r>
+        <w:rPr>
+          <w:noProof/>
+        </w:rPr>
+        <w:fldChar w:fldCharType="end"/>
+      </w:r>
       <w:r>
         <w:t xml:space="preserve"> Искомая функция </w:t>
       </w:r>
@@ -11653,14 +11742,27 @@
       <w:r>
         <w:t xml:space="preserve">Рисунок </w:t>
       </w:r>
-      <w:fldSimple w:instr=" SEQ Рисунок \* ARABIC ">
-        <w:r>
-          <w:rPr>
-            <w:noProof/>
-          </w:rPr>
-          <w:t>4</w:t>
-        </w:r>
-      </w:fldSimple>
+      <w:r>
+        <w:fldChar w:fldCharType="begin"/>
+      </w:r>
+      <w:r>
+        <w:instrText xml:space="preserve"> SEQ Рисунок \* ARABIC </w:instrText>
+      </w:r>
+      <w:r>
+        <w:fldChar w:fldCharType="separate"/>
+      </w:r>
+      <w:r>
+        <w:rPr>
+          <w:noProof/>
+        </w:rPr>
+        <w:t>4</w:t>
+      </w:r>
+      <w:r>
+        <w:rPr>
+          <w:noProof/>
+        </w:rPr>
+        <w:fldChar w:fldCharType="end"/>
+      </w:r>
       <w:r>
         <w:t xml:space="preserve"> Зависимость максимальной абсолютной погрешности от шаг</w:t>
       </w:r>
@@ -11745,14 +11847,27 @@
       <w:r>
         <w:t xml:space="preserve">Таблица </w:t>
       </w:r>
-      <w:fldSimple w:instr=" SEQ Таблица \* ARABIC ">
-        <w:r>
-          <w:rPr>
-            <w:noProof/>
-          </w:rPr>
-          <w:t>8</w:t>
-        </w:r>
-      </w:fldSimple>
+      <w:r>
+        <w:fldChar w:fldCharType="begin"/>
+      </w:r>
+      <w:r>
+        <w:instrText xml:space="preserve"> SEQ Таблица \* ARABIC </w:instrText>
+      </w:r>
+      <w:r>
+        <w:fldChar w:fldCharType="separate"/>
+      </w:r>
+      <w:r>
+        <w:rPr>
+          <w:noProof/>
+        </w:rPr>
+        <w:t>8</w:t>
+      </w:r>
+      <w:r>
+        <w:rPr>
+          <w:noProof/>
+        </w:rPr>
+        <w:fldChar w:fldCharType="end"/>
+      </w:r>
       <w:r>
         <w:t xml:space="preserve"> </w:t>
       </w:r>
@@ -12261,15 +12376,7 @@
                   <w:sz w:val="28"/>
                   <w:szCs w:val="28"/>
                 </w:rPr>
-                <m:t>i</m:t>
-              </m:r>
-              <m:r>
-                <w:rPr>
-                  <w:rFonts w:ascii="Cambria Math" w:hAnsi="Cambria Math" w:cs="Times New Roman"/>
-                  <w:sz w:val="28"/>
-                  <w:szCs w:val="28"/>
-                </w:rPr>
-                <m:t>-1</m:t>
+                <m:t>i-1</m:t>
               </m:r>
             </m:sub>
           </m:sSub>
@@ -12359,15 +12466,7 @@
                   <w:sz w:val="28"/>
                   <w:szCs w:val="28"/>
                 </w:rPr>
-                <m:t>i</m:t>
-              </m:r>
-              <m:r>
-                <w:rPr>
-                  <w:rFonts w:ascii="Cambria Math" w:hAnsi="Cambria Math" w:cs="Times New Roman"/>
-                  <w:sz w:val="28"/>
-                  <w:szCs w:val="28"/>
-                </w:rPr>
-                <m:t>-1</m:t>
+                <m:t>i-1</m:t>
               </m:r>
             </m:sub>
           </m:sSub>
@@ -12457,15 +12556,7 @@
                   <w:sz w:val="28"/>
                   <w:szCs w:val="28"/>
                 </w:rPr>
-                <m:t>i</m:t>
-              </m:r>
-              <m:r>
-                <w:rPr>
-                  <w:rFonts w:ascii="Cambria Math" w:hAnsi="Cambria Math" w:cs="Times New Roman"/>
-                  <w:sz w:val="28"/>
-                  <w:szCs w:val="28"/>
-                </w:rPr>
-                <m:t>-1</m:t>
+                <m:t>i-1</m:t>
               </m:r>
             </m:sub>
           </m:sSub>
@@ -12555,15 +12646,7 @@
                   <w:sz w:val="28"/>
                   <w:szCs w:val="28"/>
                 </w:rPr>
-                <m:t>i</m:t>
-              </m:r>
-              <m:r>
-                <w:rPr>
-                  <w:rFonts w:ascii="Cambria Math" w:hAnsi="Cambria Math" w:cs="Times New Roman"/>
-                  <w:sz w:val="28"/>
-                  <w:szCs w:val="28"/>
-                </w:rPr>
-                <m:t>-1</m:t>
+                <m:t>i-1</m:t>
               </m:r>
             </m:sub>
             <m:sup>
@@ -12583,15 +12666,7 @@
               <w:sz w:val="28"/>
               <w:szCs w:val="28"/>
             </w:rPr>
-            <m:t>,</m:t>
-          </m:r>
-          <m:r>
-            <w:rPr>
-              <w:rFonts w:ascii="Cambria Math" w:eastAsiaTheme="minorEastAsia" w:hAnsi="Cambria Math" w:cs="Times New Roman"/>
-              <w:sz w:val="28"/>
-              <w:szCs w:val="28"/>
-            </w:rPr>
-            <m:t>i=</m:t>
+            <m:t>,i=</m:t>
           </m:r>
           <m:acc>
             <m:accPr>
@@ -12889,23 +12964,7 @@
                       <w:sz w:val="28"/>
                       <w:szCs w:val="28"/>
                     </w:rPr>
-                    <m:t>0</m:t>
-                  </m:r>
-                  <m:r>
-                    <w:rPr>
-                      <w:rFonts w:ascii="Cambria Math" w:hAnsi="Cambria Math" w:cs="Times New Roman"/>
-                      <w:sz w:val="28"/>
-                      <w:szCs w:val="28"/>
-                    </w:rPr>
-                    <m:t>,  &amp;</m:t>
-                  </m:r>
-                  <m:r>
-                    <w:rPr>
-                      <w:rFonts w:ascii="Cambria Math" w:hAnsi="Cambria Math" w:cs="Times New Roman"/>
-                      <w:sz w:val="28"/>
-                      <w:szCs w:val="28"/>
-                    </w:rPr>
-                    <m:t>i=0</m:t>
+                    <m:t>0,  &amp;i=0</m:t>
                   </m:r>
                 </m:e>
                 <m:e>
@@ -13166,15 +13225,7 @@
                       <w:sz w:val="28"/>
                       <w:szCs w:val="28"/>
                     </w:rPr>
-                    <m:t>,  &amp;</m:t>
-                  </m:r>
-                  <m:r>
-                    <w:rPr>
-                      <w:rFonts w:ascii="Cambria Math" w:hAnsi="Cambria Math" w:cs="Times New Roman"/>
-                      <w:sz w:val="28"/>
-                      <w:szCs w:val="28"/>
-                    </w:rPr>
-                    <m:t>i=</m:t>
+                    <m:t>,  &amp;i=</m:t>
                   </m:r>
                   <m:acc>
                     <m:accPr>
@@ -13195,23 +13246,7 @@
                           <w:sz w:val="28"/>
                           <w:szCs w:val="28"/>
                         </w:rPr>
-                        <m:t>0</m:t>
-                      </m:r>
-                      <m:r>
-                        <w:rPr>
-                          <w:rFonts w:ascii="Cambria Math" w:eastAsiaTheme="minorEastAsia" w:hAnsi="Cambria Math" w:cs="Times New Roman"/>
-                          <w:sz w:val="28"/>
-                          <w:szCs w:val="28"/>
-                        </w:rPr>
-                        <m:t>,n-</m:t>
-                      </m:r>
-                      <m:r>
-                        <w:rPr>
-                          <w:rFonts w:ascii="Cambria Math" w:eastAsiaTheme="minorEastAsia" w:hAnsi="Cambria Math" w:cs="Times New Roman"/>
-                          <w:sz w:val="28"/>
-                          <w:szCs w:val="28"/>
-                        </w:rPr>
-                        <m:t>4</m:t>
+                        <m:t>0,n-4</m:t>
                       </m:r>
                     </m:e>
                   </m:acc>
@@ -13239,15 +13274,7 @@
                       <w:sz w:val="28"/>
                       <w:szCs w:val="28"/>
                     </w:rPr>
-                    <m:t>i=</m:t>
-                  </m:r>
-                  <m:r>
-                    <w:rPr>
-                      <w:rFonts w:ascii="Cambria Math" w:eastAsiaTheme="minorEastAsia" w:hAnsi="Cambria Math" w:cs="Times New Roman"/>
-                      <w:sz w:val="28"/>
-                      <w:szCs w:val="28"/>
-                    </w:rPr>
-                    <m:t>n-3</m:t>
+                    <m:t>i=n-3</m:t>
                   </m:r>
                 </m:e>
               </m:eqArr>
@@ -13889,15 +13916,7 @@
                       <w:sz w:val="28"/>
                       <w:szCs w:val="28"/>
                     </w:rPr>
-                    <m:t>,  &amp;</m:t>
-                  </m:r>
-                  <m:r>
-                    <w:rPr>
-                      <w:rFonts w:ascii="Cambria Math" w:hAnsi="Cambria Math" w:cs="Times New Roman"/>
-                      <w:sz w:val="28"/>
-                      <w:szCs w:val="28"/>
-                    </w:rPr>
-                    <m:t>σ=</m:t>
+                    <m:t>,  &amp;σ=</m:t>
                   </m:r>
                   <m:f>
                     <m:fPr>
@@ -13992,15 +14011,7 @@
                             <w:sz w:val="28"/>
                             <w:szCs w:val="28"/>
                           </w:rPr>
-                          <m:t xml:space="preserve">,  </m:t>
-                        </m:r>
-                        <m:r>
-                          <w:rPr>
-                            <w:rFonts w:ascii="Cambria Math" w:hAnsi="Cambria Math" w:cs="Times New Roman"/>
-                            <w:sz w:val="28"/>
-                            <w:szCs w:val="28"/>
-                          </w:rPr>
-                          <m:t>σ=1</m:t>
+                          <m:t>,  σ=1</m:t>
                         </m:r>
                       </m:e>
                     </m:mr>
@@ -14044,15 +14055,7 @@
                             <w:sz w:val="28"/>
                             <w:szCs w:val="28"/>
                           </w:rPr>
-                          <m:t xml:space="preserve">,  </m:t>
-                        </m:r>
-                        <m:r>
-                          <w:rPr>
-                            <w:rFonts w:ascii="Cambria Math" w:hAnsi="Cambria Math" w:cs="Times New Roman"/>
-                            <w:sz w:val="28"/>
-                            <w:szCs w:val="28"/>
-                          </w:rPr>
-                          <m:t>σ∈</m:t>
+                          <m:t>,  σ∈</m:t>
                         </m:r>
                         <m:d>
                           <m:dPr>
@@ -14151,7 +14154,6 @@
         </w:rPr>
         <w:t xml:space="preserve">Была использована среда </w:t>
       </w:r>
-      <w:proofErr w:type="spellStart"/>
       <w:r>
         <w:rPr>
           <w:rFonts w:ascii="Times New Roman" w:hAnsi="Times New Roman" w:cs="Times New Roman"/>
@@ -14163,7 +14165,6 @@
         </w:rPr>
         <w:t>IPython</w:t>
       </w:r>
-      <w:proofErr w:type="spellEnd"/>
       <w:r>
         <w:rPr>
           <w:rFonts w:ascii="Times New Roman" w:hAnsi="Times New Roman" w:cs="Times New Roman"/>
@@ -14222,7 +14223,6 @@
         </w:rPr>
         <w:t xml:space="preserve">): модули </w:t>
       </w:r>
-      <w:proofErr w:type="spellStart"/>
       <w:r>
         <w:rPr>
           <w:rFonts w:ascii="Times New Roman" w:hAnsi="Times New Roman" w:cs="Times New Roman"/>
@@ -14234,7 +14234,6 @@
         </w:rPr>
         <w:t>numpy</w:t>
       </w:r>
-      <w:proofErr w:type="spellEnd"/>
       <w:r>
         <w:rPr>
           <w:rFonts w:ascii="Times New Roman" w:hAnsi="Times New Roman" w:cs="Times New Roman"/>
@@ -14288,7 +14287,6 @@
         </w:rPr>
         <w:t xml:space="preserve"> </w:t>
       </w:r>
-      <w:proofErr w:type="spellStart"/>
       <w:r>
         <w:rPr>
           <w:rFonts w:ascii="Times New Roman" w:hAnsi="Times New Roman" w:cs="Times New Roman"/>
@@ -14311,7 +14309,6 @@
         </w:rPr>
         <w:t>lab</w:t>
       </w:r>
-      <w:proofErr w:type="spellEnd"/>
       <w:r>
         <w:rPr>
           <w:rFonts w:ascii="Times New Roman" w:hAnsi="Times New Roman" w:cs="Times New Roman"/>
@@ -14395,7 +14392,6 @@
         </w:rPr>
         <w:t xml:space="preserve"> из модуля </w:t>
       </w:r>
-      <w:proofErr w:type="spellStart"/>
       <w:r>
         <w:rPr>
           <w:rFonts w:ascii="Times New Roman" w:eastAsiaTheme="minorEastAsia" w:hAnsi="Times New Roman" w:cs="Times New Roman"/>
@@ -14407,7 +14403,6 @@
         </w:rPr>
         <w:t>IPython</w:t>
       </w:r>
-      <w:proofErr w:type="spellEnd"/>
       <w:r>
         <w:rPr>
           <w:rFonts w:ascii="Times New Roman" w:eastAsiaTheme="minorEastAsia" w:hAnsi="Times New Roman" w:cs="Times New Roman"/>
@@ -14468,117 +14463,7 @@
           <w:sz w:val="28"/>
           <w:szCs w:val="28"/>
         </w:rPr>
-        <w:t>’</w:t>
-      </w:r>
-      <w:proofErr w:type="spellStart"/>
-      <w:r>
-        <w:rPr>
-          <w:rFonts w:ascii="Times New Roman" w:eastAsiaTheme="minorEastAsia" w:hAnsi="Times New Roman" w:cs="Times New Roman"/>
-          <w:sz w:val="28"/>
-          <w:szCs w:val="28"/>
-        </w:rPr>
-        <w:t>ских</w:t>
-      </w:r>
-      <w:proofErr w:type="spellEnd"/>
-      <w:r>
-        <w:rPr>
-          <w:rFonts w:ascii="Times New Roman" w:eastAsiaTheme="minorEastAsia" w:hAnsi="Times New Roman" w:cs="Times New Roman"/>
-          <w:sz w:val="28"/>
-          <w:szCs w:val="28"/>
-        </w:rPr>
-        <w:t xml:space="preserve"> таблиц в браузере</w:t>
-      </w:r>
-      <w:r>
-        <w:rPr>
-          <w:rFonts w:ascii="Times New Roman" w:eastAsiaTheme="minorEastAsia" w:hAnsi="Times New Roman" w:cs="Times New Roman"/>
-          <w:sz w:val="28"/>
-          <w:szCs w:val="28"/>
-        </w:rPr>
-        <w:t xml:space="preserve"> и</w:t>
-      </w:r>
-      <w:r>
-        <w:rPr>
-          <w:rFonts w:ascii="Times New Roman" w:eastAsiaTheme="minorEastAsia" w:hAnsi="Times New Roman" w:cs="Times New Roman"/>
-          <w:sz w:val="28"/>
-          <w:szCs w:val="28"/>
-        </w:rPr>
-        <w:t xml:space="preserve"> </w:t>
-      </w:r>
-      <w:r>
-        <w:rPr>
-          <w:rFonts w:ascii="Times New Roman" w:eastAsiaTheme="minorEastAsia" w:hAnsi="Times New Roman" w:cs="Times New Roman"/>
-          <w:sz w:val="28"/>
-          <w:szCs w:val="28"/>
-        </w:rPr>
-        <w:t>функция</w:t>
-      </w:r>
-      <w:r>
-        <w:rPr>
-          <w:rFonts w:ascii="Times New Roman" w:eastAsiaTheme="minorEastAsia" w:hAnsi="Times New Roman" w:cs="Times New Roman"/>
-          <w:sz w:val="28"/>
-          <w:szCs w:val="28"/>
-        </w:rPr>
-        <w:t xml:space="preserve"> </w:t>
-      </w:r>
-      <w:proofErr w:type="spellStart"/>
-      <w:r>
-        <w:rPr>
-          <w:rFonts w:ascii="Times New Roman" w:eastAsiaTheme="minorEastAsia" w:hAnsi="Times New Roman" w:cs="Times New Roman"/>
-          <w:i/>
-          <w:iCs/>
-          <w:sz w:val="28"/>
-          <w:szCs w:val="28"/>
-          <w:lang w:val="en-US"/>
-        </w:rPr>
-        <w:t>deepcopy</w:t>
-      </w:r>
-      <w:proofErr w:type="spellEnd"/>
-      <w:r>
-        <w:rPr>
-          <w:rFonts w:ascii="Times New Roman" w:eastAsiaTheme="minorEastAsia" w:hAnsi="Times New Roman" w:cs="Times New Roman"/>
-          <w:i/>
-          <w:iCs/>
-          <w:sz w:val="28"/>
-          <w:szCs w:val="28"/>
-        </w:rPr>
-        <w:t xml:space="preserve"> </w:t>
-      </w:r>
-      <w:r>
-        <w:rPr>
-          <w:rFonts w:ascii="Times New Roman" w:eastAsiaTheme="minorEastAsia" w:hAnsi="Times New Roman" w:cs="Times New Roman"/>
-          <w:sz w:val="28"/>
-          <w:szCs w:val="28"/>
-        </w:rPr>
-        <w:t xml:space="preserve">из модуля </w:t>
-      </w:r>
-      <w:r>
-        <w:rPr>
-          <w:rFonts w:ascii="Times New Roman" w:eastAsiaTheme="minorEastAsia" w:hAnsi="Times New Roman" w:cs="Times New Roman"/>
-          <w:i/>
-          <w:iCs/>
-          <w:sz w:val="28"/>
-          <w:szCs w:val="28"/>
-          <w:lang w:val="en-US"/>
-        </w:rPr>
-        <w:t>copy</w:t>
-      </w:r>
-      <w:r>
-        <w:rPr>
-          <w:rFonts w:ascii="Times New Roman" w:eastAsiaTheme="minorEastAsia" w:hAnsi="Times New Roman" w:cs="Times New Roman"/>
-          <w:i/>
-          <w:iCs/>
-          <w:sz w:val="28"/>
-          <w:szCs w:val="28"/>
-        </w:rPr>
-        <w:t xml:space="preserve"> </w:t>
-      </w:r>
-      <w:r>
-        <w:rPr>
-          <w:rFonts w:ascii="Times New Roman" w:eastAsiaTheme="minorEastAsia" w:hAnsi="Times New Roman" w:cs="Times New Roman"/>
-          <w:sz w:val="28"/>
-          <w:szCs w:val="28"/>
-        </w:rPr>
-        <w:t>для корректного копирования массивов</w:t>
+        <w:t>’ских таблиц в браузере</w:t>
       </w:r>
       <w:r>
         <w:rPr>
@@ -14703,7 +14588,6 @@
           </w:rPr>
           <w:t xml:space="preserve">Основы работы с </w:t>
         </w:r>
-        <w:proofErr w:type="spellStart"/>
         <w:r>
           <w:rPr>
             <w:rStyle w:val="ae"/>
@@ -14716,7 +14600,6 @@
           </w:rPr>
           <w:t>numpy</w:t>
         </w:r>
-        <w:proofErr w:type="spellEnd"/>
         <w:r>
           <w:rPr>
             <w:rStyle w:val="ae"/>
@@ -14992,6 +14875,7 @@
         <w:docPartUnique/>
       </w:docPartObj>
     </w:sdtPr>
+    <w:sdtEndPr/>
     <w:sdtContent>
       <w:p>
         <w:pPr>

--- a/lab_1/Mishutin_1.docx
+++ b/lab_1/Mishutin_1.docx
@@ -5225,27 +5225,14 @@
         <w:lastRenderedPageBreak/>
         <w:t xml:space="preserve">Рисунок </w:t>
       </w:r>
-      <w:r>
-        <w:fldChar w:fldCharType="begin"/>
-      </w:r>
-      <w:r>
-        <w:instrText xml:space="preserve"> SEQ Рисунок \* ARABIC </w:instrText>
-      </w:r>
-      <w:r>
-        <w:fldChar w:fldCharType="separate"/>
-      </w:r>
-      <w:r>
-        <w:rPr>
-          <w:noProof/>
-        </w:rPr>
-        <w:t>1</w:t>
-      </w:r>
-      <w:r>
-        <w:rPr>
-          <w:noProof/>
-        </w:rPr>
-        <w:fldChar w:fldCharType="end"/>
-      </w:r>
+      <w:fldSimple w:instr=" SEQ Рисунок \* ARABIC ">
+        <w:r>
+          <w:rPr>
+            <w:noProof/>
+          </w:rPr>
+          <w:t>1</w:t>
+        </w:r>
+      </w:fldSimple>
       <w:r>
         <w:t xml:space="preserve"> </w:t>
       </w:r>
@@ -5256,7 +5243,15 @@
         <w:t xml:space="preserve"> в конкретной точке</w:t>
       </w:r>
       <w:r>
-        <w:t xml:space="preserve"> от шага для u(x)=sin(x)</w:t>
+        <w:t xml:space="preserve"> от шага для u(x)=</w:t>
+      </w:r>
+      <w:proofErr w:type="spellStart"/>
+      <w:r>
+        <w:t>sin</w:t>
+      </w:r>
+      <w:proofErr w:type="spellEnd"/>
+      <w:r>
+        <w:t>(x)</w:t>
       </w:r>
     </w:p>
     <w:p>
@@ -5327,27 +5322,14 @@
       <w:r>
         <w:t xml:space="preserve">Таблица </w:t>
       </w:r>
-      <w:r>
-        <w:fldChar w:fldCharType="begin"/>
-      </w:r>
-      <w:r>
-        <w:instrText xml:space="preserve"> SEQ Таблица \* ARABIC </w:instrText>
-      </w:r>
-      <w:r>
-        <w:fldChar w:fldCharType="separate"/>
-      </w:r>
-      <w:r>
-        <w:rPr>
-          <w:noProof/>
-        </w:rPr>
-        <w:t>1</w:t>
-      </w:r>
-      <w:r>
-        <w:rPr>
-          <w:noProof/>
-        </w:rPr>
-        <w:fldChar w:fldCharType="end"/>
-      </w:r>
+      <w:fldSimple w:instr=" SEQ Таблица \* ARABIC ">
+        <w:r>
+          <w:rPr>
+            <w:noProof/>
+          </w:rPr>
+          <w:t>1</w:t>
+        </w:r>
+      </w:fldSimple>
       <w:r>
         <w:t xml:space="preserve"> </w:t>
       </w:r>
@@ -6385,27 +6367,14 @@
       <w:r>
         <w:t xml:space="preserve">Таблица </w:t>
       </w:r>
-      <w:r>
-        <w:fldChar w:fldCharType="begin"/>
-      </w:r>
-      <w:r>
-        <w:instrText xml:space="preserve"> SEQ Таблица \* ARABIC </w:instrText>
-      </w:r>
-      <w:r>
-        <w:fldChar w:fldCharType="separate"/>
-      </w:r>
-      <w:r>
-        <w:rPr>
-          <w:noProof/>
-        </w:rPr>
-        <w:t>2</w:t>
-      </w:r>
-      <w:r>
-        <w:rPr>
-          <w:noProof/>
-        </w:rPr>
-        <w:fldChar w:fldCharType="end"/>
-      </w:r>
+      <w:fldSimple w:instr=" SEQ Таблица \* ARABIC ">
+        <w:r>
+          <w:rPr>
+            <w:noProof/>
+          </w:rPr>
+          <w:t>2</w:t>
+        </w:r>
+      </w:fldSimple>
       <w:r>
         <w:t xml:space="preserve"> </w:t>
       </w:r>
@@ -7161,27 +7130,14 @@
       <w:r>
         <w:t xml:space="preserve">Таблица </w:t>
       </w:r>
-      <w:r>
-        <w:fldChar w:fldCharType="begin"/>
-      </w:r>
-      <w:r>
-        <w:instrText xml:space="preserve"> SEQ Таблица \* ARABIC </w:instrText>
-      </w:r>
-      <w:r>
-        <w:fldChar w:fldCharType="separate"/>
-      </w:r>
-      <w:r>
-        <w:rPr>
-          <w:noProof/>
-        </w:rPr>
-        <w:t>3</w:t>
-      </w:r>
-      <w:r>
-        <w:rPr>
-          <w:noProof/>
-        </w:rPr>
-        <w:fldChar w:fldCharType="end"/>
-      </w:r>
+      <w:fldSimple w:instr=" SEQ Таблица \* ARABIC ">
+        <w:r>
+          <w:rPr>
+            <w:noProof/>
+          </w:rPr>
+          <w:t>3</w:t>
+        </w:r>
+      </w:fldSimple>
       <w:r>
         <w:t xml:space="preserve"> Центральная первая производная для </w:t>
       </w:r>
@@ -7928,27 +7884,14 @@
       <w:r>
         <w:t xml:space="preserve">Таблица </w:t>
       </w:r>
-      <w:r>
-        <w:fldChar w:fldCharType="begin"/>
-      </w:r>
-      <w:r>
-        <w:instrText xml:space="preserve"> SEQ Таблица \* ARABIC </w:instrText>
-      </w:r>
-      <w:r>
-        <w:fldChar w:fldCharType="separate"/>
-      </w:r>
-      <w:r>
-        <w:rPr>
-          <w:noProof/>
-        </w:rPr>
-        <w:t>4</w:t>
-      </w:r>
-      <w:r>
-        <w:rPr>
-          <w:noProof/>
-        </w:rPr>
-        <w:fldChar w:fldCharType="end"/>
-      </w:r>
+      <w:fldSimple w:instr=" SEQ Таблица \* ARABIC ">
+        <w:r>
+          <w:rPr>
+            <w:noProof/>
+          </w:rPr>
+          <w:t>4</w:t>
+        </w:r>
+      </w:fldSimple>
       <w:r>
         <w:t xml:space="preserve"> </w:t>
       </w:r>
@@ -8708,27 +8651,14 @@
         <w:lastRenderedPageBreak/>
         <w:t xml:space="preserve">Рисунок </w:t>
       </w:r>
-      <w:r>
-        <w:fldChar w:fldCharType="begin"/>
-      </w:r>
-      <w:r>
-        <w:instrText xml:space="preserve"> SEQ Рисунок \* ARABIC </w:instrText>
-      </w:r>
-      <w:r>
-        <w:fldChar w:fldCharType="separate"/>
-      </w:r>
-      <w:r>
-        <w:rPr>
-          <w:noProof/>
-        </w:rPr>
-        <w:t>2</w:t>
-      </w:r>
-      <w:r>
-        <w:rPr>
-          <w:noProof/>
-        </w:rPr>
-        <w:fldChar w:fldCharType="end"/>
-      </w:r>
+      <w:fldSimple w:instr=" SEQ Рисунок \* ARABIC ">
+        <w:r>
+          <w:rPr>
+            <w:noProof/>
+          </w:rPr>
+          <w:t>2</w:t>
+        </w:r>
+      </w:fldSimple>
       <w:r>
         <w:t xml:space="preserve"> </w:t>
       </w:r>
@@ -8820,27 +8750,14 @@
       <w:r>
         <w:t xml:space="preserve">Таблица </w:t>
       </w:r>
-      <w:r>
-        <w:fldChar w:fldCharType="begin"/>
-      </w:r>
-      <w:r>
-        <w:instrText xml:space="preserve"> SEQ Таблица \* ARABIC </w:instrText>
-      </w:r>
-      <w:r>
-        <w:fldChar w:fldCharType="separate"/>
-      </w:r>
-      <w:r>
-        <w:rPr>
-          <w:noProof/>
-        </w:rPr>
-        <w:t>5</w:t>
-      </w:r>
-      <w:r>
-        <w:rPr>
-          <w:noProof/>
-        </w:rPr>
-        <w:fldChar w:fldCharType="end"/>
-      </w:r>
+      <w:fldSimple w:instr=" SEQ Таблица \* ARABIC ">
+        <w:r>
+          <w:rPr>
+            <w:noProof/>
+          </w:rPr>
+          <w:t>5</w:t>
+        </w:r>
+      </w:fldSimple>
       <w:r>
         <w:t xml:space="preserve"> Правая первая производная для </w:t>
       </w:r>
@@ -9690,27 +9607,14 @@
       <w:r>
         <w:t xml:space="preserve">Таблица </w:t>
       </w:r>
-      <w:r>
-        <w:fldChar w:fldCharType="begin"/>
-      </w:r>
-      <w:r>
-        <w:instrText xml:space="preserve"> SEQ Таблица \* ARABIC </w:instrText>
-      </w:r>
-      <w:r>
-        <w:fldChar w:fldCharType="separate"/>
-      </w:r>
-      <w:r>
-        <w:rPr>
-          <w:noProof/>
-        </w:rPr>
-        <w:t>6</w:t>
-      </w:r>
-      <w:r>
-        <w:rPr>
-          <w:noProof/>
-        </w:rPr>
-        <w:fldChar w:fldCharType="end"/>
-      </w:r>
+      <w:fldSimple w:instr=" SEQ Таблица \* ARABIC ">
+        <w:r>
+          <w:rPr>
+            <w:noProof/>
+          </w:rPr>
+          <w:t>6</w:t>
+        </w:r>
+      </w:fldSimple>
       <w:r>
         <w:t xml:space="preserve"> </w:t>
       </w:r>
@@ -10567,27 +10471,14 @@
       <w:r>
         <w:t xml:space="preserve">Таблица </w:t>
       </w:r>
-      <w:r>
-        <w:fldChar w:fldCharType="begin"/>
-      </w:r>
-      <w:r>
-        <w:instrText xml:space="preserve"> SEQ Таблица \* ARABIC </w:instrText>
-      </w:r>
-      <w:r>
-        <w:fldChar w:fldCharType="separate"/>
-      </w:r>
-      <w:r>
-        <w:rPr>
-          <w:noProof/>
-        </w:rPr>
-        <w:t>7</w:t>
-      </w:r>
-      <w:r>
-        <w:rPr>
-          <w:noProof/>
-        </w:rPr>
-        <w:fldChar w:fldCharType="end"/>
-      </w:r>
+      <w:fldSimple w:instr=" SEQ Таблица \* ARABIC ">
+        <w:r>
+          <w:rPr>
+            <w:noProof/>
+          </w:rPr>
+          <w:t>7</w:t>
+        </w:r>
+      </w:fldSimple>
       <w:r>
         <w:t xml:space="preserve"> Вторая </w:t>
       </w:r>
@@ -11625,27 +11516,14 @@
         <w:lastRenderedPageBreak/>
         <w:t xml:space="preserve">Рисунок </w:t>
       </w:r>
-      <w:r>
-        <w:fldChar w:fldCharType="begin"/>
-      </w:r>
-      <w:r>
-        <w:instrText xml:space="preserve"> SEQ Рисунок \* ARABIC </w:instrText>
-      </w:r>
-      <w:r>
-        <w:fldChar w:fldCharType="separate"/>
-      </w:r>
-      <w:r>
-        <w:rPr>
-          <w:noProof/>
-        </w:rPr>
-        <w:t>3</w:t>
-      </w:r>
-      <w:r>
-        <w:rPr>
-          <w:noProof/>
-        </w:rPr>
-        <w:fldChar w:fldCharType="end"/>
-      </w:r>
+      <w:fldSimple w:instr=" SEQ Рисунок \* ARABIC ">
+        <w:r>
+          <w:rPr>
+            <w:noProof/>
+          </w:rPr>
+          <w:t>3</w:t>
+        </w:r>
+      </w:fldSimple>
       <w:r>
         <w:t xml:space="preserve"> Искомая функция </w:t>
       </w:r>
@@ -11742,27 +11620,14 @@
       <w:r>
         <w:t xml:space="preserve">Рисунок </w:t>
       </w:r>
-      <w:r>
-        <w:fldChar w:fldCharType="begin"/>
-      </w:r>
-      <w:r>
-        <w:instrText xml:space="preserve"> SEQ Рисунок \* ARABIC </w:instrText>
-      </w:r>
-      <w:r>
-        <w:fldChar w:fldCharType="separate"/>
-      </w:r>
-      <w:r>
-        <w:rPr>
-          <w:noProof/>
-        </w:rPr>
-        <w:t>4</w:t>
-      </w:r>
-      <w:r>
-        <w:rPr>
-          <w:noProof/>
-        </w:rPr>
-        <w:fldChar w:fldCharType="end"/>
-      </w:r>
+      <w:fldSimple w:instr=" SEQ Рисунок \* ARABIC ">
+        <w:r>
+          <w:rPr>
+            <w:noProof/>
+          </w:rPr>
+          <w:t>4</w:t>
+        </w:r>
+      </w:fldSimple>
       <w:r>
         <w:t xml:space="preserve"> Зависимость максимальной абсолютной погрешности от шаг</w:t>
       </w:r>
@@ -11847,27 +11712,14 @@
       <w:r>
         <w:t xml:space="preserve">Таблица </w:t>
       </w:r>
-      <w:r>
-        <w:fldChar w:fldCharType="begin"/>
-      </w:r>
-      <w:r>
-        <w:instrText xml:space="preserve"> SEQ Таблица \* ARABIC </w:instrText>
-      </w:r>
-      <w:r>
-        <w:fldChar w:fldCharType="separate"/>
-      </w:r>
-      <w:r>
-        <w:rPr>
-          <w:noProof/>
-        </w:rPr>
-        <w:t>8</w:t>
-      </w:r>
-      <w:r>
-        <w:rPr>
-          <w:noProof/>
-        </w:rPr>
-        <w:fldChar w:fldCharType="end"/>
-      </w:r>
+      <w:fldSimple w:instr=" SEQ Таблица \* ARABIC ">
+        <w:r>
+          <w:rPr>
+            <w:noProof/>
+          </w:rPr>
+          <w:t>8</w:t>
+        </w:r>
+      </w:fldSimple>
       <w:r>
         <w:t xml:space="preserve"> </w:t>
       </w:r>
@@ -12336,6 +12188,34 @@
       <w:r>
         <w:t>2.3 МКР для параболического УЧР</w:t>
       </w:r>
+    </w:p>
+    <w:p>
+      <w:pPr>
+        <w:ind w:firstLine="708"/>
+        <w:rPr>
+          <w:rFonts w:ascii="Times New Roman" w:eastAsiaTheme="majorEastAsia" w:hAnsi="Times New Roman" w:cs="Times New Roman"/>
+          <w:sz w:val="28"/>
+          <w:szCs w:val="28"/>
+        </w:rPr>
+      </w:pPr>
+      <w:r>
+        <w:rPr>
+          <w:rFonts w:ascii="Times New Roman" w:eastAsiaTheme="majorEastAsia" w:hAnsi="Times New Roman" w:cs="Times New Roman"/>
+          <w:sz w:val="28"/>
+          <w:szCs w:val="28"/>
+        </w:rPr>
+        <w:t xml:space="preserve">Запишем уравнение </w:t>
+      </w:r>
+      <w:proofErr w:type="spellStart"/>
+      <w:r>
+        <w:rPr>
+          <w:rFonts w:ascii="Times New Roman" w:eastAsiaTheme="majorEastAsia" w:hAnsi="Times New Roman" w:cs="Times New Roman"/>
+          <w:sz w:val="28"/>
+          <w:szCs w:val="28"/>
+        </w:rPr>
+        <w:t>фыв</w:t>
+      </w:r>
+      <w:proofErr w:type="spellEnd"/>
     </w:p>
     <w:p>
       <w:pPr>
@@ -12376,7 +12256,15 @@
                   <w:sz w:val="28"/>
                   <w:szCs w:val="28"/>
                 </w:rPr>
-                <m:t>i-1</m:t>
+                <m:t>i</m:t>
+              </m:r>
+              <m:r>
+                <w:rPr>
+                  <w:rFonts w:ascii="Cambria Math" w:hAnsi="Cambria Math" w:cs="Times New Roman"/>
+                  <w:sz w:val="28"/>
+                  <w:szCs w:val="28"/>
+                </w:rPr>
+                <m:t>-1</m:t>
               </m:r>
             </m:sub>
           </m:sSub>
@@ -12416,7 +12304,15 @@
                   <w:sz w:val="28"/>
                   <w:szCs w:val="28"/>
                 </w:rPr>
-                <m:t>i-1</m:t>
+                <m:t>i</m:t>
+              </m:r>
+              <m:r>
+                <w:rPr>
+                  <w:rFonts w:ascii="Cambria Math" w:hAnsi="Cambria Math" w:cs="Times New Roman"/>
+                  <w:sz w:val="28"/>
+                  <w:szCs w:val="28"/>
+                </w:rPr>
+                <m:t>-1</m:t>
               </m:r>
             </m:sub>
             <m:sup>
@@ -12466,7 +12362,15 @@
                   <w:sz w:val="28"/>
                   <w:szCs w:val="28"/>
                 </w:rPr>
-                <m:t>i-1</m:t>
+                <m:t>i</m:t>
+              </m:r>
+              <m:r>
+                <w:rPr>
+                  <w:rFonts w:ascii="Cambria Math" w:hAnsi="Cambria Math" w:cs="Times New Roman"/>
+                  <w:sz w:val="28"/>
+                  <w:szCs w:val="28"/>
+                </w:rPr>
+                <m:t>-1</m:t>
               </m:r>
             </m:sub>
           </m:sSub>
@@ -12556,7 +12460,15 @@
                   <w:sz w:val="28"/>
                   <w:szCs w:val="28"/>
                 </w:rPr>
-                <m:t>i-1</m:t>
+                <m:t>i</m:t>
+              </m:r>
+              <m:r>
+                <w:rPr>
+                  <w:rFonts w:ascii="Cambria Math" w:hAnsi="Cambria Math" w:cs="Times New Roman"/>
+                  <w:sz w:val="28"/>
+                  <w:szCs w:val="28"/>
+                </w:rPr>
+                <m:t>-1</m:t>
               </m:r>
             </m:sub>
           </m:sSub>
@@ -12596,7 +12508,15 @@
                   <w:sz w:val="28"/>
                   <w:szCs w:val="28"/>
                 </w:rPr>
-                <m:t>i+1</m:t>
+                <m:t>i+</m:t>
+              </m:r>
+              <m:r>
+                <w:rPr>
+                  <w:rFonts w:ascii="Cambria Math" w:hAnsi="Cambria Math" w:cs="Times New Roman"/>
+                  <w:sz w:val="28"/>
+                  <w:szCs w:val="28"/>
+                </w:rPr>
+                <m:t>1</m:t>
               </m:r>
             </m:sub>
             <m:sup>
@@ -12646,7 +12566,15 @@
                   <w:sz w:val="28"/>
                   <w:szCs w:val="28"/>
                 </w:rPr>
-                <m:t>i-1</m:t>
+                <m:t>i</m:t>
+              </m:r>
+              <m:r>
+                <w:rPr>
+                  <w:rFonts w:ascii="Cambria Math" w:hAnsi="Cambria Math" w:cs="Times New Roman"/>
+                  <w:sz w:val="28"/>
+                  <w:szCs w:val="28"/>
+                </w:rPr>
+                <m:t>-1</m:t>
               </m:r>
             </m:sub>
             <m:sup>
@@ -12687,7 +12615,23 @@
                   <w:sz w:val="28"/>
                   <w:szCs w:val="28"/>
                 </w:rPr>
-                <m:t>1,n-2</m:t>
+                <m:t>1</m:t>
+              </m:r>
+              <m:r>
+                <w:rPr>
+                  <w:rFonts w:ascii="Cambria Math" w:eastAsiaTheme="minorEastAsia" w:hAnsi="Cambria Math" w:cs="Times New Roman"/>
+                  <w:sz w:val="28"/>
+                  <w:szCs w:val="28"/>
+                </w:rPr>
+                <m:t>,n-</m:t>
+              </m:r>
+              <m:r>
+                <w:rPr>
+                  <w:rFonts w:ascii="Cambria Math" w:eastAsiaTheme="minorEastAsia" w:hAnsi="Cambria Math" w:cs="Times New Roman"/>
+                  <w:sz w:val="28"/>
+                  <w:szCs w:val="28"/>
+                </w:rPr>
+                <m:t>2</m:t>
               </m:r>
             </m:e>
           </m:acc>
@@ -13093,6 +13037,147 @@
             <m:sSubPr>
               <m:ctrlPr>
                 <w:rPr>
+                  <w:rFonts w:ascii="Cambria Math" w:eastAsiaTheme="minorEastAsia" w:hAnsi="Cambria Math" w:cs="Times New Roman"/>
+                  <w:i/>
+                  <w:sz w:val="28"/>
+                  <w:szCs w:val="28"/>
+                </w:rPr>
+              </m:ctrlPr>
+            </m:sSubPr>
+            <m:e>
+              <m:r>
+                <w:rPr>
+                  <w:rFonts w:ascii="Cambria Math" w:eastAsiaTheme="minorEastAsia" w:hAnsi="Cambria Math" w:cs="Times New Roman"/>
+                  <w:sz w:val="28"/>
+                  <w:szCs w:val="28"/>
+                </w:rPr>
+                <m:t>b</m:t>
+              </m:r>
+            </m:e>
+            <m:sub>
+              <m:r>
+                <w:rPr>
+                  <w:rFonts w:ascii="Cambria Math" w:eastAsiaTheme="minorEastAsia" w:hAnsi="Cambria Math" w:cs="Times New Roman"/>
+                  <w:sz w:val="28"/>
+                  <w:szCs w:val="28"/>
+                </w:rPr>
+                <m:t>i</m:t>
+              </m:r>
+            </m:sub>
+          </m:sSub>
+          <m:r>
+            <w:rPr>
+              <w:rFonts w:ascii="Cambria Math" w:eastAsiaTheme="minorEastAsia" w:hAnsi="Cambria Math" w:cs="Times New Roman"/>
+              <w:sz w:val="28"/>
+              <w:szCs w:val="28"/>
+            </w:rPr>
+            <m:t>=1+2</m:t>
+          </m:r>
+          <m:f>
+            <m:fPr>
+              <m:ctrlPr>
+                <w:rPr>
+                  <w:rFonts w:ascii="Cambria Math" w:eastAsiaTheme="minorEastAsia" w:hAnsi="Cambria Math" w:cs="Times New Roman"/>
+                  <w:i/>
+                  <w:sz w:val="28"/>
+                  <w:szCs w:val="28"/>
+                </w:rPr>
+              </m:ctrlPr>
+            </m:fPr>
+            <m:num>
+              <m:r>
+                <w:rPr>
+                  <w:rFonts w:ascii="Cambria Math" w:eastAsiaTheme="minorEastAsia" w:hAnsi="Cambria Math" w:cs="Times New Roman"/>
+                  <w:sz w:val="28"/>
+                  <w:szCs w:val="28"/>
+                </w:rPr>
+                <m:t>στ</m:t>
+              </m:r>
+            </m:num>
+            <m:den>
+              <m:sSup>
+                <m:sSupPr>
+                  <m:ctrlPr>
+                    <w:rPr>
+                      <w:rFonts w:ascii="Cambria Math" w:eastAsiaTheme="minorEastAsia" w:hAnsi="Cambria Math" w:cs="Times New Roman"/>
+                      <w:i/>
+                      <w:sz w:val="28"/>
+                      <w:szCs w:val="28"/>
+                    </w:rPr>
+                  </m:ctrlPr>
+                </m:sSupPr>
+                <m:e>
+                  <m:r>
+                    <w:rPr>
+                      <w:rFonts w:ascii="Cambria Math" w:eastAsiaTheme="minorEastAsia" w:hAnsi="Cambria Math" w:cs="Times New Roman"/>
+                      <w:sz w:val="28"/>
+                      <w:szCs w:val="28"/>
+                    </w:rPr>
+                    <m:t>h</m:t>
+                  </m:r>
+                </m:e>
+                <m:sup>
+                  <m:r>
+                    <w:rPr>
+                      <w:rFonts w:ascii="Cambria Math" w:eastAsiaTheme="minorEastAsia" w:hAnsi="Cambria Math" w:cs="Times New Roman"/>
+                      <w:sz w:val="28"/>
+                      <w:szCs w:val="28"/>
+                    </w:rPr>
+                    <m:t>2</m:t>
+                  </m:r>
+                </m:sup>
+              </m:sSup>
+            </m:den>
+          </m:f>
+          <m:r>
+            <w:rPr>
+              <w:rFonts w:ascii="Cambria Math" w:eastAsiaTheme="minorEastAsia" w:hAnsi="Cambria Math" w:cs="Times New Roman"/>
+              <w:sz w:val="28"/>
+              <w:szCs w:val="28"/>
+            </w:rPr>
+            <m:t>,i=</m:t>
+          </m:r>
+          <m:acc>
+            <m:accPr>
+              <m:chr m:val="̅"/>
+              <m:ctrlPr>
+                <w:rPr>
+                  <w:rFonts w:ascii="Cambria Math" w:eastAsiaTheme="minorEastAsia" w:hAnsi="Cambria Math" w:cs="Times New Roman"/>
+                  <w:i/>
+                  <w:sz w:val="28"/>
+                  <w:szCs w:val="28"/>
+                </w:rPr>
+              </m:ctrlPr>
+            </m:accPr>
+            <m:e>
+              <m:r>
+                <w:rPr>
+                  <w:rFonts w:ascii="Cambria Math" w:eastAsiaTheme="minorEastAsia" w:hAnsi="Cambria Math" w:cs="Times New Roman"/>
+                  <w:sz w:val="28"/>
+                  <w:szCs w:val="28"/>
+                </w:rPr>
+                <m:t>0,n-3</m:t>
+              </m:r>
+            </m:e>
+          </m:acc>
+        </m:oMath>
+      </m:oMathPara>
+    </w:p>
+    <w:p>
+      <w:pPr>
+        <w:rPr>
+          <w:rFonts w:ascii="Times New Roman" w:eastAsiaTheme="minorEastAsia" w:hAnsi="Times New Roman" w:cs="Times New Roman"/>
+          <w:i/>
+          <w:sz w:val="28"/>
+          <w:szCs w:val="28"/>
+        </w:rPr>
+      </w:pPr>
+      <m:oMathPara>
+        <m:oMath>
+          <m:sSub>
+            <m:sSubPr>
+              <m:ctrlPr>
+                <w:rPr>
                   <w:rFonts w:ascii="Cambria Math" w:hAnsi="Cambria Math" w:cs="Times New Roman"/>
                   <w:i/>
                   <w:sz w:val="28"/>
@@ -13107,7 +13192,7 @@
                   <w:sz w:val="28"/>
                   <w:szCs w:val="28"/>
                 </w:rPr>
-                <m:t>a</m:t>
+                <m:t>c</m:t>
               </m:r>
             </m:e>
             <m:sub>
@@ -13306,14 +13391,29 @@
               </m:ctrlPr>
             </m:sSubSupPr>
             <m:e>
-              <m:r>
-                <w:rPr>
-                  <w:rFonts w:ascii="Cambria Math" w:eastAsiaTheme="minorEastAsia" w:hAnsi="Cambria Math" w:cs="Times New Roman"/>
-                  <w:sz w:val="28"/>
-                  <w:szCs w:val="28"/>
-                </w:rPr>
-                <m:t>d</m:t>
-              </m:r>
+              <m:acc>
+                <m:accPr>
+                  <m:chr m:val="̃"/>
+                  <m:ctrlPr>
+                    <w:rPr>
+                      <w:rFonts w:ascii="Cambria Math" w:eastAsiaTheme="minorEastAsia" w:hAnsi="Cambria Math" w:cs="Times New Roman"/>
+                      <w:i/>
+                      <w:sz w:val="28"/>
+                      <w:szCs w:val="28"/>
+                    </w:rPr>
+                  </m:ctrlPr>
+                </m:accPr>
+                <m:e>
+                  <m:r>
+                    <w:rPr>
+                      <w:rFonts w:ascii="Cambria Math" w:eastAsiaTheme="minorEastAsia" w:hAnsi="Cambria Math" w:cs="Times New Roman"/>
+                      <w:sz w:val="28"/>
+                      <w:szCs w:val="28"/>
+                    </w:rPr>
+                    <m:t>d</m:t>
+                  </m:r>
+                </m:e>
+              </m:acc>
             </m:e>
             <m:sub>
               <m:r>
@@ -13321,8 +13421,9 @@
                   <w:rFonts w:ascii="Cambria Math" w:eastAsiaTheme="minorEastAsia" w:hAnsi="Cambria Math" w:cs="Times New Roman"/>
                   <w:sz w:val="28"/>
                   <w:szCs w:val="28"/>
+                  <w:lang w:val="en-US"/>
                 </w:rPr>
-                <m:t>i</m:t>
+                <m:t>i-1</m:t>
               </m:r>
             </m:sub>
             <m:sup>
@@ -13736,6 +13837,53 @@
               </m:d>
             </m:e>
           </m:d>
+          <m:r>
+            <w:rPr>
+              <w:rFonts w:ascii="Cambria Math" w:eastAsiaTheme="minorEastAsia" w:hAnsi="Cambria Math" w:cs="Times New Roman"/>
+              <w:sz w:val="28"/>
+              <w:szCs w:val="28"/>
+            </w:rPr>
+            <m:t>,i=</m:t>
+          </m:r>
+          <m:acc>
+            <m:accPr>
+              <m:chr m:val="̅"/>
+              <m:ctrlPr>
+                <w:rPr>
+                  <w:rFonts w:ascii="Cambria Math" w:eastAsiaTheme="minorEastAsia" w:hAnsi="Cambria Math" w:cs="Times New Roman"/>
+                  <w:i/>
+                  <w:sz w:val="28"/>
+                  <w:szCs w:val="28"/>
+                </w:rPr>
+              </m:ctrlPr>
+            </m:accPr>
+            <m:e>
+              <m:r>
+                <w:rPr>
+                  <w:rFonts w:ascii="Cambria Math" w:eastAsiaTheme="minorEastAsia" w:hAnsi="Cambria Math" w:cs="Times New Roman"/>
+                  <w:sz w:val="28"/>
+                  <w:szCs w:val="28"/>
+                </w:rPr>
+                <m:t>1</m:t>
+              </m:r>
+              <m:r>
+                <w:rPr>
+                  <w:rFonts w:ascii="Cambria Math" w:eastAsiaTheme="minorEastAsia" w:hAnsi="Cambria Math" w:cs="Times New Roman"/>
+                  <w:sz w:val="28"/>
+                  <w:szCs w:val="28"/>
+                </w:rPr>
+                <m:t>,n-</m:t>
+              </m:r>
+              <m:r>
+                <w:rPr>
+                  <w:rFonts w:ascii="Cambria Math" w:eastAsiaTheme="minorEastAsia" w:hAnsi="Cambria Math" w:cs="Times New Roman"/>
+                  <w:sz w:val="28"/>
+                  <w:szCs w:val="28"/>
+                </w:rPr>
+                <m:t>2</m:t>
+              </m:r>
+            </m:e>
+          </m:acc>
         </m:oMath>
       </m:oMathPara>
     </w:p>
@@ -14123,6 +14271,2930 @@
     </w:p>
     <w:p>
       <w:pPr>
+        <w:rPr>
+          <w:rFonts w:ascii="Times New Roman" w:eastAsiaTheme="minorEastAsia" w:hAnsi="Times New Roman" w:cs="Times New Roman"/>
+          <w:i/>
+          <w:sz w:val="28"/>
+          <w:szCs w:val="28"/>
+        </w:rPr>
+      </w:pPr>
+      <m:oMathPara>
+        <m:oMath>
+          <m:sSubSup>
+            <m:sSubSupPr>
+              <m:ctrlPr>
+                <w:rPr>
+                  <w:rFonts w:ascii="Cambria Math" w:eastAsiaTheme="minorEastAsia" w:hAnsi="Cambria Math" w:cs="Times New Roman"/>
+                  <w:i/>
+                  <w:sz w:val="28"/>
+                  <w:szCs w:val="28"/>
+                </w:rPr>
+              </m:ctrlPr>
+            </m:sSubSupPr>
+            <m:e>
+              <m:r>
+                <w:rPr>
+                  <w:rFonts w:ascii="Cambria Math" w:eastAsiaTheme="minorEastAsia" w:hAnsi="Cambria Math" w:cs="Times New Roman"/>
+                  <w:sz w:val="28"/>
+                  <w:szCs w:val="28"/>
+                </w:rPr>
+                <m:t>d</m:t>
+              </m:r>
+            </m:e>
+            <m:sub>
+              <m:r>
+                <w:rPr>
+                  <w:rFonts w:ascii="Cambria Math" w:eastAsiaTheme="minorEastAsia" w:hAnsi="Cambria Math" w:cs="Times New Roman"/>
+                  <w:sz w:val="28"/>
+                  <w:szCs w:val="28"/>
+                </w:rPr>
+                <m:t>i</m:t>
+              </m:r>
+              <m:r>
+                <w:rPr>
+                  <w:rFonts w:ascii="Cambria Math" w:eastAsiaTheme="minorEastAsia" w:hAnsi="Cambria Math" w:cs="Times New Roman"/>
+                  <w:sz w:val="28"/>
+                  <w:szCs w:val="28"/>
+                </w:rPr>
+                <m:t>-1</m:t>
+              </m:r>
+            </m:sub>
+            <m:sup>
+              <m:r>
+                <w:rPr>
+                  <w:rFonts w:ascii="Cambria Math" w:eastAsiaTheme="minorEastAsia" w:hAnsi="Cambria Math" w:cs="Times New Roman"/>
+                  <w:sz w:val="28"/>
+                  <w:szCs w:val="28"/>
+                </w:rPr>
+                <m:t>j</m:t>
+              </m:r>
+            </m:sup>
+          </m:sSubSup>
+          <m:r>
+            <w:rPr>
+              <w:rFonts w:ascii="Cambria Math" w:hAnsi="Cambria Math" w:cs="Times New Roman"/>
+              <w:sz w:val="28"/>
+              <w:szCs w:val="28"/>
+            </w:rPr>
+            <m:t>=</m:t>
+          </m:r>
+          <m:d>
+            <m:dPr>
+              <m:begChr m:val="{"/>
+              <m:endChr m:val=""/>
+              <m:ctrlPr>
+                <w:rPr>
+                  <w:rFonts w:ascii="Cambria Math" w:eastAsiaTheme="minorEastAsia" w:hAnsi="Cambria Math" w:cs="Times New Roman"/>
+                  <w:i/>
+                  <w:sz w:val="28"/>
+                  <w:szCs w:val="28"/>
+                </w:rPr>
+              </m:ctrlPr>
+            </m:dPr>
+            <m:e>
+              <m:eqArr>
+                <m:eqArrPr>
+                  <m:ctrlPr>
+                    <w:rPr>
+                      <w:rFonts w:ascii="Cambria Math" w:eastAsiaTheme="minorEastAsia" w:hAnsi="Cambria Math" w:cs="Times New Roman"/>
+                      <w:i/>
+                      <w:sz w:val="28"/>
+                      <w:szCs w:val="28"/>
+                    </w:rPr>
+                  </m:ctrlPr>
+                </m:eqArrPr>
+                <m:e>
+                  <m:sSubSup>
+                    <m:sSubSupPr>
+                      <m:ctrlPr>
+                        <w:rPr>
+                          <w:rFonts w:ascii="Cambria Math" w:eastAsiaTheme="minorEastAsia" w:hAnsi="Cambria Math" w:cs="Times New Roman"/>
+                          <w:i/>
+                          <w:sz w:val="28"/>
+                          <w:szCs w:val="28"/>
+                        </w:rPr>
+                      </m:ctrlPr>
+                    </m:sSubSupPr>
+                    <m:e>
+                      <m:acc>
+                        <m:accPr>
+                          <m:chr m:val="̃"/>
+                          <m:ctrlPr>
+                            <w:rPr>
+                              <w:rFonts w:ascii="Cambria Math" w:eastAsiaTheme="minorEastAsia" w:hAnsi="Cambria Math" w:cs="Times New Roman"/>
+                              <w:i/>
+                              <w:sz w:val="28"/>
+                              <w:szCs w:val="28"/>
+                            </w:rPr>
+                          </m:ctrlPr>
+                        </m:accPr>
+                        <m:e>
+                          <m:r>
+                            <w:rPr>
+                              <w:rFonts w:ascii="Cambria Math" w:eastAsiaTheme="minorEastAsia" w:hAnsi="Cambria Math" w:cs="Times New Roman"/>
+                              <w:sz w:val="28"/>
+                              <w:szCs w:val="28"/>
+                            </w:rPr>
+                            <m:t>d</m:t>
+                          </m:r>
+                        </m:e>
+                      </m:acc>
+                    </m:e>
+                    <m:sub>
+                      <m:r>
+                        <w:rPr>
+                          <w:rFonts w:ascii="Cambria Math" w:eastAsiaTheme="minorEastAsia" w:hAnsi="Cambria Math" w:cs="Times New Roman"/>
+                          <w:sz w:val="28"/>
+                          <w:szCs w:val="28"/>
+                          <w:lang w:val="en-US"/>
+                        </w:rPr>
+                        <m:t>0</m:t>
+                      </m:r>
+                    </m:sub>
+                    <m:sup>
+                      <m:r>
+                        <w:rPr>
+                          <w:rFonts w:ascii="Cambria Math" w:eastAsiaTheme="minorEastAsia" w:hAnsi="Cambria Math" w:cs="Times New Roman"/>
+                          <w:sz w:val="28"/>
+                          <w:szCs w:val="28"/>
+                        </w:rPr>
+                        <m:t>j</m:t>
+                      </m:r>
+                    </m:sup>
+                  </m:sSubSup>
+                  <m:r>
+                    <w:rPr>
+                      <w:rFonts w:ascii="Cambria Math" w:eastAsiaTheme="minorEastAsia" w:hAnsi="Cambria Math" w:cs="Times New Roman"/>
+                      <w:sz w:val="28"/>
+                      <w:szCs w:val="28"/>
+                    </w:rPr>
+                    <m:t>+</m:t>
+                  </m:r>
+                  <m:f>
+                    <m:fPr>
+                      <m:ctrlPr>
+                        <w:rPr>
+                          <w:rFonts w:ascii="Cambria Math" w:hAnsi="Cambria Math" w:cs="Times New Roman"/>
+                          <w:i/>
+                          <w:sz w:val="28"/>
+                          <w:szCs w:val="28"/>
+                        </w:rPr>
+                      </m:ctrlPr>
+                    </m:fPr>
+                    <m:num>
+                      <m:r>
+                        <w:rPr>
+                          <w:rFonts w:ascii="Cambria Math" w:hAnsi="Cambria Math" w:cs="Times New Roman"/>
+                          <w:sz w:val="28"/>
+                          <w:szCs w:val="28"/>
+                        </w:rPr>
+                        <m:t>στ</m:t>
+                      </m:r>
+                    </m:num>
+                    <m:den>
+                      <m:sSup>
+                        <m:sSupPr>
+                          <m:ctrlPr>
+                            <w:rPr>
+                              <w:rFonts w:ascii="Cambria Math" w:hAnsi="Cambria Math" w:cs="Times New Roman"/>
+                              <w:i/>
+                              <w:sz w:val="28"/>
+                              <w:szCs w:val="28"/>
+                            </w:rPr>
+                          </m:ctrlPr>
+                        </m:sSupPr>
+                        <m:e>
+                          <m:r>
+                            <w:rPr>
+                              <w:rFonts w:ascii="Cambria Math" w:hAnsi="Cambria Math" w:cs="Times New Roman"/>
+                              <w:sz w:val="28"/>
+                              <w:szCs w:val="28"/>
+                            </w:rPr>
+                            <m:t>h</m:t>
+                          </m:r>
+                        </m:e>
+                        <m:sup>
+                          <m:r>
+                            <w:rPr>
+                              <w:rFonts w:ascii="Cambria Math" w:hAnsi="Cambria Math" w:cs="Times New Roman"/>
+                              <w:sz w:val="28"/>
+                              <w:szCs w:val="28"/>
+                            </w:rPr>
+                            <m:t>2</m:t>
+                          </m:r>
+                        </m:sup>
+                      </m:sSup>
+                    </m:den>
+                  </m:f>
+                  <m:r>
+                    <w:rPr>
+                      <w:rFonts w:ascii="Cambria Math" w:hAnsi="Cambria Math" w:cs="Times New Roman"/>
+                      <w:sz w:val="28"/>
+                      <w:szCs w:val="28"/>
+                    </w:rPr>
+                    <m:t>∙</m:t>
+                  </m:r>
+                  <m:sSubSup>
+                    <m:sSubSupPr>
+                      <m:ctrlPr>
+                        <w:rPr>
+                          <w:rFonts w:ascii="Cambria Math" w:hAnsi="Cambria Math" w:cs="Times New Roman"/>
+                          <w:i/>
+                          <w:sz w:val="28"/>
+                          <w:szCs w:val="28"/>
+                        </w:rPr>
+                      </m:ctrlPr>
+                    </m:sSubSupPr>
+                    <m:e>
+                      <m:r>
+                        <w:rPr>
+                          <w:rFonts w:ascii="Cambria Math" w:hAnsi="Cambria Math" w:cs="Times New Roman"/>
+                          <w:sz w:val="28"/>
+                          <w:szCs w:val="28"/>
+                        </w:rPr>
+                        <m:t>y</m:t>
+                      </m:r>
+                    </m:e>
+                    <m:sub>
+                      <m:r>
+                        <w:rPr>
+                          <w:rFonts w:ascii="Cambria Math" w:hAnsi="Cambria Math" w:cs="Times New Roman"/>
+                          <w:sz w:val="28"/>
+                          <w:szCs w:val="28"/>
+                        </w:rPr>
+                        <m:t>0</m:t>
+                      </m:r>
+                    </m:sub>
+                    <m:sup>
+                      <m:r>
+                        <w:rPr>
+                          <w:rFonts w:ascii="Cambria Math" w:hAnsi="Cambria Math" w:cs="Times New Roman"/>
+                          <w:sz w:val="28"/>
+                          <w:szCs w:val="28"/>
+                        </w:rPr>
+                        <m:t>j+1</m:t>
+                      </m:r>
+                    </m:sup>
+                  </m:sSubSup>
+                  <m:r>
+                    <w:rPr>
+                      <w:rFonts w:ascii="Cambria Math" w:hAnsi="Cambria Math" w:cs="Times New Roman"/>
+                      <w:sz w:val="28"/>
+                      <w:szCs w:val="28"/>
+                    </w:rPr>
+                    <m:t>,  &amp;</m:t>
+                  </m:r>
+                  <m:r>
+                    <w:rPr>
+                      <w:rFonts w:ascii="Cambria Math" w:eastAsiaTheme="minorEastAsia" w:hAnsi="Cambria Math" w:cs="Times New Roman"/>
+                      <w:sz w:val="28"/>
+                      <w:szCs w:val="28"/>
+                    </w:rPr>
+                    <m:t>i=</m:t>
+                  </m:r>
+                  <m:r>
+                    <w:rPr>
+                      <w:rFonts w:ascii="Cambria Math" w:eastAsiaTheme="minorEastAsia" w:hAnsi="Cambria Math" w:cs="Times New Roman"/>
+                      <w:sz w:val="28"/>
+                      <w:szCs w:val="28"/>
+                    </w:rPr>
+                    <m:t>1</m:t>
+                  </m:r>
+                </m:e>
+                <m:e>
+                  <m:m>
+                    <m:mPr>
+                      <m:mcs>
+                        <m:mc>
+                          <m:mcPr>
+                            <m:count m:val="1"/>
+                            <m:mcJc m:val="center"/>
+                          </m:mcPr>
+                        </m:mc>
+                      </m:mcs>
+                      <m:ctrlPr>
+                        <w:rPr>
+                          <w:rFonts w:ascii="Cambria Math" w:eastAsiaTheme="minorEastAsia" w:hAnsi="Cambria Math" w:cs="Times New Roman"/>
+                          <w:i/>
+                          <w:sz w:val="28"/>
+                          <w:szCs w:val="28"/>
+                        </w:rPr>
+                      </m:ctrlPr>
+                    </m:mPr>
+                    <m:mr>
+                      <m:e>
+                        <m:sSubSup>
+                          <m:sSubSupPr>
+                            <m:ctrlPr>
+                              <w:rPr>
+                                <w:rFonts w:ascii="Cambria Math" w:eastAsiaTheme="minorEastAsia" w:hAnsi="Cambria Math" w:cs="Times New Roman"/>
+                                <w:i/>
+                                <w:sz w:val="28"/>
+                                <w:szCs w:val="28"/>
+                              </w:rPr>
+                            </m:ctrlPr>
+                          </m:sSubSupPr>
+                          <m:e>
+                            <m:acc>
+                              <m:accPr>
+                                <m:chr m:val="̃"/>
+                                <m:ctrlPr>
+                                  <w:rPr>
+                                    <w:rFonts w:ascii="Cambria Math" w:eastAsiaTheme="minorEastAsia" w:hAnsi="Cambria Math" w:cs="Times New Roman"/>
+                                    <w:i/>
+                                    <w:sz w:val="28"/>
+                                    <w:szCs w:val="28"/>
+                                  </w:rPr>
+                                </m:ctrlPr>
+                              </m:accPr>
+                              <m:e>
+                                <m:r>
+                                  <w:rPr>
+                                    <w:rFonts w:ascii="Cambria Math" w:eastAsiaTheme="minorEastAsia" w:hAnsi="Cambria Math" w:cs="Times New Roman"/>
+                                    <w:sz w:val="28"/>
+                                    <w:szCs w:val="28"/>
+                                  </w:rPr>
+                                  <m:t>d</m:t>
+                                </m:r>
+                              </m:e>
+                            </m:acc>
+                          </m:e>
+                          <m:sub>
+                            <m:r>
+                              <w:rPr>
+                                <w:rFonts w:ascii="Cambria Math" w:eastAsiaTheme="minorEastAsia" w:hAnsi="Cambria Math" w:cs="Times New Roman"/>
+                                <w:sz w:val="28"/>
+                                <w:szCs w:val="28"/>
+                                <w:lang w:val="en-US"/>
+                              </w:rPr>
+                              <m:t>i-1</m:t>
+                            </m:r>
+                          </m:sub>
+                          <m:sup>
+                            <m:r>
+                              <w:rPr>
+                                <w:rFonts w:ascii="Cambria Math" w:eastAsiaTheme="minorEastAsia" w:hAnsi="Cambria Math" w:cs="Times New Roman"/>
+                                <w:sz w:val="28"/>
+                                <w:szCs w:val="28"/>
+                              </w:rPr>
+                              <m:t>j</m:t>
+                            </m:r>
+                          </m:sup>
+                        </m:sSubSup>
+                        <m:r>
+                          <w:rPr>
+                            <w:rFonts w:ascii="Cambria Math" w:hAnsi="Cambria Math" w:cs="Times New Roman"/>
+                            <w:sz w:val="28"/>
+                            <w:szCs w:val="28"/>
+                          </w:rPr>
+                          <m:t xml:space="preserve">,  </m:t>
+                        </m:r>
+                        <m:r>
+                          <w:rPr>
+                            <w:rFonts w:ascii="Cambria Math" w:eastAsiaTheme="minorEastAsia" w:hAnsi="Cambria Math" w:cs="Times New Roman"/>
+                            <w:sz w:val="28"/>
+                            <w:szCs w:val="28"/>
+                          </w:rPr>
+                          <m:t>i=</m:t>
+                        </m:r>
+                        <m:acc>
+                          <m:accPr>
+                            <m:chr m:val="̅"/>
+                            <m:ctrlPr>
+                              <w:rPr>
+                                <w:rFonts w:ascii="Cambria Math" w:eastAsiaTheme="minorEastAsia" w:hAnsi="Cambria Math" w:cs="Times New Roman"/>
+                                <w:i/>
+                                <w:sz w:val="28"/>
+                                <w:szCs w:val="28"/>
+                              </w:rPr>
+                            </m:ctrlPr>
+                          </m:accPr>
+                          <m:e>
+                            <m:r>
+                              <w:rPr>
+                                <w:rFonts w:ascii="Cambria Math" w:eastAsiaTheme="minorEastAsia" w:hAnsi="Cambria Math" w:cs="Times New Roman"/>
+                                <w:sz w:val="28"/>
+                                <w:szCs w:val="28"/>
+                              </w:rPr>
+                              <m:t>2</m:t>
+                            </m:r>
+                            <m:r>
+                              <w:rPr>
+                                <w:rFonts w:ascii="Cambria Math" w:eastAsiaTheme="minorEastAsia" w:hAnsi="Cambria Math" w:cs="Times New Roman"/>
+                                <w:sz w:val="28"/>
+                                <w:szCs w:val="28"/>
+                              </w:rPr>
+                              <m:t>,n-</m:t>
+                            </m:r>
+                            <m:r>
+                              <w:rPr>
+                                <w:rFonts w:ascii="Cambria Math" w:eastAsiaTheme="minorEastAsia" w:hAnsi="Cambria Math" w:cs="Times New Roman"/>
+                                <w:sz w:val="28"/>
+                                <w:szCs w:val="28"/>
+                              </w:rPr>
+                              <m:t>3</m:t>
+                            </m:r>
+                          </m:e>
+                        </m:acc>
+                      </m:e>
+                    </m:mr>
+                    <m:mr>
+                      <m:e>
+                        <m:sSubSup>
+                          <m:sSubSupPr>
+                            <m:ctrlPr>
+                              <w:rPr>
+                                <w:rFonts w:ascii="Cambria Math" w:eastAsiaTheme="minorEastAsia" w:hAnsi="Cambria Math" w:cs="Times New Roman"/>
+                                <w:i/>
+                                <w:sz w:val="28"/>
+                                <w:szCs w:val="28"/>
+                              </w:rPr>
+                            </m:ctrlPr>
+                          </m:sSubSupPr>
+                          <m:e>
+                            <m:acc>
+                              <m:accPr>
+                                <m:chr m:val="̃"/>
+                                <m:ctrlPr>
+                                  <w:rPr>
+                                    <w:rFonts w:ascii="Cambria Math" w:eastAsiaTheme="minorEastAsia" w:hAnsi="Cambria Math" w:cs="Times New Roman"/>
+                                    <w:i/>
+                                    <w:sz w:val="28"/>
+                                    <w:szCs w:val="28"/>
+                                  </w:rPr>
+                                </m:ctrlPr>
+                              </m:accPr>
+                              <m:e>
+                                <m:r>
+                                  <w:rPr>
+                                    <w:rFonts w:ascii="Cambria Math" w:eastAsiaTheme="minorEastAsia" w:hAnsi="Cambria Math" w:cs="Times New Roman"/>
+                                    <w:sz w:val="28"/>
+                                    <w:szCs w:val="28"/>
+                                  </w:rPr>
+                                  <m:t>d</m:t>
+                                </m:r>
+                              </m:e>
+                            </m:acc>
+                          </m:e>
+                          <m:sub>
+                            <m:r>
+                              <w:rPr>
+                                <w:rFonts w:ascii="Cambria Math" w:eastAsiaTheme="minorEastAsia" w:hAnsi="Cambria Math" w:cs="Times New Roman"/>
+                                <w:sz w:val="28"/>
+                                <w:szCs w:val="28"/>
+                                <w:lang w:val="en-US"/>
+                              </w:rPr>
+                              <m:t>n-</m:t>
+                            </m:r>
+                            <m:r>
+                              <w:rPr>
+                                <w:rFonts w:ascii="Cambria Math" w:eastAsiaTheme="minorEastAsia" w:hAnsi="Cambria Math" w:cs="Times New Roman"/>
+                                <w:sz w:val="28"/>
+                                <w:szCs w:val="28"/>
+                                <w:lang w:val="en-US"/>
+                              </w:rPr>
+                              <m:t>3</m:t>
+                            </m:r>
+                          </m:sub>
+                          <m:sup>
+                            <m:r>
+                              <w:rPr>
+                                <w:rFonts w:ascii="Cambria Math" w:eastAsiaTheme="minorEastAsia" w:hAnsi="Cambria Math" w:cs="Times New Roman"/>
+                                <w:sz w:val="28"/>
+                                <w:szCs w:val="28"/>
+                              </w:rPr>
+                              <m:t>j</m:t>
+                            </m:r>
+                          </m:sup>
+                        </m:sSubSup>
+                        <m:r>
+                          <w:rPr>
+                            <w:rFonts w:ascii="Cambria Math" w:eastAsiaTheme="minorEastAsia" w:hAnsi="Cambria Math" w:cs="Times New Roman"/>
+                            <w:sz w:val="28"/>
+                            <w:szCs w:val="28"/>
+                          </w:rPr>
+                          <m:t>+</m:t>
+                        </m:r>
+                        <m:f>
+                          <m:fPr>
+                            <m:ctrlPr>
+                              <w:rPr>
+                                <w:rFonts w:ascii="Cambria Math" w:hAnsi="Cambria Math" w:cs="Times New Roman"/>
+                                <w:i/>
+                                <w:sz w:val="28"/>
+                                <w:szCs w:val="28"/>
+                              </w:rPr>
+                            </m:ctrlPr>
+                          </m:fPr>
+                          <m:num>
+                            <m:r>
+                              <w:rPr>
+                                <w:rFonts w:ascii="Cambria Math" w:hAnsi="Cambria Math" w:cs="Times New Roman"/>
+                                <w:sz w:val="28"/>
+                                <w:szCs w:val="28"/>
+                              </w:rPr>
+                              <m:t>στ</m:t>
+                            </m:r>
+                          </m:num>
+                          <m:den>
+                            <m:sSup>
+                              <m:sSupPr>
+                                <m:ctrlPr>
+                                  <w:rPr>
+                                    <w:rFonts w:ascii="Cambria Math" w:hAnsi="Cambria Math" w:cs="Times New Roman"/>
+                                    <w:i/>
+                                    <w:sz w:val="28"/>
+                                    <w:szCs w:val="28"/>
+                                  </w:rPr>
+                                </m:ctrlPr>
+                              </m:sSupPr>
+                              <m:e>
+                                <m:r>
+                                  <w:rPr>
+                                    <w:rFonts w:ascii="Cambria Math" w:hAnsi="Cambria Math" w:cs="Times New Roman"/>
+                                    <w:sz w:val="28"/>
+                                    <w:szCs w:val="28"/>
+                                  </w:rPr>
+                                  <m:t>h</m:t>
+                                </m:r>
+                              </m:e>
+                              <m:sup>
+                                <m:r>
+                                  <w:rPr>
+                                    <w:rFonts w:ascii="Cambria Math" w:hAnsi="Cambria Math" w:cs="Times New Roman"/>
+                                    <w:sz w:val="28"/>
+                                    <w:szCs w:val="28"/>
+                                  </w:rPr>
+                                  <m:t>2</m:t>
+                                </m:r>
+                              </m:sup>
+                            </m:sSup>
+                          </m:den>
+                        </m:f>
+                        <m:r>
+                          <w:rPr>
+                            <w:rFonts w:ascii="Cambria Math" w:hAnsi="Cambria Math" w:cs="Times New Roman"/>
+                            <w:sz w:val="28"/>
+                            <w:szCs w:val="28"/>
+                          </w:rPr>
+                          <m:t>∙</m:t>
+                        </m:r>
+                        <m:sSubSup>
+                          <m:sSubSupPr>
+                            <m:ctrlPr>
+                              <w:rPr>
+                                <w:rFonts w:ascii="Cambria Math" w:hAnsi="Cambria Math" w:cs="Times New Roman"/>
+                                <w:i/>
+                                <w:sz w:val="28"/>
+                                <w:szCs w:val="28"/>
+                              </w:rPr>
+                            </m:ctrlPr>
+                          </m:sSubSupPr>
+                          <m:e>
+                            <m:r>
+                              <w:rPr>
+                                <w:rFonts w:ascii="Cambria Math" w:hAnsi="Cambria Math" w:cs="Times New Roman"/>
+                                <w:sz w:val="28"/>
+                                <w:szCs w:val="28"/>
+                              </w:rPr>
+                              <m:t>y</m:t>
+                            </m:r>
+                          </m:e>
+                          <m:sub>
+                            <m:r>
+                              <w:rPr>
+                                <w:rFonts w:ascii="Cambria Math" w:hAnsi="Cambria Math" w:cs="Times New Roman"/>
+                                <w:sz w:val="28"/>
+                                <w:szCs w:val="28"/>
+                              </w:rPr>
+                              <m:t>n</m:t>
+                            </m:r>
+                            <m:r>
+                              <w:rPr>
+                                <w:rFonts w:ascii="Cambria Math" w:hAnsi="Cambria Math" w:cs="Times New Roman"/>
+                                <w:sz w:val="28"/>
+                                <w:szCs w:val="28"/>
+                              </w:rPr>
+                              <m:t>-1</m:t>
+                            </m:r>
+                          </m:sub>
+                          <m:sup>
+                            <m:r>
+                              <w:rPr>
+                                <w:rFonts w:ascii="Cambria Math" w:hAnsi="Cambria Math" w:cs="Times New Roman"/>
+                                <w:sz w:val="28"/>
+                                <w:szCs w:val="28"/>
+                              </w:rPr>
+                              <m:t>j+1</m:t>
+                            </m:r>
+                          </m:sup>
+                        </m:sSubSup>
+                        <m:r>
+                          <w:rPr>
+                            <w:rFonts w:ascii="Cambria Math" w:hAnsi="Cambria Math" w:cs="Times New Roman"/>
+                            <w:sz w:val="28"/>
+                            <w:szCs w:val="28"/>
+                          </w:rPr>
+                          <m:t xml:space="preserve">,  </m:t>
+                        </m:r>
+                        <m:r>
+                          <w:rPr>
+                            <w:rFonts w:ascii="Cambria Math" w:eastAsiaTheme="minorEastAsia" w:hAnsi="Cambria Math" w:cs="Times New Roman"/>
+                            <w:sz w:val="28"/>
+                            <w:szCs w:val="28"/>
+                          </w:rPr>
+                          <m:t>i=n-</m:t>
+                        </m:r>
+                        <m:r>
+                          <w:rPr>
+                            <w:rFonts w:ascii="Cambria Math" w:eastAsiaTheme="minorEastAsia" w:hAnsi="Cambria Math" w:cs="Times New Roman"/>
+                            <w:sz w:val="28"/>
+                            <w:szCs w:val="28"/>
+                          </w:rPr>
+                          <m:t>2</m:t>
+                        </m:r>
+                      </m:e>
+                    </m:mr>
+                  </m:m>
+                </m:e>
+              </m:eqArr>
+            </m:e>
+          </m:d>
+        </m:oMath>
+      </m:oMathPara>
+    </w:p>
+    <w:p>
+      <w:pPr>
+        <w:ind w:firstLine="708"/>
+        <w:rPr>
+          <w:rFonts w:ascii="Times New Roman" w:eastAsiaTheme="minorEastAsia" w:hAnsi="Times New Roman" w:cs="Times New Roman"/>
+          <w:iCs/>
+          <w:sz w:val="28"/>
+          <w:szCs w:val="28"/>
+        </w:rPr>
+      </w:pPr>
+      <w:r>
+        <w:rPr>
+          <w:rFonts w:ascii="Times New Roman" w:eastAsiaTheme="minorEastAsia" w:hAnsi="Times New Roman" w:cs="Times New Roman"/>
+          <w:iCs/>
+          <w:sz w:val="28"/>
+          <w:szCs w:val="28"/>
+        </w:rPr>
+        <w:t xml:space="preserve">Легко видеть, что </w:t>
+      </w:r>
+      <w:r>
+        <w:rPr>
+          <w:rFonts w:ascii="Times New Roman" w:eastAsiaTheme="minorEastAsia" w:hAnsi="Times New Roman" w:cs="Times New Roman"/>
+          <w:iCs/>
+          <w:sz w:val="28"/>
+          <w:szCs w:val="28"/>
+        </w:rPr>
+        <w:t>достаточное условие применения метода прогонки (диагональное преобладание) выполняется</w:t>
+      </w:r>
+      <w:r>
+        <w:rPr>
+          <w:rFonts w:ascii="Times New Roman" w:eastAsiaTheme="minorEastAsia" w:hAnsi="Times New Roman" w:cs="Times New Roman"/>
+          <w:iCs/>
+          <w:sz w:val="28"/>
+          <w:szCs w:val="28"/>
+        </w:rPr>
+        <w:t>:</w:t>
+      </w:r>
+    </w:p>
+    <w:p>
+      <w:pPr>
+        <w:ind w:firstLine="708"/>
+        <w:rPr>
+          <w:rFonts w:ascii="Times New Roman" w:eastAsiaTheme="minorEastAsia" w:hAnsi="Times New Roman" w:cs="Times New Roman"/>
+          <w:i/>
+          <w:sz w:val="28"/>
+          <w:szCs w:val="28"/>
+        </w:rPr>
+      </w:pPr>
+      <m:oMathPara>
+        <m:oMath>
+          <m:d>
+            <m:dPr>
+              <m:begChr m:val="|"/>
+              <m:endChr m:val="|"/>
+              <m:ctrlPr>
+                <w:rPr>
+                  <w:rFonts w:ascii="Cambria Math" w:eastAsiaTheme="minorEastAsia" w:hAnsi="Cambria Math" w:cs="Times New Roman"/>
+                  <w:i/>
+                  <w:iCs/>
+                  <w:sz w:val="28"/>
+                  <w:szCs w:val="28"/>
+                  <w:lang w:val="en-US"/>
+                </w:rPr>
+              </m:ctrlPr>
+            </m:dPr>
+            <m:e>
+              <m:sSub>
+                <m:sSubPr>
+                  <m:ctrlPr>
+                    <w:rPr>
+                      <w:rFonts w:ascii="Cambria Math" w:eastAsiaTheme="minorEastAsia" w:hAnsi="Cambria Math" w:cs="Times New Roman"/>
+                      <w:i/>
+                      <w:iCs/>
+                      <w:sz w:val="28"/>
+                      <w:szCs w:val="28"/>
+                      <w:lang w:val="en-US"/>
+                    </w:rPr>
+                  </m:ctrlPr>
+                </m:sSubPr>
+                <m:e>
+                  <m:r>
+                    <w:rPr>
+                      <w:rFonts w:ascii="Cambria Math" w:eastAsiaTheme="minorEastAsia" w:hAnsi="Cambria Math" w:cs="Times New Roman"/>
+                      <w:sz w:val="28"/>
+                      <w:szCs w:val="28"/>
+                      <w:lang w:val="en-US"/>
+                    </w:rPr>
+                    <m:t>a</m:t>
+                  </m:r>
+                </m:e>
+                <m:sub>
+                  <m:r>
+                    <w:rPr>
+                      <w:rFonts w:ascii="Cambria Math" w:eastAsiaTheme="minorEastAsia" w:hAnsi="Cambria Math" w:cs="Times New Roman"/>
+                      <w:sz w:val="28"/>
+                      <w:szCs w:val="28"/>
+                      <w:lang w:val="en-US"/>
+                    </w:rPr>
+                    <m:t>i</m:t>
+                  </m:r>
+                </m:sub>
+              </m:sSub>
+            </m:e>
+          </m:d>
+          <m:r>
+            <w:rPr>
+              <w:rFonts w:ascii="Cambria Math" w:eastAsiaTheme="minorEastAsia" w:hAnsi="Cambria Math" w:cs="Times New Roman"/>
+              <w:sz w:val="28"/>
+              <w:szCs w:val="28"/>
+              <w:lang w:val="en-US"/>
+            </w:rPr>
+            <m:t>+</m:t>
+          </m:r>
+          <m:d>
+            <m:dPr>
+              <m:begChr m:val="|"/>
+              <m:endChr m:val="|"/>
+              <m:ctrlPr>
+                <w:rPr>
+                  <w:rFonts w:ascii="Cambria Math" w:eastAsiaTheme="minorEastAsia" w:hAnsi="Cambria Math" w:cs="Times New Roman"/>
+                  <w:i/>
+                  <w:iCs/>
+                  <w:sz w:val="28"/>
+                  <w:szCs w:val="28"/>
+                  <w:lang w:val="en-US"/>
+                </w:rPr>
+              </m:ctrlPr>
+            </m:dPr>
+            <m:e>
+              <m:sSub>
+                <m:sSubPr>
+                  <m:ctrlPr>
+                    <w:rPr>
+                      <w:rFonts w:ascii="Cambria Math" w:eastAsiaTheme="minorEastAsia" w:hAnsi="Cambria Math" w:cs="Times New Roman"/>
+                      <w:i/>
+                      <w:iCs/>
+                      <w:sz w:val="28"/>
+                      <w:szCs w:val="28"/>
+                      <w:lang w:val="en-US"/>
+                    </w:rPr>
+                  </m:ctrlPr>
+                </m:sSubPr>
+                <m:e>
+                  <m:r>
+                    <w:rPr>
+                      <w:rFonts w:ascii="Cambria Math" w:eastAsiaTheme="minorEastAsia" w:hAnsi="Cambria Math" w:cs="Times New Roman"/>
+                      <w:sz w:val="28"/>
+                      <w:szCs w:val="28"/>
+                      <w:lang w:val="en-US"/>
+                    </w:rPr>
+                    <m:t>c</m:t>
+                  </m:r>
+                </m:e>
+                <m:sub>
+                  <m:r>
+                    <w:rPr>
+                      <w:rFonts w:ascii="Cambria Math" w:eastAsiaTheme="minorEastAsia" w:hAnsi="Cambria Math" w:cs="Times New Roman"/>
+                      <w:sz w:val="28"/>
+                      <w:szCs w:val="28"/>
+                      <w:lang w:val="en-US"/>
+                    </w:rPr>
+                    <m:t>i</m:t>
+                  </m:r>
+                </m:sub>
+              </m:sSub>
+            </m:e>
+          </m:d>
+          <m:r>
+            <w:rPr>
+              <w:rFonts w:ascii="Cambria Math" w:eastAsiaTheme="minorEastAsia" w:hAnsi="Cambria Math" w:cs="Times New Roman"/>
+              <w:sz w:val="28"/>
+              <w:szCs w:val="28"/>
+              <w:lang w:val="en-US"/>
+            </w:rPr>
+            <m:t>≤</m:t>
+          </m:r>
+          <m:d>
+            <m:dPr>
+              <m:begChr m:val="|"/>
+              <m:endChr m:val="|"/>
+              <m:ctrlPr>
+                <w:rPr>
+                  <w:rFonts w:ascii="Cambria Math" w:eastAsiaTheme="minorEastAsia" w:hAnsi="Cambria Math" w:cs="Times New Roman"/>
+                  <w:i/>
+                  <w:iCs/>
+                  <w:sz w:val="28"/>
+                  <w:szCs w:val="28"/>
+                  <w:lang w:val="en-US"/>
+                </w:rPr>
+              </m:ctrlPr>
+            </m:dPr>
+            <m:e>
+              <m:sSub>
+                <m:sSubPr>
+                  <m:ctrlPr>
+                    <w:rPr>
+                      <w:rFonts w:ascii="Cambria Math" w:eastAsiaTheme="minorEastAsia" w:hAnsi="Cambria Math" w:cs="Times New Roman"/>
+                      <w:i/>
+                      <w:iCs/>
+                      <w:sz w:val="28"/>
+                      <w:szCs w:val="28"/>
+                      <w:lang w:val="en-US"/>
+                    </w:rPr>
+                  </m:ctrlPr>
+                </m:sSubPr>
+                <m:e>
+                  <m:r>
+                    <w:rPr>
+                      <w:rFonts w:ascii="Cambria Math" w:eastAsiaTheme="minorEastAsia" w:hAnsi="Cambria Math" w:cs="Times New Roman"/>
+                      <w:sz w:val="28"/>
+                      <w:szCs w:val="28"/>
+                      <w:lang w:val="en-US"/>
+                    </w:rPr>
+                    <m:t>b</m:t>
+                  </m:r>
+                </m:e>
+                <m:sub>
+                  <m:r>
+                    <w:rPr>
+                      <w:rFonts w:ascii="Cambria Math" w:eastAsiaTheme="minorEastAsia" w:hAnsi="Cambria Math" w:cs="Times New Roman"/>
+                      <w:sz w:val="28"/>
+                      <w:szCs w:val="28"/>
+                      <w:lang w:val="en-US"/>
+                    </w:rPr>
+                    <m:t>i</m:t>
+                  </m:r>
+                </m:sub>
+              </m:sSub>
+            </m:e>
+          </m:d>
+          <m:r>
+            <w:rPr>
+              <w:rFonts w:ascii="Cambria Math" w:eastAsiaTheme="minorEastAsia" w:hAnsi="Cambria Math" w:cs="Times New Roman"/>
+              <w:sz w:val="28"/>
+              <w:szCs w:val="28"/>
+              <w:lang w:val="en-US"/>
+            </w:rPr>
+            <m:t>⇔</m:t>
+          </m:r>
+          <m:r>
+            <w:rPr>
+              <w:rFonts w:ascii="Cambria Math" w:eastAsiaTheme="minorEastAsia" w:hAnsi="Cambria Math" w:cs="Times New Roman"/>
+              <w:sz w:val="28"/>
+              <w:szCs w:val="28"/>
+              <w:lang w:val="en-US"/>
+            </w:rPr>
+            <m:t>2</m:t>
+          </m:r>
+          <m:f>
+            <m:fPr>
+              <m:ctrlPr>
+                <w:rPr>
+                  <w:rFonts w:ascii="Cambria Math" w:hAnsi="Cambria Math" w:cs="Times New Roman"/>
+                  <w:i/>
+                  <w:sz w:val="28"/>
+                  <w:szCs w:val="28"/>
+                </w:rPr>
+              </m:ctrlPr>
+            </m:fPr>
+            <m:num>
+              <m:r>
+                <w:rPr>
+                  <w:rFonts w:ascii="Cambria Math" w:hAnsi="Cambria Math" w:cs="Times New Roman"/>
+                  <w:sz w:val="28"/>
+                  <w:szCs w:val="28"/>
+                </w:rPr>
+                <m:t>στ</m:t>
+              </m:r>
+            </m:num>
+            <m:den>
+              <m:sSup>
+                <m:sSupPr>
+                  <m:ctrlPr>
+                    <w:rPr>
+                      <w:rFonts w:ascii="Cambria Math" w:hAnsi="Cambria Math" w:cs="Times New Roman"/>
+                      <w:i/>
+                      <w:sz w:val="28"/>
+                      <w:szCs w:val="28"/>
+                    </w:rPr>
+                  </m:ctrlPr>
+                </m:sSupPr>
+                <m:e>
+                  <m:r>
+                    <w:rPr>
+                      <w:rFonts w:ascii="Cambria Math" w:hAnsi="Cambria Math" w:cs="Times New Roman"/>
+                      <w:sz w:val="28"/>
+                      <w:szCs w:val="28"/>
+                    </w:rPr>
+                    <m:t>h</m:t>
+                  </m:r>
+                </m:e>
+                <m:sup>
+                  <m:r>
+                    <w:rPr>
+                      <w:rFonts w:ascii="Cambria Math" w:hAnsi="Cambria Math" w:cs="Times New Roman"/>
+                      <w:sz w:val="28"/>
+                      <w:szCs w:val="28"/>
+                    </w:rPr>
+                    <m:t>2</m:t>
+                  </m:r>
+                </m:sup>
+              </m:sSup>
+            </m:den>
+          </m:f>
+          <m:r>
+            <w:rPr>
+              <w:rFonts w:ascii="Cambria Math" w:eastAsiaTheme="minorEastAsia" w:hAnsi="Cambria Math" w:cs="Times New Roman"/>
+              <w:sz w:val="28"/>
+              <w:szCs w:val="28"/>
+              <w:lang w:val="en-US"/>
+            </w:rPr>
+            <m:t>≤</m:t>
+          </m:r>
+          <m:r>
+            <w:rPr>
+              <w:rFonts w:ascii="Cambria Math" w:eastAsiaTheme="minorEastAsia" w:hAnsi="Cambria Math" w:cs="Times New Roman"/>
+              <w:sz w:val="28"/>
+              <w:szCs w:val="28"/>
+            </w:rPr>
+            <m:t>1+2</m:t>
+          </m:r>
+          <m:f>
+            <m:fPr>
+              <m:ctrlPr>
+                <w:rPr>
+                  <w:rFonts w:ascii="Cambria Math" w:eastAsiaTheme="minorEastAsia" w:hAnsi="Cambria Math" w:cs="Times New Roman"/>
+                  <w:i/>
+                  <w:sz w:val="28"/>
+                  <w:szCs w:val="28"/>
+                </w:rPr>
+              </m:ctrlPr>
+            </m:fPr>
+            <m:num>
+              <m:r>
+                <w:rPr>
+                  <w:rFonts w:ascii="Cambria Math" w:eastAsiaTheme="minorEastAsia" w:hAnsi="Cambria Math" w:cs="Times New Roman"/>
+                  <w:sz w:val="28"/>
+                  <w:szCs w:val="28"/>
+                </w:rPr>
+                <m:t>στ</m:t>
+              </m:r>
+            </m:num>
+            <m:den>
+              <m:sSup>
+                <m:sSupPr>
+                  <m:ctrlPr>
+                    <w:rPr>
+                      <w:rFonts w:ascii="Cambria Math" w:eastAsiaTheme="minorEastAsia" w:hAnsi="Cambria Math" w:cs="Times New Roman"/>
+                      <w:i/>
+                      <w:sz w:val="28"/>
+                      <w:szCs w:val="28"/>
+                    </w:rPr>
+                  </m:ctrlPr>
+                </m:sSupPr>
+                <m:e>
+                  <m:r>
+                    <w:rPr>
+                      <w:rFonts w:ascii="Cambria Math" w:eastAsiaTheme="minorEastAsia" w:hAnsi="Cambria Math" w:cs="Times New Roman"/>
+                      <w:sz w:val="28"/>
+                      <w:szCs w:val="28"/>
+                    </w:rPr>
+                    <m:t>h</m:t>
+                  </m:r>
+                </m:e>
+                <m:sup>
+                  <m:r>
+                    <w:rPr>
+                      <w:rFonts w:ascii="Cambria Math" w:eastAsiaTheme="minorEastAsia" w:hAnsi="Cambria Math" w:cs="Times New Roman"/>
+                      <w:sz w:val="28"/>
+                      <w:szCs w:val="28"/>
+                    </w:rPr>
+                    <m:t>2</m:t>
+                  </m:r>
+                </m:sup>
+              </m:sSup>
+            </m:den>
+          </m:f>
+          <m:r>
+            <w:rPr>
+              <w:rFonts w:ascii="Cambria Math" w:eastAsiaTheme="minorEastAsia" w:hAnsi="Cambria Math" w:cs="Times New Roman"/>
+              <w:sz w:val="28"/>
+              <w:szCs w:val="28"/>
+            </w:rPr>
+            <m:t>,i=</m:t>
+          </m:r>
+          <m:acc>
+            <m:accPr>
+              <m:chr m:val="̅"/>
+              <m:ctrlPr>
+                <w:rPr>
+                  <w:rFonts w:ascii="Cambria Math" w:eastAsiaTheme="minorEastAsia" w:hAnsi="Cambria Math" w:cs="Times New Roman"/>
+                  <w:i/>
+                  <w:sz w:val="28"/>
+                  <w:szCs w:val="28"/>
+                </w:rPr>
+              </m:ctrlPr>
+            </m:accPr>
+            <m:e>
+              <m:r>
+                <w:rPr>
+                  <w:rFonts w:ascii="Cambria Math" w:eastAsiaTheme="minorEastAsia" w:hAnsi="Cambria Math" w:cs="Times New Roman"/>
+                  <w:sz w:val="28"/>
+                  <w:szCs w:val="28"/>
+                </w:rPr>
+                <m:t>1,n-4</m:t>
+              </m:r>
+            </m:e>
+          </m:acc>
+        </m:oMath>
+      </m:oMathPara>
+    </w:p>
+    <w:p>
+      <w:pPr>
+        <w:ind w:firstLine="708"/>
+        <w:rPr>
+          <w:rFonts w:ascii="Times New Roman" w:eastAsiaTheme="minorEastAsia" w:hAnsi="Times New Roman" w:cs="Times New Roman"/>
+          <w:i/>
+          <w:sz w:val="28"/>
+          <w:szCs w:val="28"/>
+        </w:rPr>
+      </w:pPr>
+      <m:oMathPara>
+        <m:oMath>
+          <m:d>
+            <m:dPr>
+              <m:begChr m:val="|"/>
+              <m:endChr m:val="|"/>
+              <m:ctrlPr>
+                <w:rPr>
+                  <w:rFonts w:ascii="Cambria Math" w:eastAsiaTheme="minorEastAsia" w:hAnsi="Cambria Math" w:cs="Times New Roman"/>
+                  <w:i/>
+                  <w:iCs/>
+                  <w:sz w:val="28"/>
+                  <w:szCs w:val="28"/>
+                  <w:lang w:val="en-US"/>
+                </w:rPr>
+              </m:ctrlPr>
+            </m:dPr>
+            <m:e>
+              <m:sSub>
+                <m:sSubPr>
+                  <m:ctrlPr>
+                    <w:rPr>
+                      <w:rFonts w:ascii="Cambria Math" w:eastAsiaTheme="minorEastAsia" w:hAnsi="Cambria Math" w:cs="Times New Roman"/>
+                      <w:i/>
+                      <w:iCs/>
+                      <w:sz w:val="28"/>
+                      <w:szCs w:val="28"/>
+                      <w:lang w:val="en-US"/>
+                    </w:rPr>
+                  </m:ctrlPr>
+                </m:sSubPr>
+                <m:e>
+                  <m:r>
+                    <w:rPr>
+                      <w:rFonts w:ascii="Cambria Math" w:eastAsiaTheme="minorEastAsia" w:hAnsi="Cambria Math" w:cs="Times New Roman"/>
+                      <w:sz w:val="28"/>
+                      <w:szCs w:val="28"/>
+                      <w:lang w:val="en-US"/>
+                    </w:rPr>
+                    <m:t>a</m:t>
+                  </m:r>
+                </m:e>
+                <m:sub>
+                  <m:r>
+                    <w:rPr>
+                      <w:rFonts w:ascii="Cambria Math" w:eastAsiaTheme="minorEastAsia" w:hAnsi="Cambria Math" w:cs="Times New Roman"/>
+                      <w:sz w:val="28"/>
+                      <w:szCs w:val="28"/>
+                      <w:lang w:val="en-US"/>
+                    </w:rPr>
+                    <m:t>i</m:t>
+                  </m:r>
+                </m:sub>
+              </m:sSub>
+            </m:e>
+          </m:d>
+          <m:r>
+            <w:rPr>
+              <w:rFonts w:ascii="Cambria Math" w:eastAsiaTheme="minorEastAsia" w:hAnsi="Cambria Math" w:cs="Times New Roman"/>
+              <w:sz w:val="28"/>
+              <w:szCs w:val="28"/>
+              <w:lang w:val="en-US"/>
+            </w:rPr>
+            <m:t>+</m:t>
+          </m:r>
+          <m:d>
+            <m:dPr>
+              <m:begChr m:val="|"/>
+              <m:endChr m:val="|"/>
+              <m:ctrlPr>
+                <w:rPr>
+                  <w:rFonts w:ascii="Cambria Math" w:eastAsiaTheme="minorEastAsia" w:hAnsi="Cambria Math" w:cs="Times New Roman"/>
+                  <w:i/>
+                  <w:iCs/>
+                  <w:sz w:val="28"/>
+                  <w:szCs w:val="28"/>
+                  <w:lang w:val="en-US"/>
+                </w:rPr>
+              </m:ctrlPr>
+            </m:dPr>
+            <m:e>
+              <m:sSub>
+                <m:sSubPr>
+                  <m:ctrlPr>
+                    <w:rPr>
+                      <w:rFonts w:ascii="Cambria Math" w:eastAsiaTheme="minorEastAsia" w:hAnsi="Cambria Math" w:cs="Times New Roman"/>
+                      <w:i/>
+                      <w:iCs/>
+                      <w:sz w:val="28"/>
+                      <w:szCs w:val="28"/>
+                      <w:lang w:val="en-US"/>
+                    </w:rPr>
+                  </m:ctrlPr>
+                </m:sSubPr>
+                <m:e>
+                  <m:r>
+                    <w:rPr>
+                      <w:rFonts w:ascii="Cambria Math" w:eastAsiaTheme="minorEastAsia" w:hAnsi="Cambria Math" w:cs="Times New Roman"/>
+                      <w:sz w:val="28"/>
+                      <w:szCs w:val="28"/>
+                      <w:lang w:val="en-US"/>
+                    </w:rPr>
+                    <m:t>c</m:t>
+                  </m:r>
+                </m:e>
+                <m:sub>
+                  <m:r>
+                    <w:rPr>
+                      <w:rFonts w:ascii="Cambria Math" w:eastAsiaTheme="minorEastAsia" w:hAnsi="Cambria Math" w:cs="Times New Roman"/>
+                      <w:sz w:val="28"/>
+                      <w:szCs w:val="28"/>
+                      <w:lang w:val="en-US"/>
+                    </w:rPr>
+                    <m:t>i</m:t>
+                  </m:r>
+                </m:sub>
+              </m:sSub>
+            </m:e>
+          </m:d>
+          <m:r>
+            <w:rPr>
+              <w:rFonts w:ascii="Cambria Math" w:eastAsiaTheme="minorEastAsia" w:hAnsi="Cambria Math" w:cs="Times New Roman"/>
+              <w:sz w:val="28"/>
+              <w:szCs w:val="28"/>
+              <w:lang w:val="en-US"/>
+            </w:rPr>
+            <m:t>≤</m:t>
+          </m:r>
+          <m:d>
+            <m:dPr>
+              <m:begChr m:val="|"/>
+              <m:endChr m:val="|"/>
+              <m:ctrlPr>
+                <w:rPr>
+                  <w:rFonts w:ascii="Cambria Math" w:eastAsiaTheme="minorEastAsia" w:hAnsi="Cambria Math" w:cs="Times New Roman"/>
+                  <w:i/>
+                  <w:iCs/>
+                  <w:sz w:val="28"/>
+                  <w:szCs w:val="28"/>
+                  <w:lang w:val="en-US"/>
+                </w:rPr>
+              </m:ctrlPr>
+            </m:dPr>
+            <m:e>
+              <m:sSub>
+                <m:sSubPr>
+                  <m:ctrlPr>
+                    <w:rPr>
+                      <w:rFonts w:ascii="Cambria Math" w:eastAsiaTheme="minorEastAsia" w:hAnsi="Cambria Math" w:cs="Times New Roman"/>
+                      <w:i/>
+                      <w:iCs/>
+                      <w:sz w:val="28"/>
+                      <w:szCs w:val="28"/>
+                      <w:lang w:val="en-US"/>
+                    </w:rPr>
+                  </m:ctrlPr>
+                </m:sSubPr>
+                <m:e>
+                  <m:r>
+                    <w:rPr>
+                      <w:rFonts w:ascii="Cambria Math" w:eastAsiaTheme="minorEastAsia" w:hAnsi="Cambria Math" w:cs="Times New Roman"/>
+                      <w:sz w:val="28"/>
+                      <w:szCs w:val="28"/>
+                      <w:lang w:val="en-US"/>
+                    </w:rPr>
+                    <m:t>b</m:t>
+                  </m:r>
+                </m:e>
+                <m:sub>
+                  <m:r>
+                    <w:rPr>
+                      <w:rFonts w:ascii="Cambria Math" w:eastAsiaTheme="minorEastAsia" w:hAnsi="Cambria Math" w:cs="Times New Roman"/>
+                      <w:sz w:val="28"/>
+                      <w:szCs w:val="28"/>
+                      <w:lang w:val="en-US"/>
+                    </w:rPr>
+                    <m:t>i</m:t>
+                  </m:r>
+                </m:sub>
+              </m:sSub>
+            </m:e>
+          </m:d>
+          <m:r>
+            <w:rPr>
+              <w:rFonts w:ascii="Cambria Math" w:eastAsiaTheme="minorEastAsia" w:hAnsi="Cambria Math" w:cs="Times New Roman"/>
+              <w:sz w:val="28"/>
+              <w:szCs w:val="28"/>
+              <w:lang w:val="en-US"/>
+            </w:rPr>
+            <m:t>⇔</m:t>
+          </m:r>
+          <m:f>
+            <m:fPr>
+              <m:ctrlPr>
+                <w:rPr>
+                  <w:rFonts w:ascii="Cambria Math" w:hAnsi="Cambria Math" w:cs="Times New Roman"/>
+                  <w:i/>
+                  <w:sz w:val="28"/>
+                  <w:szCs w:val="28"/>
+                </w:rPr>
+              </m:ctrlPr>
+            </m:fPr>
+            <m:num>
+              <m:r>
+                <w:rPr>
+                  <w:rFonts w:ascii="Cambria Math" w:hAnsi="Cambria Math" w:cs="Times New Roman"/>
+                  <w:sz w:val="28"/>
+                  <w:szCs w:val="28"/>
+                </w:rPr>
+                <m:t>στ</m:t>
+              </m:r>
+            </m:num>
+            <m:den>
+              <m:sSup>
+                <m:sSupPr>
+                  <m:ctrlPr>
+                    <w:rPr>
+                      <w:rFonts w:ascii="Cambria Math" w:hAnsi="Cambria Math" w:cs="Times New Roman"/>
+                      <w:i/>
+                      <w:sz w:val="28"/>
+                      <w:szCs w:val="28"/>
+                    </w:rPr>
+                  </m:ctrlPr>
+                </m:sSupPr>
+                <m:e>
+                  <m:r>
+                    <w:rPr>
+                      <w:rFonts w:ascii="Cambria Math" w:hAnsi="Cambria Math" w:cs="Times New Roman"/>
+                      <w:sz w:val="28"/>
+                      <w:szCs w:val="28"/>
+                    </w:rPr>
+                    <m:t>h</m:t>
+                  </m:r>
+                </m:e>
+                <m:sup>
+                  <m:r>
+                    <w:rPr>
+                      <w:rFonts w:ascii="Cambria Math" w:hAnsi="Cambria Math" w:cs="Times New Roman"/>
+                      <w:sz w:val="28"/>
+                      <w:szCs w:val="28"/>
+                    </w:rPr>
+                    <m:t>2</m:t>
+                  </m:r>
+                </m:sup>
+              </m:sSup>
+            </m:den>
+          </m:f>
+          <m:r>
+            <w:rPr>
+              <w:rFonts w:ascii="Cambria Math" w:eastAsiaTheme="minorEastAsia" w:hAnsi="Cambria Math" w:cs="Times New Roman"/>
+              <w:sz w:val="28"/>
+              <w:szCs w:val="28"/>
+              <w:lang w:val="en-US"/>
+            </w:rPr>
+            <m:t>≤</m:t>
+          </m:r>
+          <m:r>
+            <w:rPr>
+              <w:rFonts w:ascii="Cambria Math" w:eastAsiaTheme="minorEastAsia" w:hAnsi="Cambria Math" w:cs="Times New Roman"/>
+              <w:sz w:val="28"/>
+              <w:szCs w:val="28"/>
+            </w:rPr>
+            <m:t>1+2</m:t>
+          </m:r>
+          <m:f>
+            <m:fPr>
+              <m:ctrlPr>
+                <w:rPr>
+                  <w:rFonts w:ascii="Cambria Math" w:eastAsiaTheme="minorEastAsia" w:hAnsi="Cambria Math" w:cs="Times New Roman"/>
+                  <w:i/>
+                  <w:sz w:val="28"/>
+                  <w:szCs w:val="28"/>
+                </w:rPr>
+              </m:ctrlPr>
+            </m:fPr>
+            <m:num>
+              <m:r>
+                <w:rPr>
+                  <w:rFonts w:ascii="Cambria Math" w:eastAsiaTheme="minorEastAsia" w:hAnsi="Cambria Math" w:cs="Times New Roman"/>
+                  <w:sz w:val="28"/>
+                  <w:szCs w:val="28"/>
+                </w:rPr>
+                <m:t>στ</m:t>
+              </m:r>
+            </m:num>
+            <m:den>
+              <m:sSup>
+                <m:sSupPr>
+                  <m:ctrlPr>
+                    <w:rPr>
+                      <w:rFonts w:ascii="Cambria Math" w:eastAsiaTheme="minorEastAsia" w:hAnsi="Cambria Math" w:cs="Times New Roman"/>
+                      <w:i/>
+                      <w:sz w:val="28"/>
+                      <w:szCs w:val="28"/>
+                    </w:rPr>
+                  </m:ctrlPr>
+                </m:sSupPr>
+                <m:e>
+                  <m:r>
+                    <w:rPr>
+                      <w:rFonts w:ascii="Cambria Math" w:eastAsiaTheme="minorEastAsia" w:hAnsi="Cambria Math" w:cs="Times New Roman"/>
+                      <w:sz w:val="28"/>
+                      <w:szCs w:val="28"/>
+                    </w:rPr>
+                    <m:t>h</m:t>
+                  </m:r>
+                </m:e>
+                <m:sup>
+                  <m:r>
+                    <w:rPr>
+                      <w:rFonts w:ascii="Cambria Math" w:eastAsiaTheme="minorEastAsia" w:hAnsi="Cambria Math" w:cs="Times New Roman"/>
+                      <w:sz w:val="28"/>
+                      <w:szCs w:val="28"/>
+                    </w:rPr>
+                    <m:t>2</m:t>
+                  </m:r>
+                </m:sup>
+              </m:sSup>
+            </m:den>
+          </m:f>
+          <m:r>
+            <w:rPr>
+              <w:rFonts w:ascii="Cambria Math" w:eastAsiaTheme="minorEastAsia" w:hAnsi="Cambria Math" w:cs="Times New Roman"/>
+              <w:sz w:val="28"/>
+              <w:szCs w:val="28"/>
+            </w:rPr>
+            <m:t>,i∈</m:t>
+          </m:r>
+          <m:d>
+            <m:dPr>
+              <m:begChr m:val="{"/>
+              <m:endChr m:val="}"/>
+              <m:ctrlPr>
+                <w:rPr>
+                  <w:rFonts w:ascii="Cambria Math" w:eastAsiaTheme="minorEastAsia" w:hAnsi="Cambria Math" w:cs="Times New Roman"/>
+                  <w:i/>
+                  <w:sz w:val="28"/>
+                  <w:szCs w:val="28"/>
+                </w:rPr>
+              </m:ctrlPr>
+            </m:dPr>
+            <m:e>
+              <m:r>
+                <w:rPr>
+                  <w:rFonts w:ascii="Cambria Math" w:eastAsiaTheme="minorEastAsia" w:hAnsi="Cambria Math" w:cs="Times New Roman"/>
+                  <w:sz w:val="28"/>
+                  <w:szCs w:val="28"/>
+                </w:rPr>
+                <m:t>0,n-3</m:t>
+              </m:r>
+            </m:e>
+          </m:d>
+        </m:oMath>
+      </m:oMathPara>
+    </w:p>
+    <w:p>
+      <w:pPr>
+        <w:pStyle w:val="af1"/>
+        <w:keepNext/>
+      </w:pPr>
+      <w:r>
+        <w:lastRenderedPageBreak/>
+        <w:t xml:space="preserve">Таблица </w:t>
+      </w:r>
+      <w:fldSimple w:instr=" SEQ Таблица \* ARABIC ">
+        <w:r>
+          <w:rPr>
+            <w:noProof/>
+          </w:rPr>
+          <w:t>9</w:t>
+        </w:r>
+      </w:fldSimple>
+      <w:r>
+        <w:t xml:space="preserve"> </w:t>
+      </w:r>
+      <w:r>
+        <w:t>Устойчивость явной схемы</w:t>
+      </w:r>
+      <w:r>
+        <w:t xml:space="preserve"> </w:t>
+      </w:r>
+      <w:r>
+        <w:t xml:space="preserve">при </w:t>
+      </w:r>
+      <w:r>
+        <w:rPr>
+          <w:lang w:val="en-US"/>
+        </w:rPr>
+        <w:t>h</w:t>
+      </w:r>
+      <w:r>
+        <w:t>=1</w:t>
+      </w:r>
+      <w:r>
+        <w:rPr>
+          <w:lang w:val="en-US"/>
+        </w:rPr>
+        <w:t>e</w:t>
+      </w:r>
+      <w:r>
+        <w:t>-1</w:t>
+      </w:r>
+    </w:p>
+    <w:tbl>
+      <w:tblPr>
+        <w:tblStyle w:val="af2"/>
+        <w:tblW w:w="0" w:type="auto"/>
+        <w:tblLook w:val="04A0" w:firstRow="1" w:lastRow="0" w:firstColumn="1" w:lastColumn="0" w:noHBand="0" w:noVBand="1"/>
+      </w:tblPr>
+      <w:tblGrid>
+        <w:gridCol w:w="704"/>
+        <w:gridCol w:w="4536"/>
+      </w:tblGrid>
+      <w:tr>
+        <w:tc>
+          <w:tcPr>
+            <w:tcW w:w="704" w:type="dxa"/>
+            <w:vAlign w:val="center"/>
+          </w:tcPr>
+          <w:p>
+            <w:pPr>
+              <w:rPr>
+                <w:rFonts w:ascii="Times New Roman" w:eastAsiaTheme="minorEastAsia" w:hAnsi="Times New Roman" w:cs="Times New Roman"/>
+                <w:iCs/>
+                <w:sz w:val="21"/>
+                <w:szCs w:val="21"/>
+                <w:lang w:val="en-US"/>
+              </w:rPr>
+            </w:pPr>
+            <w:r>
+              <w:rPr>
+                <w:rFonts w:ascii="Palatino Linotype" w:hAnsi="Palatino Linotype"/>
+                <w:b/>
+                <w:bCs/>
+                <w:color w:val="202122"/>
+                <w:shd w:val="clear" w:color="auto" w:fill="FFFFFF"/>
+              </w:rPr>
+              <w:t>τ</w:t>
+            </w:r>
+          </w:p>
+        </w:tc>
+        <w:tc>
+          <w:tcPr>
+            <w:tcW w:w="4536" w:type="dxa"/>
+            <w:vAlign w:val="center"/>
+          </w:tcPr>
+          <w:p>
+            <w:pPr>
+              <w:rPr>
+                <w:rFonts w:ascii="Times New Roman" w:eastAsiaTheme="minorEastAsia" w:hAnsi="Times New Roman" w:cs="Times New Roman"/>
+                <w:iCs/>
+                <w:sz w:val="28"/>
+                <w:szCs w:val="28"/>
+                <w:lang w:val="en-US"/>
+              </w:rPr>
+            </w:pPr>
+            <w:r>
+              <w:rPr>
+                <w:rFonts w:ascii="Helvetica" w:hAnsi="Helvetica" w:cs="Helvetica"/>
+                <w:b/>
+                <w:bCs/>
+                <w:color w:val="000000"/>
+                <w:sz w:val="21"/>
+                <w:szCs w:val="21"/>
+              </w:rPr>
+              <w:t>Максимальная абсолютная погрешность</w:t>
+            </w:r>
+          </w:p>
+        </w:tc>
+      </w:tr>
+      <w:tr>
+        <w:tc>
+          <w:tcPr>
+            <w:tcW w:w="704" w:type="dxa"/>
+            <w:vAlign w:val="center"/>
+          </w:tcPr>
+          <w:p>
+            <w:pPr>
+              <w:rPr>
+                <w:rFonts w:ascii="Times New Roman" w:eastAsiaTheme="minorEastAsia" w:hAnsi="Times New Roman" w:cs="Times New Roman"/>
+                <w:iCs/>
+                <w:sz w:val="28"/>
+                <w:szCs w:val="28"/>
+                <w:lang w:val="en-US"/>
+              </w:rPr>
+            </w:pPr>
+            <w:r>
+              <w:rPr>
+                <w:rFonts w:ascii="Helvetica" w:hAnsi="Helvetica" w:cs="Helvetica"/>
+                <w:b/>
+                <w:bCs/>
+                <w:color w:val="000000"/>
+                <w:sz w:val="21"/>
+                <w:szCs w:val="21"/>
+              </w:rPr>
+              <w:t>1e-5</w:t>
+            </w:r>
+          </w:p>
+        </w:tc>
+        <w:tc>
+          <w:tcPr>
+            <w:tcW w:w="4536" w:type="dxa"/>
+            <w:vAlign w:val="center"/>
+          </w:tcPr>
+          <w:p>
+            <w:pPr>
+              <w:rPr>
+                <w:rFonts w:ascii="Times New Roman" w:eastAsiaTheme="minorEastAsia" w:hAnsi="Times New Roman" w:cs="Times New Roman"/>
+                <w:iCs/>
+                <w:sz w:val="28"/>
+                <w:szCs w:val="28"/>
+                <w:lang w:val="en-US"/>
+              </w:rPr>
+            </w:pPr>
+            <w:r>
+              <w:rPr>
+                <w:rFonts w:ascii="Helvetica" w:hAnsi="Helvetica" w:cs="Helvetica"/>
+                <w:color w:val="000000"/>
+                <w:sz w:val="21"/>
+                <w:szCs w:val="21"/>
+              </w:rPr>
+              <w:t>9.952199e-06</w:t>
+            </w:r>
+          </w:p>
+        </w:tc>
+      </w:tr>
+      <w:tr>
+        <w:tc>
+          <w:tcPr>
+            <w:tcW w:w="704" w:type="dxa"/>
+            <w:vAlign w:val="center"/>
+          </w:tcPr>
+          <w:p>
+            <w:pPr>
+              <w:rPr>
+                <w:rFonts w:ascii="Times New Roman" w:eastAsiaTheme="minorEastAsia" w:hAnsi="Times New Roman" w:cs="Times New Roman"/>
+                <w:iCs/>
+                <w:sz w:val="28"/>
+                <w:szCs w:val="28"/>
+                <w:lang w:val="en-US"/>
+              </w:rPr>
+            </w:pPr>
+            <w:r>
+              <w:rPr>
+                <w:rFonts w:ascii="Helvetica" w:hAnsi="Helvetica" w:cs="Helvetica"/>
+                <w:b/>
+                <w:bCs/>
+                <w:color w:val="000000"/>
+                <w:sz w:val="21"/>
+                <w:szCs w:val="21"/>
+              </w:rPr>
+              <w:t>1e-4</w:t>
+            </w:r>
+          </w:p>
+        </w:tc>
+        <w:tc>
+          <w:tcPr>
+            <w:tcW w:w="4536" w:type="dxa"/>
+            <w:vAlign w:val="center"/>
+          </w:tcPr>
+          <w:p>
+            <w:pPr>
+              <w:rPr>
+                <w:rFonts w:ascii="Times New Roman" w:eastAsiaTheme="minorEastAsia" w:hAnsi="Times New Roman" w:cs="Times New Roman"/>
+                <w:iCs/>
+                <w:sz w:val="28"/>
+                <w:szCs w:val="28"/>
+                <w:lang w:val="en-US"/>
+              </w:rPr>
+            </w:pPr>
+            <w:r>
+              <w:rPr>
+                <w:rFonts w:ascii="Helvetica" w:hAnsi="Helvetica" w:cs="Helvetica"/>
+                <w:color w:val="000000"/>
+                <w:sz w:val="21"/>
+                <w:szCs w:val="21"/>
+              </w:rPr>
+              <w:t>9.952354e-05</w:t>
+            </w:r>
+          </w:p>
+        </w:tc>
+      </w:tr>
+      <w:tr>
+        <w:tc>
+          <w:tcPr>
+            <w:tcW w:w="704" w:type="dxa"/>
+            <w:vAlign w:val="center"/>
+          </w:tcPr>
+          <w:p>
+            <w:pPr>
+              <w:rPr>
+                <w:rFonts w:ascii="Times New Roman" w:eastAsiaTheme="minorEastAsia" w:hAnsi="Times New Roman" w:cs="Times New Roman"/>
+                <w:iCs/>
+                <w:sz w:val="28"/>
+                <w:szCs w:val="28"/>
+                <w:lang w:val="en-US"/>
+              </w:rPr>
+            </w:pPr>
+            <w:r>
+              <w:rPr>
+                <w:rFonts w:ascii="Helvetica" w:hAnsi="Helvetica" w:cs="Helvetica"/>
+                <w:b/>
+                <w:bCs/>
+                <w:color w:val="000000"/>
+                <w:sz w:val="21"/>
+                <w:szCs w:val="21"/>
+              </w:rPr>
+              <w:t>1e-3</w:t>
+            </w:r>
+          </w:p>
+        </w:tc>
+        <w:tc>
+          <w:tcPr>
+            <w:tcW w:w="4536" w:type="dxa"/>
+            <w:vAlign w:val="center"/>
+          </w:tcPr>
+          <w:p>
+            <w:pPr>
+              <w:rPr>
+                <w:rFonts w:ascii="Times New Roman" w:eastAsiaTheme="minorEastAsia" w:hAnsi="Times New Roman" w:cs="Times New Roman"/>
+                <w:iCs/>
+                <w:sz w:val="28"/>
+                <w:szCs w:val="28"/>
+                <w:lang w:val="en-US"/>
+              </w:rPr>
+            </w:pPr>
+            <w:r>
+              <w:rPr>
+                <w:rFonts w:ascii="Helvetica" w:hAnsi="Helvetica" w:cs="Helvetica"/>
+                <w:color w:val="000000"/>
+                <w:sz w:val="21"/>
+                <w:szCs w:val="21"/>
+              </w:rPr>
+              <w:t>9.953756e-04</w:t>
+            </w:r>
+          </w:p>
+        </w:tc>
+      </w:tr>
+      <w:tr>
+        <w:tc>
+          <w:tcPr>
+            <w:tcW w:w="704" w:type="dxa"/>
+            <w:vAlign w:val="center"/>
+          </w:tcPr>
+          <w:p>
+            <w:pPr>
+              <w:rPr>
+                <w:rFonts w:ascii="Times New Roman" w:eastAsiaTheme="minorEastAsia" w:hAnsi="Times New Roman" w:cs="Times New Roman"/>
+                <w:iCs/>
+                <w:sz w:val="28"/>
+                <w:szCs w:val="28"/>
+                <w:lang w:val="en-US"/>
+              </w:rPr>
+            </w:pPr>
+            <w:r>
+              <w:rPr>
+                <w:rFonts w:ascii="Helvetica" w:hAnsi="Helvetica" w:cs="Helvetica"/>
+                <w:b/>
+                <w:bCs/>
+                <w:color w:val="000000"/>
+                <w:sz w:val="21"/>
+                <w:szCs w:val="21"/>
+              </w:rPr>
+              <w:t>1e-2</w:t>
+            </w:r>
+          </w:p>
+        </w:tc>
+        <w:tc>
+          <w:tcPr>
+            <w:tcW w:w="4536" w:type="dxa"/>
+            <w:vAlign w:val="center"/>
+          </w:tcPr>
+          <w:p>
+            <w:pPr>
+              <w:rPr>
+                <w:rFonts w:ascii="Times New Roman" w:eastAsiaTheme="minorEastAsia" w:hAnsi="Times New Roman" w:cs="Times New Roman"/>
+                <w:iCs/>
+                <w:sz w:val="28"/>
+                <w:szCs w:val="28"/>
+                <w:lang w:val="en-US"/>
+              </w:rPr>
+            </w:pPr>
+            <w:r>
+              <w:rPr>
+                <w:rFonts w:ascii="Helvetica" w:hAnsi="Helvetica" w:cs="Helvetica"/>
+                <w:color w:val="000000"/>
+                <w:sz w:val="21"/>
+                <w:szCs w:val="21"/>
+              </w:rPr>
+              <w:t>1.109713e+88</w:t>
+            </w:r>
+          </w:p>
+        </w:tc>
+      </w:tr>
+      <w:tr>
+        <w:tc>
+          <w:tcPr>
+            <w:tcW w:w="704" w:type="dxa"/>
+            <w:vAlign w:val="center"/>
+          </w:tcPr>
+          <w:p>
+            <w:pPr>
+              <w:rPr>
+                <w:rFonts w:ascii="Times New Roman" w:eastAsiaTheme="minorEastAsia" w:hAnsi="Times New Roman" w:cs="Times New Roman"/>
+                <w:iCs/>
+                <w:sz w:val="28"/>
+                <w:szCs w:val="28"/>
+                <w:lang w:val="en-US"/>
+              </w:rPr>
+            </w:pPr>
+            <w:r>
+              <w:rPr>
+                <w:rFonts w:ascii="Helvetica" w:hAnsi="Helvetica" w:cs="Helvetica"/>
+                <w:b/>
+                <w:bCs/>
+                <w:color w:val="000000"/>
+                <w:sz w:val="21"/>
+                <w:szCs w:val="21"/>
+              </w:rPr>
+              <w:t>1e-1</w:t>
+            </w:r>
+          </w:p>
+        </w:tc>
+        <w:tc>
+          <w:tcPr>
+            <w:tcW w:w="4536" w:type="dxa"/>
+            <w:vAlign w:val="center"/>
+          </w:tcPr>
+          <w:p>
+            <w:pPr>
+              <w:rPr>
+                <w:rFonts w:ascii="Times New Roman" w:eastAsiaTheme="minorEastAsia" w:hAnsi="Times New Roman" w:cs="Times New Roman"/>
+                <w:iCs/>
+                <w:sz w:val="28"/>
+                <w:szCs w:val="28"/>
+                <w:lang w:val="en-US"/>
+              </w:rPr>
+            </w:pPr>
+            <w:r>
+              <w:rPr>
+                <w:rFonts w:ascii="Helvetica" w:hAnsi="Helvetica" w:cs="Helvetica"/>
+                <w:color w:val="000000"/>
+                <w:sz w:val="21"/>
+                <w:szCs w:val="21"/>
+              </w:rPr>
+              <w:t>2.055790e+26</w:t>
+            </w:r>
+          </w:p>
+        </w:tc>
+      </w:tr>
+    </w:tbl>
+    <w:p>
+      <w:pPr>
+        <w:rPr>
+          <w:rFonts w:ascii="Times New Roman" w:eastAsiaTheme="minorEastAsia" w:hAnsi="Times New Roman" w:cs="Times New Roman"/>
+          <w:iCs/>
+          <w:sz w:val="28"/>
+          <w:szCs w:val="28"/>
+          <w:lang w:val="en-US"/>
+        </w:rPr>
+      </w:pPr>
+    </w:p>
+    <w:p>
+      <w:pPr>
+        <w:pStyle w:val="af1"/>
+        <w:keepNext/>
+      </w:pPr>
+      <w:r>
+        <w:t xml:space="preserve">Таблица </w:t>
+      </w:r>
+      <w:fldSimple w:instr=" SEQ Таблица \* ARABIC ">
+        <w:r>
+          <w:rPr>
+            <w:noProof/>
+          </w:rPr>
+          <w:t>10</w:t>
+        </w:r>
+      </w:fldSimple>
+      <w:r>
+        <w:t xml:space="preserve"> Устойчивость неявной схемы при </w:t>
+      </w:r>
+      <w:r>
+        <w:rPr>
+          <w:lang w:val="en-US"/>
+        </w:rPr>
+        <w:t>h</w:t>
+      </w:r>
+      <w:r>
+        <w:t>=1</w:t>
+      </w:r>
+      <w:r>
+        <w:rPr>
+          <w:lang w:val="en-US"/>
+        </w:rPr>
+        <w:t>e</w:t>
+      </w:r>
+      <w:r>
+        <w:t>-1</w:t>
+      </w:r>
+    </w:p>
+    <w:tbl>
+      <w:tblPr>
+        <w:tblStyle w:val="af2"/>
+        <w:tblW w:w="0" w:type="auto"/>
+        <w:tblLook w:val="04A0" w:firstRow="1" w:lastRow="0" w:firstColumn="1" w:lastColumn="0" w:noHBand="0" w:noVBand="1"/>
+      </w:tblPr>
+      <w:tblGrid>
+        <w:gridCol w:w="704"/>
+        <w:gridCol w:w="4536"/>
+      </w:tblGrid>
+      <w:tr>
+        <w:tc>
+          <w:tcPr>
+            <w:tcW w:w="704" w:type="dxa"/>
+            <w:vAlign w:val="center"/>
+          </w:tcPr>
+          <w:p>
+            <w:pPr>
+              <w:rPr>
+                <w:rFonts w:ascii="Times New Roman" w:eastAsiaTheme="minorEastAsia" w:hAnsi="Times New Roman" w:cs="Times New Roman"/>
+                <w:iCs/>
+                <w:sz w:val="28"/>
+                <w:szCs w:val="28"/>
+                <w:lang w:val="en-US"/>
+              </w:rPr>
+            </w:pPr>
+            <w:r>
+              <w:rPr>
+                <w:rFonts w:ascii="Palatino Linotype" w:hAnsi="Palatino Linotype"/>
+                <w:b/>
+                <w:bCs/>
+                <w:color w:val="202122"/>
+                <w:shd w:val="clear" w:color="auto" w:fill="FFFFFF"/>
+              </w:rPr>
+              <w:t>τ</w:t>
+            </w:r>
+          </w:p>
+        </w:tc>
+        <w:tc>
+          <w:tcPr>
+            <w:tcW w:w="4536" w:type="dxa"/>
+            <w:vAlign w:val="center"/>
+          </w:tcPr>
+          <w:p>
+            <w:pPr>
+              <w:rPr>
+                <w:rFonts w:ascii="Times New Roman" w:eastAsiaTheme="minorEastAsia" w:hAnsi="Times New Roman" w:cs="Times New Roman"/>
+                <w:iCs/>
+                <w:sz w:val="28"/>
+                <w:szCs w:val="28"/>
+                <w:lang w:val="en-US"/>
+              </w:rPr>
+            </w:pPr>
+            <w:r>
+              <w:rPr>
+                <w:rFonts w:ascii="Helvetica" w:hAnsi="Helvetica" w:cs="Helvetica"/>
+                <w:b/>
+                <w:bCs/>
+                <w:color w:val="000000"/>
+                <w:sz w:val="21"/>
+                <w:szCs w:val="21"/>
+              </w:rPr>
+              <w:t>Максимальная абсолютная погрешность</w:t>
+            </w:r>
+          </w:p>
+        </w:tc>
+      </w:tr>
+      <w:tr>
+        <w:tc>
+          <w:tcPr>
+            <w:tcW w:w="704" w:type="dxa"/>
+            <w:vAlign w:val="center"/>
+          </w:tcPr>
+          <w:p>
+            <w:pPr>
+              <w:rPr>
+                <w:rFonts w:ascii="Times New Roman" w:eastAsiaTheme="minorEastAsia" w:hAnsi="Times New Roman" w:cs="Times New Roman"/>
+                <w:iCs/>
+                <w:sz w:val="28"/>
+                <w:szCs w:val="28"/>
+                <w:lang w:val="en-US"/>
+              </w:rPr>
+            </w:pPr>
+            <w:r>
+              <w:rPr>
+                <w:rFonts w:ascii="Helvetica" w:hAnsi="Helvetica" w:cs="Helvetica"/>
+                <w:b/>
+                <w:bCs/>
+                <w:color w:val="000000"/>
+                <w:sz w:val="21"/>
+                <w:szCs w:val="21"/>
+              </w:rPr>
+              <w:t>1e-5</w:t>
+            </w:r>
+          </w:p>
+        </w:tc>
+        <w:tc>
+          <w:tcPr>
+            <w:tcW w:w="4536" w:type="dxa"/>
+            <w:vAlign w:val="center"/>
+          </w:tcPr>
+          <w:p>
+            <w:pPr>
+              <w:rPr>
+                <w:rFonts w:ascii="Times New Roman" w:eastAsiaTheme="minorEastAsia" w:hAnsi="Times New Roman" w:cs="Times New Roman"/>
+                <w:iCs/>
+                <w:sz w:val="28"/>
+                <w:szCs w:val="28"/>
+                <w:lang w:val="en-US"/>
+              </w:rPr>
+            </w:pPr>
+            <w:r>
+              <w:rPr>
+                <w:rFonts w:ascii="Helvetica" w:hAnsi="Helvetica" w:cs="Helvetica"/>
+                <w:color w:val="000000"/>
+                <w:sz w:val="21"/>
+                <w:szCs w:val="21"/>
+              </w:rPr>
+              <w:t>9.952142e-06</w:t>
+            </w:r>
+          </w:p>
+        </w:tc>
+      </w:tr>
+      <w:tr>
+        <w:tc>
+          <w:tcPr>
+            <w:tcW w:w="704" w:type="dxa"/>
+            <w:vAlign w:val="center"/>
+          </w:tcPr>
+          <w:p>
+            <w:pPr>
+              <w:rPr>
+                <w:rFonts w:ascii="Times New Roman" w:eastAsiaTheme="minorEastAsia" w:hAnsi="Times New Roman" w:cs="Times New Roman"/>
+                <w:iCs/>
+                <w:sz w:val="28"/>
+                <w:szCs w:val="28"/>
+                <w:lang w:val="en-US"/>
+              </w:rPr>
+            </w:pPr>
+            <w:r>
+              <w:rPr>
+                <w:rFonts w:ascii="Helvetica" w:hAnsi="Helvetica" w:cs="Helvetica"/>
+                <w:b/>
+                <w:bCs/>
+                <w:color w:val="000000"/>
+                <w:sz w:val="21"/>
+                <w:szCs w:val="21"/>
+              </w:rPr>
+              <w:t>1e-4</w:t>
+            </w:r>
+          </w:p>
+        </w:tc>
+        <w:tc>
+          <w:tcPr>
+            <w:tcW w:w="4536" w:type="dxa"/>
+            <w:vAlign w:val="center"/>
+          </w:tcPr>
+          <w:p>
+            <w:pPr>
+              <w:rPr>
+                <w:rFonts w:ascii="Times New Roman" w:eastAsiaTheme="minorEastAsia" w:hAnsi="Times New Roman" w:cs="Times New Roman"/>
+                <w:iCs/>
+                <w:sz w:val="28"/>
+                <w:szCs w:val="28"/>
+                <w:lang w:val="en-US"/>
+              </w:rPr>
+            </w:pPr>
+            <w:r>
+              <w:rPr>
+                <w:rFonts w:ascii="Helvetica" w:hAnsi="Helvetica" w:cs="Helvetica"/>
+                <w:color w:val="000000"/>
+                <w:sz w:val="21"/>
+                <w:szCs w:val="21"/>
+              </w:rPr>
+              <w:t>9.952043e-05</w:t>
+            </w:r>
+          </w:p>
+        </w:tc>
+      </w:tr>
+      <w:tr>
+        <w:tc>
+          <w:tcPr>
+            <w:tcW w:w="704" w:type="dxa"/>
+            <w:vAlign w:val="center"/>
+          </w:tcPr>
+          <w:p>
+            <w:pPr>
+              <w:rPr>
+                <w:rFonts w:ascii="Times New Roman" w:eastAsiaTheme="minorEastAsia" w:hAnsi="Times New Roman" w:cs="Times New Roman"/>
+                <w:iCs/>
+                <w:sz w:val="28"/>
+                <w:szCs w:val="28"/>
+                <w:lang w:val="en-US"/>
+              </w:rPr>
+            </w:pPr>
+            <w:r>
+              <w:rPr>
+                <w:rFonts w:ascii="Helvetica" w:hAnsi="Helvetica" w:cs="Helvetica"/>
+                <w:b/>
+                <w:bCs/>
+                <w:color w:val="000000"/>
+                <w:sz w:val="21"/>
+                <w:szCs w:val="21"/>
+              </w:rPr>
+              <w:t>1e-3</w:t>
+            </w:r>
+          </w:p>
+        </w:tc>
+        <w:tc>
+          <w:tcPr>
+            <w:tcW w:w="4536" w:type="dxa"/>
+            <w:vAlign w:val="center"/>
+          </w:tcPr>
+          <w:p>
+            <w:pPr>
+              <w:rPr>
+                <w:rFonts w:ascii="Times New Roman" w:eastAsiaTheme="minorEastAsia" w:hAnsi="Times New Roman" w:cs="Times New Roman"/>
+                <w:iCs/>
+                <w:sz w:val="28"/>
+                <w:szCs w:val="28"/>
+                <w:lang w:val="en-US"/>
+              </w:rPr>
+            </w:pPr>
+            <w:r>
+              <w:rPr>
+                <w:rFonts w:ascii="Helvetica" w:hAnsi="Helvetica" w:cs="Helvetica"/>
+                <w:color w:val="000000"/>
+                <w:sz w:val="21"/>
+                <w:szCs w:val="21"/>
+              </w:rPr>
+              <w:t>9.950640e-04</w:t>
+            </w:r>
+          </w:p>
+        </w:tc>
+      </w:tr>
+      <w:tr>
+        <w:tc>
+          <w:tcPr>
+            <w:tcW w:w="704" w:type="dxa"/>
+            <w:vAlign w:val="center"/>
+          </w:tcPr>
+          <w:p>
+            <w:pPr>
+              <w:rPr>
+                <w:rFonts w:ascii="Times New Roman" w:eastAsiaTheme="minorEastAsia" w:hAnsi="Times New Roman" w:cs="Times New Roman"/>
+                <w:iCs/>
+                <w:sz w:val="28"/>
+                <w:szCs w:val="28"/>
+                <w:lang w:val="en-US"/>
+              </w:rPr>
+            </w:pPr>
+            <w:r>
+              <w:rPr>
+                <w:rFonts w:ascii="Helvetica" w:hAnsi="Helvetica" w:cs="Helvetica"/>
+                <w:b/>
+                <w:bCs/>
+                <w:color w:val="000000"/>
+                <w:sz w:val="21"/>
+                <w:szCs w:val="21"/>
+              </w:rPr>
+              <w:t>1e-2</w:t>
+            </w:r>
+          </w:p>
+        </w:tc>
+        <w:tc>
+          <w:tcPr>
+            <w:tcW w:w="4536" w:type="dxa"/>
+            <w:vAlign w:val="center"/>
+          </w:tcPr>
+          <w:p>
+            <w:pPr>
+              <w:rPr>
+                <w:rFonts w:ascii="Times New Roman" w:eastAsiaTheme="minorEastAsia" w:hAnsi="Times New Roman" w:cs="Times New Roman"/>
+                <w:iCs/>
+                <w:sz w:val="28"/>
+                <w:szCs w:val="28"/>
+                <w:lang w:val="en-US"/>
+              </w:rPr>
+            </w:pPr>
+            <w:r>
+              <w:rPr>
+                <w:rFonts w:ascii="Helvetica" w:hAnsi="Helvetica" w:cs="Helvetica"/>
+                <w:color w:val="000000"/>
+                <w:sz w:val="21"/>
+                <w:szCs w:val="21"/>
+              </w:rPr>
+              <w:t>9.936640e-03</w:t>
+            </w:r>
+          </w:p>
+        </w:tc>
+      </w:tr>
+      <w:tr>
+        <w:tc>
+          <w:tcPr>
+            <w:tcW w:w="704" w:type="dxa"/>
+            <w:vAlign w:val="center"/>
+          </w:tcPr>
+          <w:p>
+            <w:pPr>
+              <w:rPr>
+                <w:rFonts w:ascii="Times New Roman" w:eastAsiaTheme="minorEastAsia" w:hAnsi="Times New Roman" w:cs="Times New Roman"/>
+                <w:iCs/>
+                <w:sz w:val="28"/>
+                <w:szCs w:val="28"/>
+                <w:lang w:val="en-US"/>
+              </w:rPr>
+            </w:pPr>
+            <w:r>
+              <w:rPr>
+                <w:rFonts w:ascii="Helvetica" w:hAnsi="Helvetica" w:cs="Helvetica"/>
+                <w:b/>
+                <w:bCs/>
+                <w:color w:val="000000"/>
+                <w:sz w:val="21"/>
+                <w:szCs w:val="21"/>
+              </w:rPr>
+              <w:t>1e-1</w:t>
+            </w:r>
+          </w:p>
+        </w:tc>
+        <w:tc>
+          <w:tcPr>
+            <w:tcW w:w="4536" w:type="dxa"/>
+            <w:vAlign w:val="center"/>
+          </w:tcPr>
+          <w:p>
+            <w:pPr>
+              <w:rPr>
+                <w:rFonts w:ascii="Times New Roman" w:eastAsiaTheme="minorEastAsia" w:hAnsi="Times New Roman" w:cs="Times New Roman"/>
+                <w:iCs/>
+                <w:sz w:val="28"/>
+                <w:szCs w:val="28"/>
+                <w:lang w:val="en-US"/>
+              </w:rPr>
+            </w:pPr>
+            <w:r>
+              <w:rPr>
+                <w:rFonts w:ascii="Helvetica" w:hAnsi="Helvetica" w:cs="Helvetica"/>
+                <w:color w:val="000000"/>
+                <w:sz w:val="21"/>
+                <w:szCs w:val="21"/>
+              </w:rPr>
+              <w:t>9.798489e-02</w:t>
+            </w:r>
+          </w:p>
+        </w:tc>
+      </w:tr>
+    </w:tbl>
+    <w:p>
+      <w:pPr>
+        <w:rPr>
+          <w:rFonts w:ascii="Times New Roman" w:eastAsiaTheme="minorEastAsia" w:hAnsi="Times New Roman" w:cs="Times New Roman"/>
+          <w:iCs/>
+          <w:sz w:val="28"/>
+          <w:szCs w:val="28"/>
+          <w:lang w:val="en-US"/>
+        </w:rPr>
+      </w:pPr>
+    </w:p>
+    <w:p>
+      <w:pPr>
+        <w:pStyle w:val="af1"/>
+        <w:keepNext/>
+      </w:pPr>
+      <w:r>
+        <w:t xml:space="preserve">Таблица </w:t>
+      </w:r>
+      <w:fldSimple w:instr=" SEQ Таблица \* ARABIC ">
+        <w:r>
+          <w:rPr>
+            <w:noProof/>
+          </w:rPr>
+          <w:t>11</w:t>
+        </w:r>
+      </w:fldSimple>
+      <w:r>
+        <w:t xml:space="preserve"> </w:t>
+      </w:r>
+      <w:r>
+        <w:t xml:space="preserve">Устойчивость весовой схемы при </w:t>
+      </w:r>
+      <w:r>
+        <w:rPr>
+          <w:lang w:val="en-US"/>
+        </w:rPr>
+        <w:t>h</w:t>
+      </w:r>
+      <w:r>
+        <w:t>=</w:t>
+      </w:r>
+      <w:r>
+        <w:rPr>
+          <w:lang w:val="en-US"/>
+        </w:rPr>
+        <w:t>τ</w:t>
+      </w:r>
+      <w:r>
+        <w:t>=1</w:t>
+      </w:r>
+      <w:r>
+        <w:rPr>
+          <w:lang w:val="en-US"/>
+        </w:rPr>
+        <w:t>e</w:t>
+      </w:r>
+      <w:r>
+        <w:t>-2</w:t>
+      </w:r>
+    </w:p>
+    <w:tbl>
+      <w:tblPr>
+        <w:tblStyle w:val="af2"/>
+        <w:tblW w:w="0" w:type="auto"/>
+        <w:tblLook w:val="04A0" w:firstRow="1" w:lastRow="0" w:firstColumn="1" w:lastColumn="0" w:noHBand="0" w:noVBand="1"/>
+      </w:tblPr>
+      <w:tblGrid>
+        <w:gridCol w:w="508"/>
+        <w:gridCol w:w="4590"/>
+      </w:tblGrid>
+      <w:tr>
+        <w:tc>
+          <w:tcPr>
+            <w:tcW w:w="508" w:type="dxa"/>
+            <w:vAlign w:val="center"/>
+          </w:tcPr>
+          <w:p>
+            <w:pPr>
+              <w:rPr>
+                <w:rFonts w:ascii="Times New Roman" w:eastAsiaTheme="minorEastAsia" w:hAnsi="Times New Roman" w:cs="Times New Roman"/>
+                <w:iCs/>
+                <w:sz w:val="28"/>
+                <w:szCs w:val="28"/>
+                <w:lang w:val="en-US"/>
+              </w:rPr>
+            </w:pPr>
+            <w:r>
+              <w:rPr>
+                <w:rFonts w:ascii="Helvetica" w:hAnsi="Helvetica" w:cs="Helvetica"/>
+                <w:b/>
+                <w:bCs/>
+                <w:color w:val="000000"/>
+                <w:sz w:val="21"/>
+                <w:szCs w:val="21"/>
+              </w:rPr>
+              <w:t>σ</w:t>
+            </w:r>
+          </w:p>
+        </w:tc>
+        <w:tc>
+          <w:tcPr>
+            <w:tcW w:w="4590" w:type="dxa"/>
+            <w:vAlign w:val="center"/>
+          </w:tcPr>
+          <w:p>
+            <w:pPr>
+              <w:rPr>
+                <w:rFonts w:ascii="Times New Roman" w:eastAsiaTheme="minorEastAsia" w:hAnsi="Times New Roman" w:cs="Times New Roman"/>
+                <w:iCs/>
+                <w:sz w:val="28"/>
+                <w:szCs w:val="28"/>
+                <w:lang w:val="en-US"/>
+              </w:rPr>
+            </w:pPr>
+            <w:r>
+              <w:rPr>
+                <w:rFonts w:ascii="Helvetica" w:hAnsi="Helvetica" w:cs="Helvetica"/>
+                <w:b/>
+                <w:bCs/>
+                <w:color w:val="000000"/>
+                <w:sz w:val="21"/>
+                <w:szCs w:val="21"/>
+              </w:rPr>
+              <w:t>Максимальная абсолютная погрешность</w:t>
+            </w:r>
+          </w:p>
+        </w:tc>
+      </w:tr>
+      <w:tr>
+        <w:tc>
+          <w:tcPr>
+            <w:tcW w:w="508" w:type="dxa"/>
+            <w:vAlign w:val="center"/>
+          </w:tcPr>
+          <w:p>
+            <w:pPr>
+              <w:rPr>
+                <w:rFonts w:ascii="Times New Roman" w:eastAsiaTheme="minorEastAsia" w:hAnsi="Times New Roman" w:cs="Times New Roman"/>
+                <w:iCs/>
+                <w:sz w:val="28"/>
+                <w:szCs w:val="28"/>
+                <w:lang w:val="en-US"/>
+              </w:rPr>
+            </w:pPr>
+            <w:r>
+              <w:rPr>
+                <w:rFonts w:ascii="Helvetica" w:hAnsi="Helvetica" w:cs="Helvetica"/>
+                <w:b/>
+                <w:bCs/>
+                <w:color w:val="000000"/>
+                <w:sz w:val="21"/>
+                <w:szCs w:val="21"/>
+              </w:rPr>
+              <w:t>0.1</w:t>
+            </w:r>
+          </w:p>
+        </w:tc>
+        <w:tc>
+          <w:tcPr>
+            <w:tcW w:w="4590" w:type="dxa"/>
+            <w:vAlign w:val="center"/>
+          </w:tcPr>
+          <w:p>
+            <w:pPr>
+              <w:rPr>
+                <w:rFonts w:ascii="Times New Roman" w:eastAsiaTheme="minorEastAsia" w:hAnsi="Times New Roman" w:cs="Times New Roman"/>
+                <w:iCs/>
+                <w:sz w:val="28"/>
+                <w:szCs w:val="28"/>
+                <w:lang w:val="en-US"/>
+              </w:rPr>
+            </w:pPr>
+            <w:r>
+              <w:rPr>
+                <w:rFonts w:ascii="Helvetica" w:hAnsi="Helvetica" w:cs="Helvetica"/>
+                <w:color w:val="000000"/>
+                <w:sz w:val="21"/>
+                <w:szCs w:val="21"/>
+              </w:rPr>
+              <w:t>3.353611e+180</w:t>
+            </w:r>
+          </w:p>
+        </w:tc>
+      </w:tr>
+      <w:tr>
+        <w:tc>
+          <w:tcPr>
+            <w:tcW w:w="508" w:type="dxa"/>
+            <w:vAlign w:val="center"/>
+          </w:tcPr>
+          <w:p>
+            <w:pPr>
+              <w:rPr>
+                <w:rFonts w:ascii="Times New Roman" w:eastAsiaTheme="minorEastAsia" w:hAnsi="Times New Roman" w:cs="Times New Roman"/>
+                <w:iCs/>
+                <w:sz w:val="28"/>
+                <w:szCs w:val="28"/>
+                <w:lang w:val="en-US"/>
+              </w:rPr>
+            </w:pPr>
+            <w:r>
+              <w:rPr>
+                <w:rFonts w:ascii="Helvetica" w:hAnsi="Helvetica" w:cs="Helvetica"/>
+                <w:b/>
+                <w:bCs/>
+                <w:color w:val="000000"/>
+                <w:sz w:val="21"/>
+                <w:szCs w:val="21"/>
+              </w:rPr>
+              <w:t>0.2</w:t>
+            </w:r>
+          </w:p>
+        </w:tc>
+        <w:tc>
+          <w:tcPr>
+            <w:tcW w:w="4590" w:type="dxa"/>
+            <w:vAlign w:val="center"/>
+          </w:tcPr>
+          <w:p>
+            <w:pPr>
+              <w:rPr>
+                <w:rFonts w:ascii="Times New Roman" w:eastAsiaTheme="minorEastAsia" w:hAnsi="Times New Roman" w:cs="Times New Roman"/>
+                <w:iCs/>
+                <w:sz w:val="28"/>
+                <w:szCs w:val="28"/>
+                <w:lang w:val="en-US"/>
+              </w:rPr>
+            </w:pPr>
+            <w:r>
+              <w:rPr>
+                <w:rFonts w:ascii="Helvetica" w:hAnsi="Helvetica" w:cs="Helvetica"/>
+                <w:color w:val="000000"/>
+                <w:sz w:val="21"/>
+                <w:szCs w:val="21"/>
+              </w:rPr>
+              <w:t>2.133223e+111</w:t>
+            </w:r>
+          </w:p>
+        </w:tc>
+      </w:tr>
+      <w:tr>
+        <w:tc>
+          <w:tcPr>
+            <w:tcW w:w="508" w:type="dxa"/>
+            <w:vAlign w:val="center"/>
+          </w:tcPr>
+          <w:p>
+            <w:pPr>
+              <w:rPr>
+                <w:rFonts w:ascii="Times New Roman" w:eastAsiaTheme="minorEastAsia" w:hAnsi="Times New Roman" w:cs="Times New Roman"/>
+                <w:iCs/>
+                <w:sz w:val="28"/>
+                <w:szCs w:val="28"/>
+                <w:lang w:val="en-US"/>
+              </w:rPr>
+            </w:pPr>
+            <w:r>
+              <w:rPr>
+                <w:rFonts w:ascii="Helvetica" w:hAnsi="Helvetica" w:cs="Helvetica"/>
+                <w:b/>
+                <w:bCs/>
+                <w:color w:val="000000"/>
+                <w:sz w:val="21"/>
+                <w:szCs w:val="21"/>
+              </w:rPr>
+              <w:t>0.3</w:t>
+            </w:r>
+          </w:p>
+        </w:tc>
+        <w:tc>
+          <w:tcPr>
+            <w:tcW w:w="4590" w:type="dxa"/>
+            <w:vAlign w:val="center"/>
+          </w:tcPr>
+          <w:p>
+            <w:pPr>
+              <w:rPr>
+                <w:rFonts w:ascii="Times New Roman" w:eastAsiaTheme="minorEastAsia" w:hAnsi="Times New Roman" w:cs="Times New Roman"/>
+                <w:iCs/>
+                <w:sz w:val="28"/>
+                <w:szCs w:val="28"/>
+                <w:lang w:val="en-US"/>
+              </w:rPr>
+            </w:pPr>
+            <w:r>
+              <w:rPr>
+                <w:rFonts w:ascii="Helvetica" w:hAnsi="Helvetica" w:cs="Helvetica"/>
+                <w:color w:val="000000"/>
+                <w:sz w:val="21"/>
+                <w:szCs w:val="21"/>
+              </w:rPr>
+              <w:t>9.407161e+64</w:t>
+            </w:r>
+          </w:p>
+        </w:tc>
+      </w:tr>
+      <w:tr>
+        <w:tc>
+          <w:tcPr>
+            <w:tcW w:w="508" w:type="dxa"/>
+            <w:vAlign w:val="center"/>
+          </w:tcPr>
+          <w:p>
+            <w:pPr>
+              <w:rPr>
+                <w:rFonts w:ascii="Times New Roman" w:eastAsiaTheme="minorEastAsia" w:hAnsi="Times New Roman" w:cs="Times New Roman"/>
+                <w:iCs/>
+                <w:sz w:val="28"/>
+                <w:szCs w:val="28"/>
+                <w:lang w:val="en-US"/>
+              </w:rPr>
+            </w:pPr>
+            <w:r>
+              <w:rPr>
+                <w:rFonts w:ascii="Helvetica" w:hAnsi="Helvetica" w:cs="Helvetica"/>
+                <w:b/>
+                <w:bCs/>
+                <w:color w:val="000000"/>
+                <w:sz w:val="21"/>
+                <w:szCs w:val="21"/>
+              </w:rPr>
+              <w:t>0.4</w:t>
+            </w:r>
+          </w:p>
+        </w:tc>
+        <w:tc>
+          <w:tcPr>
+            <w:tcW w:w="4590" w:type="dxa"/>
+            <w:vAlign w:val="center"/>
+          </w:tcPr>
+          <w:p>
+            <w:pPr>
+              <w:rPr>
+                <w:rFonts w:ascii="Times New Roman" w:eastAsiaTheme="minorEastAsia" w:hAnsi="Times New Roman" w:cs="Times New Roman"/>
+                <w:iCs/>
+                <w:sz w:val="28"/>
+                <w:szCs w:val="28"/>
+                <w:lang w:val="en-US"/>
+              </w:rPr>
+            </w:pPr>
+            <w:r>
+              <w:rPr>
+                <w:rFonts w:ascii="Helvetica" w:hAnsi="Helvetica" w:cs="Helvetica"/>
+                <w:color w:val="000000"/>
+                <w:sz w:val="21"/>
+                <w:szCs w:val="21"/>
+              </w:rPr>
+              <w:t>6.187387e+26</w:t>
+            </w:r>
+          </w:p>
+        </w:tc>
+      </w:tr>
+      <w:tr>
+        <w:tc>
+          <w:tcPr>
+            <w:tcW w:w="508" w:type="dxa"/>
+            <w:vAlign w:val="center"/>
+          </w:tcPr>
+          <w:p>
+            <w:pPr>
+              <w:rPr>
+                <w:rFonts w:ascii="Times New Roman" w:eastAsiaTheme="minorEastAsia" w:hAnsi="Times New Roman" w:cs="Times New Roman"/>
+                <w:iCs/>
+                <w:sz w:val="28"/>
+                <w:szCs w:val="28"/>
+                <w:lang w:val="en-US"/>
+              </w:rPr>
+            </w:pPr>
+            <w:r>
+              <w:rPr>
+                <w:rFonts w:ascii="Helvetica" w:hAnsi="Helvetica" w:cs="Helvetica"/>
+                <w:b/>
+                <w:bCs/>
+                <w:color w:val="000000"/>
+                <w:sz w:val="21"/>
+                <w:szCs w:val="21"/>
+              </w:rPr>
+              <w:t>0.5</w:t>
+            </w:r>
+          </w:p>
+        </w:tc>
+        <w:tc>
+          <w:tcPr>
+            <w:tcW w:w="4590" w:type="dxa"/>
+            <w:vAlign w:val="center"/>
+          </w:tcPr>
+          <w:p>
+            <w:pPr>
+              <w:rPr>
+                <w:rFonts w:ascii="Times New Roman" w:eastAsiaTheme="minorEastAsia" w:hAnsi="Times New Roman" w:cs="Times New Roman"/>
+                <w:iCs/>
+                <w:sz w:val="28"/>
+                <w:szCs w:val="28"/>
+                <w:lang w:val="en-US"/>
+              </w:rPr>
+            </w:pPr>
+            <w:r>
+              <w:rPr>
+                <w:rFonts w:ascii="Helvetica" w:hAnsi="Helvetica" w:cs="Helvetica"/>
+                <w:color w:val="000000"/>
+                <w:sz w:val="21"/>
+                <w:szCs w:val="21"/>
+              </w:rPr>
+              <w:t>1.397105e-12</w:t>
+            </w:r>
+          </w:p>
+        </w:tc>
+      </w:tr>
+      <w:tr>
+        <w:tc>
+          <w:tcPr>
+            <w:tcW w:w="508" w:type="dxa"/>
+            <w:vAlign w:val="center"/>
+          </w:tcPr>
+          <w:p>
+            <w:pPr>
+              <w:rPr>
+                <w:rFonts w:ascii="Times New Roman" w:eastAsiaTheme="minorEastAsia" w:hAnsi="Times New Roman" w:cs="Times New Roman"/>
+                <w:iCs/>
+                <w:sz w:val="28"/>
+                <w:szCs w:val="28"/>
+                <w:lang w:val="en-US"/>
+              </w:rPr>
+            </w:pPr>
+            <w:r>
+              <w:rPr>
+                <w:rFonts w:ascii="Helvetica" w:hAnsi="Helvetica" w:cs="Helvetica"/>
+                <w:b/>
+                <w:bCs/>
+                <w:color w:val="000000"/>
+                <w:sz w:val="21"/>
+                <w:szCs w:val="21"/>
+              </w:rPr>
+              <w:t>0.6</w:t>
+            </w:r>
+          </w:p>
+        </w:tc>
+        <w:tc>
+          <w:tcPr>
+            <w:tcW w:w="4590" w:type="dxa"/>
+            <w:vAlign w:val="center"/>
+          </w:tcPr>
+          <w:p>
+            <w:pPr>
+              <w:rPr>
+                <w:rFonts w:ascii="Times New Roman" w:eastAsiaTheme="minorEastAsia" w:hAnsi="Times New Roman" w:cs="Times New Roman"/>
+                <w:iCs/>
+                <w:sz w:val="28"/>
+                <w:szCs w:val="28"/>
+                <w:lang w:val="en-US"/>
+              </w:rPr>
+            </w:pPr>
+            <w:r>
+              <w:rPr>
+                <w:rFonts w:ascii="Helvetica" w:hAnsi="Helvetica" w:cs="Helvetica"/>
+                <w:color w:val="000000"/>
+                <w:sz w:val="21"/>
+                <w:szCs w:val="21"/>
+              </w:rPr>
+              <w:t>9.951682e-03</w:t>
+            </w:r>
+          </w:p>
+        </w:tc>
+      </w:tr>
+      <w:tr>
+        <w:tc>
+          <w:tcPr>
+            <w:tcW w:w="508" w:type="dxa"/>
+            <w:vAlign w:val="center"/>
+          </w:tcPr>
+          <w:p>
+            <w:pPr>
+              <w:rPr>
+                <w:rFonts w:ascii="Times New Roman" w:eastAsiaTheme="minorEastAsia" w:hAnsi="Times New Roman" w:cs="Times New Roman"/>
+                <w:iCs/>
+                <w:sz w:val="28"/>
+                <w:szCs w:val="28"/>
+                <w:lang w:val="en-US"/>
+              </w:rPr>
+            </w:pPr>
+            <w:r>
+              <w:rPr>
+                <w:rFonts w:ascii="Helvetica" w:hAnsi="Helvetica" w:cs="Helvetica"/>
+                <w:b/>
+                <w:bCs/>
+                <w:color w:val="000000"/>
+                <w:sz w:val="21"/>
+                <w:szCs w:val="21"/>
+              </w:rPr>
+              <w:t>0.7</w:t>
+            </w:r>
+          </w:p>
+        </w:tc>
+        <w:tc>
+          <w:tcPr>
+            <w:tcW w:w="4590" w:type="dxa"/>
+            <w:vAlign w:val="center"/>
+          </w:tcPr>
+          <w:p>
+            <w:pPr>
+              <w:rPr>
+                <w:rFonts w:ascii="Times New Roman" w:eastAsiaTheme="minorEastAsia" w:hAnsi="Times New Roman" w:cs="Times New Roman"/>
+                <w:iCs/>
+                <w:sz w:val="28"/>
+                <w:szCs w:val="28"/>
+                <w:lang w:val="en-US"/>
+              </w:rPr>
+            </w:pPr>
+            <w:r>
+              <w:rPr>
+                <w:rFonts w:ascii="Helvetica" w:hAnsi="Helvetica" w:cs="Helvetica"/>
+                <w:color w:val="000000"/>
+                <w:sz w:val="21"/>
+                <w:szCs w:val="21"/>
+              </w:rPr>
+              <w:t>9.948566e-03</w:t>
+            </w:r>
+          </w:p>
+        </w:tc>
+      </w:tr>
+      <w:tr>
+        <w:tc>
+          <w:tcPr>
+            <w:tcW w:w="508" w:type="dxa"/>
+            <w:vAlign w:val="center"/>
+          </w:tcPr>
+          <w:p>
+            <w:pPr>
+              <w:rPr>
+                <w:rFonts w:ascii="Times New Roman" w:eastAsiaTheme="minorEastAsia" w:hAnsi="Times New Roman" w:cs="Times New Roman"/>
+                <w:iCs/>
+                <w:sz w:val="28"/>
+                <w:szCs w:val="28"/>
+                <w:lang w:val="en-US"/>
+              </w:rPr>
+            </w:pPr>
+            <w:r>
+              <w:rPr>
+                <w:rFonts w:ascii="Helvetica" w:hAnsi="Helvetica" w:cs="Helvetica"/>
+                <w:b/>
+                <w:bCs/>
+                <w:color w:val="000000"/>
+                <w:sz w:val="21"/>
+                <w:szCs w:val="21"/>
+              </w:rPr>
+              <w:t>0.8</w:t>
+            </w:r>
+          </w:p>
+        </w:tc>
+        <w:tc>
+          <w:tcPr>
+            <w:tcW w:w="4590" w:type="dxa"/>
+            <w:vAlign w:val="center"/>
+          </w:tcPr>
+          <w:p>
+            <w:pPr>
+              <w:rPr>
+                <w:rFonts w:ascii="Times New Roman" w:eastAsiaTheme="minorEastAsia" w:hAnsi="Times New Roman" w:cs="Times New Roman"/>
+                <w:iCs/>
+                <w:sz w:val="28"/>
+                <w:szCs w:val="28"/>
+                <w:lang w:val="en-US"/>
+              </w:rPr>
+            </w:pPr>
+            <w:r>
+              <w:rPr>
+                <w:rFonts w:ascii="Helvetica" w:hAnsi="Helvetica" w:cs="Helvetica"/>
+                <w:color w:val="000000"/>
+                <w:sz w:val="21"/>
+                <w:szCs w:val="21"/>
+              </w:rPr>
+              <w:t>9.945449e-03</w:t>
+            </w:r>
+          </w:p>
+        </w:tc>
+      </w:tr>
+      <w:tr>
+        <w:tc>
+          <w:tcPr>
+            <w:tcW w:w="508" w:type="dxa"/>
+            <w:vAlign w:val="center"/>
+          </w:tcPr>
+          <w:p>
+            <w:pPr>
+              <w:rPr>
+                <w:rFonts w:ascii="Times New Roman" w:eastAsiaTheme="minorEastAsia" w:hAnsi="Times New Roman" w:cs="Times New Roman"/>
+                <w:iCs/>
+                <w:sz w:val="28"/>
+                <w:szCs w:val="28"/>
+                <w:lang w:val="en-US"/>
+              </w:rPr>
+            </w:pPr>
+            <w:r>
+              <w:rPr>
+                <w:rFonts w:ascii="Helvetica" w:hAnsi="Helvetica" w:cs="Helvetica"/>
+                <w:b/>
+                <w:bCs/>
+                <w:color w:val="000000"/>
+                <w:sz w:val="21"/>
+                <w:szCs w:val="21"/>
+              </w:rPr>
+              <w:t>0.9</w:t>
+            </w:r>
+          </w:p>
+        </w:tc>
+        <w:tc>
+          <w:tcPr>
+            <w:tcW w:w="4590" w:type="dxa"/>
+            <w:vAlign w:val="center"/>
+          </w:tcPr>
+          <w:p>
+            <w:pPr>
+              <w:rPr>
+                <w:rFonts w:ascii="Times New Roman" w:eastAsiaTheme="minorEastAsia" w:hAnsi="Times New Roman" w:cs="Times New Roman"/>
+                <w:iCs/>
+                <w:sz w:val="28"/>
+                <w:szCs w:val="28"/>
+                <w:lang w:val="en-US"/>
+              </w:rPr>
+            </w:pPr>
+            <w:r>
+              <w:rPr>
+                <w:rFonts w:ascii="Helvetica" w:hAnsi="Helvetica" w:cs="Helvetica"/>
+                <w:color w:val="000000"/>
+                <w:sz w:val="21"/>
+                <w:szCs w:val="21"/>
+              </w:rPr>
+              <w:t>9.942332e-03</w:t>
+            </w:r>
+          </w:p>
+        </w:tc>
+      </w:tr>
+      <w:tr>
+        <w:tc>
+          <w:tcPr>
+            <w:tcW w:w="508" w:type="dxa"/>
+            <w:vAlign w:val="center"/>
+          </w:tcPr>
+          <w:p>
+            <w:pPr>
+              <w:rPr>
+                <w:rFonts w:ascii="Times New Roman" w:eastAsiaTheme="minorEastAsia" w:hAnsi="Times New Roman" w:cs="Times New Roman"/>
+                <w:iCs/>
+                <w:sz w:val="28"/>
+                <w:szCs w:val="28"/>
+                <w:lang w:val="en-US"/>
+              </w:rPr>
+            </w:pPr>
+            <w:r>
+              <w:rPr>
+                <w:rFonts w:ascii="Helvetica" w:hAnsi="Helvetica" w:cs="Helvetica"/>
+                <w:b/>
+                <w:bCs/>
+                <w:color w:val="000000"/>
+                <w:sz w:val="21"/>
+                <w:szCs w:val="21"/>
+              </w:rPr>
+              <w:t>1</w:t>
+            </w:r>
+          </w:p>
+        </w:tc>
+        <w:tc>
+          <w:tcPr>
+            <w:tcW w:w="4590" w:type="dxa"/>
+            <w:vAlign w:val="center"/>
+          </w:tcPr>
+          <w:p>
+            <w:pPr>
+              <w:rPr>
+                <w:rFonts w:ascii="Times New Roman" w:eastAsiaTheme="minorEastAsia" w:hAnsi="Times New Roman" w:cs="Times New Roman"/>
+                <w:iCs/>
+                <w:sz w:val="28"/>
+                <w:szCs w:val="28"/>
+                <w:lang w:val="en-US"/>
+              </w:rPr>
+            </w:pPr>
+            <w:r>
+              <w:rPr>
+                <w:rFonts w:ascii="Helvetica" w:hAnsi="Helvetica" w:cs="Helvetica"/>
+                <w:color w:val="000000"/>
+                <w:sz w:val="21"/>
+                <w:szCs w:val="21"/>
+              </w:rPr>
+              <w:t>9.939213e-03</w:t>
+            </w:r>
+          </w:p>
+        </w:tc>
+      </w:tr>
+    </w:tbl>
+    <w:p>
+      <w:pPr>
+        <w:rPr>
+          <w:rFonts w:ascii="Times New Roman" w:eastAsiaTheme="minorEastAsia" w:hAnsi="Times New Roman" w:cs="Times New Roman"/>
+          <w:iCs/>
+          <w:sz w:val="28"/>
+          <w:szCs w:val="28"/>
+          <w:lang w:val="en-US"/>
+        </w:rPr>
+      </w:pPr>
+    </w:p>
+    <w:p>
+      <w:pPr>
         <w:pStyle w:val="1"/>
       </w:pPr>
       <w:bookmarkStart w:id="8" w:name="_Toc58179055"/>
@@ -14144,6 +17216,7 @@
           <w:rFonts w:ascii="Times New Roman" w:eastAsiaTheme="minorEastAsia" w:hAnsi="Times New Roman" w:cs="Times New Roman"/>
           <w:sz w:val="28"/>
           <w:szCs w:val="28"/>
+          <w:lang w:val="en-US"/>
         </w:rPr>
       </w:pPr>
       <w:r>
@@ -14154,6 +17227,7 @@
         </w:rPr>
         <w:t xml:space="preserve">Была использована среда </w:t>
       </w:r>
+      <w:proofErr w:type="spellStart"/>
       <w:r>
         <w:rPr>
           <w:rFonts w:ascii="Times New Roman" w:hAnsi="Times New Roman" w:cs="Times New Roman"/>
@@ -14165,6 +17239,7 @@
         </w:rPr>
         <w:t>IPython</w:t>
       </w:r>
+      <w:proofErr w:type="spellEnd"/>
       <w:r>
         <w:rPr>
           <w:rFonts w:ascii="Times New Roman" w:hAnsi="Times New Roman" w:cs="Times New Roman"/>
@@ -14223,6 +17298,7 @@
         </w:rPr>
         <w:t xml:space="preserve">): модули </w:t>
       </w:r>
+      <w:proofErr w:type="spellStart"/>
       <w:r>
         <w:rPr>
           <w:rFonts w:ascii="Times New Roman" w:hAnsi="Times New Roman" w:cs="Times New Roman"/>
@@ -14234,6 +17310,7 @@
         </w:rPr>
         <w:t>numpy</w:t>
       </w:r>
+      <w:proofErr w:type="spellEnd"/>
       <w:r>
         <w:rPr>
           <w:rFonts w:ascii="Times New Roman" w:hAnsi="Times New Roman" w:cs="Times New Roman"/>
@@ -14287,6 +17364,7 @@
         </w:rPr>
         <w:t xml:space="preserve"> </w:t>
       </w:r>
+      <w:proofErr w:type="spellStart"/>
       <w:r>
         <w:rPr>
           <w:rFonts w:ascii="Times New Roman" w:hAnsi="Times New Roman" w:cs="Times New Roman"/>
@@ -14309,6 +17387,7 @@
         </w:rPr>
         <w:t>lab</w:t>
       </w:r>
+      <w:proofErr w:type="spellEnd"/>
       <w:r>
         <w:rPr>
           <w:rFonts w:ascii="Times New Roman" w:hAnsi="Times New Roman" w:cs="Times New Roman"/>
@@ -14392,6 +17471,7 @@
         </w:rPr>
         <w:t xml:space="preserve"> из модуля </w:t>
       </w:r>
+      <w:proofErr w:type="spellStart"/>
       <w:r>
         <w:rPr>
           <w:rFonts w:ascii="Times New Roman" w:eastAsiaTheme="minorEastAsia" w:hAnsi="Times New Roman" w:cs="Times New Roman"/>
@@ -14403,6 +17483,7 @@
         </w:rPr>
         <w:t>IPython</w:t>
       </w:r>
+      <w:proofErr w:type="spellEnd"/>
       <w:r>
         <w:rPr>
           <w:rFonts w:ascii="Times New Roman" w:eastAsiaTheme="minorEastAsia" w:hAnsi="Times New Roman" w:cs="Times New Roman"/>
@@ -14463,7 +17544,25 @@
           <w:sz w:val="28"/>
           <w:szCs w:val="28"/>
         </w:rPr>
-        <w:t>’ских таблиц в браузере</w:t>
+        <w:t>’</w:t>
+      </w:r>
+      <w:proofErr w:type="spellStart"/>
+      <w:r>
+        <w:rPr>
+          <w:rFonts w:ascii="Times New Roman" w:eastAsiaTheme="minorEastAsia" w:hAnsi="Times New Roman" w:cs="Times New Roman"/>
+          <w:sz w:val="28"/>
+          <w:szCs w:val="28"/>
+        </w:rPr>
+        <w:t>ских</w:t>
+      </w:r>
+      <w:proofErr w:type="spellEnd"/>
+      <w:r>
+        <w:rPr>
+          <w:rFonts w:ascii="Times New Roman" w:eastAsiaTheme="minorEastAsia" w:hAnsi="Times New Roman" w:cs="Times New Roman"/>
+          <w:sz w:val="28"/>
+          <w:szCs w:val="28"/>
+        </w:rPr>
+        <w:t xml:space="preserve"> таблиц в браузере</w:t>
       </w:r>
       <w:r>
         <w:rPr>
@@ -14588,6 +17687,7 @@
           </w:rPr>
           <w:t xml:space="preserve">Основы работы с </w:t>
         </w:r>
+        <w:proofErr w:type="spellStart"/>
         <w:r>
           <w:rPr>
             <w:rStyle w:val="ae"/>
@@ -14600,6 +17700,7 @@
           </w:rPr>
           <w:t>numpy</w:t>
         </w:r>
+        <w:proofErr w:type="spellEnd"/>
         <w:r>
           <w:rPr>
             <w:rStyle w:val="ae"/>
@@ -14736,6 +17837,27 @@
     </w:p>
     <w:p>
       <w:pPr>
+        <w:ind w:firstLine="708"/>
+        <w:rPr>
+          <w:rFonts w:ascii="Times New Roman" w:hAnsi="Times New Roman" w:cs="Times New Roman"/>
+          <w:sz w:val="28"/>
+          <w:szCs w:val="28"/>
+        </w:rPr>
+      </w:pPr>
+      <w:hyperlink r:id="rId13" w:history="1">
+        <w:r>
+          <w:rPr>
+            <w:rStyle w:val="ae"/>
+            <w:rFonts w:ascii="Times New Roman" w:hAnsi="Times New Roman" w:cs="Times New Roman"/>
+            <w:sz w:val="28"/>
+            <w:szCs w:val="28"/>
+          </w:rPr>
+          <w:t>Баркалов К. А., “Решение дифференциальных уравнений в частных производных”, 2011 г.</w:t>
+        </w:r>
+      </w:hyperlink>
+    </w:p>
+    <w:p>
+      <w:pPr>
         <w:pStyle w:val="1"/>
       </w:pPr>
       <w:bookmarkStart w:id="11" w:name="_Toc58179058"/>
@@ -14756,7 +17878,7 @@
         </w:rPr>
         <w:tab/>
       </w:r>
-      <w:hyperlink r:id="rId13" w:history="1">
+      <w:hyperlink r:id="rId14" w:history="1">
         <w:r>
           <w:rPr>
             <w:rStyle w:val="ae"/>
@@ -14815,12 +17937,12 @@
       </w:hyperlink>
     </w:p>
     <w:sectPr>
-      <w:headerReference w:type="even" r:id="rId14"/>
-      <w:headerReference w:type="default" r:id="rId15"/>
-      <w:footerReference w:type="even" r:id="rId16"/>
-      <w:footerReference w:type="default" r:id="rId17"/>
-      <w:headerReference w:type="first" r:id="rId18"/>
-      <w:footerReference w:type="first" r:id="rId19"/>
+      <w:headerReference w:type="even" r:id="rId15"/>
+      <w:headerReference w:type="default" r:id="rId16"/>
+      <w:footerReference w:type="even" r:id="rId17"/>
+      <w:footerReference w:type="default" r:id="rId18"/>
+      <w:headerReference w:type="first" r:id="rId19"/>
+      <w:footerReference w:type="first" r:id="rId20"/>
       <w:pgSz w:w="11906" w:h="16838"/>
       <w:pgMar w:top="1134" w:right="850" w:bottom="1134" w:left="1701" w:header="708" w:footer="708" w:gutter="0"/>
       <w:cols w:space="708"/>
@@ -14875,7 +17997,6 @@
         <w:docPartUnique/>
       </w:docPartObj>
     </w:sdtPr>
-    <w:sdtEndPr/>
     <w:sdtContent>
       <w:p>
         <w:pPr>

--- a/lab_1/Mishutin_1.docx
+++ b/lab_1/Mishutin_1.docx
@@ -9,6 +9,7 @@
           <w:rFonts w:ascii="Times New Roman" w:hAnsi="Times New Roman" w:cs="Times New Roman"/>
           <w:sz w:val="40"/>
           <w:szCs w:val="40"/>
+          <w:lang w:val="en-US"/>
         </w:rPr>
       </w:pPr>
       <w:bookmarkStart w:id="0" w:name="_Hlk37097334"/>
@@ -440,7 +441,7 @@
           <w:r>
             <w:fldChar w:fldCharType="separate"/>
           </w:r>
-          <w:hyperlink w:anchor="_Toc58437523" w:history="1">
+          <w:hyperlink w:anchor="_Toc58797328" w:history="1">
             <w:r>
               <w:rPr>
                 <w:rStyle w:val="ae"/>
@@ -467,7 +468,7 @@
                 <w:noProof/>
                 <w:webHidden/>
               </w:rPr>
-              <w:instrText xml:space="preserve"> PAGEREF _Toc58437523 \h </w:instrText>
+              <w:instrText xml:space="preserve"> PAGEREF _Toc58797328 \h </w:instrText>
             </w:r>
             <w:r>
               <w:rPr>
@@ -509,7 +510,7 @@
               <w:noProof/>
             </w:rPr>
           </w:pPr>
-          <w:hyperlink w:anchor="_Toc58437524" w:history="1">
+          <w:hyperlink w:anchor="_Toc58797329" w:history="1">
             <w:r>
               <w:rPr>
                 <w:rStyle w:val="ae"/>
@@ -536,7 +537,7 @@
                 <w:noProof/>
                 <w:webHidden/>
               </w:rPr>
-              <w:instrText xml:space="preserve"> PAGEREF _Toc58437524 \h </w:instrText>
+              <w:instrText xml:space="preserve"> PAGEREF _Toc58797329 \h </w:instrText>
             </w:r>
             <w:r>
               <w:rPr>
@@ -578,7 +579,7 @@
               <w:noProof/>
             </w:rPr>
           </w:pPr>
-          <w:hyperlink w:anchor="_Toc58437525" w:history="1">
+          <w:hyperlink w:anchor="_Toc58797330" w:history="1">
             <w:r>
               <w:rPr>
                 <w:rStyle w:val="ae"/>
@@ -605,7 +606,7 @@
                 <w:noProof/>
                 <w:webHidden/>
               </w:rPr>
-              <w:instrText xml:space="preserve"> PAGEREF _Toc58437525 \h </w:instrText>
+              <w:instrText xml:space="preserve"> PAGEREF _Toc58797330 \h </w:instrText>
             </w:r>
             <w:r>
               <w:rPr>
@@ -647,7 +648,7 @@
               <w:noProof/>
             </w:rPr>
           </w:pPr>
-          <w:hyperlink w:anchor="_Toc58437526" w:history="1">
+          <w:hyperlink w:anchor="_Toc58797331" w:history="1">
             <w:r>
               <w:rPr>
                 <w:rStyle w:val="ae"/>
@@ -674,7 +675,7 @@
                 <w:noProof/>
                 <w:webHidden/>
               </w:rPr>
-              <w:instrText xml:space="preserve"> PAGEREF _Toc58437526 \h </w:instrText>
+              <w:instrText xml:space="preserve"> PAGEREF _Toc58797331 \h </w:instrText>
             </w:r>
             <w:r>
               <w:rPr>
@@ -716,7 +717,7 @@
               <w:noProof/>
             </w:rPr>
           </w:pPr>
-          <w:hyperlink w:anchor="_Toc58437527" w:history="1">
+          <w:hyperlink w:anchor="_Toc58797332" w:history="1">
             <w:r>
               <w:rPr>
                 <w:rStyle w:val="ae"/>
@@ -743,7 +744,7 @@
                 <w:noProof/>
                 <w:webHidden/>
               </w:rPr>
-              <w:instrText xml:space="preserve"> PAGEREF _Toc58437527 \h </w:instrText>
+              <w:instrText xml:space="preserve"> PAGEREF _Toc58797332 \h </w:instrText>
             </w:r>
             <w:r>
               <w:rPr>
@@ -785,7 +786,7 @@
               <w:noProof/>
             </w:rPr>
           </w:pPr>
-          <w:hyperlink w:anchor="_Toc58437528" w:history="1">
+          <w:hyperlink w:anchor="_Toc58797333" w:history="1">
             <w:r>
               <w:rPr>
                 <w:rStyle w:val="ae"/>
@@ -812,7 +813,7 @@
                 <w:noProof/>
                 <w:webHidden/>
               </w:rPr>
-              <w:instrText xml:space="preserve"> PAGEREF _Toc58437528 \h </w:instrText>
+              <w:instrText xml:space="preserve"> PAGEREF _Toc58797333 \h </w:instrText>
             </w:r>
             <w:r>
               <w:rPr>
@@ -854,7 +855,7 @@
               <w:noProof/>
             </w:rPr>
           </w:pPr>
-          <w:hyperlink w:anchor="_Toc58437529" w:history="1">
+          <w:hyperlink w:anchor="_Toc58797334" w:history="1">
             <w:r>
               <w:rPr>
                 <w:rStyle w:val="ae"/>
@@ -881,7 +882,7 @@
                 <w:noProof/>
                 <w:webHidden/>
               </w:rPr>
-              <w:instrText xml:space="preserve"> PAGEREF _Toc58437529 \h </w:instrText>
+              <w:instrText xml:space="preserve"> PAGEREF _Toc58797334 \h </w:instrText>
             </w:r>
             <w:r>
               <w:rPr>
@@ -923,7 +924,7 @@
               <w:noProof/>
             </w:rPr>
           </w:pPr>
-          <w:hyperlink w:anchor="_Toc58437530" w:history="1">
+          <w:hyperlink w:anchor="_Toc58797335" w:history="1">
             <w:r>
               <w:rPr>
                 <w:rStyle w:val="ae"/>
@@ -950,7 +951,7 @@
                 <w:noProof/>
                 <w:webHidden/>
               </w:rPr>
-              <w:instrText xml:space="preserve"> PAGEREF _Toc58437530 \h </w:instrText>
+              <w:instrText xml:space="preserve"> PAGEREF _Toc58797335 \h </w:instrText>
             </w:r>
             <w:r>
               <w:rPr>
@@ -992,7 +993,7 @@
               <w:noProof/>
             </w:rPr>
           </w:pPr>
-          <w:hyperlink w:anchor="_Toc58437531" w:history="1">
+          <w:hyperlink w:anchor="_Toc58797336" w:history="1">
             <w:r>
               <w:rPr>
                 <w:rStyle w:val="ae"/>
@@ -1019,7 +1020,7 @@
                 <w:noProof/>
                 <w:webHidden/>
               </w:rPr>
-              <w:instrText xml:space="preserve"> PAGEREF _Toc58437531 \h </w:instrText>
+              <w:instrText xml:space="preserve"> PAGEREF _Toc58797336 \h </w:instrText>
             </w:r>
             <w:r>
               <w:rPr>
@@ -1061,27 +1062,13 @@
               <w:noProof/>
             </w:rPr>
           </w:pPr>
-          <w:hyperlink w:anchor="_Toc58437532" w:history="1">
+          <w:hyperlink w:anchor="_Toc58797337" w:history="1">
             <w:r>
               <w:rPr>
                 <w:rStyle w:val="ae"/>
                 <w:noProof/>
               </w:rPr>
-              <w:t>2.3 МКР для пар</w:t>
-            </w:r>
-            <w:r>
-              <w:rPr>
-                <w:rStyle w:val="ae"/>
-                <w:noProof/>
-              </w:rPr>
-              <w:t>а</w:t>
-            </w:r>
-            <w:r>
-              <w:rPr>
-                <w:rStyle w:val="ae"/>
-                <w:noProof/>
-              </w:rPr>
-              <w:t>болического УЧР</w:t>
+              <w:t>2.3 МКР для параболического УЧР</w:t>
             </w:r>
             <w:r>
               <w:rPr>
@@ -1102,7 +1089,7 @@
                 <w:noProof/>
                 <w:webHidden/>
               </w:rPr>
-              <w:instrText xml:space="preserve"> PAGEREF _Toc58437532 \h </w:instrText>
+              <w:instrText xml:space="preserve"> PAGEREF _Toc58797337 \h </w:instrText>
             </w:r>
             <w:r>
               <w:rPr>
@@ -1144,7 +1131,7 @@
               <w:noProof/>
             </w:rPr>
           </w:pPr>
-          <w:hyperlink w:anchor="_Toc58437533" w:history="1">
+          <w:hyperlink w:anchor="_Toc58797338" w:history="1">
             <w:r>
               <w:rPr>
                 <w:rStyle w:val="ae"/>
@@ -1171,7 +1158,7 @@
                 <w:noProof/>
                 <w:webHidden/>
               </w:rPr>
-              <w:instrText xml:space="preserve"> PAGEREF _Toc58437533 \h </w:instrText>
+              <w:instrText xml:space="preserve"> PAGEREF _Toc58797338 \h </w:instrText>
             </w:r>
             <w:r>
               <w:rPr>
@@ -1213,7 +1200,7 @@
               <w:noProof/>
             </w:rPr>
           </w:pPr>
-          <w:hyperlink w:anchor="_Toc58437534" w:history="1">
+          <w:hyperlink w:anchor="_Toc58797339" w:history="1">
             <w:r>
               <w:rPr>
                 <w:rStyle w:val="ae"/>
@@ -1240,7 +1227,7 @@
                 <w:noProof/>
                 <w:webHidden/>
               </w:rPr>
-              <w:instrText xml:space="preserve"> PAGEREF _Toc58437534 \h </w:instrText>
+              <w:instrText xml:space="preserve"> PAGEREF _Toc58797339 \h </w:instrText>
             </w:r>
             <w:r>
               <w:rPr>
@@ -1282,7 +1269,7 @@
               <w:noProof/>
             </w:rPr>
           </w:pPr>
-          <w:hyperlink w:anchor="_Toc58437535" w:history="1">
+          <w:hyperlink w:anchor="_Toc58797340" w:history="1">
             <w:r>
               <w:rPr>
                 <w:rStyle w:val="ae"/>
@@ -1309,7 +1296,7 @@
                 <w:noProof/>
                 <w:webHidden/>
               </w:rPr>
-              <w:instrText xml:space="preserve"> PAGEREF _Toc58437535 \h </w:instrText>
+              <w:instrText xml:space="preserve"> PAGEREF _Toc58797340 \h </w:instrText>
             </w:r>
             <w:r>
               <w:rPr>
@@ -1351,7 +1338,7 @@
               <w:noProof/>
             </w:rPr>
           </w:pPr>
-          <w:hyperlink w:anchor="_Toc58437536" w:history="1">
+          <w:hyperlink w:anchor="_Toc58797341" w:history="1">
             <w:r>
               <w:rPr>
                 <w:rStyle w:val="ae"/>
@@ -1378,7 +1365,7 @@
                 <w:noProof/>
                 <w:webHidden/>
               </w:rPr>
-              <w:instrText xml:space="preserve"> PAGEREF _Toc58437536 \h </w:instrText>
+              <w:instrText xml:space="preserve"> PAGEREF _Toc58797341 \h </w:instrText>
             </w:r>
             <w:r>
               <w:rPr>
@@ -1420,7 +1407,7 @@
               <w:noProof/>
             </w:rPr>
           </w:pPr>
-          <w:hyperlink w:anchor="_Toc58437537" w:history="1">
+          <w:hyperlink w:anchor="_Toc58797342" w:history="1">
             <w:r>
               <w:rPr>
                 <w:rStyle w:val="ae"/>
@@ -1447,7 +1434,7 @@
                 <w:noProof/>
                 <w:webHidden/>
               </w:rPr>
-              <w:instrText xml:space="preserve"> PAGEREF _Toc58437537 \h </w:instrText>
+              <w:instrText xml:space="preserve"> PAGEREF _Toc58797342 \h </w:instrText>
             </w:r>
             <w:r>
               <w:rPr>
@@ -1517,7 +1504,7 @@
       <w:pPr>
         <w:pStyle w:val="1"/>
       </w:pPr>
-      <w:bookmarkStart w:id="1" w:name="_Toc58437523"/>
+      <w:bookmarkStart w:id="1" w:name="_Toc58797328"/>
       <w:r>
         <w:lastRenderedPageBreak/>
         <w:t>1 Постановка задачи</w:t>
@@ -1528,7 +1515,7 @@
       <w:pPr>
         <w:pStyle w:val="2"/>
       </w:pPr>
-      <w:bookmarkStart w:id="2" w:name="_Toc58437524"/>
+      <w:bookmarkStart w:id="2" w:name="_Toc58797329"/>
       <w:r>
         <w:t xml:space="preserve">1.1 </w:t>
       </w:r>
@@ -1708,6 +1695,15 @@
               <w:lang w:val="en-US"/>
             </w:rPr>
             <m:t>x</m:t>
+          </m:r>
+          <m:r>
+            <w:rPr>
+              <w:rFonts w:ascii="Cambria Math" w:eastAsiaTheme="minorEastAsia" w:hAnsi="Cambria Math" w:cs="Times New Roman"/>
+              <w:sz w:val="28"/>
+              <w:szCs w:val="28"/>
+              <w:lang w:val="en-US"/>
+            </w:rPr>
+            <m:t xml:space="preserve"> (S)</m:t>
           </m:r>
         </m:oMath>
       </m:oMathPara>
@@ -1825,7 +1821,7 @@
               <w:sz w:val="28"/>
               <w:szCs w:val="28"/>
             </w:rPr>
-            <m:t>+1-количество точек по вертикали (время t)</m:t>
+            <m:t>+1-количество узлов по вертикали (время t)</m:t>
           </m:r>
         </m:oMath>
       </m:oMathPara>
@@ -1903,7 +1899,7 @@
               <w:sz w:val="28"/>
               <w:szCs w:val="28"/>
             </w:rPr>
-            <m:t xml:space="preserve">+1-количество точек по горизонтали (координаты </m:t>
+            <m:t xml:space="preserve">+1-количество узлов по горизонтали (координаты </m:t>
           </m:r>
           <m:r>
             <w:rPr>
@@ -2388,7 +2384,7 @@
           <w:rFonts w:eastAsiaTheme="minorEastAsia"/>
         </w:rPr>
       </w:pPr>
-      <w:bookmarkStart w:id="3" w:name="_Toc58437525"/>
+      <w:bookmarkStart w:id="3" w:name="_Toc58797330"/>
       <w:r>
         <w:rPr>
           <w:rFonts w:eastAsiaTheme="minorEastAsia"/>
@@ -4643,7 +4639,7 @@
       <w:pPr>
         <w:pStyle w:val="2"/>
       </w:pPr>
-      <w:bookmarkStart w:id="4" w:name="_Toc58437526"/>
+      <w:bookmarkStart w:id="4" w:name="_Toc58797331"/>
       <w:r>
         <w:t>1.</w:t>
       </w:r>
@@ -5307,7 +5303,7 @@
           <w:rFonts w:eastAsiaTheme="minorEastAsia"/>
         </w:rPr>
       </w:pPr>
-      <w:bookmarkStart w:id="5" w:name="_Toc58437527"/>
+      <w:bookmarkStart w:id="5" w:name="_Toc58797332"/>
       <w:r>
         <w:rPr>
           <w:rFonts w:eastAsiaTheme="minorEastAsia"/>
@@ -5989,7 +5985,7 @@
           <w:rFonts w:eastAsiaTheme="minorEastAsia"/>
         </w:rPr>
       </w:pPr>
-      <w:bookmarkStart w:id="6" w:name="_Toc58437528"/>
+      <w:bookmarkStart w:id="6" w:name="_Toc58797333"/>
       <w:r>
         <w:rPr>
           <w:rFonts w:eastAsiaTheme="minorEastAsia"/>
@@ -6858,15 +6854,7 @@
                       <w:sz w:val="28"/>
                       <w:szCs w:val="28"/>
                     </w:rPr>
-                    <m:t>=</m:t>
-                  </m:r>
-                  <m:r>
-                    <w:rPr>
-                      <w:rFonts w:ascii="Cambria Math" w:eastAsiaTheme="minorEastAsia" w:hAnsi="Cambria Math"/>
-                      <w:sz w:val="28"/>
-                      <w:szCs w:val="28"/>
-                    </w:rPr>
-                    <m:t>E</m:t>
+                    <m:t>=E</m:t>
                   </m:r>
                 </m:e>
                 <m:e>
@@ -6910,25 +6898,7 @@
                       <w:szCs w:val="28"/>
                       <w:lang w:val="en-US"/>
                     </w:rPr>
-                    <m:t>→</m:t>
-                  </m:r>
-                  <m:r>
-                    <w:rPr>
-                      <w:rFonts w:ascii="Cambria Math" w:eastAsiaTheme="minorEastAsia" w:hAnsi="Cambria Math"/>
-                      <w:sz w:val="28"/>
-                      <w:szCs w:val="28"/>
-                      <w:lang w:val="en-US"/>
-                    </w:rPr>
-                    <m:t>0</m:t>
-                  </m:r>
-                  <m:r>
-                    <w:rPr>
-                      <w:rFonts w:ascii="Cambria Math" w:eastAsiaTheme="minorEastAsia" w:hAnsi="Cambria Math"/>
-                      <w:sz w:val="28"/>
-                      <w:szCs w:val="28"/>
-                      <w:lang w:val="en-US"/>
-                    </w:rPr>
-                    <m:t>,S→∞</m:t>
+                    <m:t>→0,S→∞</m:t>
                   </m:r>
                 </m:e>
               </m:eqArr>
@@ -6939,113 +6909,6 @@
     </w:p>
     <w:p>
       <w:pPr>
-        <w:ind w:firstLine="708"/>
-        <w:rPr>
-          <w:rFonts w:ascii="Times New Roman" w:hAnsi="Times New Roman" w:cs="Times New Roman"/>
-          <w:iCs/>
-          <w:sz w:val="28"/>
-          <w:szCs w:val="28"/>
-        </w:rPr>
-      </w:pPr>
-      <w:r>
-        <w:rPr>
-          <w:rFonts w:ascii="Times New Roman" w:eastAsiaTheme="minorEastAsia" w:hAnsi="Times New Roman" w:cs="Times New Roman"/>
-          <w:iCs/>
-          <w:sz w:val="28"/>
-          <w:szCs w:val="28"/>
-        </w:rPr>
-        <w:t>Исследовать убывание ошибки в зависимости от значений шагов</w:t>
-      </w:r>
-      <w:r>
-        <w:rPr>
-          <w:rFonts w:ascii="Times New Roman" w:eastAsiaTheme="minorEastAsia" w:hAnsi="Times New Roman" w:cs="Times New Roman"/>
-          <w:sz w:val="28"/>
-          <w:szCs w:val="28"/>
-        </w:rPr>
-        <w:t xml:space="preserve"> </w:t>
-      </w:r>
-      <m:oMath>
-        <m:r>
-          <w:rPr>
-            <w:rFonts w:ascii="Cambria Math" w:eastAsiaTheme="minorEastAsia" w:hAnsi="Cambria Math" w:cs="Times New Roman"/>
-            <w:sz w:val="28"/>
-            <w:szCs w:val="28"/>
-          </w:rPr>
-          <m:t>τ</m:t>
-        </m:r>
-      </m:oMath>
-      <w:r>
-        <w:rPr>
-          <w:rFonts w:ascii="Times New Roman" w:eastAsiaTheme="minorEastAsia" w:hAnsi="Times New Roman" w:cs="Times New Roman"/>
-          <w:sz w:val="28"/>
-          <w:szCs w:val="28"/>
-        </w:rPr>
-        <w:t xml:space="preserve"> (по времени)</w:t>
-      </w:r>
-      <w:r>
-        <w:rPr>
-          <w:rFonts w:ascii="Times New Roman" w:eastAsiaTheme="minorEastAsia" w:hAnsi="Times New Roman" w:cs="Times New Roman"/>
-          <w:sz w:val="28"/>
-          <w:szCs w:val="28"/>
-        </w:rPr>
-        <w:t xml:space="preserve"> </w:t>
-      </w:r>
-      <w:r>
-        <w:rPr>
-          <w:rFonts w:ascii="Times New Roman" w:eastAsiaTheme="minorEastAsia" w:hAnsi="Times New Roman" w:cs="Times New Roman"/>
-          <w:sz w:val="28"/>
-          <w:szCs w:val="28"/>
-        </w:rPr>
-        <w:t xml:space="preserve">и </w:t>
-      </w:r>
-      <m:oMath>
-        <m:r>
-          <m:rPr>
-            <m:sty m:val="p"/>
-          </m:rPr>
-          <w:rPr>
-            <w:rFonts w:ascii="Cambria Math" w:eastAsiaTheme="minorEastAsia" w:hAnsi="Cambria Math" w:cs="Times New Roman"/>
-            <w:sz w:val="28"/>
-            <w:szCs w:val="28"/>
-          </w:rPr>
-          <m:t>s</m:t>
-        </m:r>
-      </m:oMath>
-      <w:r>
-        <w:rPr>
-          <w:rFonts w:ascii="Times New Roman" w:eastAsiaTheme="minorEastAsia" w:hAnsi="Times New Roman" w:cs="Times New Roman"/>
-          <w:sz w:val="28"/>
-          <w:szCs w:val="28"/>
-        </w:rPr>
-        <w:t xml:space="preserve"> </w:t>
-      </w:r>
-      <w:r>
-        <w:rPr>
-          <w:rFonts w:ascii="Times New Roman" w:eastAsiaTheme="minorEastAsia" w:hAnsi="Times New Roman" w:cs="Times New Roman"/>
-          <w:sz w:val="28"/>
-          <w:szCs w:val="28"/>
-        </w:rPr>
-        <w:t>(по</w:t>
-      </w:r>
-      <w:r>
-        <w:rPr>
-          <w:rFonts w:ascii="Times New Roman" w:eastAsiaTheme="minorEastAsia" w:hAnsi="Times New Roman" w:cs="Times New Roman"/>
-          <w:sz w:val="28"/>
-          <w:szCs w:val="28"/>
-        </w:rPr>
-        <w:t xml:space="preserve"> изменению цены базового актива</w:t>
-      </w:r>
-      <w:r>
-        <w:rPr>
-          <w:rFonts w:ascii="Times New Roman" w:eastAsiaTheme="minorEastAsia" w:hAnsi="Times New Roman" w:cs="Times New Roman"/>
-          <w:sz w:val="28"/>
-          <w:szCs w:val="28"/>
-        </w:rPr>
-        <w:t>).</w:t>
-      </w:r>
-    </w:p>
-    <w:p>
-      <w:pPr>
         <w:pStyle w:val="1"/>
         <w:rPr>
           <w:rStyle w:val="a7"/>
@@ -7053,7 +6916,7 @@
           <w:bCs w:val="0"/>
         </w:rPr>
       </w:pPr>
-      <w:bookmarkStart w:id="7" w:name="_Toc58437529"/>
+      <w:bookmarkStart w:id="7" w:name="_Toc58797334"/>
       <w:r>
         <w:rPr>
           <w:rStyle w:val="a7"/>
@@ -7076,7 +6939,7 @@
       <w:pPr>
         <w:pStyle w:val="2"/>
       </w:pPr>
-      <w:bookmarkStart w:id="8" w:name="_Toc58437530"/>
+      <w:bookmarkStart w:id="8" w:name="_Toc58797335"/>
       <w:r>
         <w:t xml:space="preserve">2.1 </w:t>
       </w:r>
@@ -7093,27 +6956,14 @@
       <w:r>
         <w:t xml:space="preserve">Рисунок </w:t>
       </w:r>
-      <w:r>
-        <w:fldChar w:fldCharType="begin"/>
-      </w:r>
-      <w:r>
-        <w:instrText xml:space="preserve"> SEQ Рисунок \* ARABIC </w:instrText>
-      </w:r>
-      <w:r>
-        <w:fldChar w:fldCharType="separate"/>
-      </w:r>
-      <w:r>
-        <w:rPr>
-          <w:noProof/>
-        </w:rPr>
-        <w:t>1</w:t>
-      </w:r>
-      <w:r>
-        <w:rPr>
-          <w:noProof/>
-        </w:rPr>
-        <w:fldChar w:fldCharType="end"/>
-      </w:r>
+      <w:fldSimple w:instr=" SEQ Рисунок \* ARABIC ">
+        <w:r>
+          <w:rPr>
+            <w:noProof/>
+          </w:rPr>
+          <w:t>1</w:t>
+        </w:r>
+      </w:fldSimple>
       <w:r>
         <w:t xml:space="preserve"> </w:t>
       </w:r>
@@ -7124,15 +6974,7 @@
         <w:t xml:space="preserve"> в конкретной точке</w:t>
       </w:r>
       <w:r>
-        <w:t xml:space="preserve"> от шага для u(x)=</w:t>
-      </w:r>
-      <w:proofErr w:type="spellStart"/>
-      <w:r>
-        <w:t>sin</w:t>
-      </w:r>
-      <w:proofErr w:type="spellEnd"/>
-      <w:r>
-        <w:t>(x)</w:t>
+        <w:t xml:space="preserve"> от шага для u(x)=sin(x)</w:t>
       </w:r>
     </w:p>
     <w:p>
@@ -7203,27 +7045,14 @@
       <w:r>
         <w:t xml:space="preserve">Таблица </w:t>
       </w:r>
-      <w:r>
-        <w:fldChar w:fldCharType="begin"/>
-      </w:r>
-      <w:r>
-        <w:instrText xml:space="preserve"> SEQ Таблица \* ARABIC </w:instrText>
-      </w:r>
-      <w:r>
-        <w:fldChar w:fldCharType="separate"/>
-      </w:r>
-      <w:r>
-        <w:rPr>
-          <w:noProof/>
-        </w:rPr>
-        <w:t>1</w:t>
-      </w:r>
-      <w:r>
-        <w:rPr>
-          <w:noProof/>
-        </w:rPr>
-        <w:fldChar w:fldCharType="end"/>
-      </w:r>
+      <w:fldSimple w:instr=" SEQ Таблица \* ARABIC ">
+        <w:r>
+          <w:rPr>
+            <w:noProof/>
+          </w:rPr>
+          <w:t>1</w:t>
+        </w:r>
+      </w:fldSimple>
       <w:r>
         <w:t xml:space="preserve"> </w:t>
       </w:r>
@@ -8167,7 +7996,6 @@
                 <w:sz w:val="21"/>
                 <w:szCs w:val="21"/>
               </w:rPr>
-              <w:lastRenderedPageBreak/>
               <w:t>1e-1</w:t>
             </w:r>
           </w:p>
@@ -8260,29 +8088,17 @@
         <w:keepNext/>
       </w:pPr>
       <w:r>
+        <w:lastRenderedPageBreak/>
         <w:t xml:space="preserve">Таблица </w:t>
       </w:r>
-      <w:r>
-        <w:fldChar w:fldCharType="begin"/>
-      </w:r>
-      <w:r>
-        <w:instrText xml:space="preserve"> SEQ Таблица \* ARABIC </w:instrText>
-      </w:r>
-      <w:r>
-        <w:fldChar w:fldCharType="separate"/>
-      </w:r>
-      <w:r>
-        <w:rPr>
-          <w:noProof/>
-        </w:rPr>
-        <w:t>2</w:t>
-      </w:r>
-      <w:r>
-        <w:rPr>
-          <w:noProof/>
-        </w:rPr>
-        <w:fldChar w:fldCharType="end"/>
-      </w:r>
+      <w:fldSimple w:instr=" SEQ Таблица \* ARABIC ">
+        <w:r>
+          <w:rPr>
+            <w:noProof/>
+          </w:rPr>
+          <w:t>2</w:t>
+        </w:r>
+      </w:fldSimple>
       <w:r>
         <w:t xml:space="preserve"> </w:t>
       </w:r>
@@ -9037,27 +8853,14 @@
       <w:r>
         <w:t xml:space="preserve">Таблица </w:t>
       </w:r>
-      <w:r>
-        <w:fldChar w:fldCharType="begin"/>
-      </w:r>
-      <w:r>
-        <w:instrText xml:space="preserve"> SEQ Таблица \* ARABIC </w:instrText>
-      </w:r>
-      <w:r>
-        <w:fldChar w:fldCharType="separate"/>
-      </w:r>
-      <w:r>
-        <w:rPr>
-          <w:noProof/>
-        </w:rPr>
-        <w:t>3</w:t>
-      </w:r>
-      <w:r>
-        <w:rPr>
-          <w:noProof/>
-        </w:rPr>
-        <w:fldChar w:fldCharType="end"/>
-      </w:r>
+      <w:fldSimple w:instr=" SEQ Таблица \* ARABIC ">
+        <w:r>
+          <w:rPr>
+            <w:noProof/>
+          </w:rPr>
+          <w:t>3</w:t>
+        </w:r>
+      </w:fldSimple>
       <w:r>
         <w:t xml:space="preserve"> Центральная первая производная для </w:t>
       </w:r>
@@ -9804,27 +9607,14 @@
       <w:r>
         <w:t xml:space="preserve">Таблица </w:t>
       </w:r>
-      <w:r>
-        <w:fldChar w:fldCharType="begin"/>
-      </w:r>
-      <w:r>
-        <w:instrText xml:space="preserve"> SEQ Таблица \* ARABIC </w:instrText>
-      </w:r>
-      <w:r>
-        <w:fldChar w:fldCharType="separate"/>
-      </w:r>
-      <w:r>
-        <w:rPr>
-          <w:noProof/>
-        </w:rPr>
-        <w:t>4</w:t>
-      </w:r>
-      <w:r>
-        <w:rPr>
-          <w:noProof/>
-        </w:rPr>
-        <w:fldChar w:fldCharType="end"/>
-      </w:r>
+      <w:fldSimple w:instr=" SEQ Таблица \* ARABIC ">
+        <w:r>
+          <w:rPr>
+            <w:noProof/>
+          </w:rPr>
+          <w:t>4</w:t>
+        </w:r>
+      </w:fldSimple>
       <w:r>
         <w:t xml:space="preserve"> </w:t>
       </w:r>
@@ -10241,7 +10031,6 @@
                 <w:sz w:val="21"/>
                 <w:szCs w:val="21"/>
               </w:rPr>
-              <w:lastRenderedPageBreak/>
               <w:t>1e-8</w:t>
             </w:r>
           </w:p>
@@ -10356,6 +10145,7 @@
                 <w:sz w:val="21"/>
                 <w:szCs w:val="21"/>
               </w:rPr>
+              <w:lastRenderedPageBreak/>
               <w:t>1e-5</w:t>
             </w:r>
           </w:p>
@@ -10585,27 +10375,14 @@
         <w:lastRenderedPageBreak/>
         <w:t xml:space="preserve">Рисунок </w:t>
       </w:r>
-      <w:r>
-        <w:fldChar w:fldCharType="begin"/>
-      </w:r>
-      <w:r>
-        <w:instrText xml:space="preserve"> SEQ Рисунок \* ARABIC </w:instrText>
-      </w:r>
-      <w:r>
-        <w:fldChar w:fldCharType="separate"/>
-      </w:r>
-      <w:r>
-        <w:rPr>
-          <w:noProof/>
-        </w:rPr>
-        <w:t>2</w:t>
-      </w:r>
-      <w:r>
-        <w:rPr>
-          <w:noProof/>
-        </w:rPr>
-        <w:fldChar w:fldCharType="end"/>
-      </w:r>
+      <w:fldSimple w:instr=" SEQ Рисунок \* ARABIC ">
+        <w:r>
+          <w:rPr>
+            <w:noProof/>
+          </w:rPr>
+          <w:t>2</w:t>
+        </w:r>
+      </w:fldSimple>
       <w:r>
         <w:t xml:space="preserve"> </w:t>
       </w:r>
@@ -10697,27 +10474,14 @@
       <w:r>
         <w:t xml:space="preserve">Таблица </w:t>
       </w:r>
-      <w:r>
-        <w:fldChar w:fldCharType="begin"/>
-      </w:r>
-      <w:r>
-        <w:instrText xml:space="preserve"> SEQ Таблица \* ARABIC </w:instrText>
-      </w:r>
-      <w:r>
-        <w:fldChar w:fldCharType="separate"/>
-      </w:r>
-      <w:r>
-        <w:rPr>
-          <w:noProof/>
-        </w:rPr>
-        <w:t>5</w:t>
-      </w:r>
-      <w:r>
-        <w:rPr>
-          <w:noProof/>
-        </w:rPr>
-        <w:fldChar w:fldCharType="end"/>
-      </w:r>
+      <w:fldSimple w:instr=" SEQ Таблица \* ARABIC ">
+        <w:r>
+          <w:rPr>
+            <w:noProof/>
+          </w:rPr>
+          <w:t>5</w:t>
+        </w:r>
+      </w:fldSimple>
       <w:r>
         <w:t xml:space="preserve"> Правая первая производная для </w:t>
       </w:r>
@@ -11567,27 +11331,14 @@
       <w:r>
         <w:t xml:space="preserve">Таблица </w:t>
       </w:r>
-      <w:r>
-        <w:fldChar w:fldCharType="begin"/>
-      </w:r>
-      <w:r>
-        <w:instrText xml:space="preserve"> SEQ Таблица \* ARABIC </w:instrText>
-      </w:r>
-      <w:r>
-        <w:fldChar w:fldCharType="separate"/>
-      </w:r>
-      <w:r>
-        <w:rPr>
-          <w:noProof/>
-        </w:rPr>
-        <w:t>6</w:t>
-      </w:r>
-      <w:r>
-        <w:rPr>
-          <w:noProof/>
-        </w:rPr>
-        <w:fldChar w:fldCharType="end"/>
-      </w:r>
+      <w:fldSimple w:instr=" SEQ Таблица \* ARABIC ">
+        <w:r>
+          <w:rPr>
+            <w:noProof/>
+          </w:rPr>
+          <w:t>6</w:t>
+        </w:r>
+      </w:fldSimple>
       <w:r>
         <w:t xml:space="preserve"> </w:t>
       </w:r>
@@ -12444,27 +12195,14 @@
       <w:r>
         <w:t xml:space="preserve">Таблица </w:t>
       </w:r>
-      <w:r>
-        <w:fldChar w:fldCharType="begin"/>
-      </w:r>
-      <w:r>
-        <w:instrText xml:space="preserve"> SEQ Таблица \* ARABIC </w:instrText>
-      </w:r>
-      <w:r>
-        <w:fldChar w:fldCharType="separate"/>
-      </w:r>
-      <w:r>
-        <w:rPr>
-          <w:noProof/>
-        </w:rPr>
-        <w:t>7</w:t>
-      </w:r>
-      <w:r>
-        <w:rPr>
-          <w:noProof/>
-        </w:rPr>
-        <w:fldChar w:fldCharType="end"/>
-      </w:r>
+      <w:fldSimple w:instr=" SEQ Таблица \* ARABIC ">
+        <w:r>
+          <w:rPr>
+            <w:noProof/>
+          </w:rPr>
+          <w:t>7</w:t>
+        </w:r>
+      </w:fldSimple>
       <w:r>
         <w:t xml:space="preserve"> Вторая </w:t>
       </w:r>
@@ -13563,7 +13301,7 @@
       <w:pPr>
         <w:pStyle w:val="2"/>
       </w:pPr>
-      <w:bookmarkStart w:id="9" w:name="_Toc58437531"/>
+      <w:bookmarkStart w:id="9" w:name="_Toc58797336"/>
       <w:r>
         <w:lastRenderedPageBreak/>
         <w:t xml:space="preserve">2.2 </w:t>
@@ -15414,27 +15152,14 @@
         <w:lastRenderedPageBreak/>
         <w:t xml:space="preserve">Рисунок </w:t>
       </w:r>
-      <w:r>
-        <w:fldChar w:fldCharType="begin"/>
-      </w:r>
-      <w:r>
-        <w:instrText xml:space="preserve"> SEQ Рисунок \* ARABIC </w:instrText>
-      </w:r>
-      <w:r>
-        <w:fldChar w:fldCharType="separate"/>
-      </w:r>
-      <w:r>
-        <w:rPr>
-          <w:noProof/>
-        </w:rPr>
-        <w:t>3</w:t>
-      </w:r>
-      <w:r>
-        <w:rPr>
-          <w:noProof/>
-        </w:rPr>
-        <w:fldChar w:fldCharType="end"/>
-      </w:r>
+      <w:fldSimple w:instr=" SEQ Рисунок \* ARABIC ">
+        <w:r>
+          <w:rPr>
+            <w:noProof/>
+          </w:rPr>
+          <w:t>3</w:t>
+        </w:r>
+      </w:fldSimple>
       <w:r>
         <w:t xml:space="preserve"> Искомая функция </w:t>
       </w:r>
@@ -15531,27 +15256,14 @@
       <w:r>
         <w:t xml:space="preserve">Рисунок </w:t>
       </w:r>
-      <w:r>
-        <w:fldChar w:fldCharType="begin"/>
-      </w:r>
-      <w:r>
-        <w:instrText xml:space="preserve"> SEQ Рисунок \* ARABIC </w:instrText>
-      </w:r>
-      <w:r>
-        <w:fldChar w:fldCharType="separate"/>
-      </w:r>
-      <w:r>
-        <w:rPr>
-          <w:noProof/>
-        </w:rPr>
-        <w:t>4</w:t>
-      </w:r>
-      <w:r>
-        <w:rPr>
-          <w:noProof/>
-        </w:rPr>
-        <w:fldChar w:fldCharType="end"/>
-      </w:r>
+      <w:fldSimple w:instr=" SEQ Рисунок \* ARABIC ">
+        <w:r>
+          <w:rPr>
+            <w:noProof/>
+          </w:rPr>
+          <w:t>4</w:t>
+        </w:r>
+      </w:fldSimple>
       <w:r>
         <w:t xml:space="preserve"> Зависимость максимальной абсолютной погрешности от шаг</w:t>
       </w:r>
@@ -15636,27 +15348,14 @@
       <w:r>
         <w:t xml:space="preserve">Таблица </w:t>
       </w:r>
-      <w:r>
-        <w:fldChar w:fldCharType="begin"/>
-      </w:r>
-      <w:r>
-        <w:instrText xml:space="preserve"> SEQ Таблица \* ARABIC </w:instrText>
-      </w:r>
-      <w:r>
-        <w:fldChar w:fldCharType="separate"/>
-      </w:r>
-      <w:r>
-        <w:rPr>
-          <w:noProof/>
-        </w:rPr>
-        <w:t>8</w:t>
-      </w:r>
-      <w:r>
-        <w:rPr>
-          <w:noProof/>
-        </w:rPr>
-        <w:fldChar w:fldCharType="end"/>
-      </w:r>
+      <w:fldSimple w:instr=" SEQ Таблица \* ARABIC ">
+        <w:r>
+          <w:rPr>
+            <w:noProof/>
+          </w:rPr>
+          <w:t>8</w:t>
+        </w:r>
+      </w:fldSimple>
       <w:r>
         <w:t xml:space="preserve"> </w:t>
       </w:r>
@@ -16328,7 +16027,7 @@
       <w:pPr>
         <w:pStyle w:val="2"/>
       </w:pPr>
-      <w:bookmarkStart w:id="10" w:name="_Toc58437532"/>
+      <w:bookmarkStart w:id="10" w:name="_Toc58797337"/>
       <w:r>
         <w:t>2.3 МКР для параболического УЧР</w:t>
       </w:r>
@@ -19674,27 +19373,14 @@
       <w:r>
         <w:t xml:space="preserve">Таблица </w:t>
       </w:r>
-      <w:r>
-        <w:fldChar w:fldCharType="begin"/>
-      </w:r>
-      <w:r>
-        <w:instrText xml:space="preserve"> SEQ Таблица \* ARABIC </w:instrText>
-      </w:r>
-      <w:r>
-        <w:fldChar w:fldCharType="separate"/>
-      </w:r>
-      <w:r>
-        <w:rPr>
-          <w:noProof/>
-        </w:rPr>
-        <w:t>9</w:t>
-      </w:r>
-      <w:r>
-        <w:rPr>
-          <w:noProof/>
-        </w:rPr>
-        <w:fldChar w:fldCharType="end"/>
-      </w:r>
+      <w:fldSimple w:instr=" SEQ Таблица \* ARABIC ">
+        <w:r>
+          <w:rPr>
+            <w:noProof/>
+          </w:rPr>
+          <w:t>9</w:t>
+        </w:r>
+      </w:fldSimple>
       <w:r>
         <w:t xml:space="preserve"> </w:t>
       </w:r>
@@ -20204,7 +19890,25 @@
           <w:sz w:val="28"/>
           <w:szCs w:val="28"/>
         </w:rPr>
-        <w:t xml:space="preserve">, а при больших </w:t>
+        <w:t>, а при б</w:t>
+      </w:r>
+      <w:r>
+        <w:rPr>
+          <w:rFonts w:ascii="Times New Roman" w:eastAsiaTheme="minorEastAsia" w:hAnsi="Times New Roman" w:cs="Times New Roman"/>
+          <w:iCs/>
+          <w:sz w:val="28"/>
+          <w:szCs w:val="28"/>
+        </w:rPr>
+        <w:t>О</w:t>
+      </w:r>
+      <w:r>
+        <w:rPr>
+          <w:rFonts w:ascii="Times New Roman" w:eastAsiaTheme="minorEastAsia" w:hAnsi="Times New Roman" w:cs="Times New Roman"/>
+          <w:iCs/>
+          <w:sz w:val="28"/>
+          <w:szCs w:val="28"/>
+        </w:rPr>
+        <w:t xml:space="preserve">льших </w:t>
       </w:r>
       <m:oMath>
         <m:r>
@@ -20393,27 +20097,14 @@
       <w:r>
         <w:t xml:space="preserve">Таблица </w:t>
       </w:r>
-      <w:r>
-        <w:fldChar w:fldCharType="begin"/>
-      </w:r>
-      <w:r>
-        <w:instrText xml:space="preserve"> SEQ Таблица \* ARABIC </w:instrText>
-      </w:r>
-      <w:r>
-        <w:fldChar w:fldCharType="separate"/>
-      </w:r>
-      <w:r>
-        <w:rPr>
-          <w:noProof/>
-        </w:rPr>
-        <w:t>10</w:t>
-      </w:r>
-      <w:r>
-        <w:rPr>
-          <w:noProof/>
-        </w:rPr>
-        <w:fldChar w:fldCharType="end"/>
-      </w:r>
+      <w:fldSimple w:instr=" SEQ Таблица \* ARABIC ">
+        <w:r>
+          <w:rPr>
+            <w:noProof/>
+          </w:rPr>
+          <w:t>10</w:t>
+        </w:r>
+      </w:fldSimple>
       <w:r>
         <w:t xml:space="preserve"> Устойчивость неявной схемы при </w:t>
       </w:r>
@@ -20957,27 +20648,14 @@
       <w:r>
         <w:t xml:space="preserve">Таблица </w:t>
       </w:r>
-      <w:r>
-        <w:fldChar w:fldCharType="begin"/>
-      </w:r>
-      <w:r>
-        <w:instrText xml:space="preserve"> SEQ Таблица \* ARABIC </w:instrText>
-      </w:r>
-      <w:r>
-        <w:fldChar w:fldCharType="separate"/>
-      </w:r>
-      <w:r>
-        <w:rPr>
-          <w:noProof/>
-        </w:rPr>
-        <w:t>11</w:t>
-      </w:r>
-      <w:r>
-        <w:rPr>
-          <w:noProof/>
-        </w:rPr>
-        <w:fldChar w:fldCharType="end"/>
-      </w:r>
+      <w:fldSimple w:instr=" SEQ Таблица \* ARABIC ">
+        <w:r>
+          <w:rPr>
+            <w:noProof/>
+          </w:rPr>
+          <w:t>11</w:t>
+        </w:r>
+      </w:fldSimple>
       <w:r>
         <w:t xml:space="preserve"> </w:t>
       </w:r>
@@ -21956,27 +21634,14 @@
       <w:r>
         <w:t xml:space="preserve">Рисунок </w:t>
       </w:r>
-      <w:r>
-        <w:fldChar w:fldCharType="begin"/>
-      </w:r>
-      <w:r>
-        <w:instrText xml:space="preserve"> SEQ Рисунок \* ARABIC </w:instrText>
-      </w:r>
-      <w:r>
-        <w:fldChar w:fldCharType="separate"/>
-      </w:r>
-      <w:r>
-        <w:rPr>
-          <w:noProof/>
-        </w:rPr>
-        <w:t>5</w:t>
-      </w:r>
-      <w:r>
-        <w:rPr>
-          <w:noProof/>
-        </w:rPr>
-        <w:fldChar w:fldCharType="end"/>
-      </w:r>
+      <w:fldSimple w:instr=" SEQ Рисунок \* ARABIC ">
+        <w:r>
+          <w:rPr>
+            <w:noProof/>
+          </w:rPr>
+          <w:t>5</w:t>
+        </w:r>
+      </w:fldSimple>
       <w:r>
         <w:t xml:space="preserve"> </w:t>
       </w:r>
@@ -22060,7 +21725,7 @@
           <w:rFonts w:eastAsiaTheme="minorEastAsia"/>
         </w:rPr>
       </w:pPr>
-      <w:bookmarkStart w:id="11" w:name="_Toc58437533"/>
+      <w:bookmarkStart w:id="11" w:name="_Toc58797338"/>
       <w:r>
         <w:rPr>
           <w:rFonts w:eastAsiaTheme="minorEastAsia"/>
@@ -22078,7 +21743,6 @@
           <w:szCs w:val="28"/>
         </w:rPr>
       </w:pPr>
-      <w:proofErr w:type="spellStart"/>
       <w:r>
         <w:rPr>
           <w:rFonts w:ascii="Times New Roman" w:hAnsi="Times New Roman" w:cs="Times New Roman"/>
@@ -22095,13 +21759,12 @@
         </w:rPr>
         <w:t>ы</w:t>
       </w:r>
-      <w:proofErr w:type="spellEnd"/>
     </w:p>
     <w:p>
       <w:pPr>
         <w:pStyle w:val="1"/>
       </w:pPr>
-      <w:bookmarkStart w:id="12" w:name="_Toc58437534"/>
+      <w:bookmarkStart w:id="12" w:name="_Toc58797339"/>
       <w:r>
         <w:t>3</w:t>
       </w:r>
@@ -22130,7 +21793,6 @@
         </w:rPr>
         <w:t xml:space="preserve">Была использована среда </w:t>
       </w:r>
-      <w:proofErr w:type="spellStart"/>
       <w:r>
         <w:rPr>
           <w:rFonts w:ascii="Times New Roman" w:hAnsi="Times New Roman" w:cs="Times New Roman"/>
@@ -22142,7 +21804,6 @@
         </w:rPr>
         <w:t>IPython</w:t>
       </w:r>
-      <w:proofErr w:type="spellEnd"/>
       <w:r>
         <w:rPr>
           <w:rFonts w:ascii="Times New Roman" w:hAnsi="Times New Roman" w:cs="Times New Roman"/>
@@ -22201,7 +21862,6 @@
         </w:rPr>
         <w:t xml:space="preserve">): модули </w:t>
       </w:r>
-      <w:proofErr w:type="spellStart"/>
       <w:r>
         <w:rPr>
           <w:rFonts w:ascii="Times New Roman" w:hAnsi="Times New Roman" w:cs="Times New Roman"/>
@@ -22213,7 +21873,6 @@
         </w:rPr>
         <w:t>numpy</w:t>
       </w:r>
-      <w:proofErr w:type="spellEnd"/>
       <w:r>
         <w:rPr>
           <w:rFonts w:ascii="Times New Roman" w:hAnsi="Times New Roman" w:cs="Times New Roman"/>
@@ -22267,7 +21926,6 @@
         </w:rPr>
         <w:t xml:space="preserve"> </w:t>
       </w:r>
-      <w:proofErr w:type="spellStart"/>
       <w:r>
         <w:rPr>
           <w:rFonts w:ascii="Times New Roman" w:hAnsi="Times New Roman" w:cs="Times New Roman"/>
@@ -22290,7 +21948,6 @@
         </w:rPr>
         <w:t>lab</w:t>
       </w:r>
-      <w:proofErr w:type="spellEnd"/>
       <w:r>
         <w:rPr>
           <w:rFonts w:ascii="Times New Roman" w:hAnsi="Times New Roman" w:cs="Times New Roman"/>
@@ -22374,7 +22031,6 @@
         </w:rPr>
         <w:t xml:space="preserve"> из модуля </w:t>
       </w:r>
-      <w:proofErr w:type="spellStart"/>
       <w:r>
         <w:rPr>
           <w:rFonts w:ascii="Times New Roman" w:eastAsiaTheme="minorEastAsia" w:hAnsi="Times New Roman" w:cs="Times New Roman"/>
@@ -22386,7 +22042,6 @@
         </w:rPr>
         <w:t>IPython</w:t>
       </w:r>
-      <w:proofErr w:type="spellEnd"/>
       <w:r>
         <w:rPr>
           <w:rFonts w:ascii="Times New Roman" w:eastAsiaTheme="minorEastAsia" w:hAnsi="Times New Roman" w:cs="Times New Roman"/>
@@ -22447,25 +22102,7 @@
           <w:sz w:val="28"/>
           <w:szCs w:val="28"/>
         </w:rPr>
-        <w:t>’</w:t>
-      </w:r>
-      <w:proofErr w:type="spellStart"/>
-      <w:r>
-        <w:rPr>
-          <w:rFonts w:ascii="Times New Roman" w:eastAsiaTheme="minorEastAsia" w:hAnsi="Times New Roman" w:cs="Times New Roman"/>
-          <w:sz w:val="28"/>
-          <w:szCs w:val="28"/>
-        </w:rPr>
-        <w:t>ских</w:t>
-      </w:r>
-      <w:proofErr w:type="spellEnd"/>
-      <w:r>
-        <w:rPr>
-          <w:rFonts w:ascii="Times New Roman" w:eastAsiaTheme="minorEastAsia" w:hAnsi="Times New Roman" w:cs="Times New Roman"/>
-          <w:sz w:val="28"/>
-          <w:szCs w:val="28"/>
-        </w:rPr>
-        <w:t xml:space="preserve"> таблиц в браузере</w:t>
+        <w:t>’ских таблиц в браузере</w:t>
       </w:r>
       <w:r>
         <w:rPr>
@@ -22480,7 +22117,7 @@
       <w:pPr>
         <w:pStyle w:val="1"/>
       </w:pPr>
-      <w:bookmarkStart w:id="13" w:name="_Toc58437535"/>
+      <w:bookmarkStart w:id="13" w:name="_Toc58797340"/>
       <w:r>
         <w:t xml:space="preserve">4 </w:t>
       </w:r>
@@ -22565,7 +22202,7 @@
       <w:pPr>
         <w:pStyle w:val="1"/>
       </w:pPr>
-      <w:bookmarkStart w:id="14" w:name="_Toc58437536"/>
+      <w:bookmarkStart w:id="14" w:name="_Toc58797341"/>
       <w:r>
         <w:t>5</w:t>
       </w:r>
@@ -22601,7 +22238,6 @@
           </w:rPr>
           <w:t xml:space="preserve">Основы работы с </w:t>
         </w:r>
-        <w:proofErr w:type="spellStart"/>
         <w:r>
           <w:rPr>
             <w:rStyle w:val="ae"/>
@@ -22614,7 +22250,6 @@
           </w:rPr>
           <w:t>numpy</w:t>
         </w:r>
-        <w:proofErr w:type="spellEnd"/>
         <w:r>
           <w:rPr>
             <w:rStyle w:val="ae"/>
@@ -22773,7 +22408,7 @@
       <w:pPr>
         <w:pStyle w:val="1"/>
       </w:pPr>
-      <w:bookmarkStart w:id="15" w:name="_Toc58437537"/>
+      <w:bookmarkStart w:id="15" w:name="_Toc58797342"/>
       <w:r>
         <w:t>6</w:t>
       </w:r>
@@ -22910,7 +22545,6 @@
         <w:docPartUnique/>
       </w:docPartObj>
     </w:sdtPr>
-    <w:sdtEndPr/>
     <w:sdtContent>
       <w:p>
         <w:pPr>

--- a/lab_1/Mishutin_1.docx
+++ b/lab_1/Mishutin_1.docx
@@ -441,7 +441,7 @@
           <w:r>
             <w:fldChar w:fldCharType="separate"/>
           </w:r>
-          <w:hyperlink w:anchor="_Toc58797328" w:history="1">
+          <w:hyperlink w:anchor="_Toc58806527" w:history="1">
             <w:r>
               <w:rPr>
                 <w:rStyle w:val="ae"/>
@@ -468,7 +468,7 @@
                 <w:noProof/>
                 <w:webHidden/>
               </w:rPr>
-              <w:instrText xml:space="preserve"> PAGEREF _Toc58797328 \h </w:instrText>
+              <w:instrText xml:space="preserve"> PAGEREF _Toc58806527 \h </w:instrText>
             </w:r>
             <w:r>
               <w:rPr>
@@ -510,7 +510,7 @@
               <w:noProof/>
             </w:rPr>
           </w:pPr>
-          <w:hyperlink w:anchor="_Toc58797329" w:history="1">
+          <w:hyperlink w:anchor="_Toc58806528" w:history="1">
             <w:r>
               <w:rPr>
                 <w:rStyle w:val="ae"/>
@@ -537,7 +537,7 @@
                 <w:noProof/>
                 <w:webHidden/>
               </w:rPr>
-              <w:instrText xml:space="preserve"> PAGEREF _Toc58797329 \h </w:instrText>
+              <w:instrText xml:space="preserve"> PAGEREF _Toc58806528 \h </w:instrText>
             </w:r>
             <w:r>
               <w:rPr>
@@ -579,7 +579,7 @@
               <w:noProof/>
             </w:rPr>
           </w:pPr>
-          <w:hyperlink w:anchor="_Toc58797330" w:history="1">
+          <w:hyperlink w:anchor="_Toc58806529" w:history="1">
             <w:r>
               <w:rPr>
                 <w:rStyle w:val="ae"/>
@@ -606,7 +606,7 @@
                 <w:noProof/>
                 <w:webHidden/>
               </w:rPr>
-              <w:instrText xml:space="preserve"> PAGEREF _Toc58797330 \h </w:instrText>
+              <w:instrText xml:space="preserve"> PAGEREF _Toc58806529 \h </w:instrText>
             </w:r>
             <w:r>
               <w:rPr>
@@ -648,7 +648,7 @@
               <w:noProof/>
             </w:rPr>
           </w:pPr>
-          <w:hyperlink w:anchor="_Toc58797331" w:history="1">
+          <w:hyperlink w:anchor="_Toc58806530" w:history="1">
             <w:r>
               <w:rPr>
                 <w:rStyle w:val="ae"/>
@@ -675,7 +675,7 @@
                 <w:noProof/>
                 <w:webHidden/>
               </w:rPr>
-              <w:instrText xml:space="preserve"> PAGEREF _Toc58797331 \h </w:instrText>
+              <w:instrText xml:space="preserve"> PAGEREF _Toc58806530 \h </w:instrText>
             </w:r>
             <w:r>
               <w:rPr>
@@ -717,7 +717,7 @@
               <w:noProof/>
             </w:rPr>
           </w:pPr>
-          <w:hyperlink w:anchor="_Toc58797332" w:history="1">
+          <w:hyperlink w:anchor="_Toc58806531" w:history="1">
             <w:r>
               <w:rPr>
                 <w:rStyle w:val="ae"/>
@@ -744,7 +744,7 @@
                 <w:noProof/>
                 <w:webHidden/>
               </w:rPr>
-              <w:instrText xml:space="preserve"> PAGEREF _Toc58797332 \h </w:instrText>
+              <w:instrText xml:space="preserve"> PAGEREF _Toc58806531 \h </w:instrText>
             </w:r>
             <w:r>
               <w:rPr>
@@ -786,7 +786,7 @@
               <w:noProof/>
             </w:rPr>
           </w:pPr>
-          <w:hyperlink w:anchor="_Toc58797333" w:history="1">
+          <w:hyperlink w:anchor="_Toc58806532" w:history="1">
             <w:r>
               <w:rPr>
                 <w:rStyle w:val="ae"/>
@@ -813,7 +813,7 @@
                 <w:noProof/>
                 <w:webHidden/>
               </w:rPr>
-              <w:instrText xml:space="preserve"> PAGEREF _Toc58797333 \h </w:instrText>
+              <w:instrText xml:space="preserve"> PAGEREF _Toc58806532 \h </w:instrText>
             </w:r>
             <w:r>
               <w:rPr>
@@ -833,7 +833,7 @@
                 <w:noProof/>
                 <w:webHidden/>
               </w:rPr>
-              <w:t>4</w:t>
+              <w:t>5</w:t>
             </w:r>
             <w:r>
               <w:rPr>
@@ -855,7 +855,7 @@
               <w:noProof/>
             </w:rPr>
           </w:pPr>
-          <w:hyperlink w:anchor="_Toc58797334" w:history="1">
+          <w:hyperlink w:anchor="_Toc58806533" w:history="1">
             <w:r>
               <w:rPr>
                 <w:rStyle w:val="ae"/>
@@ -882,7 +882,7 @@
                 <w:noProof/>
                 <w:webHidden/>
               </w:rPr>
-              <w:instrText xml:space="preserve"> PAGEREF _Toc58797334 \h </w:instrText>
+              <w:instrText xml:space="preserve"> PAGEREF _Toc58806533 \h </w:instrText>
             </w:r>
             <w:r>
               <w:rPr>
@@ -902,7 +902,7 @@
                 <w:noProof/>
                 <w:webHidden/>
               </w:rPr>
-              <w:t>5</w:t>
+              <w:t>6</w:t>
             </w:r>
             <w:r>
               <w:rPr>
@@ -924,7 +924,7 @@
               <w:noProof/>
             </w:rPr>
           </w:pPr>
-          <w:hyperlink w:anchor="_Toc58797335" w:history="1">
+          <w:hyperlink w:anchor="_Toc58806534" w:history="1">
             <w:r>
               <w:rPr>
                 <w:rStyle w:val="ae"/>
@@ -951,7 +951,7 @@
                 <w:noProof/>
                 <w:webHidden/>
               </w:rPr>
-              <w:instrText xml:space="preserve"> PAGEREF _Toc58797335 \h </w:instrText>
+              <w:instrText xml:space="preserve"> PAGEREF _Toc58806534 \h </w:instrText>
             </w:r>
             <w:r>
               <w:rPr>
@@ -971,7 +971,7 @@
                 <w:noProof/>
                 <w:webHidden/>
               </w:rPr>
-              <w:t>5</w:t>
+              <w:t>6</w:t>
             </w:r>
             <w:r>
               <w:rPr>
@@ -993,7 +993,7 @@
               <w:noProof/>
             </w:rPr>
           </w:pPr>
-          <w:hyperlink w:anchor="_Toc58797336" w:history="1">
+          <w:hyperlink w:anchor="_Toc58806535" w:history="1">
             <w:r>
               <w:rPr>
                 <w:rStyle w:val="ae"/>
@@ -1020,7 +1020,7 @@
                 <w:noProof/>
                 <w:webHidden/>
               </w:rPr>
-              <w:instrText xml:space="preserve"> PAGEREF _Toc58797336 \h </w:instrText>
+              <w:instrText xml:space="preserve"> PAGEREF _Toc58806535 \h </w:instrText>
             </w:r>
             <w:r>
               <w:rPr>
@@ -1040,7 +1040,7 @@
                 <w:noProof/>
                 <w:webHidden/>
               </w:rPr>
-              <w:t>10</w:t>
+              <w:t>11</w:t>
             </w:r>
             <w:r>
               <w:rPr>
@@ -1062,7 +1062,7 @@
               <w:noProof/>
             </w:rPr>
           </w:pPr>
-          <w:hyperlink w:anchor="_Toc58797337" w:history="1">
+          <w:hyperlink w:anchor="_Toc58806536" w:history="1">
             <w:r>
               <w:rPr>
                 <w:rStyle w:val="ae"/>
@@ -1089,7 +1089,7 @@
                 <w:noProof/>
                 <w:webHidden/>
               </w:rPr>
-              <w:instrText xml:space="preserve"> PAGEREF _Toc58797337 \h </w:instrText>
+              <w:instrText xml:space="preserve"> PAGEREF _Toc58806536 \h </w:instrText>
             </w:r>
             <w:r>
               <w:rPr>
@@ -1109,7 +1109,7 @@
                 <w:noProof/>
                 <w:webHidden/>
               </w:rPr>
-              <w:t>12</w:t>
+              <w:t>13</w:t>
             </w:r>
             <w:r>
               <w:rPr>
@@ -1131,7 +1131,7 @@
               <w:noProof/>
             </w:rPr>
           </w:pPr>
-          <w:hyperlink w:anchor="_Toc58797338" w:history="1">
+          <w:hyperlink w:anchor="_Toc58806537" w:history="1">
             <w:r>
               <w:rPr>
                 <w:rStyle w:val="ae"/>
@@ -1158,7 +1158,7 @@
                 <w:noProof/>
                 <w:webHidden/>
               </w:rPr>
-              <w:instrText xml:space="preserve"> PAGEREF _Toc58797338 \h </w:instrText>
+              <w:instrText xml:space="preserve"> PAGEREF _Toc58806537 \h </w:instrText>
             </w:r>
             <w:r>
               <w:rPr>
@@ -1178,7 +1178,175 @@
                 <w:noProof/>
                 <w:webHidden/>
               </w:rPr>
-              <w:t>14</w:t>
+              <w:t>15</w:t>
+            </w:r>
+            <w:r>
+              <w:rPr>
+                <w:noProof/>
+                <w:webHidden/>
+              </w:rPr>
+              <w:fldChar w:fldCharType="end"/>
+            </w:r>
+          </w:hyperlink>
+        </w:p>
+        <w:p>
+          <w:pPr>
+            <w:pStyle w:val="31"/>
+            <w:tabs>
+              <w:tab w:val="right" w:leader="dot" w:pos="9345"/>
+            </w:tabs>
+            <w:rPr>
+              <w:rFonts w:cstheme="minorBidi"/>
+              <w:noProof/>
+            </w:rPr>
+          </w:pPr>
+          <w:hyperlink w:anchor="_Toc58806538" w:history="1">
+            <w:r>
+              <w:rPr>
+                <w:rStyle w:val="ae"/>
+                <w:noProof/>
+              </w:rPr>
+              <w:t>2.4.1 “</w:t>
+            </w:r>
+            <w:r>
+              <w:rPr>
+                <w:rStyle w:val="ae"/>
+                <w:noProof/>
+                <w:lang w:val="en-US"/>
+              </w:rPr>
+              <w:t>Call</w:t>
+            </w:r>
+            <w:r>
+              <w:rPr>
+                <w:rStyle w:val="ae"/>
+                <w:noProof/>
+              </w:rPr>
+              <w:t>”-опцион</w:t>
+            </w:r>
+            <w:r>
+              <w:rPr>
+                <w:noProof/>
+                <w:webHidden/>
+              </w:rPr>
+              <w:tab/>
+            </w:r>
+            <w:r>
+              <w:rPr>
+                <w:noProof/>
+                <w:webHidden/>
+              </w:rPr>
+              <w:fldChar w:fldCharType="begin"/>
+            </w:r>
+            <w:r>
+              <w:rPr>
+                <w:noProof/>
+                <w:webHidden/>
+              </w:rPr>
+              <w:instrText xml:space="preserve"> PAGEREF _Toc58806538 \h </w:instrText>
+            </w:r>
+            <w:r>
+              <w:rPr>
+                <w:noProof/>
+                <w:webHidden/>
+              </w:rPr>
+            </w:r>
+            <w:r>
+              <w:rPr>
+                <w:noProof/>
+                <w:webHidden/>
+              </w:rPr>
+              <w:fldChar w:fldCharType="separate"/>
+            </w:r>
+            <w:r>
+              <w:rPr>
+                <w:noProof/>
+                <w:webHidden/>
+              </w:rPr>
+              <w:t>17</w:t>
+            </w:r>
+            <w:r>
+              <w:rPr>
+                <w:noProof/>
+                <w:webHidden/>
+              </w:rPr>
+              <w:fldChar w:fldCharType="end"/>
+            </w:r>
+          </w:hyperlink>
+        </w:p>
+        <w:p>
+          <w:pPr>
+            <w:pStyle w:val="31"/>
+            <w:tabs>
+              <w:tab w:val="right" w:leader="dot" w:pos="9345"/>
+            </w:tabs>
+            <w:rPr>
+              <w:rFonts w:cstheme="minorBidi"/>
+              <w:noProof/>
+            </w:rPr>
+          </w:pPr>
+          <w:hyperlink w:anchor="_Toc58806539" w:history="1">
+            <w:r>
+              <w:rPr>
+                <w:rStyle w:val="ae"/>
+                <w:noProof/>
+              </w:rPr>
+              <w:t xml:space="preserve">2.4.2 </w:t>
+            </w:r>
+            <w:r>
+              <w:rPr>
+                <w:rStyle w:val="ae"/>
+                <w:noProof/>
+                <w:lang w:val="en-US"/>
+              </w:rPr>
+              <w:t>“Put”-</w:t>
+            </w:r>
+            <w:r>
+              <w:rPr>
+                <w:rStyle w:val="ae"/>
+                <w:noProof/>
+              </w:rPr>
+              <w:t>опцион</w:t>
+            </w:r>
+            <w:r>
+              <w:rPr>
+                <w:noProof/>
+                <w:webHidden/>
+              </w:rPr>
+              <w:tab/>
+            </w:r>
+            <w:r>
+              <w:rPr>
+                <w:noProof/>
+                <w:webHidden/>
+              </w:rPr>
+              <w:fldChar w:fldCharType="begin"/>
+            </w:r>
+            <w:r>
+              <w:rPr>
+                <w:noProof/>
+                <w:webHidden/>
+              </w:rPr>
+              <w:instrText xml:space="preserve"> PAGEREF _Toc58806539 \h </w:instrText>
+            </w:r>
+            <w:r>
+              <w:rPr>
+                <w:noProof/>
+                <w:webHidden/>
+              </w:rPr>
+            </w:r>
+            <w:r>
+              <w:rPr>
+                <w:noProof/>
+                <w:webHidden/>
+              </w:rPr>
+              <w:fldChar w:fldCharType="separate"/>
+            </w:r>
+            <w:r>
+              <w:rPr>
+                <w:noProof/>
+                <w:webHidden/>
+              </w:rPr>
+              <w:t>19</w:t>
             </w:r>
             <w:r>
               <w:rPr>
@@ -1200,7 +1368,7 @@
               <w:noProof/>
             </w:rPr>
           </w:pPr>
-          <w:hyperlink w:anchor="_Toc58797339" w:history="1">
+          <w:hyperlink w:anchor="_Toc58806540" w:history="1">
             <w:r>
               <w:rPr>
                 <w:rStyle w:val="ae"/>
@@ -1227,7 +1395,7 @@
                 <w:noProof/>
                 <w:webHidden/>
               </w:rPr>
-              <w:instrText xml:space="preserve"> PAGEREF _Toc58797339 \h </w:instrText>
+              <w:instrText xml:space="preserve"> PAGEREF _Toc58806540 \h </w:instrText>
             </w:r>
             <w:r>
               <w:rPr>
@@ -1247,7 +1415,7 @@
                 <w:noProof/>
                 <w:webHidden/>
               </w:rPr>
-              <w:t>14</w:t>
+              <w:t>20</w:t>
             </w:r>
             <w:r>
               <w:rPr>
@@ -1269,7 +1437,7 @@
               <w:noProof/>
             </w:rPr>
           </w:pPr>
-          <w:hyperlink w:anchor="_Toc58797340" w:history="1">
+          <w:hyperlink w:anchor="_Toc58806541" w:history="1">
             <w:r>
               <w:rPr>
                 <w:rStyle w:val="ae"/>
@@ -1296,7 +1464,7 @@
                 <w:noProof/>
                 <w:webHidden/>
               </w:rPr>
-              <w:instrText xml:space="preserve"> PAGEREF _Toc58797340 \h </w:instrText>
+              <w:instrText xml:space="preserve"> PAGEREF _Toc58806541 \h </w:instrText>
             </w:r>
             <w:r>
               <w:rPr>
@@ -1316,7 +1484,7 @@
                 <w:noProof/>
                 <w:webHidden/>
               </w:rPr>
-              <w:t>14</w:t>
+              <w:t>20</w:t>
             </w:r>
             <w:r>
               <w:rPr>
@@ -1338,7 +1506,7 @@
               <w:noProof/>
             </w:rPr>
           </w:pPr>
-          <w:hyperlink w:anchor="_Toc58797341" w:history="1">
+          <w:hyperlink w:anchor="_Toc58806542" w:history="1">
             <w:r>
               <w:rPr>
                 <w:rStyle w:val="ae"/>
@@ -1365,7 +1533,7 @@
                 <w:noProof/>
                 <w:webHidden/>
               </w:rPr>
-              <w:instrText xml:space="preserve"> PAGEREF _Toc58797341 \h </w:instrText>
+              <w:instrText xml:space="preserve"> PAGEREF _Toc58806542 \h </w:instrText>
             </w:r>
             <w:r>
               <w:rPr>
@@ -1385,7 +1553,7 @@
                 <w:noProof/>
                 <w:webHidden/>
               </w:rPr>
-              <w:t>15</w:t>
+              <w:t>21</w:t>
             </w:r>
             <w:r>
               <w:rPr>
@@ -1407,7 +1575,7 @@
               <w:noProof/>
             </w:rPr>
           </w:pPr>
-          <w:hyperlink w:anchor="_Toc58797342" w:history="1">
+          <w:hyperlink w:anchor="_Toc58806543" w:history="1">
             <w:r>
               <w:rPr>
                 <w:rStyle w:val="ae"/>
@@ -1434,7 +1602,7 @@
                 <w:noProof/>
                 <w:webHidden/>
               </w:rPr>
-              <w:instrText xml:space="preserve"> PAGEREF _Toc58797342 \h </w:instrText>
+              <w:instrText xml:space="preserve"> PAGEREF _Toc58806543 \h </w:instrText>
             </w:r>
             <w:r>
               <w:rPr>
@@ -1454,7 +1622,7 @@
                 <w:noProof/>
                 <w:webHidden/>
               </w:rPr>
-              <w:t>15</w:t>
+              <w:t>21</w:t>
             </w:r>
             <w:r>
               <w:rPr>
@@ -1504,7 +1672,7 @@
       <w:pPr>
         <w:pStyle w:val="1"/>
       </w:pPr>
-      <w:bookmarkStart w:id="1" w:name="_Toc58797328"/>
+      <w:bookmarkStart w:id="1" w:name="_Toc58806527"/>
       <w:r>
         <w:lastRenderedPageBreak/>
         <w:t>1 Постановка задачи</w:t>
@@ -1515,7 +1683,7 @@
       <w:pPr>
         <w:pStyle w:val="2"/>
       </w:pPr>
-      <w:bookmarkStart w:id="2" w:name="_Toc58797329"/>
+      <w:bookmarkStart w:id="2" w:name="_Toc58806528"/>
       <w:r>
         <w:t xml:space="preserve">1.1 </w:t>
       </w:r>
@@ -1594,332 +1762,8 @@
           <w:sz w:val="28"/>
           <w:szCs w:val="28"/>
         </w:rPr>
-        <w:t xml:space="preserve"> Границы интервала координат: </w:t>
-      </w:r>
-      <m:oMath>
-        <m:r>
-          <w:rPr>
-            <w:rFonts w:ascii="Cambria Math" w:eastAsiaTheme="minorEastAsia" w:hAnsi="Cambria Math" w:cs="Times New Roman"/>
-            <w:sz w:val="28"/>
-            <w:szCs w:val="28"/>
-          </w:rPr>
-          <m:t xml:space="preserve">a и </m:t>
-        </m:r>
-        <m:r>
-          <w:rPr>
-            <w:rFonts w:ascii="Cambria Math" w:eastAsiaTheme="minorEastAsia" w:hAnsi="Cambria Math" w:cs="Times New Roman"/>
-            <w:sz w:val="28"/>
-            <w:szCs w:val="28"/>
-            <w:lang w:val="en-US"/>
-          </w:rPr>
-          <m:t>b</m:t>
-        </m:r>
-      </m:oMath>
-      <w:r>
-        <w:rPr>
-          <w:rFonts w:ascii="Times New Roman" w:eastAsiaTheme="minorEastAsia" w:hAnsi="Times New Roman" w:cs="Times New Roman"/>
-          <w:sz w:val="28"/>
-          <w:szCs w:val="28"/>
-        </w:rPr>
-        <w:t xml:space="preserve">, </w:t>
-      </w:r>
-      <w:r>
-        <w:rPr>
-          <w:rFonts w:ascii="Times New Roman" w:eastAsiaTheme="minorEastAsia" w:hAnsi="Times New Roman" w:cs="Times New Roman"/>
-          <w:sz w:val="28"/>
-          <w:szCs w:val="28"/>
-        </w:rPr>
-        <w:t>интервала времени</w:t>
-      </w:r>
-      <w:r>
-        <w:rPr>
-          <w:rFonts w:ascii="Times New Roman" w:eastAsiaTheme="minorEastAsia" w:hAnsi="Times New Roman" w:cs="Times New Roman"/>
-          <w:sz w:val="28"/>
-          <w:szCs w:val="28"/>
-        </w:rPr>
-        <w:t xml:space="preserve">: </w:t>
-      </w:r>
-      <m:oMath>
-        <m:r>
-          <w:rPr>
-            <w:rFonts w:ascii="Cambria Math" w:eastAsiaTheme="minorEastAsia" w:hAnsi="Cambria Math" w:cs="Times New Roman"/>
-            <w:sz w:val="28"/>
-            <w:szCs w:val="28"/>
-          </w:rPr>
-          <m:t xml:space="preserve">0 и </m:t>
-        </m:r>
-        <m:r>
-          <w:rPr>
-            <w:rFonts w:ascii="Cambria Math" w:eastAsiaTheme="minorEastAsia" w:hAnsi="Cambria Math" w:cs="Times New Roman"/>
-            <w:sz w:val="28"/>
-            <w:szCs w:val="28"/>
-            <w:lang w:val="en-US"/>
-          </w:rPr>
-          <m:t>T</m:t>
-        </m:r>
-      </m:oMath>
-      <w:r>
-        <w:rPr>
-          <w:rFonts w:ascii="Times New Roman" w:eastAsiaTheme="minorEastAsia" w:hAnsi="Times New Roman" w:cs="Times New Roman"/>
-          <w:sz w:val="28"/>
-          <w:szCs w:val="28"/>
-        </w:rPr>
-        <w:t>.</w:t>
-      </w:r>
-    </w:p>
-    <w:p>
-      <w:pPr>
-        <w:rPr>
-          <w:rFonts w:ascii="Times New Roman" w:eastAsiaTheme="minorEastAsia" w:hAnsi="Times New Roman" w:cs="Times New Roman"/>
-          <w:i/>
-          <w:sz w:val="28"/>
-          <w:szCs w:val="28"/>
-          <w:lang w:val="en-US"/>
-        </w:rPr>
-      </w:pPr>
-      <m:oMathPara>
-        <m:oMath>
-          <m:r>
-            <w:rPr>
-              <w:rFonts w:ascii="Cambria Math" w:eastAsiaTheme="minorEastAsia" w:hAnsi="Cambria Math" w:cs="Times New Roman"/>
-              <w:sz w:val="28"/>
-              <w:szCs w:val="28"/>
-            </w:rPr>
-            <m:t xml:space="preserve">h-шаг по координате </m:t>
-          </m:r>
-          <m:r>
-            <w:rPr>
-              <w:rFonts w:ascii="Cambria Math" w:eastAsiaTheme="minorEastAsia" w:hAnsi="Cambria Math" w:cs="Times New Roman"/>
-              <w:sz w:val="28"/>
-              <w:szCs w:val="28"/>
-              <w:lang w:val="en-US"/>
-            </w:rPr>
-            <m:t>x</m:t>
-          </m:r>
-          <m:r>
-            <w:rPr>
-              <w:rFonts w:ascii="Cambria Math" w:eastAsiaTheme="minorEastAsia" w:hAnsi="Cambria Math" w:cs="Times New Roman"/>
-              <w:sz w:val="28"/>
-              <w:szCs w:val="28"/>
-              <w:lang w:val="en-US"/>
-            </w:rPr>
-            <m:t xml:space="preserve"> (S)</m:t>
-          </m:r>
-        </m:oMath>
-      </m:oMathPara>
-    </w:p>
-    <w:p>
-      <w:pPr>
-        <w:rPr>
-          <w:rFonts w:ascii="Times New Roman" w:eastAsiaTheme="minorEastAsia" w:hAnsi="Times New Roman" w:cs="Times New Roman"/>
-          <w:i/>
-          <w:sz w:val="28"/>
-          <w:szCs w:val="28"/>
-        </w:rPr>
-      </w:pPr>
-      <m:oMathPara>
-        <m:oMath>
-          <m:r>
-            <w:rPr>
-              <w:rFonts w:ascii="Cambria Math" w:eastAsiaTheme="minorEastAsia" w:hAnsi="Cambria Math" w:cs="Times New Roman"/>
-              <w:sz w:val="28"/>
-              <w:szCs w:val="28"/>
-              <w:lang w:val="en-US"/>
-            </w:rPr>
-            <m:t>τ-</m:t>
-          </m:r>
-          <m:r>
-            <w:rPr>
-              <w:rFonts w:ascii="Cambria Math" w:eastAsiaTheme="minorEastAsia" w:hAnsi="Cambria Math" w:cs="Times New Roman"/>
-              <w:sz w:val="28"/>
-              <w:szCs w:val="28"/>
-            </w:rPr>
-            <m:t xml:space="preserve">шаг по времени </m:t>
-          </m:r>
-          <m:r>
-            <w:rPr>
-              <w:rFonts w:ascii="Cambria Math" w:eastAsiaTheme="minorEastAsia" w:hAnsi="Cambria Math" w:cs="Times New Roman"/>
-              <w:sz w:val="28"/>
-              <w:szCs w:val="28"/>
-              <w:lang w:val="en-US"/>
-            </w:rPr>
-            <m:t>t</m:t>
-          </m:r>
-        </m:oMath>
-      </m:oMathPara>
-    </w:p>
-    <w:p>
-      <w:pPr>
-        <w:rPr>
-          <w:rFonts w:ascii="Times New Roman" w:eastAsiaTheme="minorEastAsia" w:hAnsi="Times New Roman" w:cs="Times New Roman"/>
-          <w:i/>
-          <w:sz w:val="28"/>
-          <w:szCs w:val="28"/>
-        </w:rPr>
-      </w:pPr>
-      <m:oMathPara>
-        <m:oMath>
-          <m:r>
-            <w:rPr>
-              <w:rFonts w:ascii="Cambria Math" w:eastAsiaTheme="minorEastAsia" w:hAnsi="Cambria Math" w:cs="Times New Roman"/>
-              <w:sz w:val="28"/>
-              <w:szCs w:val="28"/>
-            </w:rPr>
-            <m:t>m=</m:t>
-          </m:r>
-          <m:d>
-            <m:dPr>
-              <m:begChr m:val="⌊"/>
-              <m:endChr m:val="⌋"/>
-              <m:ctrlPr>
-                <w:rPr>
-                  <w:rFonts w:ascii="Cambria Math" w:eastAsiaTheme="minorEastAsia" w:hAnsi="Cambria Math" w:cs="Times New Roman"/>
-                  <w:i/>
-                  <w:sz w:val="28"/>
-                  <w:szCs w:val="28"/>
-                </w:rPr>
-              </m:ctrlPr>
-            </m:dPr>
-            <m:e>
-              <m:f>
-                <m:fPr>
-                  <m:ctrlPr>
-                    <w:rPr>
-                      <w:rFonts w:ascii="Cambria Math" w:eastAsiaTheme="minorEastAsia" w:hAnsi="Cambria Math" w:cs="Times New Roman"/>
-                      <w:i/>
-                      <w:sz w:val="28"/>
-                      <w:szCs w:val="28"/>
-                    </w:rPr>
-                  </m:ctrlPr>
-                </m:fPr>
-                <m:num>
-                  <m:r>
-                    <w:rPr>
-                      <w:rFonts w:ascii="Cambria Math" w:eastAsiaTheme="minorEastAsia" w:hAnsi="Cambria Math" w:cs="Times New Roman"/>
-                      <w:sz w:val="28"/>
-                      <w:szCs w:val="28"/>
-                    </w:rPr>
-                    <m:t>T</m:t>
-                  </m:r>
-                </m:num>
-                <m:den>
-                  <m:r>
-                    <w:rPr>
-                      <w:rFonts w:ascii="Cambria Math" w:eastAsiaTheme="minorEastAsia" w:hAnsi="Cambria Math" w:cs="Times New Roman"/>
-                      <w:sz w:val="28"/>
-                      <w:szCs w:val="28"/>
-                    </w:rPr>
-                    <m:t>τ</m:t>
-                  </m:r>
-                </m:den>
-              </m:f>
-            </m:e>
-          </m:d>
-          <m:r>
-            <w:rPr>
-              <w:rFonts w:ascii="Cambria Math" w:eastAsiaTheme="minorEastAsia" w:hAnsi="Cambria Math" w:cs="Times New Roman"/>
-              <w:sz w:val="28"/>
-              <w:szCs w:val="28"/>
-            </w:rPr>
-            <m:t>+1-количество узлов по вертикали (время t)</m:t>
-          </m:r>
-        </m:oMath>
-      </m:oMathPara>
-    </w:p>
-    <w:p>
-      <w:pPr>
-        <w:rPr>
-          <w:rFonts w:ascii="Times New Roman" w:eastAsiaTheme="minorEastAsia" w:hAnsi="Times New Roman" w:cs="Times New Roman"/>
-          <w:i/>
-          <w:sz w:val="28"/>
-          <w:szCs w:val="28"/>
-        </w:rPr>
-      </w:pPr>
-      <m:oMathPara>
-        <m:oMath>
-          <m:r>
-            <w:rPr>
-              <w:rFonts w:ascii="Cambria Math" w:eastAsiaTheme="minorEastAsia" w:hAnsi="Cambria Math" w:cs="Times New Roman"/>
-              <w:sz w:val="28"/>
-              <w:szCs w:val="28"/>
-            </w:rPr>
-            <m:t>n=</m:t>
-          </m:r>
-          <m:d>
-            <m:dPr>
-              <m:begChr m:val="⌊"/>
-              <m:endChr m:val="⌋"/>
-              <m:ctrlPr>
-                <w:rPr>
-                  <w:rFonts w:ascii="Cambria Math" w:eastAsiaTheme="minorEastAsia" w:hAnsi="Cambria Math" w:cs="Times New Roman"/>
-                  <w:i/>
-                  <w:sz w:val="28"/>
-                  <w:szCs w:val="28"/>
-                </w:rPr>
-              </m:ctrlPr>
-            </m:dPr>
-            <m:e>
-              <m:f>
-                <m:fPr>
-                  <m:ctrlPr>
-                    <w:rPr>
-                      <w:rFonts w:ascii="Cambria Math" w:eastAsiaTheme="minorEastAsia" w:hAnsi="Cambria Math" w:cs="Times New Roman"/>
-                      <w:i/>
-                      <w:sz w:val="28"/>
-                      <w:szCs w:val="28"/>
-                    </w:rPr>
-                  </m:ctrlPr>
-                </m:fPr>
-                <m:num>
-                  <m:r>
-                    <w:rPr>
-                      <w:rFonts w:ascii="Cambria Math" w:eastAsiaTheme="minorEastAsia" w:hAnsi="Cambria Math" w:cs="Times New Roman"/>
-                      <w:sz w:val="28"/>
-                      <w:szCs w:val="28"/>
-                    </w:rPr>
-                    <m:t>b-a</m:t>
-                  </m:r>
-                </m:num>
-                <m:den>
-                  <m:r>
-                    <w:rPr>
-                      <w:rFonts w:ascii="Cambria Math" w:eastAsiaTheme="minorEastAsia" w:hAnsi="Cambria Math" w:cs="Times New Roman"/>
-                      <w:sz w:val="28"/>
-                      <w:szCs w:val="28"/>
-                    </w:rPr>
-                    <m:t>h</m:t>
-                  </m:r>
-                </m:den>
-              </m:f>
-            </m:e>
-          </m:d>
-          <m:r>
-            <w:rPr>
-              <w:rFonts w:ascii="Cambria Math" w:eastAsiaTheme="minorEastAsia" w:hAnsi="Cambria Math" w:cs="Times New Roman"/>
-              <w:sz w:val="28"/>
-              <w:szCs w:val="28"/>
-            </w:rPr>
-            <m:t xml:space="preserve">+1-количество узлов по горизонтали (координаты </m:t>
-          </m:r>
-          <m:r>
-            <w:rPr>
-              <w:rFonts w:ascii="Cambria Math" w:eastAsiaTheme="minorEastAsia" w:hAnsi="Cambria Math" w:cs="Times New Roman"/>
-              <w:sz w:val="28"/>
-              <w:szCs w:val="28"/>
-              <w:lang w:val="en-US"/>
-            </w:rPr>
-            <m:t>x</m:t>
-          </m:r>
-          <m:r>
-            <w:rPr>
-              <w:rFonts w:ascii="Cambria Math" w:eastAsiaTheme="minorEastAsia" w:hAnsi="Cambria Math" w:cs="Times New Roman"/>
-              <w:sz w:val="28"/>
-              <w:szCs w:val="28"/>
-            </w:rPr>
-            <m:t>)</m:t>
-          </m:r>
-        </m:oMath>
-      </m:oMathPara>
+        <w:t xml:space="preserve"> </w:t>
+      </w:r>
     </w:p>
     <w:p>
       <w:pPr>
@@ -2021,48 +1865,15 @@
               <w:sz w:val="28"/>
               <w:szCs w:val="28"/>
             </w:rPr>
-            <m:t xml:space="preserve">-узлы сетки, где </m:t>
+            <m:t>-узлы сетки</m:t>
           </m:r>
-          <m:sSub>
-            <m:sSubPr>
-              <m:ctrlPr>
-                <w:rPr>
-                  <w:rFonts w:ascii="Cambria Math" w:eastAsiaTheme="minorEastAsia" w:hAnsi="Cambria Math" w:cs="Times New Roman"/>
-                  <w:i/>
-                  <w:sz w:val="28"/>
-                  <w:szCs w:val="28"/>
-                </w:rPr>
-              </m:ctrlPr>
-            </m:sSubPr>
-            <m:e>
-              <m:r>
-                <w:rPr>
-                  <w:rFonts w:ascii="Cambria Math" w:eastAsiaTheme="minorEastAsia" w:hAnsi="Cambria Math" w:cs="Times New Roman"/>
-                  <w:sz w:val="28"/>
-                  <w:szCs w:val="28"/>
-                </w:rPr>
-                <m:t>x</m:t>
-              </m:r>
-            </m:e>
-            <m:sub>
-              <m:r>
-                <w:rPr>
-                  <w:rFonts w:ascii="Cambria Math" w:eastAsiaTheme="minorEastAsia" w:hAnsi="Cambria Math" w:cs="Times New Roman"/>
-                  <w:sz w:val="28"/>
-                  <w:szCs w:val="28"/>
-                </w:rPr>
-                <m:t>i</m:t>
-              </m:r>
-            </m:sub>
-          </m:sSub>
           <m:r>
             <w:rPr>
               <w:rFonts w:ascii="Cambria Math" w:eastAsiaTheme="minorEastAsia" w:hAnsi="Cambria Math" w:cs="Times New Roman"/>
               <w:sz w:val="28"/>
               <w:szCs w:val="28"/>
-              <w:lang w:val="en-US"/>
             </w:rPr>
-            <m:t>=a+i∙h</m:t>
+            <m:t xml:space="preserve"> по координате</m:t>
           </m:r>
         </m:oMath>
       </m:oMathPara>
@@ -2167,48 +1978,15 @@
               <w:sz w:val="28"/>
               <w:szCs w:val="28"/>
             </w:rPr>
-            <m:t xml:space="preserve">-узлы сетки, где </m:t>
+            <m:t>-узлы сетки</m:t>
           </m:r>
-          <m:sSub>
-            <m:sSubPr>
-              <m:ctrlPr>
-                <w:rPr>
-                  <w:rFonts w:ascii="Cambria Math" w:eastAsiaTheme="minorEastAsia" w:hAnsi="Cambria Math" w:cs="Times New Roman"/>
-                  <w:i/>
-                  <w:sz w:val="28"/>
-                  <w:szCs w:val="28"/>
-                </w:rPr>
-              </m:ctrlPr>
-            </m:sSubPr>
-            <m:e>
-              <m:r>
-                <w:rPr>
-                  <w:rFonts w:ascii="Cambria Math" w:eastAsiaTheme="minorEastAsia" w:hAnsi="Cambria Math" w:cs="Times New Roman"/>
-                  <w:sz w:val="28"/>
-                  <w:szCs w:val="28"/>
-                </w:rPr>
-                <m:t>t</m:t>
-              </m:r>
-            </m:e>
-            <m:sub>
-              <m:r>
-                <w:rPr>
-                  <w:rFonts w:ascii="Cambria Math" w:eastAsiaTheme="minorEastAsia" w:hAnsi="Cambria Math" w:cs="Times New Roman"/>
-                  <w:sz w:val="28"/>
-                  <w:szCs w:val="28"/>
-                </w:rPr>
-                <m:t>j</m:t>
-              </m:r>
-            </m:sub>
-          </m:sSub>
           <m:r>
             <w:rPr>
               <w:rFonts w:ascii="Cambria Math" w:eastAsiaTheme="minorEastAsia" w:hAnsi="Cambria Math" w:cs="Times New Roman"/>
               <w:sz w:val="28"/>
               <w:szCs w:val="28"/>
-              <w:lang w:val="en-US"/>
             </w:rPr>
-            <m:t>=j∙τ</m:t>
+            <m:t xml:space="preserve"> по времени</m:t>
           </m:r>
         </m:oMath>
       </m:oMathPara>
@@ -2384,7 +2162,7 @@
           <w:rFonts w:eastAsiaTheme="minorEastAsia"/>
         </w:rPr>
       </w:pPr>
-      <w:bookmarkStart w:id="3" w:name="_Toc58797330"/>
+      <w:bookmarkStart w:id="3" w:name="_Toc58806529"/>
       <w:r>
         <w:rPr>
           <w:rFonts w:eastAsiaTheme="minorEastAsia"/>
@@ -2623,104 +2401,6 @@
     <w:p>
       <w:pPr>
         <w:pStyle w:val="a4"/>
-        <w:numPr>
-          <w:ilvl w:val="0"/>
-          <w:numId w:val="23"/>
-        </w:numPr>
-        <w:rPr>
-          <w:rFonts w:ascii="Times New Roman" w:eastAsiaTheme="minorEastAsia" w:hAnsi="Times New Roman" w:cs="Times New Roman"/>
-          <w:sz w:val="28"/>
-          <w:szCs w:val="28"/>
-        </w:rPr>
-      </w:pPr>
-      <w:r>
-        <w:rPr>
-          <w:rFonts w:ascii="Times New Roman" w:eastAsiaTheme="minorEastAsia" w:hAnsi="Times New Roman" w:cs="Times New Roman"/>
-          <w:sz w:val="28"/>
-          <w:szCs w:val="28"/>
-        </w:rPr>
-        <w:t>Для аппроксимации первой производной</w:t>
-      </w:r>
-      <w:r>
-        <w:rPr>
-          <w:rFonts w:ascii="Times New Roman" w:eastAsiaTheme="minorEastAsia" w:hAnsi="Times New Roman" w:cs="Times New Roman"/>
-          <w:sz w:val="28"/>
-          <w:szCs w:val="28"/>
-        </w:rPr>
-        <w:t xml:space="preserve"> </w:t>
-      </w:r>
-      <m:oMath>
-        <m:sSup>
-          <m:sSupPr>
-            <m:ctrlPr>
-              <w:rPr>
-                <w:rFonts w:ascii="Cambria Math" w:eastAsiaTheme="minorEastAsia" w:hAnsi="Cambria Math" w:cs="Times New Roman"/>
-                <w:i/>
-                <w:sz w:val="28"/>
-                <w:szCs w:val="28"/>
-                <w:lang w:val="en-US"/>
-              </w:rPr>
-            </m:ctrlPr>
-          </m:sSupPr>
-          <m:e>
-            <m:r>
-              <w:rPr>
-                <w:rFonts w:ascii="Cambria Math" w:eastAsiaTheme="minorEastAsia" w:hAnsi="Cambria Math" w:cs="Times New Roman"/>
-                <w:sz w:val="28"/>
-                <w:szCs w:val="28"/>
-                <w:lang w:val="en-US"/>
-              </w:rPr>
-              <m:t>u</m:t>
-            </m:r>
-          </m:e>
-          <m:sup>
-            <m:r>
-              <w:rPr>
-                <w:rFonts w:ascii="Cambria Math" w:eastAsiaTheme="minorEastAsia" w:hAnsi="Cambria Math" w:cs="Times New Roman"/>
-                <w:sz w:val="28"/>
-                <w:szCs w:val="28"/>
-              </w:rPr>
-              <m:t>'</m:t>
-            </m:r>
-          </m:sup>
-        </m:sSup>
-        <m:d>
-          <m:dPr>
-            <m:ctrlPr>
-              <w:rPr>
-                <w:rFonts w:ascii="Cambria Math" w:eastAsiaTheme="minorEastAsia" w:hAnsi="Cambria Math" w:cs="Times New Roman"/>
-                <w:i/>
-                <w:sz w:val="28"/>
-                <w:szCs w:val="28"/>
-                <w:lang w:val="en-US"/>
-              </w:rPr>
-            </m:ctrlPr>
-          </m:dPr>
-          <m:e>
-            <m:r>
-              <w:rPr>
-                <w:rFonts w:ascii="Cambria Math" w:eastAsiaTheme="minorEastAsia" w:hAnsi="Cambria Math" w:cs="Times New Roman"/>
-                <w:sz w:val="28"/>
-                <w:szCs w:val="28"/>
-                <w:lang w:val="en-US"/>
-              </w:rPr>
-              <m:t>x</m:t>
-            </m:r>
-          </m:e>
-        </m:d>
-      </m:oMath>
-      <w:r>
-        <w:rPr>
-          <w:rFonts w:ascii="Times New Roman" w:eastAsiaTheme="minorEastAsia" w:hAnsi="Times New Roman" w:cs="Times New Roman"/>
-          <w:sz w:val="28"/>
-          <w:szCs w:val="28"/>
-        </w:rPr>
-        <w:t>:</w:t>
-      </w:r>
-    </w:p>
-    <w:p>
-      <w:pPr>
-        <w:pStyle w:val="a4"/>
         <w:ind w:left="390"/>
         <w:rPr>
           <w:rFonts w:ascii="Times New Roman" w:eastAsiaTheme="minorEastAsia" w:hAnsi="Times New Roman" w:cs="Times New Roman"/>
@@ -3021,6 +2701,7 @@
           <w:rFonts w:ascii="Times New Roman" w:eastAsiaTheme="minorEastAsia" w:hAnsi="Times New Roman" w:cs="Times New Roman"/>
           <w:sz w:val="28"/>
           <w:szCs w:val="28"/>
+          <w:lang w:val="en-US"/>
         </w:rPr>
       </w:pPr>
       <m:oMathPara>
@@ -3153,104 +2834,6 @@
           </m:f>
         </m:oMath>
       </m:oMathPara>
-    </w:p>
-    <w:p>
-      <w:pPr>
-        <w:pStyle w:val="a4"/>
-        <w:numPr>
-          <w:ilvl w:val="0"/>
-          <w:numId w:val="23"/>
-        </w:numPr>
-        <w:rPr>
-          <w:rFonts w:ascii="Times New Roman" w:eastAsiaTheme="minorEastAsia" w:hAnsi="Times New Roman" w:cs="Times New Roman"/>
-          <w:sz w:val="28"/>
-          <w:szCs w:val="28"/>
-        </w:rPr>
-      </w:pPr>
-      <w:r>
-        <w:rPr>
-          <w:rFonts w:ascii="Times New Roman" w:eastAsiaTheme="minorEastAsia" w:hAnsi="Times New Roman" w:cs="Times New Roman"/>
-          <w:sz w:val="28"/>
-          <w:szCs w:val="28"/>
-        </w:rPr>
-        <w:t>Для аппроксимации второй производной</w:t>
-      </w:r>
-      <w:r>
-        <w:rPr>
-          <w:rFonts w:ascii="Times New Roman" w:eastAsiaTheme="minorEastAsia" w:hAnsi="Times New Roman" w:cs="Times New Roman"/>
-          <w:sz w:val="28"/>
-          <w:szCs w:val="28"/>
-        </w:rPr>
-        <w:t xml:space="preserve"> </w:t>
-      </w:r>
-      <m:oMath>
-        <m:sSup>
-          <m:sSupPr>
-            <m:ctrlPr>
-              <w:rPr>
-                <w:rFonts w:ascii="Cambria Math" w:eastAsiaTheme="minorEastAsia" w:hAnsi="Cambria Math" w:cs="Times New Roman"/>
-                <w:i/>
-                <w:sz w:val="28"/>
-                <w:szCs w:val="28"/>
-                <w:lang w:val="en-US"/>
-              </w:rPr>
-            </m:ctrlPr>
-          </m:sSupPr>
-          <m:e>
-            <m:r>
-              <w:rPr>
-                <w:rFonts w:ascii="Cambria Math" w:eastAsiaTheme="minorEastAsia" w:hAnsi="Cambria Math" w:cs="Times New Roman"/>
-                <w:sz w:val="28"/>
-                <w:szCs w:val="28"/>
-                <w:lang w:val="en-US"/>
-              </w:rPr>
-              <m:t>u</m:t>
-            </m:r>
-          </m:e>
-          <m:sup>
-            <m:r>
-              <w:rPr>
-                <w:rFonts w:ascii="Cambria Math" w:eastAsiaTheme="minorEastAsia" w:hAnsi="Cambria Math" w:cs="Times New Roman"/>
-                <w:sz w:val="28"/>
-                <w:szCs w:val="28"/>
-              </w:rPr>
-              <m:t>''</m:t>
-            </m:r>
-          </m:sup>
-        </m:sSup>
-        <m:d>
-          <m:dPr>
-            <m:ctrlPr>
-              <w:rPr>
-                <w:rFonts w:ascii="Cambria Math" w:eastAsiaTheme="minorEastAsia" w:hAnsi="Cambria Math" w:cs="Times New Roman"/>
-                <w:i/>
-                <w:sz w:val="28"/>
-                <w:szCs w:val="28"/>
-                <w:lang w:val="en-US"/>
-              </w:rPr>
-            </m:ctrlPr>
-          </m:dPr>
-          <m:e>
-            <m:r>
-              <w:rPr>
-                <w:rFonts w:ascii="Cambria Math" w:eastAsiaTheme="minorEastAsia" w:hAnsi="Cambria Math" w:cs="Times New Roman"/>
-                <w:sz w:val="28"/>
-                <w:szCs w:val="28"/>
-                <w:lang w:val="en-US"/>
-              </w:rPr>
-              <m:t>x</m:t>
-            </m:r>
-          </m:e>
-        </m:d>
-      </m:oMath>
-      <w:r>
-        <w:rPr>
-          <w:rFonts w:ascii="Times New Roman" w:eastAsiaTheme="minorEastAsia" w:hAnsi="Times New Roman" w:cs="Times New Roman"/>
-          <w:sz w:val="28"/>
-          <w:szCs w:val="28"/>
-        </w:rPr>
-        <w:t>:</w:t>
-      </w:r>
     </w:p>
     <w:p>
       <w:pPr>
@@ -4372,7 +3955,6 @@
           <w:sz w:val="28"/>
           <w:szCs w:val="28"/>
         </w:rPr>
-        <w:lastRenderedPageBreak/>
         <w:t>Зависимость</w:t>
       </w:r>
       <w:r>
@@ -4621,7 +4203,7 @@
         <w:pStyle w:val="a4"/>
         <w:ind w:left="390" w:firstLine="318"/>
         <w:rPr>
-          <w:rFonts w:ascii="Times New Roman" w:hAnsi="Times New Roman" w:cs="Times New Roman"/>
+          <w:rFonts w:ascii="Times New Roman" w:eastAsiaTheme="minorEastAsia" w:hAnsi="Times New Roman" w:cs="Times New Roman"/>
           <w:sz w:val="28"/>
           <w:szCs w:val="28"/>
         </w:rPr>
@@ -4637,10 +4219,441 @@
     </w:p>
     <w:p>
       <w:pPr>
+        <w:pStyle w:val="a4"/>
+        <w:ind w:left="390" w:firstLine="318"/>
+        <w:rPr>
+          <w:rFonts w:ascii="Times New Roman" w:eastAsiaTheme="minorEastAsia" w:hAnsi="Times New Roman" w:cs="Times New Roman"/>
+          <w:sz w:val="28"/>
+          <w:szCs w:val="28"/>
+        </w:rPr>
+      </w:pPr>
+      <w:r>
+        <w:rPr>
+          <w:rFonts w:ascii="Times New Roman" w:eastAsiaTheme="minorEastAsia" w:hAnsi="Times New Roman" w:cs="Times New Roman"/>
+          <w:b/>
+          <w:bCs/>
+          <w:sz w:val="28"/>
+          <w:szCs w:val="28"/>
+        </w:rPr>
+        <w:t>Обозначения</w:t>
+      </w:r>
+      <w:r>
+        <w:rPr>
+          <w:rFonts w:ascii="Times New Roman" w:eastAsiaTheme="minorEastAsia" w:hAnsi="Times New Roman" w:cs="Times New Roman"/>
+          <w:sz w:val="28"/>
+          <w:szCs w:val="28"/>
+        </w:rPr>
+        <w:t>:</w:t>
+      </w:r>
+    </w:p>
+    <w:p>
+      <w:pPr>
+        <w:pStyle w:val="a4"/>
+        <w:ind w:left="390" w:firstLine="318"/>
+        <w:rPr>
+          <w:rFonts w:ascii="Times New Roman" w:eastAsiaTheme="minorEastAsia" w:hAnsi="Times New Roman" w:cs="Times New Roman"/>
+          <w:sz w:val="28"/>
+          <w:szCs w:val="28"/>
+          <w:lang w:val="en-US"/>
+        </w:rPr>
+      </w:pPr>
+      <m:oMathPara>
+        <m:oMath>
+          <m:r>
+            <w:rPr>
+              <w:rFonts w:ascii="Cambria Math" w:eastAsiaTheme="minorEastAsia" w:hAnsi="Cambria Math" w:cs="Times New Roman"/>
+              <w:sz w:val="28"/>
+              <w:szCs w:val="28"/>
+            </w:rPr>
+            <m:t xml:space="preserve">h-шаг по координате </m:t>
+          </m:r>
+          <m:r>
+            <w:rPr>
+              <w:rFonts w:ascii="Cambria Math" w:eastAsiaTheme="minorEastAsia" w:hAnsi="Cambria Math" w:cs="Times New Roman"/>
+              <w:sz w:val="28"/>
+              <w:szCs w:val="28"/>
+              <w:lang w:val="en-US"/>
+            </w:rPr>
+            <m:t>x</m:t>
+          </m:r>
+        </m:oMath>
+      </m:oMathPara>
+    </w:p>
+    <w:p>
+      <w:pPr>
+        <w:pStyle w:val="a4"/>
+        <w:ind w:left="390" w:firstLine="318"/>
+        <w:rPr>
+          <w:rFonts w:ascii="Times New Roman" w:eastAsiaTheme="minorEastAsia" w:hAnsi="Times New Roman" w:cs="Times New Roman"/>
+          <w:sz w:val="28"/>
+          <w:szCs w:val="28"/>
+        </w:rPr>
+      </w:pPr>
+      <m:oMathPara>
+        <m:oMath>
+          <m:sSub>
+            <m:sSubPr>
+              <m:ctrlPr>
+                <w:rPr>
+                  <w:rFonts w:ascii="Cambria Math" w:eastAsiaTheme="minorEastAsia" w:hAnsi="Cambria Math" w:cs="Times New Roman"/>
+                  <w:i/>
+                  <w:sz w:val="28"/>
+                  <w:szCs w:val="28"/>
+                </w:rPr>
+              </m:ctrlPr>
+            </m:sSubPr>
+            <m:e>
+              <m:r>
+                <w:rPr>
+                  <w:rFonts w:ascii="Cambria Math" w:eastAsiaTheme="minorEastAsia" w:hAnsi="Cambria Math" w:cs="Times New Roman"/>
+                  <w:sz w:val="28"/>
+                  <w:szCs w:val="28"/>
+                  <w:lang w:val="en-US"/>
+                </w:rPr>
+                <m:t>u</m:t>
+              </m:r>
+            </m:e>
+            <m:sub>
+              <m:r>
+                <w:rPr>
+                  <w:rFonts w:ascii="Cambria Math" w:eastAsiaTheme="minorEastAsia" w:hAnsi="Cambria Math" w:cs="Times New Roman"/>
+                  <w:sz w:val="28"/>
+                  <w:szCs w:val="28"/>
+                </w:rPr>
+                <m:t>x</m:t>
+              </m:r>
+            </m:sub>
+          </m:sSub>
+          <m:d>
+            <m:dPr>
+              <m:ctrlPr>
+                <w:rPr>
+                  <w:rFonts w:ascii="Cambria Math" w:eastAsiaTheme="minorEastAsia" w:hAnsi="Cambria Math" w:cs="Times New Roman"/>
+                  <w:i/>
+                  <w:sz w:val="28"/>
+                  <w:szCs w:val="28"/>
+                </w:rPr>
+              </m:ctrlPr>
+            </m:dPr>
+            <m:e>
+              <m:r>
+                <w:rPr>
+                  <w:rFonts w:ascii="Cambria Math" w:eastAsiaTheme="minorEastAsia" w:hAnsi="Cambria Math" w:cs="Times New Roman"/>
+                  <w:sz w:val="28"/>
+                  <w:szCs w:val="28"/>
+                </w:rPr>
+                <m:t>x</m:t>
+              </m:r>
+            </m:e>
+          </m:d>
+          <m:r>
+            <w:rPr>
+              <w:rFonts w:ascii="Cambria Math" w:eastAsiaTheme="minorEastAsia" w:hAnsi="Cambria Math" w:cs="Times New Roman"/>
+              <w:sz w:val="28"/>
+              <w:szCs w:val="28"/>
+            </w:rPr>
+            <m:t>-первая правая производная</m:t>
+          </m:r>
+        </m:oMath>
+      </m:oMathPara>
+    </w:p>
+    <w:p>
+      <w:pPr>
+        <w:pStyle w:val="a4"/>
+        <w:ind w:left="390" w:firstLine="318"/>
+        <w:rPr>
+          <w:rFonts w:ascii="Times New Roman" w:eastAsiaTheme="minorEastAsia" w:hAnsi="Times New Roman" w:cs="Times New Roman"/>
+          <w:i/>
+          <w:sz w:val="28"/>
+          <w:szCs w:val="28"/>
+        </w:rPr>
+      </w:pPr>
+      <m:oMathPara>
+        <m:oMath>
+          <m:sSub>
+            <m:sSubPr>
+              <m:ctrlPr>
+                <w:rPr>
+                  <w:rFonts w:ascii="Cambria Math" w:eastAsiaTheme="minorEastAsia" w:hAnsi="Cambria Math" w:cs="Times New Roman"/>
+                  <w:i/>
+                  <w:sz w:val="28"/>
+                  <w:szCs w:val="28"/>
+                </w:rPr>
+              </m:ctrlPr>
+            </m:sSubPr>
+            <m:e>
+              <m:r>
+                <w:rPr>
+                  <w:rFonts w:ascii="Cambria Math" w:eastAsiaTheme="minorEastAsia" w:hAnsi="Cambria Math" w:cs="Times New Roman"/>
+                  <w:sz w:val="28"/>
+                  <w:szCs w:val="28"/>
+                  <w:lang w:val="en-US"/>
+                </w:rPr>
+                <m:t>u</m:t>
+              </m:r>
+            </m:e>
+            <m:sub>
+              <m:bar>
+                <m:barPr>
+                  <m:pos m:val="top"/>
+                  <m:ctrlPr>
+                    <w:rPr>
+                      <w:rFonts w:ascii="Cambria Math" w:eastAsiaTheme="minorEastAsia" w:hAnsi="Cambria Math" w:cs="Times New Roman"/>
+                      <w:i/>
+                      <w:sz w:val="28"/>
+                      <w:szCs w:val="28"/>
+                    </w:rPr>
+                  </m:ctrlPr>
+                </m:barPr>
+                <m:e>
+                  <m:r>
+                    <w:rPr>
+                      <w:rFonts w:ascii="Cambria Math" w:eastAsiaTheme="minorEastAsia" w:hAnsi="Cambria Math" w:cs="Times New Roman"/>
+                      <w:sz w:val="28"/>
+                      <w:szCs w:val="28"/>
+                    </w:rPr>
+                    <m:t>x</m:t>
+                  </m:r>
+                </m:e>
+              </m:bar>
+            </m:sub>
+          </m:sSub>
+          <m:d>
+            <m:dPr>
+              <m:ctrlPr>
+                <w:rPr>
+                  <w:rFonts w:ascii="Cambria Math" w:eastAsiaTheme="minorEastAsia" w:hAnsi="Cambria Math" w:cs="Times New Roman"/>
+                  <w:i/>
+                  <w:sz w:val="28"/>
+                  <w:szCs w:val="28"/>
+                </w:rPr>
+              </m:ctrlPr>
+            </m:dPr>
+            <m:e>
+              <m:r>
+                <w:rPr>
+                  <w:rFonts w:ascii="Cambria Math" w:eastAsiaTheme="minorEastAsia" w:hAnsi="Cambria Math" w:cs="Times New Roman"/>
+                  <w:sz w:val="28"/>
+                  <w:szCs w:val="28"/>
+                </w:rPr>
+                <m:t>x</m:t>
+              </m:r>
+            </m:e>
+          </m:d>
+          <m:r>
+            <w:rPr>
+              <w:rFonts w:ascii="Cambria Math" w:eastAsiaTheme="minorEastAsia" w:hAnsi="Cambria Math" w:cs="Times New Roman"/>
+              <w:sz w:val="28"/>
+              <w:szCs w:val="28"/>
+            </w:rPr>
+            <m:t>-первая левая производная</m:t>
+          </m:r>
+        </m:oMath>
+      </m:oMathPara>
+    </w:p>
+    <w:p>
+      <w:pPr>
+        <w:pStyle w:val="a4"/>
+        <w:ind w:left="390" w:firstLine="318"/>
+        <w:rPr>
+          <w:rFonts w:ascii="Times New Roman" w:eastAsiaTheme="minorEastAsia" w:hAnsi="Times New Roman" w:cs="Times New Roman"/>
+          <w:i/>
+          <w:sz w:val="28"/>
+          <w:szCs w:val="28"/>
+        </w:rPr>
+      </w:pPr>
+      <m:oMathPara>
+        <m:oMath>
+          <m:sSub>
+            <m:sSubPr>
+              <m:ctrlPr>
+                <w:rPr>
+                  <w:rFonts w:ascii="Cambria Math" w:eastAsiaTheme="minorEastAsia" w:hAnsi="Cambria Math" w:cs="Times New Roman"/>
+                  <w:i/>
+                  <w:sz w:val="28"/>
+                  <w:szCs w:val="28"/>
+                </w:rPr>
+              </m:ctrlPr>
+            </m:sSubPr>
+            <m:e>
+              <m:r>
+                <w:rPr>
+                  <w:rFonts w:ascii="Cambria Math" w:eastAsiaTheme="minorEastAsia" w:hAnsi="Cambria Math" w:cs="Times New Roman"/>
+                  <w:sz w:val="28"/>
+                  <w:szCs w:val="28"/>
+                  <w:lang w:val="en-US"/>
+                </w:rPr>
+                <m:t>u</m:t>
+              </m:r>
+            </m:e>
+            <m:sub>
+              <m:acc>
+                <m:accPr>
+                  <m:chr m:val="̇"/>
+                  <m:ctrlPr>
+                    <w:rPr>
+                      <w:rFonts w:ascii="Cambria Math" w:eastAsiaTheme="minorEastAsia" w:hAnsi="Cambria Math" w:cs="Times New Roman"/>
+                      <w:i/>
+                      <w:sz w:val="28"/>
+                      <w:szCs w:val="28"/>
+                    </w:rPr>
+                  </m:ctrlPr>
+                </m:accPr>
+                <m:e>
+                  <m:r>
+                    <w:rPr>
+                      <w:rFonts w:ascii="Cambria Math" w:eastAsiaTheme="minorEastAsia" w:hAnsi="Cambria Math" w:cs="Times New Roman"/>
+                      <w:sz w:val="28"/>
+                      <w:szCs w:val="28"/>
+                    </w:rPr>
+                    <m:t>x</m:t>
+                  </m:r>
+                </m:e>
+              </m:acc>
+            </m:sub>
+          </m:sSub>
+          <m:d>
+            <m:dPr>
+              <m:ctrlPr>
+                <w:rPr>
+                  <w:rFonts w:ascii="Cambria Math" w:eastAsiaTheme="minorEastAsia" w:hAnsi="Cambria Math" w:cs="Times New Roman"/>
+                  <w:i/>
+                  <w:sz w:val="28"/>
+                  <w:szCs w:val="28"/>
+                </w:rPr>
+              </m:ctrlPr>
+            </m:dPr>
+            <m:e>
+              <m:r>
+                <w:rPr>
+                  <w:rFonts w:ascii="Cambria Math" w:eastAsiaTheme="minorEastAsia" w:hAnsi="Cambria Math" w:cs="Times New Roman"/>
+                  <w:sz w:val="28"/>
+                  <w:szCs w:val="28"/>
+                </w:rPr>
+                <m:t>x</m:t>
+              </m:r>
+            </m:e>
+          </m:d>
+          <m:r>
+            <w:rPr>
+              <w:rFonts w:ascii="Cambria Math" w:eastAsiaTheme="minorEastAsia" w:hAnsi="Cambria Math" w:cs="Times New Roman"/>
+              <w:sz w:val="28"/>
+              <w:szCs w:val="28"/>
+            </w:rPr>
+            <m:t>-первая центральная производная</m:t>
+          </m:r>
+        </m:oMath>
+      </m:oMathPara>
+    </w:p>
+    <w:p>
+      <w:pPr>
+        <w:pStyle w:val="a4"/>
+        <w:ind w:left="390" w:firstLine="318"/>
+        <w:rPr>
+          <w:rFonts w:ascii="Times New Roman" w:eastAsiaTheme="minorEastAsia" w:hAnsi="Times New Roman" w:cs="Times New Roman"/>
+          <w:i/>
+          <w:sz w:val="28"/>
+          <w:szCs w:val="28"/>
+        </w:rPr>
+      </w:pPr>
+      <m:oMathPara>
+        <m:oMath>
+          <m:sSub>
+            <m:sSubPr>
+              <m:ctrlPr>
+                <w:rPr>
+                  <w:rFonts w:ascii="Cambria Math" w:eastAsiaTheme="minorEastAsia" w:hAnsi="Cambria Math" w:cs="Times New Roman"/>
+                  <w:i/>
+                  <w:sz w:val="28"/>
+                  <w:szCs w:val="28"/>
+                </w:rPr>
+              </m:ctrlPr>
+            </m:sSubPr>
+            <m:e>
+              <m:r>
+                <w:rPr>
+                  <w:rFonts w:ascii="Cambria Math" w:eastAsiaTheme="minorEastAsia" w:hAnsi="Cambria Math" w:cs="Times New Roman"/>
+                  <w:sz w:val="28"/>
+                  <w:szCs w:val="28"/>
+                  <w:lang w:val="en-US"/>
+                </w:rPr>
+                <m:t>u</m:t>
+              </m:r>
+            </m:e>
+            <m:sub>
+              <m:r>
+                <w:rPr>
+                  <w:rFonts w:ascii="Cambria Math" w:eastAsiaTheme="minorEastAsia" w:hAnsi="Cambria Math" w:cs="Times New Roman"/>
+                  <w:sz w:val="28"/>
+                  <w:szCs w:val="28"/>
+                </w:rPr>
+                <m:t>x</m:t>
+              </m:r>
+              <m:bar>
+                <m:barPr>
+                  <m:pos m:val="top"/>
+                  <m:ctrlPr>
+                    <w:rPr>
+                      <w:rFonts w:ascii="Cambria Math" w:eastAsiaTheme="minorEastAsia" w:hAnsi="Cambria Math" w:cs="Times New Roman"/>
+                      <w:i/>
+                      <w:sz w:val="28"/>
+                      <w:szCs w:val="28"/>
+                    </w:rPr>
+                  </m:ctrlPr>
+                </m:barPr>
+                <m:e>
+                  <m:r>
+                    <w:rPr>
+                      <w:rFonts w:ascii="Cambria Math" w:eastAsiaTheme="minorEastAsia" w:hAnsi="Cambria Math" w:cs="Times New Roman"/>
+                      <w:sz w:val="28"/>
+                      <w:szCs w:val="28"/>
+                    </w:rPr>
+                    <m:t>x</m:t>
+                  </m:r>
+                </m:e>
+              </m:bar>
+            </m:sub>
+          </m:sSub>
+          <m:d>
+            <m:dPr>
+              <m:ctrlPr>
+                <w:rPr>
+                  <w:rFonts w:ascii="Cambria Math" w:eastAsiaTheme="minorEastAsia" w:hAnsi="Cambria Math" w:cs="Times New Roman"/>
+                  <w:i/>
+                  <w:sz w:val="28"/>
+                  <w:szCs w:val="28"/>
+                </w:rPr>
+              </m:ctrlPr>
+            </m:dPr>
+            <m:e>
+              <m:r>
+                <w:rPr>
+                  <w:rFonts w:ascii="Cambria Math" w:eastAsiaTheme="minorEastAsia" w:hAnsi="Cambria Math" w:cs="Times New Roman"/>
+                  <w:sz w:val="28"/>
+                  <w:szCs w:val="28"/>
+                </w:rPr>
+                <m:t>x</m:t>
+              </m:r>
+            </m:e>
+          </m:d>
+          <m:r>
+            <w:rPr>
+              <w:rFonts w:ascii="Cambria Math" w:eastAsiaTheme="minorEastAsia" w:hAnsi="Cambria Math" w:cs="Times New Roman"/>
+              <w:sz w:val="28"/>
+              <w:szCs w:val="28"/>
+            </w:rPr>
+            <m:t>-вторая производная</m:t>
+          </m:r>
+        </m:oMath>
+      </m:oMathPara>
+    </w:p>
+    <w:p>
+      <w:pPr>
         <w:pStyle w:val="2"/>
       </w:pPr>
-      <w:bookmarkStart w:id="4" w:name="_Toc58797331"/>
-      <w:r>
+      <w:bookmarkStart w:id="4" w:name="_Toc58806530"/>
+      <w:r>
+        <w:lastRenderedPageBreak/>
         <w:t>1.</w:t>
       </w:r>
       <w:r>
@@ -5197,7 +5210,6 @@
         <w:ind w:firstLine="708"/>
         <w:rPr>
           <w:rFonts w:ascii="Times New Roman" w:eastAsiaTheme="minorEastAsia" w:hAnsi="Times New Roman" w:cs="Times New Roman"/>
-          <w:iCs/>
           <w:sz w:val="28"/>
           <w:szCs w:val="28"/>
         </w:rPr>
@@ -5298,12 +5310,279 @@
     </w:p>
     <w:p>
       <w:pPr>
+        <w:ind w:firstLine="708"/>
+        <w:rPr>
+          <w:rFonts w:ascii="Times New Roman" w:eastAsiaTheme="minorEastAsia" w:hAnsi="Times New Roman" w:cs="Times New Roman"/>
+          <w:sz w:val="28"/>
+          <w:szCs w:val="28"/>
+        </w:rPr>
+      </w:pPr>
+      <w:r>
+        <w:rPr>
+          <w:rFonts w:ascii="Times New Roman" w:eastAsiaTheme="minorEastAsia" w:hAnsi="Times New Roman" w:cs="Times New Roman"/>
+          <w:b/>
+          <w:bCs/>
+          <w:sz w:val="28"/>
+          <w:szCs w:val="28"/>
+        </w:rPr>
+        <w:t>Обозначения</w:t>
+      </w:r>
+      <w:r>
+        <w:rPr>
+          <w:rFonts w:ascii="Times New Roman" w:eastAsiaTheme="minorEastAsia" w:hAnsi="Times New Roman" w:cs="Times New Roman"/>
+          <w:sz w:val="28"/>
+          <w:szCs w:val="28"/>
+        </w:rPr>
+        <w:t>:</w:t>
+      </w:r>
+    </w:p>
+    <w:p>
+      <w:pPr>
+        <w:ind w:firstLine="708"/>
+        <w:rPr>
+          <w:rFonts w:ascii="Times New Roman" w:eastAsiaTheme="minorEastAsia" w:hAnsi="Times New Roman" w:cs="Times New Roman"/>
+          <w:i/>
+          <w:sz w:val="28"/>
+          <w:szCs w:val="28"/>
+        </w:rPr>
+      </w:pPr>
+      <m:oMathPara>
+        <m:oMath>
+          <m:r>
+            <w:rPr>
+              <w:rFonts w:ascii="Cambria Math" w:eastAsiaTheme="minorEastAsia" w:hAnsi="Cambria Math" w:cs="Times New Roman"/>
+              <w:sz w:val="28"/>
+              <w:szCs w:val="28"/>
+            </w:rPr>
+            <m:t>a≤x≤b-границы</m:t>
+          </m:r>
+        </m:oMath>
+      </m:oMathPara>
+    </w:p>
+    <w:p>
+      <w:pPr>
+        <w:ind w:firstLine="708"/>
+        <w:rPr>
+          <w:rFonts w:ascii="Times New Roman" w:eastAsiaTheme="minorEastAsia" w:hAnsi="Times New Roman" w:cs="Times New Roman"/>
+          <w:i/>
+          <w:sz w:val="28"/>
+          <w:szCs w:val="28"/>
+          <w:lang w:val="en-US"/>
+        </w:rPr>
+      </w:pPr>
+      <m:oMathPara>
+        <m:oMath>
+          <m:r>
+            <w:rPr>
+              <w:rFonts w:ascii="Cambria Math" w:eastAsiaTheme="minorEastAsia" w:hAnsi="Cambria Math" w:cs="Times New Roman"/>
+              <w:sz w:val="28"/>
+              <w:szCs w:val="28"/>
+            </w:rPr>
+            <m:t xml:space="preserve">h-шаг по координате </m:t>
+          </m:r>
+          <m:r>
+            <w:rPr>
+              <w:rFonts w:ascii="Cambria Math" w:eastAsiaTheme="minorEastAsia" w:hAnsi="Cambria Math" w:cs="Times New Roman"/>
+              <w:sz w:val="28"/>
+              <w:szCs w:val="28"/>
+              <w:lang w:val="en-US"/>
+            </w:rPr>
+            <m:t>x</m:t>
+          </m:r>
+        </m:oMath>
+      </m:oMathPara>
+    </w:p>
+    <w:p>
+      <w:pPr>
+        <w:ind w:firstLine="708"/>
+        <w:rPr>
+          <w:rFonts w:ascii="Times New Roman" w:eastAsiaTheme="minorEastAsia" w:hAnsi="Times New Roman" w:cs="Times New Roman"/>
+          <w:sz w:val="28"/>
+          <w:szCs w:val="28"/>
+        </w:rPr>
+      </w:pPr>
+      <m:oMathPara>
+        <m:oMath>
+          <m:sSub>
+            <m:sSubPr>
+              <m:ctrlPr>
+                <w:rPr>
+                  <w:rFonts w:ascii="Cambria Math" w:eastAsiaTheme="minorEastAsia" w:hAnsi="Cambria Math" w:cs="Times New Roman"/>
+                  <w:i/>
+                  <w:sz w:val="28"/>
+                  <w:szCs w:val="28"/>
+                </w:rPr>
+              </m:ctrlPr>
+            </m:sSubPr>
+            <m:e>
+              <m:r>
+                <w:rPr>
+                  <w:rFonts w:ascii="Cambria Math" w:eastAsiaTheme="minorEastAsia" w:hAnsi="Cambria Math" w:cs="Times New Roman"/>
+                  <w:sz w:val="28"/>
+                  <w:szCs w:val="28"/>
+                </w:rPr>
+                <m:t>x</m:t>
+              </m:r>
+            </m:e>
+            <m:sub>
+              <m:r>
+                <w:rPr>
+                  <w:rFonts w:ascii="Cambria Math" w:eastAsiaTheme="minorEastAsia" w:hAnsi="Cambria Math" w:cs="Times New Roman"/>
+                  <w:sz w:val="28"/>
+                  <w:szCs w:val="28"/>
+                </w:rPr>
+                <m:t>i</m:t>
+              </m:r>
+            </m:sub>
+          </m:sSub>
+          <m:r>
+            <w:rPr>
+              <w:rFonts w:ascii="Cambria Math" w:eastAsiaTheme="minorEastAsia" w:hAnsi="Cambria Math" w:cs="Times New Roman"/>
+              <w:sz w:val="28"/>
+              <w:szCs w:val="28"/>
+              <w:lang w:val="en-US"/>
+            </w:rPr>
+            <m:t>=a+i∙h</m:t>
+          </m:r>
+        </m:oMath>
+      </m:oMathPara>
+    </w:p>
+    <w:p>
+      <w:pPr>
+        <w:ind w:firstLine="708"/>
+        <w:rPr>
+          <w:rFonts w:ascii="Times New Roman" w:eastAsiaTheme="minorEastAsia" w:hAnsi="Times New Roman" w:cs="Times New Roman"/>
+          <w:iCs/>
+          <w:sz w:val="28"/>
+          <w:szCs w:val="28"/>
+        </w:rPr>
+      </w:pPr>
+      <m:oMathPara>
+        <m:oMath>
+          <m:r>
+            <w:rPr>
+              <w:rFonts w:ascii="Cambria Math" w:eastAsiaTheme="minorEastAsia" w:hAnsi="Cambria Math" w:cs="Times New Roman"/>
+              <w:sz w:val="28"/>
+              <w:szCs w:val="28"/>
+            </w:rPr>
+            <m:t>n=</m:t>
+          </m:r>
+          <m:d>
+            <m:dPr>
+              <m:begChr m:val="⌊"/>
+              <m:endChr m:val="⌋"/>
+              <m:ctrlPr>
+                <w:rPr>
+                  <w:rFonts w:ascii="Cambria Math" w:eastAsiaTheme="minorEastAsia" w:hAnsi="Cambria Math" w:cs="Times New Roman"/>
+                  <w:i/>
+                  <w:sz w:val="28"/>
+                  <w:szCs w:val="28"/>
+                </w:rPr>
+              </m:ctrlPr>
+            </m:dPr>
+            <m:e>
+              <m:f>
+                <m:fPr>
+                  <m:ctrlPr>
+                    <w:rPr>
+                      <w:rFonts w:ascii="Cambria Math" w:eastAsiaTheme="minorEastAsia" w:hAnsi="Cambria Math" w:cs="Times New Roman"/>
+                      <w:i/>
+                      <w:sz w:val="28"/>
+                      <w:szCs w:val="28"/>
+                    </w:rPr>
+                  </m:ctrlPr>
+                </m:fPr>
+                <m:num>
+                  <m:r>
+                    <w:rPr>
+                      <w:rFonts w:ascii="Cambria Math" w:eastAsiaTheme="minorEastAsia" w:hAnsi="Cambria Math" w:cs="Times New Roman"/>
+                      <w:sz w:val="28"/>
+                      <w:szCs w:val="28"/>
+                    </w:rPr>
+                    <m:t>b-a</m:t>
+                  </m:r>
+                </m:num>
+                <m:den>
+                  <m:r>
+                    <w:rPr>
+                      <w:rFonts w:ascii="Cambria Math" w:eastAsiaTheme="minorEastAsia" w:hAnsi="Cambria Math" w:cs="Times New Roman"/>
+                      <w:sz w:val="28"/>
+                      <w:szCs w:val="28"/>
+                    </w:rPr>
+                    <m:t>h</m:t>
+                  </m:r>
+                </m:den>
+              </m:f>
+            </m:e>
+          </m:d>
+          <m:r>
+            <w:rPr>
+              <w:rFonts w:ascii="Cambria Math" w:eastAsiaTheme="minorEastAsia" w:hAnsi="Cambria Math" w:cs="Times New Roman"/>
+              <w:sz w:val="28"/>
+              <w:szCs w:val="28"/>
+            </w:rPr>
+            <m:t>+1-количество узлов по горизонтали (</m:t>
+          </m:r>
+          <m:r>
+            <w:rPr>
+              <w:rFonts w:ascii="Cambria Math" w:eastAsiaTheme="minorEastAsia" w:hAnsi="Cambria Math" w:cs="Times New Roman"/>
+              <w:sz w:val="28"/>
+              <w:szCs w:val="28"/>
+            </w:rPr>
+            <m:t xml:space="preserve">по </m:t>
+          </m:r>
+          <m:r>
+            <w:rPr>
+              <w:rFonts w:ascii="Cambria Math" w:eastAsiaTheme="minorEastAsia" w:hAnsi="Cambria Math" w:cs="Times New Roman"/>
+              <w:sz w:val="28"/>
+              <w:szCs w:val="28"/>
+            </w:rPr>
+            <m:t>координат</m:t>
+          </m:r>
+          <m:r>
+            <w:rPr>
+              <w:rFonts w:ascii="Cambria Math" w:eastAsiaTheme="minorEastAsia" w:hAnsi="Cambria Math" w:cs="Times New Roman"/>
+              <w:sz w:val="28"/>
+              <w:szCs w:val="28"/>
+            </w:rPr>
+            <m:t>е</m:t>
+          </m:r>
+          <m:r>
+            <w:rPr>
+              <w:rFonts w:ascii="Cambria Math" w:eastAsiaTheme="minorEastAsia" w:hAnsi="Cambria Math" w:cs="Times New Roman"/>
+              <w:sz w:val="28"/>
+              <w:szCs w:val="28"/>
+            </w:rPr>
+            <m:t xml:space="preserve"> </m:t>
+          </m:r>
+          <m:r>
+            <w:rPr>
+              <w:rFonts w:ascii="Cambria Math" w:eastAsiaTheme="minorEastAsia" w:hAnsi="Cambria Math" w:cs="Times New Roman"/>
+              <w:sz w:val="28"/>
+              <w:szCs w:val="28"/>
+              <w:lang w:val="en-US"/>
+            </w:rPr>
+            <m:t>x</m:t>
+          </m:r>
+          <m:r>
+            <w:rPr>
+              <w:rFonts w:ascii="Cambria Math" w:eastAsiaTheme="minorEastAsia" w:hAnsi="Cambria Math" w:cs="Times New Roman"/>
+              <w:sz w:val="28"/>
+              <w:szCs w:val="28"/>
+            </w:rPr>
+            <m:t>)</m:t>
+          </m:r>
+        </m:oMath>
+      </m:oMathPara>
+    </w:p>
+    <w:p>
+      <w:pPr>
         <w:pStyle w:val="2"/>
         <w:rPr>
           <w:rFonts w:eastAsiaTheme="minorEastAsia"/>
         </w:rPr>
       </w:pPr>
-      <w:bookmarkStart w:id="5" w:name="_Toc58797332"/>
+      <w:bookmarkStart w:id="5" w:name="_Toc58806531"/>
       <w:r>
         <w:rPr>
           <w:rFonts w:eastAsiaTheme="minorEastAsia"/>
@@ -5980,12 +6259,454 @@
     </w:p>
     <w:p>
       <w:pPr>
+        <w:ind w:firstLine="708"/>
+        <w:rPr>
+          <w:rFonts w:ascii="Times New Roman" w:eastAsiaTheme="minorEastAsia" w:hAnsi="Times New Roman" w:cs="Times New Roman"/>
+          <w:sz w:val="28"/>
+          <w:szCs w:val="28"/>
+        </w:rPr>
+      </w:pPr>
+      <w:r>
+        <w:rPr>
+          <w:rFonts w:ascii="Times New Roman" w:eastAsiaTheme="minorEastAsia" w:hAnsi="Times New Roman" w:cs="Times New Roman"/>
+          <w:b/>
+          <w:bCs/>
+          <w:sz w:val="28"/>
+          <w:szCs w:val="28"/>
+        </w:rPr>
+        <w:t>Обозначения</w:t>
+      </w:r>
+      <w:r>
+        <w:rPr>
+          <w:rFonts w:ascii="Times New Roman" w:eastAsiaTheme="minorEastAsia" w:hAnsi="Times New Roman" w:cs="Times New Roman"/>
+          <w:sz w:val="28"/>
+          <w:szCs w:val="28"/>
+        </w:rPr>
+        <w:t>:</w:t>
+      </w:r>
+    </w:p>
+    <w:p>
+      <w:pPr>
+        <w:ind w:firstLine="708"/>
+        <w:rPr>
+          <w:rFonts w:ascii="Times New Roman" w:eastAsiaTheme="minorEastAsia" w:hAnsi="Times New Roman" w:cs="Times New Roman"/>
+          <w:sz w:val="28"/>
+          <w:szCs w:val="28"/>
+        </w:rPr>
+      </w:pPr>
+      <m:oMathPara>
+        <m:oMath>
+          <m:r>
+            <w:rPr>
+              <w:rFonts w:ascii="Cambria Math" w:eastAsiaTheme="minorEastAsia" w:hAnsi="Cambria Math" w:cs="Times New Roman"/>
+              <w:sz w:val="28"/>
+              <w:szCs w:val="28"/>
+            </w:rPr>
+            <m:t>a≤x≤b,0≤t≤T-границы</m:t>
+          </m:r>
+        </m:oMath>
+      </m:oMathPara>
+    </w:p>
+    <w:p>
+      <w:pPr>
+        <w:ind w:firstLine="708"/>
+        <w:rPr>
+          <w:rFonts w:ascii="Times New Roman" w:eastAsiaTheme="minorEastAsia" w:hAnsi="Times New Roman" w:cs="Times New Roman"/>
+          <w:i/>
+          <w:sz w:val="28"/>
+          <w:szCs w:val="28"/>
+          <w:lang w:val="en-US"/>
+        </w:rPr>
+      </w:pPr>
+      <m:oMathPara>
+        <m:oMath>
+          <m:r>
+            <w:rPr>
+              <w:rFonts w:ascii="Cambria Math" w:eastAsiaTheme="minorEastAsia" w:hAnsi="Cambria Math" w:cs="Times New Roman"/>
+              <w:sz w:val="28"/>
+              <w:szCs w:val="28"/>
+            </w:rPr>
+            <m:t xml:space="preserve">h-шаг по координате </m:t>
+          </m:r>
+          <m:r>
+            <w:rPr>
+              <w:rFonts w:ascii="Cambria Math" w:eastAsiaTheme="minorEastAsia" w:hAnsi="Cambria Math" w:cs="Times New Roman"/>
+              <w:sz w:val="28"/>
+              <w:szCs w:val="28"/>
+              <w:lang w:val="en-US"/>
+            </w:rPr>
+            <m:t>x</m:t>
+          </m:r>
+        </m:oMath>
+      </m:oMathPara>
+    </w:p>
+    <w:p>
+      <w:pPr>
+        <w:ind w:firstLine="708"/>
+        <w:rPr>
+          <w:rFonts w:ascii="Times New Roman" w:eastAsiaTheme="minorEastAsia" w:hAnsi="Times New Roman" w:cs="Times New Roman"/>
+          <w:sz w:val="28"/>
+          <w:szCs w:val="28"/>
+          <w:lang w:val="en-US"/>
+        </w:rPr>
+      </w:pPr>
+      <m:oMathPara>
+        <m:oMath>
+          <m:r>
+            <w:rPr>
+              <w:rFonts w:ascii="Cambria Math" w:eastAsiaTheme="minorEastAsia" w:hAnsi="Cambria Math" w:cs="Times New Roman"/>
+              <w:sz w:val="28"/>
+              <w:szCs w:val="28"/>
+              <w:lang w:val="en-US"/>
+            </w:rPr>
+            <m:t>τ-</m:t>
+          </m:r>
+          <m:r>
+            <w:rPr>
+              <w:rFonts w:ascii="Cambria Math" w:eastAsiaTheme="minorEastAsia" w:hAnsi="Cambria Math" w:cs="Times New Roman"/>
+              <w:sz w:val="28"/>
+              <w:szCs w:val="28"/>
+            </w:rPr>
+            <m:t xml:space="preserve">шаг по времени </m:t>
+          </m:r>
+          <m:r>
+            <w:rPr>
+              <w:rFonts w:ascii="Cambria Math" w:eastAsiaTheme="minorEastAsia" w:hAnsi="Cambria Math" w:cs="Times New Roman"/>
+              <w:sz w:val="28"/>
+              <w:szCs w:val="28"/>
+              <w:lang w:val="en-US"/>
+            </w:rPr>
+            <m:t>t</m:t>
+          </m:r>
+        </m:oMath>
+      </m:oMathPara>
+    </w:p>
+    <w:p>
+      <w:pPr>
+        <w:ind w:firstLine="708"/>
+        <w:rPr>
+          <w:rFonts w:ascii="Times New Roman" w:eastAsiaTheme="minorEastAsia" w:hAnsi="Times New Roman" w:cs="Times New Roman"/>
+          <w:sz w:val="28"/>
+          <w:szCs w:val="28"/>
+          <w:lang w:val="en-US"/>
+        </w:rPr>
+      </w:pPr>
+      <m:oMathPara>
+        <m:oMath>
+          <m:sSub>
+            <m:sSubPr>
+              <m:ctrlPr>
+                <w:rPr>
+                  <w:rFonts w:ascii="Cambria Math" w:eastAsiaTheme="minorEastAsia" w:hAnsi="Cambria Math" w:cs="Times New Roman"/>
+                  <w:i/>
+                  <w:sz w:val="28"/>
+                  <w:szCs w:val="28"/>
+                </w:rPr>
+              </m:ctrlPr>
+            </m:sSubPr>
+            <m:e>
+              <m:r>
+                <w:rPr>
+                  <w:rFonts w:ascii="Cambria Math" w:eastAsiaTheme="minorEastAsia" w:hAnsi="Cambria Math" w:cs="Times New Roman"/>
+                  <w:sz w:val="28"/>
+                  <w:szCs w:val="28"/>
+                </w:rPr>
+                <m:t>x</m:t>
+              </m:r>
+            </m:e>
+            <m:sub>
+              <m:r>
+                <w:rPr>
+                  <w:rFonts w:ascii="Cambria Math" w:eastAsiaTheme="minorEastAsia" w:hAnsi="Cambria Math" w:cs="Times New Roman"/>
+                  <w:sz w:val="28"/>
+                  <w:szCs w:val="28"/>
+                </w:rPr>
+                <m:t>i</m:t>
+              </m:r>
+            </m:sub>
+          </m:sSub>
+          <m:r>
+            <w:rPr>
+              <w:rFonts w:ascii="Cambria Math" w:eastAsiaTheme="minorEastAsia" w:hAnsi="Cambria Math" w:cs="Times New Roman"/>
+              <w:sz w:val="28"/>
+              <w:szCs w:val="28"/>
+              <w:lang w:val="en-US"/>
+            </w:rPr>
+            <m:t>=a+i∙h</m:t>
+          </m:r>
+        </m:oMath>
+      </m:oMathPara>
+    </w:p>
+    <w:p>
+      <w:pPr>
+        <w:ind w:firstLine="708"/>
+        <w:rPr>
+          <w:rFonts w:ascii="Times New Roman" w:eastAsiaTheme="minorEastAsia" w:hAnsi="Times New Roman" w:cs="Times New Roman"/>
+          <w:sz w:val="28"/>
+          <w:szCs w:val="28"/>
+          <w:lang w:val="en-US"/>
+        </w:rPr>
+      </w:pPr>
+      <m:oMathPara>
+        <m:oMath>
+          <m:sSub>
+            <m:sSubPr>
+              <m:ctrlPr>
+                <w:rPr>
+                  <w:rFonts w:ascii="Cambria Math" w:eastAsiaTheme="minorEastAsia" w:hAnsi="Cambria Math" w:cs="Times New Roman"/>
+                  <w:i/>
+                  <w:sz w:val="28"/>
+                  <w:szCs w:val="28"/>
+                </w:rPr>
+              </m:ctrlPr>
+            </m:sSubPr>
+            <m:e>
+              <m:r>
+                <w:rPr>
+                  <w:rFonts w:ascii="Cambria Math" w:eastAsiaTheme="minorEastAsia" w:hAnsi="Cambria Math" w:cs="Times New Roman"/>
+                  <w:sz w:val="28"/>
+                  <w:szCs w:val="28"/>
+                </w:rPr>
+                <m:t>t</m:t>
+              </m:r>
+            </m:e>
+            <m:sub>
+              <m:r>
+                <w:rPr>
+                  <w:rFonts w:ascii="Cambria Math" w:eastAsiaTheme="minorEastAsia" w:hAnsi="Cambria Math" w:cs="Times New Roman"/>
+                  <w:sz w:val="28"/>
+                  <w:szCs w:val="28"/>
+                </w:rPr>
+                <m:t>j</m:t>
+              </m:r>
+            </m:sub>
+          </m:sSub>
+          <m:r>
+            <w:rPr>
+              <w:rFonts w:ascii="Cambria Math" w:eastAsiaTheme="minorEastAsia" w:hAnsi="Cambria Math" w:cs="Times New Roman"/>
+              <w:sz w:val="28"/>
+              <w:szCs w:val="28"/>
+              <w:lang w:val="en-US"/>
+            </w:rPr>
+            <m:t>=j∙τ</m:t>
+          </m:r>
+        </m:oMath>
+      </m:oMathPara>
+    </w:p>
+    <w:p>
+      <w:pPr>
+        <w:ind w:firstLine="708"/>
+        <w:rPr>
+          <w:rFonts w:ascii="Times New Roman" w:eastAsiaTheme="minorEastAsia" w:hAnsi="Times New Roman" w:cs="Times New Roman"/>
+          <w:sz w:val="28"/>
+          <w:szCs w:val="28"/>
+          <w:lang w:val="en-US"/>
+        </w:rPr>
+      </w:pPr>
+      <m:oMathPara>
+        <m:oMath>
+          <m:r>
+            <w:rPr>
+              <w:rFonts w:ascii="Cambria Math" w:eastAsiaTheme="minorEastAsia" w:hAnsi="Cambria Math" w:cs="Times New Roman"/>
+              <w:sz w:val="28"/>
+              <w:szCs w:val="28"/>
+            </w:rPr>
+            <m:t>n=</m:t>
+          </m:r>
+          <m:d>
+            <m:dPr>
+              <m:begChr m:val="⌊"/>
+              <m:endChr m:val="⌋"/>
+              <m:ctrlPr>
+                <w:rPr>
+                  <w:rFonts w:ascii="Cambria Math" w:eastAsiaTheme="minorEastAsia" w:hAnsi="Cambria Math" w:cs="Times New Roman"/>
+                  <w:i/>
+                  <w:sz w:val="28"/>
+                  <w:szCs w:val="28"/>
+                </w:rPr>
+              </m:ctrlPr>
+            </m:dPr>
+            <m:e>
+              <m:f>
+                <m:fPr>
+                  <m:ctrlPr>
+                    <w:rPr>
+                      <w:rFonts w:ascii="Cambria Math" w:eastAsiaTheme="minorEastAsia" w:hAnsi="Cambria Math" w:cs="Times New Roman"/>
+                      <w:i/>
+                      <w:sz w:val="28"/>
+                      <w:szCs w:val="28"/>
+                    </w:rPr>
+                  </m:ctrlPr>
+                </m:fPr>
+                <m:num>
+                  <m:r>
+                    <w:rPr>
+                      <w:rFonts w:ascii="Cambria Math" w:eastAsiaTheme="minorEastAsia" w:hAnsi="Cambria Math" w:cs="Times New Roman"/>
+                      <w:sz w:val="28"/>
+                      <w:szCs w:val="28"/>
+                    </w:rPr>
+                    <m:t>b-a</m:t>
+                  </m:r>
+                </m:num>
+                <m:den>
+                  <m:r>
+                    <w:rPr>
+                      <w:rFonts w:ascii="Cambria Math" w:eastAsiaTheme="minorEastAsia" w:hAnsi="Cambria Math" w:cs="Times New Roman"/>
+                      <w:sz w:val="28"/>
+                      <w:szCs w:val="28"/>
+                    </w:rPr>
+                    <m:t>h</m:t>
+                  </m:r>
+                </m:den>
+              </m:f>
+            </m:e>
+          </m:d>
+          <m:r>
+            <w:rPr>
+              <w:rFonts w:ascii="Cambria Math" w:eastAsiaTheme="minorEastAsia" w:hAnsi="Cambria Math" w:cs="Times New Roman"/>
+              <w:sz w:val="28"/>
+              <w:szCs w:val="28"/>
+            </w:rPr>
+            <m:t xml:space="preserve">+1-количество узлов по горизонтали (по координате </m:t>
+          </m:r>
+          <m:r>
+            <w:rPr>
+              <w:rFonts w:ascii="Cambria Math" w:eastAsiaTheme="minorEastAsia" w:hAnsi="Cambria Math" w:cs="Times New Roman"/>
+              <w:sz w:val="28"/>
+              <w:szCs w:val="28"/>
+              <w:lang w:val="en-US"/>
+            </w:rPr>
+            <m:t>x</m:t>
+          </m:r>
+          <m:r>
+            <w:rPr>
+              <w:rFonts w:ascii="Cambria Math" w:eastAsiaTheme="minorEastAsia" w:hAnsi="Cambria Math" w:cs="Times New Roman"/>
+              <w:sz w:val="28"/>
+              <w:szCs w:val="28"/>
+            </w:rPr>
+            <m:t>)</m:t>
+          </m:r>
+        </m:oMath>
+      </m:oMathPara>
+    </w:p>
+    <w:p>
+      <w:pPr>
+        <w:ind w:firstLine="708"/>
+        <w:rPr>
+          <w:rFonts w:ascii="Times New Roman" w:eastAsiaTheme="minorEastAsia" w:hAnsi="Times New Roman" w:cs="Times New Roman"/>
+          <w:sz w:val="28"/>
+          <w:szCs w:val="28"/>
+        </w:rPr>
+      </w:pPr>
+      <m:oMathPara>
+        <m:oMath>
+          <m:r>
+            <w:rPr>
+              <w:rFonts w:ascii="Cambria Math" w:eastAsiaTheme="minorEastAsia" w:hAnsi="Cambria Math" w:cs="Times New Roman"/>
+              <w:sz w:val="28"/>
+              <w:szCs w:val="28"/>
+            </w:rPr>
+            <m:t>m=</m:t>
+          </m:r>
+          <m:d>
+            <m:dPr>
+              <m:begChr m:val="⌊"/>
+              <m:endChr m:val="⌋"/>
+              <m:ctrlPr>
+                <w:rPr>
+                  <w:rFonts w:ascii="Cambria Math" w:eastAsiaTheme="minorEastAsia" w:hAnsi="Cambria Math" w:cs="Times New Roman"/>
+                  <w:i/>
+                  <w:sz w:val="28"/>
+                  <w:szCs w:val="28"/>
+                </w:rPr>
+              </m:ctrlPr>
+            </m:dPr>
+            <m:e>
+              <m:f>
+                <m:fPr>
+                  <m:ctrlPr>
+                    <w:rPr>
+                      <w:rFonts w:ascii="Cambria Math" w:eastAsiaTheme="minorEastAsia" w:hAnsi="Cambria Math" w:cs="Times New Roman"/>
+                      <w:i/>
+                      <w:sz w:val="28"/>
+                      <w:szCs w:val="28"/>
+                    </w:rPr>
+                  </m:ctrlPr>
+                </m:fPr>
+                <m:num>
+                  <m:r>
+                    <w:rPr>
+                      <w:rFonts w:ascii="Cambria Math" w:eastAsiaTheme="minorEastAsia" w:hAnsi="Cambria Math" w:cs="Times New Roman"/>
+                      <w:sz w:val="28"/>
+                      <w:szCs w:val="28"/>
+                    </w:rPr>
+                    <m:t>T</m:t>
+                  </m:r>
+                </m:num>
+                <m:den>
+                  <m:r>
+                    <w:rPr>
+                      <w:rFonts w:ascii="Cambria Math" w:eastAsiaTheme="minorEastAsia" w:hAnsi="Cambria Math" w:cs="Times New Roman"/>
+                      <w:sz w:val="28"/>
+                      <w:szCs w:val="28"/>
+                    </w:rPr>
+                    <m:t>τ</m:t>
+                  </m:r>
+                </m:den>
+              </m:f>
+            </m:e>
+          </m:d>
+          <m:r>
+            <w:rPr>
+              <w:rFonts w:ascii="Cambria Math" w:eastAsiaTheme="minorEastAsia" w:hAnsi="Cambria Math" w:cs="Times New Roman"/>
+              <w:sz w:val="28"/>
+              <w:szCs w:val="28"/>
+            </w:rPr>
+            <m:t>+1-количество узлов по вертикали (</m:t>
+          </m:r>
+          <m:r>
+            <w:rPr>
+              <w:rFonts w:ascii="Cambria Math" w:eastAsiaTheme="minorEastAsia" w:hAnsi="Cambria Math" w:cs="Times New Roman"/>
+              <w:sz w:val="28"/>
+              <w:szCs w:val="28"/>
+            </w:rPr>
+            <m:t xml:space="preserve">по </m:t>
+          </m:r>
+          <m:r>
+            <w:rPr>
+              <w:rFonts w:ascii="Cambria Math" w:eastAsiaTheme="minorEastAsia" w:hAnsi="Cambria Math" w:cs="Times New Roman"/>
+              <w:sz w:val="28"/>
+              <w:szCs w:val="28"/>
+            </w:rPr>
+            <m:t>врем</m:t>
+          </m:r>
+          <m:r>
+            <w:rPr>
+              <w:rFonts w:ascii="Cambria Math" w:eastAsiaTheme="minorEastAsia" w:hAnsi="Cambria Math" w:cs="Times New Roman"/>
+              <w:sz w:val="28"/>
+              <w:szCs w:val="28"/>
+            </w:rPr>
+            <m:t>ени</m:t>
+          </m:r>
+          <m:r>
+            <w:rPr>
+              <w:rFonts w:ascii="Cambria Math" w:eastAsiaTheme="minorEastAsia" w:hAnsi="Cambria Math" w:cs="Times New Roman"/>
+              <w:sz w:val="28"/>
+              <w:szCs w:val="28"/>
+            </w:rPr>
+            <m:t xml:space="preserve"> t)</m:t>
+          </m:r>
+        </m:oMath>
+      </m:oMathPara>
+    </w:p>
+    <w:p>
+      <w:pPr>
         <w:pStyle w:val="2"/>
         <w:rPr>
           <w:rFonts w:eastAsiaTheme="minorEastAsia"/>
         </w:rPr>
       </w:pPr>
-      <w:bookmarkStart w:id="6" w:name="_Toc58797333"/>
+      <w:bookmarkStart w:id="6" w:name="_Toc58806532"/>
       <w:r>
         <w:rPr>
           <w:rFonts w:eastAsiaTheme="minorEastAsia"/>
@@ -6639,7 +7360,6 @@
           <w:sz w:val="28"/>
           <w:szCs w:val="28"/>
         </w:rPr>
-        <w:lastRenderedPageBreak/>
         <w:t xml:space="preserve">КУ и </w:t>
       </w:r>
       <w:r>
@@ -6909,6 +7629,837 @@
     </w:p>
     <w:p>
       <w:pPr>
+        <w:ind w:firstLine="708"/>
+        <w:rPr>
+          <w:rFonts w:ascii="Times New Roman" w:eastAsiaTheme="minorEastAsia" w:hAnsi="Times New Roman" w:cs="Times New Roman"/>
+          <w:sz w:val="28"/>
+          <w:szCs w:val="28"/>
+        </w:rPr>
+      </w:pPr>
+      <w:r>
+        <w:rPr>
+          <w:rFonts w:ascii="Times New Roman" w:eastAsiaTheme="minorEastAsia" w:hAnsi="Times New Roman" w:cs="Times New Roman"/>
+          <w:b/>
+          <w:bCs/>
+          <w:sz w:val="28"/>
+          <w:szCs w:val="28"/>
+        </w:rPr>
+        <w:t>Обозначения</w:t>
+      </w:r>
+      <w:r>
+        <w:rPr>
+          <w:rFonts w:ascii="Times New Roman" w:eastAsiaTheme="minorEastAsia" w:hAnsi="Times New Roman" w:cs="Times New Roman"/>
+          <w:sz w:val="28"/>
+          <w:szCs w:val="28"/>
+        </w:rPr>
+        <w:t>:</w:t>
+      </w:r>
+    </w:p>
+    <w:p>
+      <w:pPr>
+        <w:ind w:firstLine="708"/>
+        <w:rPr>
+          <w:rFonts w:ascii="Times New Roman" w:eastAsiaTheme="minorEastAsia" w:hAnsi="Times New Roman" w:cs="Times New Roman"/>
+          <w:i/>
+          <w:sz w:val="28"/>
+          <w:szCs w:val="28"/>
+        </w:rPr>
+      </w:pPr>
+      <m:oMathPara>
+        <m:oMath>
+          <m:r>
+            <w:rPr>
+              <w:rFonts w:ascii="Cambria Math" w:eastAsiaTheme="minorEastAsia" w:hAnsi="Cambria Math" w:cs="Times New Roman"/>
+              <w:sz w:val="28"/>
+              <w:szCs w:val="28"/>
+            </w:rPr>
+            <m:t>V-цена опциона</m:t>
+          </m:r>
+        </m:oMath>
+      </m:oMathPara>
+    </w:p>
+    <w:p>
+      <w:pPr>
+        <w:ind w:firstLine="708"/>
+        <w:rPr>
+          <w:rFonts w:ascii="Times New Roman" w:eastAsiaTheme="minorEastAsia" w:hAnsi="Times New Roman" w:cs="Times New Roman"/>
+          <w:i/>
+          <w:sz w:val="28"/>
+          <w:szCs w:val="28"/>
+        </w:rPr>
+      </w:pPr>
+      <m:oMathPara>
+        <m:oMath>
+          <m:r>
+            <w:rPr>
+              <w:rFonts w:ascii="Cambria Math" w:eastAsiaTheme="minorEastAsia" w:hAnsi="Cambria Math" w:cs="Times New Roman"/>
+              <w:sz w:val="28"/>
+              <w:szCs w:val="28"/>
+            </w:rPr>
+            <m:t>S-текущая цена базового актива</m:t>
+          </m:r>
+          <m:r>
+            <w:rPr>
+              <w:rFonts w:ascii="Cambria Math" w:eastAsiaTheme="minorEastAsia" w:hAnsi="Cambria Math" w:cs="Times New Roman"/>
+              <w:sz w:val="28"/>
+              <w:szCs w:val="28"/>
+            </w:rPr>
+            <m:t xml:space="preserve"> (спот)</m:t>
+          </m:r>
+        </m:oMath>
+      </m:oMathPara>
+    </w:p>
+    <w:p>
+      <w:pPr>
+        <w:ind w:firstLine="708"/>
+        <w:rPr>
+          <w:rFonts w:ascii="Times New Roman" w:eastAsiaTheme="minorEastAsia" w:hAnsi="Times New Roman" w:cs="Times New Roman"/>
+          <w:i/>
+          <w:sz w:val="28"/>
+          <w:szCs w:val="28"/>
+        </w:rPr>
+      </w:pPr>
+      <m:oMathPara>
+        <m:oMath>
+          <m:r>
+            <w:rPr>
+              <w:rFonts w:ascii="Cambria Math" w:eastAsiaTheme="minorEastAsia" w:hAnsi="Cambria Math" w:cs="Times New Roman"/>
+              <w:sz w:val="28"/>
+              <w:szCs w:val="28"/>
+            </w:rPr>
+            <m:t>E-цена исполнения оциона (страйк)</m:t>
+          </m:r>
+        </m:oMath>
+      </m:oMathPara>
+    </w:p>
+    <w:p>
+      <w:pPr>
+        <w:ind w:firstLine="708"/>
+        <w:rPr>
+          <w:rFonts w:ascii="Times New Roman" w:eastAsiaTheme="minorEastAsia" w:hAnsi="Times New Roman" w:cs="Times New Roman"/>
+          <w:i/>
+          <w:sz w:val="28"/>
+          <w:szCs w:val="28"/>
+        </w:rPr>
+      </w:pPr>
+      <m:oMathPara>
+        <m:oMath>
+          <m:r>
+            <w:rPr>
+              <w:rFonts w:ascii="Cambria Math" w:eastAsiaTheme="minorEastAsia" w:hAnsi="Cambria Math" w:cs="Times New Roman"/>
+              <w:sz w:val="28"/>
+              <w:szCs w:val="28"/>
+            </w:rPr>
+            <m:t>r-безрисковая процентная ставка</m:t>
+          </m:r>
+        </m:oMath>
+      </m:oMathPara>
+    </w:p>
+    <w:p>
+      <w:pPr>
+        <w:ind w:firstLine="708"/>
+        <w:rPr>
+          <w:rFonts w:ascii="Times New Roman" w:eastAsiaTheme="minorEastAsia" w:hAnsi="Times New Roman" w:cs="Times New Roman"/>
+          <w:i/>
+          <w:sz w:val="28"/>
+          <w:szCs w:val="28"/>
+        </w:rPr>
+      </w:pPr>
+      <m:oMathPara>
+        <m:oMath>
+          <m:r>
+            <w:rPr>
+              <w:rFonts w:ascii="Cambria Math" w:eastAsiaTheme="minorEastAsia" w:hAnsi="Cambria Math" w:cs="Times New Roman"/>
+              <w:sz w:val="28"/>
+              <w:szCs w:val="28"/>
+            </w:rPr>
+            <m:t>T-время до экспирации опциона</m:t>
+          </m:r>
+        </m:oMath>
+      </m:oMathPara>
+    </w:p>
+    <w:p>
+      <w:pPr>
+        <w:ind w:firstLine="708"/>
+        <w:rPr>
+          <w:rFonts w:ascii="Times New Roman" w:eastAsiaTheme="minorEastAsia" w:hAnsi="Times New Roman" w:cs="Times New Roman"/>
+          <w:i/>
+          <w:sz w:val="28"/>
+          <w:szCs w:val="28"/>
+          <w:lang w:val="en-US"/>
+        </w:rPr>
+      </w:pPr>
+      <m:oMathPara>
+        <m:oMath>
+          <m:r>
+            <w:rPr>
+              <w:rFonts w:ascii="Cambria Math" w:eastAsiaTheme="minorEastAsia" w:hAnsi="Cambria Math" w:cs="Times New Roman"/>
+              <w:sz w:val="28"/>
+              <w:szCs w:val="28"/>
+            </w:rPr>
+            <m:t>σ-волатильность доходности базового актива</m:t>
+          </m:r>
+        </m:oMath>
+      </m:oMathPara>
+    </w:p>
+    <w:p>
+      <w:pPr>
+        <w:ind w:firstLine="708"/>
+        <w:rPr>
+          <w:rFonts w:ascii="Times New Roman" w:eastAsiaTheme="minorEastAsia" w:hAnsi="Times New Roman" w:cs="Times New Roman"/>
+          <w:i/>
+          <w:sz w:val="28"/>
+          <w:szCs w:val="28"/>
+          <w:lang w:val="en-US"/>
+        </w:rPr>
+      </w:pPr>
+      <m:oMathPara>
+        <m:oMath>
+          <m:r>
+            <w:rPr>
+              <w:rFonts w:ascii="Cambria Math" w:eastAsiaTheme="minorEastAsia" w:hAnsi="Cambria Math" w:cs="Times New Roman"/>
+              <w:sz w:val="28"/>
+              <w:szCs w:val="28"/>
+            </w:rPr>
+            <m:t>h-шаг по цене базового актива</m:t>
+          </m:r>
+        </m:oMath>
+      </m:oMathPara>
+    </w:p>
+    <w:p>
+      <w:pPr>
+        <w:ind w:firstLine="708"/>
+        <w:rPr>
+          <w:rFonts w:ascii="Times New Roman" w:eastAsiaTheme="minorEastAsia" w:hAnsi="Times New Roman" w:cs="Times New Roman"/>
+          <w:sz w:val="28"/>
+          <w:szCs w:val="28"/>
+          <w:lang w:val="en-US"/>
+        </w:rPr>
+      </w:pPr>
+      <m:oMathPara>
+        <m:oMath>
+          <m:r>
+            <w:rPr>
+              <w:rFonts w:ascii="Cambria Math" w:eastAsiaTheme="minorEastAsia" w:hAnsi="Cambria Math" w:cs="Times New Roman"/>
+              <w:sz w:val="28"/>
+              <w:szCs w:val="28"/>
+              <w:lang w:val="en-US"/>
+            </w:rPr>
+            <m:t>τ-</m:t>
+          </m:r>
+          <m:r>
+            <w:rPr>
+              <w:rFonts w:ascii="Cambria Math" w:eastAsiaTheme="minorEastAsia" w:hAnsi="Cambria Math" w:cs="Times New Roman"/>
+              <w:sz w:val="28"/>
+              <w:szCs w:val="28"/>
+            </w:rPr>
+            <m:t xml:space="preserve">шаг по времени </m:t>
+          </m:r>
+          <m:r>
+            <w:rPr>
+              <w:rFonts w:ascii="Cambria Math" w:eastAsiaTheme="minorEastAsia" w:hAnsi="Cambria Math" w:cs="Times New Roman"/>
+              <w:sz w:val="28"/>
+              <w:szCs w:val="28"/>
+              <w:lang w:val="en-US"/>
+            </w:rPr>
+            <m:t>t</m:t>
+          </m:r>
+        </m:oMath>
+      </m:oMathPara>
+    </w:p>
+    <w:p>
+      <w:pPr>
+        <w:ind w:firstLine="708"/>
+        <w:rPr>
+          <w:rFonts w:ascii="Times New Roman" w:eastAsiaTheme="minorEastAsia" w:hAnsi="Times New Roman" w:cs="Times New Roman"/>
+          <w:sz w:val="28"/>
+          <w:szCs w:val="28"/>
+          <w:lang w:val="en-US"/>
+        </w:rPr>
+      </w:pPr>
+      <m:oMathPara>
+        <m:oMath>
+          <m:sSubSup>
+            <m:sSubSupPr>
+              <m:ctrlPr>
+                <w:rPr>
+                  <w:rFonts w:ascii="Cambria Math" w:eastAsiaTheme="minorEastAsia" w:hAnsi="Cambria Math" w:cs="Times New Roman"/>
+                  <w:i/>
+                  <w:sz w:val="28"/>
+                  <w:szCs w:val="28"/>
+                </w:rPr>
+              </m:ctrlPr>
+            </m:sSubSupPr>
+            <m:e>
+              <m:d>
+                <m:dPr>
+                  <m:begChr m:val="{"/>
+                  <m:endChr m:val="}"/>
+                  <m:ctrlPr>
+                    <w:rPr>
+                      <w:rFonts w:ascii="Cambria Math" w:eastAsiaTheme="minorEastAsia" w:hAnsi="Cambria Math" w:cs="Times New Roman"/>
+                      <w:i/>
+                      <w:sz w:val="28"/>
+                      <w:szCs w:val="28"/>
+                    </w:rPr>
+                  </m:ctrlPr>
+                </m:dPr>
+                <m:e>
+                  <m:sSub>
+                    <m:sSubPr>
+                      <m:ctrlPr>
+                        <w:rPr>
+                          <w:rFonts w:ascii="Cambria Math" w:eastAsiaTheme="minorEastAsia" w:hAnsi="Cambria Math" w:cs="Times New Roman"/>
+                          <w:i/>
+                          <w:sz w:val="28"/>
+                          <w:szCs w:val="28"/>
+                        </w:rPr>
+                      </m:ctrlPr>
+                    </m:sSubPr>
+                    <m:e>
+                      <m:r>
+                        <w:rPr>
+                          <w:rFonts w:ascii="Cambria Math" w:eastAsiaTheme="minorEastAsia" w:hAnsi="Cambria Math" w:cs="Times New Roman"/>
+                          <w:sz w:val="28"/>
+                          <w:szCs w:val="28"/>
+                          <w:lang w:val="en-US"/>
+                        </w:rPr>
+                        <m:t>S</m:t>
+                      </m:r>
+                    </m:e>
+                    <m:sub>
+                      <m:r>
+                        <w:rPr>
+                          <w:rFonts w:ascii="Cambria Math" w:eastAsiaTheme="minorEastAsia" w:hAnsi="Cambria Math" w:cs="Times New Roman"/>
+                          <w:sz w:val="28"/>
+                          <w:szCs w:val="28"/>
+                        </w:rPr>
+                        <m:t>i</m:t>
+                      </m:r>
+                    </m:sub>
+                  </m:sSub>
+                </m:e>
+              </m:d>
+            </m:e>
+            <m:sub>
+              <m:r>
+                <w:rPr>
+                  <w:rFonts w:ascii="Cambria Math" w:eastAsiaTheme="minorEastAsia" w:hAnsi="Cambria Math" w:cs="Times New Roman"/>
+                  <w:sz w:val="28"/>
+                  <w:szCs w:val="28"/>
+                </w:rPr>
+                <m:t>i=0</m:t>
+              </m:r>
+            </m:sub>
+            <m:sup>
+              <m:r>
+                <w:rPr>
+                  <w:rFonts w:ascii="Cambria Math" w:eastAsiaTheme="minorEastAsia" w:hAnsi="Cambria Math" w:cs="Times New Roman"/>
+                  <w:sz w:val="28"/>
+                  <w:szCs w:val="28"/>
+                </w:rPr>
+                <m:t>n-1</m:t>
+              </m:r>
+            </m:sup>
+          </m:sSubSup>
+          <m:r>
+            <w:rPr>
+              <w:rFonts w:ascii="Cambria Math" w:eastAsiaTheme="minorEastAsia" w:hAnsi="Cambria Math" w:cs="Times New Roman"/>
+              <w:sz w:val="28"/>
+              <w:szCs w:val="28"/>
+            </w:rPr>
+            <m:t>-узлы сетк</m:t>
+          </m:r>
+          <m:r>
+            <w:rPr>
+              <w:rFonts w:ascii="Cambria Math" w:eastAsiaTheme="minorEastAsia" w:hAnsi="Cambria Math" w:cs="Times New Roman"/>
+              <w:sz w:val="28"/>
+              <w:szCs w:val="28"/>
+            </w:rPr>
+            <m:t>и</m:t>
+          </m:r>
+          <m:r>
+            <w:rPr>
+              <w:rFonts w:ascii="Cambria Math" w:eastAsiaTheme="minorEastAsia" w:hAnsi="Cambria Math" w:cs="Times New Roman"/>
+              <w:sz w:val="28"/>
+              <w:szCs w:val="28"/>
+            </w:rPr>
+            <m:t>, где</m:t>
+          </m:r>
+          <m:r>
+            <w:rPr>
+              <w:rFonts w:ascii="Cambria Math" w:eastAsiaTheme="minorEastAsia" w:hAnsi="Cambria Math" w:cs="Times New Roman"/>
+              <w:sz w:val="28"/>
+              <w:szCs w:val="28"/>
+            </w:rPr>
+            <m:t xml:space="preserve"> </m:t>
+          </m:r>
+          <m:sSub>
+            <m:sSubPr>
+              <m:ctrlPr>
+                <w:rPr>
+                  <w:rFonts w:ascii="Cambria Math" w:eastAsiaTheme="minorEastAsia" w:hAnsi="Cambria Math" w:cs="Times New Roman"/>
+                  <w:i/>
+                  <w:sz w:val="28"/>
+                  <w:szCs w:val="28"/>
+                  <w:lang w:val="en-US"/>
+                </w:rPr>
+              </m:ctrlPr>
+            </m:sSubPr>
+            <m:e>
+              <m:r>
+                <w:rPr>
+                  <w:rFonts w:ascii="Cambria Math" w:eastAsiaTheme="minorEastAsia" w:hAnsi="Cambria Math" w:cs="Times New Roman"/>
+                  <w:sz w:val="28"/>
+                  <w:szCs w:val="28"/>
+                  <w:lang w:val="en-US"/>
+                </w:rPr>
+                <m:t>S</m:t>
+              </m:r>
+            </m:e>
+            <m:sub>
+              <m:r>
+                <w:rPr>
+                  <w:rFonts w:ascii="Cambria Math" w:eastAsiaTheme="minorEastAsia" w:hAnsi="Cambria Math" w:cs="Times New Roman"/>
+                  <w:sz w:val="28"/>
+                  <w:szCs w:val="28"/>
+                  <w:lang w:val="en-US"/>
+                </w:rPr>
+                <m:t>i</m:t>
+              </m:r>
+            </m:sub>
+          </m:sSub>
+          <m:r>
+            <w:rPr>
+              <w:rFonts w:ascii="Cambria Math" w:eastAsiaTheme="minorEastAsia" w:hAnsi="Cambria Math" w:cs="Times New Roman"/>
+              <w:sz w:val="28"/>
+              <w:szCs w:val="28"/>
+              <w:lang w:val="en-US"/>
+            </w:rPr>
+            <m:t>=i∙h</m:t>
+          </m:r>
+        </m:oMath>
+      </m:oMathPara>
+    </w:p>
+    <w:p>
+      <w:pPr>
+        <w:rPr>
+          <w:rFonts w:ascii="Times New Roman" w:eastAsiaTheme="minorEastAsia" w:hAnsi="Times New Roman" w:cs="Times New Roman"/>
+          <w:i/>
+          <w:sz w:val="28"/>
+          <w:szCs w:val="28"/>
+          <w:lang w:val="en-US"/>
+        </w:rPr>
+      </w:pPr>
+      <m:oMathPara>
+        <m:oMath>
+          <m:sSubSup>
+            <m:sSubSupPr>
+              <m:ctrlPr>
+                <w:rPr>
+                  <w:rFonts w:ascii="Cambria Math" w:eastAsiaTheme="minorEastAsia" w:hAnsi="Cambria Math" w:cs="Times New Roman"/>
+                  <w:i/>
+                  <w:sz w:val="28"/>
+                  <w:szCs w:val="28"/>
+                </w:rPr>
+              </m:ctrlPr>
+            </m:sSubSupPr>
+            <m:e>
+              <m:d>
+                <m:dPr>
+                  <m:begChr m:val="{"/>
+                  <m:endChr m:val="}"/>
+                  <m:ctrlPr>
+                    <w:rPr>
+                      <w:rFonts w:ascii="Cambria Math" w:eastAsiaTheme="minorEastAsia" w:hAnsi="Cambria Math" w:cs="Times New Roman"/>
+                      <w:i/>
+                      <w:sz w:val="28"/>
+                      <w:szCs w:val="28"/>
+                    </w:rPr>
+                  </m:ctrlPr>
+                </m:dPr>
+                <m:e>
+                  <m:sSub>
+                    <m:sSubPr>
+                      <m:ctrlPr>
+                        <w:rPr>
+                          <w:rFonts w:ascii="Cambria Math" w:eastAsiaTheme="minorEastAsia" w:hAnsi="Cambria Math" w:cs="Times New Roman"/>
+                          <w:i/>
+                          <w:sz w:val="28"/>
+                          <w:szCs w:val="28"/>
+                        </w:rPr>
+                      </m:ctrlPr>
+                    </m:sSubPr>
+                    <m:e>
+                      <m:r>
+                        <w:rPr>
+                          <w:rFonts w:ascii="Cambria Math" w:eastAsiaTheme="minorEastAsia" w:hAnsi="Cambria Math" w:cs="Times New Roman"/>
+                          <w:sz w:val="28"/>
+                          <w:szCs w:val="28"/>
+                        </w:rPr>
+                        <m:t>t</m:t>
+                      </m:r>
+                    </m:e>
+                    <m:sub>
+                      <m:r>
+                        <w:rPr>
+                          <w:rFonts w:ascii="Cambria Math" w:eastAsiaTheme="minorEastAsia" w:hAnsi="Cambria Math" w:cs="Times New Roman"/>
+                          <w:sz w:val="28"/>
+                          <w:szCs w:val="28"/>
+                        </w:rPr>
+                        <m:t>j</m:t>
+                      </m:r>
+                    </m:sub>
+                  </m:sSub>
+                </m:e>
+              </m:d>
+            </m:e>
+            <m:sub>
+              <m:r>
+                <w:rPr>
+                  <w:rFonts w:ascii="Cambria Math" w:eastAsiaTheme="minorEastAsia" w:hAnsi="Cambria Math" w:cs="Times New Roman"/>
+                  <w:sz w:val="28"/>
+                  <w:szCs w:val="28"/>
+                </w:rPr>
+                <m:t>j=0</m:t>
+              </m:r>
+            </m:sub>
+            <m:sup>
+              <m:r>
+                <w:rPr>
+                  <w:rFonts w:ascii="Cambria Math" w:eastAsiaTheme="minorEastAsia" w:hAnsi="Cambria Math" w:cs="Times New Roman"/>
+                  <w:sz w:val="28"/>
+                  <w:szCs w:val="28"/>
+                </w:rPr>
+                <m:t>m-1</m:t>
+              </m:r>
+            </m:sup>
+          </m:sSubSup>
+          <m:r>
+            <w:rPr>
+              <w:rFonts w:ascii="Cambria Math" w:eastAsiaTheme="minorEastAsia" w:hAnsi="Cambria Math" w:cs="Times New Roman"/>
+              <w:sz w:val="28"/>
+              <w:szCs w:val="28"/>
+            </w:rPr>
+            <m:t>-узлы сетки по времен</m:t>
+          </m:r>
+          <m:r>
+            <w:rPr>
+              <w:rFonts w:ascii="Cambria Math" w:eastAsiaTheme="minorEastAsia" w:hAnsi="Cambria Math" w:cs="Times New Roman"/>
+              <w:sz w:val="28"/>
+              <w:szCs w:val="28"/>
+            </w:rPr>
+            <m:t>и</m:t>
+          </m:r>
+          <m:r>
+            <w:rPr>
+              <w:rFonts w:ascii="Cambria Math" w:eastAsiaTheme="minorEastAsia" w:hAnsi="Cambria Math" w:cs="Times New Roman"/>
+              <w:sz w:val="28"/>
+              <w:szCs w:val="28"/>
+              <w:lang w:val="en-US"/>
+            </w:rPr>
+            <m:t xml:space="preserve">, </m:t>
+          </m:r>
+          <m:r>
+            <w:rPr>
+              <w:rFonts w:ascii="Cambria Math" w:eastAsiaTheme="minorEastAsia" w:hAnsi="Cambria Math" w:cs="Times New Roman"/>
+              <w:sz w:val="28"/>
+              <w:szCs w:val="28"/>
+            </w:rPr>
+            <m:t xml:space="preserve">где </m:t>
+          </m:r>
+          <m:sSub>
+            <m:sSubPr>
+              <m:ctrlPr>
+                <w:rPr>
+                  <w:rFonts w:ascii="Cambria Math" w:eastAsiaTheme="minorEastAsia" w:hAnsi="Cambria Math" w:cs="Times New Roman"/>
+                  <w:i/>
+                  <w:sz w:val="28"/>
+                  <w:szCs w:val="28"/>
+                </w:rPr>
+              </m:ctrlPr>
+            </m:sSubPr>
+            <m:e>
+              <m:r>
+                <w:rPr>
+                  <w:rFonts w:ascii="Cambria Math" w:eastAsiaTheme="minorEastAsia" w:hAnsi="Cambria Math" w:cs="Times New Roman"/>
+                  <w:sz w:val="28"/>
+                  <w:szCs w:val="28"/>
+                </w:rPr>
+                <m:t>t</m:t>
+              </m:r>
+            </m:e>
+            <m:sub>
+              <m:r>
+                <w:rPr>
+                  <w:rFonts w:ascii="Cambria Math" w:eastAsiaTheme="minorEastAsia" w:hAnsi="Cambria Math" w:cs="Times New Roman"/>
+                  <w:sz w:val="28"/>
+                  <w:szCs w:val="28"/>
+                </w:rPr>
+                <m:t>j</m:t>
+              </m:r>
+            </m:sub>
+          </m:sSub>
+          <m:r>
+            <w:rPr>
+              <w:rFonts w:ascii="Cambria Math" w:eastAsiaTheme="minorEastAsia" w:hAnsi="Cambria Math" w:cs="Times New Roman"/>
+              <w:sz w:val="28"/>
+              <w:szCs w:val="28"/>
+              <w:lang w:val="en-US"/>
+            </w:rPr>
+            <m:t>=j∙τ</m:t>
+          </m:r>
+        </m:oMath>
+      </m:oMathPara>
+    </w:p>
+    <w:p>
+      <w:pPr>
+        <w:ind w:firstLine="708"/>
+        <w:rPr>
+          <w:rFonts w:ascii="Times New Roman" w:eastAsiaTheme="minorEastAsia" w:hAnsi="Times New Roman" w:cs="Times New Roman"/>
+          <w:i/>
+          <w:sz w:val="28"/>
+          <w:szCs w:val="28"/>
+        </w:rPr>
+      </w:pPr>
+      <m:oMathPara>
+        <m:oMath>
+          <m:r>
+            <w:rPr>
+              <w:rFonts w:ascii="Cambria Math" w:eastAsiaTheme="minorEastAsia" w:hAnsi="Cambria Math" w:cs="Times New Roman"/>
+              <w:sz w:val="28"/>
+              <w:szCs w:val="28"/>
+              <w:lang w:val="en-US"/>
+            </w:rPr>
+            <w:lastRenderedPageBreak/>
+            <m:t>n=</m:t>
+          </m:r>
+          <m:f>
+            <m:fPr>
+              <m:ctrlPr>
+                <w:rPr>
+                  <w:rFonts w:ascii="Cambria Math" w:eastAsiaTheme="minorEastAsia" w:hAnsi="Cambria Math" w:cs="Times New Roman"/>
+                  <w:i/>
+                  <w:sz w:val="28"/>
+                  <w:szCs w:val="28"/>
+                  <w:lang w:val="en-US"/>
+                </w:rPr>
+              </m:ctrlPr>
+            </m:fPr>
+            <m:num>
+              <m:sSub>
+                <m:sSubPr>
+                  <m:ctrlPr>
+                    <w:rPr>
+                      <w:rFonts w:ascii="Cambria Math" w:eastAsiaTheme="minorEastAsia" w:hAnsi="Cambria Math" w:cs="Times New Roman"/>
+                      <w:i/>
+                      <w:sz w:val="28"/>
+                      <w:szCs w:val="28"/>
+                      <w:lang w:val="en-US"/>
+                    </w:rPr>
+                  </m:ctrlPr>
+                </m:sSubPr>
+                <m:e>
+                  <m:r>
+                    <w:rPr>
+                      <w:rFonts w:ascii="Cambria Math" w:eastAsiaTheme="minorEastAsia" w:hAnsi="Cambria Math" w:cs="Times New Roman"/>
+                      <w:sz w:val="28"/>
+                      <w:szCs w:val="28"/>
+                      <w:lang w:val="en-US"/>
+                    </w:rPr>
+                    <m:t>S</m:t>
+                  </m:r>
+                </m:e>
+                <m:sub>
+                  <m:r>
+                    <w:rPr>
+                      <w:rFonts w:ascii="Cambria Math" w:eastAsiaTheme="minorEastAsia" w:hAnsi="Cambria Math" w:cs="Times New Roman"/>
+                      <w:sz w:val="28"/>
+                      <w:szCs w:val="28"/>
+                      <w:lang w:val="en-US"/>
+                    </w:rPr>
+                    <m:t>max</m:t>
+                  </m:r>
+                </m:sub>
+              </m:sSub>
+            </m:num>
+            <m:den>
+              <m:r>
+                <w:rPr>
+                  <w:rFonts w:ascii="Cambria Math" w:eastAsiaTheme="minorEastAsia" w:hAnsi="Cambria Math" w:cs="Times New Roman"/>
+                  <w:sz w:val="28"/>
+                  <w:szCs w:val="28"/>
+                  <w:lang w:val="en-US"/>
+                </w:rPr>
+                <m:t>h</m:t>
+              </m:r>
+            </m:den>
+          </m:f>
+          <m:r>
+            <w:rPr>
+              <w:rFonts w:ascii="Cambria Math" w:eastAsiaTheme="minorEastAsia" w:hAnsi="Cambria Math" w:cs="Times New Roman"/>
+              <w:sz w:val="28"/>
+              <w:szCs w:val="28"/>
+              <w:lang w:val="en-US"/>
+            </w:rPr>
+            <m:t>-</m:t>
+          </m:r>
+          <m:r>
+            <w:rPr>
+              <w:rFonts w:ascii="Cambria Math" w:eastAsiaTheme="minorEastAsia" w:hAnsi="Cambria Math" w:cs="Times New Roman"/>
+              <w:sz w:val="28"/>
+              <w:szCs w:val="28"/>
+            </w:rPr>
+            <m:t>количество узлов по горизонтали (</m:t>
+          </m:r>
+          <m:r>
+            <w:rPr>
+              <w:rFonts w:ascii="Cambria Math" w:eastAsiaTheme="minorEastAsia" w:hAnsi="Cambria Math" w:cs="Times New Roman"/>
+              <w:sz w:val="28"/>
+              <w:szCs w:val="28"/>
+            </w:rPr>
+            <m:t>цене</m:t>
+          </m:r>
+          <m:r>
+            <w:rPr>
+              <w:rFonts w:ascii="Cambria Math" w:eastAsiaTheme="minorEastAsia" w:hAnsi="Cambria Math" w:cs="Times New Roman"/>
+              <w:sz w:val="28"/>
+              <w:szCs w:val="28"/>
+            </w:rPr>
+            <m:t xml:space="preserve"> </m:t>
+          </m:r>
+          <m:r>
+            <w:rPr>
+              <w:rFonts w:ascii="Cambria Math" w:eastAsiaTheme="minorEastAsia" w:hAnsi="Cambria Math" w:cs="Times New Roman"/>
+              <w:sz w:val="28"/>
+              <w:szCs w:val="28"/>
+              <w:lang w:val="en-US"/>
+            </w:rPr>
+            <m:t>базового актива S</m:t>
+          </m:r>
+          <m:r>
+            <w:rPr>
+              <w:rFonts w:ascii="Cambria Math" w:eastAsiaTheme="minorEastAsia" w:hAnsi="Cambria Math" w:cs="Times New Roman"/>
+              <w:sz w:val="28"/>
+              <w:szCs w:val="28"/>
+            </w:rPr>
+            <m:t>)</m:t>
+          </m:r>
+        </m:oMath>
+      </m:oMathPara>
+    </w:p>
+    <w:p>
+      <w:pPr>
+        <w:ind w:firstLine="708"/>
+        <w:rPr>
+          <w:rFonts w:ascii="Times New Roman" w:eastAsiaTheme="minorEastAsia" w:hAnsi="Times New Roman" w:cs="Times New Roman"/>
+          <w:sz w:val="28"/>
+          <w:szCs w:val="28"/>
+        </w:rPr>
+      </w:pPr>
+      <m:oMathPara>
+        <m:oMath>
+          <m:r>
+            <w:rPr>
+              <w:rFonts w:ascii="Cambria Math" w:eastAsiaTheme="minorEastAsia" w:hAnsi="Cambria Math" w:cs="Times New Roman"/>
+              <w:sz w:val="28"/>
+              <w:szCs w:val="28"/>
+            </w:rPr>
+            <m:t>m=</m:t>
+          </m:r>
+          <m:d>
+            <m:dPr>
+              <m:begChr m:val="⌊"/>
+              <m:endChr m:val="⌋"/>
+              <m:ctrlPr>
+                <w:rPr>
+                  <w:rFonts w:ascii="Cambria Math" w:eastAsiaTheme="minorEastAsia" w:hAnsi="Cambria Math" w:cs="Times New Roman"/>
+                  <w:i/>
+                  <w:sz w:val="28"/>
+                  <w:szCs w:val="28"/>
+                </w:rPr>
+              </m:ctrlPr>
+            </m:dPr>
+            <m:e>
+              <m:f>
+                <m:fPr>
+                  <m:ctrlPr>
+                    <w:rPr>
+                      <w:rFonts w:ascii="Cambria Math" w:eastAsiaTheme="minorEastAsia" w:hAnsi="Cambria Math" w:cs="Times New Roman"/>
+                      <w:i/>
+                      <w:sz w:val="28"/>
+                      <w:szCs w:val="28"/>
+                    </w:rPr>
+                  </m:ctrlPr>
+                </m:fPr>
+                <m:num>
+                  <m:r>
+                    <w:rPr>
+                      <w:rFonts w:ascii="Cambria Math" w:eastAsiaTheme="minorEastAsia" w:hAnsi="Cambria Math" w:cs="Times New Roman"/>
+                      <w:sz w:val="28"/>
+                      <w:szCs w:val="28"/>
+                    </w:rPr>
+                    <m:t>T</m:t>
+                  </m:r>
+                </m:num>
+                <m:den>
+                  <m:r>
+                    <w:rPr>
+                      <w:rFonts w:ascii="Cambria Math" w:eastAsiaTheme="minorEastAsia" w:hAnsi="Cambria Math" w:cs="Times New Roman"/>
+                      <w:sz w:val="28"/>
+                      <w:szCs w:val="28"/>
+                    </w:rPr>
+                    <m:t>τ</m:t>
+                  </m:r>
+                </m:den>
+              </m:f>
+            </m:e>
+          </m:d>
+          <m:r>
+            <w:rPr>
+              <w:rFonts w:ascii="Cambria Math" w:eastAsiaTheme="minorEastAsia" w:hAnsi="Cambria Math" w:cs="Times New Roman"/>
+              <w:sz w:val="28"/>
+              <w:szCs w:val="28"/>
+            </w:rPr>
+            <m:t>+1-количество узлов по вертикали (</m:t>
+          </m:r>
+          <m:r>
+            <w:rPr>
+              <w:rFonts w:ascii="Cambria Math" w:eastAsiaTheme="minorEastAsia" w:hAnsi="Cambria Math" w:cs="Times New Roman"/>
+              <w:sz w:val="28"/>
+              <w:szCs w:val="28"/>
+            </w:rPr>
+            <m:t xml:space="preserve">по </m:t>
+          </m:r>
+          <m:r>
+            <w:rPr>
+              <w:rFonts w:ascii="Cambria Math" w:eastAsiaTheme="minorEastAsia" w:hAnsi="Cambria Math" w:cs="Times New Roman"/>
+              <w:sz w:val="28"/>
+              <w:szCs w:val="28"/>
+            </w:rPr>
+            <m:t>врем</m:t>
+          </m:r>
+          <m:r>
+            <w:rPr>
+              <w:rFonts w:ascii="Cambria Math" w:eastAsiaTheme="minorEastAsia" w:hAnsi="Cambria Math" w:cs="Times New Roman"/>
+              <w:sz w:val="28"/>
+              <w:szCs w:val="28"/>
+            </w:rPr>
+            <m:t>ени</m:t>
+          </m:r>
+          <m:r>
+            <w:rPr>
+              <w:rFonts w:ascii="Cambria Math" w:eastAsiaTheme="minorEastAsia" w:hAnsi="Cambria Math" w:cs="Times New Roman"/>
+              <w:sz w:val="28"/>
+              <w:szCs w:val="28"/>
+            </w:rPr>
+            <m:t xml:space="preserve"> t)</m:t>
+          </m:r>
+        </m:oMath>
+      </m:oMathPara>
+    </w:p>
+    <w:p>
+      <w:pPr>
         <w:pStyle w:val="1"/>
         <w:rPr>
           <w:rStyle w:val="a7"/>
@@ -6916,7 +8467,7 @@
           <w:bCs w:val="0"/>
         </w:rPr>
       </w:pPr>
-      <w:bookmarkStart w:id="7" w:name="_Toc58797334"/>
+      <w:bookmarkStart w:id="7" w:name="_Toc58806533"/>
       <w:r>
         <w:rPr>
           <w:rStyle w:val="a7"/>
@@ -6939,7 +8490,7 @@
       <w:pPr>
         <w:pStyle w:val="2"/>
       </w:pPr>
-      <w:bookmarkStart w:id="8" w:name="_Toc58797335"/>
+      <w:bookmarkStart w:id="8" w:name="_Toc58806534"/>
       <w:r>
         <w:t xml:space="preserve">2.1 </w:t>
       </w:r>
@@ -6974,7 +8525,15 @@
         <w:t xml:space="preserve"> в конкретной точке</w:t>
       </w:r>
       <w:r>
-        <w:t xml:space="preserve"> от шага для u(x)=sin(x)</w:t>
+        <w:t xml:space="preserve"> от шага для u(x)=</w:t>
+      </w:r>
+      <w:proofErr w:type="spellStart"/>
+      <w:r>
+        <w:t>sin</w:t>
+      </w:r>
+      <w:proofErr w:type="spellEnd"/>
+      <w:r>
+        <w:t>(x)</w:t>
       </w:r>
     </w:p>
     <w:p>
@@ -13046,65 +14605,51 @@
           <w:sz w:val="28"/>
           <w:szCs w:val="28"/>
         </w:rPr>
-        <w:t xml:space="preserve">приведённых ниже, разностные схемы дают лучшую (близкую к теоретической) точность близко к середине отрезка </w:t>
+        <w:t>приведённых ниже, разностные схемы дают лучшую (близкую к теоретической) точность близко к</w:t>
+      </w:r>
+      <w:r>
+        <w:rPr>
+          <w:rFonts w:ascii="Times New Roman" w:hAnsi="Times New Roman" w:cs="Times New Roman"/>
+          <w:sz w:val="28"/>
+          <w:szCs w:val="28"/>
+          <w:lang w:val="en-US"/>
+        </w:rPr>
+        <w:t xml:space="preserve"> “</w:t>
+      </w:r>
+      <w:r>
+        <w:rPr>
+          <w:rFonts w:ascii="Times New Roman" w:hAnsi="Times New Roman" w:cs="Times New Roman"/>
+          <w:sz w:val="28"/>
+          <w:szCs w:val="28"/>
+        </w:rPr>
+        <w:t>центральному</w:t>
+      </w:r>
+      <w:r>
+        <w:rPr>
+          <w:rFonts w:ascii="Times New Roman" w:hAnsi="Times New Roman" w:cs="Times New Roman"/>
+          <w:sz w:val="28"/>
+          <w:szCs w:val="28"/>
+          <w:lang w:val="en-US"/>
+        </w:rPr>
+        <w:t xml:space="preserve">” </w:t>
+      </w:r>
+      <w:r>
+        <w:rPr>
+          <w:rFonts w:ascii="Times New Roman" w:hAnsi="Times New Roman" w:cs="Times New Roman"/>
+          <w:sz w:val="28"/>
+          <w:szCs w:val="28"/>
+        </w:rPr>
+        <w:t xml:space="preserve">значению </w:t>
       </w:r>
       <m:oMath>
-        <m:d>
-          <m:dPr>
-            <m:begChr m:val="["/>
-            <m:endChr m:val="]"/>
-            <m:ctrlPr>
-              <w:rPr>
-                <w:rFonts w:ascii="Cambria Math" w:hAnsi="Cambria Math" w:cs="Times New Roman"/>
-                <w:i/>
-                <w:sz w:val="28"/>
-                <w:szCs w:val="28"/>
-              </w:rPr>
-            </m:ctrlPr>
-          </m:dPr>
-          <m:e>
-            <m:sSup>
-              <m:sSupPr>
-                <m:ctrlPr>
-                  <w:rPr>
-                    <w:rFonts w:ascii="Cambria Math" w:hAnsi="Cambria Math" w:cs="Times New Roman"/>
-                    <w:i/>
-                    <w:sz w:val="28"/>
-                    <w:szCs w:val="28"/>
-                  </w:rPr>
-                </m:ctrlPr>
-              </m:sSupPr>
-              <m:e>
-                <m:r>
-                  <w:rPr>
-                    <w:rFonts w:ascii="Cambria Math" w:hAnsi="Cambria Math" w:cs="Times New Roman"/>
-                    <w:sz w:val="28"/>
-                    <w:szCs w:val="28"/>
-                  </w:rPr>
-                  <m:t>10</m:t>
-                </m:r>
-              </m:e>
-              <m:sup>
-                <m:r>
-                  <w:rPr>
-                    <w:rFonts w:ascii="Cambria Math" w:hAnsi="Cambria Math" w:cs="Times New Roman"/>
-                    <w:sz w:val="28"/>
-                    <w:szCs w:val="28"/>
-                  </w:rPr>
-                  <m:t>-16</m:t>
-                </m:r>
-              </m:sup>
-            </m:sSup>
-            <m:r>
-              <w:rPr>
-                <w:rFonts w:ascii="Cambria Math" w:hAnsi="Cambria Math" w:cs="Times New Roman"/>
-                <w:sz w:val="28"/>
-                <w:szCs w:val="28"/>
-              </w:rPr>
-              <m:t>,1</m:t>
-            </m:r>
-          </m:e>
-        </m:d>
+        <m:r>
+          <w:rPr>
+            <w:rFonts w:ascii="Cambria Math" w:hAnsi="Cambria Math" w:cs="Times New Roman"/>
+            <w:sz w:val="28"/>
+            <w:szCs w:val="28"/>
+          </w:rPr>
+          <m:t>h</m:t>
+        </m:r>
       </m:oMath>
       <w:r>
         <w:rPr>
@@ -13301,7 +14846,7 @@
       <w:pPr>
         <w:pStyle w:val="2"/>
       </w:pPr>
-      <w:bookmarkStart w:id="9" w:name="_Toc58797336"/>
+      <w:bookmarkStart w:id="9" w:name="_Toc58806535"/>
       <w:r>
         <w:lastRenderedPageBreak/>
         <w:t xml:space="preserve">2.2 </w:t>
@@ -16027,7 +17572,7 @@
       <w:pPr>
         <w:pStyle w:val="2"/>
       </w:pPr>
-      <w:bookmarkStart w:id="10" w:name="_Toc58797337"/>
+      <w:bookmarkStart w:id="10" w:name="_Toc58806536"/>
       <w:r>
         <w:t>2.3 МКР для параболического УЧР</w:t>
       </w:r>
@@ -21646,7 +23191,22 @@
         <w:t xml:space="preserve"> </w:t>
       </w:r>
       <w:r>
-        <w:t>График приближённого решения через метод Кранка-Николсона</w:t>
+        <w:t>П</w:t>
+      </w:r>
+      <w:r>
+        <w:t>риближённо</w:t>
+      </w:r>
+      <w:r>
+        <w:t>е</w:t>
+      </w:r>
+      <w:r>
+        <w:t xml:space="preserve"> решени</w:t>
+      </w:r>
+      <w:r>
+        <w:t>е</w:t>
+      </w:r>
+      <w:r>
+        <w:t xml:space="preserve"> через метод Кранка-Николсона</w:t>
       </w:r>
     </w:p>
     <w:p>
@@ -21725,7 +23285,7 @@
           <w:rFonts w:eastAsiaTheme="minorEastAsia"/>
         </w:rPr>
       </w:pPr>
-      <w:bookmarkStart w:id="11" w:name="_Toc58797338"/>
+      <w:bookmarkStart w:id="11" w:name="_Toc58806537"/>
       <w:r>
         <w:rPr>
           <w:rFonts w:eastAsiaTheme="minorEastAsia"/>
@@ -21738,46 +23298,3496 @@
       <w:pPr>
         <w:ind w:firstLine="708"/>
         <w:rPr>
-          <w:rFonts w:ascii="Times New Roman" w:hAnsi="Times New Roman" w:cs="Times New Roman"/>
-          <w:sz w:val="28"/>
-          <w:szCs w:val="28"/>
-        </w:rPr>
-      </w:pPr>
-      <w:r>
-        <w:rPr>
-          <w:rFonts w:ascii="Times New Roman" w:hAnsi="Times New Roman" w:cs="Times New Roman"/>
-          <w:sz w:val="28"/>
-          <w:szCs w:val="28"/>
-        </w:rPr>
-        <w:t>Ф</w:t>
-      </w:r>
-      <w:r>
-        <w:rPr>
-          <w:rFonts w:ascii="Times New Roman" w:hAnsi="Times New Roman" w:cs="Times New Roman"/>
-          <w:sz w:val="28"/>
-          <w:szCs w:val="28"/>
-        </w:rPr>
-        <w:t>ы</w:t>
+          <w:rFonts w:ascii="Times New Roman" w:eastAsiaTheme="majorEastAsia" w:hAnsi="Times New Roman" w:cs="Times New Roman"/>
+          <w:sz w:val="28"/>
+          <w:szCs w:val="28"/>
+        </w:rPr>
+      </w:pPr>
+      <w:r>
+        <w:rPr>
+          <w:rFonts w:ascii="Times New Roman" w:eastAsiaTheme="majorEastAsia" w:hAnsi="Times New Roman" w:cs="Times New Roman"/>
+          <w:sz w:val="28"/>
+          <w:szCs w:val="28"/>
+        </w:rPr>
+        <w:t>Запишем СЛАУ с трёхдиагональной матрицей для весовой схемы:</w:t>
       </w:r>
     </w:p>
     <w:p>
       <w:pPr>
-        <w:pStyle w:val="1"/>
-      </w:pPr>
-      <w:bookmarkStart w:id="12" w:name="_Toc58797339"/>
-      <w:r>
-        <w:t>3</w:t>
-      </w:r>
-      <w:r>
+        <w:ind w:firstLine="708"/>
+        <w:rPr>
+          <w:rFonts w:ascii="Times New Roman" w:eastAsiaTheme="majorEastAsia" w:hAnsi="Times New Roman" w:cs="Times New Roman"/>
+          <w:i/>
+          <w:sz w:val="28"/>
+          <w:szCs w:val="28"/>
+          <w:lang w:val="en-US"/>
+        </w:rPr>
+      </w:pPr>
+      <m:oMathPara>
+        <m:oMath>
+          <m:f>
+            <m:fPr>
+              <m:ctrlPr>
+                <w:rPr>
+                  <w:rFonts w:ascii="Cambria Math" w:eastAsiaTheme="majorEastAsia" w:hAnsi="Cambria Math" w:cs="Times New Roman"/>
+                  <w:i/>
+                  <w:sz w:val="28"/>
+                  <w:szCs w:val="28"/>
+                </w:rPr>
+              </m:ctrlPr>
+            </m:fPr>
+            <m:num>
+              <m:r>
+                <w:rPr>
+                  <w:rFonts w:ascii="Cambria Math" w:eastAsiaTheme="majorEastAsia" w:hAnsi="Cambria Math" w:cs="Times New Roman"/>
+                  <w:sz w:val="28"/>
+                  <w:szCs w:val="28"/>
+                </w:rPr>
+                <m:t>1</m:t>
+              </m:r>
+            </m:num>
+            <m:den>
+              <m:r>
+                <w:rPr>
+                  <w:rFonts w:ascii="Cambria Math" w:eastAsiaTheme="majorEastAsia" w:hAnsi="Cambria Math" w:cs="Times New Roman"/>
+                  <w:sz w:val="28"/>
+                  <w:szCs w:val="28"/>
+                </w:rPr>
+                <m:t>2</m:t>
+              </m:r>
+            </m:den>
+          </m:f>
+          <m:r>
+            <w:rPr>
+              <w:rFonts w:ascii="Cambria Math" w:eastAsiaTheme="majorEastAsia" w:hAnsi="Cambria Math" w:cs="Times New Roman"/>
+              <w:sz w:val="28"/>
+              <w:szCs w:val="28"/>
+            </w:rPr>
+            <m:t>≤α&lt;1-вес схемы</m:t>
+          </m:r>
+        </m:oMath>
+      </m:oMathPara>
+    </w:p>
+    <w:p>
+      <w:pPr>
+        <w:rPr>
+          <w:rFonts w:ascii="Times New Roman" w:eastAsiaTheme="minorEastAsia" w:hAnsi="Times New Roman" w:cs="Times New Roman"/>
+          <w:sz w:val="28"/>
+          <w:szCs w:val="28"/>
+        </w:rPr>
+      </w:pPr>
+      <m:oMathPara>
+        <m:oMath>
+          <m:sSub>
+            <m:sSubPr>
+              <m:ctrlPr>
+                <w:rPr>
+                  <w:rFonts w:ascii="Cambria Math" w:hAnsi="Cambria Math" w:cs="Times New Roman"/>
+                  <w:i/>
+                  <w:sz w:val="28"/>
+                  <w:szCs w:val="28"/>
+                </w:rPr>
+              </m:ctrlPr>
+            </m:sSubPr>
+            <m:e>
+              <m:r>
+                <w:rPr>
+                  <w:rFonts w:ascii="Cambria Math" w:hAnsi="Cambria Math" w:cs="Times New Roman"/>
+                  <w:sz w:val="28"/>
+                  <w:szCs w:val="28"/>
+                </w:rPr>
+                <m:t>a</m:t>
+              </m:r>
+            </m:e>
+            <m:sub>
+              <m:r>
+                <w:rPr>
+                  <w:rFonts w:ascii="Cambria Math" w:hAnsi="Cambria Math" w:cs="Times New Roman"/>
+                  <w:sz w:val="28"/>
+                  <w:szCs w:val="28"/>
+                </w:rPr>
+                <m:t>i-1</m:t>
+              </m:r>
+            </m:sub>
+          </m:sSub>
+          <m:r>
+            <w:rPr>
+              <w:rFonts w:ascii="Cambria Math" w:hAnsi="Cambria Math" w:cs="Times New Roman"/>
+              <w:sz w:val="28"/>
+              <w:szCs w:val="28"/>
+            </w:rPr>
+            <m:t>∙</m:t>
+          </m:r>
+          <m:sSubSup>
+            <m:sSubSupPr>
+              <m:ctrlPr>
+                <w:rPr>
+                  <w:rFonts w:ascii="Cambria Math" w:hAnsi="Cambria Math" w:cs="Times New Roman"/>
+                  <w:i/>
+                  <w:sz w:val="28"/>
+                  <w:szCs w:val="28"/>
+                </w:rPr>
+              </m:ctrlPr>
+            </m:sSubSupPr>
+            <m:e>
+              <m:r>
+                <w:rPr>
+                  <w:rFonts w:ascii="Cambria Math" w:hAnsi="Cambria Math" w:cs="Times New Roman"/>
+                  <w:sz w:val="28"/>
+                  <w:szCs w:val="28"/>
+                  <w:lang w:val="en-US"/>
+                </w:rPr>
+                <m:t>V</m:t>
+              </m:r>
+            </m:e>
+            <m:sub>
+              <m:r>
+                <w:rPr>
+                  <w:rFonts w:ascii="Cambria Math" w:hAnsi="Cambria Math" w:cs="Times New Roman"/>
+                  <w:sz w:val="28"/>
+                  <w:szCs w:val="28"/>
+                </w:rPr>
+                <m:t>i-1</m:t>
+              </m:r>
+            </m:sub>
+            <m:sup>
+              <m:r>
+                <w:rPr>
+                  <w:rFonts w:ascii="Cambria Math" w:hAnsi="Cambria Math" w:cs="Times New Roman"/>
+                  <w:sz w:val="28"/>
+                  <w:szCs w:val="28"/>
+                </w:rPr>
+                <m:t>j</m:t>
+              </m:r>
+            </m:sup>
+          </m:sSubSup>
+          <m:r>
+            <w:rPr>
+              <w:rFonts w:ascii="Cambria Math" w:hAnsi="Cambria Math" w:cs="Times New Roman"/>
+              <w:sz w:val="28"/>
+              <w:szCs w:val="28"/>
+            </w:rPr>
+            <m:t>+</m:t>
+          </m:r>
+          <m:sSub>
+            <m:sSubPr>
+              <m:ctrlPr>
+                <w:rPr>
+                  <w:rFonts w:ascii="Cambria Math" w:hAnsi="Cambria Math" w:cs="Times New Roman"/>
+                  <w:i/>
+                  <w:sz w:val="28"/>
+                  <w:szCs w:val="28"/>
+                </w:rPr>
+              </m:ctrlPr>
+            </m:sSubPr>
+            <m:e>
+              <m:r>
+                <w:rPr>
+                  <w:rFonts w:ascii="Cambria Math" w:hAnsi="Cambria Math" w:cs="Times New Roman"/>
+                  <w:sz w:val="28"/>
+                  <w:szCs w:val="28"/>
+                </w:rPr>
+                <m:t>b</m:t>
+              </m:r>
+            </m:e>
+            <m:sub>
+              <m:r>
+                <w:rPr>
+                  <w:rFonts w:ascii="Cambria Math" w:hAnsi="Cambria Math" w:cs="Times New Roman"/>
+                  <w:sz w:val="28"/>
+                  <w:szCs w:val="28"/>
+                </w:rPr>
+                <m:t>i-1</m:t>
+              </m:r>
+            </m:sub>
+          </m:sSub>
+          <m:r>
+            <w:rPr>
+              <w:rFonts w:ascii="Cambria Math" w:hAnsi="Cambria Math" w:cs="Times New Roman"/>
+              <w:sz w:val="28"/>
+              <w:szCs w:val="28"/>
+            </w:rPr>
+            <m:t>∙</m:t>
+          </m:r>
+          <m:sSubSup>
+            <m:sSubSupPr>
+              <m:ctrlPr>
+                <w:rPr>
+                  <w:rFonts w:ascii="Cambria Math" w:hAnsi="Cambria Math" w:cs="Times New Roman"/>
+                  <w:i/>
+                  <w:sz w:val="28"/>
+                  <w:szCs w:val="28"/>
+                </w:rPr>
+              </m:ctrlPr>
+            </m:sSubSupPr>
+            <m:e>
+              <m:r>
+                <w:rPr>
+                  <w:rFonts w:ascii="Cambria Math" w:hAnsi="Cambria Math" w:cs="Times New Roman"/>
+                  <w:sz w:val="28"/>
+                  <w:szCs w:val="28"/>
+                </w:rPr>
+                <m:t>V</m:t>
+              </m:r>
+            </m:e>
+            <m:sub>
+              <m:r>
+                <w:rPr>
+                  <w:rFonts w:ascii="Cambria Math" w:hAnsi="Cambria Math" w:cs="Times New Roman"/>
+                  <w:sz w:val="28"/>
+                  <w:szCs w:val="28"/>
+                </w:rPr>
+                <m:t>i</m:t>
+              </m:r>
+            </m:sub>
+            <m:sup>
+              <m:r>
+                <w:rPr>
+                  <w:rFonts w:ascii="Cambria Math" w:hAnsi="Cambria Math" w:cs="Times New Roman"/>
+                  <w:sz w:val="28"/>
+                  <w:szCs w:val="28"/>
+                </w:rPr>
+                <m:t>j</m:t>
+              </m:r>
+            </m:sup>
+          </m:sSubSup>
+          <m:r>
+            <w:rPr>
+              <w:rFonts w:ascii="Cambria Math" w:hAnsi="Cambria Math" w:cs="Times New Roman"/>
+              <w:sz w:val="28"/>
+              <w:szCs w:val="28"/>
+            </w:rPr>
+            <m:t>+</m:t>
+          </m:r>
+          <m:sSub>
+            <m:sSubPr>
+              <m:ctrlPr>
+                <w:rPr>
+                  <w:rFonts w:ascii="Cambria Math" w:hAnsi="Cambria Math" w:cs="Times New Roman"/>
+                  <w:i/>
+                  <w:sz w:val="28"/>
+                  <w:szCs w:val="28"/>
+                </w:rPr>
+              </m:ctrlPr>
+            </m:sSubPr>
+            <m:e>
+              <m:r>
+                <w:rPr>
+                  <w:rFonts w:ascii="Cambria Math" w:hAnsi="Cambria Math" w:cs="Times New Roman"/>
+                  <w:sz w:val="28"/>
+                  <w:szCs w:val="28"/>
+                </w:rPr>
+                <m:t>c</m:t>
+              </m:r>
+            </m:e>
+            <m:sub>
+              <m:r>
+                <w:rPr>
+                  <w:rFonts w:ascii="Cambria Math" w:hAnsi="Cambria Math" w:cs="Times New Roman"/>
+                  <w:sz w:val="28"/>
+                  <w:szCs w:val="28"/>
+                </w:rPr>
+                <m:t>i-1</m:t>
+              </m:r>
+            </m:sub>
+          </m:sSub>
+          <m:r>
+            <w:rPr>
+              <w:rFonts w:ascii="Cambria Math" w:hAnsi="Cambria Math" w:cs="Times New Roman"/>
+              <w:sz w:val="28"/>
+              <w:szCs w:val="28"/>
+            </w:rPr>
+            <m:t>∙</m:t>
+          </m:r>
+          <m:sSubSup>
+            <m:sSubSupPr>
+              <m:ctrlPr>
+                <w:rPr>
+                  <w:rFonts w:ascii="Cambria Math" w:hAnsi="Cambria Math" w:cs="Times New Roman"/>
+                  <w:i/>
+                  <w:sz w:val="28"/>
+                  <w:szCs w:val="28"/>
+                </w:rPr>
+              </m:ctrlPr>
+            </m:sSubSupPr>
+            <m:e>
+              <m:r>
+                <w:rPr>
+                  <w:rFonts w:ascii="Cambria Math" w:hAnsi="Cambria Math" w:cs="Times New Roman"/>
+                  <w:sz w:val="28"/>
+                  <w:szCs w:val="28"/>
+                </w:rPr>
+                <m:t>V</m:t>
+              </m:r>
+            </m:e>
+            <m:sub>
+              <m:r>
+                <w:rPr>
+                  <w:rFonts w:ascii="Cambria Math" w:hAnsi="Cambria Math" w:cs="Times New Roman"/>
+                  <w:sz w:val="28"/>
+                  <w:szCs w:val="28"/>
+                </w:rPr>
+                <m:t>i+1</m:t>
+              </m:r>
+            </m:sub>
+            <m:sup>
+              <m:r>
+                <w:rPr>
+                  <w:rFonts w:ascii="Cambria Math" w:hAnsi="Cambria Math" w:cs="Times New Roman"/>
+                  <w:sz w:val="28"/>
+                  <w:szCs w:val="28"/>
+                </w:rPr>
+                <m:t>j</m:t>
+              </m:r>
+            </m:sup>
+          </m:sSubSup>
+          <m:r>
+            <w:rPr>
+              <w:rFonts w:ascii="Cambria Math" w:hAnsi="Cambria Math" w:cs="Times New Roman"/>
+              <w:sz w:val="28"/>
+              <w:szCs w:val="28"/>
+            </w:rPr>
+            <m:t>=</m:t>
+          </m:r>
+          <m:sSubSup>
+            <m:sSubSupPr>
+              <m:ctrlPr>
+                <w:rPr>
+                  <w:rFonts w:ascii="Cambria Math" w:hAnsi="Cambria Math" w:cs="Times New Roman"/>
+                  <w:i/>
+                  <w:sz w:val="28"/>
+                  <w:szCs w:val="28"/>
+                </w:rPr>
+              </m:ctrlPr>
+            </m:sSubSupPr>
+            <m:e>
+              <m:r>
+                <w:rPr>
+                  <w:rFonts w:ascii="Cambria Math" w:hAnsi="Cambria Math" w:cs="Times New Roman"/>
+                  <w:sz w:val="28"/>
+                  <w:szCs w:val="28"/>
+                </w:rPr>
+                <m:t>d</m:t>
+              </m:r>
+            </m:e>
+            <m:sub>
+              <m:r>
+                <w:rPr>
+                  <w:rFonts w:ascii="Cambria Math" w:hAnsi="Cambria Math" w:cs="Times New Roman"/>
+                  <w:sz w:val="28"/>
+                  <w:szCs w:val="28"/>
+                </w:rPr>
+                <m:t>i-1</m:t>
+              </m:r>
+            </m:sub>
+            <m:sup>
+              <m:r>
+                <w:rPr>
+                  <w:rFonts w:ascii="Cambria Math" w:hAnsi="Cambria Math" w:cs="Times New Roman"/>
+                  <w:sz w:val="28"/>
+                  <w:szCs w:val="28"/>
+                </w:rPr>
+                <m:t>j</m:t>
+              </m:r>
+              <m:r>
+                <w:rPr>
+                  <w:rFonts w:ascii="Cambria Math" w:hAnsi="Cambria Math" w:cs="Times New Roman"/>
+                  <w:sz w:val="28"/>
+                  <w:szCs w:val="28"/>
+                </w:rPr>
+                <m:t>+1</m:t>
+              </m:r>
+            </m:sup>
+          </m:sSubSup>
+          <m:r>
+            <w:rPr>
+              <w:rFonts w:ascii="Cambria Math" w:eastAsiaTheme="minorEastAsia" w:hAnsi="Cambria Math" w:cs="Times New Roman"/>
+              <w:sz w:val="28"/>
+              <w:szCs w:val="28"/>
+            </w:rPr>
+            <m:t>,i=</m:t>
+          </m:r>
+          <m:acc>
+            <m:accPr>
+              <m:chr m:val="̅"/>
+              <m:ctrlPr>
+                <w:rPr>
+                  <w:rFonts w:ascii="Cambria Math" w:eastAsiaTheme="minorEastAsia" w:hAnsi="Cambria Math" w:cs="Times New Roman"/>
+                  <w:i/>
+                  <w:sz w:val="28"/>
+                  <w:szCs w:val="28"/>
+                </w:rPr>
+              </m:ctrlPr>
+            </m:accPr>
+            <m:e>
+              <m:r>
+                <w:rPr>
+                  <w:rFonts w:ascii="Cambria Math" w:eastAsiaTheme="minorEastAsia" w:hAnsi="Cambria Math" w:cs="Times New Roman"/>
+                  <w:sz w:val="28"/>
+                  <w:szCs w:val="28"/>
+                </w:rPr>
+                <m:t>1,n-2</m:t>
+              </m:r>
+            </m:e>
+          </m:acc>
+          <m:r>
+            <w:rPr>
+              <w:rFonts w:ascii="Cambria Math" w:eastAsiaTheme="minorEastAsia" w:hAnsi="Cambria Math" w:cs="Times New Roman"/>
+              <w:sz w:val="28"/>
+              <w:szCs w:val="28"/>
+            </w:rPr>
+            <m:t>,j=</m:t>
+          </m:r>
+          <m:acc>
+            <m:accPr>
+              <m:chr m:val="̅"/>
+              <m:ctrlPr>
+                <w:rPr>
+                  <w:rFonts w:ascii="Cambria Math" w:eastAsiaTheme="minorEastAsia" w:hAnsi="Cambria Math" w:cs="Times New Roman"/>
+                  <w:i/>
+                  <w:sz w:val="28"/>
+                  <w:szCs w:val="28"/>
+                </w:rPr>
+              </m:ctrlPr>
+            </m:accPr>
+            <m:e>
+              <m:r>
+                <w:rPr>
+                  <w:rFonts w:ascii="Cambria Math" w:eastAsiaTheme="minorEastAsia" w:hAnsi="Cambria Math" w:cs="Times New Roman"/>
+                  <w:sz w:val="28"/>
+                  <w:szCs w:val="28"/>
+                </w:rPr>
+                <m:t>m-2</m:t>
+              </m:r>
+              <m:r>
+                <w:rPr>
+                  <w:rFonts w:ascii="Cambria Math" w:eastAsiaTheme="minorEastAsia" w:hAnsi="Cambria Math" w:cs="Times New Roman"/>
+                  <w:sz w:val="28"/>
+                  <w:szCs w:val="28"/>
+                </w:rPr>
+                <m:t>,</m:t>
+              </m:r>
+              <m:r>
+                <w:rPr>
+                  <w:rFonts w:ascii="Cambria Math" w:eastAsiaTheme="minorEastAsia" w:hAnsi="Cambria Math" w:cs="Times New Roman"/>
+                  <w:sz w:val="28"/>
+                  <w:szCs w:val="28"/>
+                </w:rPr>
+                <m:t>0</m:t>
+              </m:r>
+            </m:e>
+          </m:acc>
+        </m:oMath>
+      </m:oMathPara>
+    </w:p>
+    <w:p>
+      <w:pPr>
+        <w:rPr>
+          <w:rFonts w:ascii="Times New Roman" w:eastAsiaTheme="minorEastAsia" w:hAnsi="Times New Roman" w:cs="Times New Roman"/>
+          <w:i/>
+          <w:sz w:val="28"/>
+          <w:szCs w:val="28"/>
+        </w:rPr>
+      </w:pPr>
+      <m:oMathPara>
+        <m:oMath>
+          <m:sSub>
+            <m:sSubPr>
+              <m:ctrlPr>
+                <w:rPr>
+                  <w:rFonts w:ascii="Cambria Math" w:hAnsi="Cambria Math" w:cs="Times New Roman"/>
+                  <w:i/>
+                  <w:sz w:val="28"/>
+                  <w:szCs w:val="28"/>
+                </w:rPr>
+              </m:ctrlPr>
+            </m:sSubPr>
+            <m:e>
+              <m:r>
+                <w:rPr>
+                  <w:rFonts w:ascii="Cambria Math" w:hAnsi="Cambria Math" w:cs="Times New Roman"/>
+                  <w:sz w:val="28"/>
+                  <w:szCs w:val="28"/>
+                </w:rPr>
+                <m:t>a</m:t>
+              </m:r>
+            </m:e>
+            <m:sub>
+              <m:r>
+                <w:rPr>
+                  <w:rFonts w:ascii="Cambria Math" w:hAnsi="Cambria Math" w:cs="Times New Roman"/>
+                  <w:sz w:val="28"/>
+                  <w:szCs w:val="28"/>
+                </w:rPr>
+                <m:t>i</m:t>
+              </m:r>
+            </m:sub>
+          </m:sSub>
+          <m:r>
+            <w:rPr>
+              <w:rFonts w:ascii="Cambria Math" w:hAnsi="Cambria Math" w:cs="Times New Roman"/>
+              <w:sz w:val="28"/>
+              <w:szCs w:val="28"/>
+            </w:rPr>
+            <m:t>=</m:t>
+          </m:r>
+          <m:d>
+            <m:dPr>
+              <m:begChr m:val="{"/>
+              <m:endChr m:val=""/>
+              <m:ctrlPr>
+                <w:rPr>
+                  <w:rFonts w:ascii="Cambria Math" w:eastAsiaTheme="minorEastAsia" w:hAnsi="Cambria Math" w:cs="Times New Roman"/>
+                  <w:i/>
+                  <w:sz w:val="28"/>
+                  <w:szCs w:val="28"/>
+                </w:rPr>
+              </m:ctrlPr>
+            </m:dPr>
+            <m:e>
+              <m:eqArr>
+                <m:eqArrPr>
+                  <m:ctrlPr>
+                    <w:rPr>
+                      <w:rFonts w:ascii="Cambria Math" w:eastAsiaTheme="minorEastAsia" w:hAnsi="Cambria Math" w:cs="Times New Roman"/>
+                      <w:i/>
+                      <w:sz w:val="28"/>
+                      <w:szCs w:val="28"/>
+                    </w:rPr>
+                  </m:ctrlPr>
+                </m:eqArrPr>
+                <m:e>
+                  <m:r>
+                    <w:rPr>
+                      <w:rFonts w:ascii="Cambria Math" w:hAnsi="Cambria Math" w:cs="Times New Roman"/>
+                      <w:sz w:val="28"/>
+                      <w:szCs w:val="28"/>
+                    </w:rPr>
+                    <m:t>0,  &amp;i=0</m:t>
+                  </m:r>
+                </m:e>
+                <m:e>
+                  <m:f>
+                    <m:fPr>
+                      <m:ctrlPr>
+                        <w:rPr>
+                          <w:rFonts w:ascii="Cambria Math" w:hAnsi="Cambria Math" w:cs="Times New Roman"/>
+                          <w:i/>
+                          <w:sz w:val="28"/>
+                          <w:szCs w:val="28"/>
+                        </w:rPr>
+                      </m:ctrlPr>
+                    </m:fPr>
+                    <m:num>
+                      <m:sSup>
+                        <m:sSupPr>
+                          <m:ctrlPr>
+                            <w:rPr>
+                              <w:rFonts w:ascii="Cambria Math" w:hAnsi="Cambria Math" w:cs="Times New Roman"/>
+                              <w:i/>
+                              <w:sz w:val="28"/>
+                              <w:szCs w:val="28"/>
+                            </w:rPr>
+                          </m:ctrlPr>
+                        </m:sSupPr>
+                        <m:e>
+                          <m:r>
+                            <w:rPr>
+                              <w:rFonts w:ascii="Cambria Math" w:hAnsi="Cambria Math" w:cs="Times New Roman"/>
+                              <w:sz w:val="28"/>
+                              <w:szCs w:val="28"/>
+                            </w:rPr>
+                            <m:t>σ</m:t>
+                          </m:r>
+                        </m:e>
+                        <m:sup>
+                          <m:r>
+                            <w:rPr>
+                              <w:rFonts w:ascii="Cambria Math" w:hAnsi="Cambria Math" w:cs="Times New Roman"/>
+                              <w:sz w:val="28"/>
+                              <w:szCs w:val="28"/>
+                            </w:rPr>
+                            <m:t>2</m:t>
+                          </m:r>
+                        </m:sup>
+                      </m:sSup>
+                      <m:sSup>
+                        <m:sSupPr>
+                          <m:ctrlPr>
+                            <w:rPr>
+                              <w:rFonts w:ascii="Cambria Math" w:hAnsi="Cambria Math" w:cs="Times New Roman"/>
+                              <w:i/>
+                              <w:sz w:val="28"/>
+                              <w:szCs w:val="28"/>
+                            </w:rPr>
+                          </m:ctrlPr>
+                        </m:sSupPr>
+                        <m:e>
+                          <m:r>
+                            <w:rPr>
+                              <w:rFonts w:ascii="Cambria Math" w:hAnsi="Cambria Math" w:cs="Times New Roman"/>
+                              <w:sz w:val="28"/>
+                              <w:szCs w:val="28"/>
+                            </w:rPr>
+                            <m:t>i</m:t>
+                          </m:r>
+                        </m:e>
+                        <m:sup>
+                          <m:r>
+                            <w:rPr>
+                              <w:rFonts w:ascii="Cambria Math" w:hAnsi="Cambria Math" w:cs="Times New Roman"/>
+                              <w:sz w:val="28"/>
+                              <w:szCs w:val="28"/>
+                            </w:rPr>
+                            <m:t>2</m:t>
+                          </m:r>
+                        </m:sup>
+                      </m:sSup>
+                      <m:r>
+                        <w:rPr>
+                          <w:rFonts w:ascii="Cambria Math" w:hAnsi="Cambria Math" w:cs="Times New Roman"/>
+                          <w:sz w:val="28"/>
+                          <w:szCs w:val="28"/>
+                        </w:rPr>
+                        <m:t>-ri</m:t>
+                      </m:r>
+                    </m:num>
+                    <m:den>
+                      <m:r>
+                        <w:rPr>
+                          <w:rFonts w:ascii="Cambria Math" w:hAnsi="Cambria Math" w:cs="Times New Roman"/>
+                          <w:sz w:val="28"/>
+                          <w:szCs w:val="28"/>
+                        </w:rPr>
+                        <m:t>2</m:t>
+                      </m:r>
+                    </m:den>
+                  </m:f>
+                  <m:r>
+                    <w:rPr>
+                      <w:rFonts w:ascii="Cambria Math" w:hAnsi="Cambria Math" w:cs="Times New Roman"/>
+                      <w:sz w:val="28"/>
+                      <w:szCs w:val="28"/>
+                    </w:rPr>
+                    <m:t>,  &amp;</m:t>
+                  </m:r>
+                  <m:r>
+                    <w:rPr>
+                      <w:rFonts w:ascii="Cambria Math" w:eastAsiaTheme="minorEastAsia" w:hAnsi="Cambria Math" w:cs="Times New Roman"/>
+                      <w:sz w:val="28"/>
+                      <w:szCs w:val="28"/>
+                    </w:rPr>
+                    <m:t>i=</m:t>
+                  </m:r>
+                  <m:acc>
+                    <m:accPr>
+                      <m:chr m:val="̅"/>
+                      <m:ctrlPr>
+                        <w:rPr>
+                          <w:rFonts w:ascii="Cambria Math" w:eastAsiaTheme="minorEastAsia" w:hAnsi="Cambria Math" w:cs="Times New Roman"/>
+                          <w:i/>
+                          <w:sz w:val="28"/>
+                          <w:szCs w:val="28"/>
+                        </w:rPr>
+                      </m:ctrlPr>
+                    </m:accPr>
+                    <m:e>
+                      <m:r>
+                        <w:rPr>
+                          <w:rFonts w:ascii="Cambria Math" w:eastAsiaTheme="minorEastAsia" w:hAnsi="Cambria Math" w:cs="Times New Roman"/>
+                          <w:sz w:val="28"/>
+                          <w:szCs w:val="28"/>
+                        </w:rPr>
+                        <m:t>1,n-3</m:t>
+                      </m:r>
+                    </m:e>
+                  </m:acc>
+                </m:e>
+              </m:eqArr>
+            </m:e>
+          </m:d>
+        </m:oMath>
+      </m:oMathPara>
+    </w:p>
+    <w:p>
+      <w:pPr>
+        <w:rPr>
+          <w:rFonts w:ascii="Times New Roman" w:eastAsiaTheme="minorEastAsia" w:hAnsi="Times New Roman" w:cs="Times New Roman"/>
+          <w:i/>
+          <w:sz w:val="28"/>
+          <w:szCs w:val="28"/>
+        </w:rPr>
+      </w:pPr>
+      <m:oMathPara>
+        <m:oMath>
+          <m:sSub>
+            <m:sSubPr>
+              <m:ctrlPr>
+                <w:rPr>
+                  <w:rFonts w:ascii="Cambria Math" w:eastAsiaTheme="minorEastAsia" w:hAnsi="Cambria Math" w:cs="Times New Roman"/>
+                  <w:i/>
+                  <w:sz w:val="28"/>
+                  <w:szCs w:val="28"/>
+                </w:rPr>
+              </m:ctrlPr>
+            </m:sSubPr>
+            <m:e>
+              <m:r>
+                <w:rPr>
+                  <w:rFonts w:ascii="Cambria Math" w:eastAsiaTheme="minorEastAsia" w:hAnsi="Cambria Math" w:cs="Times New Roman"/>
+                  <w:sz w:val="28"/>
+                  <w:szCs w:val="28"/>
+                </w:rPr>
+                <m:t>b</m:t>
+              </m:r>
+            </m:e>
+            <m:sub>
+              <m:r>
+                <w:rPr>
+                  <w:rFonts w:ascii="Cambria Math" w:eastAsiaTheme="minorEastAsia" w:hAnsi="Cambria Math" w:cs="Times New Roman"/>
+                  <w:sz w:val="28"/>
+                  <w:szCs w:val="28"/>
+                </w:rPr>
+                <m:t>i</m:t>
+              </m:r>
+            </m:sub>
+          </m:sSub>
+          <m:r>
+            <w:rPr>
+              <w:rFonts w:ascii="Cambria Math" w:eastAsiaTheme="minorEastAsia" w:hAnsi="Cambria Math" w:cs="Times New Roman"/>
+              <w:sz w:val="28"/>
+              <w:szCs w:val="28"/>
+            </w:rPr>
+            <m:t>=</m:t>
+          </m:r>
+          <m:r>
+            <w:rPr>
+              <w:rFonts w:ascii="Cambria Math" w:eastAsiaTheme="minorEastAsia" w:hAnsi="Cambria Math" w:cs="Times New Roman"/>
+              <w:sz w:val="28"/>
+              <w:szCs w:val="28"/>
+            </w:rPr>
+            <m:t>-</m:t>
+          </m:r>
+          <m:d>
+            <m:dPr>
+              <m:ctrlPr>
+                <w:rPr>
+                  <w:rFonts w:ascii="Cambria Math" w:eastAsiaTheme="minorEastAsia" w:hAnsi="Cambria Math" w:cs="Times New Roman"/>
+                  <w:i/>
+                  <w:sz w:val="28"/>
+                  <w:szCs w:val="28"/>
+                </w:rPr>
+              </m:ctrlPr>
+            </m:dPr>
+            <m:e>
+              <m:sSup>
+                <m:sSupPr>
+                  <m:ctrlPr>
+                    <w:rPr>
+                      <w:rFonts w:ascii="Cambria Math" w:hAnsi="Cambria Math" w:cs="Times New Roman"/>
+                      <w:i/>
+                      <w:sz w:val="28"/>
+                      <w:szCs w:val="28"/>
+                    </w:rPr>
+                  </m:ctrlPr>
+                </m:sSupPr>
+                <m:e>
+                  <m:r>
+                    <w:rPr>
+                      <w:rFonts w:ascii="Cambria Math" w:hAnsi="Cambria Math" w:cs="Times New Roman"/>
+                      <w:sz w:val="28"/>
+                      <w:szCs w:val="28"/>
+                    </w:rPr>
+                    <m:t>σ</m:t>
+                  </m:r>
+                </m:e>
+                <m:sup>
+                  <m:r>
+                    <w:rPr>
+                      <w:rFonts w:ascii="Cambria Math" w:hAnsi="Cambria Math" w:cs="Times New Roman"/>
+                      <w:sz w:val="28"/>
+                      <w:szCs w:val="28"/>
+                    </w:rPr>
+                    <m:t>2</m:t>
+                  </m:r>
+                </m:sup>
+              </m:sSup>
+              <m:sSup>
+                <m:sSupPr>
+                  <m:ctrlPr>
+                    <w:rPr>
+                      <w:rFonts w:ascii="Cambria Math" w:hAnsi="Cambria Math" w:cs="Times New Roman"/>
+                      <w:i/>
+                      <w:sz w:val="28"/>
+                      <w:szCs w:val="28"/>
+                    </w:rPr>
+                  </m:ctrlPr>
+                </m:sSupPr>
+                <m:e>
+                  <m:r>
+                    <w:rPr>
+                      <w:rFonts w:ascii="Cambria Math" w:hAnsi="Cambria Math" w:cs="Times New Roman"/>
+                      <w:sz w:val="28"/>
+                      <w:szCs w:val="28"/>
+                    </w:rPr>
+                    <m:t>i</m:t>
+                  </m:r>
+                </m:e>
+                <m:sup>
+                  <m:r>
+                    <w:rPr>
+                      <w:rFonts w:ascii="Cambria Math" w:hAnsi="Cambria Math" w:cs="Times New Roman"/>
+                      <w:sz w:val="28"/>
+                      <w:szCs w:val="28"/>
+                    </w:rPr>
+                    <m:t>2</m:t>
+                  </m:r>
+                </m:sup>
+              </m:sSup>
+              <m:r>
+                <w:rPr>
+                  <w:rFonts w:ascii="Cambria Math" w:hAnsi="Cambria Math" w:cs="Times New Roman"/>
+                  <w:sz w:val="28"/>
+                  <w:szCs w:val="28"/>
+                </w:rPr>
+                <m:t>+r</m:t>
+              </m:r>
+            </m:e>
+          </m:d>
+          <m:r>
+            <w:rPr>
+              <w:rFonts w:ascii="Cambria Math" w:hAnsi="Cambria Math" w:cs="Times New Roman"/>
+              <w:sz w:val="28"/>
+              <w:szCs w:val="28"/>
+            </w:rPr>
+            <m:t>+</m:t>
+          </m:r>
+          <m:f>
+            <m:fPr>
+              <m:ctrlPr>
+                <w:rPr>
+                  <w:rFonts w:ascii="Cambria Math" w:hAnsi="Cambria Math" w:cs="Times New Roman"/>
+                  <w:i/>
+                  <w:sz w:val="28"/>
+                  <w:szCs w:val="28"/>
+                </w:rPr>
+              </m:ctrlPr>
+            </m:fPr>
+            <m:num>
+              <m:r>
+                <w:rPr>
+                  <w:rFonts w:ascii="Cambria Math" w:hAnsi="Cambria Math" w:cs="Times New Roman"/>
+                  <w:sz w:val="28"/>
+                  <w:szCs w:val="28"/>
+                </w:rPr>
+                <m:t>1</m:t>
+              </m:r>
+            </m:num>
+            <m:den>
+              <m:d>
+                <m:dPr>
+                  <m:ctrlPr>
+                    <w:rPr>
+                      <w:rFonts w:ascii="Cambria Math" w:hAnsi="Cambria Math" w:cs="Times New Roman"/>
+                      <w:i/>
+                      <w:sz w:val="28"/>
+                      <w:szCs w:val="28"/>
+                    </w:rPr>
+                  </m:ctrlPr>
+                </m:dPr>
+                <m:e>
+                  <m:r>
+                    <w:rPr>
+                      <w:rFonts w:ascii="Cambria Math" w:hAnsi="Cambria Math" w:cs="Times New Roman"/>
+                      <w:sz w:val="28"/>
+                      <w:szCs w:val="28"/>
+                    </w:rPr>
+                    <m:t>α-1</m:t>
+                  </m:r>
+                </m:e>
+              </m:d>
+              <m:r>
+                <w:rPr>
+                  <w:rFonts w:ascii="Cambria Math" w:hAnsi="Cambria Math" w:cs="Times New Roman"/>
+                  <w:sz w:val="28"/>
+                  <w:szCs w:val="28"/>
+                </w:rPr>
+                <m:t>τ</m:t>
+              </m:r>
+            </m:den>
+          </m:f>
+          <m:r>
+            <w:rPr>
+              <w:rFonts w:ascii="Cambria Math" w:eastAsiaTheme="minorEastAsia" w:hAnsi="Cambria Math" w:cs="Times New Roman"/>
+              <w:sz w:val="28"/>
+              <w:szCs w:val="28"/>
+            </w:rPr>
+            <m:t>,i=</m:t>
+          </m:r>
+          <m:acc>
+            <m:accPr>
+              <m:chr m:val="̅"/>
+              <m:ctrlPr>
+                <w:rPr>
+                  <w:rFonts w:ascii="Cambria Math" w:eastAsiaTheme="minorEastAsia" w:hAnsi="Cambria Math" w:cs="Times New Roman"/>
+                  <w:i/>
+                  <w:sz w:val="28"/>
+                  <w:szCs w:val="28"/>
+                </w:rPr>
+              </m:ctrlPr>
+            </m:accPr>
+            <m:e>
+              <m:r>
+                <w:rPr>
+                  <w:rFonts w:ascii="Cambria Math" w:eastAsiaTheme="minorEastAsia" w:hAnsi="Cambria Math" w:cs="Times New Roman"/>
+                  <w:sz w:val="28"/>
+                  <w:szCs w:val="28"/>
+                </w:rPr>
+                <m:t>0,n-3</m:t>
+              </m:r>
+            </m:e>
+          </m:acc>
+        </m:oMath>
+      </m:oMathPara>
+    </w:p>
+    <w:p>
+      <w:pPr>
+        <w:rPr>
+          <w:rFonts w:ascii="Times New Roman" w:eastAsiaTheme="minorEastAsia" w:hAnsi="Times New Roman" w:cs="Times New Roman"/>
+          <w:i/>
+          <w:sz w:val="28"/>
+          <w:szCs w:val="28"/>
+        </w:rPr>
+      </w:pPr>
+      <m:oMathPara>
+        <m:oMath>
+          <m:sSub>
+            <m:sSubPr>
+              <m:ctrlPr>
+                <w:rPr>
+                  <w:rFonts w:ascii="Cambria Math" w:hAnsi="Cambria Math" w:cs="Times New Roman"/>
+                  <w:i/>
+                  <w:sz w:val="28"/>
+                  <w:szCs w:val="28"/>
+                </w:rPr>
+              </m:ctrlPr>
+            </m:sSubPr>
+            <m:e>
+              <m:r>
+                <w:rPr>
+                  <w:rFonts w:ascii="Cambria Math" w:hAnsi="Cambria Math" w:cs="Times New Roman"/>
+                  <w:sz w:val="28"/>
+                  <w:szCs w:val="28"/>
+                </w:rPr>
+                <m:t>c</m:t>
+              </m:r>
+            </m:e>
+            <m:sub>
+              <m:r>
+                <w:rPr>
+                  <w:rFonts w:ascii="Cambria Math" w:hAnsi="Cambria Math" w:cs="Times New Roman"/>
+                  <w:sz w:val="28"/>
+                  <w:szCs w:val="28"/>
+                </w:rPr>
+                <m:t>i</m:t>
+              </m:r>
+            </m:sub>
+          </m:sSub>
+          <m:r>
+            <w:rPr>
+              <w:rFonts w:ascii="Cambria Math" w:hAnsi="Cambria Math" w:cs="Times New Roman"/>
+              <w:sz w:val="28"/>
+              <w:szCs w:val="28"/>
+            </w:rPr>
+            <m:t>=</m:t>
+          </m:r>
+          <m:d>
+            <m:dPr>
+              <m:begChr m:val="{"/>
+              <m:endChr m:val=""/>
+              <m:ctrlPr>
+                <w:rPr>
+                  <w:rFonts w:ascii="Cambria Math" w:eastAsiaTheme="minorEastAsia" w:hAnsi="Cambria Math" w:cs="Times New Roman"/>
+                  <w:i/>
+                  <w:sz w:val="28"/>
+                  <w:szCs w:val="28"/>
+                </w:rPr>
+              </m:ctrlPr>
+            </m:dPr>
+            <m:e>
+              <m:eqArr>
+                <m:eqArrPr>
+                  <m:ctrlPr>
+                    <w:rPr>
+                      <w:rFonts w:ascii="Cambria Math" w:eastAsiaTheme="minorEastAsia" w:hAnsi="Cambria Math" w:cs="Times New Roman"/>
+                      <w:i/>
+                      <w:sz w:val="28"/>
+                      <w:szCs w:val="28"/>
+                    </w:rPr>
+                  </m:ctrlPr>
+                </m:eqArrPr>
+                <m:e>
+                  <m:f>
+                    <m:fPr>
+                      <m:ctrlPr>
+                        <w:rPr>
+                          <w:rFonts w:ascii="Cambria Math" w:hAnsi="Cambria Math" w:cs="Times New Roman"/>
+                          <w:i/>
+                          <w:sz w:val="28"/>
+                          <w:szCs w:val="28"/>
+                        </w:rPr>
+                      </m:ctrlPr>
+                    </m:fPr>
+                    <m:num>
+                      <m:sSup>
+                        <m:sSupPr>
+                          <m:ctrlPr>
+                            <w:rPr>
+                              <w:rFonts w:ascii="Cambria Math" w:hAnsi="Cambria Math" w:cs="Times New Roman"/>
+                              <w:i/>
+                              <w:sz w:val="28"/>
+                              <w:szCs w:val="28"/>
+                            </w:rPr>
+                          </m:ctrlPr>
+                        </m:sSupPr>
+                        <m:e>
+                          <m:r>
+                            <w:rPr>
+                              <w:rFonts w:ascii="Cambria Math" w:hAnsi="Cambria Math" w:cs="Times New Roman"/>
+                              <w:sz w:val="28"/>
+                              <w:szCs w:val="28"/>
+                            </w:rPr>
+                            <m:t>σ</m:t>
+                          </m:r>
+                        </m:e>
+                        <m:sup>
+                          <m:r>
+                            <w:rPr>
+                              <w:rFonts w:ascii="Cambria Math" w:hAnsi="Cambria Math" w:cs="Times New Roman"/>
+                              <w:sz w:val="28"/>
+                              <w:szCs w:val="28"/>
+                            </w:rPr>
+                            <m:t>2</m:t>
+                          </m:r>
+                        </m:sup>
+                      </m:sSup>
+                      <m:sSup>
+                        <m:sSupPr>
+                          <m:ctrlPr>
+                            <w:rPr>
+                              <w:rFonts w:ascii="Cambria Math" w:hAnsi="Cambria Math" w:cs="Times New Roman"/>
+                              <w:i/>
+                              <w:sz w:val="28"/>
+                              <w:szCs w:val="28"/>
+                            </w:rPr>
+                          </m:ctrlPr>
+                        </m:sSupPr>
+                        <m:e>
+                          <m:r>
+                            <w:rPr>
+                              <w:rFonts w:ascii="Cambria Math" w:hAnsi="Cambria Math" w:cs="Times New Roman"/>
+                              <w:sz w:val="28"/>
+                              <w:szCs w:val="28"/>
+                            </w:rPr>
+                            <m:t>i</m:t>
+                          </m:r>
+                        </m:e>
+                        <m:sup>
+                          <m:r>
+                            <w:rPr>
+                              <w:rFonts w:ascii="Cambria Math" w:hAnsi="Cambria Math" w:cs="Times New Roman"/>
+                              <w:sz w:val="28"/>
+                              <w:szCs w:val="28"/>
+                            </w:rPr>
+                            <m:t>2</m:t>
+                          </m:r>
+                        </m:sup>
+                      </m:sSup>
+                      <m:r>
+                        <w:rPr>
+                          <w:rFonts w:ascii="Cambria Math" w:hAnsi="Cambria Math" w:cs="Times New Roman"/>
+                          <w:sz w:val="28"/>
+                          <w:szCs w:val="28"/>
+                        </w:rPr>
+                        <m:t>+</m:t>
+                      </m:r>
+                      <m:r>
+                        <w:rPr>
+                          <w:rFonts w:ascii="Cambria Math" w:hAnsi="Cambria Math" w:cs="Times New Roman"/>
+                          <w:sz w:val="28"/>
+                          <w:szCs w:val="28"/>
+                        </w:rPr>
+                        <m:t>ri</m:t>
+                      </m:r>
+                    </m:num>
+                    <m:den>
+                      <m:r>
+                        <w:rPr>
+                          <w:rFonts w:ascii="Cambria Math" w:hAnsi="Cambria Math" w:cs="Times New Roman"/>
+                          <w:sz w:val="28"/>
+                          <w:szCs w:val="28"/>
+                        </w:rPr>
+                        <m:t>2</m:t>
+                      </m:r>
+                    </m:den>
+                  </m:f>
+                  <m:r>
+                    <w:rPr>
+                      <w:rFonts w:ascii="Cambria Math" w:hAnsi="Cambria Math" w:cs="Times New Roman"/>
+                      <w:sz w:val="28"/>
+                      <w:szCs w:val="28"/>
+                    </w:rPr>
+                    <m:t>,  &amp;i=</m:t>
+                  </m:r>
+                  <m:acc>
+                    <m:accPr>
+                      <m:chr m:val="̅"/>
+                      <m:ctrlPr>
+                        <w:rPr>
+                          <w:rFonts w:ascii="Cambria Math" w:eastAsiaTheme="minorEastAsia" w:hAnsi="Cambria Math" w:cs="Times New Roman"/>
+                          <w:i/>
+                          <w:sz w:val="28"/>
+                          <w:szCs w:val="28"/>
+                        </w:rPr>
+                      </m:ctrlPr>
+                    </m:accPr>
+                    <m:e>
+                      <m:r>
+                        <w:rPr>
+                          <w:rFonts w:ascii="Cambria Math" w:eastAsiaTheme="minorEastAsia" w:hAnsi="Cambria Math" w:cs="Times New Roman"/>
+                          <w:sz w:val="28"/>
+                          <w:szCs w:val="28"/>
+                        </w:rPr>
+                        <m:t>0,n-4</m:t>
+                      </m:r>
+                    </m:e>
+                  </m:acc>
+                </m:e>
+                <m:e>
+                  <m:r>
+                    <w:rPr>
+                      <w:rFonts w:ascii="Cambria Math" w:eastAsiaTheme="minorEastAsia" w:hAnsi="Cambria Math" w:cs="Times New Roman"/>
+                      <w:sz w:val="28"/>
+                      <w:szCs w:val="28"/>
+                    </w:rPr>
+                    <m:t>0</m:t>
+                  </m:r>
+                  <m:r>
+                    <w:rPr>
+                      <w:rFonts w:ascii="Cambria Math" w:hAnsi="Cambria Math" w:cs="Times New Roman"/>
+                      <w:sz w:val="28"/>
+                      <w:szCs w:val="28"/>
+                    </w:rPr>
+                    <m:t>,  &amp;</m:t>
+                  </m:r>
+                  <m:r>
+                    <w:rPr>
+                      <w:rFonts w:ascii="Cambria Math" w:eastAsiaTheme="minorEastAsia" w:hAnsi="Cambria Math" w:cs="Times New Roman"/>
+                      <w:sz w:val="28"/>
+                      <w:szCs w:val="28"/>
+                    </w:rPr>
+                    <m:t>i=n-3</m:t>
+                  </m:r>
+                </m:e>
+              </m:eqArr>
+            </m:e>
+          </m:d>
+        </m:oMath>
+      </m:oMathPara>
+    </w:p>
+    <w:p>
+      <w:pPr>
+        <w:rPr>
+          <w:rFonts w:ascii="Times New Roman" w:eastAsiaTheme="minorEastAsia" w:hAnsi="Times New Roman" w:cs="Times New Roman"/>
+          <w:sz w:val="28"/>
+          <w:szCs w:val="28"/>
+        </w:rPr>
+      </w:pPr>
+      <m:oMathPara>
+        <m:oMath>
+          <m:sSubSup>
+            <m:sSubSupPr>
+              <m:ctrlPr>
+                <w:rPr>
+                  <w:rFonts w:ascii="Cambria Math" w:eastAsiaTheme="minorEastAsia" w:hAnsi="Cambria Math" w:cs="Times New Roman"/>
+                  <w:i/>
+                  <w:sz w:val="28"/>
+                  <w:szCs w:val="28"/>
+                </w:rPr>
+              </m:ctrlPr>
+            </m:sSubSupPr>
+            <m:e>
+              <m:acc>
+                <m:accPr>
+                  <m:ctrlPr>
+                    <w:rPr>
+                      <w:rFonts w:ascii="Cambria Math" w:eastAsiaTheme="minorEastAsia" w:hAnsi="Cambria Math" w:cs="Times New Roman"/>
+                      <w:i/>
+                      <w:sz w:val="28"/>
+                      <w:szCs w:val="28"/>
+                    </w:rPr>
+                  </m:ctrlPr>
+                </m:accPr>
+                <m:e>
+                  <m:r>
+                    <w:rPr>
+                      <w:rFonts w:ascii="Cambria Math" w:eastAsiaTheme="minorEastAsia" w:hAnsi="Cambria Math" w:cs="Times New Roman"/>
+                      <w:sz w:val="28"/>
+                      <w:szCs w:val="28"/>
+                    </w:rPr>
+                    <m:t>d</m:t>
+                  </m:r>
+                </m:e>
+              </m:acc>
+            </m:e>
+            <m:sub>
+              <m:r>
+                <w:rPr>
+                  <w:rFonts w:ascii="Cambria Math" w:eastAsiaTheme="minorEastAsia" w:hAnsi="Cambria Math" w:cs="Times New Roman"/>
+                  <w:sz w:val="28"/>
+                  <w:szCs w:val="28"/>
+                  <w:lang w:val="en-US"/>
+                </w:rPr>
+                <m:t>i-1</m:t>
+              </m:r>
+            </m:sub>
+            <m:sup>
+              <m:r>
+                <w:rPr>
+                  <w:rFonts w:ascii="Cambria Math" w:eastAsiaTheme="minorEastAsia" w:hAnsi="Cambria Math" w:cs="Times New Roman"/>
+                  <w:sz w:val="28"/>
+                  <w:szCs w:val="28"/>
+                </w:rPr>
+                <m:t>j</m:t>
+              </m:r>
+              <m:r>
+                <w:rPr>
+                  <w:rFonts w:ascii="Cambria Math" w:eastAsiaTheme="minorEastAsia" w:hAnsi="Cambria Math" w:cs="Times New Roman"/>
+                  <w:sz w:val="28"/>
+                  <w:szCs w:val="28"/>
+                </w:rPr>
+                <m:t>+1</m:t>
+              </m:r>
+            </m:sup>
+          </m:sSubSup>
+          <m:r>
+            <w:rPr>
+              <w:rFonts w:ascii="Cambria Math" w:eastAsiaTheme="minorEastAsia" w:hAnsi="Cambria Math" w:cs="Times New Roman"/>
+              <w:sz w:val="28"/>
+              <w:szCs w:val="28"/>
+            </w:rPr>
+            <m:t>=</m:t>
+          </m:r>
+          <m:d>
+            <m:dPr>
+              <m:ctrlPr>
+                <w:rPr>
+                  <w:rFonts w:ascii="Cambria Math" w:eastAsiaTheme="minorEastAsia" w:hAnsi="Cambria Math" w:cs="Times New Roman"/>
+                  <w:i/>
+                  <w:sz w:val="28"/>
+                  <w:szCs w:val="28"/>
+                </w:rPr>
+              </m:ctrlPr>
+            </m:dPr>
+            <m:e>
+              <m:f>
+                <m:fPr>
+                  <m:ctrlPr>
+                    <w:rPr>
+                      <w:rFonts w:ascii="Cambria Math" w:eastAsiaTheme="minorEastAsia" w:hAnsi="Cambria Math" w:cs="Times New Roman"/>
+                      <w:i/>
+                      <w:sz w:val="28"/>
+                      <w:szCs w:val="28"/>
+                    </w:rPr>
+                  </m:ctrlPr>
+                </m:fPr>
+                <m:num>
+                  <m:r>
+                    <w:rPr>
+                      <w:rFonts w:ascii="Cambria Math" w:eastAsiaTheme="minorEastAsia" w:hAnsi="Cambria Math" w:cs="Times New Roman"/>
+                      <w:sz w:val="28"/>
+                      <w:szCs w:val="28"/>
+                    </w:rPr>
+                    <m:t>α</m:t>
+                  </m:r>
+                </m:num>
+                <m:den>
+                  <m:r>
+                    <w:rPr>
+                      <w:rFonts w:ascii="Cambria Math" w:eastAsiaTheme="minorEastAsia" w:hAnsi="Cambria Math" w:cs="Times New Roman"/>
+                      <w:sz w:val="28"/>
+                      <w:szCs w:val="28"/>
+                    </w:rPr>
+                    <m:t>α</m:t>
+                  </m:r>
+                  <m:r>
+                    <w:rPr>
+                      <w:rFonts w:ascii="Cambria Math" w:eastAsiaTheme="minorEastAsia" w:hAnsi="Cambria Math" w:cs="Times New Roman"/>
+                      <w:sz w:val="28"/>
+                      <w:szCs w:val="28"/>
+                    </w:rPr>
+                    <m:t>-1</m:t>
+                  </m:r>
+                </m:den>
+              </m:f>
+              <m:sSub>
+                <m:sSubPr>
+                  <m:ctrlPr>
+                    <w:rPr>
+                      <w:rFonts w:ascii="Cambria Math" w:hAnsi="Cambria Math" w:cs="Times New Roman"/>
+                      <w:i/>
+                      <w:sz w:val="28"/>
+                      <w:szCs w:val="28"/>
+                    </w:rPr>
+                  </m:ctrlPr>
+                </m:sSubPr>
+                <m:e>
+                  <m:r>
+                    <w:rPr>
+                      <w:rFonts w:ascii="Cambria Math" w:hAnsi="Cambria Math" w:cs="Times New Roman"/>
+                      <w:sz w:val="28"/>
+                      <w:szCs w:val="28"/>
+                    </w:rPr>
+                    <m:t>a</m:t>
+                  </m:r>
+                </m:e>
+                <m:sub>
+                  <m:r>
+                    <w:rPr>
+                      <w:rFonts w:ascii="Cambria Math" w:hAnsi="Cambria Math" w:cs="Times New Roman"/>
+                      <w:sz w:val="28"/>
+                      <w:szCs w:val="28"/>
+                    </w:rPr>
+                    <m:t>i-1</m:t>
+                  </m:r>
+                </m:sub>
+              </m:sSub>
+            </m:e>
+          </m:d>
+          <m:r>
+            <w:rPr>
+              <w:rFonts w:ascii="Cambria Math" w:eastAsiaTheme="minorEastAsia" w:hAnsi="Cambria Math" w:cs="Times New Roman"/>
+              <w:sz w:val="28"/>
+              <w:szCs w:val="28"/>
+            </w:rPr>
+            <m:t>∙</m:t>
+          </m:r>
+          <m:sSubSup>
+            <m:sSubSupPr>
+              <m:ctrlPr>
+                <w:rPr>
+                  <w:rFonts w:ascii="Cambria Math" w:hAnsi="Cambria Math" w:cs="Times New Roman"/>
+                  <w:i/>
+                  <w:sz w:val="28"/>
+                  <w:szCs w:val="28"/>
+                </w:rPr>
+              </m:ctrlPr>
+            </m:sSubSupPr>
+            <m:e>
+              <m:r>
+                <w:rPr>
+                  <w:rFonts w:ascii="Cambria Math" w:hAnsi="Cambria Math" w:cs="Times New Roman"/>
+                  <w:sz w:val="28"/>
+                  <w:szCs w:val="28"/>
+                  <w:lang w:val="en-US"/>
+                </w:rPr>
+                <m:t>V</m:t>
+              </m:r>
+            </m:e>
+            <m:sub>
+              <m:r>
+                <w:rPr>
+                  <w:rFonts w:ascii="Cambria Math" w:hAnsi="Cambria Math" w:cs="Times New Roman"/>
+                  <w:sz w:val="28"/>
+                  <w:szCs w:val="28"/>
+                </w:rPr>
+                <m:t>i-1</m:t>
+              </m:r>
+            </m:sub>
+            <m:sup>
+              <m:r>
+                <w:rPr>
+                  <w:rFonts w:ascii="Cambria Math" w:hAnsi="Cambria Math" w:cs="Times New Roman"/>
+                  <w:sz w:val="28"/>
+                  <w:szCs w:val="28"/>
+                </w:rPr>
+                <m:t>j</m:t>
+              </m:r>
+              <m:r>
+                <w:rPr>
+                  <w:rFonts w:ascii="Cambria Math" w:hAnsi="Cambria Math" w:cs="Times New Roman"/>
+                  <w:sz w:val="28"/>
+                  <w:szCs w:val="28"/>
+                </w:rPr>
+                <m:t>+1</m:t>
+              </m:r>
+            </m:sup>
+          </m:sSubSup>
+          <m:r>
+            <w:rPr>
+              <w:rFonts w:ascii="Cambria Math" w:hAnsi="Cambria Math" w:cs="Times New Roman"/>
+              <w:sz w:val="28"/>
+              <w:szCs w:val="28"/>
+            </w:rPr>
+            <m:t>+</m:t>
+          </m:r>
+          <m:d>
+            <m:dPr>
+              <m:ctrlPr>
+                <w:rPr>
+                  <w:rFonts w:ascii="Cambria Math" w:hAnsi="Cambria Math" w:cs="Times New Roman"/>
+                  <w:i/>
+                  <w:sz w:val="28"/>
+                  <w:szCs w:val="28"/>
+                </w:rPr>
+              </m:ctrlPr>
+            </m:dPr>
+            <m:e>
+              <m:f>
+                <m:fPr>
+                  <m:ctrlPr>
+                    <w:rPr>
+                      <w:rFonts w:ascii="Cambria Math" w:eastAsiaTheme="minorEastAsia" w:hAnsi="Cambria Math" w:cs="Times New Roman"/>
+                      <w:i/>
+                      <w:sz w:val="28"/>
+                      <w:szCs w:val="28"/>
+                    </w:rPr>
+                  </m:ctrlPr>
+                </m:fPr>
+                <m:num>
+                  <m:r>
+                    <w:rPr>
+                      <w:rFonts w:ascii="Cambria Math" w:eastAsiaTheme="minorEastAsia" w:hAnsi="Cambria Math" w:cs="Times New Roman"/>
+                      <w:sz w:val="28"/>
+                      <w:szCs w:val="28"/>
+                    </w:rPr>
+                    <m:t>α</m:t>
+                  </m:r>
+                </m:num>
+                <m:den>
+                  <m:r>
+                    <w:rPr>
+                      <w:rFonts w:ascii="Cambria Math" w:eastAsiaTheme="minorEastAsia" w:hAnsi="Cambria Math" w:cs="Times New Roman"/>
+                      <w:sz w:val="28"/>
+                      <w:szCs w:val="28"/>
+                    </w:rPr>
+                    <m:t>α-1</m:t>
+                  </m:r>
+                </m:den>
+              </m:f>
+              <m:sSub>
+                <m:sSubPr>
+                  <m:ctrlPr>
+                    <w:rPr>
+                      <w:rFonts w:ascii="Cambria Math" w:hAnsi="Cambria Math" w:cs="Times New Roman"/>
+                      <w:i/>
+                      <w:sz w:val="28"/>
+                      <w:szCs w:val="28"/>
+                    </w:rPr>
+                  </m:ctrlPr>
+                </m:sSubPr>
+                <m:e>
+                  <m:r>
+                    <w:rPr>
+                      <w:rFonts w:ascii="Cambria Math" w:hAnsi="Cambria Math" w:cs="Times New Roman"/>
+                      <w:sz w:val="28"/>
+                      <w:szCs w:val="28"/>
+                    </w:rPr>
+                    <m:t>b</m:t>
+                  </m:r>
+                </m:e>
+                <m:sub>
+                  <m:r>
+                    <w:rPr>
+                      <w:rFonts w:ascii="Cambria Math" w:hAnsi="Cambria Math" w:cs="Times New Roman"/>
+                      <w:sz w:val="28"/>
+                      <w:szCs w:val="28"/>
+                    </w:rPr>
+                    <m:t>i-1</m:t>
+                  </m:r>
+                </m:sub>
+              </m:sSub>
+              <m:r>
+                <w:rPr>
+                  <w:rFonts w:ascii="Cambria Math" w:hAnsi="Cambria Math" w:cs="Times New Roman"/>
+                  <w:sz w:val="28"/>
+                  <w:szCs w:val="28"/>
+                </w:rPr>
+                <m:t>-</m:t>
+              </m:r>
+              <m:f>
+                <m:fPr>
+                  <m:ctrlPr>
+                    <w:rPr>
+                      <w:rFonts w:ascii="Cambria Math" w:hAnsi="Cambria Math" w:cs="Times New Roman"/>
+                      <w:i/>
+                      <w:sz w:val="28"/>
+                      <w:szCs w:val="28"/>
+                    </w:rPr>
+                  </m:ctrlPr>
+                </m:fPr>
+                <m:num>
+                  <m:r>
+                    <w:rPr>
+                      <w:rFonts w:ascii="Cambria Math" w:eastAsiaTheme="minorEastAsia" w:hAnsi="Cambria Math" w:cs="Times New Roman"/>
+                      <w:sz w:val="28"/>
+                      <w:szCs w:val="28"/>
+                    </w:rPr>
+                    <m:t>α</m:t>
+                  </m:r>
+                </m:num>
+                <m:den>
+                  <m:sSup>
+                    <m:sSupPr>
+                      <m:ctrlPr>
+                        <w:rPr>
+                          <w:rFonts w:ascii="Cambria Math" w:hAnsi="Cambria Math" w:cs="Times New Roman"/>
+                          <w:i/>
+                          <w:sz w:val="28"/>
+                          <w:szCs w:val="28"/>
+                        </w:rPr>
+                      </m:ctrlPr>
+                    </m:sSupPr>
+                    <m:e>
+                      <m:d>
+                        <m:dPr>
+                          <m:ctrlPr>
+                            <w:rPr>
+                              <w:rFonts w:ascii="Cambria Math" w:hAnsi="Cambria Math" w:cs="Times New Roman"/>
+                              <w:i/>
+                              <w:sz w:val="28"/>
+                              <w:szCs w:val="28"/>
+                            </w:rPr>
+                          </m:ctrlPr>
+                        </m:dPr>
+                        <m:e>
+                          <m:r>
+                            <w:rPr>
+                              <w:rFonts w:ascii="Cambria Math" w:eastAsiaTheme="minorEastAsia" w:hAnsi="Cambria Math" w:cs="Times New Roman"/>
+                              <w:sz w:val="28"/>
+                              <w:szCs w:val="28"/>
+                            </w:rPr>
+                            <m:t>α-1</m:t>
+                          </m:r>
+                        </m:e>
+                      </m:d>
+                    </m:e>
+                    <m:sup>
+                      <m:r>
+                        <w:rPr>
+                          <w:rFonts w:ascii="Cambria Math" w:hAnsi="Cambria Math" w:cs="Times New Roman"/>
+                          <w:sz w:val="28"/>
+                          <w:szCs w:val="28"/>
+                        </w:rPr>
+                        <m:t>2</m:t>
+                      </m:r>
+                    </m:sup>
+                  </m:sSup>
+                  <m:r>
+                    <w:rPr>
+                      <w:rFonts w:ascii="Cambria Math" w:hAnsi="Cambria Math" w:cs="Times New Roman"/>
+                      <w:sz w:val="28"/>
+                      <w:szCs w:val="28"/>
+                    </w:rPr>
+                    <m:t>τ</m:t>
+                  </m:r>
+                </m:den>
+              </m:f>
+              <m:r>
+                <w:rPr>
+                  <w:rFonts w:ascii="Cambria Math" w:hAnsi="Cambria Math" w:cs="Times New Roman"/>
+                  <w:sz w:val="28"/>
+                  <w:szCs w:val="28"/>
+                </w:rPr>
+                <m:t>+</m:t>
+              </m:r>
+              <m:f>
+                <m:fPr>
+                  <m:ctrlPr>
+                    <w:rPr>
+                      <w:rFonts w:ascii="Cambria Math" w:hAnsi="Cambria Math" w:cs="Times New Roman"/>
+                      <w:i/>
+                      <w:sz w:val="28"/>
+                      <w:szCs w:val="28"/>
+                    </w:rPr>
+                  </m:ctrlPr>
+                </m:fPr>
+                <m:num>
+                  <m:r>
+                    <w:rPr>
+                      <w:rFonts w:ascii="Cambria Math" w:hAnsi="Cambria Math" w:cs="Times New Roman"/>
+                      <w:sz w:val="28"/>
+                      <w:szCs w:val="28"/>
+                    </w:rPr>
+                    <m:t>1</m:t>
+                  </m:r>
+                </m:num>
+                <m:den>
+                  <m:d>
+                    <m:dPr>
+                      <m:ctrlPr>
+                        <w:rPr>
+                          <w:rFonts w:ascii="Cambria Math" w:hAnsi="Cambria Math" w:cs="Times New Roman"/>
+                          <w:i/>
+                          <w:sz w:val="28"/>
+                          <w:szCs w:val="28"/>
+                        </w:rPr>
+                      </m:ctrlPr>
+                    </m:dPr>
+                    <m:e>
+                      <m:r>
+                        <w:rPr>
+                          <w:rFonts w:ascii="Cambria Math" w:hAnsi="Cambria Math" w:cs="Times New Roman"/>
+                          <w:sz w:val="28"/>
+                          <w:szCs w:val="28"/>
+                        </w:rPr>
+                        <m:t>α-1</m:t>
+                      </m:r>
+                    </m:e>
+                  </m:d>
+                  <m:r>
+                    <w:rPr>
+                      <w:rFonts w:ascii="Cambria Math" w:hAnsi="Cambria Math" w:cs="Times New Roman"/>
+                      <w:sz w:val="28"/>
+                      <w:szCs w:val="28"/>
+                    </w:rPr>
+                    <m:t>τ</m:t>
+                  </m:r>
+                </m:den>
+              </m:f>
+            </m:e>
+          </m:d>
+          <m:r>
+            <w:rPr>
+              <w:rFonts w:ascii="Cambria Math" w:eastAsiaTheme="minorEastAsia" w:hAnsi="Cambria Math" w:cs="Times New Roman"/>
+              <w:sz w:val="28"/>
+              <w:szCs w:val="28"/>
+            </w:rPr>
+            <m:t>∙</m:t>
+          </m:r>
+          <m:sSubSup>
+            <m:sSubSupPr>
+              <m:ctrlPr>
+                <w:rPr>
+                  <w:rFonts w:ascii="Cambria Math" w:hAnsi="Cambria Math" w:cs="Times New Roman"/>
+                  <w:i/>
+                  <w:sz w:val="28"/>
+                  <w:szCs w:val="28"/>
+                </w:rPr>
+              </m:ctrlPr>
+            </m:sSubSupPr>
+            <m:e>
+              <m:r>
+                <w:rPr>
+                  <w:rFonts w:ascii="Cambria Math" w:hAnsi="Cambria Math" w:cs="Times New Roman"/>
+                  <w:sz w:val="28"/>
+                  <w:szCs w:val="28"/>
+                </w:rPr>
+                <m:t>V</m:t>
+              </m:r>
+            </m:e>
+            <m:sub>
+              <m:r>
+                <w:rPr>
+                  <w:rFonts w:ascii="Cambria Math" w:hAnsi="Cambria Math" w:cs="Times New Roman"/>
+                  <w:sz w:val="28"/>
+                  <w:szCs w:val="28"/>
+                </w:rPr>
+                <m:t>i</m:t>
+              </m:r>
+            </m:sub>
+            <m:sup>
+              <m:r>
+                <w:rPr>
+                  <w:rFonts w:ascii="Cambria Math" w:hAnsi="Cambria Math" w:cs="Times New Roman"/>
+                  <w:sz w:val="28"/>
+                  <w:szCs w:val="28"/>
+                </w:rPr>
+                <m:t>j</m:t>
+              </m:r>
+              <m:r>
+                <w:rPr>
+                  <w:rFonts w:ascii="Cambria Math" w:hAnsi="Cambria Math" w:cs="Times New Roman"/>
+                  <w:sz w:val="28"/>
+                  <w:szCs w:val="28"/>
+                </w:rPr>
+                <m:t>+1</m:t>
+              </m:r>
+            </m:sup>
+          </m:sSubSup>
+          <m:r>
+            <w:rPr>
+              <w:rFonts w:ascii="Cambria Math" w:hAnsi="Cambria Math" w:cs="Times New Roman"/>
+              <w:sz w:val="28"/>
+              <w:szCs w:val="28"/>
+            </w:rPr>
+            <m:t>+</m:t>
+          </m:r>
+          <m:d>
+            <m:dPr>
+              <m:ctrlPr>
+                <w:rPr>
+                  <w:rFonts w:ascii="Cambria Math" w:hAnsi="Cambria Math" w:cs="Times New Roman"/>
+                  <w:i/>
+                  <w:sz w:val="28"/>
+                  <w:szCs w:val="28"/>
+                </w:rPr>
+              </m:ctrlPr>
+            </m:dPr>
+            <m:e>
+              <m:f>
+                <m:fPr>
+                  <m:ctrlPr>
+                    <w:rPr>
+                      <w:rFonts w:ascii="Cambria Math" w:eastAsiaTheme="minorEastAsia" w:hAnsi="Cambria Math" w:cs="Times New Roman"/>
+                      <w:i/>
+                      <w:sz w:val="28"/>
+                      <w:szCs w:val="28"/>
+                    </w:rPr>
+                  </m:ctrlPr>
+                </m:fPr>
+                <m:num>
+                  <m:r>
+                    <w:rPr>
+                      <w:rFonts w:ascii="Cambria Math" w:eastAsiaTheme="minorEastAsia" w:hAnsi="Cambria Math" w:cs="Times New Roman"/>
+                      <w:sz w:val="28"/>
+                      <w:szCs w:val="28"/>
+                    </w:rPr>
+                    <m:t>α</m:t>
+                  </m:r>
+                </m:num>
+                <m:den>
+                  <m:r>
+                    <w:rPr>
+                      <w:rFonts w:ascii="Cambria Math" w:eastAsiaTheme="minorEastAsia" w:hAnsi="Cambria Math" w:cs="Times New Roman"/>
+                      <w:sz w:val="28"/>
+                      <w:szCs w:val="28"/>
+                    </w:rPr>
+                    <m:t>α-1</m:t>
+                  </m:r>
+                </m:den>
+              </m:f>
+              <m:sSub>
+                <m:sSubPr>
+                  <m:ctrlPr>
+                    <w:rPr>
+                      <w:rFonts w:ascii="Cambria Math" w:hAnsi="Cambria Math" w:cs="Times New Roman"/>
+                      <w:i/>
+                      <w:sz w:val="28"/>
+                      <w:szCs w:val="28"/>
+                    </w:rPr>
+                  </m:ctrlPr>
+                </m:sSubPr>
+                <m:e>
+                  <m:r>
+                    <w:rPr>
+                      <w:rFonts w:ascii="Cambria Math" w:hAnsi="Cambria Math" w:cs="Times New Roman"/>
+                      <w:sz w:val="28"/>
+                      <w:szCs w:val="28"/>
+                    </w:rPr>
+                    <m:t>c</m:t>
+                  </m:r>
+                </m:e>
+                <m:sub>
+                  <m:r>
+                    <w:rPr>
+                      <w:rFonts w:ascii="Cambria Math" w:hAnsi="Cambria Math" w:cs="Times New Roman"/>
+                      <w:sz w:val="28"/>
+                      <w:szCs w:val="28"/>
+                    </w:rPr>
+                    <m:t>i-1</m:t>
+                  </m:r>
+                </m:sub>
+              </m:sSub>
+            </m:e>
+          </m:d>
+          <m:r>
+            <w:rPr>
+              <w:rFonts w:ascii="Cambria Math" w:eastAsiaTheme="minorEastAsia" w:hAnsi="Cambria Math" w:cs="Times New Roman"/>
+              <w:sz w:val="28"/>
+              <w:szCs w:val="28"/>
+            </w:rPr>
+            <m:t>∙</m:t>
+          </m:r>
+          <m:sSubSup>
+            <m:sSubSupPr>
+              <m:ctrlPr>
+                <w:rPr>
+                  <w:rFonts w:ascii="Cambria Math" w:hAnsi="Cambria Math" w:cs="Times New Roman"/>
+                  <w:i/>
+                  <w:sz w:val="28"/>
+                  <w:szCs w:val="28"/>
+                </w:rPr>
+              </m:ctrlPr>
+            </m:sSubSupPr>
+            <m:e>
+              <m:r>
+                <w:rPr>
+                  <w:rFonts w:ascii="Cambria Math" w:hAnsi="Cambria Math" w:cs="Times New Roman"/>
+                  <w:sz w:val="28"/>
+                  <w:szCs w:val="28"/>
+                </w:rPr>
+                <m:t>V</m:t>
+              </m:r>
+            </m:e>
+            <m:sub>
+              <m:r>
+                <w:rPr>
+                  <w:rFonts w:ascii="Cambria Math" w:hAnsi="Cambria Math" w:cs="Times New Roman"/>
+                  <w:sz w:val="28"/>
+                  <w:szCs w:val="28"/>
+                </w:rPr>
+                <m:t>i+1</m:t>
+              </m:r>
+            </m:sub>
+            <m:sup>
+              <m:r>
+                <w:rPr>
+                  <w:rFonts w:ascii="Cambria Math" w:hAnsi="Cambria Math" w:cs="Times New Roman"/>
+                  <w:sz w:val="28"/>
+                  <w:szCs w:val="28"/>
+                </w:rPr>
+                <m:t>j+1</m:t>
+              </m:r>
+            </m:sup>
+          </m:sSubSup>
+          <m:r>
+            <w:rPr>
+              <w:rFonts w:ascii="Cambria Math" w:eastAsiaTheme="minorEastAsia" w:hAnsi="Cambria Math" w:cs="Times New Roman"/>
+              <w:sz w:val="28"/>
+              <w:szCs w:val="28"/>
+            </w:rPr>
+            <m:t>,i=</m:t>
+          </m:r>
+          <m:acc>
+            <m:accPr>
+              <m:chr m:val="̅"/>
+              <m:ctrlPr>
+                <w:rPr>
+                  <w:rFonts w:ascii="Cambria Math" w:eastAsiaTheme="minorEastAsia" w:hAnsi="Cambria Math" w:cs="Times New Roman"/>
+                  <w:i/>
+                  <w:sz w:val="28"/>
+                  <w:szCs w:val="28"/>
+                </w:rPr>
+              </m:ctrlPr>
+            </m:accPr>
+            <m:e>
+              <m:r>
+                <w:rPr>
+                  <w:rFonts w:ascii="Cambria Math" w:eastAsiaTheme="minorEastAsia" w:hAnsi="Cambria Math" w:cs="Times New Roman"/>
+                  <w:sz w:val="28"/>
+                  <w:szCs w:val="28"/>
+                </w:rPr>
+                <m:t>1,n-2</m:t>
+              </m:r>
+            </m:e>
+          </m:acc>
+        </m:oMath>
+      </m:oMathPara>
+    </w:p>
+    <w:p>
+      <w:pPr>
+        <w:ind w:firstLine="708"/>
+        <w:rPr>
+          <w:rFonts w:ascii="Times New Roman" w:eastAsiaTheme="majorEastAsia" w:hAnsi="Times New Roman" w:cs="Times New Roman"/>
+          <w:sz w:val="28"/>
+          <w:szCs w:val="28"/>
+        </w:rPr>
+      </w:pPr>
+      <w:r>
+        <w:rPr>
+          <w:rFonts w:ascii="Times New Roman" w:eastAsiaTheme="majorEastAsia" w:hAnsi="Times New Roman" w:cs="Times New Roman"/>
+          <w:sz w:val="28"/>
+          <w:szCs w:val="28"/>
+        </w:rPr>
+        <w:t xml:space="preserve">Причём </w:t>
+      </w:r>
+      <m:oMath>
+        <m:sSubSup>
+          <m:sSubSupPr>
+            <m:ctrlPr>
+              <w:rPr>
+                <w:rFonts w:ascii="Cambria Math" w:hAnsi="Cambria Math" w:cs="Times New Roman"/>
+                <w:i/>
+                <w:sz w:val="28"/>
+                <w:szCs w:val="28"/>
+              </w:rPr>
+            </m:ctrlPr>
+          </m:sSubSupPr>
+          <m:e>
+            <m:r>
+              <w:rPr>
+                <w:rFonts w:ascii="Cambria Math" w:hAnsi="Cambria Math" w:cs="Times New Roman"/>
+                <w:sz w:val="28"/>
+                <w:szCs w:val="28"/>
+              </w:rPr>
+              <m:t>V</m:t>
+            </m:r>
+          </m:e>
+          <m:sub>
+            <m:r>
+              <w:rPr>
+                <w:rFonts w:ascii="Cambria Math" w:hAnsi="Cambria Math" w:cs="Times New Roman"/>
+                <w:sz w:val="28"/>
+                <w:szCs w:val="28"/>
+              </w:rPr>
+              <m:t>0</m:t>
+            </m:r>
+          </m:sub>
+          <m:sup>
+            <m:r>
+              <w:rPr>
+                <w:rFonts w:ascii="Cambria Math" w:hAnsi="Cambria Math" w:cs="Times New Roman"/>
+                <w:sz w:val="28"/>
+                <w:szCs w:val="28"/>
+              </w:rPr>
+              <m:t>j</m:t>
+            </m:r>
+          </m:sup>
+        </m:sSubSup>
+      </m:oMath>
+      <w:r>
+        <w:rPr>
+          <w:rFonts w:ascii="Times New Roman" w:eastAsiaTheme="majorEastAsia" w:hAnsi="Times New Roman" w:cs="Times New Roman"/>
+          <w:sz w:val="28"/>
+          <w:szCs w:val="28"/>
+        </w:rPr>
+        <w:t xml:space="preserve"> и </w:t>
+      </w:r>
+      <m:oMath>
+        <m:sSubSup>
+          <m:sSubSupPr>
+            <m:ctrlPr>
+              <w:rPr>
+                <w:rFonts w:ascii="Cambria Math" w:hAnsi="Cambria Math" w:cs="Times New Roman"/>
+                <w:i/>
+                <w:sz w:val="28"/>
+                <w:szCs w:val="28"/>
+              </w:rPr>
+            </m:ctrlPr>
+          </m:sSubSupPr>
+          <m:e>
+            <m:r>
+              <w:rPr>
+                <w:rFonts w:ascii="Cambria Math" w:hAnsi="Cambria Math" w:cs="Times New Roman"/>
+                <w:sz w:val="28"/>
+                <w:szCs w:val="28"/>
+              </w:rPr>
+              <m:t>V</m:t>
+            </m:r>
+          </m:e>
+          <m:sub>
+            <m:r>
+              <w:rPr>
+                <w:rFonts w:ascii="Cambria Math" w:hAnsi="Cambria Math" w:cs="Times New Roman"/>
+                <w:sz w:val="28"/>
+                <w:szCs w:val="28"/>
+              </w:rPr>
+              <m:t>n-1</m:t>
+            </m:r>
+          </m:sub>
+          <m:sup>
+            <m:r>
+              <w:rPr>
+                <w:rFonts w:ascii="Cambria Math" w:hAnsi="Cambria Math" w:cs="Times New Roman"/>
+                <w:sz w:val="28"/>
+                <w:szCs w:val="28"/>
+              </w:rPr>
+              <m:t>j</m:t>
+            </m:r>
+          </m:sup>
+        </m:sSubSup>
+      </m:oMath>
+      <w:r>
+        <w:rPr>
+          <w:rFonts w:ascii="Times New Roman" w:eastAsiaTheme="majorEastAsia" w:hAnsi="Times New Roman" w:cs="Times New Roman"/>
+          <w:sz w:val="28"/>
+          <w:szCs w:val="28"/>
+        </w:rPr>
         <w:t xml:space="preserve"> </w:t>
       </w:r>
       <w:r>
-        <w:t>Реализация</w:t>
+        <w:rPr>
+          <w:rFonts w:ascii="Times New Roman" w:eastAsiaTheme="majorEastAsia" w:hAnsi="Times New Roman" w:cs="Times New Roman"/>
+          <w:sz w:val="28"/>
+          <w:szCs w:val="28"/>
+        </w:rPr>
+        <w:t>мы знаем, поэтому переносим их в правую часть в первой и последней строках СЛАУ:</w:t>
+      </w:r>
+    </w:p>
+    <w:p>
+      <w:pPr>
+        <w:rPr>
+          <w:rFonts w:ascii="Times New Roman" w:eastAsiaTheme="minorEastAsia" w:hAnsi="Times New Roman" w:cs="Times New Roman"/>
+          <w:i/>
+          <w:sz w:val="28"/>
+          <w:szCs w:val="28"/>
+        </w:rPr>
+      </w:pPr>
+      <m:oMathPara>
+        <m:oMath>
+          <m:sSubSup>
+            <m:sSubSupPr>
+              <m:ctrlPr>
+                <w:rPr>
+                  <w:rFonts w:ascii="Cambria Math" w:eastAsiaTheme="minorEastAsia" w:hAnsi="Cambria Math" w:cs="Times New Roman"/>
+                  <w:i/>
+                  <w:sz w:val="28"/>
+                  <w:szCs w:val="28"/>
+                </w:rPr>
+              </m:ctrlPr>
+            </m:sSubSupPr>
+            <m:e>
+              <m:r>
+                <w:rPr>
+                  <w:rFonts w:ascii="Cambria Math" w:eastAsiaTheme="minorEastAsia" w:hAnsi="Cambria Math" w:cs="Times New Roman"/>
+                  <w:sz w:val="28"/>
+                  <w:szCs w:val="28"/>
+                </w:rPr>
+                <m:t>d</m:t>
+              </m:r>
+            </m:e>
+            <m:sub>
+              <m:r>
+                <w:rPr>
+                  <w:rFonts w:ascii="Cambria Math" w:eastAsiaTheme="minorEastAsia" w:hAnsi="Cambria Math" w:cs="Times New Roman"/>
+                  <w:sz w:val="28"/>
+                  <w:szCs w:val="28"/>
+                </w:rPr>
+                <m:t>i-1</m:t>
+              </m:r>
+            </m:sub>
+            <m:sup>
+              <m:r>
+                <w:rPr>
+                  <w:rFonts w:ascii="Cambria Math" w:eastAsiaTheme="minorEastAsia" w:hAnsi="Cambria Math" w:cs="Times New Roman"/>
+                  <w:sz w:val="28"/>
+                  <w:szCs w:val="28"/>
+                </w:rPr>
+                <m:t>j</m:t>
+              </m:r>
+            </m:sup>
+          </m:sSubSup>
+          <m:r>
+            <w:rPr>
+              <w:rFonts w:ascii="Cambria Math" w:hAnsi="Cambria Math" w:cs="Times New Roman"/>
+              <w:sz w:val="28"/>
+              <w:szCs w:val="28"/>
+            </w:rPr>
+            <m:t>=</m:t>
+          </m:r>
+          <m:d>
+            <m:dPr>
+              <m:begChr m:val="{"/>
+              <m:endChr m:val=""/>
+              <m:ctrlPr>
+                <w:rPr>
+                  <w:rFonts w:ascii="Cambria Math" w:eastAsiaTheme="minorEastAsia" w:hAnsi="Cambria Math" w:cs="Times New Roman"/>
+                  <w:i/>
+                  <w:sz w:val="28"/>
+                  <w:szCs w:val="28"/>
+                </w:rPr>
+              </m:ctrlPr>
+            </m:dPr>
+            <m:e>
+              <m:eqArr>
+                <m:eqArrPr>
+                  <m:ctrlPr>
+                    <w:rPr>
+                      <w:rFonts w:ascii="Cambria Math" w:eastAsiaTheme="minorEastAsia" w:hAnsi="Cambria Math" w:cs="Times New Roman"/>
+                      <w:i/>
+                      <w:sz w:val="28"/>
+                      <w:szCs w:val="28"/>
+                    </w:rPr>
+                  </m:ctrlPr>
+                </m:eqArrPr>
+                <m:e>
+                  <m:sSubSup>
+                    <m:sSubSupPr>
+                      <m:ctrlPr>
+                        <w:rPr>
+                          <w:rFonts w:ascii="Cambria Math" w:eastAsiaTheme="minorEastAsia" w:hAnsi="Cambria Math" w:cs="Times New Roman"/>
+                          <w:i/>
+                          <w:sz w:val="28"/>
+                          <w:szCs w:val="28"/>
+                        </w:rPr>
+                      </m:ctrlPr>
+                    </m:sSubSupPr>
+                    <m:e>
+                      <m:acc>
+                        <m:accPr>
+                          <m:ctrlPr>
+                            <w:rPr>
+                              <w:rFonts w:ascii="Cambria Math" w:eastAsiaTheme="minorEastAsia" w:hAnsi="Cambria Math" w:cs="Times New Roman"/>
+                              <w:i/>
+                              <w:sz w:val="28"/>
+                              <w:szCs w:val="28"/>
+                            </w:rPr>
+                          </m:ctrlPr>
+                        </m:accPr>
+                        <m:e>
+                          <m:r>
+                            <w:rPr>
+                              <w:rFonts w:ascii="Cambria Math" w:eastAsiaTheme="minorEastAsia" w:hAnsi="Cambria Math" w:cs="Times New Roman"/>
+                              <w:sz w:val="28"/>
+                              <w:szCs w:val="28"/>
+                            </w:rPr>
+                            <m:t>d</m:t>
+                          </m:r>
+                        </m:e>
+                      </m:acc>
+                    </m:e>
+                    <m:sub>
+                      <m:r>
+                        <w:rPr>
+                          <w:rFonts w:ascii="Cambria Math" w:eastAsiaTheme="minorEastAsia" w:hAnsi="Cambria Math" w:cs="Times New Roman"/>
+                          <w:sz w:val="28"/>
+                          <w:szCs w:val="28"/>
+                        </w:rPr>
+                        <m:t>0</m:t>
+                      </m:r>
+                    </m:sub>
+                    <m:sup>
+                      <m:r>
+                        <w:rPr>
+                          <w:rFonts w:ascii="Cambria Math" w:eastAsiaTheme="minorEastAsia" w:hAnsi="Cambria Math" w:cs="Times New Roman"/>
+                          <w:sz w:val="28"/>
+                          <w:szCs w:val="28"/>
+                        </w:rPr>
+                        <m:t>j</m:t>
+                      </m:r>
+                    </m:sup>
+                  </m:sSubSup>
+                  <m:r>
+                    <w:rPr>
+                      <w:rFonts w:ascii="Cambria Math" w:eastAsiaTheme="minorEastAsia" w:hAnsi="Cambria Math" w:cs="Times New Roman"/>
+                      <w:sz w:val="28"/>
+                      <w:szCs w:val="28"/>
+                    </w:rPr>
+                    <m:t>+</m:t>
+                  </m:r>
+                  <m:f>
+                    <m:fPr>
+                      <m:ctrlPr>
+                        <w:rPr>
+                          <w:rFonts w:ascii="Cambria Math" w:hAnsi="Cambria Math" w:cs="Times New Roman"/>
+                          <w:i/>
+                          <w:sz w:val="28"/>
+                          <w:szCs w:val="28"/>
+                        </w:rPr>
+                      </m:ctrlPr>
+                    </m:fPr>
+                    <m:num>
+                      <m:sSup>
+                        <m:sSupPr>
+                          <m:ctrlPr>
+                            <w:rPr>
+                              <w:rFonts w:ascii="Cambria Math" w:hAnsi="Cambria Math" w:cs="Times New Roman"/>
+                              <w:i/>
+                              <w:sz w:val="28"/>
+                              <w:szCs w:val="28"/>
+                            </w:rPr>
+                          </m:ctrlPr>
+                        </m:sSupPr>
+                        <m:e>
+                          <m:r>
+                            <w:rPr>
+                              <w:rFonts w:ascii="Cambria Math" w:hAnsi="Cambria Math" w:cs="Times New Roman"/>
+                              <w:sz w:val="28"/>
+                              <w:szCs w:val="28"/>
+                            </w:rPr>
+                            <m:t>σ</m:t>
+                          </m:r>
+                        </m:e>
+                        <m:sup>
+                          <m:r>
+                            <w:rPr>
+                              <w:rFonts w:ascii="Cambria Math" w:hAnsi="Cambria Math" w:cs="Times New Roman"/>
+                              <w:sz w:val="28"/>
+                              <w:szCs w:val="28"/>
+                            </w:rPr>
+                            <m:t>2</m:t>
+                          </m:r>
+                        </m:sup>
+                      </m:sSup>
+                      <m:sSup>
+                        <m:sSupPr>
+                          <m:ctrlPr>
+                            <w:rPr>
+                              <w:rFonts w:ascii="Cambria Math" w:hAnsi="Cambria Math" w:cs="Times New Roman"/>
+                              <w:i/>
+                              <w:sz w:val="28"/>
+                              <w:szCs w:val="28"/>
+                            </w:rPr>
+                          </m:ctrlPr>
+                        </m:sSupPr>
+                        <m:e>
+                          <m:r>
+                            <w:rPr>
+                              <w:rFonts w:ascii="Cambria Math" w:hAnsi="Cambria Math" w:cs="Times New Roman"/>
+                              <w:sz w:val="28"/>
+                              <w:szCs w:val="28"/>
+                            </w:rPr>
+                            <m:t>i</m:t>
+                          </m:r>
+                        </m:e>
+                        <m:sup>
+                          <m:r>
+                            <w:rPr>
+                              <w:rFonts w:ascii="Cambria Math" w:hAnsi="Cambria Math" w:cs="Times New Roman"/>
+                              <w:sz w:val="28"/>
+                              <w:szCs w:val="28"/>
+                            </w:rPr>
+                            <m:t>2</m:t>
+                          </m:r>
+                        </m:sup>
+                      </m:sSup>
+                      <m:r>
+                        <w:rPr>
+                          <w:rFonts w:ascii="Cambria Math" w:hAnsi="Cambria Math" w:cs="Times New Roman"/>
+                          <w:sz w:val="28"/>
+                          <w:szCs w:val="28"/>
+                        </w:rPr>
+                        <m:t>-ri</m:t>
+                      </m:r>
+                    </m:num>
+                    <m:den>
+                      <m:r>
+                        <w:rPr>
+                          <w:rFonts w:ascii="Cambria Math" w:hAnsi="Cambria Math" w:cs="Times New Roman"/>
+                          <w:sz w:val="28"/>
+                          <w:szCs w:val="28"/>
+                        </w:rPr>
+                        <m:t>2</m:t>
+                      </m:r>
+                    </m:den>
+                  </m:f>
+                  <m:r>
+                    <w:rPr>
+                      <w:rFonts w:ascii="Cambria Math" w:hAnsi="Cambria Math" w:cs="Times New Roman"/>
+                      <w:sz w:val="28"/>
+                      <w:szCs w:val="28"/>
+                    </w:rPr>
+                    <m:t>∙</m:t>
+                  </m:r>
+                  <m:sSubSup>
+                    <m:sSubSupPr>
+                      <m:ctrlPr>
+                        <w:rPr>
+                          <w:rFonts w:ascii="Cambria Math" w:hAnsi="Cambria Math" w:cs="Times New Roman"/>
+                          <w:i/>
+                          <w:sz w:val="28"/>
+                          <w:szCs w:val="28"/>
+                        </w:rPr>
+                      </m:ctrlPr>
+                    </m:sSubSupPr>
+                    <m:e>
+                      <m:r>
+                        <w:rPr>
+                          <w:rFonts w:ascii="Cambria Math" w:hAnsi="Cambria Math" w:cs="Times New Roman"/>
+                          <w:sz w:val="28"/>
+                          <w:szCs w:val="28"/>
+                        </w:rPr>
+                        <m:t>V</m:t>
+                      </m:r>
+                    </m:e>
+                    <m:sub>
+                      <m:r>
+                        <w:rPr>
+                          <w:rFonts w:ascii="Cambria Math" w:hAnsi="Cambria Math" w:cs="Times New Roman"/>
+                          <w:sz w:val="28"/>
+                          <w:szCs w:val="28"/>
+                        </w:rPr>
+                        <m:t>0</m:t>
+                      </m:r>
+                    </m:sub>
+                    <m:sup>
+                      <m:r>
+                        <w:rPr>
+                          <w:rFonts w:ascii="Cambria Math" w:hAnsi="Cambria Math" w:cs="Times New Roman"/>
+                          <w:sz w:val="28"/>
+                          <w:szCs w:val="28"/>
+                        </w:rPr>
+                        <m:t>j</m:t>
+                      </m:r>
+                    </m:sup>
+                  </m:sSubSup>
+                  <m:r>
+                    <w:rPr>
+                      <w:rFonts w:ascii="Cambria Math" w:hAnsi="Cambria Math" w:cs="Times New Roman"/>
+                      <w:sz w:val="28"/>
+                      <w:szCs w:val="28"/>
+                    </w:rPr>
+                    <m:t>,  &amp;</m:t>
+                  </m:r>
+                  <m:r>
+                    <w:rPr>
+                      <w:rFonts w:ascii="Cambria Math" w:eastAsiaTheme="minorEastAsia" w:hAnsi="Cambria Math" w:cs="Times New Roman"/>
+                      <w:sz w:val="28"/>
+                      <w:szCs w:val="28"/>
+                    </w:rPr>
+                    <m:t>i=1</m:t>
+                  </m:r>
+                </m:e>
+                <m:e>
+                  <m:m>
+                    <m:mPr>
+                      <m:mcs>
+                        <m:mc>
+                          <m:mcPr>
+                            <m:count m:val="1"/>
+                            <m:mcJc m:val="center"/>
+                          </m:mcPr>
+                        </m:mc>
+                      </m:mcs>
+                      <m:ctrlPr>
+                        <w:rPr>
+                          <w:rFonts w:ascii="Cambria Math" w:eastAsiaTheme="minorEastAsia" w:hAnsi="Cambria Math" w:cs="Times New Roman"/>
+                          <w:i/>
+                          <w:sz w:val="28"/>
+                          <w:szCs w:val="28"/>
+                        </w:rPr>
+                      </m:ctrlPr>
+                    </m:mPr>
+                    <m:mr>
+                      <m:e>
+                        <m:sSubSup>
+                          <m:sSubSupPr>
+                            <m:ctrlPr>
+                              <w:rPr>
+                                <w:rFonts w:ascii="Cambria Math" w:eastAsiaTheme="minorEastAsia" w:hAnsi="Cambria Math" w:cs="Times New Roman"/>
+                                <w:i/>
+                                <w:sz w:val="28"/>
+                                <w:szCs w:val="28"/>
+                              </w:rPr>
+                            </m:ctrlPr>
+                          </m:sSubSupPr>
+                          <m:e>
+                            <m:acc>
+                              <m:accPr>
+                                <m:ctrlPr>
+                                  <w:rPr>
+                                    <w:rFonts w:ascii="Cambria Math" w:eastAsiaTheme="minorEastAsia" w:hAnsi="Cambria Math" w:cs="Times New Roman"/>
+                                    <w:i/>
+                                    <w:sz w:val="28"/>
+                                    <w:szCs w:val="28"/>
+                                  </w:rPr>
+                                </m:ctrlPr>
+                              </m:accPr>
+                              <m:e>
+                                <m:r>
+                                  <w:rPr>
+                                    <w:rFonts w:ascii="Cambria Math" w:eastAsiaTheme="minorEastAsia" w:hAnsi="Cambria Math" w:cs="Times New Roman"/>
+                                    <w:sz w:val="28"/>
+                                    <w:szCs w:val="28"/>
+                                  </w:rPr>
+                                  <m:t>d</m:t>
+                                </m:r>
+                              </m:e>
+                            </m:acc>
+                          </m:e>
+                          <m:sub>
+                            <m:r>
+                              <w:rPr>
+                                <w:rFonts w:ascii="Cambria Math" w:eastAsiaTheme="minorEastAsia" w:hAnsi="Cambria Math" w:cs="Times New Roman"/>
+                                <w:sz w:val="28"/>
+                                <w:szCs w:val="28"/>
+                                <w:lang w:val="en-US"/>
+                              </w:rPr>
+                              <m:t>i</m:t>
+                            </m:r>
+                            <m:r>
+                              <w:rPr>
+                                <w:rFonts w:ascii="Cambria Math" w:eastAsiaTheme="minorEastAsia" w:hAnsi="Cambria Math" w:cs="Times New Roman"/>
+                                <w:sz w:val="28"/>
+                                <w:szCs w:val="28"/>
+                              </w:rPr>
+                              <m:t>-1</m:t>
+                            </m:r>
+                          </m:sub>
+                          <m:sup>
+                            <m:r>
+                              <w:rPr>
+                                <w:rFonts w:ascii="Cambria Math" w:eastAsiaTheme="minorEastAsia" w:hAnsi="Cambria Math" w:cs="Times New Roman"/>
+                                <w:sz w:val="28"/>
+                                <w:szCs w:val="28"/>
+                              </w:rPr>
+                              <m:t>j</m:t>
+                            </m:r>
+                          </m:sup>
+                        </m:sSubSup>
+                        <m:r>
+                          <w:rPr>
+                            <w:rFonts w:ascii="Cambria Math" w:hAnsi="Cambria Math" w:cs="Times New Roman"/>
+                            <w:sz w:val="28"/>
+                            <w:szCs w:val="28"/>
+                          </w:rPr>
+                          <m:t xml:space="preserve">,  </m:t>
+                        </m:r>
+                        <m:r>
+                          <w:rPr>
+                            <w:rFonts w:ascii="Cambria Math" w:eastAsiaTheme="minorEastAsia" w:hAnsi="Cambria Math" w:cs="Times New Roman"/>
+                            <w:sz w:val="28"/>
+                            <w:szCs w:val="28"/>
+                          </w:rPr>
+                          <m:t>i=</m:t>
+                        </m:r>
+                        <m:acc>
+                          <m:accPr>
+                            <m:chr m:val="̅"/>
+                            <m:ctrlPr>
+                              <w:rPr>
+                                <w:rFonts w:ascii="Cambria Math" w:eastAsiaTheme="minorEastAsia" w:hAnsi="Cambria Math" w:cs="Times New Roman"/>
+                                <w:i/>
+                                <w:sz w:val="28"/>
+                                <w:szCs w:val="28"/>
+                              </w:rPr>
+                            </m:ctrlPr>
+                          </m:accPr>
+                          <m:e>
+                            <m:r>
+                              <w:rPr>
+                                <w:rFonts w:ascii="Cambria Math" w:eastAsiaTheme="minorEastAsia" w:hAnsi="Cambria Math" w:cs="Times New Roman"/>
+                                <w:sz w:val="28"/>
+                                <w:szCs w:val="28"/>
+                              </w:rPr>
+                              <m:t>2,n-3</m:t>
+                            </m:r>
+                          </m:e>
+                        </m:acc>
+                      </m:e>
+                    </m:mr>
+                    <m:mr>
+                      <m:e>
+                        <m:sSubSup>
+                          <m:sSubSupPr>
+                            <m:ctrlPr>
+                              <w:rPr>
+                                <w:rFonts w:ascii="Cambria Math" w:eastAsiaTheme="minorEastAsia" w:hAnsi="Cambria Math" w:cs="Times New Roman"/>
+                                <w:i/>
+                                <w:sz w:val="28"/>
+                                <w:szCs w:val="28"/>
+                              </w:rPr>
+                            </m:ctrlPr>
+                          </m:sSubSupPr>
+                          <m:e>
+                            <m:acc>
+                              <m:accPr>
+                                <m:ctrlPr>
+                                  <w:rPr>
+                                    <w:rFonts w:ascii="Cambria Math" w:eastAsiaTheme="minorEastAsia" w:hAnsi="Cambria Math" w:cs="Times New Roman"/>
+                                    <w:i/>
+                                    <w:sz w:val="28"/>
+                                    <w:szCs w:val="28"/>
+                                  </w:rPr>
+                                </m:ctrlPr>
+                              </m:accPr>
+                              <m:e>
+                                <m:r>
+                                  <w:rPr>
+                                    <w:rFonts w:ascii="Cambria Math" w:eastAsiaTheme="minorEastAsia" w:hAnsi="Cambria Math" w:cs="Times New Roman"/>
+                                    <w:sz w:val="28"/>
+                                    <w:szCs w:val="28"/>
+                                  </w:rPr>
+                                  <m:t>d</m:t>
+                                </m:r>
+                              </m:e>
+                            </m:acc>
+                          </m:e>
+                          <m:sub>
+                            <m:r>
+                              <w:rPr>
+                                <w:rFonts w:ascii="Cambria Math" w:eastAsiaTheme="minorEastAsia" w:hAnsi="Cambria Math" w:cs="Times New Roman"/>
+                                <w:sz w:val="28"/>
+                                <w:szCs w:val="28"/>
+                                <w:lang w:val="en-US"/>
+                              </w:rPr>
+                              <m:t>n</m:t>
+                            </m:r>
+                            <m:r>
+                              <w:rPr>
+                                <w:rFonts w:ascii="Cambria Math" w:eastAsiaTheme="minorEastAsia" w:hAnsi="Cambria Math" w:cs="Times New Roman"/>
+                                <w:sz w:val="28"/>
+                                <w:szCs w:val="28"/>
+                              </w:rPr>
+                              <m:t>-3</m:t>
+                            </m:r>
+                          </m:sub>
+                          <m:sup>
+                            <m:r>
+                              <w:rPr>
+                                <w:rFonts w:ascii="Cambria Math" w:eastAsiaTheme="minorEastAsia" w:hAnsi="Cambria Math" w:cs="Times New Roman"/>
+                                <w:sz w:val="28"/>
+                                <w:szCs w:val="28"/>
+                              </w:rPr>
+                              <m:t>j</m:t>
+                            </m:r>
+                          </m:sup>
+                        </m:sSubSup>
+                        <m:r>
+                          <w:rPr>
+                            <w:rFonts w:ascii="Cambria Math" w:eastAsiaTheme="minorEastAsia" w:hAnsi="Cambria Math" w:cs="Times New Roman"/>
+                            <w:sz w:val="28"/>
+                            <w:szCs w:val="28"/>
+                          </w:rPr>
+                          <m:t>+</m:t>
+                        </m:r>
+                        <m:f>
+                          <m:fPr>
+                            <m:ctrlPr>
+                              <w:rPr>
+                                <w:rFonts w:ascii="Cambria Math" w:hAnsi="Cambria Math" w:cs="Times New Roman"/>
+                                <w:i/>
+                                <w:sz w:val="28"/>
+                                <w:szCs w:val="28"/>
+                              </w:rPr>
+                            </m:ctrlPr>
+                          </m:fPr>
+                          <m:num>
+                            <m:sSup>
+                              <m:sSupPr>
+                                <m:ctrlPr>
+                                  <w:rPr>
+                                    <w:rFonts w:ascii="Cambria Math" w:hAnsi="Cambria Math" w:cs="Times New Roman"/>
+                                    <w:i/>
+                                    <w:sz w:val="28"/>
+                                    <w:szCs w:val="28"/>
+                                  </w:rPr>
+                                </m:ctrlPr>
+                              </m:sSupPr>
+                              <m:e>
+                                <m:r>
+                                  <w:rPr>
+                                    <w:rFonts w:ascii="Cambria Math" w:hAnsi="Cambria Math" w:cs="Times New Roman"/>
+                                    <w:sz w:val="28"/>
+                                    <w:szCs w:val="28"/>
+                                  </w:rPr>
+                                  <m:t>σ</m:t>
+                                </m:r>
+                              </m:e>
+                              <m:sup>
+                                <m:r>
+                                  <w:rPr>
+                                    <w:rFonts w:ascii="Cambria Math" w:hAnsi="Cambria Math" w:cs="Times New Roman"/>
+                                    <w:sz w:val="28"/>
+                                    <w:szCs w:val="28"/>
+                                  </w:rPr>
+                                  <m:t>2</m:t>
+                                </m:r>
+                              </m:sup>
+                            </m:sSup>
+                            <m:sSup>
+                              <m:sSupPr>
+                                <m:ctrlPr>
+                                  <w:rPr>
+                                    <w:rFonts w:ascii="Cambria Math" w:hAnsi="Cambria Math" w:cs="Times New Roman"/>
+                                    <w:i/>
+                                    <w:sz w:val="28"/>
+                                    <w:szCs w:val="28"/>
+                                  </w:rPr>
+                                </m:ctrlPr>
+                              </m:sSupPr>
+                              <m:e>
+                                <m:r>
+                                  <w:rPr>
+                                    <w:rFonts w:ascii="Cambria Math" w:hAnsi="Cambria Math" w:cs="Times New Roman"/>
+                                    <w:sz w:val="28"/>
+                                    <w:szCs w:val="28"/>
+                                  </w:rPr>
+                                  <m:t>i</m:t>
+                                </m:r>
+                              </m:e>
+                              <m:sup>
+                                <m:r>
+                                  <w:rPr>
+                                    <w:rFonts w:ascii="Cambria Math" w:hAnsi="Cambria Math" w:cs="Times New Roman"/>
+                                    <w:sz w:val="28"/>
+                                    <w:szCs w:val="28"/>
+                                  </w:rPr>
+                                  <m:t>2</m:t>
+                                </m:r>
+                              </m:sup>
+                            </m:sSup>
+                            <m:r>
+                              <w:rPr>
+                                <w:rFonts w:ascii="Cambria Math" w:hAnsi="Cambria Math" w:cs="Times New Roman"/>
+                                <w:sz w:val="28"/>
+                                <w:szCs w:val="28"/>
+                              </w:rPr>
+                              <m:t>+ri</m:t>
+                            </m:r>
+                          </m:num>
+                          <m:den>
+                            <m:r>
+                              <w:rPr>
+                                <w:rFonts w:ascii="Cambria Math" w:hAnsi="Cambria Math" w:cs="Times New Roman"/>
+                                <w:sz w:val="28"/>
+                                <w:szCs w:val="28"/>
+                              </w:rPr>
+                              <m:t>2</m:t>
+                            </m:r>
+                          </m:den>
+                        </m:f>
+                        <m:r>
+                          <w:rPr>
+                            <w:rFonts w:ascii="Cambria Math" w:hAnsi="Cambria Math" w:cs="Times New Roman"/>
+                            <w:sz w:val="28"/>
+                            <w:szCs w:val="28"/>
+                          </w:rPr>
+                          <m:t>∙</m:t>
+                        </m:r>
+                        <m:sSubSup>
+                          <m:sSubSupPr>
+                            <m:ctrlPr>
+                              <w:rPr>
+                                <w:rFonts w:ascii="Cambria Math" w:hAnsi="Cambria Math" w:cs="Times New Roman"/>
+                                <w:i/>
+                                <w:sz w:val="28"/>
+                                <w:szCs w:val="28"/>
+                              </w:rPr>
+                            </m:ctrlPr>
+                          </m:sSubSupPr>
+                          <m:e>
+                            <m:r>
+                              <w:rPr>
+                                <w:rFonts w:ascii="Cambria Math" w:hAnsi="Cambria Math" w:cs="Times New Roman"/>
+                                <w:sz w:val="28"/>
+                                <w:szCs w:val="28"/>
+                              </w:rPr>
+                              <m:t>V</m:t>
+                            </m:r>
+                          </m:e>
+                          <m:sub>
+                            <m:r>
+                              <w:rPr>
+                                <w:rFonts w:ascii="Cambria Math" w:hAnsi="Cambria Math" w:cs="Times New Roman"/>
+                                <w:sz w:val="28"/>
+                                <w:szCs w:val="28"/>
+                              </w:rPr>
+                              <m:t>n-1</m:t>
+                            </m:r>
+                          </m:sub>
+                          <m:sup>
+                            <m:r>
+                              <w:rPr>
+                                <w:rFonts w:ascii="Cambria Math" w:hAnsi="Cambria Math" w:cs="Times New Roman"/>
+                                <w:sz w:val="28"/>
+                                <w:szCs w:val="28"/>
+                              </w:rPr>
+                              <m:t>j</m:t>
+                            </m:r>
+                          </m:sup>
+                        </m:sSubSup>
+                        <m:r>
+                          <w:rPr>
+                            <w:rFonts w:ascii="Cambria Math" w:hAnsi="Cambria Math" w:cs="Times New Roman"/>
+                            <w:sz w:val="28"/>
+                            <w:szCs w:val="28"/>
+                          </w:rPr>
+                          <m:t xml:space="preserve">,  </m:t>
+                        </m:r>
+                        <m:r>
+                          <w:rPr>
+                            <w:rFonts w:ascii="Cambria Math" w:eastAsiaTheme="minorEastAsia" w:hAnsi="Cambria Math" w:cs="Times New Roman"/>
+                            <w:sz w:val="28"/>
+                            <w:szCs w:val="28"/>
+                          </w:rPr>
+                          <m:t>i=n-2</m:t>
+                        </m:r>
+                      </m:e>
+                    </m:mr>
+                  </m:m>
+                </m:e>
+              </m:eqArr>
+            </m:e>
+          </m:d>
+        </m:oMath>
+      </m:oMathPara>
+    </w:p>
+    <w:p>
+      <w:pPr>
+        <w:ind w:firstLine="708"/>
+        <w:rPr>
+          <w:rFonts w:ascii="Times New Roman" w:eastAsiaTheme="minorEastAsia" w:hAnsi="Times New Roman" w:cs="Times New Roman"/>
+          <w:iCs/>
+          <w:sz w:val="28"/>
+          <w:szCs w:val="28"/>
+        </w:rPr>
+      </w:pPr>
+      <w:r>
+        <w:rPr>
+          <w:rFonts w:ascii="Times New Roman" w:eastAsiaTheme="minorEastAsia" w:hAnsi="Times New Roman" w:cs="Times New Roman"/>
+          <w:iCs/>
+          <w:sz w:val="28"/>
+          <w:szCs w:val="28"/>
+        </w:rPr>
+        <w:t xml:space="preserve">Возьмём </w:t>
+      </w:r>
+      <m:oMath>
+        <m:r>
+          <w:rPr>
+            <w:rFonts w:ascii="Cambria Math" w:eastAsiaTheme="minorEastAsia" w:hAnsi="Cambria Math" w:cs="Times New Roman"/>
+            <w:sz w:val="28"/>
+            <w:szCs w:val="28"/>
+          </w:rPr>
+          <m:t>α=</m:t>
+        </m:r>
+        <m:f>
+          <m:fPr>
+            <m:ctrlPr>
+              <w:rPr>
+                <w:rFonts w:ascii="Cambria Math" w:eastAsiaTheme="minorEastAsia" w:hAnsi="Cambria Math" w:cs="Times New Roman"/>
+                <w:i/>
+                <w:iCs/>
+                <w:sz w:val="28"/>
+                <w:szCs w:val="28"/>
+              </w:rPr>
+            </m:ctrlPr>
+          </m:fPr>
+          <m:num>
+            <m:r>
+              <w:rPr>
+                <w:rFonts w:ascii="Cambria Math" w:eastAsiaTheme="minorEastAsia" w:hAnsi="Cambria Math" w:cs="Times New Roman"/>
+                <w:sz w:val="28"/>
+                <w:szCs w:val="28"/>
+              </w:rPr>
+              <m:t>1</m:t>
+            </m:r>
+          </m:num>
+          <m:den>
+            <m:r>
+              <w:rPr>
+                <w:rFonts w:ascii="Cambria Math" w:eastAsiaTheme="minorEastAsia" w:hAnsi="Cambria Math" w:cs="Times New Roman"/>
+                <w:sz w:val="28"/>
+                <w:szCs w:val="28"/>
+              </w:rPr>
+              <m:t>2</m:t>
+            </m:r>
+          </m:den>
+        </m:f>
+      </m:oMath>
+      <w:r>
+        <w:rPr>
+          <w:rFonts w:ascii="Times New Roman" w:eastAsiaTheme="minorEastAsia" w:hAnsi="Times New Roman" w:cs="Times New Roman"/>
+          <w:iCs/>
+          <w:sz w:val="28"/>
+          <w:szCs w:val="28"/>
+        </w:rPr>
+        <w:t>, чтобы получить схему Кранка-Николсона.</w:t>
+      </w:r>
+      <w:r>
+        <w:rPr>
+          <w:rFonts w:ascii="Times New Roman" w:eastAsiaTheme="minorEastAsia" w:hAnsi="Times New Roman" w:cs="Times New Roman"/>
+          <w:iCs/>
+          <w:sz w:val="28"/>
+          <w:szCs w:val="28"/>
+        </w:rPr>
+        <w:t xml:space="preserve"> А </w:t>
+      </w:r>
+      <w:r>
+        <w:rPr>
+          <w:rFonts w:ascii="Times New Roman" w:eastAsiaTheme="minorEastAsia" w:hAnsi="Times New Roman" w:cs="Times New Roman"/>
+          <w:iCs/>
+          <w:sz w:val="28"/>
+          <w:szCs w:val="28"/>
+        </w:rPr>
+        <w:t>также</w:t>
+      </w:r>
+      <w:r>
+        <w:rPr>
+          <w:rFonts w:ascii="Times New Roman" w:eastAsiaTheme="minorEastAsia" w:hAnsi="Times New Roman" w:cs="Times New Roman"/>
+          <w:iCs/>
+          <w:sz w:val="28"/>
+          <w:szCs w:val="28"/>
+        </w:rPr>
+        <w:t>:</w:t>
+      </w:r>
+    </w:p>
+    <w:p>
+      <w:pPr>
+        <w:pStyle w:val="a4"/>
+        <w:numPr>
+          <w:ilvl w:val="0"/>
+          <w:numId w:val="26"/>
+        </w:numPr>
+        <w:rPr>
+          <w:rFonts w:ascii="Times New Roman" w:eastAsiaTheme="minorEastAsia" w:hAnsi="Times New Roman" w:cs="Times New Roman"/>
+          <w:iCs/>
+          <w:sz w:val="28"/>
+          <w:szCs w:val="28"/>
+        </w:rPr>
+      </w:pPr>
+      <m:oMath>
+        <m:sSub>
+          <m:sSubPr>
+            <m:ctrlPr>
+              <w:rPr>
+                <w:rFonts w:ascii="Cambria Math" w:eastAsiaTheme="minorEastAsia" w:hAnsi="Cambria Math" w:cs="Times New Roman"/>
+                <w:i/>
+                <w:iCs/>
+                <w:sz w:val="28"/>
+                <w:szCs w:val="28"/>
+              </w:rPr>
+            </m:ctrlPr>
+          </m:sSubPr>
+          <m:e>
+            <m:r>
+              <w:rPr>
+                <w:rFonts w:ascii="Cambria Math" w:eastAsiaTheme="minorEastAsia" w:hAnsi="Cambria Math" w:cs="Times New Roman"/>
+                <w:sz w:val="28"/>
+                <w:szCs w:val="28"/>
+              </w:rPr>
+              <m:t>S</m:t>
+            </m:r>
+          </m:e>
+          <m:sub>
+            <m:r>
+              <w:rPr>
+                <w:rFonts w:ascii="Cambria Math" w:eastAsiaTheme="minorEastAsia" w:hAnsi="Cambria Math" w:cs="Times New Roman"/>
+                <w:sz w:val="28"/>
+                <w:szCs w:val="28"/>
+              </w:rPr>
+              <m:t>max</m:t>
+            </m:r>
+          </m:sub>
+        </m:sSub>
+        <m:r>
+          <w:rPr>
+            <w:rFonts w:ascii="Cambria Math" w:eastAsiaTheme="minorEastAsia" w:hAnsi="Cambria Math" w:cs="Times New Roman"/>
+            <w:sz w:val="28"/>
+            <w:szCs w:val="28"/>
+          </w:rPr>
+          <m:t>=500</m:t>
+        </m:r>
+      </m:oMath>
+    </w:p>
+    <w:p>
+      <w:pPr>
+        <w:pStyle w:val="a4"/>
+        <w:numPr>
+          <w:ilvl w:val="0"/>
+          <w:numId w:val="26"/>
+        </w:numPr>
+        <w:rPr>
+          <w:rFonts w:ascii="Times New Roman" w:eastAsiaTheme="minorEastAsia" w:hAnsi="Times New Roman" w:cs="Times New Roman"/>
+          <w:iCs/>
+          <w:sz w:val="28"/>
+          <w:szCs w:val="28"/>
+        </w:rPr>
+      </w:pPr>
+      <m:oMath>
+        <m:r>
+          <w:rPr>
+            <w:rFonts w:ascii="Cambria Math" w:eastAsiaTheme="minorEastAsia" w:hAnsi="Cambria Math" w:cs="Times New Roman"/>
+            <w:sz w:val="28"/>
+            <w:szCs w:val="28"/>
+          </w:rPr>
+          <m:t>T=1</m:t>
+        </m:r>
+      </m:oMath>
+    </w:p>
+    <w:p>
+      <w:pPr>
+        <w:pStyle w:val="a4"/>
+        <w:numPr>
+          <w:ilvl w:val="0"/>
+          <w:numId w:val="26"/>
+        </w:numPr>
+        <w:rPr>
+          <w:rFonts w:ascii="Times New Roman" w:eastAsiaTheme="minorEastAsia" w:hAnsi="Times New Roman" w:cs="Times New Roman"/>
+          <w:iCs/>
+          <w:sz w:val="28"/>
+          <w:szCs w:val="28"/>
+        </w:rPr>
+      </w:pPr>
+      <m:oMath>
+        <m:r>
+          <w:rPr>
+            <w:rFonts w:ascii="Cambria Math" w:eastAsiaTheme="minorEastAsia" w:hAnsi="Cambria Math" w:cs="Times New Roman"/>
+            <w:sz w:val="28"/>
+            <w:szCs w:val="28"/>
+          </w:rPr>
+          <m:t>E=140</m:t>
+        </m:r>
+      </m:oMath>
+    </w:p>
+    <w:p>
+      <w:pPr>
+        <w:pStyle w:val="a4"/>
+        <w:numPr>
+          <w:ilvl w:val="0"/>
+          <w:numId w:val="26"/>
+        </w:numPr>
+        <w:rPr>
+          <w:rFonts w:ascii="Times New Roman" w:eastAsiaTheme="minorEastAsia" w:hAnsi="Times New Roman" w:cs="Times New Roman"/>
+          <w:iCs/>
+          <w:sz w:val="28"/>
+          <w:szCs w:val="28"/>
+        </w:rPr>
+      </w:pPr>
+      <m:oMath>
+        <m:r>
+          <w:rPr>
+            <w:rFonts w:ascii="Cambria Math" w:eastAsiaTheme="minorEastAsia" w:hAnsi="Cambria Math" w:cs="Times New Roman"/>
+            <w:sz w:val="28"/>
+            <w:szCs w:val="28"/>
+          </w:rPr>
+          <m:t>r=0.05</m:t>
+        </m:r>
+      </m:oMath>
+    </w:p>
+    <w:p>
+      <w:pPr>
+        <w:pStyle w:val="a4"/>
+        <w:numPr>
+          <w:ilvl w:val="0"/>
+          <w:numId w:val="26"/>
+        </w:numPr>
+        <w:rPr>
+          <w:rFonts w:ascii="Times New Roman" w:eastAsiaTheme="minorEastAsia" w:hAnsi="Times New Roman" w:cs="Times New Roman"/>
+          <w:iCs/>
+          <w:sz w:val="28"/>
+          <w:szCs w:val="28"/>
+        </w:rPr>
+      </w:pPr>
+      <m:oMath>
+        <m:r>
+          <w:rPr>
+            <w:rFonts w:ascii="Cambria Math" w:eastAsiaTheme="minorEastAsia" w:hAnsi="Cambria Math" w:cs="Times New Roman"/>
+            <w:sz w:val="28"/>
+            <w:szCs w:val="28"/>
+          </w:rPr>
+          <m:t>σ=0.2</m:t>
+        </m:r>
+      </m:oMath>
+    </w:p>
+    <w:p>
+      <w:pPr>
+        <w:pStyle w:val="a4"/>
+        <w:numPr>
+          <w:ilvl w:val="0"/>
+          <w:numId w:val="26"/>
+        </w:numPr>
+        <w:rPr>
+          <w:rFonts w:ascii="Times New Roman" w:eastAsiaTheme="minorEastAsia" w:hAnsi="Times New Roman" w:cs="Times New Roman"/>
+          <w:iCs/>
+          <w:sz w:val="28"/>
+          <w:szCs w:val="28"/>
+        </w:rPr>
+      </w:pPr>
+      <m:oMath>
+        <m:r>
+          <w:rPr>
+            <w:rFonts w:ascii="Cambria Math" w:eastAsiaTheme="minorEastAsia" w:hAnsi="Cambria Math" w:cs="Times New Roman"/>
+            <w:sz w:val="28"/>
+            <w:szCs w:val="28"/>
+          </w:rPr>
+          <m:t>τ=h=</m:t>
+        </m:r>
+        <m:r>
+          <w:rPr>
+            <w:rFonts w:ascii="Cambria Math" w:eastAsiaTheme="minorEastAsia" w:hAnsi="Cambria Math" w:cs="Times New Roman"/>
+            <w:sz w:val="28"/>
+            <w:szCs w:val="28"/>
+          </w:rPr>
+          <m:t>1e-1</m:t>
+        </m:r>
+      </m:oMath>
+    </w:p>
+    <w:p>
+      <w:pPr>
+        <w:pStyle w:val="3"/>
+        <w:rPr>
+          <w:rFonts w:eastAsiaTheme="minorEastAsia"/>
+        </w:rPr>
+      </w:pPr>
+      <w:bookmarkStart w:id="12" w:name="_Toc58806538"/>
+      <w:r>
+        <w:rPr>
+          <w:rFonts w:eastAsiaTheme="minorEastAsia"/>
+        </w:rPr>
+        <w:lastRenderedPageBreak/>
+        <w:t xml:space="preserve">2.4.1 </w:t>
+      </w:r>
+      <w:r>
+        <w:rPr>
+          <w:rFonts w:eastAsiaTheme="minorEastAsia"/>
+        </w:rPr>
+        <w:t>“</w:t>
+      </w:r>
+      <w:r>
+        <w:rPr>
+          <w:rFonts w:eastAsiaTheme="minorEastAsia"/>
+          <w:lang w:val="en-US"/>
+        </w:rPr>
+        <w:t>Call</w:t>
+      </w:r>
+      <w:r>
+        <w:rPr>
+          <w:rFonts w:eastAsiaTheme="minorEastAsia"/>
+        </w:rPr>
+        <w:t>”-</w:t>
+      </w:r>
+      <w:r>
+        <w:rPr>
+          <w:rFonts w:eastAsiaTheme="minorEastAsia"/>
+        </w:rPr>
+        <w:t>опцион</w:t>
       </w:r>
       <w:bookmarkEnd w:id="12"/>
     </w:p>
     <w:p>
       <w:pPr>
+        <w:pStyle w:val="af1"/>
+        <w:keepNext/>
+      </w:pPr>
+      <w:r>
+        <w:t xml:space="preserve">Рисунок </w:t>
+      </w:r>
+      <w:fldSimple w:instr=" SEQ Рисунок \* ARABIC ">
+        <w:r>
+          <w:rPr>
+            <w:noProof/>
+          </w:rPr>
+          <w:t>6</w:t>
+        </w:r>
+      </w:fldSimple>
+      <w:r>
+        <w:t xml:space="preserve"> Приближённое решение для </w:t>
+      </w:r>
+      <w:r>
+        <w:t>"</w:t>
+      </w:r>
+      <w:r>
+        <w:rPr>
+          <w:lang w:val="en-US"/>
+        </w:rPr>
+        <w:t>Call</w:t>
+      </w:r>
+      <w:r>
+        <w:t>"-</w:t>
+      </w:r>
+      <w:r>
+        <w:t xml:space="preserve">опциона при </w:t>
+      </w:r>
+      <w:r>
+        <w:rPr>
+          <w:lang w:val="en-US"/>
+        </w:rPr>
+        <w:t>h</w:t>
+      </w:r>
+      <w:r>
+        <w:t>=</w:t>
+      </w:r>
+      <w:r>
+        <w:rPr>
+          <w:lang w:val="en-US"/>
+        </w:rPr>
+        <w:t>tau</w:t>
+      </w:r>
+      <w:r>
+        <w:t>=1</w:t>
+      </w:r>
+      <w:r>
+        <w:rPr>
+          <w:lang w:val="en-US"/>
+        </w:rPr>
+        <w:t>e</w:t>
+      </w:r>
+      <w:r>
+        <w:t>-1</w:t>
+      </w:r>
+    </w:p>
+    <w:p>
+      <w:r>
+        <w:rPr>
+          <w:noProof/>
+        </w:rPr>
+        <w:drawing>
+          <wp:inline distT="0" distB="0" distL="0" distR="0" wp14:anchorId="0E4CDC13" wp14:editId="35A37349">
+            <wp:extent cx="5448580" cy="5010407"/>
+            <wp:effectExtent l="0" t="0" r="0" b="0"/>
+            <wp:docPr id="12" name="Рисунок 12"/>
+            <wp:cNvGraphicFramePr>
+              <a:graphicFrameLocks xmlns:a="http://schemas.openxmlformats.org/drawingml/2006/main" noChangeAspect="1"/>
+            </wp:cNvGraphicFramePr>
+            <a:graphic xmlns:a="http://schemas.openxmlformats.org/drawingml/2006/main">
+              <a:graphicData uri="http://schemas.openxmlformats.org/drawingml/2006/picture">
+                <pic:pic xmlns:pic="http://schemas.openxmlformats.org/drawingml/2006/picture">
+                  <pic:nvPicPr>
+                    <pic:cNvPr id="12" name="Рисунок 12"/>
+                    <pic:cNvPicPr/>
+                  </pic:nvPicPr>
+                  <pic:blipFill>
+                    <a:blip r:embed="rId13">
+                      <a:extLst>
+                        <a:ext uri="{28A0092B-C50C-407E-A947-70E740481C1C}">
+                          <a14:useLocalDpi xmlns:a14="http://schemas.microsoft.com/office/drawing/2010/main" val="0"/>
+                        </a:ext>
+                      </a:extLst>
+                    </a:blip>
+                    <a:stretch>
+                      <a:fillRect/>
+                    </a:stretch>
+                  </pic:blipFill>
+                  <pic:spPr>
+                    <a:xfrm>
+                      <a:off x="0" y="0"/>
+                      <a:ext cx="5448580" cy="5010407"/>
+                    </a:xfrm>
+                    <a:prstGeom prst="rect">
+                      <a:avLst/>
+                    </a:prstGeom>
+                  </pic:spPr>
+                </pic:pic>
+              </a:graphicData>
+            </a:graphic>
+          </wp:inline>
+        </w:drawing>
+      </w:r>
+    </w:p>
+    <w:p>
+      <w:pPr>
+        <w:pStyle w:val="af1"/>
+        <w:keepNext/>
+      </w:pPr>
+      <w:r>
+        <w:lastRenderedPageBreak/>
+        <w:t xml:space="preserve">Рисунок </w:t>
+      </w:r>
+      <w:fldSimple w:instr=" SEQ Рисунок \* ARABIC ">
+        <w:r>
+          <w:rPr>
+            <w:noProof/>
+          </w:rPr>
+          <w:t>7</w:t>
+        </w:r>
+      </w:fldSimple>
+      <w:r>
+        <w:t xml:space="preserve"> </w:t>
+      </w:r>
+      <w:r>
+        <w:t>Точное</w:t>
+      </w:r>
+      <w:r>
+        <w:t xml:space="preserve"> решение для "</w:t>
+      </w:r>
+      <w:r>
+        <w:rPr>
+          <w:lang w:val="en-US"/>
+        </w:rPr>
+        <w:t>Call</w:t>
+      </w:r>
+      <w:r>
+        <w:t xml:space="preserve">"-опциона при </w:t>
+      </w:r>
+      <w:r>
+        <w:rPr>
+          <w:lang w:val="en-US"/>
+        </w:rPr>
+        <w:t>h</w:t>
+      </w:r>
+      <w:r>
+        <w:t>=</w:t>
+      </w:r>
+      <w:r>
+        <w:rPr>
+          <w:lang w:val="en-US"/>
+        </w:rPr>
+        <w:t>tau</w:t>
+      </w:r>
+      <w:r>
+        <w:t>=1</w:t>
+      </w:r>
+      <w:r>
+        <w:rPr>
+          <w:lang w:val="en-US"/>
+        </w:rPr>
+        <w:t>e</w:t>
+      </w:r>
+      <w:r>
+        <w:t>-1</w:t>
+      </w:r>
+    </w:p>
+    <w:p>
+      <w:r>
+        <w:rPr>
+          <w:noProof/>
+        </w:rPr>
+        <w:drawing>
+          <wp:inline distT="0" distB="0" distL="0" distR="0" wp14:anchorId="7744E21A" wp14:editId="78A3BCAA">
+            <wp:extent cx="5461281" cy="5010407"/>
+            <wp:effectExtent l="0" t="0" r="0" b="0"/>
+            <wp:docPr id="7" name="Рисунок 7"/>
+            <wp:cNvGraphicFramePr>
+              <a:graphicFrameLocks xmlns:a="http://schemas.openxmlformats.org/drawingml/2006/main" noChangeAspect="1"/>
+            </wp:cNvGraphicFramePr>
+            <a:graphic xmlns:a="http://schemas.openxmlformats.org/drawingml/2006/main">
+              <a:graphicData uri="http://schemas.openxmlformats.org/drawingml/2006/picture">
+                <pic:pic xmlns:pic="http://schemas.openxmlformats.org/drawingml/2006/picture">
+                  <pic:nvPicPr>
+                    <pic:cNvPr id="7" name="Рисунок 7"/>
+                    <pic:cNvPicPr/>
+                  </pic:nvPicPr>
+                  <pic:blipFill>
+                    <a:blip r:embed="rId14">
+                      <a:extLst>
+                        <a:ext uri="{28A0092B-C50C-407E-A947-70E740481C1C}">
+                          <a14:useLocalDpi xmlns:a14="http://schemas.microsoft.com/office/drawing/2010/main" val="0"/>
+                        </a:ext>
+                      </a:extLst>
+                    </a:blip>
+                    <a:stretch>
+                      <a:fillRect/>
+                    </a:stretch>
+                  </pic:blipFill>
+                  <pic:spPr>
+                    <a:xfrm>
+                      <a:off x="0" y="0"/>
+                      <a:ext cx="5461281" cy="5010407"/>
+                    </a:xfrm>
+                    <a:prstGeom prst="rect">
+                      <a:avLst/>
+                    </a:prstGeom>
+                  </pic:spPr>
+                </pic:pic>
+              </a:graphicData>
+            </a:graphic>
+          </wp:inline>
+        </w:drawing>
+      </w:r>
+    </w:p>
+    <w:p>
+      <w:pPr>
+        <w:pStyle w:val="3"/>
+      </w:pPr>
+      <w:bookmarkStart w:id="13" w:name="_Toc58806539"/>
+      <w:r>
+        <w:lastRenderedPageBreak/>
+        <w:t xml:space="preserve">2.4.2 </w:t>
+      </w:r>
+      <w:r>
+        <w:rPr>
+          <w:lang w:val="en-US"/>
+        </w:rPr>
+        <w:t>“Put”-</w:t>
+      </w:r>
+      <w:r>
+        <w:t>опцион</w:t>
+      </w:r>
+      <w:bookmarkEnd w:id="13"/>
+    </w:p>
+    <w:p>
+      <w:pPr>
+        <w:pStyle w:val="af1"/>
+        <w:keepNext/>
+      </w:pPr>
+      <w:r>
+        <w:t xml:space="preserve">Рисунок </w:t>
+      </w:r>
+      <w:fldSimple w:instr=" SEQ Рисунок \* ARABIC ">
+        <w:r>
+          <w:rPr>
+            <w:noProof/>
+          </w:rPr>
+          <w:t>8</w:t>
+        </w:r>
+      </w:fldSimple>
+      <w:r>
+        <w:t xml:space="preserve"> </w:t>
+      </w:r>
+      <w:r>
+        <w:t>Приближённое решение для "</w:t>
+      </w:r>
+      <w:r>
+        <w:rPr>
+          <w:lang w:val="en-US"/>
+        </w:rPr>
+        <w:t>Put</w:t>
+      </w:r>
+      <w:r>
+        <w:t>"-опциона при h=</w:t>
+      </w:r>
+      <w:proofErr w:type="spellStart"/>
+      <w:r>
+        <w:t>tau</w:t>
+      </w:r>
+      <w:proofErr w:type="spellEnd"/>
+      <w:r>
+        <w:t>=1e-1</w:t>
+      </w:r>
+    </w:p>
+    <w:p>
+      <w:r>
+        <w:rPr>
+          <w:noProof/>
+        </w:rPr>
+        <w:drawing>
+          <wp:inline distT="0" distB="0" distL="0" distR="0" wp14:anchorId="65948634" wp14:editId="0F9F0BA1">
+            <wp:extent cx="5448580" cy="5010407"/>
+            <wp:effectExtent l="0" t="0" r="0" b="0"/>
+            <wp:docPr id="9" name="Рисунок 9"/>
+            <wp:cNvGraphicFramePr>
+              <a:graphicFrameLocks xmlns:a="http://schemas.openxmlformats.org/drawingml/2006/main" noChangeAspect="1"/>
+            </wp:cNvGraphicFramePr>
+            <a:graphic xmlns:a="http://schemas.openxmlformats.org/drawingml/2006/main">
+              <a:graphicData uri="http://schemas.openxmlformats.org/drawingml/2006/picture">
+                <pic:pic xmlns:pic="http://schemas.openxmlformats.org/drawingml/2006/picture">
+                  <pic:nvPicPr>
+                    <pic:cNvPr id="9" name="Рисунок 9"/>
+                    <pic:cNvPicPr/>
+                  </pic:nvPicPr>
+                  <pic:blipFill>
+                    <a:blip r:embed="rId15">
+                      <a:extLst>
+                        <a:ext uri="{28A0092B-C50C-407E-A947-70E740481C1C}">
+                          <a14:useLocalDpi xmlns:a14="http://schemas.microsoft.com/office/drawing/2010/main" val="0"/>
+                        </a:ext>
+                      </a:extLst>
+                    </a:blip>
+                    <a:stretch>
+                      <a:fillRect/>
+                    </a:stretch>
+                  </pic:blipFill>
+                  <pic:spPr>
+                    <a:xfrm>
+                      <a:off x="0" y="0"/>
+                      <a:ext cx="5448580" cy="5010407"/>
+                    </a:xfrm>
+                    <a:prstGeom prst="rect">
+                      <a:avLst/>
+                    </a:prstGeom>
+                  </pic:spPr>
+                </pic:pic>
+              </a:graphicData>
+            </a:graphic>
+          </wp:inline>
+        </w:drawing>
+      </w:r>
+    </w:p>
+    <w:p>
+      <w:pPr>
+        <w:pStyle w:val="af1"/>
+        <w:keepNext/>
+      </w:pPr>
+      <w:r>
+        <w:lastRenderedPageBreak/>
+        <w:t xml:space="preserve">Рисунок </w:t>
+      </w:r>
+      <w:fldSimple w:instr=" SEQ Рисунок \* ARABIC ">
+        <w:r>
+          <w:rPr>
+            <w:noProof/>
+          </w:rPr>
+          <w:t>9</w:t>
+        </w:r>
+      </w:fldSimple>
+      <w:r>
+        <w:t xml:space="preserve"> Точное решение для "</w:t>
+      </w:r>
+      <w:r>
+        <w:rPr>
+          <w:lang w:val="en-US"/>
+        </w:rPr>
+        <w:t>Call</w:t>
+      </w:r>
+      <w:r>
+        <w:t xml:space="preserve">"-опциона при </w:t>
+      </w:r>
+      <w:r>
+        <w:rPr>
+          <w:lang w:val="en-US"/>
+        </w:rPr>
+        <w:t>h</w:t>
+      </w:r>
+      <w:r>
+        <w:t>=</w:t>
+      </w:r>
+      <w:r>
+        <w:rPr>
+          <w:lang w:val="en-US"/>
+        </w:rPr>
+        <w:t>tau</w:t>
+      </w:r>
+      <w:r>
+        <w:t>=1</w:t>
+      </w:r>
+      <w:r>
+        <w:rPr>
+          <w:lang w:val="en-US"/>
+        </w:rPr>
+        <w:t>e</w:t>
+      </w:r>
+      <w:r>
+        <w:t>-1</w:t>
+      </w:r>
+    </w:p>
+    <w:p>
+      <w:r>
+        <w:rPr>
+          <w:noProof/>
+        </w:rPr>
+        <w:drawing>
+          <wp:inline distT="0" distB="0" distL="0" distR="0" wp14:anchorId="1E025543" wp14:editId="5E7CBED0">
+            <wp:extent cx="5461281" cy="5010407"/>
+            <wp:effectExtent l="0" t="0" r="0" b="0"/>
+            <wp:docPr id="10" name="Рисунок 10"/>
+            <wp:cNvGraphicFramePr>
+              <a:graphicFrameLocks xmlns:a="http://schemas.openxmlformats.org/drawingml/2006/main" noChangeAspect="1"/>
+            </wp:cNvGraphicFramePr>
+            <a:graphic xmlns:a="http://schemas.openxmlformats.org/drawingml/2006/main">
+              <a:graphicData uri="http://schemas.openxmlformats.org/drawingml/2006/picture">
+                <pic:pic xmlns:pic="http://schemas.openxmlformats.org/drawingml/2006/picture">
+                  <pic:nvPicPr>
+                    <pic:cNvPr id="10" name="Рисунок 10"/>
+                    <pic:cNvPicPr/>
+                  </pic:nvPicPr>
+                  <pic:blipFill>
+                    <a:blip r:embed="rId16">
+                      <a:extLst>
+                        <a:ext uri="{28A0092B-C50C-407E-A947-70E740481C1C}">
+                          <a14:useLocalDpi xmlns:a14="http://schemas.microsoft.com/office/drawing/2010/main" val="0"/>
+                        </a:ext>
+                      </a:extLst>
+                    </a:blip>
+                    <a:stretch>
+                      <a:fillRect/>
+                    </a:stretch>
+                  </pic:blipFill>
+                  <pic:spPr>
+                    <a:xfrm>
+                      <a:off x="0" y="0"/>
+                      <a:ext cx="5461281" cy="5010407"/>
+                    </a:xfrm>
+                    <a:prstGeom prst="rect">
+                      <a:avLst/>
+                    </a:prstGeom>
+                  </pic:spPr>
+                </pic:pic>
+              </a:graphicData>
+            </a:graphic>
+          </wp:inline>
+        </w:drawing>
+      </w:r>
+    </w:p>
+    <w:p>
+      <w:pPr>
+        <w:pStyle w:val="1"/>
+      </w:pPr>
+      <w:bookmarkStart w:id="14" w:name="_Toc58806540"/>
+      <w:r>
+        <w:t>3</w:t>
+      </w:r>
+      <w:r>
+        <w:t xml:space="preserve"> </w:t>
+      </w:r>
+      <w:r>
+        <w:t>Реализация</w:t>
+      </w:r>
+      <w:bookmarkEnd w:id="14"/>
+    </w:p>
+    <w:p>
+      <w:pPr>
         <w:ind w:firstLine="708"/>
         <w:rPr>
           <w:rFonts w:ascii="Times New Roman" w:eastAsiaTheme="minorEastAsia" w:hAnsi="Times New Roman" w:cs="Times New Roman"/>
@@ -21793,6 +26803,7 @@
         </w:rPr>
         <w:t xml:space="preserve">Была использована среда </w:t>
       </w:r>
+      <w:proofErr w:type="spellStart"/>
       <w:r>
         <w:rPr>
           <w:rFonts w:ascii="Times New Roman" w:hAnsi="Times New Roman" w:cs="Times New Roman"/>
@@ -21804,6 +26815,7 @@
         </w:rPr>
         <w:t>IPython</w:t>
       </w:r>
+      <w:proofErr w:type="spellEnd"/>
       <w:r>
         <w:rPr>
           <w:rFonts w:ascii="Times New Roman" w:hAnsi="Times New Roman" w:cs="Times New Roman"/>
@@ -21862,6 +26874,7 @@
         </w:rPr>
         <w:t xml:space="preserve">): модули </w:t>
       </w:r>
+      <w:proofErr w:type="spellStart"/>
       <w:r>
         <w:rPr>
           <w:rFonts w:ascii="Times New Roman" w:hAnsi="Times New Roman" w:cs="Times New Roman"/>
@@ -21873,6 +26886,7 @@
         </w:rPr>
         <w:t>numpy</w:t>
       </w:r>
+      <w:proofErr w:type="spellEnd"/>
       <w:r>
         <w:rPr>
           <w:rFonts w:ascii="Times New Roman" w:hAnsi="Times New Roman" w:cs="Times New Roman"/>
@@ -21926,6 +26940,7 @@
         </w:rPr>
         <w:t xml:space="preserve"> </w:t>
       </w:r>
+      <w:proofErr w:type="spellStart"/>
       <w:r>
         <w:rPr>
           <w:rFonts w:ascii="Times New Roman" w:hAnsi="Times New Roman" w:cs="Times New Roman"/>
@@ -21948,6 +26963,7 @@
         </w:rPr>
         <w:t>lab</w:t>
       </w:r>
+      <w:proofErr w:type="spellEnd"/>
       <w:r>
         <w:rPr>
           <w:rFonts w:ascii="Times New Roman" w:hAnsi="Times New Roman" w:cs="Times New Roman"/>
@@ -22002,7 +27018,15 @@
           <w:sz w:val="28"/>
           <w:szCs w:val="28"/>
         </w:rPr>
-        <w:t>функция</w:t>
+        <w:t>функци</w:t>
+      </w:r>
+      <w:r>
+        <w:rPr>
+          <w:rFonts w:ascii="Times New Roman" w:hAnsi="Times New Roman" w:cs="Times New Roman"/>
+          <w:sz w:val="28"/>
+          <w:szCs w:val="28"/>
+        </w:rPr>
+        <w:t>и</w:t>
       </w:r>
       <w:r>
         <w:rPr>
@@ -22031,6 +27055,7 @@
         </w:rPr>
         <w:t xml:space="preserve"> из модуля </w:t>
       </w:r>
+      <w:proofErr w:type="spellStart"/>
       <w:r>
         <w:rPr>
           <w:rFonts w:ascii="Times New Roman" w:eastAsiaTheme="minorEastAsia" w:hAnsi="Times New Roman" w:cs="Times New Roman"/>
@@ -22042,6 +27067,7 @@
         </w:rPr>
         <w:t>IPython</w:t>
       </w:r>
+      <w:proofErr w:type="spellEnd"/>
       <w:r>
         <w:rPr>
           <w:rFonts w:ascii="Times New Roman" w:eastAsiaTheme="minorEastAsia" w:hAnsi="Times New Roman" w:cs="Times New Roman"/>
@@ -22069,7 +27095,7 @@
           <w:sz w:val="28"/>
           <w:szCs w:val="28"/>
         </w:rPr>
-        <w:t xml:space="preserve"> для </w:t>
+        <w:t xml:space="preserve"> </w:t>
       </w:r>
       <w:r>
         <w:rPr>
@@ -22077,6 +27103,14 @@
           <w:sz w:val="28"/>
           <w:szCs w:val="28"/>
         </w:rPr>
+        <w:t xml:space="preserve">для </w:t>
+      </w:r>
+      <w:r>
+        <w:rPr>
+          <w:rFonts w:ascii="Times New Roman" w:eastAsiaTheme="minorEastAsia" w:hAnsi="Times New Roman" w:cs="Times New Roman"/>
+          <w:sz w:val="28"/>
+          <w:szCs w:val="28"/>
+        </w:rPr>
         <w:t xml:space="preserve">форматированного </w:t>
       </w:r>
       <w:r>
@@ -22102,7 +27136,155 @@
           <w:sz w:val="28"/>
           <w:szCs w:val="28"/>
         </w:rPr>
-        <w:t>’ских таблиц в браузере</w:t>
+        <w:t>’</w:t>
+      </w:r>
+      <w:proofErr w:type="spellStart"/>
+      <w:r>
+        <w:rPr>
+          <w:rFonts w:ascii="Times New Roman" w:eastAsiaTheme="minorEastAsia" w:hAnsi="Times New Roman" w:cs="Times New Roman"/>
+          <w:sz w:val="28"/>
+          <w:szCs w:val="28"/>
+        </w:rPr>
+        <w:t>ских</w:t>
+      </w:r>
+      <w:proofErr w:type="spellEnd"/>
+      <w:r>
+        <w:rPr>
+          <w:rFonts w:ascii="Times New Roman" w:eastAsiaTheme="minorEastAsia" w:hAnsi="Times New Roman" w:cs="Times New Roman"/>
+          <w:sz w:val="28"/>
+          <w:szCs w:val="28"/>
+        </w:rPr>
+        <w:t xml:space="preserve"> таблиц в браузере</w:t>
+      </w:r>
+      <w:r>
+        <w:rPr>
+          <w:rFonts w:ascii="Times New Roman" w:eastAsiaTheme="minorEastAsia" w:hAnsi="Times New Roman" w:cs="Times New Roman"/>
+          <w:sz w:val="28"/>
+          <w:szCs w:val="28"/>
+        </w:rPr>
+        <w:t xml:space="preserve"> </w:t>
+      </w:r>
+      <w:r>
+        <w:rPr>
+          <w:rFonts w:ascii="Times New Roman" w:eastAsiaTheme="minorEastAsia" w:hAnsi="Times New Roman" w:cs="Times New Roman"/>
+          <w:sz w:val="28"/>
+          <w:szCs w:val="28"/>
+        </w:rPr>
+        <w:t xml:space="preserve">и </w:t>
+      </w:r>
+      <w:r>
+        <w:rPr>
+          <w:rFonts w:ascii="Times New Roman" w:eastAsiaTheme="minorEastAsia" w:hAnsi="Times New Roman" w:cs="Times New Roman"/>
+          <w:i/>
+          <w:iCs/>
+          <w:sz w:val="28"/>
+          <w:szCs w:val="28"/>
+          <w:lang w:val="en-US"/>
+        </w:rPr>
+        <w:t>norm</w:t>
+      </w:r>
+      <w:r>
+        <w:rPr>
+          <w:rFonts w:ascii="Times New Roman" w:eastAsiaTheme="minorEastAsia" w:hAnsi="Times New Roman" w:cs="Times New Roman"/>
+          <w:i/>
+          <w:iCs/>
+          <w:sz w:val="28"/>
+          <w:szCs w:val="28"/>
+        </w:rPr>
+        <w:t>.</w:t>
+      </w:r>
+      <w:proofErr w:type="spellStart"/>
+      <w:r>
+        <w:rPr>
+          <w:rFonts w:ascii="Times New Roman" w:eastAsiaTheme="minorEastAsia" w:hAnsi="Times New Roman" w:cs="Times New Roman"/>
+          <w:i/>
+          <w:iCs/>
+          <w:sz w:val="28"/>
+          <w:szCs w:val="28"/>
+          <w:lang w:val="en-US"/>
+        </w:rPr>
+        <w:t>cdf</w:t>
+      </w:r>
+      <w:proofErr w:type="spellEnd"/>
+      <w:r>
+        <w:rPr>
+          <w:rFonts w:ascii="Times New Roman" w:eastAsiaTheme="minorEastAsia" w:hAnsi="Times New Roman" w:cs="Times New Roman"/>
+          <w:i/>
+          <w:iCs/>
+          <w:sz w:val="28"/>
+          <w:szCs w:val="28"/>
+        </w:rPr>
+        <w:t xml:space="preserve"> </w:t>
+      </w:r>
+      <w:r>
+        <w:rPr>
+          <w:rFonts w:ascii="Times New Roman" w:eastAsiaTheme="minorEastAsia" w:hAnsi="Times New Roman" w:cs="Times New Roman"/>
+          <w:sz w:val="28"/>
+          <w:szCs w:val="28"/>
+        </w:rPr>
+        <w:t xml:space="preserve">из модуля </w:t>
+      </w:r>
+      <w:proofErr w:type="spellStart"/>
+      <w:proofErr w:type="gramStart"/>
+      <w:r>
+        <w:rPr>
+          <w:rFonts w:ascii="Times New Roman" w:eastAsiaTheme="minorEastAsia" w:hAnsi="Times New Roman" w:cs="Times New Roman"/>
+          <w:i/>
+          <w:iCs/>
+          <w:sz w:val="28"/>
+          <w:szCs w:val="28"/>
+          <w:lang w:val="en-US"/>
+        </w:rPr>
+        <w:t>scipy</w:t>
+      </w:r>
+      <w:proofErr w:type="spellEnd"/>
+      <w:r>
+        <w:rPr>
+          <w:rFonts w:ascii="Times New Roman" w:eastAsiaTheme="minorEastAsia" w:hAnsi="Times New Roman" w:cs="Times New Roman"/>
+          <w:i/>
+          <w:iCs/>
+          <w:sz w:val="28"/>
+          <w:szCs w:val="28"/>
+        </w:rPr>
+        <w:t>.</w:t>
+      </w:r>
+      <w:r>
+        <w:rPr>
+          <w:rFonts w:ascii="Times New Roman" w:eastAsiaTheme="minorEastAsia" w:hAnsi="Times New Roman" w:cs="Times New Roman"/>
+          <w:i/>
+          <w:iCs/>
+          <w:sz w:val="28"/>
+          <w:szCs w:val="28"/>
+          <w:lang w:val="en-US"/>
+        </w:rPr>
+        <w:t>stats</w:t>
+      </w:r>
+      <w:proofErr w:type="gramEnd"/>
+      <w:r>
+        <w:rPr>
+          <w:rFonts w:ascii="Times New Roman" w:eastAsiaTheme="minorEastAsia" w:hAnsi="Times New Roman" w:cs="Times New Roman"/>
+          <w:i/>
+          <w:iCs/>
+          <w:sz w:val="28"/>
+          <w:szCs w:val="28"/>
+        </w:rPr>
+        <w:t xml:space="preserve"> </w:t>
+      </w:r>
+      <w:r>
+        <w:rPr>
+          <w:rFonts w:ascii="Times New Roman" w:eastAsiaTheme="minorEastAsia" w:hAnsi="Times New Roman" w:cs="Times New Roman"/>
+          <w:sz w:val="28"/>
+          <w:szCs w:val="28"/>
+        </w:rPr>
+        <w:t>для</w:t>
+      </w:r>
+      <w:r>
+        <w:rPr>
+          <w:rFonts w:ascii="Times New Roman" w:eastAsiaTheme="minorEastAsia" w:hAnsi="Times New Roman" w:cs="Times New Roman"/>
+          <w:sz w:val="28"/>
+          <w:szCs w:val="28"/>
+        </w:rPr>
+        <w:t xml:space="preserve"> вычисления значений кумулятивной функции стандартного нормального распределения</w:t>
       </w:r>
       <w:r>
         <w:rPr>
@@ -22117,14 +27299,14 @@
       <w:pPr>
         <w:pStyle w:val="1"/>
       </w:pPr>
-      <w:bookmarkStart w:id="13" w:name="_Toc58797340"/>
+      <w:bookmarkStart w:id="15" w:name="_Toc58806541"/>
       <w:r>
         <w:t xml:space="preserve">4 </w:t>
       </w:r>
       <w:r>
         <w:t>Выводы</w:t>
       </w:r>
-      <w:bookmarkEnd w:id="13"/>
+      <w:bookmarkEnd w:id="15"/>
     </w:p>
     <w:p>
       <w:pPr>
@@ -22142,9 +27324,8 @@
           <w:iCs/>
           <w:sz w:val="28"/>
           <w:szCs w:val="28"/>
-          <w:lang w:val="en-US"/>
-        </w:rPr>
-        <w:t>PCA</w:t>
+        </w:rPr>
+        <w:t xml:space="preserve">Исходя из графиков и таблиц, можно сделать вывод, что все схемы при определённых условиях имели теоретическую точность вычислений, </w:t>
       </w:r>
       <w:r>
         <w:rPr>
@@ -22154,7 +27335,7 @@
           <w:sz w:val="28"/>
           <w:szCs w:val="28"/>
         </w:rPr>
-        <w:t xml:space="preserve"> </w:t>
+        <w:t xml:space="preserve">но </w:t>
       </w:r>
       <w:r>
         <w:rPr>
@@ -22164,7 +27345,7 @@
           <w:sz w:val="28"/>
           <w:szCs w:val="28"/>
         </w:rPr>
-        <w:t xml:space="preserve">– </w:t>
+        <w:t xml:space="preserve">в некоторых случаях (ошибка компьютерных вычислений) незначительно </w:t>
       </w:r>
       <w:r>
         <w:rPr>
@@ -22174,7 +27355,7 @@
           <w:sz w:val="28"/>
           <w:szCs w:val="28"/>
         </w:rPr>
-        <w:t xml:space="preserve">это проверенный и эффективный метод снижения размерности данных, особенно в случае когда эти признаки в данных имеют заметную </w:t>
+        <w:t xml:space="preserve">от неё </w:t>
       </w:r>
       <w:r>
         <w:rPr>
@@ -22184,32 +27365,22 @@
           <w:sz w:val="28"/>
           <w:szCs w:val="28"/>
         </w:rPr>
-        <w:lastRenderedPageBreak/>
-        <w:t>линейную коррелированность</w:t>
-      </w:r>
-      <w:r>
-        <w:rPr>
-          <w:rFonts w:ascii="Times New Roman" w:eastAsiaTheme="minorEastAsia" w:hAnsi="Times New Roman" w:cs="Times New Roman"/>
-          <w:bCs/>
-          <w:iCs/>
-          <w:sz w:val="28"/>
-          <w:szCs w:val="28"/>
-        </w:rPr>
-        <w:t>. Чем сильнее линейная корреляция, тем меньше потеря информации.</w:t>
+        <w:t>отклонялись.</w:t>
       </w:r>
     </w:p>
     <w:p>
       <w:pPr>
         <w:pStyle w:val="1"/>
       </w:pPr>
-      <w:bookmarkStart w:id="14" w:name="_Toc58797341"/>
-      <w:r>
+      <w:bookmarkStart w:id="16" w:name="_Toc58806542"/>
+      <w:r>
+        <w:lastRenderedPageBreak/>
         <w:t>5</w:t>
       </w:r>
       <w:r>
         <w:t xml:space="preserve"> Литература</w:t>
       </w:r>
-      <w:bookmarkEnd w:id="14"/>
+      <w:bookmarkEnd w:id="16"/>
     </w:p>
     <w:p>
       <w:pPr>
@@ -22228,7 +27399,7 @@
         </w:rPr>
         <w:tab/>
       </w:r>
-      <w:hyperlink r:id="rId13" w:history="1">
+      <w:hyperlink r:id="rId17" w:history="1">
         <w:r>
           <w:rPr>
             <w:rStyle w:val="ae"/>
@@ -22238,6 +27409,7 @@
           </w:rPr>
           <w:t xml:space="preserve">Основы работы с </w:t>
         </w:r>
+        <w:proofErr w:type="spellStart"/>
         <w:r>
           <w:rPr>
             <w:rStyle w:val="ae"/>
@@ -22250,6 +27422,7 @@
           </w:rPr>
           <w:t>numpy</w:t>
         </w:r>
+        <w:proofErr w:type="spellEnd"/>
         <w:r>
           <w:rPr>
             <w:rStyle w:val="ae"/>
@@ -22392,7 +27565,7 @@
           <w:szCs w:val="28"/>
         </w:rPr>
       </w:pPr>
-      <w:hyperlink r:id="rId14" w:history="1">
+      <w:hyperlink r:id="rId18" w:history="1">
         <w:r>
           <w:rPr>
             <w:rStyle w:val="ae"/>
@@ -22408,14 +27581,14 @@
       <w:pPr>
         <w:pStyle w:val="1"/>
       </w:pPr>
-      <w:bookmarkStart w:id="15" w:name="_Toc58797342"/>
+      <w:bookmarkStart w:id="17" w:name="_Toc58806543"/>
       <w:r>
         <w:t>6</w:t>
       </w:r>
       <w:r>
         <w:t xml:space="preserve"> Приложения</w:t>
       </w:r>
-      <w:bookmarkEnd w:id="15"/>
+      <w:bookmarkEnd w:id="17"/>
     </w:p>
     <w:p>
       <w:r>
@@ -22426,7 +27599,7 @@
         </w:rPr>
         <w:tab/>
       </w:r>
-      <w:hyperlink r:id="rId15" w:history="1">
+      <w:hyperlink r:id="rId19" w:history="1">
         <w:r>
           <w:rPr>
             <w:rStyle w:val="ae"/>
@@ -22485,12 +27658,12 @@
       </w:hyperlink>
     </w:p>
     <w:sectPr>
-      <w:headerReference w:type="even" r:id="rId16"/>
-      <w:headerReference w:type="default" r:id="rId17"/>
-      <w:footerReference w:type="even" r:id="rId18"/>
-      <w:footerReference w:type="default" r:id="rId19"/>
-      <w:headerReference w:type="first" r:id="rId20"/>
-      <w:footerReference w:type="first" r:id="rId21"/>
+      <w:headerReference w:type="even" r:id="rId20"/>
+      <w:headerReference w:type="default" r:id="rId21"/>
+      <w:footerReference w:type="even" r:id="rId22"/>
+      <w:footerReference w:type="default" r:id="rId23"/>
+      <w:headerReference w:type="first" r:id="rId24"/>
+      <w:footerReference w:type="first" r:id="rId25"/>
       <w:pgSz w:w="11906" w:h="16838"/>
       <w:pgMar w:top="1134" w:right="850" w:bottom="1134" w:left="1701" w:header="708" w:footer="708" w:gutter="0"/>
       <w:cols w:space="708"/>
@@ -23428,6 +28601,119 @@
     </w:lvl>
   </w:abstractNum>
   <w:abstractNum w:abstractNumId="8" w15:restartNumberingAfterBreak="0">
+    <w:nsid w:val="35A07ADF"/>
+    <w:multiLevelType w:val="hybridMultilevel"/>
+    <w:tmpl w:val="358A40FA"/>
+    <w:lvl w:ilvl="0" w:tplc="04190001">
+      <w:start w:val="1"/>
+      <w:numFmt w:val="bullet"/>
+      <w:lvlText w:val=""/>
+      <w:lvlJc w:val="left"/>
+      <w:pPr>
+        <w:ind w:left="1428" w:hanging="360"/>
+      </w:pPr>
+      <w:rPr>
+        <w:rFonts w:ascii="Symbol" w:hAnsi="Symbol" w:hint="default"/>
+      </w:rPr>
+    </w:lvl>
+    <w:lvl w:ilvl="1" w:tplc="04190003" w:tentative="1">
+      <w:start w:val="1"/>
+      <w:numFmt w:val="bullet"/>
+      <w:lvlText w:val="o"/>
+      <w:lvlJc w:val="left"/>
+      <w:pPr>
+        <w:ind w:left="2148" w:hanging="360"/>
+      </w:pPr>
+      <w:rPr>
+        <w:rFonts w:ascii="Courier New" w:hAnsi="Courier New" w:cs="Courier New" w:hint="default"/>
+      </w:rPr>
+    </w:lvl>
+    <w:lvl w:ilvl="2" w:tplc="04190005" w:tentative="1">
+      <w:start w:val="1"/>
+      <w:numFmt w:val="bullet"/>
+      <w:lvlText w:val=""/>
+      <w:lvlJc w:val="left"/>
+      <w:pPr>
+        <w:ind w:left="2868" w:hanging="360"/>
+      </w:pPr>
+      <w:rPr>
+        <w:rFonts w:ascii="Wingdings" w:hAnsi="Wingdings" w:hint="default"/>
+      </w:rPr>
+    </w:lvl>
+    <w:lvl w:ilvl="3" w:tplc="04190001" w:tentative="1">
+      <w:start w:val="1"/>
+      <w:numFmt w:val="bullet"/>
+      <w:lvlText w:val=""/>
+      <w:lvlJc w:val="left"/>
+      <w:pPr>
+        <w:ind w:left="3588" w:hanging="360"/>
+      </w:pPr>
+      <w:rPr>
+        <w:rFonts w:ascii="Symbol" w:hAnsi="Symbol" w:hint="default"/>
+      </w:rPr>
+    </w:lvl>
+    <w:lvl w:ilvl="4" w:tplc="04190003" w:tentative="1">
+      <w:start w:val="1"/>
+      <w:numFmt w:val="bullet"/>
+      <w:lvlText w:val="o"/>
+      <w:lvlJc w:val="left"/>
+      <w:pPr>
+        <w:ind w:left="4308" w:hanging="360"/>
+      </w:pPr>
+      <w:rPr>
+        <w:rFonts w:ascii="Courier New" w:hAnsi="Courier New" w:cs="Courier New" w:hint="default"/>
+      </w:rPr>
+    </w:lvl>
+    <w:lvl w:ilvl="5" w:tplc="04190005" w:tentative="1">
+      <w:start w:val="1"/>
+      <w:numFmt w:val="bullet"/>
+      <w:lvlText w:val=""/>
+      <w:lvlJc w:val="left"/>
+      <w:pPr>
+        <w:ind w:left="5028" w:hanging="360"/>
+      </w:pPr>
+      <w:rPr>
+        <w:rFonts w:ascii="Wingdings" w:hAnsi="Wingdings" w:hint="default"/>
+      </w:rPr>
+    </w:lvl>
+    <w:lvl w:ilvl="6" w:tplc="04190001" w:tentative="1">
+      <w:start w:val="1"/>
+      <w:numFmt w:val="bullet"/>
+      <w:lvlText w:val=""/>
+      <w:lvlJc w:val="left"/>
+      <w:pPr>
+        <w:ind w:left="5748" w:hanging="360"/>
+      </w:pPr>
+      <w:rPr>
+        <w:rFonts w:ascii="Symbol" w:hAnsi="Symbol" w:hint="default"/>
+      </w:rPr>
+    </w:lvl>
+    <w:lvl w:ilvl="7" w:tplc="04190003" w:tentative="1">
+      <w:start w:val="1"/>
+      <w:numFmt w:val="bullet"/>
+      <w:lvlText w:val="o"/>
+      <w:lvlJc w:val="left"/>
+      <w:pPr>
+        <w:ind w:left="6468" w:hanging="360"/>
+      </w:pPr>
+      <w:rPr>
+        <w:rFonts w:ascii="Courier New" w:hAnsi="Courier New" w:cs="Courier New" w:hint="default"/>
+      </w:rPr>
+    </w:lvl>
+    <w:lvl w:ilvl="8" w:tplc="04190005" w:tentative="1">
+      <w:start w:val="1"/>
+      <w:numFmt w:val="bullet"/>
+      <w:lvlText w:val=""/>
+      <w:lvlJc w:val="left"/>
+      <w:pPr>
+        <w:ind w:left="7188" w:hanging="360"/>
+      </w:pPr>
+      <w:rPr>
+        <w:rFonts w:ascii="Wingdings" w:hAnsi="Wingdings" w:hint="default"/>
+      </w:rPr>
+    </w:lvl>
+  </w:abstractNum>
+  <w:abstractNum w:abstractNumId="9" w15:restartNumberingAfterBreak="0">
     <w:nsid w:val="3F6C4A4C"/>
     <w:multiLevelType w:val="hybridMultilevel"/>
     <w:tmpl w:val="C0F62A24"/>
@@ -23518,7 +28804,7 @@
       </w:pPr>
     </w:lvl>
   </w:abstractNum>
-  <w:abstractNum w:abstractNumId="9" w15:restartNumberingAfterBreak="0">
+  <w:abstractNum w:abstractNumId="10" w15:restartNumberingAfterBreak="0">
     <w:nsid w:val="406F26EB"/>
     <w:multiLevelType w:val="hybridMultilevel"/>
     <w:tmpl w:val="ECF29A62"/>
@@ -23607,7 +28893,7 @@
       </w:pPr>
     </w:lvl>
   </w:abstractNum>
-  <w:abstractNum w:abstractNumId="10" w15:restartNumberingAfterBreak="0">
+  <w:abstractNum w:abstractNumId="11" w15:restartNumberingAfterBreak="0">
     <w:nsid w:val="40F257B6"/>
     <w:multiLevelType w:val="hybridMultilevel"/>
     <w:tmpl w:val="3DB0F06C"/>
@@ -23720,7 +29006,7 @@
       </w:rPr>
     </w:lvl>
   </w:abstractNum>
-  <w:abstractNum w:abstractNumId="11" w15:restartNumberingAfterBreak="0">
+  <w:abstractNum w:abstractNumId="12" w15:restartNumberingAfterBreak="0">
     <w:nsid w:val="445817FC"/>
     <w:multiLevelType w:val="hybridMultilevel"/>
     <w:tmpl w:val="D94E3C14"/>
@@ -23833,7 +29119,7 @@
       </w:rPr>
     </w:lvl>
   </w:abstractNum>
-  <w:abstractNum w:abstractNumId="12" w15:restartNumberingAfterBreak="0">
+  <w:abstractNum w:abstractNumId="13" w15:restartNumberingAfterBreak="0">
     <w:nsid w:val="4E3F0EEC"/>
     <w:multiLevelType w:val="hybridMultilevel"/>
     <w:tmpl w:val="7CB6CDF4"/>
@@ -23923,7 +29209,7 @@
       </w:pPr>
     </w:lvl>
   </w:abstractNum>
-  <w:abstractNum w:abstractNumId="13" w15:restartNumberingAfterBreak="0">
+  <w:abstractNum w:abstractNumId="14" w15:restartNumberingAfterBreak="0">
     <w:nsid w:val="5115541E"/>
     <w:multiLevelType w:val="hybridMultilevel"/>
     <w:tmpl w:val="C3C04F76"/>
@@ -24014,7 +29300,7 @@
       </w:pPr>
     </w:lvl>
   </w:abstractNum>
-  <w:abstractNum w:abstractNumId="14" w15:restartNumberingAfterBreak="0">
+  <w:abstractNum w:abstractNumId="15" w15:restartNumberingAfterBreak="0">
     <w:nsid w:val="5B1F082F"/>
     <w:multiLevelType w:val="hybridMultilevel"/>
     <w:tmpl w:val="47248E46"/>
@@ -24100,7 +29386,7 @@
       </w:pPr>
     </w:lvl>
   </w:abstractNum>
-  <w:abstractNum w:abstractNumId="15" w15:restartNumberingAfterBreak="0">
+  <w:abstractNum w:abstractNumId="16" w15:restartNumberingAfterBreak="0">
     <w:nsid w:val="5D2E061E"/>
     <w:multiLevelType w:val="multilevel"/>
     <w:tmpl w:val="AA6A1896"/>
@@ -24213,7 +29499,7 @@
       </w:rPr>
     </w:lvl>
   </w:abstractNum>
-  <w:abstractNum w:abstractNumId="16" w15:restartNumberingAfterBreak="0">
+  <w:abstractNum w:abstractNumId="17" w15:restartNumberingAfterBreak="0">
     <w:nsid w:val="62D306E6"/>
     <w:multiLevelType w:val="hybridMultilevel"/>
     <w:tmpl w:val="6284B66E"/>
@@ -24303,7 +29589,7 @@
       </w:pPr>
     </w:lvl>
   </w:abstractNum>
-  <w:abstractNum w:abstractNumId="17" w15:restartNumberingAfterBreak="0">
+  <w:abstractNum w:abstractNumId="18" w15:restartNumberingAfterBreak="0">
     <w:nsid w:val="640434F2"/>
     <w:multiLevelType w:val="hybridMultilevel"/>
     <w:tmpl w:val="7DB0363C"/>
@@ -24417,7 +29703,7 @@
       </w:rPr>
     </w:lvl>
   </w:abstractNum>
-  <w:abstractNum w:abstractNumId="18" w15:restartNumberingAfterBreak="0">
+  <w:abstractNum w:abstractNumId="19" w15:restartNumberingAfterBreak="0">
     <w:nsid w:val="644F7FAC"/>
     <w:multiLevelType w:val="hybridMultilevel"/>
     <w:tmpl w:val="F6E07154"/>
@@ -24508,7 +29794,7 @@
       </w:pPr>
     </w:lvl>
   </w:abstractNum>
-  <w:abstractNum w:abstractNumId="19" w15:restartNumberingAfterBreak="0">
+  <w:abstractNum w:abstractNumId="20" w15:restartNumberingAfterBreak="0">
     <w:nsid w:val="657C0FCA"/>
     <w:multiLevelType w:val="hybridMultilevel"/>
     <w:tmpl w:val="65DAB8A2"/>
@@ -24598,7 +29884,7 @@
       </w:pPr>
     </w:lvl>
   </w:abstractNum>
-  <w:abstractNum w:abstractNumId="20" w15:restartNumberingAfterBreak="0">
+  <w:abstractNum w:abstractNumId="21" w15:restartNumberingAfterBreak="0">
     <w:nsid w:val="676C7402"/>
     <w:multiLevelType w:val="hybridMultilevel"/>
     <w:tmpl w:val="688667E6"/>
@@ -24684,7 +29970,7 @@
       </w:pPr>
     </w:lvl>
   </w:abstractNum>
-  <w:abstractNum w:abstractNumId="21" w15:restartNumberingAfterBreak="0">
+  <w:abstractNum w:abstractNumId="22" w15:restartNumberingAfterBreak="0">
     <w:nsid w:val="6F252586"/>
     <w:multiLevelType w:val="hybridMultilevel"/>
     <w:tmpl w:val="91E0C832"/>
@@ -24775,7 +30061,7 @@
       </w:pPr>
     </w:lvl>
   </w:abstractNum>
-  <w:abstractNum w:abstractNumId="22" w15:restartNumberingAfterBreak="0">
+  <w:abstractNum w:abstractNumId="23" w15:restartNumberingAfterBreak="0">
     <w:nsid w:val="70970EE2"/>
     <w:multiLevelType w:val="hybridMultilevel"/>
     <w:tmpl w:val="F55A48CC"/>
@@ -24864,7 +30150,7 @@
       </w:pPr>
     </w:lvl>
   </w:abstractNum>
-  <w:abstractNum w:abstractNumId="23" w15:restartNumberingAfterBreak="0">
+  <w:abstractNum w:abstractNumId="24" w15:restartNumberingAfterBreak="0">
     <w:nsid w:val="78617EA1"/>
     <w:multiLevelType w:val="multilevel"/>
     <w:tmpl w:val="139C89AC"/>
@@ -24985,7 +30271,7 @@
       </w:rPr>
     </w:lvl>
   </w:abstractNum>
-  <w:abstractNum w:abstractNumId="24" w15:restartNumberingAfterBreak="0">
+  <w:abstractNum w:abstractNumId="25" w15:restartNumberingAfterBreak="0">
     <w:nsid w:val="7C940B75"/>
     <w:multiLevelType w:val="hybridMultilevel"/>
     <w:tmpl w:val="82D46B52"/>
@@ -25083,52 +30369,52 @@
     <w:abstractNumId w:val="0"/>
   </w:num>
   <w:num w:numId="3">
-    <w:abstractNumId w:val="20"/>
+    <w:abstractNumId w:val="21"/>
   </w:num>
   <w:num w:numId="4">
-    <w:abstractNumId w:val="22"/>
+    <w:abstractNumId w:val="23"/>
   </w:num>
   <w:num w:numId="5">
     <w:abstractNumId w:val="7"/>
   </w:num>
   <w:num w:numId="6">
-    <w:abstractNumId w:val="13"/>
+    <w:abstractNumId w:val="14"/>
   </w:num>
   <w:num w:numId="7">
-    <w:abstractNumId w:val="21"/>
+    <w:abstractNumId w:val="22"/>
   </w:num>
   <w:num w:numId="8">
-    <w:abstractNumId w:val="9"/>
+    <w:abstractNumId w:val="10"/>
   </w:num>
   <w:num w:numId="9">
     <w:abstractNumId w:val="6"/>
   </w:num>
   <w:num w:numId="10">
-    <w:abstractNumId w:val="18"/>
+    <w:abstractNumId w:val="19"/>
   </w:num>
   <w:num w:numId="11">
+    <w:abstractNumId w:val="25"/>
+  </w:num>
+  <w:num w:numId="12">
+    <w:abstractNumId w:val="9"/>
+  </w:num>
+  <w:num w:numId="13">
     <w:abstractNumId w:val="24"/>
   </w:num>
-  <w:num w:numId="12">
-    <w:abstractNumId w:val="8"/>
-  </w:num>
-  <w:num w:numId="13">
-    <w:abstractNumId w:val="23"/>
-  </w:num>
   <w:num w:numId="14">
-    <w:abstractNumId w:val="14"/>
+    <w:abstractNumId w:val="15"/>
   </w:num>
   <w:num w:numId="15">
     <w:abstractNumId w:val="3"/>
   </w:num>
   <w:num w:numId="16">
-    <w:abstractNumId w:val="12"/>
+    <w:abstractNumId w:val="13"/>
   </w:num>
   <w:num w:numId="17">
-    <w:abstractNumId w:val="16"/>
+    <w:abstractNumId w:val="17"/>
   </w:num>
   <w:num w:numId="18">
-    <w:abstractNumId w:val="19"/>
+    <w:abstractNumId w:val="20"/>
   </w:num>
   <w:num w:numId="19">
     <w:abstractNumId w:val="5"/>
@@ -25137,19 +30423,22 @@
     <w:abstractNumId w:val="1"/>
   </w:num>
   <w:num w:numId="21">
-    <w:abstractNumId w:val="17"/>
+    <w:abstractNumId w:val="18"/>
   </w:num>
   <w:num w:numId="22">
-    <w:abstractNumId w:val="15"/>
+    <w:abstractNumId w:val="16"/>
   </w:num>
   <w:num w:numId="23">
-    <w:abstractNumId w:val="11"/>
+    <w:abstractNumId w:val="12"/>
   </w:num>
   <w:num w:numId="24">
-    <w:abstractNumId w:val="10"/>
+    <w:abstractNumId w:val="11"/>
   </w:num>
   <w:num w:numId="25">
     <w:abstractNumId w:val="4"/>
+  </w:num>
+  <w:num w:numId="26">
+    <w:abstractNumId w:val="8"/>
   </w:num>
 </w:numbering>
 </file>
